--- a/plantillas_maestras/02_seguro_vida/anulacion_indebida/2_ddos_banco_y_aseguradora/varon/TPL_2263_2026_SEGURO_VIDA_ANULACION_INDEBIDA_BANCO_VARON_R2.docx
+++ b/plantillas_maestras/02_seguro_vida/anulacion_indebida/2_ddos_banco_y_aseguradora/varon/TPL_2263_2026_SEGURO_VIDA_ANULACION_INDEBIDA_BANCO_VARON_R2.docx
@@ -338,7 +338,7 @@
           <w:lang w:eastAsia="es-PE"/>
           <w14:ligatures w14:val="none"/>
         </w:rPr>
-        <w:t xml:space="preserve">   </w:t>
+        <w:t xml:space="preserve"> </w:t>
       </w:r>
       <w:r>
         <w:rPr>
@@ -722,7 +722,7 @@
           <w:rFonts w:ascii="Arial Narrow" w:eastAsia="Arial Narrow" w:hAnsi="Arial Narrow"/>
           <w:color w:val="000000"/>
         </w:rPr>
-        <w:t xml:space="preserve"> el Seguro de Protección – Póliza 10 documentado en la Propuesta 20001979 (en adelante, Seguro de Protección), sin la aplicación de la promoción del primer mes sin costo.  </w:t>
+        <w:t xml:space="preserve"> el Seguro de Protección – Póliza 10 documentado en la Propuesta 20001979 (en adelante, Seguro de Protección), sin la aplicación de la promoción del primer mes sin costo. </w:t>
       </w:r>
     </w:p>
     <w:p>
@@ -767,7 +767,7 @@
           <w:rFonts w:ascii="Arial Narrow" w:eastAsia="Arial Narrow" w:hAnsi="Arial Narrow"/>
           <w:color w:val="000000"/>
         </w:rPr>
-        <w:t xml:space="preserve">El 14 de febrero de 2025, presentó el Reclamo PE-RE-0538585 advirtiendo la falta de emisión del contrato y el cobro de la primera cuota.  El 24 de febrero de 2025, le facturaron la prima por la suma de S/ 380,00.  </w:t>
+        <w:t xml:space="preserve">El 14 de febrero de 2025, presentó el Reclamo PE-RE-0538585 advirtiendo la falta de emisión del contrato y el cobro de la primera cuota. El 24 de febrero de 2025, le facturaron la prima por la suma de S/ 380,00. </w:t>
       </w:r>
     </w:p>
     <w:p>
@@ -812,7 +812,7 @@
           <w:rFonts w:ascii="Arial Narrow" w:eastAsia="Arial Narrow" w:hAnsi="Arial Narrow"/>
           <w:color w:val="000000"/>
         </w:rPr>
-        <w:t xml:space="preserve">El 28 de febrero de 2025, Corredores de Seguros Falabella y Falabella Servicios Generales admitieron mediante comunicación que el Seguro de Protección no fue emitido por un problema de sistema, comprometiéndose a regularizar la emisión en un plazo de diez días hábiles y afirmando que brindarían cobertura, regularización que no fue ejecutada en dicho plazo.  </w:t>
+        <w:t xml:space="preserve">El 28 de febrero de 2025, Corredores de Seguros Falabella y Falabella Servicios Generales admitieron mediante comunicación que el Seguro de Protección no fue emitido por un problema de sistema, comprometiéndose a regularizar la emisión en un plazo de diez días hábiles y afirmando que brindarían cobertura, regularización que no fue ejecutada en dicho plazo. </w:t>
       </w:r>
     </w:p>
     <w:p>
@@ -857,7 +857,7 @@
           <w:rFonts w:ascii="Arial Narrow" w:eastAsia="Arial Narrow" w:hAnsi="Arial Narrow"/>
           <w:color w:val="000000"/>
         </w:rPr>
-        <w:t xml:space="preserve">El 13 de marzo de 2025, verificó a través de los estados de cuenta que Corredores de Seguros Falabella y Falabella Servicios Generales no aplicaron el beneficio promocional.  </w:t>
+        <w:t xml:space="preserve">El 13 de marzo de 2025, verificó a través de los estados de cuenta que Corredores de Seguros Falabella y Falabella Servicios Generales no aplicaron el beneficio promocional. </w:t>
       </w:r>
     </w:p>
     <w:p>
@@ -902,7 +902,7 @@
           <w:rFonts w:ascii="Arial Narrow" w:eastAsia="Arial Narrow" w:hAnsi="Arial Narrow"/>
           <w:color w:val="000000"/>
         </w:rPr>
-        <w:t xml:space="preserve">El 28 de marzo de 2025, Corredores de Seguros Falabella y Falabella Servicios Generales comunicaron haber aplicado el beneficio en la segunda cuota.  </w:t>
+        <w:t xml:space="preserve">El 28 de marzo de 2025, Corredores de Seguros Falabella y Falabella Servicios Generales comunicaron haber aplicado el beneficio en la segunda cuota. </w:t>
       </w:r>
     </w:p>
     <w:p>
@@ -947,14 +947,14 @@
           <w:rFonts w:ascii="Arial Narrow" w:eastAsia="Arial Narrow" w:hAnsi="Arial Narrow"/>
           <w:color w:val="000000"/>
         </w:rPr>
-        <w:t xml:space="preserve">El 9 de abril de 2025, le cargaron la suma de S/ 380,00 por concepto de prima.  </w:t>
-      </w:r>
-      <w:r>
-        <w:rPr>
-          <w:rFonts w:ascii="Arial Narrow" w:eastAsia="Arial Narrow" w:hAnsi="Arial Narrow"/>
-          <w:color w:val="000000"/>
-        </w:rPr>
-        <w:t xml:space="preserve">El 11 de abril de 2025, le efectuaron un cargo duplicado por la suma de S/ 380,00 en su tarjeta de crédito.  </w:t>
+        <w:t xml:space="preserve">El 9 de abril de 2025, le cargaron la suma de S/ 380,00 por concepto de prima. </w:t>
+      </w:r>
+      <w:r>
+        <w:rPr>
+          <w:rFonts w:ascii="Arial Narrow" w:eastAsia="Arial Narrow" w:hAnsi="Arial Narrow"/>
+          <w:color w:val="000000"/>
+        </w:rPr>
+        <w:t xml:space="preserve">El 11 de abril de 2025, le efectuaron un cargo duplicado por la suma de S/ 380,00 en su tarjeta de crédito. </w:t>
       </w:r>
     </w:p>
     <w:p>
@@ -985,7 +985,7 @@
           <w:color w:val="000000"/>
         </w:rPr>
         <w:lastRenderedPageBreak/>
-        <w:t xml:space="preserve">El 6 de mayo de 2025, Corredores de Seguros Falabella y Falabella Servicios Generales declararon aprobado el Reclamo PE-RE-0573427, señalando que el beneficio se encontraba aplicado, sin regularizar los cargos duplicados realizados en el mes anterior.  </w:t>
+        <w:t xml:space="preserve">El 6 de mayo de 2025, Corredores de Seguros Falabella y Falabella Servicios Generales declararon aprobado el Reclamo PE-RE-0573427, señalando que el beneficio se encontraba aplicado, sin regularizar los cargos duplicados realizados en el mes anterior. </w:t>
       </w:r>
     </w:p>
     <w:p>
@@ -1030,7 +1030,7 @@
           <w:rFonts w:ascii="Arial Narrow" w:eastAsia="Arial Narrow" w:hAnsi="Arial Narrow"/>
           <w:color w:val="000000"/>
         </w:rPr>
-        <w:t xml:space="preserve">El 16 de mayo de 2025, presentó el Reclamo PE-RE-0591635 requiriendo la devolución del cobro duplicado.  </w:t>
+        <w:t xml:space="preserve">El 16 de mayo de 2025, presentó el Reclamo PE-RE-0591635 requiriendo la devolución del cobro duplicado. </w:t>
       </w:r>
     </w:p>
     <w:p>
@@ -1120,7 +1120,7 @@
           <w:rFonts w:ascii="Arial Narrow" w:eastAsia="Arial Narrow" w:hAnsi="Arial Narrow"/>
           <w:color w:val="000000"/>
         </w:rPr>
-        <w:t xml:space="preserve">El 24 de junio de 2025, interpuso el Reclamo PE-RE-0613469 solicitando el abono prometido.  </w:t>
+        <w:t xml:space="preserve">El 24 de junio de 2025, interpuso el Reclamo PE-RE-0613469 solicitando el abono prometido. </w:t>
       </w:r>
     </w:p>
     <w:p>
@@ -1165,7 +1165,7 @@
           <w:rFonts w:ascii="Arial Narrow" w:eastAsia="Arial Narrow" w:hAnsi="Arial Narrow"/>
           <w:color w:val="000000"/>
         </w:rPr>
-        <w:t xml:space="preserve">El 8 de julio de 2025, Corredores de Seguros Falabella y Falabella Servicios Generales emitieron respuesta reprogramando el plazo de devolución a quince días útiles adicionales, extensión que no fue ejecutada.  </w:t>
+        <w:t xml:space="preserve">El 8 de julio de 2025, Corredores de Seguros Falabella y Falabella Servicios Generales emitieron respuesta reprogramando el plazo de devolución a quince días útiles adicionales, extensión que no fue ejecutada. </w:t>
       </w:r>
     </w:p>
     <w:p>
@@ -1210,7 +1210,7 @@
           <w:rFonts w:ascii="Arial Narrow" w:eastAsia="Arial Narrow" w:hAnsi="Arial Narrow"/>
           <w:color w:val="000000"/>
         </w:rPr>
-        <w:t xml:space="preserve">El 23 de julio de 2025, Corredores de Seguros Falabella y Falabella Servicios Generales comunicaron la anulación unilateral del Seguro de Protección argumentando un error en los datos, luego de haber cobrado primas mensuales ininterrumpidas.  </w:t>
+        <w:t xml:space="preserve">El 23 de julio de 2025, Corredores de Seguros Falabella y Falabella Servicios Generales comunicaron la anulación unilateral del Seguro de Protección argumentando un error en los datos, luego de haber cobrado primas mensuales ininterrumpidas. </w:t>
       </w:r>
     </w:p>
     <w:p>
@@ -1255,7 +1255,7 @@
           <w:rFonts w:ascii="Arial Narrow" w:eastAsia="Arial Narrow" w:hAnsi="Arial Narrow"/>
           <w:color w:val="000000"/>
         </w:rPr>
-        <w:t xml:space="preserve">El 25 de julio de 2025, presentó la Solicitud PE-SO-0632099 solicitando la reactivación del Seguro de Protección.  </w:t>
+        <w:t xml:space="preserve">El 25 de julio de 2025, presentó la Solicitud PE-SO-0632099 solicitando la reactivación del Seguro de Protección. </w:t>
       </w:r>
     </w:p>
     <w:p>
@@ -1300,7 +1300,7 @@
           <w:rFonts w:ascii="Arial Narrow" w:eastAsia="Arial Narrow" w:hAnsi="Arial Narrow"/>
           <w:color w:val="000000"/>
         </w:rPr>
-        <w:t xml:space="preserve">El 13 de agosto de 2025, Pacífico, mediante la Solicitud SS-0031279774, le indicó que debía coordinar con el canal de ventas; en tanto que Corredores de Seguros Falabella y Falabella Servicios Generales declararon no procedente el pedido sustentándose en un rechazo de Pacífico y consignando en su comunicación la fecha del 25 de julio de 2024.  </w:t>
+        <w:t xml:space="preserve">El 13 de agosto de 2025, Pacífico, mediante la Solicitud SS-0031279774, le indicó que debía coordinar con el canal de ventas; en tanto que Corredores de Seguros Falabella y Falabella Servicios Generales declararon no procedente el pedido sustentándose en un rechazo de Pacífico y consignando en su comunicación la fecha del 25 de julio de 2024. </w:t>
       </w:r>
     </w:p>
     <w:p>
@@ -1345,7 +1345,7 @@
           <w:rFonts w:ascii="Arial Narrow" w:eastAsia="Arial Narrow" w:hAnsi="Arial Narrow"/>
           <w:color w:val="000000"/>
         </w:rPr>
-        <w:t xml:space="preserve">El 7 de septiembre de 2025, le reembolsaron la suma de S/ 380,00, monto que aplicaron como saldo a favor en su tarjeta de crédito.  Con anterioridad al 15 de diciembre de 2025, Pacífico descontinuó el plan comercial.  </w:t>
+        <w:t xml:space="preserve">El 7 de septiembre de 2025, le reembolsaron la suma de S/ 380,00, monto que aplicaron como saldo a favor en su tarjeta de crédito. Con anterioridad al 15 de diciembre de 2025, Pacífico descontinuó el plan comercial. </w:t>
       </w:r>
     </w:p>
     <w:p>
@@ -1390,7 +1390,7 @@
           <w:rFonts w:ascii="Arial Narrow" w:eastAsia="Arial Narrow" w:hAnsi="Arial Narrow"/>
           <w:color w:val="000000"/>
         </w:rPr>
-        <w:t xml:space="preserve">El 15 de diciembre de 2025, le reembolsaron la suma de S/ 2 280,00, aplicándolo como saldo a favor en su tarjeta de crédito, sin incluir el pago de intereses correspondientes a los cobros del año 2025.  </w:t>
+        <w:t xml:space="preserve">El 15 de diciembre de 2025, le reembolsaron la suma de S/ 2 280,00, aplicándolo como saldo a favor en su tarjeta de crédito, sin incluir el pago de intereses correspondientes a los cobros del año 2025. </w:t>
       </w:r>
     </w:p>
     <w:p>
@@ -1470,7 +1470,7 @@
           <w:rFonts w:ascii="Arial Narrow" w:eastAsia="Arial Narrow" w:hAnsi="Arial Narrow"/>
           <w:color w:val="000000"/>
         </w:rPr>
-        <w:t xml:space="preserve">WhatsApp con una asesora comercial, informando sobre el historial operativo y recibiendo confirmación de afiliación con vigencia desde ese día.  </w:t>
+        <w:t xml:space="preserve">WhatsApp con una asesora comercial, informando sobre el historial operativo y recibiendo confirmación de afiliación con vigencia desde ese día. </w:t>
       </w:r>
     </w:p>
     <w:p>
@@ -1566,7 +1566,7 @@
           <w:color w:val="000000"/>
         </w:rPr>
         <w:lastRenderedPageBreak/>
-        <w:t xml:space="preserve">que la información de la aplicación era referencial y registraron el Reclamo PE-RE-0719838 omitiendo los argumentos centrales.  </w:t>
+        <w:t xml:space="preserve">que la información de la aplicación era referencial y registraron el Reclamo PE-RE-0719838 omitiendo los argumentos centrales. </w:t>
       </w:r>
     </w:p>
     <w:p>
@@ -1611,7 +1611,7 @@
           <w:rFonts w:ascii="Arial Narrow" w:eastAsia="Arial Narrow" w:hAnsi="Arial Narrow"/>
           <w:color w:val="000000"/>
         </w:rPr>
-        <w:t xml:space="preserve">El 7 de enero de 2026, Pacífico, mediante la Solicitud SS-0036992517, le notificó que el caso sería revisado dentro del Reclamo C-00011/2026, sin emitir dictamen técnico posterior.  El 15 de enero de 2026, venció el plazo para el cumplimiento de los incentivos comerciales ofrecidos en la venta. </w:t>
+        <w:t xml:space="preserve">El 7 de enero de 2026, Pacífico, mediante la Solicitud SS-0036992517, le notificó que el caso sería revisado dentro del Reclamo C-00011/2026, sin emitir dictamen técnico posterior. El 15 de enero de 2026, venció el plazo para el cumplimiento de los incentivos comerciales ofrecidos en la venta. </w:t>
       </w:r>
     </w:p>
     <w:p>
@@ -1656,7 +1656,7 @@
           <w:rFonts w:ascii="Arial Narrow" w:eastAsia="Arial Narrow" w:hAnsi="Arial Narrow"/>
           <w:color w:val="000000"/>
         </w:rPr>
-        <w:t xml:space="preserve">El 20 de enero de 2026, Corredores de Seguros Falabella y Falabella Servicios Generales emitieron la resolución del Reclamo PE-RE-0719838 afirmando que el Segundo Seguro de Protección se encontraba vigente y al día en los cobros.  El 25 de enero de 2026, fue víctima de un robo y bloqueó la tarjeta de crédito asociada.  </w:t>
+        <w:t xml:space="preserve">El 20 de enero de 2026, Corredores de Seguros Falabella y Falabella Servicios Generales emitieron la resolución del Reclamo PE-RE-0719838 afirmando que el Segundo Seguro de Protección se encontraba vigente y al día en los cobros. El 25 de enero de 2026, fue víctima de un robo y bloqueó la tarjeta de crédito asociada. </w:t>
       </w:r>
     </w:p>
     <w:p>
@@ -1701,7 +1701,7 @@
           <w:rFonts w:ascii="Arial Narrow" w:eastAsia="Arial Narrow" w:hAnsi="Arial Narrow"/>
           <w:color w:val="000000"/>
         </w:rPr>
-        <w:t xml:space="preserve">El 3 de febrero de 2026, solicitó el cambio de plástico de la tarjeta mediante la Solicitud PE-SO-0737024.  </w:t>
+        <w:t xml:space="preserve">El 3 de febrero de 2026, solicitó el cambio de plástico de la tarjeta mediante la Solicitud PE-SO-0737024. </w:t>
       </w:r>
       <w:r>
         <w:rPr>
@@ -1753,7 +1753,7 @@
           <w:rFonts w:ascii="Arial Narrow" w:eastAsia="Arial Narrow" w:hAnsi="Arial Narrow"/>
           <w:color w:val="000000"/>
         </w:rPr>
-        <w:t xml:space="preserve">El 20 de marzo de 2026, recibió una notificación de Corredores de Seguros Falabella y Falabella Servicios Generales adjuntando la Solicitud de Anulación 35445, registrando como motivo que el cliente no deseaba continuar y una revocación unilateral por parte del asegurado, gestión que no solicitó ni autorizó.  </w:t>
+        <w:t xml:space="preserve">El 20 de marzo de 2026, recibió una notificación de Corredores de Seguros Falabella y Falabella Servicios Generales adjuntando la Solicitud de Anulación 35445, registrando como motivo que el cliente no deseaba continuar y una revocación unilateral por parte del asegurado, gestión que no solicitó ni autorizó. </w:t>
       </w:r>
     </w:p>
     <w:p>
@@ -1796,7 +1796,7 @@
           <w:rFonts w:ascii="Arial Narrow" w:eastAsia="Arial Narrow" w:hAnsi="Arial Narrow"/>
           <w:color w:val="000000"/>
         </w:rPr>
-        <w:t xml:space="preserve">El 13 de abril de 2026, la subgerencia de Corredores de Seguros Falabella y Falabella Servicios Generales reconoció un incidente operativo e informó que el reembolso se realizaría en un plazo de veinticinco días hábiles.  </w:t>
+        <w:t xml:space="preserve">El 13 de abril de 2026, la subgerencia de Corredores de Seguros Falabella y Falabella Servicios Generales reconoció un incidente operativo e informó que el reembolso se realizaría en un plazo de veinticinco días hábiles. </w:t>
       </w:r>
     </w:p>
     <w:p>
@@ -1841,7 +1841,7 @@
           <w:rFonts w:ascii="Arial Narrow" w:eastAsia="Arial Narrow" w:hAnsi="Arial Narrow"/>
           <w:color w:val="000000"/>
         </w:rPr>
-        <w:t xml:space="preserve">El 27 de abril de 2026, ingresó el reclamo 000/PREVIEW/2026 en el portal de Pacífico, dejando constancia de las observaciones en la gestión y de la falta de atención al reclamo del mes de enero.  </w:t>
+        <w:t xml:space="preserve">El 27 de abril de 2026, ingresó el reclamo 000/PREVIEW/2026 en el portal de Pacífico, dejando constancia de las observaciones en la gestión y de la falta de atención al reclamo del mes de enero. </w:t>
       </w:r>
     </w:p>
     <w:p>
@@ -1884,7 +1884,7 @@
           <w:rFonts w:ascii="Arial Narrow" w:eastAsia="Arial Narrow" w:hAnsi="Arial Narrow"/>
           <w:color w:val="000000"/>
         </w:rPr>
-        <w:t xml:space="preserve">El 29 de abril de 2026, registró sus descargos vía telefónica, generando la Solicitud PE-SO-0788683; en dicha fecha se consignó la emisión de la resolución de Corredores de Seguros Falabella y Falabella Servicios Generales donde declaran actuar como gestores de banca seguros por encargo de Banco Falabella.  </w:t>
+        <w:t xml:space="preserve">El 29 de abril de 2026, registró sus descargos vía telefónica, generando la Solicitud PE-SO-0788683; en dicha fecha se consignó la emisión de la resolución de Corredores de Seguros Falabella y Falabella Servicios Generales donde declaran actuar como gestores de banca seguros por encargo de Banco Falabella. </w:t>
       </w:r>
     </w:p>
     <w:p>
@@ -1929,14 +1929,14 @@
           <w:rFonts w:ascii="Arial Narrow" w:eastAsia="Arial Narrow" w:hAnsi="Arial Narrow"/>
           <w:color w:val="000000"/>
         </w:rPr>
-        <w:t xml:space="preserve">El 12 de mayo de 2026, Pacífico emitió la Carta PPS-04211/2026 justificando la resolución del contrato por una afiliación a un plan descontinuado y ofreciendo una nueva contratación digital.  </w:t>
-      </w:r>
-      <w:r>
-        <w:rPr>
-          <w:rFonts w:ascii="Arial Narrow" w:eastAsia="Arial Narrow" w:hAnsi="Arial Narrow"/>
-          <w:color w:val="000000"/>
-        </w:rPr>
-        <w:t xml:space="preserve">El 14 de mayo de 2026, realizó seguimiento a la Solicitud PE-SO-0788683 vía WhatsApp y presentó un escrito rechazando la propuesta alternativa de veinte años, informando además la falta de acreditación del reembolso en el plazo ofrecido.  </w:t>
+        <w:t xml:space="preserve">El 12 de mayo de 2026, Pacífico emitió la Carta PPS-04211/2026 justificando la resolución del contrato por una afiliación a un plan descontinuado y ofreciendo una nueva contratación digital. </w:t>
+      </w:r>
+      <w:r>
+        <w:rPr>
+          <w:rFonts w:ascii="Arial Narrow" w:eastAsia="Arial Narrow" w:hAnsi="Arial Narrow"/>
+          <w:color w:val="000000"/>
+        </w:rPr>
+        <w:t xml:space="preserve">El 14 de mayo de 2026, realizó seguimiento a la Solicitud PE-SO-0788683 vía WhatsApp y presentó un escrito rechazando la propuesta alternativa de veinte años, informando además la falta de acreditación del reembolso en el plazo ofrecido. </w:t>
       </w:r>
     </w:p>
     <w:p>
@@ -2026,7 +2026,7 @@
           <w:rFonts w:ascii="Arial Narrow" w:eastAsia="Arial Narrow" w:hAnsi="Arial Narrow"/>
           <w:color w:val="000000"/>
         </w:rPr>
-        <w:t xml:space="preserve">El 18 de mayo de 2026, transcurrió el plazo de veinticinco días hábiles para el reembolso informado en el mes de abril, sin concretarse el abono de los fondos.  </w:t>
+        <w:t xml:space="preserve">El 18 de mayo de 2026, transcurrió el plazo de veinticinco días hábiles para el reembolso informado en el mes de abril, sin concretarse el abono de los fondos. </w:t>
       </w:r>
     </w:p>
     <w:p>
@@ -2071,7 +2071,7 @@
           <w:rFonts w:ascii="Arial Narrow" w:eastAsia="Arial Narrow" w:hAnsi="Arial Narrow"/>
           <w:color w:val="000000"/>
         </w:rPr>
-        <w:t xml:space="preserve">El 22 de mayo de 2026, amplió la denuncia bajo el Expediente 2026-0048888 ante la Superintendencia de Banca, Seguros y Administradoras Privadas de Fondos de Pensiones, derivado de las indicaciones de las resoluciones de Corredores de Seguros Falabella y Falabella Servicios Generales para acudir a dicha entidad.  </w:t>
+        <w:t xml:space="preserve">El 22 de mayo de 2026, amplió la denuncia bajo el Expediente 2026-0048888 ante la Superintendencia de Banca, Seguros y Administradoras Privadas de Fondos de Pensiones, derivado de las indicaciones de las resoluciones de Corredores de Seguros Falabella y Falabella Servicios Generales para acudir a dicha entidad. </w:t>
       </w:r>
     </w:p>
     <w:p>
@@ -2114,7 +2114,7 @@
           <w:rFonts w:ascii="Arial Narrow" w:eastAsia="Arial Narrow" w:hAnsi="Arial Narrow"/>
           <w:color w:val="000000"/>
         </w:rPr>
-        <w:t xml:space="preserve">El 1 de junio de 2026, Corredores de Seguros Falabella y Falabella Servicios Generales notificaron la respuesta a la Solicitud PE-SO-0788683, cerrando el requerimiento, negando la reactivación del contrato a quince años y derivando la gestión de los intereses a Banco Falabella.  </w:t>
+        <w:t xml:space="preserve">El 1 de junio de 2026, Corredores de Seguros Falabella y Falabella Servicios Generales notificaron la respuesta a la Solicitud PE-SO-0788683, cerrando el requerimiento, negando la reactivación del contrato a quince años y derivando la gestión de los intereses a Banco Falabella. </w:t>
       </w:r>
     </w:p>
     <w:p>
@@ -2159,7 +2159,7 @@
           <w:rFonts w:ascii="Arial Narrow" w:eastAsia="Arial Narrow" w:hAnsi="Arial Narrow"/>
           <w:color w:val="000000"/>
         </w:rPr>
-        <w:t xml:space="preserve">El 5 de junio de 2026, presentó un reclamo ante Banco Falabella solicitando una auditoría de su tarjeta de crédito y la liquidación de intereses.  </w:t>
+        <w:t xml:space="preserve">El 5 de junio de 2026, presentó un reclamo ante Banco Falabella solicitando una auditoría de su tarjeta de crédito y la liquidación de intereses. </w:t>
       </w:r>
       <w:r>
         <w:rPr>
@@ -2188,7 +2188,7 @@
           <w:rFonts w:ascii="Arial Narrow" w:eastAsia="Arial Narrow" w:hAnsi="Arial Narrow"/>
           <w:color w:val="000000"/>
         </w:rPr>
-        <w:t xml:space="preserve">  </w:t>
+        <w:t xml:space="preserve"> </w:t>
       </w:r>
     </w:p>
     <w:p>
@@ -2270,7 +2270,7 @@
           <w:rFonts w:ascii="Arial Narrow" w:eastAsia="Arial Narrow" w:hAnsi="Arial Narrow"/>
           <w:color w:val="000000"/>
         </w:rPr>
-        <w:t xml:space="preserve">El 25 de junio de 2026, Banco Falabella emitió la resolución del Caso 47544973260605 NP rechazando la solicitud, señalando la anulación de la propuesta desde el inicio de su vigencia, indicando que el cobro del seguro de desgravamen con una tasa de 3,29% se calculó sobre el promedio diario de saldos adeudados y sugiriendo acudir a la vía judicial para los reclamos de intereses.  </w:t>
+        <w:t xml:space="preserve">El 25 de junio de 2026, Banco Falabella emitió la resolución del Caso 47544973260605 NP rechazando la solicitud, señalando la anulación de la propuesta desde el inicio de su vigencia, indicando que el cobro del seguro de desgravamen con una tasa de 3,29% se calculó sobre el promedio diario de saldos adeudados y sugiriendo acudir a la vía judicial para los reclamos de intereses. </w:t>
       </w:r>
     </w:p>
     <w:p>
@@ -2648,7 +2648,7 @@
           <w:lang w:eastAsia="es-PE"/>
           <w14:ligatures w14:val="none"/>
         </w:rPr>
-        <w:t>Corredores de Seguros Falabella S.A.C. y Falabella Servicios Generales S.A.C. habrían realizado un cargo duplicado no autorizado por la suma de S/ 380,00 en la tarjeta de crédito 4078-76**-****-4550 el 11 de abril de 2025 por concepto de prima de la Póliza 10 del Seguro documentado en la Propuesta 20001979</w:t>
+        <w:t>Corredores de Seguros Falabella S.A.C. y Falabella Servicios Generales S.A.C. habrían realizado un cargo duplicado no autorizado por la suma de S/ 380,00 en la tarjeta de crédito 407xxxxxx550 el 11 de abril de 2025 por concepto de prima de la Póliza 10 del Seguro documentado en la Propuesta 20001979</w:t>
       </w:r>
       <w:r>
         <w:rPr>
@@ -2667,7 +2667,7 @@
           <w:lang w:eastAsia="es-PE"/>
           <w14:ligatures w14:val="none"/>
         </w:rPr>
-        <w:t xml:space="preserve">.  </w:t>
+        <w:t xml:space="preserve">. </w:t>
       </w:r>
     </w:p>
     <w:bookmarkEnd w:id="8"/>
@@ -2733,7 +2733,7 @@
           <w:lang w:eastAsia="es-PE"/>
           <w14:ligatures w14:val="none"/>
         </w:rPr>
-        <w:t>Corredores de Seguros Falabella S.A.C. y Falabella Servicios Generales S.A.C. habrían realizado una liquidación inadecuada al reembolsar el 15 de diciembre de 2025 la suma de S/ 2 280,00 a la tarjeta de crédito 4078-76**-****-4550, omitiendo incluir el pago de los intereses generados correspondientes a los cobros del año 2025</w:t>
+        <w:t>Corredores de Seguros Falabella S.A.C. y Falabella Servicios Generales S.A.C. habrían realizado una liquidación inadecuada al reembolsar el 15 de diciembre de 2025 la suma de S/ 2 280,00 a la tarjeta de crédito 407xxxxxx550, omitiendo incluir el pago de los intereses generados correspondientes a los cobros del año 2025</w:t>
       </w:r>
       <w:r>
         <w:rPr>
@@ -2806,7 +2806,7 @@
           <w:lang w:eastAsia="es-PE"/>
           <w14:ligatures w14:val="none"/>
         </w:rPr>
-        <w:t>Corredores de Seguros Falabella S.A.C. y Falabella Servicios Generales S.A.C. habrían procesado indebidamente la Solicitud de Anulación 35445 de la Póliza 142 del Seguro documentado en la Propuesta 20016350  el 20 de marzo de 2026, consignando sin autorización una revocación unilateral por parte del denunciante</w:t>
+        <w:t>Corredores de Seguros Falabella S.A.C. y Falabella Servicios Generales S.A.C. habrían procesado indebidamente la Solicitud de Anulación 35445 de la Póliza 142 del Seguro documentado en la Propuesta 20016350 el 20 de marzo de 2026, consignando sin autorización una revocación unilateral por parte del denunciante</w:t>
       </w:r>
       <w:r>
         <w:rPr>
@@ -2908,7 +2908,7 @@
           <w:lang w:eastAsia="es-PE"/>
           <w14:ligatures w14:val="none"/>
         </w:rPr>
-        <w:t xml:space="preserve">.  </w:t>
+        <w:t xml:space="preserve">. </w:t>
       </w:r>
     </w:p>
     <w:p>
@@ -6438,7 +6438,7 @@
           <w:lang w:val="es-ES" w:eastAsia="es-ES"/>
           <w14:ligatures w14:val="none"/>
         </w:rPr>
-        <w:t>(i) presentar una copia debidamente suscrita de la Póliza 10 del Seguro documentado en la Propuesta 20001979 materia de denuncia; (ii) presentar una copia debidamente suscrita de la la Póliza 142 del Seguro documentado en la Propuesta 20016350  materia de denuncia; y, (iii) presentar todas las comunicaciones cursadas con la parte denunciante en virtud de los hechos materia de denuncia</w:t>
+        <w:t>(i) presentar una copia debidamente suscrita de la Póliza 10 del Seguro documentado en la Propuesta 20001979 materia de denuncia; (ii) presentar una copia debidamente suscrita de la la Póliza 142 del Seguro documentado en la Propuesta 20016350 materia de denuncia; y, (iii) presentar todas las comunicaciones cursadas con la parte denunciante en virtud de los hechos materia de denuncia</w:t>
       </w:r>
       <w:r>
         <w:rPr>
@@ -7397,7 +7397,7 @@
           <w:sz w:val="16"/>
           <w:szCs w:val="16"/>
         </w:rPr>
-        <w:t xml:space="preserve">  </w:t>
+        <w:t xml:space="preserve"> </w:t>
       </w:r>
       <w:r>
         <w:rPr>
@@ -7415,7 +7415,7 @@
           <w:sz w:val="16"/>
           <w:szCs w:val="16"/>
         </w:rPr>
-        <w:t>LEY 29571, CÓDIGO DE PROTECCIÓN Y DEFENSA DEL CONSUMIDOR, publicado el 2 de setiembre de 2010 y modificado por Decreto Legislativo  1308</w:t>
+        <w:t>LEY 29571, CÓDIGO DE PROTECCIÓN Y DEFENSA DEL CONSUMIDOR, publicado el 2 de setiembre de 2010 y modificado por Decreto Legislativo 1308</w:t>
       </w:r>
     </w:p>
     <w:p>
@@ -7467,7 +7467,7 @@
           <w:szCs w:val="16"/>
         </w:rPr>
         <w:tab/>
-        <w:t>El Instituto Nacional de Defensa de la Competencia y de la Protección de la Propiedad Intelectual (Indecopi) es la autoridad con competencia primaria y de alcance nacional para conocer las presuntas infracciones a las disposiciones contenidas en el presente Código, así como para imponer las sanciones y medidas correctivas establecidas en el presente capítulo, conforme al Decreto Legislativo  1033, Ley de Organización y Funciones del Indecopi. Dicha competencia solo puede ser negada cuando ella haya sido asignada o se asigne a favor de otro organismo por norma expresa con rango de ley.</w:t>
+        <w:t>El Instituto Nacional de Defensa de la Competencia y de la Protección de la Propiedad Intelectual (Indecopi) es la autoridad con competencia primaria y de alcance nacional para conocer las presuntas infracciones a las disposiciones contenidas en el presente Código, así como para imponer las sanciones y medidas correctivas establecidas en el presente capítulo, conforme al Decreto Legislativo 1033, Ley de Organización y Funciones del Indecopi. Dicha competencia solo puede ser negada cuando ella haya sido asignada o se asigne a favor de otro organismo por norma expresa con rango de ley.</w:t>
       </w:r>
     </w:p>
     <w:p>
@@ -7534,7 +7534,7 @@
           <w:szCs w:val="16"/>
         </w:rPr>
         <w:tab/>
-        <w:t>LEY DE ORGANIZACIÓN Y FUNCIONES DEL INDECOPI, APROBADA POR DECRETO LEGISLATIVO  1033</w:t>
+        <w:t>LEY DE ORGANIZACIÓN Y FUNCIONES DEL INDECOPI, APROBADA POR DECRETO LEGISLATIVO 1033</w:t>
       </w:r>
     </w:p>
     <w:p>
@@ -7643,7 +7643,7 @@
           <w:sz w:val="16"/>
           <w:szCs w:val="16"/>
         </w:rPr>
-        <w:t xml:space="preserve">           </w:t>
+        <w:t xml:space="preserve"> </w:t>
       </w:r>
       <w:r>
         <w:rPr>
@@ -7661,7 +7661,7 @@
           <w:sz w:val="16"/>
           <w:szCs w:val="16"/>
         </w:rPr>
-        <w:t>LEY 29571, CÓDIGO DE PROTECCIÓN Y DEFENSA DEL CONSUMIDOR, publicado el 2 de setiembre de 2010 y modificado por Decreto Legislativo  1308</w:t>
+        <w:t>LEY 29571, CÓDIGO DE PROTECCIÓN Y DEFENSA DEL CONSUMIDOR, publicado el 2 de setiembre de 2010 y modificado por Decreto Legislativo 1308</w:t>
       </w:r>
     </w:p>
     <w:p>
@@ -7826,7 +7826,7 @@
           <w:sz w:val="16"/>
           <w:szCs w:val="16"/>
         </w:rPr>
-        <w:t xml:space="preserve">           </w:t>
+        <w:t xml:space="preserve"> </w:t>
       </w:r>
       <w:r>
         <w:rPr>
@@ -7844,7 +7844,7 @@
           <w:sz w:val="16"/>
           <w:szCs w:val="16"/>
         </w:rPr>
-        <w:t>LEY 29571, CÓDIGO DE PROTECCIÓN Y DEFENSA DEL CONSUMIDOR, publicado el 2 de setiembre de 2010 y modificado por Decreto Legislativo  1308</w:t>
+        <w:t>LEY 29571, CÓDIGO DE PROTECCIÓN Y DEFENSA DEL CONSUMIDOR, publicado el 2 de setiembre de 2010 y modificado por Decreto Legislativo 1308</w:t>
       </w:r>
     </w:p>
     <w:p>
@@ -7975,7 +7975,7 @@
           <w:sz w:val="16"/>
           <w:szCs w:val="16"/>
         </w:rPr>
-        <w:t xml:space="preserve">           </w:t>
+        <w:t xml:space="preserve"> </w:t>
       </w:r>
       <w:r>
         <w:rPr>
@@ -7993,7 +7993,7 @@
           <w:sz w:val="16"/>
           <w:szCs w:val="16"/>
         </w:rPr>
-        <w:t>LEY 29571, CÓDIGO DE PROTECCIÓN Y DEFENSA DEL CONSUMIDOR, publicado el 2 de setiembre de 2010 y modificado por Decreto Legislativo  1308</w:t>
+        <w:t>LEY 29571, CÓDIGO DE PROTECCIÓN Y DEFENSA DEL CONSUMIDOR, publicado el 2 de setiembre de 2010 y modificado por Decreto Legislativo 1308</w:t>
       </w:r>
     </w:p>
     <w:p>
@@ -8441,7 +8441,7 @@
           <w:rFonts w:ascii="Arial Narrow" w:hAnsi="Arial Narrow" w:cs="Arial"/>
           <w:sz w:val="16"/>
         </w:rPr>
-        <w:t>El órgano resolutivo puede sancionar las infracciones administrativas a que se refiere el artículo 108º con amonestación y multas de hasta cuatrocientos cincuenta (450) Unidades Impositivas Tributarias (UIT), las cuales son calificadas de la siguiente manera:</w:t>
+        <w:t>El órgano resolutivo puede sancionar las infracciones administrativas a que se refiere el artículo 108 con amonestación y multas de hasta cuatrocientos cincuenta (450) Unidades Impositivas Tributarias (UIT), las cuales son calificadas de la siguiente manera:</w:t>
       </w:r>
     </w:p>
     <w:p>
@@ -9750,7 +9750,7 @@
               <w:sz w:val="16"/>
               <w:szCs w:val="16"/>
             </w:rPr>
-            <w:t xml:space="preserve">CNICA DE LA    </w:t>
+            <w:t xml:space="preserve">CNICA DE LA </w:t>
           </w:r>
         </w:p>
         <w:p>

--- a/plantillas_maestras/02_seguro_vida/anulacion_indebida/2_ddos_banco_y_aseguradora/varon/TPL_2263_2026_SEGURO_VIDA_ANULACION_INDEBIDA_BANCO_VARON_R2.docx
+++ b/plantillas_maestras/02_seguro_vida/anulacion_indebida/2_ddos_banco_y_aseguradora/varon/TPL_2263_2026_SEGURO_VIDA_ANULACION_INDEBIDA_BANCO_VARON_R2.docx
@@ -68,7 +68,7 @@
           <w:b/>
           <w:color w:val="000000"/>
         </w:rPr>
-        <w:t>DENUNCIANTE</w:t>
+        <w:t xml:space="preserve">DENUNCIANTE:[DENUNCIANTE] (SEÑOR [APELLIDO])</w:t>
       </w:r>
       <w:r>
         <w:rPr>
@@ -77,7 +77,7 @@
           <w:color w:val="000000"/>
         </w:rPr>
         <w:tab/>
-        <w:t>:</w:t>
+        <w:t/>
       </w:r>
       <w:r>
         <w:rPr>
@@ -94,7 +94,7 @@
           <w:b/>
           <w:color w:val="000000"/>
         </w:rPr>
-        <w:t>KENY DIEGO SANTOS TUNCAR (SEÑOR SANTOS)</w:t>
+        <w:t/>
       </w:r>
       <w:bookmarkEnd w:id="0"/>
     </w:p>
@@ -566,7 +566,7 @@
           <w:rFonts w:ascii="Arial Narrow" w:eastAsia="Arial Narrow" w:hAnsi="Arial Narrow"/>
           <w:color w:val="000000"/>
         </w:rPr>
-        <w:t xml:space="preserve">Mediante el escrito del </w:t>
+        <w:t xml:space="preserve">Mediante el escrito del 18 de junio de 2026, complementado mediante escrito del 27 de junio de 2026 y subsanado mediante escrito del 10 de julio de 2026, el señor [APELLIDO] denunció a Pacífico, Corredores de Seguros Falabella, Falabella Servicios Generales y al Banco Falabella por presuntas infracciones a la Ley 29571, Código de Protección y Defensa del Consumidor (en adelante, el Código), señalando lo siguiente:</w:t>
       </w:r>
       <w:bookmarkStart w:id="2" w:name="_Hlk236299738"/>
       <w:r>
@@ -574,35 +574,35 @@
           <w:rFonts w:ascii="Arial Narrow" w:eastAsia="Arial Narrow" w:hAnsi="Arial Narrow"/>
           <w:color w:val="000000"/>
         </w:rPr>
-        <w:t xml:space="preserve">18 de junio de 2026, </w:t>
-      </w:r>
-      <w:r>
-        <w:rPr>
-          <w:rFonts w:ascii="Arial Narrow" w:eastAsia="Arial Narrow" w:hAnsi="Arial Narrow"/>
-          <w:color w:val="000000"/>
-        </w:rPr>
-        <w:t xml:space="preserve">complementado mediante escrito del </w:t>
-      </w:r>
-      <w:r>
-        <w:rPr>
-          <w:rFonts w:ascii="Arial Narrow" w:eastAsia="Arial Narrow" w:hAnsi="Arial Narrow"/>
-          <w:color w:val="000000"/>
-        </w:rPr>
-        <w:t>27 de junio de 2026</w:t>
-      </w:r>
-      <w:r>
-        <w:rPr>
-          <w:rFonts w:ascii="Arial Narrow" w:eastAsia="Arial Narrow" w:hAnsi="Arial Narrow"/>
-          <w:color w:val="000000"/>
-        </w:rPr>
-        <w:t xml:space="preserve"> y subsanado mediante escrito del </w:t>
-      </w:r>
-      <w:r>
-        <w:rPr>
-          <w:rFonts w:ascii="Arial Narrow" w:eastAsia="Arial Narrow" w:hAnsi="Arial Narrow"/>
-          <w:color w:val="000000"/>
-        </w:rPr>
-        <w:t>10 de julio de 2026</w:t>
+        <w:t xml:space="preserve"/>
+      </w:r>
+      <w:r>
+        <w:rPr>
+          <w:rFonts w:ascii="Arial Narrow" w:eastAsia="Arial Narrow" w:hAnsi="Arial Narrow"/>
+          <w:color w:val="000000"/>
+        </w:rPr>
+        <w:t xml:space="preserve"/>
+      </w:r>
+      <w:r>
+        <w:rPr>
+          <w:rFonts w:ascii="Arial Narrow" w:eastAsia="Arial Narrow" w:hAnsi="Arial Narrow"/>
+          <w:color w:val="000000"/>
+        </w:rPr>
+        <w:t/>
+      </w:r>
+      <w:r>
+        <w:rPr>
+          <w:rFonts w:ascii="Arial Narrow" w:eastAsia="Arial Narrow" w:hAnsi="Arial Narrow"/>
+          <w:color w:val="000000"/>
+        </w:rPr>
+        <w:t xml:space="preserve"/>
+      </w:r>
+      <w:r>
+        <w:rPr>
+          <w:rFonts w:ascii="Arial Narrow" w:eastAsia="Arial Narrow" w:hAnsi="Arial Narrow"/>
+          <w:color w:val="000000"/>
+        </w:rPr>
+        <w:t/>
       </w:r>
       <w:bookmarkEnd w:id="2"/>
       <w:r>
@@ -610,14 +610,14 @@
           <w:rFonts w:ascii="Arial Narrow" w:eastAsia="Arial Narrow" w:hAnsi="Arial Narrow"/>
           <w:color w:val="000000"/>
         </w:rPr>
-        <w:t xml:space="preserve">, </w:t>
-      </w:r>
-      <w:r>
-        <w:rPr>
-          <w:rFonts w:ascii="Arial Narrow" w:eastAsia="Arial Narrow" w:hAnsi="Arial Narrow"/>
-          <w:color w:val="000000"/>
-        </w:rPr>
-        <w:t xml:space="preserve">el señor Santos denunció a </w:t>
+        <w:t xml:space="preserve"/>
+      </w:r>
+      <w:r>
+        <w:rPr>
+          <w:rFonts w:ascii="Arial Narrow" w:eastAsia="Arial Narrow" w:hAnsi="Arial Narrow"/>
+          <w:color w:val="000000"/>
+        </w:rPr>
+        <w:t xml:space="preserve"/>
       </w:r>
       <w:bookmarkStart w:id="3" w:name="_Hlk236299769"/>
       <w:r>
@@ -625,21 +625,21 @@
           <w:rFonts w:ascii="Arial Narrow" w:eastAsia="Arial Narrow" w:hAnsi="Arial Narrow"/>
           <w:color w:val="000000"/>
         </w:rPr>
-        <w:t xml:space="preserve">Pacífico, Corredores de Seguros Falabella, Falabella Servicios Generales y </w:t>
-      </w:r>
-      <w:r>
-        <w:rPr>
-          <w:rFonts w:ascii="Arial Narrow" w:eastAsia="Arial Narrow" w:hAnsi="Arial Narrow"/>
-          <w:color w:val="000000"/>
-        </w:rPr>
-        <w:t xml:space="preserve">al </w:t>
-      </w:r>
-      <w:r>
-        <w:rPr>
-          <w:rFonts w:ascii="Arial Narrow" w:eastAsia="Arial Narrow" w:hAnsi="Arial Narrow"/>
-          <w:color w:val="000000"/>
-        </w:rPr>
-        <w:t xml:space="preserve">Banco Falabella </w:t>
+        <w:t xml:space="preserve"/>
+      </w:r>
+      <w:r>
+        <w:rPr>
+          <w:rFonts w:ascii="Arial Narrow" w:eastAsia="Arial Narrow" w:hAnsi="Arial Narrow"/>
+          <w:color w:val="000000"/>
+        </w:rPr>
+        <w:t xml:space="preserve"/>
+      </w:r>
+      <w:r>
+        <w:rPr>
+          <w:rFonts w:ascii="Arial Narrow" w:eastAsia="Arial Narrow" w:hAnsi="Arial Narrow"/>
+          <w:color w:val="000000"/>
+        </w:rPr>
+        <w:t xml:space="preserve"/>
       </w:r>
       <w:bookmarkEnd w:id="3"/>
       <w:r>
@@ -647,7 +647,7 @@
           <w:rFonts w:ascii="Arial Narrow" w:eastAsia="Arial Narrow" w:hAnsi="Arial Narrow"/>
           <w:color w:val="000000"/>
         </w:rPr>
-        <w:t>por presuntas infracciones a la Ley 29571, Código de Protección y Defensa del Consumidor (en adelante, el Código)</w:t>
+        <w:t/>
       </w:r>
       <w:r>
         <w:rPr>
@@ -662,7 +662,7 @@
           <w:rFonts w:ascii="Arial Narrow" w:eastAsia="Arial Narrow" w:hAnsi="Arial Narrow"/>
           <w:color w:val="000000"/>
         </w:rPr>
-        <w:t>, señalando lo siguiente:</w:t>
+        <w:t/>
       </w:r>
     </w:p>
     <w:p>
@@ -2314,7 +2314,7 @@
           <w:rFonts w:ascii="Arial Narrow" w:eastAsia="Arial Narrow" w:hAnsi="Arial Narrow"/>
           <w:color w:val="000000"/>
         </w:rPr>
-        <w:t xml:space="preserve">El señor Santos solicitó, </w:t>
+        <w:t xml:space="preserve">El señor [APELLIDO] solicitó, en calidad de medida correctiva, que los proveedores denunciados cumplan con realizar la reactivación definitiva de la cobertura del Segundo Seguro de Protección homologando la prima mensual al monto original de S/ 380,00, reconociendo íntegramente mi antigüedad y las condiciones del contrato inicial del Seguro de Protección, así como la devolución de los cobros e intereses legales mediante depósito directo en cuenta, la rectificación de los registros de anulación y la imposición de sanciones por responsabilidad solidaria. Asimismo, solicitó el reembolso al pago de costas y costos del procedimiento.</w:t>
       </w:r>
       <w:bookmarkStart w:id="4" w:name="_Hlk236299625"/>
       <w:r>
@@ -2322,91 +2322,91 @@
           <w:rFonts w:ascii="Arial Narrow" w:eastAsia="Arial Narrow" w:hAnsi="Arial Narrow"/>
           <w:color w:val="000000"/>
         </w:rPr>
-        <w:t xml:space="preserve">en calidad de medida correctiva, </w:t>
-      </w:r>
-      <w:r>
-        <w:rPr>
-          <w:rFonts w:ascii="Arial Narrow" w:eastAsia="Arial Narrow" w:hAnsi="Arial Narrow"/>
-          <w:color w:val="000000"/>
-        </w:rPr>
-        <w:t xml:space="preserve">que los proveedores denunciados cumplan con realizar </w:t>
-      </w:r>
-      <w:r>
-        <w:rPr>
-          <w:rFonts w:ascii="Arial Narrow" w:eastAsia="Arial Narrow" w:hAnsi="Arial Narrow"/>
-          <w:color w:val="000000"/>
-        </w:rPr>
-        <w:t>la reactivación definitiva de la cobertura d</w:t>
-      </w:r>
-      <w:r>
-        <w:rPr>
-          <w:rFonts w:ascii="Arial Narrow" w:eastAsia="Arial Narrow" w:hAnsi="Arial Narrow"/>
-          <w:color w:val="000000"/>
-        </w:rPr>
-        <w:t xml:space="preserve">el </w:t>
-      </w:r>
-      <w:r>
-        <w:rPr>
-          <w:rFonts w:ascii="Arial Narrow" w:eastAsia="Arial Narrow" w:hAnsi="Arial Narrow"/>
-          <w:color w:val="000000"/>
-        </w:rPr>
-        <w:t>Segundo Seguro de Protección</w:t>
-      </w:r>
-      <w:r>
-        <w:rPr>
-          <w:rFonts w:ascii="Arial Narrow" w:eastAsia="Arial Narrow" w:hAnsi="Arial Narrow"/>
-          <w:color w:val="000000"/>
-        </w:rPr>
-        <w:t xml:space="preserve"> homologando la prima mensual al monto original de S/ 380</w:t>
-      </w:r>
-      <w:r>
-        <w:rPr>
-          <w:rFonts w:ascii="Arial Narrow" w:eastAsia="Arial Narrow" w:hAnsi="Arial Narrow"/>
-          <w:color w:val="000000"/>
-        </w:rPr>
-        <w:t>,</w:t>
-      </w:r>
-      <w:r>
-        <w:rPr>
-          <w:rFonts w:ascii="Arial Narrow" w:eastAsia="Arial Narrow" w:hAnsi="Arial Narrow"/>
-          <w:color w:val="000000"/>
-        </w:rPr>
-        <w:t xml:space="preserve">00, reconociendo íntegramente mi antigüedad y las condiciones del </w:t>
-      </w:r>
-      <w:r>
-        <w:rPr>
-          <w:rFonts w:ascii="Arial Narrow" w:eastAsia="Arial Narrow" w:hAnsi="Arial Narrow"/>
-          <w:color w:val="000000"/>
-        </w:rPr>
-        <w:t xml:space="preserve">contrato inicial </w:t>
-      </w:r>
-      <w:r>
-        <w:rPr>
-          <w:rFonts w:ascii="Arial Narrow" w:eastAsia="Arial Narrow" w:hAnsi="Arial Narrow"/>
-          <w:color w:val="000000"/>
-        </w:rPr>
-        <w:t>del Seguro de Protección</w:t>
-      </w:r>
-      <w:r>
-        <w:rPr>
-          <w:rFonts w:ascii="Arial Narrow" w:eastAsia="Arial Narrow" w:hAnsi="Arial Narrow"/>
-          <w:color w:val="000000"/>
-        </w:rPr>
-        <w:t xml:space="preserve">, así como la devolución de los cobros e intereses legales mediante depósito directo en cuenta, la rectificación de los registros de anulación y la imposición de sanciones por responsabilidad solidaria. Asimismo, solicitó </w:t>
-      </w:r>
-      <w:r>
-        <w:rPr>
-          <w:rFonts w:ascii="Arial Narrow" w:eastAsia="Arial Narrow" w:hAnsi="Arial Narrow"/>
-          <w:color w:val="000000"/>
-        </w:rPr>
-        <w:t>el reembolso</w:t>
-      </w:r>
-      <w:r>
-        <w:rPr>
-          <w:rFonts w:ascii="Arial Narrow" w:eastAsia="Arial Narrow" w:hAnsi="Arial Narrow"/>
-          <w:color w:val="000000"/>
-        </w:rPr>
-        <w:t xml:space="preserve"> al pago de costas y costos del procedimiento</w:t>
+        <w:t xml:space="preserve"/>
+      </w:r>
+      <w:r>
+        <w:rPr>
+          <w:rFonts w:ascii="Arial Narrow" w:eastAsia="Arial Narrow" w:hAnsi="Arial Narrow"/>
+          <w:color w:val="000000"/>
+        </w:rPr>
+        <w:t xml:space="preserve"/>
+      </w:r>
+      <w:r>
+        <w:rPr>
+          <w:rFonts w:ascii="Arial Narrow" w:eastAsia="Arial Narrow" w:hAnsi="Arial Narrow"/>
+          <w:color w:val="000000"/>
+        </w:rPr>
+        <w:t/>
+      </w:r>
+      <w:r>
+        <w:rPr>
+          <w:rFonts w:ascii="Arial Narrow" w:eastAsia="Arial Narrow" w:hAnsi="Arial Narrow"/>
+          <w:color w:val="000000"/>
+        </w:rPr>
+        <w:t xml:space="preserve"/>
+      </w:r>
+      <w:r>
+        <w:rPr>
+          <w:rFonts w:ascii="Arial Narrow" w:eastAsia="Arial Narrow" w:hAnsi="Arial Narrow"/>
+          <w:color w:val="000000"/>
+        </w:rPr>
+        <w:t/>
+      </w:r>
+      <w:r>
+        <w:rPr>
+          <w:rFonts w:ascii="Arial Narrow" w:eastAsia="Arial Narrow" w:hAnsi="Arial Narrow"/>
+          <w:color w:val="000000"/>
+        </w:rPr>
+        <w:t xml:space="preserve"/>
+      </w:r>
+      <w:r>
+        <w:rPr>
+          <w:rFonts w:ascii="Arial Narrow" w:eastAsia="Arial Narrow" w:hAnsi="Arial Narrow"/>
+          <w:color w:val="000000"/>
+        </w:rPr>
+        <w:t/>
+      </w:r>
+      <w:r>
+        <w:rPr>
+          <w:rFonts w:ascii="Arial Narrow" w:eastAsia="Arial Narrow" w:hAnsi="Arial Narrow"/>
+          <w:color w:val="000000"/>
+        </w:rPr>
+        <w:t xml:space="preserve"/>
+      </w:r>
+      <w:r>
+        <w:rPr>
+          <w:rFonts w:ascii="Arial Narrow" w:eastAsia="Arial Narrow" w:hAnsi="Arial Narrow"/>
+          <w:color w:val="000000"/>
+        </w:rPr>
+        <w:t xml:space="preserve"/>
+      </w:r>
+      <w:r>
+        <w:rPr>
+          <w:rFonts w:ascii="Arial Narrow" w:eastAsia="Arial Narrow" w:hAnsi="Arial Narrow"/>
+          <w:color w:val="000000"/>
+        </w:rPr>
+        <w:t/>
+      </w:r>
+      <w:r>
+        <w:rPr>
+          <w:rFonts w:ascii="Arial Narrow" w:eastAsia="Arial Narrow" w:hAnsi="Arial Narrow"/>
+          <w:color w:val="000000"/>
+        </w:rPr>
+        <w:t xml:space="preserve"/>
+      </w:r>
+      <w:r>
+        <w:rPr>
+          <w:rFonts w:ascii="Arial Narrow" w:eastAsia="Arial Narrow" w:hAnsi="Arial Narrow"/>
+          <w:color w:val="000000"/>
+        </w:rPr>
+        <w:t/>
+      </w:r>
+      <w:r>
+        <w:rPr>
+          <w:rFonts w:ascii="Arial Narrow" w:eastAsia="Arial Narrow" w:hAnsi="Arial Narrow"/>
+          <w:color w:val="000000"/>
+        </w:rPr>
+        <w:t xml:space="preserve"/>
       </w:r>
       <w:bookmarkEnd w:id="4"/>
       <w:r>
@@ -2414,7 +2414,7 @@
           <w:rFonts w:ascii="Arial Narrow" w:eastAsia="Arial Narrow" w:hAnsi="Arial Narrow"/>
           <w:color w:val="000000"/>
         </w:rPr>
-        <w:t>.</w:t>
+        <w:t/>
       </w:r>
     </w:p>
     <w:p>
@@ -4151,91 +4151,91 @@
           <w:b/>
           <w:color w:val="000000"/>
         </w:rPr>
-        <w:t xml:space="preserve">PRIMERO: </w:t>
-      </w:r>
-      <w:r>
-        <w:rPr>
-          <w:rFonts w:ascii="Arial Narrow" w:eastAsia="Arial Narrow" w:hAnsi="Arial Narrow"/>
-          <w:color w:val="000000"/>
-        </w:rPr>
-        <w:t>admitir a trámite la denuncia del 18 de junio de 2026</w:t>
-      </w:r>
-      <w:r>
-        <w:rPr>
-          <w:rFonts w:ascii="Arial Narrow" w:eastAsia="Arial Narrow" w:hAnsi="Arial Narrow"/>
-          <w:color w:val="000000"/>
-        </w:rPr>
-        <w:t xml:space="preserve">, complementado mediante escrito del </w:t>
-      </w:r>
-      <w:r>
-        <w:rPr>
-          <w:rFonts w:ascii="Arial Narrow" w:eastAsia="Arial Narrow" w:hAnsi="Arial Narrow"/>
-          <w:color w:val="000000"/>
-        </w:rPr>
-        <w:t>27 de junio de 2026</w:t>
-      </w:r>
-      <w:r>
-        <w:rPr>
-          <w:rFonts w:ascii="Arial Narrow" w:eastAsia="Arial Narrow" w:hAnsi="Arial Narrow"/>
-          <w:color w:val="000000"/>
-        </w:rPr>
-        <w:t xml:space="preserve"> y </w:t>
-      </w:r>
-      <w:r>
-        <w:rPr>
-          <w:rFonts w:ascii="Arial Narrow" w:eastAsia="Arial Narrow" w:hAnsi="Arial Narrow"/>
-          <w:color w:val="000000"/>
-        </w:rPr>
-        <w:t>subsanado mediante escrito del 10 de julio de 2026,</w:t>
-      </w:r>
-      <w:r>
-        <w:rPr>
-          <w:rFonts w:ascii="Arial Narrow" w:eastAsia="Arial Narrow" w:hAnsi="Arial Narrow"/>
-          <w:color w:val="000000"/>
-        </w:rPr>
-        <w:t xml:space="preserve"> interpuesta por</w:t>
-      </w:r>
-      <w:r>
-        <w:rPr>
-          <w:rFonts w:ascii="Arial Narrow" w:eastAsia="Arial Narrow" w:hAnsi="Arial Narrow"/>
-          <w:color w:val="000000"/>
-        </w:rPr>
-        <w:t xml:space="preserve"> el señor</w:t>
-      </w:r>
-      <w:r>
-        <w:rPr>
-          <w:rFonts w:ascii="Arial Narrow" w:eastAsia="Arial Narrow" w:hAnsi="Arial Narrow"/>
-          <w:color w:val="000000"/>
-        </w:rPr>
-        <w:t xml:space="preserve"> Keny Diego Santos Tuncar contra </w:t>
-      </w:r>
-      <w:r>
-        <w:rPr>
-          <w:rFonts w:ascii="Arial Narrow" w:eastAsia="Arial Narrow" w:hAnsi="Arial Narrow"/>
-          <w:color w:val="000000"/>
-        </w:rPr>
-        <w:t>Corredores de Seguros Falabella S.A.C., Falabella Servicios Generales S.A.C.</w:t>
-      </w:r>
-      <w:r>
-        <w:rPr>
-          <w:rFonts w:ascii="Arial Narrow" w:eastAsia="Arial Narrow" w:hAnsi="Arial Narrow"/>
-          <w:color w:val="000000"/>
-        </w:rPr>
-        <w:t>,</w:t>
-      </w:r>
-      <w:r>
-        <w:rPr>
-          <w:rFonts w:ascii="Arial Narrow" w:eastAsia="Arial Narrow" w:hAnsi="Arial Narrow"/>
-          <w:color w:val="000000"/>
-        </w:rPr>
-        <w:t xml:space="preserve"> Banco Falabella Perú S.A. y Pacifico Compañia de Seguros y Reaseguros S.A.</w:t>
-      </w:r>
-      <w:r>
-        <w:rPr>
-          <w:rFonts w:ascii="Arial Narrow" w:eastAsia="Arial Narrow" w:hAnsi="Arial Narrow"/>
-          <w:color w:val="000000"/>
-        </w:rPr>
-        <w:t>, por lo siguiente:</w:t>
+        <w:t xml:space="preserve">PRIMERO: admitir a trámite la denuncia del 18 de junio de 2026, complementado mediante escrito del 27 de junio de 2026 y subsanado mediante escrito del 10 de julio de 2026, interpuesta por el señor [DENUNCIANTE] contra Corredores de Seguros Falabella S.A.C., Falabella Servicios Generales S.A.C., Banco Falabella Perú S.A. y Pacifico Compañia de Seguros y Reaseguros S.A., por lo siguiente:</w:t>
+      </w:r>
+      <w:r>
+        <w:rPr>
+          <w:rFonts w:ascii="Arial Narrow" w:eastAsia="Arial Narrow" w:hAnsi="Arial Narrow"/>
+          <w:color w:val="000000"/>
+        </w:rPr>
+        <w:t/>
+      </w:r>
+      <w:r>
+        <w:rPr>
+          <w:rFonts w:ascii="Arial Narrow" w:eastAsia="Arial Narrow" w:hAnsi="Arial Narrow"/>
+          <w:color w:val="000000"/>
+        </w:rPr>
+        <w:t xml:space="preserve"/>
+      </w:r>
+      <w:r>
+        <w:rPr>
+          <w:rFonts w:ascii="Arial Narrow" w:eastAsia="Arial Narrow" w:hAnsi="Arial Narrow"/>
+          <w:color w:val="000000"/>
+        </w:rPr>
+        <w:t/>
+      </w:r>
+      <w:r>
+        <w:rPr>
+          <w:rFonts w:ascii="Arial Narrow" w:eastAsia="Arial Narrow" w:hAnsi="Arial Narrow"/>
+          <w:color w:val="000000"/>
+        </w:rPr>
+        <w:t xml:space="preserve"/>
+      </w:r>
+      <w:r>
+        <w:rPr>
+          <w:rFonts w:ascii="Arial Narrow" w:eastAsia="Arial Narrow" w:hAnsi="Arial Narrow"/>
+          <w:color w:val="000000"/>
+        </w:rPr>
+        <w:t/>
+      </w:r>
+      <w:r>
+        <w:rPr>
+          <w:rFonts w:ascii="Arial Narrow" w:eastAsia="Arial Narrow" w:hAnsi="Arial Narrow"/>
+          <w:color w:val="000000"/>
+        </w:rPr>
+        <w:t xml:space="preserve"/>
+      </w:r>
+      <w:r>
+        <w:rPr>
+          <w:rFonts w:ascii="Arial Narrow" w:eastAsia="Arial Narrow" w:hAnsi="Arial Narrow"/>
+          <w:color w:val="000000"/>
+        </w:rPr>
+        <w:t xml:space="preserve"/>
+      </w:r>
+      <w:r>
+        <w:rPr>
+          <w:rFonts w:ascii="Arial Narrow" w:eastAsia="Arial Narrow" w:hAnsi="Arial Narrow"/>
+          <w:color w:val="000000"/>
+        </w:rPr>
+        <w:t xml:space="preserve"/>
+      </w:r>
+      <w:r>
+        <w:rPr>
+          <w:rFonts w:ascii="Arial Narrow" w:eastAsia="Arial Narrow" w:hAnsi="Arial Narrow"/>
+          <w:color w:val="000000"/>
+        </w:rPr>
+        <w:t/>
+      </w:r>
+      <w:r>
+        <w:rPr>
+          <w:rFonts w:ascii="Arial Narrow" w:eastAsia="Arial Narrow" w:hAnsi="Arial Narrow"/>
+          <w:color w:val="000000"/>
+        </w:rPr>
+        <w:t/>
+      </w:r>
+      <w:r>
+        <w:rPr>
+          <w:rFonts w:ascii="Arial Narrow" w:eastAsia="Arial Narrow" w:hAnsi="Arial Narrow"/>
+          <w:color w:val="000000"/>
+        </w:rPr>
+        <w:t xml:space="preserve"/>
+      </w:r>
+      <w:r>
+        <w:rPr>
+          <w:rFonts w:ascii="Arial Narrow" w:eastAsia="Arial Narrow" w:hAnsi="Arial Narrow"/>
+          <w:color w:val="000000"/>
+        </w:rPr>
+        <w:t/>
       </w:r>
     </w:p>
     <w:p>
@@ -6909,79 +6909,79 @@
           <w:b/>
           <w:color w:val="000000"/>
         </w:rPr>
-        <w:t>DÉCIMO</w:t>
-      </w:r>
-      <w:r>
-        <w:rPr>
-          <w:rFonts w:ascii="Arial Narrow" w:eastAsia="Arial Narrow" w:hAnsi="Arial Narrow"/>
-          <w:b/>
-          <w:color w:val="000000"/>
-        </w:rPr>
-        <w:t xml:space="preserve"> TERCERO</w:t>
-      </w:r>
-      <w:r>
-        <w:rPr>
-          <w:rFonts w:ascii="Arial Narrow" w:eastAsia="Arial Narrow" w:hAnsi="Arial Narrow"/>
-          <w:b/>
-          <w:color w:val="000000"/>
-        </w:rPr>
-        <w:t xml:space="preserve">: </w:t>
-      </w:r>
-      <w:r>
-        <w:rPr>
-          <w:rFonts w:ascii="Arial Narrow" w:eastAsia="Arial Narrow" w:hAnsi="Arial Narrow"/>
-          <w:color w:val="000000"/>
-        </w:rPr>
-        <w:t xml:space="preserve">requerir al señor </w:t>
-      </w:r>
-      <w:r>
-        <w:rPr>
-          <w:rFonts w:ascii="Arial Narrow" w:eastAsia="Arial Narrow" w:hAnsi="Arial Narrow"/>
-          <w:color w:val="000000"/>
-        </w:rPr>
-        <w:t xml:space="preserve">Keny Diego Santos Tuncar, Corredores de Seguros Falabella </w:t>
-      </w:r>
-      <w:r>
-        <w:rPr>
-          <w:rFonts w:ascii="Arial Narrow" w:eastAsia="Arial Narrow" w:hAnsi="Arial Narrow"/>
-          <w:color w:val="000000"/>
-        </w:rPr>
-        <w:t xml:space="preserve">S.A.C., </w:t>
-      </w:r>
-      <w:r>
-        <w:rPr>
-          <w:rFonts w:ascii="Arial Narrow" w:eastAsia="Arial Narrow" w:hAnsi="Arial Narrow"/>
-          <w:color w:val="000000"/>
-        </w:rPr>
-        <w:t xml:space="preserve">Falabella Servicios Generales </w:t>
-      </w:r>
-      <w:r>
-        <w:rPr>
-          <w:rFonts w:ascii="Arial Narrow" w:eastAsia="Arial Narrow" w:hAnsi="Arial Narrow"/>
-          <w:color w:val="000000"/>
-        </w:rPr>
-        <w:t xml:space="preserve">S.A.C. y </w:t>
-      </w:r>
-      <w:r>
-        <w:rPr>
-          <w:rFonts w:ascii="Arial Narrow" w:eastAsia="Arial Narrow" w:hAnsi="Arial Narrow"/>
-          <w:color w:val="000000"/>
-        </w:rPr>
-        <w:t>al Banco Falabella Perú</w:t>
-      </w:r>
-      <w:r>
-        <w:rPr>
-          <w:rFonts w:ascii="Arial Narrow" w:eastAsia="Arial Narrow" w:hAnsi="Arial Narrow"/>
-          <w:color w:val="000000"/>
-        </w:rPr>
-        <w:t xml:space="preserve"> S.A. para</w:t>
-      </w:r>
-      <w:r>
-        <w:rPr>
-          <w:rFonts w:ascii="Arial Narrow" w:eastAsia="Arial Narrow" w:hAnsi="Arial Narrow"/>
-          <w:color w:val="000000"/>
-        </w:rPr>
-        <w:t xml:space="preserve"> que, dentro del plazo de dos (2) días hábiles siguientes a la fecha en que reciban la notificación en sus bandejas de correo electrónico, efectúen la confirmación de recepción de la notificación remitida por este despacho a sus correos electrónicos, de conformidad con el segundo párrafo del numeral 4 del artículo 20 del Texto Único Ordenado de la Ley del Procedimiento Administrativo General, aprobado mediante Decreto Supremo 006-2026-JUS, bajo apercibimiento de rehacer el acto de notificación y notificarles conforme al numeral 1 del artículo 20 del citado cuerpo normativo</w:t>
+        <w:t xml:space="preserve">DÉCIMO TERCERO: requerir al señor [DENUNCIANTE], Corredores de Seguros Falabella S.A.C., Falabella Servicios Generales S.A.C. y al Banco Falabella Perú S.A. para que, dentro del plazo de dos (2) días hábiles siguientes a la fecha en que reciban la notificación en sus bandejas de correo electrónico, efectúen la confirmación de recepción de la notificación remitida por este despacho a sus correos electrónicos, de conformidad con el segundo párrafo del numeral 4 del artículo 20 del Texto Único Ordenado de la Ley del Procedimiento Administrativo General, aprobado mediante Decreto Supremo 006-2026-JUS, bajo apercibimiento de rehacer el acto de notificación y notificarles conforme al numeral 1 del artículo 20 del citado cuerpo normativo.</w:t>
+      </w:r>
+      <w:r>
+        <w:rPr>
+          <w:rFonts w:ascii="Arial Narrow" w:eastAsia="Arial Narrow" w:hAnsi="Arial Narrow"/>
+          <w:b/>
+          <w:color w:val="000000"/>
+        </w:rPr>
+        <w:t xml:space="preserve"/>
+      </w:r>
+      <w:r>
+        <w:rPr>
+          <w:rFonts w:ascii="Arial Narrow" w:eastAsia="Arial Narrow" w:hAnsi="Arial Narrow"/>
+          <w:b/>
+          <w:color w:val="000000"/>
+        </w:rPr>
+        <w:t xml:space="preserve"/>
+      </w:r>
+      <w:r>
+        <w:rPr>
+          <w:rFonts w:ascii="Arial Narrow" w:eastAsia="Arial Narrow" w:hAnsi="Arial Narrow"/>
+          <w:color w:val="000000"/>
+        </w:rPr>
+        <w:t xml:space="preserve"/>
+      </w:r>
+      <w:r>
+        <w:rPr>
+          <w:rFonts w:ascii="Arial Narrow" w:eastAsia="Arial Narrow" w:hAnsi="Arial Narrow"/>
+          <w:color w:val="000000"/>
+        </w:rPr>
+        <w:t xml:space="preserve"/>
+      </w:r>
+      <w:r>
+        <w:rPr>
+          <w:rFonts w:ascii="Arial Narrow" w:eastAsia="Arial Narrow" w:hAnsi="Arial Narrow"/>
+          <w:color w:val="000000"/>
+        </w:rPr>
+        <w:t xml:space="preserve"/>
+      </w:r>
+      <w:r>
+        <w:rPr>
+          <w:rFonts w:ascii="Arial Narrow" w:eastAsia="Arial Narrow" w:hAnsi="Arial Narrow"/>
+          <w:color w:val="000000"/>
+        </w:rPr>
+        <w:t xml:space="preserve"/>
+      </w:r>
+      <w:r>
+        <w:rPr>
+          <w:rFonts w:ascii="Arial Narrow" w:eastAsia="Arial Narrow" w:hAnsi="Arial Narrow"/>
+          <w:color w:val="000000"/>
+        </w:rPr>
+        <w:t xml:space="preserve"/>
+      </w:r>
+      <w:r>
+        <w:rPr>
+          <w:rFonts w:ascii="Arial Narrow" w:eastAsia="Arial Narrow" w:hAnsi="Arial Narrow"/>
+          <w:color w:val="000000"/>
+        </w:rPr>
+        <w:t/>
+      </w:r>
+      <w:r>
+        <w:rPr>
+          <w:rFonts w:ascii="Arial Narrow" w:eastAsia="Arial Narrow" w:hAnsi="Arial Narrow"/>
+          <w:color w:val="000000"/>
+        </w:rPr>
+        <w:t xml:space="preserve"/>
+      </w:r>
+      <w:r>
+        <w:rPr>
+          <w:rFonts w:ascii="Arial Narrow" w:eastAsia="Arial Narrow" w:hAnsi="Arial Narrow"/>
+          <w:color w:val="000000"/>
+        </w:rPr>
+        <w:t xml:space="preserve"/>
       </w:r>
       <w:r>
         <w:rPr>
@@ -6996,7 +6996,7 @@
           <w:rFonts w:ascii="Arial Narrow" w:eastAsia="Arial Narrow" w:hAnsi="Arial Narrow"/>
           <w:color w:val="000000"/>
         </w:rPr>
-        <w:t>.</w:t>
+        <w:t/>
       </w:r>
     </w:p>
     <w:p>

--- a/plantillas_maestras/02_seguro_vida/anulacion_indebida/2_ddos_banco_y_aseguradora/varon/TPL_2263_2026_SEGURO_VIDA_ANULACION_INDEBIDA_BANCO_VARON_R2.docx
+++ b/plantillas_maestras/02_seguro_vida/anulacion_indebida/2_ddos_banco_y_aseguradora/varon/TPL_2263_2026_SEGURO_VIDA_ANULACION_INDEBIDA_BANCO_VARON_R2.docx
@@ -654,6 +654,7 @@
           <w:rStyle w:val="Refdenotaalpie"/>
           <w:rFonts w:ascii="Arial Narrow" w:eastAsia="Arial Narrow" w:hAnsi="Arial Narrow"/>
           <w:color w:val="000000"/>
+          <w:vertAlign w:val="superscript"/>
         </w:rPr>
         <w:footnoteReference w:id="1"/>
       </w:r>
@@ -2519,6 +2520,7 @@
       </w:r>
       <w:r>
         <w:rPr>
+          <w:rStyle w:val="Refdenotaalpie"/>
           <w:rFonts w:ascii="Arial Narrow" w:eastAsia="Arial Narrow" w:hAnsi="Arial Narrow" w:cs="Arial Narrow"/>
           <w:kern w:val="0"/>
           <w:vertAlign w:val="superscript"/>
@@ -2566,6 +2568,7 @@
       <w:bookmarkStart w:id="7" w:name="_Hlk211599421"/>
       <w:r>
         <w:rPr>
+          <w:rStyle w:val="Refdenotaalpie"/>
           <w:rFonts w:ascii="Arial Narrow" w:eastAsia="Arial Narrow" w:hAnsi="Arial Narrow" w:cs="Arial"/>
           <w:kern w:val="0"/>
           <w:vertAlign w:val="superscript"/>
@@ -3229,6 +3232,7 @@
       </w:r>
       <w:r>
         <w:rPr>
+          <w:rStyle w:val="Refdenotaalpie"/>
           <w:rFonts w:ascii="Arial Narrow" w:eastAsia="Arial Narrow" w:hAnsi="Arial Narrow" w:cs="Arial"/>
           <w:kern w:val="0"/>
           <w:vertAlign w:val="superscript"/>
@@ -3337,6 +3341,7 @@
       </w:r>
       <w:r>
         <w:rPr>
+          <w:rStyle w:val="Refdenotaalpie"/>
           <w:rFonts w:ascii="Arial Narrow" w:eastAsia="Arial Narrow" w:hAnsi="Arial Narrow" w:cs="Arial"/>
           <w:kern w:val="0"/>
           <w:vertAlign w:val="superscript"/>
@@ -3484,6 +3489,7 @@
       </w:r>
       <w:r>
         <w:rPr>
+          <w:rStyle w:val="Refdenotaalpie"/>
           <w:rFonts w:ascii="Arial Narrow" w:eastAsia="Arial Narrow" w:hAnsi="Arial Narrow" w:cs="Arial Narrow"/>
           <w:kern w:val="0"/>
           <w:vertAlign w:val="superscript"/>
@@ -5819,6 +5825,7 @@
       </w:r>
       <w:r>
         <w:rPr>
+          <w:rStyle w:val="Refdenotaalpie"/>
           <w:rFonts w:ascii="Arial Narrow" w:eastAsia="Arial Narrow" w:hAnsi="Arial Narrow" w:cs="Arial"/>
           <w:color w:val="000000"/>
           <w:kern w:val="0"/>
@@ -5848,6 +5855,7 @@
       </w:r>
       <w:r>
         <w:rPr>
+          <w:rStyle w:val="Refdenotaalpie"/>
           <w:rFonts w:ascii="Arial Narrow" w:eastAsia="Arial Narrow" w:hAnsi="Arial Narrow" w:cs="Arial"/>
           <w:color w:val="000000"/>
           <w:spacing w:val="-2"/>
@@ -6542,6 +6550,7 @@
       </w:r>
       <w:r>
         <w:rPr>
+          <w:rStyle w:val="Refdenotaalpie"/>
           <w:rFonts w:ascii="Arial Narrow" w:eastAsia="Arial Narrow" w:hAnsi="Arial Narrow" w:cs="Times New Roman"/>
           <w:color w:val="000000"/>
           <w:kern w:val="0"/>
@@ -6563,6 +6572,7 @@
       </w:r>
       <w:r>
         <w:rPr>
+          <w:rStyle w:val="Refdenotaalpie"/>
           <w:rFonts w:ascii="Arial Narrow" w:eastAsia="Arial Narrow" w:hAnsi="Arial Narrow" w:cs="Times New Roman"/>
           <w:color w:val="000000"/>
           <w:kern w:val="0"/>
@@ -6595,6 +6605,7 @@
       </w:r>
       <w:r>
         <w:rPr>
+          <w:rStyle w:val="Refdenotaalpie"/>
           <w:rFonts w:ascii="Arial Narrow" w:eastAsia="Arial Narrow" w:hAnsi="Arial Narrow" w:cs="Times New Roman"/>
           <w:color w:val="000000"/>
           <w:kern w:val="0"/>
@@ -6760,6 +6771,7 @@
       </w:r>
       <w:r>
         <w:rPr>
+          <w:rStyle w:val="Refdenotaalpie"/>
           <w:rFonts w:ascii="Arial Narrow" w:eastAsia="Arial Narrow" w:hAnsi="Arial Narrow" w:cs="Arial"/>
           <w:color w:val="000000"/>
           <w:kern w:val="0"/>
@@ -6988,6 +7000,7 @@
           <w:rStyle w:val="Refdenotaalpie"/>
           <w:rFonts w:ascii="Arial Narrow" w:eastAsia="Arial Narrow" w:hAnsi="Arial Narrow"/>
           <w:color w:val="000000"/>
+          <w:vertAlign w:val="superscript"/>
         </w:rPr>
         <w:footnoteReference w:id="13"/>
       </w:r>
@@ -7334,7 +7347,7 @@
         <w:ind w:left="567" w:hanging="567"/>
         <w:jc w:val="both"/>
         <w:rPr>
-          <w:rFonts w:ascii="Arial" w:hAnsi="Arial" w:cs="Arial"/>
+          <w:rFonts w:ascii="Arial Narrow" w:hAnsi="Arial Narrow" w:cs="Arial"/>
           <w:sz w:val="16"/>
           <w:lang w:val="es-419"/>
         </w:rPr>
@@ -7344,12 +7357,13 @@
           <w:rStyle w:val="Refdenotaalpie"/>
           <w:rFonts w:ascii="Arial Narrow" w:hAnsi="Arial Narrow" w:cs="Arial"/>
           <w:sz w:val="16"/>
+          <w:vertAlign w:val="superscript"/>
         </w:rPr>
         <w:footnoteRef/>
       </w:r>
       <w:r>
         <w:rPr>
-          <w:rFonts w:ascii="Arial" w:hAnsi="Arial" w:cs="Arial"/>
+          <w:rFonts w:ascii="Arial Narrow" w:hAnsi="Arial Narrow" w:cs="Arial"/>
           <w:sz w:val="16"/>
         </w:rPr>
         <w:t xml:space="preserve"> </w:t>
@@ -7388,6 +7402,7 @@
           <w:rFonts w:ascii="Arial Narrow" w:hAnsi="Arial Narrow" w:cs="Arial"/>
           <w:sz w:val="16"/>
           <w:szCs w:val="16"/>
+          <w:vertAlign w:val="superscript"/>
         </w:rPr>
         <w:footnoteRef/>
       </w:r>
@@ -7634,6 +7649,7 @@
           <w:rFonts w:ascii="Arial Narrow" w:hAnsi="Arial Narrow"/>
           <w:sz w:val="16"/>
           <w:szCs w:val="16"/>
+          <w:vertAlign w:val="superscript"/>
         </w:rPr>
         <w:footnoteRef/>
       </w:r>
@@ -7817,6 +7833,7 @@
           <w:rFonts w:ascii="Arial Narrow" w:hAnsi="Arial Narrow"/>
           <w:sz w:val="16"/>
           <w:szCs w:val="16"/>
+          <w:vertAlign w:val="superscript"/>
         </w:rPr>
         <w:footnoteRef/>
       </w:r>
@@ -7966,6 +7983,7 @@
           <w:rFonts w:ascii="Arial Narrow" w:hAnsi="Arial Narrow"/>
           <w:sz w:val="16"/>
           <w:szCs w:val="16"/>
+          <w:vertAlign w:val="superscript"/>
         </w:rPr>
         <w:footnoteRef/>
       </w:r>
@@ -8074,12 +8092,13 @@
           <w:rFonts w:ascii="Arial Narrow" w:hAnsi="Arial Narrow" w:cs="Arial"/>
           <w:sz w:val="16"/>
           <w:szCs w:val="16"/>
+          <w:vertAlign w:val="superscript"/>
         </w:rPr>
         <w:footnoteRef/>
       </w:r>
       <w:r>
         <w:rPr>
-          <w:rFonts w:ascii="Arial" w:hAnsi="Arial" w:cs="Arial"/>
+          <w:rFonts w:ascii="Arial Narrow" w:hAnsi="Arial Narrow" w:cs="Arial"/>
           <w:b/>
           <w:sz w:val="16"/>
         </w:rPr>
@@ -8176,7 +8195,7 @@
         <w:ind w:left="567"/>
         <w:jc w:val="both"/>
         <w:rPr>
-          <w:rFonts w:ascii="Arial" w:eastAsia="Arial Narrow" w:hAnsi="Arial" w:cs="Arial"/>
+          <w:rFonts w:ascii="Arial Narrow" w:eastAsia="Arial Narrow" w:hAnsi="Arial Narrow" w:cs="Arial"/>
           <w:sz w:val="16"/>
         </w:rPr>
       </w:pPr>
@@ -8200,7 +8219,7 @@
         <w:ind w:left="567" w:hanging="567"/>
         <w:jc w:val="both"/>
         <w:rPr>
-          <w:rFonts w:ascii="Arial" w:hAnsi="Arial" w:cs="Arial"/>
+          <w:rFonts w:ascii="Arial Narrow" w:hAnsi="Arial Narrow" w:cs="Arial"/>
           <w:sz w:val="16"/>
         </w:rPr>
       </w:pPr>
@@ -8210,12 +8229,13 @@
           <w:rFonts w:ascii="Arial Narrow" w:hAnsi="Arial Narrow" w:cs="Arial"/>
           <w:sz w:val="16"/>
           <w:szCs w:val="16"/>
+          <w:vertAlign w:val="superscript"/>
         </w:rPr>
         <w:footnoteRef/>
       </w:r>
       <w:r>
         <w:rPr>
-          <w:rFonts w:ascii="Arial" w:hAnsi="Arial" w:cs="Arial"/>
+          <w:rFonts w:ascii="Arial Narrow" w:hAnsi="Arial Narrow" w:cs="Arial"/>
           <w:sz w:val="16"/>
         </w:rPr>
         <w:t xml:space="preserve"> </w:t>
@@ -8265,12 +8285,13 @@
           <w:rFonts w:ascii="Arial Narrow" w:hAnsi="Arial Narrow" w:cs="Arial"/>
           <w:sz w:val="16"/>
           <w:szCs w:val="16"/>
+          <w:vertAlign w:val="superscript"/>
         </w:rPr>
         <w:footnoteRef/>
       </w:r>
       <w:r>
         <w:rPr>
-          <w:rFonts w:ascii="Arial" w:hAnsi="Arial" w:cs="Arial"/>
+          <w:rFonts w:ascii="Arial Narrow" w:hAnsi="Arial Narrow" w:cs="Arial"/>
           <w:b/>
           <w:sz w:val="16"/>
         </w:rPr>
@@ -8349,7 +8370,7 @@
         <w:ind w:left="567"/>
         <w:jc w:val="both"/>
         <w:rPr>
-          <w:rFonts w:ascii="Arial" w:hAnsi="Arial" w:cs="Arial"/>
+          <w:rFonts w:ascii="Arial Narrow" w:hAnsi="Arial Narrow" w:cs="Arial"/>
           <w:bCs/>
           <w:sz w:val="16"/>
         </w:rPr>
@@ -8380,7 +8401,7 @@
       </w:pPr>
       <w:r>
         <w:rPr>
-          <w:rStyle w:val="TextonotapieCar"/>
+          <w:rStyle w:val="Refdenotaalpie"/>
           <w:rFonts w:ascii="Arial Narrow" w:hAnsi="Arial Narrow" w:cs="Arial"/>
           <w:sz w:val="16"/>
           <w:szCs w:val="16"/>
@@ -8390,7 +8411,7 @@
       </w:r>
       <w:r>
         <w:rPr>
-          <w:rFonts w:ascii="Arial" w:hAnsi="Arial" w:cs="Arial"/>
+          <w:rFonts w:ascii="Arial Narrow" w:hAnsi="Arial Narrow" w:cs="Arial"/>
           <w:b/>
           <w:sz w:val="16"/>
         </w:rPr>
@@ -8505,7 +8526,7 @@
         <w:ind w:left="567"/>
         <w:jc w:val="both"/>
         <w:rPr>
-          <w:rFonts w:ascii="Arial" w:eastAsia="Arial Narrow" w:hAnsi="Arial" w:cs="Arial"/>
+          <w:rFonts w:ascii="Arial Narrow" w:eastAsia="Arial Narrow" w:hAnsi="Arial Narrow" w:cs="Arial"/>
           <w:sz w:val="16"/>
         </w:rPr>
       </w:pPr>
@@ -8539,12 +8560,13 @@
           <w:rFonts w:ascii="Arial Narrow" w:hAnsi="Arial Narrow" w:cs="Arial"/>
           <w:sz w:val="16"/>
           <w:szCs w:val="16"/>
+          <w:vertAlign w:val="superscript"/>
         </w:rPr>
         <w:footnoteRef/>
       </w:r>
       <w:r>
         <w:rPr>
-          <w:rFonts w:ascii="Arial" w:hAnsi="Arial" w:cs="Arial"/>
+          <w:rFonts w:ascii="Arial Narrow" w:hAnsi="Arial Narrow" w:cs="Arial"/>
           <w:b/>
           <w:sz w:val="16"/>
         </w:rPr>
@@ -9135,7 +9157,7 @@
         <w:ind w:left="567"/>
         <w:jc w:val="both"/>
         <w:rPr>
-          <w:rFonts w:ascii="Arial" w:eastAsia="Arial Narrow" w:hAnsi="Arial" w:cs="Arial"/>
+          <w:rFonts w:ascii="Arial Narrow" w:eastAsia="Arial Narrow" w:hAnsi="Arial Narrow" w:cs="Arial"/>
           <w:sz w:val="16"/>
         </w:rPr>
       </w:pPr>
@@ -9169,12 +9191,13 @@
           <w:rFonts w:ascii="Arial Narrow" w:hAnsi="Arial Narrow" w:cs="Arial"/>
           <w:sz w:val="16"/>
           <w:szCs w:val="16"/>
+          <w:vertAlign w:val="superscript"/>
         </w:rPr>
         <w:footnoteRef/>
       </w:r>
       <w:r>
         <w:rPr>
-          <w:rFonts w:ascii="Arial" w:hAnsi="Arial" w:cs="Arial"/>
+          <w:rFonts w:ascii="Arial Narrow" w:hAnsi="Arial Narrow" w:cs="Arial"/>
           <w:b/>
           <w:sz w:val="16"/>
         </w:rPr>
@@ -9271,7 +9294,7 @@
         <w:ind w:left="567"/>
         <w:jc w:val="both"/>
         <w:rPr>
-          <w:rFonts w:ascii="Arial" w:hAnsi="Arial" w:cs="Arial"/>
+          <w:rFonts w:ascii="Arial Narrow" w:hAnsi="Arial Narrow" w:cs="Arial"/>
           <w:sz w:val="16"/>
         </w:rPr>
       </w:pPr>
@@ -9306,12 +9329,13 @@
           <w:bCs/>
           <w:sz w:val="16"/>
           <w:szCs w:val="16"/>
+          <w:vertAlign w:val="superscript"/>
         </w:rPr>
         <w:footnoteRef/>
       </w:r>
       <w:r>
         <w:rPr>
-          <w:rFonts w:ascii="Arial" w:hAnsi="Arial" w:cs="Arial"/>
+          <w:rFonts w:ascii="Arial Narrow" w:hAnsi="Arial Narrow" w:cs="Arial"/>
           <w:b/>
           <w:sz w:val="16"/>
         </w:rPr>
@@ -9334,7 +9358,7 @@
         <w:ind w:left="567"/>
         <w:jc w:val="both"/>
         <w:rPr>
-          <w:rFonts w:ascii="Arial" w:hAnsi="Arial" w:cs="Arial"/>
+          <w:rFonts w:ascii="Arial Narrow" w:hAnsi="Arial Narrow" w:cs="Arial"/>
           <w:sz w:val="16"/>
         </w:rPr>
       </w:pPr>
@@ -9376,12 +9400,13 @@
           <w:rStyle w:val="Refdenotaalpie"/>
           <w:rFonts w:ascii="Arial Narrow" w:hAnsi="Arial Narrow" w:cs="Arial"/>
           <w:sz w:val="16"/>
+          <w:vertAlign w:val="superscript"/>
         </w:rPr>
         <w:footnoteRef/>
       </w:r>
       <w:r>
         <w:rPr>
-          <w:rFonts w:ascii="Arial" w:hAnsi="Arial" w:cs="Arial"/>
+          <w:rFonts w:ascii="Arial Narrow" w:hAnsi="Arial Narrow" w:cs="Arial"/>
           <w:b/>
           <w:sz w:val="16"/>
         </w:rPr>
@@ -9467,7 +9492,7 @@
         <w:ind w:left="567"/>
         <w:jc w:val="both"/>
         <w:rPr>
-          <w:rFonts w:ascii="Arial" w:hAnsi="Arial" w:cs="Arial"/>
+          <w:rFonts w:ascii="Arial Narrow" w:hAnsi="Arial Narrow" w:cs="Arial"/>
           <w:sz w:val="16"/>
           <w:lang w:val="es-419"/>
         </w:rPr>
@@ -11846,6 +11871,17 @@
       <w:szCs w:val="20"/>
     </w:rPr>
   </w:style>
+  <w:style w:type="character" w:styleId="FootnoteReference">
+    <w:name w:val="footnote reference"/>
+    <w:basedOn w:val="Fuentedeprrafopredeter"/>
+    <w:uiPriority w:val="99"/>
+    <w:semiHidden/>
+    <w:unhideWhenUsed/>
+    <w:rPr>
+      <w:rFonts w:ascii="Arial Narrow" w:hAnsi="Arial Narrow"/>
+      <w:vertAlign w:val="superscript"/>
+    </w:rPr>
+  </w:style>
 </w:styles>
 </file>
 

--- a/plantillas_maestras/02_seguro_vida/anulacion_indebida/2_ddos_banco_y_aseguradora/varon/TPL_2263_2026_SEGURO_VIDA_ANULACION_INDEBIDA_BANCO_VARON_R2.docx
+++ b/plantillas_maestras/02_seguro_vida/anulacion_indebida/2_ddos_banco_y_aseguradora/varon/TPL_2263_2026_SEGURO_VIDA_ANULACION_INDEBIDA_BANCO_VARON_R2.docx
@@ -1,8 +1,8 @@
 
 <file path=word/document.xml><?xml version="1.0" encoding="utf-8"?>
-<w:document xmlns:wpc="http://schemas.microsoft.com/office/word/2010/wordprocessingCanvas" xmlns:cx="http://schemas.microsoft.com/office/drawing/2014/chartex" xmlns:cx1="http://schemas.microsoft.com/office/drawing/2015/9/8/chartex" xmlns:cx2="http://schemas.microsoft.com/office/drawing/2015/10/21/chartex" xmlns:cx3="http://schemas.microsoft.com/office/drawing/2016/5/9/chartex" xmlns:cx4="http://schemas.microsoft.com/office/drawing/2016/5/10/chartex" xmlns:cx5="http://schemas.microsoft.com/office/drawing/2016/5/11/chartex" xmlns:cx6="http://schemas.microsoft.com/office/drawing/2016/5/12/chartex" xmlns:cx7="http://schemas.microsoft.com/office/drawing/2016/5/13/chartex" xmlns:cx8="http://schemas.microsoft.com/office/drawing/2016/5/14/chartex" xmlns:mc="http://schemas.openxmlformats.org/markup-compatibility/2006" xmlns:aink="http://schemas.microsoft.com/office/drawing/2016/ink" xmlns:am3d="http://schemas.microsoft.com/office/drawing/2017/model3d" xmlns:o="urn:schemas-microsoft-com:office:office" xmlns:oel="http://schemas.microsoft.com/office/2019/extlst" xmlns:r="http://schemas.openxmlformats.org/officeDocument/2006/relationships" xmlns:m="http://schemas.openxmlformats.org/officeDocument/2006/math" xmlns:v="urn:schemas-microsoft-com:vml" xmlns:wp14="http://schemas.microsoft.com/office/word/2010/wordprocessingDrawing" xmlns:wp="http://schemas.openxmlformats.org/drawingml/2006/wordprocessingDrawing" xmlns:w10="urn:schemas-microsoft-com:office:word" xmlns:w="http://schemas.openxmlformats.org/wordprocessingml/2006/main" xmlns:w14="http://schemas.microsoft.com/office/word/2010/wordml" xmlns:w15="http://schemas.microsoft.com/office/word/2012/wordml" xmlns:w16cei="http://schemas.microsoft.com/office/word/2026/wordml/cei" xmlns:w16cex="http://schemas.microsoft.com/office/word/2018/wordml/cex" xmlns:w16cid="http://schemas.microsoft.com/office/word/2016/wordml/cid" xmlns:w16="http://schemas.microsoft.com/office/word/2018/wordml" xmlns:w16du="http://schemas.microsoft.com/office/word/2023/wordml/word16du" xmlns:w16sdtdh="http://schemas.microsoft.com/office/word/2020/wordml/sdtdatahash" xmlns:w16sdtfl="http://schemas.microsoft.com/office/word/2024/wordml/sdtformatlock" xmlns:w16se="http://schemas.microsoft.com/office/word/2015/wordml/symex" xmlns:wpg="http://schemas.microsoft.com/office/word/2010/wordprocessingGroup" xmlns:wpi="http://schemas.microsoft.com/office/word/2010/wordprocessingInk" xmlns:wne="http://schemas.microsoft.com/office/word/2006/wordml" xmlns:wps="http://schemas.microsoft.com/office/word/2010/wordprocessingShape" mc:Ignorable="w14 w15 w16se w16cid w16 w16cex w16sdtdh w16sdtfl w16du wp14">
+<w:document xmlns:ns1="http://schemas.openxmlformats.org/markup-compatibility/2006" xmlns:ns2="http://schemas.microsoft.com/office/word/2010/wordml" xmlns:ns3="http://schemas.openxmlformats.org/officeDocument/2006/relationships" xmlns:w="http://schemas.openxmlformats.org/wordprocessingml/2006/main" ns1:Ignorable="w14 w15 w16se w16cid w16 w16cex w16sdtdh w16sdtfl w16du wp14">
   <w:body>
-    <w:p>
+    <w:p ns2:paraId="0342AC77" ns2:textId="77777777">
       <w:pPr>
         <w:tabs>
           <w:tab w:val="left" w:pos="1701"/>
@@ -14,7 +14,7 @@
           <w:color w:val="000000"/>
           <w:kern w:val="0"/>
           <w:lang w:eastAsia="es-PE"/>
-          <w14:ligatures w14:val="none"/>
+          <ns2:ligatures ns2:val="none"/>
         </w:rPr>
       </w:pPr>
       <w:r>
@@ -44,7 +44,7 @@
         <w:t>2263-2026/CC1</w:t>
       </w:r>
     </w:p>
-    <w:p>
+    <w:p ns2:paraId="2FDF1677" ns2:textId="77777777">
       <w:pPr>
         <w:tabs>
           <w:tab w:val="left" w:pos="1701"/>
@@ -59,7 +59,7 @@
           <w:color w:val="000000"/>
           <w:kern w:val="0"/>
           <w:lang w:eastAsia="es-PE"/>
-          <w14:ligatures w14:val="none"/>
+          <ns2:ligatures ns2:val="none"/>
         </w:rPr>
       </w:pPr>
       <w:r>
@@ -98,7 +98,7 @@
       </w:r>
       <w:bookmarkEnd w:id="0"/>
     </w:p>
-    <w:p>
+    <w:p ns2:paraId="19742A65" ns2:textId="2FB819F5">
       <w:pPr>
         <w:tabs>
           <w:tab w:val="left" w:pos="1701"/>
@@ -156,7 +156,7 @@
         <w:t>PACÍFICO COMPAÑÍA DE SEGUROS Y REASEGUROS S.A. (PACÍFICO)</w:t>
       </w:r>
     </w:p>
-    <w:p>
+    <w:p ns2:paraId="465949BB" ns2:textId="77777777">
       <w:pPr>
         <w:tabs>
           <w:tab w:val="left" w:pos="1701"/>
@@ -196,7 +196,7 @@
         <w:t>CORREDORES DE SEGUROS FALABELLA S.A.C. (CORREDORES DE SEGUROS FALABELLA)</w:t>
       </w:r>
     </w:p>
-    <w:p>
+    <w:p ns2:paraId="5C96680C" ns2:textId="77777777">
       <w:pPr>
         <w:tabs>
           <w:tab w:val="left" w:pos="1701"/>
@@ -236,7 +236,7 @@
         <w:t>FALABELLA SERVICIOS GENERALES S.A.C. (FALABELLA SERVICIOS GENERALES)</w:t>
       </w:r>
     </w:p>
-    <w:p>
+    <w:p ns2:paraId="1C6DA6C8" ns2:textId="746863FA">
       <w:pPr>
         <w:tabs>
           <w:tab w:val="left" w:pos="1701"/>
@@ -251,7 +251,7 @@
           <w:color w:val="000000"/>
           <w:kern w:val="0"/>
           <w:lang w:eastAsia="es-PE"/>
-          <w14:ligatures w14:val="none"/>
+          <ns2:ligatures ns2:val="none"/>
         </w:rPr>
       </w:pPr>
       <w:r>
@@ -288,7 +288,7 @@
         <w:t>)</w:t>
       </w:r>
     </w:p>
-    <w:p>
+    <w:p ns2:paraId="35A3FF14" ns2:textId="57E149D7">
       <w:pPr>
         <w:tabs>
           <w:tab w:val="left" w:pos="1701"/>
@@ -303,7 +303,7 @@
           <w:color w:val="000000"/>
           <w:kern w:val="0"/>
           <w:lang w:eastAsia="es-PE"/>
-          <w14:ligatures w14:val="none"/>
+          <ns2:ligatures ns2:val="none"/>
         </w:rPr>
       </w:pPr>
       <w:r>
@@ -313,7 +313,7 @@
           <w:color w:val="000000"/>
           <w:kern w:val="0"/>
           <w:lang w:eastAsia="es-PE"/>
-          <w14:ligatures w14:val="none"/>
+          <ns2:ligatures ns2:val="none"/>
         </w:rPr>
         <w:t>MATERIAS</w:t>
       </w:r>
@@ -324,7 +324,7 @@
           <w:color w:val="000000"/>
           <w:kern w:val="0"/>
           <w:lang w:eastAsia="es-PE"/>
-          <w14:ligatures w14:val="none"/>
+          <ns2:ligatures ns2:val="none"/>
         </w:rPr>
         <w:tab/>
         <w:t>:</w:t>
@@ -336,7 +336,7 @@
           <w:color w:val="000000"/>
           <w:kern w:val="0"/>
           <w:lang w:eastAsia="es-PE"/>
-          <w14:ligatures w14:val="none"/>
+          <ns2:ligatures ns2:val="none"/>
         </w:rPr>
         <w:t xml:space="preserve"> </w:t>
       </w:r>
@@ -347,7 +347,7 @@
           <w:color w:val="000000"/>
           <w:kern w:val="0"/>
           <w:lang w:eastAsia="es-PE"/>
-          <w14:ligatures w14:val="none"/>
+          <ns2:ligatures ns2:val="none"/>
         </w:rPr>
         <w:t xml:space="preserve"> </w:t>
       </w:r>
@@ -358,13 +358,13 @@
           <w:color w:val="000000"/>
           <w:kern w:val="0"/>
           <w:lang w:eastAsia="es-PE"/>
-          <w14:ligatures w14:val="none"/>
+          <ns2:ligatures ns2:val="none"/>
         </w:rPr>
         <w:tab/>
         <w:t>ADMISIÓN A TRÁMITE</w:t>
       </w:r>
     </w:p>
-    <w:p>
+    <w:p ns2:paraId="6F7D737C" ns2:textId="77777777">
       <w:pPr>
         <w:tabs>
           <w:tab w:val="left" w:pos="1701"/>
@@ -379,7 +379,7 @@
           <w:color w:val="000000"/>
           <w:kern w:val="0"/>
           <w:lang w:eastAsia="es-PE"/>
-          <w14:ligatures w14:val="none"/>
+          <ns2:ligatures ns2:val="none"/>
         </w:rPr>
       </w:pPr>
       <w:r>
@@ -389,12 +389,12 @@
           <w:color w:val="000000"/>
           <w:kern w:val="0"/>
           <w:lang w:eastAsia="es-PE"/>
-          <w14:ligatures w14:val="none"/>
+          <ns2:ligatures ns2:val="none"/>
         </w:rPr>
         <w:t xml:space="preserve">REQUERIMIENTO DE INFORMACIÓN </w:t>
       </w:r>
     </w:p>
-    <w:p>
+    <w:p ns2:paraId="3AC4585B" ns2:textId="77777777">
       <w:pPr>
         <w:tabs>
           <w:tab w:val="left" w:pos="1701"/>
@@ -408,7 +408,7 @@
           <w:color w:val="000000"/>
           <w:kern w:val="0"/>
           <w:lang w:eastAsia="es-PE"/>
-          <w14:ligatures w14:val="none"/>
+          <ns2:ligatures ns2:val="none"/>
         </w:rPr>
       </w:pPr>
       <w:r>
@@ -438,7 +438,7 @@
         <w:t>1</w:t>
       </w:r>
     </w:p>
-    <w:p>
+    <w:p ns2:paraId="197E5BB9" ns2:textId="77777777">
       <w:pPr>
         <w:tabs>
           <w:tab w:val="left" w:pos="1014"/>
@@ -451,11 +451,11 @@
           <w:kern w:val="0"/>
           <w:shd w:val="clear" w:color="auto" w:fill="FFFFFF"/>
           <w:lang w:eastAsia="es-PE"/>
-          <w14:ligatures w14:val="none"/>
-        </w:rPr>
-      </w:pPr>
-    </w:p>
-    <w:p>
+          <ns2:ligatures ns2:val="none"/>
+        </w:rPr>
+      </w:pPr>
+    </w:p>
+    <w:p ns2:paraId="1F9198AF" ns2:textId="5A16B2B3">
       <w:pPr>
         <w:tabs>
           <w:tab w:val="left" w:pos="1014"/>
@@ -468,7 +468,7 @@
           <w:kern w:val="0"/>
           <w:shd w:val="clear" w:color="auto" w:fill="FFFFFF"/>
           <w:lang w:eastAsia="es-PE"/>
-          <w14:ligatures w14:val="none"/>
+          <ns2:ligatures ns2:val="none"/>
         </w:rPr>
       </w:pPr>
       <w:r>
@@ -486,7 +486,7 @@
         <w:t>16 de julio de 2026</w:t>
       </w:r>
     </w:p>
-    <w:p>
+    <w:p ns2:paraId="2F9B2833" ns2:textId="77777777">
       <w:pPr>
         <w:tabs>
           <w:tab w:val="left" w:pos="1014"/>
@@ -498,11 +498,11 @@
           <w:color w:val="000000"/>
           <w:kern w:val="0"/>
           <w:lang w:eastAsia="es-PE"/>
-          <w14:ligatures w14:val="none"/>
-        </w:rPr>
-      </w:pPr>
-    </w:p>
-    <w:p>
+          <ns2:ligatures ns2:val="none"/>
+        </w:rPr>
+      </w:pPr>
+    </w:p>
+    <w:p ns2:paraId="6E61EFF6" ns2:textId="77777777">
       <w:pPr>
         <w:numPr>
           <w:ilvl w:val="0"/>
@@ -516,7 +516,7 @@
           <w:color w:val="000000"/>
           <w:kern w:val="0"/>
           <w:lang w:eastAsia="es-PE"/>
-          <w14:ligatures w14:val="none"/>
+          <ns2:ligatures ns2:val="none"/>
         </w:rPr>
       </w:pPr>
       <w:r>
@@ -526,12 +526,12 @@
           <w:color w:val="000000"/>
           <w:kern w:val="0"/>
           <w:lang w:eastAsia="es-PE"/>
-          <w14:ligatures w14:val="none"/>
+          <ns2:ligatures ns2:val="none"/>
         </w:rPr>
         <w:t xml:space="preserve">HECHOS </w:t>
       </w:r>
     </w:p>
-    <w:p>
+    <w:p ns2:paraId="3E3F9C7D" ns2:textId="77777777">
       <w:pPr>
         <w:spacing w:after="0" w:line="240" w:lineRule="auto"/>
         <w:jc w:val="both"/>
@@ -540,11 +540,11 @@
           <w:color w:val="000000"/>
           <w:kern w:val="0"/>
           <w:lang w:eastAsia="es-PE"/>
-          <w14:ligatures w14:val="none"/>
-        </w:rPr>
-      </w:pPr>
-    </w:p>
-    <w:p>
+          <ns2:ligatures ns2:val="none"/>
+        </w:rPr>
+      </w:pPr>
+    </w:p>
+    <w:p ns2:paraId="29634572" ns2:textId="3486F5BA">
       <w:pPr>
         <w:numPr>
           <w:ilvl w:val="1"/>
@@ -558,7 +558,7 @@
           <w:color w:val="000000"/>
           <w:kern w:val="0"/>
           <w:lang w:val="es-ES" w:eastAsia="es-ES"/>
-          <w14:ligatures w14:val="none"/>
+          <ns2:ligatures ns2:val="none"/>
         </w:rPr>
       </w:pPr>
       <w:r>
@@ -666,7 +666,7 @@
         <w:t/>
       </w:r>
     </w:p>
-    <w:p>
+    <w:p ns2:paraId="606BFEAE" ns2:textId="77777777">
       <w:pPr>
         <w:tabs>
           <w:tab w:val="left" w:pos="1134"/>
@@ -678,11 +678,11 @@
           <w:color w:val="000000"/>
           <w:kern w:val="0"/>
           <w:lang w:val="es-ES" w:eastAsia="es-ES"/>
-          <w14:ligatures w14:val="none"/>
-        </w:rPr>
-      </w:pPr>
-    </w:p>
-    <w:p>
+          <ns2:ligatures ns2:val="none"/>
+        </w:rPr>
+      </w:pPr>
+    </w:p>
+    <w:p ns2:paraId="4D3DBAC2" ns2:textId="77777777">
       <w:pPr>
         <w:pStyle w:val="Prrafodelista"/>
         <w:numPr>
@@ -701,7 +701,7 @@
           <w:color w:val="000000"/>
           <w:kern w:val="0"/>
           <w:lang w:eastAsia="es-ES"/>
-          <w14:ligatures w14:val="none"/>
+          <ns2:ligatures ns2:val="none"/>
         </w:rPr>
       </w:pPr>
       <w:r>
@@ -726,7 +726,7 @@
         <w:t xml:space="preserve"> el Seguro de Protección – Póliza 10 documentado en la Propuesta 20001979 (en adelante, Seguro de Protección), sin la aplicación de la promoción del primer mes sin costo. </w:t>
       </w:r>
     </w:p>
-    <w:p>
+    <w:p ns2:paraId="2EF408CF" ns2:textId="77777777">
       <w:pPr>
         <w:pStyle w:val="Prrafodelista"/>
         <w:spacing w:after="0" w:line="240" w:lineRule="auto"/>
@@ -737,11 +737,11 @@
           <w:color w:val="000000"/>
           <w:kern w:val="0"/>
           <w:lang w:eastAsia="es-ES"/>
-          <w14:ligatures w14:val="none"/>
-        </w:rPr>
-      </w:pPr>
-    </w:p>
-    <w:p>
+          <ns2:ligatures ns2:val="none"/>
+        </w:rPr>
+      </w:pPr>
+    </w:p>
+    <w:p ns2:paraId="7902C5B0" ns2:textId="77777777">
       <w:pPr>
         <w:pStyle w:val="Prrafodelista"/>
         <w:numPr>
@@ -760,7 +760,7 @@
           <w:color w:val="000000"/>
           <w:kern w:val="0"/>
           <w:lang w:eastAsia="es-ES"/>
-          <w14:ligatures w14:val="none"/>
+          <ns2:ligatures ns2:val="none"/>
         </w:rPr>
       </w:pPr>
       <w:r>
@@ -771,7 +771,7 @@
         <w:t xml:space="preserve">El 14 de febrero de 2025, presentó el Reclamo PE-RE-0538585 advirtiendo la falta de emisión del contrato y el cobro de la primera cuota. El 24 de febrero de 2025, le facturaron la prima por la suma de S/ 380,00. </w:t>
       </w:r>
     </w:p>
-    <w:p>
+    <w:p ns2:paraId="5694ADFC" ns2:textId="77777777">
       <w:pPr>
         <w:pStyle w:val="Prrafodelista"/>
         <w:spacing w:after="0" w:line="240" w:lineRule="auto"/>
@@ -782,11 +782,11 @@
           <w:color w:val="000000"/>
           <w:kern w:val="0"/>
           <w:lang w:eastAsia="es-ES"/>
-          <w14:ligatures w14:val="none"/>
-        </w:rPr>
-      </w:pPr>
-    </w:p>
-    <w:p>
+          <ns2:ligatures ns2:val="none"/>
+        </w:rPr>
+      </w:pPr>
+    </w:p>
+    <w:p ns2:paraId="525B38F6" ns2:textId="77777777">
       <w:pPr>
         <w:pStyle w:val="Prrafodelista"/>
         <w:numPr>
@@ -805,7 +805,7 @@
           <w:color w:val="000000"/>
           <w:kern w:val="0"/>
           <w:lang w:eastAsia="es-ES"/>
-          <w14:ligatures w14:val="none"/>
+          <ns2:ligatures ns2:val="none"/>
         </w:rPr>
       </w:pPr>
       <w:r>
@@ -816,7 +816,7 @@
         <w:t xml:space="preserve">El 28 de febrero de 2025, Corredores de Seguros Falabella y Falabella Servicios Generales admitieron mediante comunicación que el Seguro de Protección no fue emitido por un problema de sistema, comprometiéndose a regularizar la emisión en un plazo de diez días hábiles y afirmando que brindarían cobertura, regularización que no fue ejecutada en dicho plazo. </w:t>
       </w:r>
     </w:p>
-    <w:p>
+    <w:p ns2:paraId="29EB9768" ns2:textId="77777777">
       <w:pPr>
         <w:pStyle w:val="Prrafodelista"/>
         <w:spacing w:after="0" w:line="240" w:lineRule="auto"/>
@@ -827,11 +827,11 @@
           <w:color w:val="000000"/>
           <w:kern w:val="0"/>
           <w:lang w:eastAsia="es-ES"/>
-          <w14:ligatures w14:val="none"/>
-        </w:rPr>
-      </w:pPr>
-    </w:p>
-    <w:p>
+          <ns2:ligatures ns2:val="none"/>
+        </w:rPr>
+      </w:pPr>
+    </w:p>
+    <w:p ns2:paraId="121E79F3" ns2:textId="77777777">
       <w:pPr>
         <w:pStyle w:val="Prrafodelista"/>
         <w:numPr>
@@ -850,7 +850,7 @@
           <w:color w:val="000000"/>
           <w:kern w:val="0"/>
           <w:lang w:eastAsia="es-ES"/>
-          <w14:ligatures w14:val="none"/>
+          <ns2:ligatures ns2:val="none"/>
         </w:rPr>
       </w:pPr>
       <w:r>
@@ -861,7 +861,7 @@
         <w:t xml:space="preserve">El 13 de marzo de 2025, verificó a través de los estados de cuenta que Corredores de Seguros Falabella y Falabella Servicios Generales no aplicaron el beneficio promocional. </w:t>
       </w:r>
     </w:p>
-    <w:p>
+    <w:p ns2:paraId="4A0F3F91" ns2:textId="77777777">
       <w:pPr>
         <w:pStyle w:val="Prrafodelista"/>
         <w:spacing w:after="0" w:line="240" w:lineRule="auto"/>
@@ -872,11 +872,11 @@
           <w:color w:val="000000"/>
           <w:kern w:val="0"/>
           <w:lang w:eastAsia="es-ES"/>
-          <w14:ligatures w14:val="none"/>
-        </w:rPr>
-      </w:pPr>
-    </w:p>
-    <w:p>
+          <ns2:ligatures ns2:val="none"/>
+        </w:rPr>
+      </w:pPr>
+    </w:p>
+    <w:p ns2:paraId="3B2B4BD4" ns2:textId="36392A0F">
       <w:pPr>
         <w:pStyle w:val="Prrafodelista"/>
         <w:numPr>
@@ -895,7 +895,7 @@
           <w:color w:val="000000"/>
           <w:kern w:val="0"/>
           <w:lang w:eastAsia="es-ES"/>
-          <w14:ligatures w14:val="none"/>
+          <ns2:ligatures ns2:val="none"/>
         </w:rPr>
       </w:pPr>
       <w:r>
@@ -906,7 +906,7 @@
         <w:t xml:space="preserve">El 28 de marzo de 2025, Corredores de Seguros Falabella y Falabella Servicios Generales comunicaron haber aplicado el beneficio en la segunda cuota. </w:t>
       </w:r>
     </w:p>
-    <w:p>
+    <w:p ns2:paraId="795F35CC" ns2:textId="77777777">
       <w:pPr>
         <w:pStyle w:val="Prrafodelista"/>
         <w:spacing w:after="0" w:line="240" w:lineRule="auto"/>
@@ -917,11 +917,11 @@
           <w:color w:val="000000"/>
           <w:kern w:val="0"/>
           <w:lang w:eastAsia="es-ES"/>
-          <w14:ligatures w14:val="none"/>
-        </w:rPr>
-      </w:pPr>
-    </w:p>
-    <w:p>
+          <ns2:ligatures ns2:val="none"/>
+        </w:rPr>
+      </w:pPr>
+    </w:p>
+    <w:p ns2:paraId="7085088D" ns2:textId="4435172A">
       <w:pPr>
         <w:pStyle w:val="Prrafodelista"/>
         <w:numPr>
@@ -940,7 +940,7 @@
           <w:color w:val="000000"/>
           <w:kern w:val="0"/>
           <w:lang w:eastAsia="es-ES"/>
-          <w14:ligatures w14:val="none"/>
+          <ns2:ligatures ns2:val="none"/>
         </w:rPr>
       </w:pPr>
       <w:r>
@@ -958,7 +958,7 @@
         <w:t xml:space="preserve">El 11 de abril de 2025, le efectuaron un cargo duplicado por la suma de S/ 380,00 en su tarjeta de crédito. </w:t>
       </w:r>
     </w:p>
-    <w:p>
+    <w:p ns2:paraId="0A2FA11D" ns2:textId="77777777">
       <w:pPr>
         <w:pStyle w:val="Prrafodelista"/>
         <w:numPr>
@@ -977,7 +977,7 @@
           <w:color w:val="000000"/>
           <w:kern w:val="0"/>
           <w:lang w:eastAsia="es-ES"/>
-          <w14:ligatures w14:val="none"/>
+          <ns2:ligatures ns2:val="none"/>
         </w:rPr>
       </w:pPr>
       <w:r>
@@ -989,7 +989,7 @@
         <w:t xml:space="preserve">El 6 de mayo de 2025, Corredores de Seguros Falabella y Falabella Servicios Generales declararon aprobado el Reclamo PE-RE-0573427, señalando que el beneficio se encontraba aplicado, sin regularizar los cargos duplicados realizados en el mes anterior. </w:t>
       </w:r>
     </w:p>
-    <w:p>
+    <w:p ns2:paraId="404629E4" ns2:textId="77777777">
       <w:pPr>
         <w:pStyle w:val="Prrafodelista"/>
         <w:spacing w:after="0" w:line="240" w:lineRule="auto"/>
@@ -1000,11 +1000,11 @@
           <w:color w:val="000000"/>
           <w:kern w:val="0"/>
           <w:lang w:eastAsia="es-ES"/>
-          <w14:ligatures w14:val="none"/>
-        </w:rPr>
-      </w:pPr>
-    </w:p>
-    <w:p>
+          <ns2:ligatures ns2:val="none"/>
+        </w:rPr>
+      </w:pPr>
+    </w:p>
+    <w:p ns2:paraId="50BAF075" ns2:textId="77777777">
       <w:pPr>
         <w:pStyle w:val="Prrafodelista"/>
         <w:numPr>
@@ -1023,7 +1023,7 @@
           <w:color w:val="000000"/>
           <w:kern w:val="0"/>
           <w:lang w:eastAsia="es-ES"/>
-          <w14:ligatures w14:val="none"/>
+          <ns2:ligatures ns2:val="none"/>
         </w:rPr>
       </w:pPr>
       <w:r>
@@ -1034,7 +1034,7 @@
         <w:t xml:space="preserve">El 16 de mayo de 2025, presentó el Reclamo PE-RE-0591635 requiriendo la devolución del cobro duplicado. </w:t>
       </w:r>
     </w:p>
-    <w:p>
+    <w:p ns2:paraId="6C10BDE0" ns2:textId="77777777">
       <w:pPr>
         <w:pStyle w:val="Prrafodelista"/>
         <w:spacing w:after="0" w:line="240" w:lineRule="auto"/>
@@ -1045,11 +1045,11 @@
           <w:color w:val="000000"/>
           <w:kern w:val="0"/>
           <w:lang w:eastAsia="es-ES"/>
-          <w14:ligatures w14:val="none"/>
-        </w:rPr>
-      </w:pPr>
-    </w:p>
-    <w:p>
+          <ns2:ligatures ns2:val="none"/>
+        </w:rPr>
+      </w:pPr>
+    </w:p>
+    <w:p ns2:paraId="1747AABB" ns2:textId="77777777">
       <w:pPr>
         <w:pStyle w:val="Prrafodelista"/>
         <w:numPr>
@@ -1068,7 +1068,7 @@
           <w:color w:val="000000"/>
           <w:kern w:val="0"/>
           <w:lang w:eastAsia="es-ES"/>
-          <w14:ligatures w14:val="none"/>
+          <ns2:ligatures ns2:val="none"/>
         </w:rPr>
       </w:pPr>
       <w:r>
@@ -1079,7 +1079,7 @@
         <w:t xml:space="preserve">El 26 de mayo de 2025, Corredores de Seguros Falabella y Falabella Servicios Generales emitieron respuesta justificando fallas operativas en sus sistemas y prometieron un abono en quince días hábiles, sin pronunciarse sobre el cobro doble. </w:t>
       </w:r>
     </w:p>
-    <w:p>
+    <w:p ns2:paraId="0D7436AB" ns2:textId="77777777">
       <w:pPr>
         <w:pStyle w:val="Prrafodelista"/>
         <w:spacing w:after="0" w:line="240" w:lineRule="auto"/>
@@ -1090,11 +1090,11 @@
           <w:color w:val="000000"/>
           <w:kern w:val="0"/>
           <w:lang w:eastAsia="es-ES"/>
-          <w14:ligatures w14:val="none"/>
-        </w:rPr>
-      </w:pPr>
-    </w:p>
-    <w:p>
+          <ns2:ligatures ns2:val="none"/>
+        </w:rPr>
+      </w:pPr>
+    </w:p>
+    <w:p ns2:paraId="46557C46" ns2:textId="77777777">
       <w:pPr>
         <w:pStyle w:val="Prrafodelista"/>
         <w:numPr>
@@ -1113,7 +1113,7 @@
           <w:color w:val="000000"/>
           <w:kern w:val="0"/>
           <w:lang w:eastAsia="es-ES"/>
-          <w14:ligatures w14:val="none"/>
+          <ns2:ligatures ns2:val="none"/>
         </w:rPr>
       </w:pPr>
       <w:r>
@@ -1124,7 +1124,7 @@
         <w:t xml:space="preserve">El 24 de junio de 2025, interpuso el Reclamo PE-RE-0613469 solicitando el abono prometido. </w:t>
       </w:r>
     </w:p>
-    <w:p>
+    <w:p ns2:paraId="443FD310" ns2:textId="77777777">
       <w:pPr>
         <w:pStyle w:val="Prrafodelista"/>
         <w:spacing w:after="0" w:line="240" w:lineRule="auto"/>
@@ -1135,11 +1135,11 @@
           <w:color w:val="000000"/>
           <w:kern w:val="0"/>
           <w:lang w:eastAsia="es-ES"/>
-          <w14:ligatures w14:val="none"/>
-        </w:rPr>
-      </w:pPr>
-    </w:p>
-    <w:p>
+          <ns2:ligatures ns2:val="none"/>
+        </w:rPr>
+      </w:pPr>
+    </w:p>
+    <w:p ns2:paraId="79329C5E" ns2:textId="77777777">
       <w:pPr>
         <w:pStyle w:val="Prrafodelista"/>
         <w:numPr>
@@ -1158,7 +1158,7 @@
           <w:color w:val="000000"/>
           <w:kern w:val="0"/>
           <w:lang w:eastAsia="es-ES"/>
-          <w14:ligatures w14:val="none"/>
+          <ns2:ligatures ns2:val="none"/>
         </w:rPr>
       </w:pPr>
       <w:r>
@@ -1169,7 +1169,7 @@
         <w:t xml:space="preserve">El 8 de julio de 2025, Corredores de Seguros Falabella y Falabella Servicios Generales emitieron respuesta reprogramando el plazo de devolución a quince días útiles adicionales, extensión que no fue ejecutada. </w:t>
       </w:r>
     </w:p>
-    <w:p>
+    <w:p ns2:paraId="631528C1" ns2:textId="77777777">
       <w:pPr>
         <w:pStyle w:val="Prrafodelista"/>
         <w:spacing w:after="0" w:line="240" w:lineRule="auto"/>
@@ -1180,11 +1180,11 @@
           <w:color w:val="000000"/>
           <w:kern w:val="0"/>
           <w:lang w:eastAsia="es-ES"/>
-          <w14:ligatures w14:val="none"/>
-        </w:rPr>
-      </w:pPr>
-    </w:p>
-    <w:p>
+          <ns2:ligatures ns2:val="none"/>
+        </w:rPr>
+      </w:pPr>
+    </w:p>
+    <w:p ns2:paraId="708966BF" ns2:textId="77777777">
       <w:pPr>
         <w:pStyle w:val="Prrafodelista"/>
         <w:numPr>
@@ -1203,7 +1203,7 @@
           <w:color w:val="000000"/>
           <w:kern w:val="0"/>
           <w:lang w:eastAsia="es-ES"/>
-          <w14:ligatures w14:val="none"/>
+          <ns2:ligatures ns2:val="none"/>
         </w:rPr>
       </w:pPr>
       <w:r>
@@ -1214,7 +1214,7 @@
         <w:t xml:space="preserve">El 23 de julio de 2025, Corredores de Seguros Falabella y Falabella Servicios Generales comunicaron la anulación unilateral del Seguro de Protección argumentando un error en los datos, luego de haber cobrado primas mensuales ininterrumpidas. </w:t>
       </w:r>
     </w:p>
-    <w:p>
+    <w:p ns2:paraId="0C84319C" ns2:textId="77777777">
       <w:pPr>
         <w:pStyle w:val="Prrafodelista"/>
         <w:spacing w:after="0" w:line="240" w:lineRule="auto"/>
@@ -1225,11 +1225,11 @@
           <w:color w:val="000000"/>
           <w:kern w:val="0"/>
           <w:lang w:eastAsia="es-ES"/>
-          <w14:ligatures w14:val="none"/>
-        </w:rPr>
-      </w:pPr>
-    </w:p>
-    <w:p>
+          <ns2:ligatures ns2:val="none"/>
+        </w:rPr>
+      </w:pPr>
+    </w:p>
+    <w:p ns2:paraId="4D53DE05" ns2:textId="77777777">
       <w:pPr>
         <w:pStyle w:val="Prrafodelista"/>
         <w:numPr>
@@ -1248,7 +1248,7 @@
           <w:color w:val="000000"/>
           <w:kern w:val="0"/>
           <w:lang w:eastAsia="es-ES"/>
-          <w14:ligatures w14:val="none"/>
+          <ns2:ligatures ns2:val="none"/>
         </w:rPr>
       </w:pPr>
       <w:r>
@@ -1259,7 +1259,7 @@
         <w:t xml:space="preserve">El 25 de julio de 2025, presentó la Solicitud PE-SO-0632099 solicitando la reactivación del Seguro de Protección. </w:t>
       </w:r>
     </w:p>
-    <w:p>
+    <w:p ns2:paraId="373E4532" ns2:textId="77777777">
       <w:pPr>
         <w:pStyle w:val="Prrafodelista"/>
         <w:spacing w:after="0" w:line="240" w:lineRule="auto"/>
@@ -1270,11 +1270,11 @@
           <w:color w:val="000000"/>
           <w:kern w:val="0"/>
           <w:lang w:eastAsia="es-ES"/>
-          <w14:ligatures w14:val="none"/>
-        </w:rPr>
-      </w:pPr>
-    </w:p>
-    <w:p>
+          <ns2:ligatures ns2:val="none"/>
+        </w:rPr>
+      </w:pPr>
+    </w:p>
+    <w:p ns2:paraId="49B24468" ns2:textId="77777777">
       <w:pPr>
         <w:pStyle w:val="Prrafodelista"/>
         <w:numPr>
@@ -1293,7 +1293,7 @@
           <w:color w:val="000000"/>
           <w:kern w:val="0"/>
           <w:lang w:eastAsia="es-ES"/>
-          <w14:ligatures w14:val="none"/>
+          <ns2:ligatures ns2:val="none"/>
         </w:rPr>
       </w:pPr>
       <w:r>
@@ -1304,7 +1304,7 @@
         <w:t xml:space="preserve">El 13 de agosto de 2025, Pacífico, mediante la Solicitud SS-0031279774, le indicó que debía coordinar con el canal de ventas; en tanto que Corredores de Seguros Falabella y Falabella Servicios Generales declararon no procedente el pedido sustentándose en un rechazo de Pacífico y consignando en su comunicación la fecha del 25 de julio de 2024. </w:t>
       </w:r>
     </w:p>
-    <w:p>
+    <w:p ns2:paraId="62C514EE" ns2:textId="77777777">
       <w:pPr>
         <w:pStyle w:val="Prrafodelista"/>
         <w:spacing w:after="0" w:line="240" w:lineRule="auto"/>
@@ -1315,11 +1315,11 @@
           <w:color w:val="000000"/>
           <w:kern w:val="0"/>
           <w:lang w:eastAsia="es-ES"/>
-          <w14:ligatures w14:val="none"/>
-        </w:rPr>
-      </w:pPr>
-    </w:p>
-    <w:p>
+          <ns2:ligatures ns2:val="none"/>
+        </w:rPr>
+      </w:pPr>
+    </w:p>
+    <w:p ns2:paraId="2C2C5178" ns2:textId="77777777">
       <w:pPr>
         <w:pStyle w:val="Prrafodelista"/>
         <w:numPr>
@@ -1338,7 +1338,7 @@
           <w:color w:val="000000"/>
           <w:kern w:val="0"/>
           <w:lang w:eastAsia="es-ES"/>
-          <w14:ligatures w14:val="none"/>
+          <ns2:ligatures ns2:val="none"/>
         </w:rPr>
       </w:pPr>
       <w:r>
@@ -1349,7 +1349,7 @@
         <w:t xml:space="preserve">El 7 de septiembre de 2025, le reembolsaron la suma de S/ 380,00, monto que aplicaron como saldo a favor en su tarjeta de crédito. Con anterioridad al 15 de diciembre de 2025, Pacífico descontinuó el plan comercial. </w:t>
       </w:r>
     </w:p>
-    <w:p>
+    <w:p ns2:paraId="5A8DDBC7" ns2:textId="77777777">
       <w:pPr>
         <w:pStyle w:val="Prrafodelista"/>
         <w:spacing w:after="0" w:line="240" w:lineRule="auto"/>
@@ -1360,11 +1360,11 @@
           <w:color w:val="000000"/>
           <w:kern w:val="0"/>
           <w:lang w:eastAsia="es-ES"/>
-          <w14:ligatures w14:val="none"/>
-        </w:rPr>
-      </w:pPr>
-    </w:p>
-    <w:p>
+          <ns2:ligatures ns2:val="none"/>
+        </w:rPr>
+      </w:pPr>
+    </w:p>
+    <w:p ns2:paraId="084157FE" ns2:textId="77777777">
       <w:pPr>
         <w:pStyle w:val="Prrafodelista"/>
         <w:numPr>
@@ -1383,7 +1383,7 @@
           <w:color w:val="000000"/>
           <w:kern w:val="0"/>
           <w:lang w:eastAsia="es-ES"/>
-          <w14:ligatures w14:val="none"/>
+          <ns2:ligatures ns2:val="none"/>
         </w:rPr>
       </w:pPr>
       <w:r>
@@ -1394,7 +1394,7 @@
         <w:t xml:space="preserve">El 15 de diciembre de 2025, le reembolsaron la suma de S/ 2 280,00, aplicándolo como saldo a favor en su tarjeta de crédito, sin incluir el pago de intereses correspondientes a los cobros del año 2025. </w:t>
       </w:r>
     </w:p>
-    <w:p>
+    <w:p ns2:paraId="27D274E3" ns2:textId="77777777">
       <w:pPr>
         <w:pStyle w:val="Prrafodelista"/>
         <w:spacing w:after="0" w:line="240" w:lineRule="auto"/>
@@ -1405,11 +1405,11 @@
           <w:color w:val="000000"/>
           <w:kern w:val="0"/>
           <w:lang w:eastAsia="es-ES"/>
-          <w14:ligatures w14:val="none"/>
-        </w:rPr>
-      </w:pPr>
-    </w:p>
-    <w:p>
+          <ns2:ligatures ns2:val="none"/>
+        </w:rPr>
+      </w:pPr>
+    </w:p>
+    <w:p ns2:paraId="6E24E306" ns2:textId="77777777">
       <w:pPr>
         <w:pStyle w:val="Prrafodelista"/>
         <w:numPr>
@@ -1428,7 +1428,7 @@
           <w:color w:val="000000"/>
           <w:kern w:val="0"/>
           <w:lang w:eastAsia="es-ES"/>
-          <w14:ligatures w14:val="none"/>
+          <ns2:ligatures ns2:val="none"/>
         </w:rPr>
       </w:pPr>
       <w:r>
@@ -1474,7 +1474,7 @@
         <w:t xml:space="preserve">WhatsApp con una asesora comercial, informando sobre el historial operativo y recibiendo confirmación de afiliación con vigencia desde ese día. </w:t>
       </w:r>
     </w:p>
-    <w:p>
+    <w:p ns2:paraId="0D2B9593" ns2:textId="77777777">
       <w:pPr>
         <w:spacing w:after="0" w:line="240" w:lineRule="auto"/>
         <w:jc w:val="both"/>
@@ -1483,11 +1483,11 @@
           <w:color w:val="000000"/>
           <w:kern w:val="0"/>
           <w:lang w:eastAsia="es-ES"/>
-          <w14:ligatures w14:val="none"/>
-        </w:rPr>
-      </w:pPr>
-    </w:p>
-    <w:p>
+          <ns2:ligatures ns2:val="none"/>
+        </w:rPr>
+      </w:pPr>
+    </w:p>
+    <w:p ns2:paraId="512A8FAC" ns2:textId="77777777">
       <w:pPr>
         <w:pStyle w:val="Prrafodelista"/>
         <w:numPr>
@@ -1506,7 +1506,7 @@
           <w:color w:val="000000"/>
           <w:kern w:val="0"/>
           <w:lang w:eastAsia="es-ES"/>
-          <w14:ligatures w14:val="none"/>
+          <ns2:ligatures ns2:val="none"/>
         </w:rPr>
       </w:pPr>
       <w:r>
@@ -1517,7 +1517,7 @@
         <w:t xml:space="preserve">El 2 de enero de 2026, le debitaron la primera prima del Segundo Seguro de Protección por la suma de S/ 435,00, registrándolo bajo el mismo código de producto del año anterior. </w:t>
       </w:r>
     </w:p>
-    <w:p>
+    <w:p ns2:paraId="462D599F" ns2:textId="77777777">
       <w:pPr>
         <w:pStyle w:val="Prrafodelista"/>
         <w:spacing w:after="0" w:line="240" w:lineRule="auto"/>
@@ -1528,11 +1528,11 @@
           <w:color w:val="000000"/>
           <w:kern w:val="0"/>
           <w:lang w:eastAsia="es-ES"/>
-          <w14:ligatures w14:val="none"/>
-        </w:rPr>
-      </w:pPr>
-    </w:p>
-    <w:p>
+          <ns2:ligatures ns2:val="none"/>
+        </w:rPr>
+      </w:pPr>
+    </w:p>
+    <w:p ns2:paraId="6709C1DF" ns2:textId="77777777">
       <w:pPr>
         <w:pStyle w:val="Prrafodelista"/>
         <w:numPr>
@@ -1551,7 +1551,7 @@
           <w:color w:val="000000"/>
           <w:kern w:val="0"/>
           <w:lang w:eastAsia="es-ES"/>
-          <w14:ligatures w14:val="none"/>
+          <ns2:ligatures ns2:val="none"/>
         </w:rPr>
       </w:pPr>
       <w:r>
@@ -1570,7 +1570,7 @@
         <w:t xml:space="preserve">que la información de la aplicación era referencial y registraron el Reclamo PE-RE-0719838 omitiendo los argumentos centrales. </w:t>
       </w:r>
     </w:p>
-    <w:p>
+    <w:p ns2:paraId="73D7A73E" ns2:textId="77777777">
       <w:pPr>
         <w:pStyle w:val="Prrafodelista"/>
         <w:spacing w:after="0" w:line="240" w:lineRule="auto"/>
@@ -1581,11 +1581,11 @@
           <w:color w:val="000000"/>
           <w:kern w:val="0"/>
           <w:lang w:eastAsia="es-ES"/>
-          <w14:ligatures w14:val="none"/>
-        </w:rPr>
-      </w:pPr>
-    </w:p>
-    <w:p>
+          <ns2:ligatures ns2:val="none"/>
+        </w:rPr>
+      </w:pPr>
+    </w:p>
+    <w:p ns2:paraId="39DAC076" ns2:textId="77777777">
       <w:pPr>
         <w:pStyle w:val="Prrafodelista"/>
         <w:numPr>
@@ -1604,7 +1604,7 @@
           <w:color w:val="000000"/>
           <w:kern w:val="0"/>
           <w:lang w:eastAsia="es-ES"/>
-          <w14:ligatures w14:val="none"/>
+          <ns2:ligatures ns2:val="none"/>
         </w:rPr>
       </w:pPr>
       <w:r>
@@ -1615,7 +1615,7 @@
         <w:t xml:space="preserve">El 7 de enero de 2026, Pacífico, mediante la Solicitud SS-0036992517, le notificó que el caso sería revisado dentro del Reclamo C-00011/2026, sin emitir dictamen técnico posterior. El 15 de enero de 2026, venció el plazo para el cumplimiento de los incentivos comerciales ofrecidos en la venta. </w:t>
       </w:r>
     </w:p>
-    <w:p>
+    <w:p ns2:paraId="2B20E2B9" ns2:textId="77777777">
       <w:pPr>
         <w:pStyle w:val="Prrafodelista"/>
         <w:spacing w:after="0" w:line="240" w:lineRule="auto"/>
@@ -1626,11 +1626,11 @@
           <w:color w:val="000000"/>
           <w:kern w:val="0"/>
           <w:lang w:eastAsia="es-ES"/>
-          <w14:ligatures w14:val="none"/>
-        </w:rPr>
-      </w:pPr>
-    </w:p>
-    <w:p>
+          <ns2:ligatures ns2:val="none"/>
+        </w:rPr>
+      </w:pPr>
+    </w:p>
+    <w:p ns2:paraId="3CA34110" ns2:textId="77777777">
       <w:pPr>
         <w:pStyle w:val="Prrafodelista"/>
         <w:numPr>
@@ -1649,7 +1649,7 @@
           <w:color w:val="000000"/>
           <w:kern w:val="0"/>
           <w:lang w:eastAsia="es-ES"/>
-          <w14:ligatures w14:val="none"/>
+          <ns2:ligatures ns2:val="none"/>
         </w:rPr>
       </w:pPr>
       <w:r>
@@ -1660,7 +1660,7 @@
         <w:t xml:space="preserve">El 20 de enero de 2026, Corredores de Seguros Falabella y Falabella Servicios Generales emitieron la resolución del Reclamo PE-RE-0719838 afirmando que el Segundo Seguro de Protección se encontraba vigente y al día en los cobros. El 25 de enero de 2026, fue víctima de un robo y bloqueó la tarjeta de crédito asociada. </w:t>
       </w:r>
     </w:p>
-    <w:p>
+    <w:p ns2:paraId="54A22AEF" ns2:textId="77777777">
       <w:pPr>
         <w:pStyle w:val="Prrafodelista"/>
         <w:spacing w:after="0" w:line="240" w:lineRule="auto"/>
@@ -1671,11 +1671,11 @@
           <w:color w:val="000000"/>
           <w:kern w:val="0"/>
           <w:lang w:eastAsia="es-ES"/>
-          <w14:ligatures w14:val="none"/>
-        </w:rPr>
-      </w:pPr>
-    </w:p>
-    <w:p>
+          <ns2:ligatures ns2:val="none"/>
+        </w:rPr>
+      </w:pPr>
+    </w:p>
+    <w:p ns2:paraId="62A9663A" ns2:textId="27863AEF">
       <w:pPr>
         <w:pStyle w:val="Prrafodelista"/>
         <w:numPr>
@@ -1694,7 +1694,7 @@
           <w:color w:val="000000"/>
           <w:kern w:val="0"/>
           <w:lang w:eastAsia="es-ES"/>
-          <w14:ligatures w14:val="none"/>
+          <ns2:ligatures ns2:val="none"/>
         </w:rPr>
       </w:pPr>
       <w:r>
@@ -1712,7 +1712,7 @@
         <w:t>El 4 de febrero de 2026, Corredores de Seguros Falabella y Falabella Servicios Generales denegaron el pedido por escrito indicando que dicha opción no estaba habilitada para el producto, sugiriendo su anulación.</w:t>
       </w:r>
     </w:p>
-    <w:p>
+    <w:p ns2:paraId="0A4ED63E" ns2:textId="77777777">
       <w:pPr>
         <w:pStyle w:val="Prrafodelista"/>
         <w:spacing w:after="0" w:line="240" w:lineRule="auto"/>
@@ -1723,11 +1723,11 @@
           <w:color w:val="000000"/>
           <w:kern w:val="0"/>
           <w:lang w:eastAsia="es-ES"/>
-          <w14:ligatures w14:val="none"/>
-        </w:rPr>
-      </w:pPr>
-    </w:p>
-    <w:p>
+          <ns2:ligatures ns2:val="none"/>
+        </w:rPr>
+      </w:pPr>
+    </w:p>
+    <w:p ns2:paraId="56C160C3" ns2:textId="77777777">
       <w:pPr>
         <w:pStyle w:val="Prrafodelista"/>
         <w:numPr>
@@ -1746,7 +1746,7 @@
           <w:color w:val="000000"/>
           <w:kern w:val="0"/>
           <w:lang w:eastAsia="es-ES"/>
-          <w14:ligatures w14:val="none"/>
+          <ns2:ligatures ns2:val="none"/>
         </w:rPr>
       </w:pPr>
       <w:r>
@@ -1757,7 +1757,7 @@
         <w:t xml:space="preserve">El 20 de marzo de 2026, recibió una notificación de Corredores de Seguros Falabella y Falabella Servicios Generales adjuntando la Solicitud de Anulación 35445, registrando como motivo que el cliente no deseaba continuar y una revocación unilateral por parte del asegurado, gestión que no solicitó ni autorizó. </w:t>
       </w:r>
     </w:p>
-    <w:p>
+    <w:p ns2:paraId="31050564" ns2:textId="77777777">
       <w:pPr>
         <w:spacing w:after="0" w:line="240" w:lineRule="auto"/>
         <w:jc w:val="both"/>
@@ -1766,11 +1766,11 @@
           <w:color w:val="000000"/>
           <w:kern w:val="0"/>
           <w:lang w:eastAsia="es-ES"/>
-          <w14:ligatures w14:val="none"/>
-        </w:rPr>
-      </w:pPr>
-    </w:p>
-    <w:p>
+          <ns2:ligatures ns2:val="none"/>
+        </w:rPr>
+      </w:pPr>
+    </w:p>
+    <w:p ns2:paraId="7EFE17AC" ns2:textId="77777777">
       <w:pPr>
         <w:pStyle w:val="Prrafodelista"/>
         <w:numPr>
@@ -1789,7 +1789,7 @@
           <w:color w:val="000000"/>
           <w:kern w:val="0"/>
           <w:lang w:eastAsia="es-ES"/>
-          <w14:ligatures w14:val="none"/>
+          <ns2:ligatures ns2:val="none"/>
         </w:rPr>
       </w:pPr>
       <w:r>
@@ -1800,7 +1800,7 @@
         <w:t xml:space="preserve">El 13 de abril de 2026, la subgerencia de Corredores de Seguros Falabella y Falabella Servicios Generales reconoció un incidente operativo e informó que el reembolso se realizaría en un plazo de veinticinco días hábiles. </w:t>
       </w:r>
     </w:p>
-    <w:p>
+    <w:p ns2:paraId="3132D6A2" ns2:textId="77777777">
       <w:pPr>
         <w:pStyle w:val="Prrafodelista"/>
         <w:spacing w:after="0" w:line="240" w:lineRule="auto"/>
@@ -1811,11 +1811,11 @@
           <w:color w:val="000000"/>
           <w:kern w:val="0"/>
           <w:lang w:eastAsia="es-ES"/>
-          <w14:ligatures w14:val="none"/>
-        </w:rPr>
-      </w:pPr>
-    </w:p>
-    <w:p>
+          <ns2:ligatures ns2:val="none"/>
+        </w:rPr>
+      </w:pPr>
+    </w:p>
+    <w:p ns2:paraId="329ED796" ns2:textId="77777777">
       <w:pPr>
         <w:pStyle w:val="Prrafodelista"/>
         <w:numPr>
@@ -1834,7 +1834,7 @@
           <w:color w:val="000000"/>
           <w:kern w:val="0"/>
           <w:lang w:eastAsia="es-ES"/>
-          <w14:ligatures w14:val="none"/>
+          <ns2:ligatures ns2:val="none"/>
         </w:rPr>
       </w:pPr>
       <w:r>
@@ -1845,7 +1845,7 @@
         <w:t xml:space="preserve">El 27 de abril de 2026, ingresó el reclamo 000/PREVIEW/2026 en el portal de Pacífico, dejando constancia de las observaciones en la gestión y de la falta de atención al reclamo del mes de enero. </w:t>
       </w:r>
     </w:p>
-    <w:p>
+    <w:p ns2:paraId="489A8167" ns2:textId="77777777">
       <w:pPr>
         <w:spacing w:after="0" w:line="240" w:lineRule="auto"/>
         <w:jc w:val="both"/>
@@ -1854,11 +1854,11 @@
           <w:color w:val="000000"/>
           <w:kern w:val="0"/>
           <w:lang w:eastAsia="es-ES"/>
-          <w14:ligatures w14:val="none"/>
-        </w:rPr>
-      </w:pPr>
-    </w:p>
-    <w:p>
+          <ns2:ligatures ns2:val="none"/>
+        </w:rPr>
+      </w:pPr>
+    </w:p>
+    <w:p ns2:paraId="79ED5611" ns2:textId="77777777">
       <w:pPr>
         <w:pStyle w:val="Prrafodelista"/>
         <w:numPr>
@@ -1877,7 +1877,7 @@
           <w:color w:val="000000"/>
           <w:kern w:val="0"/>
           <w:lang w:eastAsia="es-ES"/>
-          <w14:ligatures w14:val="none"/>
+          <ns2:ligatures ns2:val="none"/>
         </w:rPr>
       </w:pPr>
       <w:r>
@@ -1888,7 +1888,7 @@
         <w:t xml:space="preserve">El 29 de abril de 2026, registró sus descargos vía telefónica, generando la Solicitud PE-SO-0788683; en dicha fecha se consignó la emisión de la resolución de Corredores de Seguros Falabella y Falabella Servicios Generales donde declaran actuar como gestores de banca seguros por encargo de Banco Falabella. </w:t>
       </w:r>
     </w:p>
-    <w:p>
+    <w:p ns2:paraId="5AB37054" ns2:textId="77777777">
       <w:pPr>
         <w:pStyle w:val="Prrafodelista"/>
         <w:spacing w:after="0" w:line="240" w:lineRule="auto"/>
@@ -1899,11 +1899,11 @@
           <w:color w:val="000000"/>
           <w:kern w:val="0"/>
           <w:lang w:eastAsia="es-ES"/>
-          <w14:ligatures w14:val="none"/>
-        </w:rPr>
-      </w:pPr>
-    </w:p>
-    <w:p>
+          <ns2:ligatures ns2:val="none"/>
+        </w:rPr>
+      </w:pPr>
+    </w:p>
+    <w:p ns2:paraId="6E6D7287" ns2:textId="349528BB">
       <w:pPr>
         <w:pStyle w:val="Prrafodelista"/>
         <w:numPr>
@@ -1922,7 +1922,7 @@
           <w:color w:val="000000"/>
           <w:kern w:val="0"/>
           <w:lang w:eastAsia="es-ES"/>
-          <w14:ligatures w14:val="none"/>
+          <ns2:ligatures ns2:val="none"/>
         </w:rPr>
       </w:pPr>
       <w:r>
@@ -1940,7 +1940,7 @@
         <w:t xml:space="preserve">El 14 de mayo de 2026, realizó seguimiento a la Solicitud PE-SO-0788683 vía WhatsApp y presentó un escrito rechazando la propuesta alternativa de veinte años, informando además la falta de acreditación del reembolso en el plazo ofrecido. </w:t>
       </w:r>
     </w:p>
-    <w:p>
+    <w:p ns2:paraId="70293FEA" ns2:textId="77777777">
       <w:pPr>
         <w:pStyle w:val="Prrafodelista"/>
         <w:spacing w:after="0" w:line="240" w:lineRule="auto"/>
@@ -1951,11 +1951,11 @@
           <w:color w:val="000000"/>
           <w:kern w:val="0"/>
           <w:lang w:eastAsia="es-ES"/>
-          <w14:ligatures w14:val="none"/>
-        </w:rPr>
-      </w:pPr>
-    </w:p>
-    <w:p>
+          <ns2:ligatures ns2:val="none"/>
+        </w:rPr>
+      </w:pPr>
+    </w:p>
+    <w:p ns2:paraId="47367C38" ns2:textId="77777777">
       <w:pPr>
         <w:pStyle w:val="Prrafodelista"/>
         <w:numPr>
@@ -1974,7 +1974,7 @@
           <w:color w:val="000000"/>
           <w:kern w:val="0"/>
           <w:lang w:eastAsia="es-ES"/>
-          <w14:ligatures w14:val="none"/>
+          <ns2:ligatures ns2:val="none"/>
         </w:rPr>
       </w:pPr>
       <w:r>
@@ -1985,7 +1985,7 @@
         <w:t xml:space="preserve">El 15 de mayo de 2026, Corredores de Seguros Falabella y Falabella Servicios Generales notificaron que la respuesta a su requerimiento se postergaría y que el caso se encontraba en proceso de evaluación. </w:t>
       </w:r>
     </w:p>
-    <w:p>
+    <w:p ns2:paraId="3E029963" ns2:textId="77777777">
       <w:pPr>
         <w:pStyle w:val="Prrafodelista"/>
         <w:spacing w:after="0" w:line="240" w:lineRule="auto"/>
@@ -1996,11 +1996,11 @@
           <w:color w:val="000000"/>
           <w:kern w:val="0"/>
           <w:lang w:eastAsia="es-ES"/>
-          <w14:ligatures w14:val="none"/>
-        </w:rPr>
-      </w:pPr>
-    </w:p>
-    <w:p>
+          <ns2:ligatures ns2:val="none"/>
+        </w:rPr>
+      </w:pPr>
+    </w:p>
+    <w:p ns2:paraId="52DFDCBF" ns2:textId="77777777">
       <w:pPr>
         <w:pStyle w:val="Prrafodelista"/>
         <w:numPr>
@@ -2019,7 +2019,7 @@
           <w:color w:val="000000"/>
           <w:kern w:val="0"/>
           <w:lang w:eastAsia="es-ES"/>
-          <w14:ligatures w14:val="none"/>
+          <ns2:ligatures ns2:val="none"/>
         </w:rPr>
       </w:pPr>
       <w:r>
@@ -2030,7 +2030,7 @@
         <w:t xml:space="preserve">El 18 de mayo de 2026, transcurrió el plazo de veinticinco días hábiles para el reembolso informado en el mes de abril, sin concretarse el abono de los fondos. </w:t>
       </w:r>
     </w:p>
-    <w:p>
+    <w:p ns2:paraId="1F6B4FCB" ns2:textId="77777777">
       <w:pPr>
         <w:pStyle w:val="Prrafodelista"/>
         <w:spacing w:after="0" w:line="240" w:lineRule="auto"/>
@@ -2041,11 +2041,11 @@
           <w:color w:val="000000"/>
           <w:kern w:val="0"/>
           <w:lang w:eastAsia="es-ES"/>
-          <w14:ligatures w14:val="none"/>
-        </w:rPr>
-      </w:pPr>
-    </w:p>
-    <w:p>
+          <ns2:ligatures ns2:val="none"/>
+        </w:rPr>
+      </w:pPr>
+    </w:p>
+    <w:p ns2:paraId="36A59E1A" ns2:textId="77777777">
       <w:pPr>
         <w:pStyle w:val="Prrafodelista"/>
         <w:numPr>
@@ -2064,7 +2064,7 @@
           <w:color w:val="000000"/>
           <w:kern w:val="0"/>
           <w:lang w:eastAsia="es-ES"/>
-          <w14:ligatures w14:val="none"/>
+          <ns2:ligatures ns2:val="none"/>
         </w:rPr>
       </w:pPr>
       <w:r>
@@ -2075,7 +2075,7 @@
         <w:t xml:space="preserve">El 22 de mayo de 2026, amplió la denuncia bajo el Expediente 2026-0048888 ante la Superintendencia de Banca, Seguros y Administradoras Privadas de Fondos de Pensiones, derivado de las indicaciones de las resoluciones de Corredores de Seguros Falabella y Falabella Servicios Generales para acudir a dicha entidad. </w:t>
       </w:r>
     </w:p>
-    <w:p>
+    <w:p ns2:paraId="7CE2AB6E" ns2:textId="77777777">
       <w:pPr>
         <w:spacing w:after="0" w:line="240" w:lineRule="auto"/>
         <w:jc w:val="both"/>
@@ -2084,11 +2084,11 @@
           <w:color w:val="000000"/>
           <w:kern w:val="0"/>
           <w:lang w:eastAsia="es-ES"/>
-          <w14:ligatures w14:val="none"/>
-        </w:rPr>
-      </w:pPr>
-    </w:p>
-    <w:p>
+          <ns2:ligatures ns2:val="none"/>
+        </w:rPr>
+      </w:pPr>
+    </w:p>
+    <w:p ns2:paraId="311AF561" ns2:textId="77777777">
       <w:pPr>
         <w:pStyle w:val="Prrafodelista"/>
         <w:numPr>
@@ -2107,7 +2107,7 @@
           <w:color w:val="000000"/>
           <w:kern w:val="0"/>
           <w:lang w:eastAsia="es-ES"/>
-          <w14:ligatures w14:val="none"/>
+          <ns2:ligatures ns2:val="none"/>
         </w:rPr>
       </w:pPr>
       <w:r>
@@ -2118,7 +2118,7 @@
         <w:t xml:space="preserve">El 1 de junio de 2026, Corredores de Seguros Falabella y Falabella Servicios Generales notificaron la respuesta a la Solicitud PE-SO-0788683, cerrando el requerimiento, negando la reactivación del contrato a quince años y derivando la gestión de los intereses a Banco Falabella. </w:t>
       </w:r>
     </w:p>
-    <w:p>
+    <w:p ns2:paraId="42AC5CDD" ns2:textId="77777777">
       <w:pPr>
         <w:pStyle w:val="Prrafodelista"/>
         <w:spacing w:after="0" w:line="240" w:lineRule="auto"/>
@@ -2129,11 +2129,11 @@
           <w:color w:val="000000"/>
           <w:kern w:val="0"/>
           <w:lang w:eastAsia="es-ES"/>
-          <w14:ligatures w14:val="none"/>
-        </w:rPr>
-      </w:pPr>
-    </w:p>
-    <w:p>
+          <ns2:ligatures ns2:val="none"/>
+        </w:rPr>
+      </w:pPr>
+    </w:p>
+    <w:p ns2:paraId="4B0A1031" ns2:textId="77777777">
       <w:pPr>
         <w:pStyle w:val="Prrafodelista"/>
         <w:numPr>
@@ -2152,7 +2152,7 @@
           <w:color w:val="000000"/>
           <w:kern w:val="0"/>
           <w:lang w:eastAsia="es-ES"/>
-          <w14:ligatures w14:val="none"/>
+          <ns2:ligatures ns2:val="none"/>
         </w:rPr>
       </w:pPr>
       <w:r>
@@ -2170,7 +2170,7 @@
         <w:t>El 12 de junio de 2026, efectuaron el reembolso del capital nominal por la suma de S/ 1 305,00, aplicándolo como saldo a favor en la tarjeta de crédito y sin el pago de los intereses generados en el periodo retenido.</w:t>
       </w:r>
     </w:p>
-    <w:p>
+    <w:p ns2:paraId="38A628B4" ns2:textId="04D3C3C5">
       <w:pPr>
         <w:pStyle w:val="Prrafodelista"/>
         <w:spacing w:after="0" w:line="240" w:lineRule="auto"/>
@@ -2181,7 +2181,7 @@
           <w:color w:val="000000"/>
           <w:kern w:val="0"/>
           <w:lang w:eastAsia="es-ES"/>
-          <w14:ligatures w14:val="none"/>
+          <ns2:ligatures ns2:val="none"/>
         </w:rPr>
       </w:pPr>
       <w:r>
@@ -2192,7 +2192,7 @@
         <w:t xml:space="preserve"> </w:t>
       </w:r>
     </w:p>
-    <w:p>
+    <w:p ns2:paraId="71B4A344" ns2:textId="22CBF070">
       <w:pPr>
         <w:pStyle w:val="Prrafodelista"/>
         <w:numPr>
@@ -2211,7 +2211,7 @@
           <w:color w:val="000000"/>
           <w:kern w:val="0"/>
           <w:lang w:eastAsia="es-ES"/>
-          <w14:ligatures w14:val="none"/>
+          <ns2:ligatures ns2:val="none"/>
         </w:rPr>
       </w:pPr>
       <w:r>
@@ -2229,7 +2229,7 @@
         <w:t xml:space="preserve">El 18 de junio de 2026, interpuso la denuncia administrativa solicitando medidas correctivas, rectificación de registros y la devolución de cobros generados por primas que sumaron S/ 2 660,00, sumado a los cobros de comisiones por seguro de desgravamen aplicados sobre dichos saldos. </w:t>
       </w:r>
     </w:p>
-    <w:p>
+    <w:p ns2:paraId="4CE2EF12" ns2:textId="77777777">
       <w:pPr>
         <w:pStyle w:val="Prrafodelista"/>
         <w:spacing w:after="0" w:line="240" w:lineRule="auto"/>
@@ -2240,11 +2240,11 @@
           <w:color w:val="000000"/>
           <w:kern w:val="0"/>
           <w:lang w:eastAsia="es-ES"/>
-          <w14:ligatures w14:val="none"/>
-        </w:rPr>
-      </w:pPr>
-    </w:p>
-    <w:p>
+          <ns2:ligatures ns2:val="none"/>
+        </w:rPr>
+      </w:pPr>
+    </w:p>
+    <w:p ns2:paraId="09456442" ns2:textId="6D51AF07">
       <w:pPr>
         <w:pStyle w:val="Prrafodelista"/>
         <w:numPr>
@@ -2263,7 +2263,7 @@
           <w:color w:val="000000"/>
           <w:kern w:val="0"/>
           <w:lang w:eastAsia="es-ES"/>
-          <w14:ligatures w14:val="none"/>
+          <ns2:ligatures ns2:val="none"/>
         </w:rPr>
       </w:pPr>
       <w:r>
@@ -2274,7 +2274,7 @@
         <w:t xml:space="preserve">El 25 de junio de 2026, Banco Falabella emitió la resolución del Caso 47544973260605 NP rechazando la solicitud, señalando la anulación de la propuesta desde el inicio de su vigencia, indicando que el cobro del seguro de desgravamen con una tasa de 3,29% se calculó sobre el promedio diario de saldos adeudados y sugiriendo acudir a la vía judicial para los reclamos de intereses. </w:t>
       </w:r>
     </w:p>
-    <w:p>
+    <w:p ns2:paraId="4623F545" ns2:textId="77777777">
       <w:pPr>
         <w:pStyle w:val="Prrafodelista"/>
         <w:spacing w:after="0" w:line="240" w:lineRule="auto"/>
@@ -2285,11 +2285,11 @@
           <w:color w:val="000000"/>
           <w:kern w:val="0"/>
           <w:lang w:eastAsia="es-ES"/>
-          <w14:ligatures w14:val="none"/>
-        </w:rPr>
-      </w:pPr>
-    </w:p>
-    <w:p>
+          <ns2:ligatures ns2:val="none"/>
+        </w:rPr>
+      </w:pPr>
+    </w:p>
+    <w:p ns2:paraId="6C8521DE" ns2:textId="0F25E375">
       <w:pPr>
         <w:numPr>
           <w:ilvl w:val="1"/>
@@ -2307,7 +2307,7 @@
           <w:color w:val="000000"/>
           <w:kern w:val="0"/>
           <w:lang w:val="es-ES" w:eastAsia="es-ES"/>
-          <w14:ligatures w14:val="none"/>
+          <ns2:ligatures ns2:val="none"/>
         </w:rPr>
       </w:pPr>
       <w:r>
@@ -2418,7 +2418,7 @@
         <w:t/>
       </w:r>
     </w:p>
-    <w:p>
+    <w:p ns2:paraId="4A713EA1" ns2:textId="77777777">
       <w:pPr>
         <w:spacing w:after="0" w:line="240" w:lineRule="auto"/>
         <w:contextualSpacing/>
@@ -2429,11 +2429,11 @@
           <w:color w:val="000000"/>
           <w:kern w:val="0"/>
           <w:lang w:eastAsia="es-PE"/>
-          <w14:ligatures w14:val="none"/>
-        </w:rPr>
-      </w:pPr>
-    </w:p>
-    <w:p>
+          <ns2:ligatures ns2:val="none"/>
+        </w:rPr>
+      </w:pPr>
+    </w:p>
+    <w:p ns2:paraId="757C7F6D" ns2:textId="77777777">
       <w:pPr>
         <w:pStyle w:val="Prrafodelista"/>
         <w:numPr>
@@ -2453,7 +2453,7 @@
           <w:color w:val="000000"/>
           <w:kern w:val="0"/>
           <w:lang w:eastAsia="es-PE"/>
-          <w14:ligatures w14:val="none"/>
+          <ns2:ligatures ns2:val="none"/>
         </w:rPr>
       </w:pPr>
       <w:r>
@@ -2463,12 +2463,12 @@
           <w:color w:val="000000"/>
           <w:kern w:val="0"/>
           <w:lang w:eastAsia="es-PE"/>
-          <w14:ligatures w14:val="none"/>
+          <ns2:ligatures ns2:val="none"/>
         </w:rPr>
         <w:t>DE LA ADMISIÓN A TRÁMITE DE LA DENUNCIA</w:t>
       </w:r>
     </w:p>
-    <w:p>
+    <w:p ns2:paraId="443169BD" ns2:textId="77777777">
       <w:pPr>
         <w:spacing w:after="0" w:line="240" w:lineRule="auto"/>
         <w:contextualSpacing/>
@@ -2479,13 +2479,13 @@
           <w:color w:val="000000"/>
           <w:kern w:val="0"/>
           <w:lang w:eastAsia="es-PE"/>
-          <w14:ligatures w14:val="none"/>
+          <ns2:ligatures ns2:val="none"/>
         </w:rPr>
       </w:pPr>
       <w:bookmarkStart w:id="5" w:name="_Hlk212795168"/>
       <w:bookmarkStart w:id="6" w:name="_Hlk218848146"/>
     </w:p>
-    <w:p>
+    <w:p ns2:paraId="5A77455E" ns2:textId="3A539880">
       <w:pPr>
         <w:pStyle w:val="Prrafodelista"/>
         <w:numPr>
@@ -2498,7 +2498,7 @@
         <w:rPr>
           <w:rFonts w:ascii="Arial Narrow" w:eastAsia="Arial Narrow" w:hAnsi="Arial Narrow" w:cs="Arial Narrow"/>
           <w:kern w:val="0"/>
-          <w14:ligatures w14:val="none"/>
+          <ns2:ligatures ns2:val="none"/>
         </w:rPr>
       </w:pPr>
       <w:r>
@@ -2514,7 +2514,7 @@
           <w:color w:val="000000"/>
           <w:kern w:val="0"/>
           <w:lang w:eastAsia="es-PE"/>
-          <w14:ligatures w14:val="none"/>
+          <ns2:ligatures ns2:val="none"/>
         </w:rPr>
         <w:t>Secretaría Técnica de la Comisión de Protección al Consumidor 1 (en adelante, la Secretaría Técnica), en ejercicio de sus facultades</w:t>
       </w:r>
@@ -2524,7 +2524,7 @@
           <w:rFonts w:ascii="Arial Narrow" w:eastAsia="Arial Narrow" w:hAnsi="Arial Narrow" w:cs="Arial Narrow"/>
           <w:kern w:val="0"/>
           <w:vertAlign w:val="superscript"/>
-          <w14:ligatures w14:val="none"/>
+          <ns2:ligatures ns2:val="none"/>
         </w:rPr>
         <w:footnoteReference w:id="2"/>
       </w:r>
@@ -2534,7 +2534,7 @@
           <w:color w:val="000000"/>
           <w:kern w:val="0"/>
           <w:lang w:eastAsia="es-PE"/>
-          <w14:ligatures w14:val="none"/>
+          <ns2:ligatures ns2:val="none"/>
         </w:rPr>
         <w:t xml:space="preserve">, considera </w:t>
       </w:r>
@@ -2542,7 +2542,7 @@
         <w:rPr>
           <w:rFonts w:ascii="Arial Narrow" w:eastAsia="Arial Narrow" w:hAnsi="Arial Narrow" w:cs="Arial Narrow"/>
           <w:kern w:val="0"/>
-          <w14:ligatures w14:val="none"/>
+          <ns2:ligatures ns2:val="none"/>
         </w:rPr>
         <w:t xml:space="preserve">que el hecho denunciado, consistente en que </w:t>
       </w:r>
@@ -2553,7 +2553,7 @@
           <w:kern w:val="0"/>
           <w:shd w:val="clear" w:color="auto" w:fill="FFFFFF"/>
           <w:lang w:eastAsia="es-PE"/>
-          <w14:ligatures w14:val="none"/>
+          <ns2:ligatures ns2:val="none"/>
         </w:rPr>
         <w:t>Corredores de Seguros Falabella S.A.C. y Falabella Servicios Generales S.A.C. habrían efectuado el cobro indebido de la primera cuota por S/ 380,00 facturada el 24 de febrero de 2025 respecto a Póliza 10 del Seguro documentado en la Propuesta 20001979, omitiendo aplicar la promoción del primer mes sin costo ofrecida al momento de la adquisición de la referida póliza</w:t>
       </w:r>
@@ -2561,7 +2561,7 @@
         <w:rPr>
           <w:rFonts w:ascii="Arial Narrow" w:eastAsia="Arial Narrow" w:hAnsi="Arial Narrow" w:cs="Arial Narrow"/>
           <w:kern w:val="0"/>
-          <w14:ligatures w14:val="none"/>
+          <ns2:ligatures ns2:val="none"/>
         </w:rPr>
         <w:t>; involucraría una presunta afectación a sus expectativas, quien no habría encontrado una correspondencia entre lo que esperaba recibir de parte del proveedor y lo que realmente recibió. Por consiguiente, corresponde calificar el hecho materia de denuncia como una presunta infracción al deber de idoneidad, tipificado en los artículos 18 y 19 del Código</w:t>
       </w:r>
@@ -2572,7 +2572,7 @@
           <w:rFonts w:ascii="Arial Narrow" w:eastAsia="Arial Narrow" w:hAnsi="Arial Narrow" w:cs="Arial"/>
           <w:kern w:val="0"/>
           <w:vertAlign w:val="superscript"/>
-          <w14:ligatures w14:val="none"/>
+          <ns2:ligatures ns2:val="none"/>
         </w:rPr>
         <w:footnoteReference w:id="3"/>
       </w:r>
@@ -2580,13 +2580,13 @@
         <w:rPr>
           <w:rFonts w:ascii="Arial Narrow" w:eastAsia="Arial Narrow" w:hAnsi="Arial Narrow" w:cs="Arial Narrow"/>
           <w:kern w:val="0"/>
-          <w14:ligatures w14:val="none"/>
+          <ns2:ligatures ns2:val="none"/>
         </w:rPr>
         <w:t>.</w:t>
       </w:r>
       <w:bookmarkEnd w:id="7"/>
     </w:p>
-    <w:p>
+    <w:p ns2:paraId="2CAD1EF6" ns2:textId="77777777">
       <w:pPr>
         <w:pStyle w:val="Prrafodelista"/>
         <w:spacing w:after="0" w:line="240" w:lineRule="auto"/>
@@ -2595,11 +2595,11 @@
         <w:rPr>
           <w:rFonts w:ascii="Arial Narrow" w:eastAsia="Arial Narrow" w:hAnsi="Arial Narrow" w:cs="Arial Narrow"/>
           <w:kern w:val="0"/>
-          <w14:ligatures w14:val="none"/>
-        </w:rPr>
-      </w:pPr>
-    </w:p>
-    <w:p>
+          <ns2:ligatures ns2:val="none"/>
+        </w:rPr>
+      </w:pPr>
+    </w:p>
+    <w:p ns2:paraId="088987DB" ns2:textId="2BA178F5">
       <w:pPr>
         <w:pStyle w:val="Prrafodelista"/>
         <w:numPr>
@@ -2612,14 +2612,14 @@
         <w:rPr>
           <w:rFonts w:ascii="Arial Narrow" w:eastAsia="Arial Narrow" w:hAnsi="Arial Narrow" w:cs="Arial Narrow"/>
           <w:kern w:val="0"/>
-          <w14:ligatures w14:val="none"/>
-        </w:rPr>
-      </w:pPr>
-      <w:r>
-        <w:rPr>
-          <w:rFonts w:ascii="Arial Narrow" w:eastAsia="Arial Narrow" w:hAnsi="Arial Narrow" w:cs="Arial Narrow"/>
-          <w:kern w:val="0"/>
-          <w14:ligatures w14:val="none"/>
+          <ns2:ligatures ns2:val="none"/>
+        </w:rPr>
+      </w:pPr>
+      <w:r>
+        <w:rPr>
+          <w:rFonts w:ascii="Arial Narrow" w:eastAsia="Arial Narrow" w:hAnsi="Arial Narrow" w:cs="Arial Narrow"/>
+          <w:kern w:val="0"/>
+          <ns2:ligatures ns2:val="none"/>
         </w:rPr>
         <w:t xml:space="preserve">Así también, la Secretaría Técnica, en ejercicio de sus facultades, </w:t>
       </w:r>
@@ -2630,7 +2630,7 @@
           <w:color w:val="000000"/>
           <w:kern w:val="0"/>
           <w:lang w:eastAsia="es-PE"/>
-          <w14:ligatures w14:val="none"/>
+          <ns2:ligatures ns2:val="none"/>
         </w:rPr>
         <w:t xml:space="preserve">considera </w:t>
       </w:r>
@@ -2638,7 +2638,7 @@
         <w:rPr>
           <w:rFonts w:ascii="Arial Narrow" w:eastAsia="Arial Narrow" w:hAnsi="Arial Narrow" w:cs="Arial Narrow"/>
           <w:kern w:val="0"/>
-          <w14:ligatures w14:val="none"/>
+          <ns2:ligatures ns2:val="none"/>
         </w:rPr>
         <w:t xml:space="preserve">que el hecho denunciado, consistente en que </w:t>
       </w:r>
@@ -2649,7 +2649,7 @@
           <w:kern w:val="0"/>
           <w:shd w:val="clear" w:color="auto" w:fill="FFFFFF"/>
           <w:lang w:eastAsia="es-PE"/>
-          <w14:ligatures w14:val="none"/>
+          <ns2:ligatures ns2:val="none"/>
         </w:rPr>
         <w:t>Corredores de Seguros Falabella S.A.C. y Falabella Servicios Generales S.A.C. habrían realizado un cargo duplicado no autorizado por la suma de S/ 380,00 en la tarjeta de crédito 407xxxxxx550 el 11 de abril de 2025 por concepto de prima de la Póliza 10 del Seguro documentado en la Propuesta 20001979</w:t>
       </w:r>
@@ -2657,7 +2657,7 @@
         <w:rPr>
           <w:rFonts w:ascii="Arial Narrow" w:eastAsia="Arial Narrow" w:hAnsi="Arial Narrow" w:cs="Arial Narrow"/>
           <w:kern w:val="0"/>
-          <w14:ligatures w14:val="none"/>
+          <ns2:ligatures ns2:val="none"/>
         </w:rPr>
         <w:t>; involucraría una presunta afectación a sus expectativas, quien no habría encontrado una correspondencia entre lo que esperaba recibir de parte del proveedor y lo que realmente recibió. Por consiguiente, corresponde calificar el hecho materia de denuncia como una presunta infracción al deber de idoneidad, tipificado en los artículos 18 y 19 del Código</w:t>
       </w:r>
@@ -2668,24 +2668,24 @@
           <w:color w:val="000000"/>
           <w:kern w:val="0"/>
           <w:lang w:eastAsia="es-PE"/>
-          <w14:ligatures w14:val="none"/>
+          <ns2:ligatures ns2:val="none"/>
         </w:rPr>
         <w:t xml:space="preserve">. </w:t>
       </w:r>
     </w:p>
     <w:bookmarkEnd w:id="8"/>
-    <w:p>
-      <w:pPr>
-        <w:spacing w:after="0" w:line="240" w:lineRule="auto"/>
-        <w:jc w:val="both"/>
-        <w:rPr>
-          <w:rFonts w:ascii="Arial Narrow" w:eastAsia="Arial Narrow" w:hAnsi="Arial Narrow" w:cs="Arial Narrow"/>
-          <w:kern w:val="0"/>
-          <w14:ligatures w14:val="none"/>
-        </w:rPr>
-      </w:pPr>
-    </w:p>
-    <w:p>
+    <w:p ns2:paraId="1F2D90C9" ns2:textId="77777777">
+      <w:pPr>
+        <w:spacing w:after="0" w:line="240" w:lineRule="auto"/>
+        <w:jc w:val="both"/>
+        <w:rPr>
+          <w:rFonts w:ascii="Arial Narrow" w:eastAsia="Arial Narrow" w:hAnsi="Arial Narrow" w:cs="Arial Narrow"/>
+          <w:kern w:val="0"/>
+          <ns2:ligatures ns2:val="none"/>
+        </w:rPr>
+      </w:pPr>
+    </w:p>
+    <w:p ns2:paraId="321839A6" ns2:textId="4CFC2F75">
       <w:pPr>
         <w:pStyle w:val="Prrafodelista"/>
         <w:numPr>
@@ -2698,14 +2698,14 @@
         <w:rPr>
           <w:rFonts w:ascii="Arial Narrow" w:eastAsia="Arial Narrow" w:hAnsi="Arial Narrow" w:cs="Arial Narrow"/>
           <w:kern w:val="0"/>
-          <w14:ligatures w14:val="none"/>
-        </w:rPr>
-      </w:pPr>
-      <w:r>
-        <w:rPr>
-          <w:rFonts w:ascii="Arial Narrow" w:eastAsia="Arial Narrow" w:hAnsi="Arial Narrow" w:cs="Arial Narrow"/>
-          <w:kern w:val="0"/>
-          <w14:ligatures w14:val="none"/>
+          <ns2:ligatures ns2:val="none"/>
+        </w:rPr>
+      </w:pPr>
+      <w:r>
+        <w:rPr>
+          <w:rFonts w:ascii="Arial Narrow" w:eastAsia="Arial Narrow" w:hAnsi="Arial Narrow" w:cs="Arial Narrow"/>
+          <w:kern w:val="0"/>
+          <ns2:ligatures ns2:val="none"/>
         </w:rPr>
         <w:t xml:space="preserve">Asimismo, </w:t>
       </w:r>
@@ -2715,7 +2715,7 @@
           <w:color w:val="000000"/>
           <w:kern w:val="0"/>
           <w:lang w:eastAsia="es-PE"/>
-          <w14:ligatures w14:val="none"/>
+          <ns2:ligatures ns2:val="none"/>
         </w:rPr>
         <w:t xml:space="preserve">la Secretaría Técnica, en ejercicio de sus facultades, considera </w:t>
       </w:r>
@@ -2723,7 +2723,7 @@
         <w:rPr>
           <w:rFonts w:ascii="Arial Narrow" w:eastAsia="Arial Narrow" w:hAnsi="Arial Narrow" w:cs="Arial"/>
           <w:kern w:val="0"/>
-          <w14:ligatures w14:val="none"/>
+          <ns2:ligatures ns2:val="none"/>
         </w:rPr>
         <w:t xml:space="preserve">que el hecho denunciado, consistente en que </w:t>
       </w:r>
@@ -2734,7 +2734,7 @@
           <w:kern w:val="0"/>
           <w:shd w:val="clear" w:color="auto" w:fill="FFFFFF"/>
           <w:lang w:eastAsia="es-PE"/>
-          <w14:ligatures w14:val="none"/>
+          <ns2:ligatures ns2:val="none"/>
         </w:rPr>
         <w:t>Corredores de Seguros Falabella S.A.C. y Falabella Servicios Generales S.A.C. habrían realizado una liquidación inadecuada al reembolsar el 15 de diciembre de 2025 la suma de S/ 2 280,00 a la tarjeta de crédito 407xxxxxx550, omitiendo incluir el pago de los intereses generados correspondientes a los cobros del año 2025</w:t>
       </w:r>
@@ -2742,7 +2742,7 @@
         <w:rPr>
           <w:rFonts w:ascii="Arial Narrow" w:eastAsia="Arial Narrow" w:hAnsi="Arial Narrow" w:cs="Arial Narrow"/>
           <w:kern w:val="0"/>
-          <w14:ligatures w14:val="none"/>
+          <ns2:ligatures ns2:val="none"/>
         </w:rPr>
         <w:t>; involucraría una presunta afectación a sus expectativas, quien no habría encontrado una correspondencia entre lo que esperaba recibir de parte del proveedor y lo que realmente recibió. Por consiguiente, corresponde calificar el hecho materia de denuncia como una presunta infracción al deber de idoneidad, tipificado en los artículos 18 y 19 del Código</w:t>
       </w:r>
@@ -2750,23 +2750,23 @@
         <w:rPr>
           <w:rFonts w:ascii="Arial Narrow" w:eastAsia="Arial Narrow" w:hAnsi="Arial Narrow" w:cs="Arial"/>
           <w:kern w:val="0"/>
-          <w14:ligatures w14:val="none"/>
+          <ns2:ligatures ns2:val="none"/>
         </w:rPr>
         <w:t>.</w:t>
       </w:r>
     </w:p>
-    <w:p>
-      <w:pPr>
-        <w:spacing w:after="0" w:line="240" w:lineRule="auto"/>
-        <w:jc w:val="both"/>
-        <w:rPr>
-          <w:rFonts w:ascii="Arial Narrow" w:eastAsia="Arial Narrow" w:hAnsi="Arial Narrow" w:cs="Arial Narrow"/>
-          <w:kern w:val="0"/>
-          <w14:ligatures w14:val="none"/>
-        </w:rPr>
-      </w:pPr>
-    </w:p>
-    <w:p>
+    <w:p ns2:paraId="66686BD8" ns2:textId="77777777">
+      <w:pPr>
+        <w:spacing w:after="0" w:line="240" w:lineRule="auto"/>
+        <w:jc w:val="both"/>
+        <w:rPr>
+          <w:rFonts w:ascii="Arial Narrow" w:eastAsia="Arial Narrow" w:hAnsi="Arial Narrow" w:cs="Arial Narrow"/>
+          <w:kern w:val="0"/>
+          <ns2:ligatures ns2:val="none"/>
+        </w:rPr>
+      </w:pPr>
+    </w:p>
+    <w:p ns2:paraId="063E7D5A" ns2:textId="5B335BD5">
       <w:pPr>
         <w:pStyle w:val="Prrafodelista"/>
         <w:numPr>
@@ -2779,7 +2779,7 @@
         <w:rPr>
           <w:rFonts w:ascii="Arial Narrow" w:eastAsia="Arial Narrow" w:hAnsi="Arial Narrow" w:cs="Arial Narrow"/>
           <w:kern w:val="0"/>
-          <w14:ligatures w14:val="none"/>
+          <ns2:ligatures ns2:val="none"/>
         </w:rPr>
       </w:pPr>
       <w:r>
@@ -2788,7 +2788,7 @@
           <w:color w:val="000000"/>
           <w:kern w:val="0"/>
           <w:lang w:eastAsia="es-PE"/>
-          <w14:ligatures w14:val="none"/>
+          <ns2:ligatures ns2:val="none"/>
         </w:rPr>
         <w:t xml:space="preserve">Además, la Secretaría Técnica, en ejercicio de sus facultades, considera </w:t>
       </w:r>
@@ -2796,7 +2796,7 @@
         <w:rPr>
           <w:rFonts w:ascii="Arial Narrow" w:eastAsia="Arial Narrow" w:hAnsi="Arial Narrow" w:cs="Arial"/>
           <w:kern w:val="0"/>
-          <w14:ligatures w14:val="none"/>
+          <ns2:ligatures ns2:val="none"/>
         </w:rPr>
         <w:t xml:space="preserve">que el hecho denunciado, consistente en que </w:t>
       </w:r>
@@ -2807,7 +2807,7 @@
           <w:kern w:val="0"/>
           <w:shd w:val="clear" w:color="auto" w:fill="FFFFFF"/>
           <w:lang w:eastAsia="es-PE"/>
-          <w14:ligatures w14:val="none"/>
+          <ns2:ligatures ns2:val="none"/>
         </w:rPr>
         <w:t>Corredores de Seguros Falabella S.A.C. y Falabella Servicios Generales S.A.C. habrían procesado indebidamente la Solicitud de Anulación 35445 de la Póliza 142 del Seguro documentado en la Propuesta 20016350 el 20 de marzo de 2026, consignando sin autorización una revocación unilateral por parte del denunciante</w:t>
       </w:r>
@@ -2815,7 +2815,7 @@
         <w:rPr>
           <w:rFonts w:ascii="Arial Narrow" w:eastAsia="Arial Narrow" w:hAnsi="Arial Narrow" w:cs="Arial Narrow"/>
           <w:kern w:val="0"/>
-          <w14:ligatures w14:val="none"/>
+          <ns2:ligatures ns2:val="none"/>
         </w:rPr>
         <w:t>; involucraría una presunta afectación a sus expectativas, quien no habría encontrado una correspondencia entre lo que esperaba recibir de parte del proveedor y lo que realmente recibió. Por consiguiente, corresponde calificar el hecho materia de denuncia como una presunta infracción al deber de idoneidad, tipificado en los artículos 18 y 19 del Código</w:t>
       </w:r>
@@ -2823,12 +2823,12 @@
         <w:rPr>
           <w:rFonts w:ascii="Arial Narrow" w:eastAsia="Arial Narrow" w:hAnsi="Arial Narrow" w:cs="Arial"/>
           <w:kern w:val="0"/>
-          <w14:ligatures w14:val="none"/>
+          <ns2:ligatures ns2:val="none"/>
         </w:rPr>
         <w:t>.</w:t>
       </w:r>
     </w:p>
-    <w:p>
+    <w:p ns2:paraId="426DDA30" ns2:textId="77777777">
       <w:pPr>
         <w:pStyle w:val="Prrafodelista"/>
         <w:spacing w:after="0" w:line="240" w:lineRule="auto"/>
@@ -2837,11 +2837,11 @@
         <w:rPr>
           <w:rFonts w:ascii="Arial Narrow" w:eastAsia="Arial Narrow" w:hAnsi="Arial Narrow" w:cs="Arial Narrow"/>
           <w:kern w:val="0"/>
-          <w14:ligatures w14:val="none"/>
-        </w:rPr>
-      </w:pPr>
-    </w:p>
-    <w:p>
+          <ns2:ligatures ns2:val="none"/>
+        </w:rPr>
+      </w:pPr>
+    </w:p>
+    <w:p ns2:paraId="3298E39E" ns2:textId="5F35D9AC">
       <w:pPr>
         <w:pStyle w:val="Prrafodelista"/>
         <w:numPr>
@@ -2854,14 +2854,14 @@
         <w:rPr>
           <w:rFonts w:ascii="Arial Narrow" w:eastAsia="Arial Narrow" w:hAnsi="Arial Narrow" w:cs="Arial Narrow"/>
           <w:kern w:val="0"/>
-          <w14:ligatures w14:val="none"/>
-        </w:rPr>
-      </w:pPr>
-      <w:r>
-        <w:rPr>
-          <w:rFonts w:ascii="Arial Narrow" w:eastAsia="Arial Narrow" w:hAnsi="Arial Narrow" w:cs="Arial Narrow"/>
-          <w:kern w:val="0"/>
-          <w14:ligatures w14:val="none"/>
+          <ns2:ligatures ns2:val="none"/>
+        </w:rPr>
+      </w:pPr>
+      <w:r>
+        <w:rPr>
+          <w:rFonts w:ascii="Arial Narrow" w:eastAsia="Arial Narrow" w:hAnsi="Arial Narrow" w:cs="Arial Narrow"/>
+          <w:kern w:val="0"/>
+          <ns2:ligatures ns2:val="none"/>
         </w:rPr>
         <w:t xml:space="preserve">Así también, la Secretaría Técnica, en ejercicio de sus facultades, </w:t>
       </w:r>
@@ -2871,7 +2871,7 @@
           <w:color w:val="000000"/>
           <w:kern w:val="0"/>
           <w:lang w:eastAsia="es-PE"/>
-          <w14:ligatures w14:val="none"/>
+          <ns2:ligatures ns2:val="none"/>
         </w:rPr>
         <w:t xml:space="preserve">considera </w:t>
       </w:r>
@@ -2879,7 +2879,7 @@
         <w:rPr>
           <w:rFonts w:ascii="Arial Narrow" w:eastAsia="Arial Narrow" w:hAnsi="Arial Narrow" w:cs="Arial Narrow"/>
           <w:kern w:val="0"/>
-          <w14:ligatures w14:val="none"/>
+          <ns2:ligatures ns2:val="none"/>
         </w:rPr>
         <w:t xml:space="preserve">que el hecho denunciado, consistente en que </w:t>
       </w:r>
@@ -2890,7 +2890,7 @@
           <w:kern w:val="0"/>
           <w:shd w:val="clear" w:color="auto" w:fill="FFFFFF"/>
           <w:lang w:eastAsia="es-PE"/>
-          <w14:ligatures w14:val="none"/>
+          <ns2:ligatures ns2:val="none"/>
         </w:rPr>
         <w:t>Pacifico Compañia de Seguros y Reaseguros S.A. habría anulado indebidamente la Póliza 142 del Seguro documentado en la Propuesta 20016350 comunicando el 12 de mayo de 2026 mediante la Carta PPS-04211/2026 la resolución del contrato bajo la justificación de una afiliación a un plan descontinuado</w:t>
       </w:r>
@@ -2898,7 +2898,7 @@
         <w:rPr>
           <w:rFonts w:ascii="Arial Narrow" w:eastAsia="Arial Narrow" w:hAnsi="Arial Narrow" w:cs="Arial Narrow"/>
           <w:kern w:val="0"/>
-          <w14:ligatures w14:val="none"/>
+          <ns2:ligatures ns2:val="none"/>
         </w:rPr>
         <w:t>; involucraría una presunta afectación a sus expectativas, quien no habría encontrado una correspondencia entre lo que esperaba recibir de parte del proveedor y lo que realmente recibió. Por consiguiente, corresponde calificar el hecho materia de denuncia como una presunta infracción al deber de idoneidad, tipificado en los artículos 18 y 19 del Código</w:t>
       </w:r>
@@ -2909,23 +2909,23 @@
           <w:color w:val="000000"/>
           <w:kern w:val="0"/>
           <w:lang w:eastAsia="es-PE"/>
-          <w14:ligatures w14:val="none"/>
+          <ns2:ligatures ns2:val="none"/>
         </w:rPr>
         <w:t xml:space="preserve">. </w:t>
       </w:r>
     </w:p>
-    <w:p>
-      <w:pPr>
-        <w:spacing w:after="0" w:line="240" w:lineRule="auto"/>
-        <w:jc w:val="both"/>
-        <w:rPr>
-          <w:rFonts w:ascii="Arial Narrow" w:eastAsia="Arial Narrow" w:hAnsi="Arial Narrow" w:cs="Arial Narrow"/>
-          <w:kern w:val="0"/>
-          <w14:ligatures w14:val="none"/>
-        </w:rPr>
-      </w:pPr>
-    </w:p>
-    <w:p>
+    <w:p ns2:paraId="2E60EF41" ns2:textId="77777777">
+      <w:pPr>
+        <w:spacing w:after="0" w:line="240" w:lineRule="auto"/>
+        <w:jc w:val="both"/>
+        <w:rPr>
+          <w:rFonts w:ascii="Arial Narrow" w:eastAsia="Arial Narrow" w:hAnsi="Arial Narrow" w:cs="Arial Narrow"/>
+          <w:kern w:val="0"/>
+          <ns2:ligatures ns2:val="none"/>
+        </w:rPr>
+      </w:pPr>
+    </w:p>
+    <w:p ns2:paraId="57C755B2" ns2:textId="1AFA8ED3">
       <w:pPr>
         <w:pStyle w:val="Prrafodelista"/>
         <w:numPr>
@@ -2938,14 +2938,14 @@
         <w:rPr>
           <w:rFonts w:ascii="Arial Narrow" w:eastAsia="Arial Narrow" w:hAnsi="Arial Narrow" w:cs="Arial Narrow"/>
           <w:kern w:val="0"/>
-          <w14:ligatures w14:val="none"/>
-        </w:rPr>
-      </w:pPr>
-      <w:r>
-        <w:rPr>
-          <w:rFonts w:ascii="Arial Narrow" w:eastAsia="Arial Narrow" w:hAnsi="Arial Narrow" w:cs="Arial Narrow"/>
-          <w:kern w:val="0"/>
-          <w14:ligatures w14:val="none"/>
+          <ns2:ligatures ns2:val="none"/>
+        </w:rPr>
+      </w:pPr>
+      <w:r>
+        <w:rPr>
+          <w:rFonts w:ascii="Arial Narrow" w:eastAsia="Arial Narrow" w:hAnsi="Arial Narrow" w:cs="Arial Narrow"/>
+          <w:kern w:val="0"/>
+          <ns2:ligatures ns2:val="none"/>
         </w:rPr>
         <w:t xml:space="preserve">Asimismo, </w:t>
       </w:r>
@@ -2955,7 +2955,7 @@
           <w:color w:val="000000"/>
           <w:kern w:val="0"/>
           <w:lang w:eastAsia="es-PE"/>
-          <w14:ligatures w14:val="none"/>
+          <ns2:ligatures ns2:val="none"/>
         </w:rPr>
         <w:t xml:space="preserve">la Secretaría Técnica, en ejercicio de sus facultades, considera </w:t>
       </w:r>
@@ -2963,7 +2963,7 @@
         <w:rPr>
           <w:rFonts w:ascii="Arial Narrow" w:eastAsia="Arial Narrow" w:hAnsi="Arial Narrow" w:cs="Arial"/>
           <w:kern w:val="0"/>
-          <w14:ligatures w14:val="none"/>
+          <ns2:ligatures ns2:val="none"/>
         </w:rPr>
         <w:t xml:space="preserve">que el hecho denunciado, consistente en que </w:t>
       </w:r>
@@ -2974,7 +2974,7 @@
           <w:kern w:val="0"/>
           <w:shd w:val="clear" w:color="auto" w:fill="FFFFFF"/>
           <w:lang w:eastAsia="es-PE"/>
-          <w14:ligatures w14:val="none"/>
+          <ns2:ligatures ns2:val="none"/>
         </w:rPr>
         <w:t>Corredores de Seguros Falabella S.A.C. y Falabella Servicios Generales S.A.C. no habrían cumplido con concretar el abono de los fondos correspondientes al reembolso dentro del plazo de veinticinco días hábiles ofrecido mediante comunicación del 13 de abril de 2026</w:t>
       </w:r>
@@ -2982,7 +2982,7 @@
         <w:rPr>
           <w:rFonts w:ascii="Arial Narrow" w:eastAsia="Arial Narrow" w:hAnsi="Arial Narrow" w:cs="Arial Narrow"/>
           <w:kern w:val="0"/>
-          <w14:ligatures w14:val="none"/>
+          <ns2:ligatures ns2:val="none"/>
         </w:rPr>
         <w:t>; involucraría una presunta afectación a sus expectativas, quien no habría encontrado una correspondencia entre lo que esperaba recibir de parte del proveedor y lo que realmente recibió. Por consiguiente, corresponde calificar el hecho materia de denuncia como una presunta infracción al deber de idoneidad, tipificado en los artículos 18 y 19 del Código</w:t>
       </w:r>
@@ -2990,23 +2990,23 @@
         <w:rPr>
           <w:rFonts w:ascii="Arial Narrow" w:eastAsia="Arial Narrow" w:hAnsi="Arial Narrow" w:cs="Arial"/>
           <w:kern w:val="0"/>
-          <w14:ligatures w14:val="none"/>
+          <ns2:ligatures ns2:val="none"/>
         </w:rPr>
         <w:t>.</w:t>
       </w:r>
     </w:p>
-    <w:p>
-      <w:pPr>
-        <w:spacing w:after="0" w:line="240" w:lineRule="auto"/>
-        <w:jc w:val="both"/>
-        <w:rPr>
-          <w:rFonts w:ascii="Arial Narrow" w:eastAsia="Arial Narrow" w:hAnsi="Arial Narrow" w:cs="Arial Narrow"/>
-          <w:kern w:val="0"/>
-          <w14:ligatures w14:val="none"/>
-        </w:rPr>
-      </w:pPr>
-    </w:p>
-    <w:p>
+    <w:p ns2:paraId="152F79A3" ns2:textId="77777777">
+      <w:pPr>
+        <w:spacing w:after="0" w:line="240" w:lineRule="auto"/>
+        <w:jc w:val="both"/>
+        <w:rPr>
+          <w:rFonts w:ascii="Arial Narrow" w:eastAsia="Arial Narrow" w:hAnsi="Arial Narrow" w:cs="Arial Narrow"/>
+          <w:kern w:val="0"/>
+          <ns2:ligatures ns2:val="none"/>
+        </w:rPr>
+      </w:pPr>
+    </w:p>
+    <w:p ns2:paraId="595A323D" ns2:textId="62D40F01">
       <w:pPr>
         <w:pStyle w:val="Prrafodelista"/>
         <w:numPr>
@@ -3019,7 +3019,7 @@
         <w:rPr>
           <w:rFonts w:ascii="Arial Narrow" w:eastAsia="Arial Narrow" w:hAnsi="Arial Narrow" w:cs="Arial Narrow"/>
           <w:kern w:val="0"/>
-          <w14:ligatures w14:val="none"/>
+          <ns2:ligatures ns2:val="none"/>
         </w:rPr>
       </w:pPr>
       <w:r>
@@ -3028,7 +3028,7 @@
           <w:color w:val="000000"/>
           <w:kern w:val="0"/>
           <w:lang w:eastAsia="es-PE"/>
-          <w14:ligatures w14:val="none"/>
+          <ns2:ligatures ns2:val="none"/>
         </w:rPr>
         <w:t xml:space="preserve">Además, la Secretaría Técnica, en ejercicio de sus facultades, considera </w:t>
       </w:r>
@@ -3036,7 +3036,7 @@
         <w:rPr>
           <w:rFonts w:ascii="Arial Narrow" w:eastAsia="Arial Narrow" w:hAnsi="Arial Narrow" w:cs="Arial"/>
           <w:kern w:val="0"/>
-          <w14:ligatures w14:val="none"/>
+          <ns2:ligatures ns2:val="none"/>
         </w:rPr>
         <w:t xml:space="preserve">que el hecho denunciado, consistente en que </w:t>
       </w:r>
@@ -3047,7 +3047,7 @@
           <w:kern w:val="0"/>
           <w:shd w:val="clear" w:color="auto" w:fill="FFFFFF"/>
           <w:lang w:eastAsia="es-PE"/>
-          <w14:ligatures w14:val="none"/>
+          <ns2:ligatures ns2:val="none"/>
         </w:rPr>
         <w:t>Banco Falabella Perú S.A. habría efectuado el cobro indebido de comisiones por seguro de desgravamen con una tasa de 3,29% calculadas sobre los promedios diarios de saldos adeudados que fueron generados previamente por los cobros de primas indebidas</w:t>
       </w:r>
@@ -3055,7 +3055,7 @@
         <w:rPr>
           <w:rFonts w:ascii="Arial Narrow" w:eastAsia="Arial Narrow" w:hAnsi="Arial Narrow" w:cs="Arial Narrow"/>
           <w:kern w:val="0"/>
-          <w14:ligatures w14:val="none"/>
+          <ns2:ligatures ns2:val="none"/>
         </w:rPr>
         <w:t>; involucraría una presunta afectación a sus expectativas, quien no habría encontrado una correspondencia entre lo que esperaba recibir de parte del proveedor y lo que realmente recibió. Por consiguiente, corresponde calificar el hecho materia de denuncia como una presunta infracción al deber de idoneidad, tipificado en los artículos 18 y 19 del Código</w:t>
       </w:r>
@@ -3063,12 +3063,12 @@
         <w:rPr>
           <w:rFonts w:ascii="Arial Narrow" w:eastAsia="Arial Narrow" w:hAnsi="Arial Narrow" w:cs="Arial"/>
           <w:kern w:val="0"/>
-          <w14:ligatures w14:val="none"/>
+          <ns2:ligatures ns2:val="none"/>
         </w:rPr>
         <w:t>.</w:t>
       </w:r>
     </w:p>
-    <w:p>
+    <w:p ns2:paraId="1AEB1B2C" ns2:textId="77777777">
       <w:pPr>
         <w:pStyle w:val="Prrafodelista"/>
         <w:spacing w:after="0" w:line="240" w:lineRule="auto"/>
@@ -3077,11 +3077,11 @@
         <w:rPr>
           <w:rFonts w:ascii="Arial Narrow" w:eastAsia="Arial Narrow" w:hAnsi="Arial Narrow" w:cs="Arial Narrow"/>
           <w:kern w:val="0"/>
-          <w14:ligatures w14:val="none"/>
-        </w:rPr>
-      </w:pPr>
-    </w:p>
-    <w:p>
+          <ns2:ligatures ns2:val="none"/>
+        </w:rPr>
+      </w:pPr>
+    </w:p>
+    <w:p ns2:paraId="0A748181" ns2:textId="02AFF991">
       <w:pPr>
         <w:pStyle w:val="Prrafodelista"/>
         <w:numPr>
@@ -3094,14 +3094,14 @@
         <w:rPr>
           <w:rFonts w:ascii="Arial Narrow" w:eastAsia="Arial Narrow" w:hAnsi="Arial Narrow" w:cs="Arial Narrow"/>
           <w:kern w:val="0"/>
-          <w14:ligatures w14:val="none"/>
-        </w:rPr>
-      </w:pPr>
-      <w:r>
-        <w:rPr>
-          <w:rFonts w:ascii="Arial Narrow" w:eastAsia="Arial Narrow" w:hAnsi="Arial Narrow" w:cs="Arial Narrow"/>
-          <w:kern w:val="0"/>
-          <w14:ligatures w14:val="none"/>
+          <ns2:ligatures ns2:val="none"/>
+        </w:rPr>
+      </w:pPr>
+      <w:r>
+        <w:rPr>
+          <w:rFonts w:ascii="Arial Narrow" w:eastAsia="Arial Narrow" w:hAnsi="Arial Narrow" w:cs="Arial Narrow"/>
+          <w:kern w:val="0"/>
+          <ns2:ligatures ns2:val="none"/>
         </w:rPr>
         <w:t xml:space="preserve">Asimismo, </w:t>
       </w:r>
@@ -3111,7 +3111,7 @@
           <w:color w:val="000000"/>
           <w:kern w:val="0"/>
           <w:lang w:eastAsia="es-PE"/>
-          <w14:ligatures w14:val="none"/>
+          <ns2:ligatures ns2:val="none"/>
         </w:rPr>
         <w:t xml:space="preserve">la Secretaría Técnica, en ejercicio de sus facultades, considera </w:t>
       </w:r>
@@ -3119,7 +3119,7 @@
         <w:rPr>
           <w:rFonts w:ascii="Arial Narrow" w:eastAsia="Arial Narrow" w:hAnsi="Arial Narrow" w:cs="Arial"/>
           <w:kern w:val="0"/>
-          <w14:ligatures w14:val="none"/>
+          <ns2:ligatures ns2:val="none"/>
         </w:rPr>
         <w:t xml:space="preserve">que el hecho denunciado, consistente en que </w:t>
       </w:r>
@@ -3130,7 +3130,7 @@
           <w:kern w:val="0"/>
           <w:shd w:val="clear" w:color="auto" w:fill="FFFFFF"/>
           <w:lang w:eastAsia="es-PE"/>
-          <w14:ligatures w14:val="none"/>
+          <ns2:ligatures ns2:val="none"/>
         </w:rPr>
         <w:t>Banco Falabella Perú S.A. no habría efectuado la liquidación ni el pago de los intereses correspondientes al capital nominal retenido durante los reembolsos rechazando dicha solicitud mediante la resolución del Caso 47544973260605 NP emitida el 25 de junio de 2026</w:t>
       </w:r>
@@ -3138,7 +3138,7 @@
         <w:rPr>
           <w:rFonts w:ascii="Arial Narrow" w:eastAsia="Arial Narrow" w:hAnsi="Arial Narrow" w:cs="Arial Narrow"/>
           <w:kern w:val="0"/>
-          <w14:ligatures w14:val="none"/>
+          <ns2:ligatures ns2:val="none"/>
         </w:rPr>
         <w:t>; involucraría una presunta afectación a sus expectativas, quien no habría encontrado una correspondencia entre lo que esperaba recibir de parte del proveedor y lo que realmente recibió. Por consiguiente, corresponde calificar el hecho materia de denuncia como una presunta infracción al deber de idoneidad, tipificado en los artículos 18 y 19 del Código</w:t>
       </w:r>
@@ -3146,12 +3146,12 @@
         <w:rPr>
           <w:rFonts w:ascii="Arial Narrow" w:eastAsia="Arial Narrow" w:hAnsi="Arial Narrow" w:cs="Arial"/>
           <w:kern w:val="0"/>
-          <w14:ligatures w14:val="none"/>
+          <ns2:ligatures ns2:val="none"/>
         </w:rPr>
         <w:t>.</w:t>
       </w:r>
     </w:p>
-    <w:p>
+    <w:p ns2:paraId="74304201" ns2:textId="77777777">
       <w:pPr>
         <w:pStyle w:val="Prrafodelista"/>
         <w:spacing w:after="0" w:line="240" w:lineRule="auto"/>
@@ -3160,11 +3160,11 @@
         <w:rPr>
           <w:rFonts w:ascii="Arial Narrow" w:eastAsia="Arial Narrow" w:hAnsi="Arial Narrow" w:cs="Arial Narrow"/>
           <w:kern w:val="0"/>
-          <w14:ligatures w14:val="none"/>
-        </w:rPr>
-      </w:pPr>
-    </w:p>
-    <w:p>
+          <ns2:ligatures ns2:val="none"/>
+        </w:rPr>
+      </w:pPr>
+    </w:p>
+    <w:p ns2:paraId="33027CD4" ns2:textId="101651F1">
       <w:pPr>
         <w:pStyle w:val="Prrafodelista"/>
         <w:numPr>
@@ -3177,14 +3177,14 @@
         <w:rPr>
           <w:rFonts w:ascii="Arial Narrow" w:eastAsia="Arial Narrow" w:hAnsi="Arial Narrow" w:cs="Arial Narrow"/>
           <w:kern w:val="0"/>
-          <w14:ligatures w14:val="none"/>
-        </w:rPr>
-      </w:pPr>
-      <w:r>
-        <w:rPr>
-          <w:rFonts w:ascii="Arial Narrow" w:eastAsia="Arial Narrow" w:hAnsi="Arial Narrow" w:cs="Arial Narrow"/>
-          <w:kern w:val="0"/>
-          <w14:ligatures w14:val="none"/>
+          <ns2:ligatures ns2:val="none"/>
+        </w:rPr>
+      </w:pPr>
+      <w:r>
+        <w:rPr>
+          <w:rFonts w:ascii="Arial Narrow" w:eastAsia="Arial Narrow" w:hAnsi="Arial Narrow" w:cs="Arial Narrow"/>
+          <w:kern w:val="0"/>
+          <ns2:ligatures ns2:val="none"/>
         </w:rPr>
         <w:t xml:space="preserve">Asimismo, </w:t>
       </w:r>
@@ -3194,7 +3194,7 @@
           <w:color w:val="000000"/>
           <w:kern w:val="0"/>
           <w:lang w:eastAsia="es-PE"/>
-          <w14:ligatures w14:val="none"/>
+          <ns2:ligatures ns2:val="none"/>
         </w:rPr>
         <w:t xml:space="preserve">la Secretaría Técnica, en ejercicio de sus facultades, considera </w:t>
       </w:r>
@@ -3202,7 +3202,7 @@
         <w:rPr>
           <w:rFonts w:ascii="Arial Narrow" w:eastAsia="Arial Narrow" w:hAnsi="Arial Narrow" w:cs="Arial"/>
           <w:kern w:val="0"/>
-          <w14:ligatures w14:val="none"/>
+          <ns2:ligatures ns2:val="none"/>
         </w:rPr>
         <w:t xml:space="preserve">que el hecho denunciado, consistente en que </w:t>
       </w:r>
@@ -3210,7 +3210,7 @@
         <w:rPr>
           <w:rFonts w:ascii="Arial Narrow" w:eastAsia="Arial Narrow" w:hAnsi="Arial Narrow" w:cs="Arial Narrow"/>
           <w:kern w:val="0"/>
-          <w14:ligatures w14:val="none"/>
+          <ns2:ligatures ns2:val="none"/>
         </w:rPr>
         <w:t>Corredores de Seguros Falabella S.A.C. y Falabella Servicios Generales S.A.C. no habrían cumplido con entregar</w:t>
       </w:r>
@@ -3218,7 +3218,7 @@
         <w:rPr>
           <w:rFonts w:ascii="Arial Narrow" w:eastAsia="Arial Narrow" w:hAnsi="Arial Narrow" w:cs="Arial Narrow"/>
           <w:kern w:val="0"/>
-          <w14:ligatures w14:val="none"/>
+          <ns2:ligatures ns2:val="none"/>
         </w:rPr>
         <w:t xml:space="preserve"> oportunamente al denunciante la póliza y documentación contractual de la Póliza 10 del Seguro de Protección documentado en la Propuesta 20001979 contratado el 5 de febrero de 2025</w:t>
       </w:r>
@@ -3226,7 +3226,7 @@
         <w:rPr>
           <w:rFonts w:ascii="Arial Narrow" w:eastAsia="Arial Narrow" w:hAnsi="Arial Narrow" w:cs="Arial"/>
           <w:kern w:val="0"/>
-          <w14:ligatures w14:val="none"/>
+          <ns2:ligatures ns2:val="none"/>
         </w:rPr>
         <w:t>. Por consiguiente, corresponde calificar el hecho materia de denuncia como una presunta infracción al deber de entregar a los usuarios copia de los contratos y demás documentación relacionada con dichos actos jurídicos, tipificado en el literal e) del artículo 47 del Código</w:t>
       </w:r>
@@ -3236,7 +3236,7 @@
           <w:rFonts w:ascii="Arial Narrow" w:eastAsia="Arial Narrow" w:hAnsi="Arial Narrow" w:cs="Arial"/>
           <w:kern w:val="0"/>
           <w:vertAlign w:val="superscript"/>
-          <w14:ligatures w14:val="none"/>
+          <ns2:ligatures ns2:val="none"/>
         </w:rPr>
         <w:footnoteReference w:id="4"/>
       </w:r>
@@ -3244,12 +3244,12 @@
         <w:rPr>
           <w:rFonts w:ascii="Arial Narrow" w:eastAsia="Arial Narrow" w:hAnsi="Arial Narrow" w:cs="Arial"/>
           <w:kern w:val="0"/>
-          <w14:ligatures w14:val="none"/>
+          <ns2:ligatures ns2:val="none"/>
         </w:rPr>
         <w:t>.</w:t>
       </w:r>
     </w:p>
-    <w:p>
+    <w:p ns2:paraId="0962EEBD" ns2:textId="77777777">
       <w:pPr>
         <w:pStyle w:val="Prrafodelista"/>
         <w:spacing w:after="0" w:line="240" w:lineRule="auto"/>
@@ -3259,11 +3259,11 @@
           <w:color w:val="000000"/>
           <w:kern w:val="0"/>
           <w:lang w:eastAsia="es-PE"/>
-          <w14:ligatures w14:val="none"/>
-        </w:rPr>
-      </w:pPr>
-    </w:p>
-    <w:p>
+          <ns2:ligatures ns2:val="none"/>
+        </w:rPr>
+      </w:pPr>
+    </w:p>
+    <w:p ns2:paraId="336D8667" ns2:textId="66456FD2">
       <w:pPr>
         <w:pStyle w:val="Prrafodelista"/>
         <w:numPr>
@@ -3276,14 +3276,14 @@
         <w:rPr>
           <w:rFonts w:ascii="Arial Narrow" w:eastAsia="Arial Narrow" w:hAnsi="Arial Narrow" w:cs="Arial Narrow"/>
           <w:kern w:val="0"/>
-          <w14:ligatures w14:val="none"/>
-        </w:rPr>
-      </w:pPr>
-      <w:r>
-        <w:rPr>
-          <w:rFonts w:ascii="Arial Narrow" w:eastAsia="Arial Narrow" w:hAnsi="Arial Narrow" w:cs="Arial Narrow"/>
-          <w:kern w:val="0"/>
-          <w14:ligatures w14:val="none"/>
+          <ns2:ligatures ns2:val="none"/>
+        </w:rPr>
+      </w:pPr>
+      <w:r>
+        <w:rPr>
+          <w:rFonts w:ascii="Arial Narrow" w:eastAsia="Arial Narrow" w:hAnsi="Arial Narrow" w:cs="Arial Narrow"/>
+          <w:kern w:val="0"/>
+          <ns2:ligatures ns2:val="none"/>
         </w:rPr>
         <w:t xml:space="preserve">Asimismo, la Secretaría Técnica, en ejercicio de sus facultades, </w:t>
       </w:r>
@@ -3292,7 +3292,7 @@
           <w:rFonts w:ascii="Arial Narrow" w:eastAsia="Times New Roman" w:hAnsi="Arial Narrow" w:cs="Segoe UI"/>
           <w:kern w:val="0"/>
           <w:lang w:eastAsia="es-PE"/>
-          <w14:ligatures w14:val="none"/>
+          <ns2:ligatures ns2:val="none"/>
         </w:rPr>
         <w:t xml:space="preserve">considera </w:t>
       </w:r>
@@ -3300,7 +3300,7 @@
         <w:rPr>
           <w:rFonts w:ascii="Arial Narrow" w:eastAsia="Arial Narrow" w:hAnsi="Arial Narrow" w:cs="Arial Narrow"/>
           <w:kern w:val="0"/>
-          <w14:ligatures w14:val="none"/>
+          <ns2:ligatures ns2:val="none"/>
         </w:rPr>
         <w:t>que el hecho denunciado</w:t>
       </w:r>
@@ -3309,7 +3309,7 @@
           <w:rFonts w:ascii="Arial Narrow" w:eastAsia="Times New Roman" w:hAnsi="Arial Narrow" w:cs="Segoe UI"/>
           <w:kern w:val="0"/>
           <w:lang w:eastAsia="es-PE"/>
-          <w14:ligatures w14:val="none"/>
+          <ns2:ligatures ns2:val="none"/>
         </w:rPr>
         <w:t xml:space="preserve">, consistente en que </w:t>
       </w:r>
@@ -3318,7 +3318,7 @@
           <w:rFonts w:ascii="Arial Narrow" w:eastAsia="Times New Roman" w:hAnsi="Arial Narrow" w:cs="Arial"/>
           <w:kern w:val="0"/>
           <w:lang w:val="es-ES" w:eastAsia="es-ES"/>
-          <w14:ligatures w14:val="none"/>
+          <ns2:ligatures ns2:val="none"/>
         </w:rPr>
         <w:t>Pacifico Compañia de Seguros y Reaseguros S.A. no habría cumplido con emitir una respuesta al Reclamo C-00011/2026 presentado por el denunciante</w:t>
       </w:r>
@@ -3327,7 +3327,7 @@
           <w:rFonts w:ascii="Arial Narrow" w:eastAsia="Times New Roman" w:hAnsi="Arial Narrow" w:cs="Segoe UI"/>
           <w:kern w:val="0"/>
           <w:lang w:eastAsia="es-PE"/>
-          <w14:ligatures w14:val="none"/>
+          <ns2:ligatures ns2:val="none"/>
         </w:rPr>
         <w:t>. Por consiguiente, corresponde calificar el hecho materia de denuncia como una presunta infracción al</w:t>
       </w:r>
@@ -3335,7 +3335,7 @@
         <w:rPr>
           <w:rFonts w:ascii="Arial Narrow" w:eastAsia="Arial Narrow" w:hAnsi="Arial Narrow" w:cs="Arial Narrow"/>
           <w:kern w:val="0"/>
-          <w14:ligatures w14:val="none"/>
+          <ns2:ligatures ns2:val="none"/>
         </w:rPr>
         <w:t xml:space="preserve"> numeral 88.1 del artículo 88 del Código</w:t>
       </w:r>
@@ -3345,7 +3345,7 @@
           <w:rFonts w:ascii="Arial Narrow" w:eastAsia="Arial Narrow" w:hAnsi="Arial Narrow" w:cs="Arial"/>
           <w:kern w:val="0"/>
           <w:vertAlign w:val="superscript"/>
-          <w14:ligatures w14:val="none"/>
+          <ns2:ligatures ns2:val="none"/>
         </w:rPr>
         <w:footnoteReference w:id="5"/>
       </w:r>
@@ -3353,12 +3353,12 @@
         <w:rPr>
           <w:rFonts w:ascii="Arial Narrow" w:eastAsia="Arial Narrow" w:hAnsi="Arial Narrow" w:cs="Arial Narrow"/>
           <w:kern w:val="0"/>
-          <w14:ligatures w14:val="none"/>
+          <ns2:ligatures ns2:val="none"/>
         </w:rPr>
         <w:t>.</w:t>
       </w:r>
     </w:p>
-    <w:p>
+    <w:p ns2:paraId="4A9C556E" ns2:textId="77777777">
       <w:pPr>
         <w:pStyle w:val="Prrafodelista"/>
         <w:spacing w:after="0" w:line="240" w:lineRule="auto"/>
@@ -3367,11 +3367,11 @@
         <w:rPr>
           <w:rFonts w:ascii="Arial Narrow" w:eastAsia="Arial Narrow" w:hAnsi="Arial Narrow" w:cs="Arial Narrow"/>
           <w:kern w:val="0"/>
-          <w14:ligatures w14:val="none"/>
-        </w:rPr>
-      </w:pPr>
-    </w:p>
-    <w:p>
+          <ns2:ligatures ns2:val="none"/>
+        </w:rPr>
+      </w:pPr>
+    </w:p>
+    <w:p ns2:paraId="54D52806" ns2:textId="6DAAE133">
       <w:pPr>
         <w:pStyle w:val="Prrafodelista"/>
         <w:numPr>
@@ -3384,14 +3384,14 @@
         <w:rPr>
           <w:rFonts w:ascii="Arial Narrow" w:eastAsia="Arial Narrow" w:hAnsi="Arial Narrow" w:cs="Arial Narrow"/>
           <w:kern w:val="0"/>
-          <w14:ligatures w14:val="none"/>
-        </w:rPr>
-      </w:pPr>
-      <w:r>
-        <w:rPr>
-          <w:rFonts w:ascii="Arial Narrow" w:eastAsia="Arial Narrow" w:hAnsi="Arial Narrow" w:cs="Arial Narrow"/>
-          <w:kern w:val="0"/>
-          <w14:ligatures w14:val="none"/>
+          <ns2:ligatures ns2:val="none"/>
+        </w:rPr>
+      </w:pPr>
+      <w:r>
+        <w:rPr>
+          <w:rFonts w:ascii="Arial Narrow" w:eastAsia="Arial Narrow" w:hAnsi="Arial Narrow" w:cs="Arial Narrow"/>
+          <w:kern w:val="0"/>
+          <ns2:ligatures ns2:val="none"/>
         </w:rPr>
         <w:t xml:space="preserve">Asimismo, Asimismo, la Secretaría Técnica, en ejercicio de sus facultades, </w:t>
       </w:r>
@@ -3400,7 +3400,7 @@
           <w:rFonts w:ascii="Arial Narrow" w:eastAsia="Times New Roman" w:hAnsi="Arial Narrow" w:cs="Segoe UI"/>
           <w:kern w:val="0"/>
           <w:lang w:eastAsia="es-PE"/>
-          <w14:ligatures w14:val="none"/>
+          <ns2:ligatures ns2:val="none"/>
         </w:rPr>
         <w:t xml:space="preserve">considera </w:t>
       </w:r>
@@ -3408,7 +3408,7 @@
         <w:rPr>
           <w:rFonts w:ascii="Arial Narrow" w:eastAsia="Arial Narrow" w:hAnsi="Arial Narrow" w:cs="Arial Narrow"/>
           <w:kern w:val="0"/>
-          <w14:ligatures w14:val="none"/>
+          <ns2:ligatures ns2:val="none"/>
         </w:rPr>
         <w:t>que el hecho denunciado</w:t>
       </w:r>
@@ -3417,7 +3417,7 @@
           <w:rFonts w:ascii="Arial Narrow" w:eastAsia="Times New Roman" w:hAnsi="Arial Narrow" w:cs="Segoe UI"/>
           <w:kern w:val="0"/>
           <w:lang w:eastAsia="es-PE"/>
-          <w14:ligatures w14:val="none"/>
+          <ns2:ligatures ns2:val="none"/>
         </w:rPr>
         <w:t xml:space="preserve">, consistente en que </w:t>
       </w:r>
@@ -3426,7 +3426,7 @@
           <w:rFonts w:ascii="Arial Narrow" w:eastAsia="Times New Roman" w:hAnsi="Arial Narrow" w:cs="Arial"/>
           <w:kern w:val="0"/>
           <w:lang w:val="es-ES" w:eastAsia="es-ES"/>
-          <w14:ligatures w14:val="none"/>
+          <ns2:ligatures ns2:val="none"/>
         </w:rPr>
         <w:t>Corredores de Seguros Falabella S.A.C. y Falabella Servicios Generales S.A.C. habrían brindado una respuesta inadecuada al Reclamo PE-RE-0591635 presentado por el denunciante.</w:t>
       </w:r>
@@ -3435,7 +3435,7 @@
           <w:rFonts w:ascii="Arial Narrow" w:eastAsia="Times New Roman" w:hAnsi="Arial Narrow" w:cs="Segoe UI"/>
           <w:kern w:val="0"/>
           <w:lang w:eastAsia="es-PE"/>
-          <w14:ligatures w14:val="none"/>
+          <ns2:ligatures ns2:val="none"/>
         </w:rPr>
         <w:t xml:space="preserve"> Por consiguiente, corresponde calificar el hecho materia de denuncia como una presunta infracción al</w:t>
       </w:r>
@@ -3443,25 +3443,25 @@
         <w:rPr>
           <w:rFonts w:ascii="Arial Narrow" w:eastAsia="Arial Narrow" w:hAnsi="Arial Narrow" w:cs="Arial Narrow"/>
           <w:kern w:val="0"/>
-          <w14:ligatures w14:val="none"/>
+          <ns2:ligatures ns2:val="none"/>
         </w:rPr>
         <w:t xml:space="preserve"> numeral 88.1 del artículo 88 del Código.</w:t>
       </w:r>
     </w:p>
-    <w:p>
-      <w:pPr>
-        <w:spacing w:after="0" w:line="240" w:lineRule="auto"/>
-        <w:jc w:val="both"/>
-        <w:rPr>
-          <w:rFonts w:ascii="Arial Narrow" w:eastAsia="Arial Narrow" w:hAnsi="Arial Narrow" w:cs="Arial Narrow"/>
-          <w:kern w:val="0"/>
-          <w14:ligatures w14:val="none"/>
+    <w:p ns2:paraId="312F5D35" ns2:textId="0BC9EAAC">
+      <w:pPr>
+        <w:spacing w:after="0" w:line="240" w:lineRule="auto"/>
+        <w:jc w:val="both"/>
+        <w:rPr>
+          <w:rFonts w:ascii="Arial Narrow" w:eastAsia="Arial Narrow" w:hAnsi="Arial Narrow" w:cs="Arial Narrow"/>
+          <w:kern w:val="0"/>
+          <ns2:ligatures ns2:val="none"/>
         </w:rPr>
       </w:pPr>
     </w:p>
     <w:bookmarkEnd w:id="5"/>
     <w:bookmarkEnd w:id="6"/>
-    <w:p>
+    <w:p ns2:paraId="011774ED" ns2:textId="77777777">
       <w:pPr>
         <w:pStyle w:val="Prrafodelista"/>
         <w:numPr>
@@ -3475,7 +3475,7 @@
           <w:rFonts w:ascii="Arial Narrow" w:eastAsia="Calibri" w:hAnsi="Arial Narrow" w:cs="Arial Narrow"/>
           <w:kern w:val="0"/>
           <w:lang w:eastAsia="es-PE"/>
-          <w14:ligatures w14:val="none"/>
+          <ns2:ligatures ns2:val="none"/>
         </w:rPr>
       </w:pPr>
       <w:r>
@@ -3483,7 +3483,7 @@
           <w:rFonts w:ascii="Arial Narrow" w:eastAsia="Arial Narrow" w:hAnsi="Arial Narrow" w:cs="Arial"/>
           <w:kern w:val="0"/>
           <w:lang w:eastAsia="es-PE"/>
-          <w14:ligatures w14:val="none"/>
+          <ns2:ligatures ns2:val="none"/>
         </w:rPr>
         <w:t>En tanto la denuncia reúne los requisitos establecidos por la norma citada, corresponde admitirla a trámite</w:t>
       </w:r>
@@ -3493,7 +3493,7 @@
           <w:rFonts w:ascii="Arial Narrow" w:eastAsia="Arial Narrow" w:hAnsi="Arial Narrow" w:cs="Arial Narrow"/>
           <w:kern w:val="0"/>
           <w:vertAlign w:val="superscript"/>
-          <w14:ligatures w14:val="none"/>
+          <ns2:ligatures ns2:val="none"/>
         </w:rPr>
         <w:footnoteReference w:id="6"/>
       </w:r>
@@ -3502,12 +3502,12 @@
           <w:rFonts w:ascii="Arial Narrow" w:eastAsia="Arial Narrow" w:hAnsi="Arial Narrow" w:cs="Arial"/>
           <w:kern w:val="0"/>
           <w:lang w:eastAsia="es-PE"/>
-          <w14:ligatures w14:val="none"/>
+          <ns2:ligatures ns2:val="none"/>
         </w:rPr>
         <w:t>.</w:t>
       </w:r>
     </w:p>
-    <w:p>
+    <w:p ns2:paraId="7BED6430" ns2:textId="77777777">
       <w:pPr>
         <w:spacing w:after="0" w:line="240" w:lineRule="auto"/>
         <w:ind w:left="567"/>
@@ -3517,12 +3517,12 @@
           <w:rFonts w:ascii="Arial Narrow" w:eastAsia="Arial Narrow" w:hAnsi="Arial Narrow" w:cs="Arial Narrow"/>
           <w:kern w:val="0"/>
           <w:lang w:eastAsia="es-PE"/>
-          <w14:ligatures w14:val="none"/>
+          <ns2:ligatures ns2:val="none"/>
         </w:rPr>
       </w:pPr>
       <w:bookmarkStart w:id="9" w:name="_Hlk214963071"/>
     </w:p>
-    <w:p>
+    <w:p ns2:paraId="5D297934" ns2:textId="77777777">
       <w:pPr>
         <w:pStyle w:val="Prrafodelista"/>
         <w:numPr>
@@ -3541,7 +3541,7 @@
           <w:b/>
           <w:kern w:val="0"/>
           <w:lang w:eastAsia="es-PE"/>
-          <w14:ligatures w14:val="none"/>
+          <ns2:ligatures ns2:val="none"/>
         </w:rPr>
       </w:pPr>
       <w:r>
@@ -3550,12 +3550,12 @@
           <w:b/>
           <w:kern w:val="0"/>
           <w:lang w:eastAsia="es-PE"/>
-          <w14:ligatures w14:val="none"/>
+          <ns2:ligatures ns2:val="none"/>
         </w:rPr>
         <w:t>REQUERIMIENTO DE INFORMACIÓN</w:t>
       </w:r>
     </w:p>
-    <w:p>
+    <w:p ns2:paraId="1B1B9756" ns2:textId="77777777">
       <w:pPr>
         <w:spacing w:after="0" w:line="240" w:lineRule="auto"/>
         <w:jc w:val="both"/>
@@ -3563,11 +3563,11 @@
           <w:rFonts w:ascii="Arial Narrow" w:eastAsia="Times New Roman" w:hAnsi="Arial Narrow" w:cs="Arial"/>
           <w:kern w:val="0"/>
           <w:lang w:val="es-ES" w:eastAsia="es-ES"/>
-          <w14:ligatures w14:val="none"/>
-        </w:rPr>
-      </w:pPr>
-    </w:p>
-    <w:p>
+          <ns2:ligatures ns2:val="none"/>
+        </w:rPr>
+      </w:pPr>
+    </w:p>
+    <w:p ns2:paraId="2DBEAF4E" ns2:textId="77777777">
       <w:pPr>
         <w:pStyle w:val="Prrafodelista"/>
         <w:numPr>
@@ -3581,7 +3581,7 @@
           <w:rFonts w:ascii="Arial Narrow" w:eastAsia="Times New Roman" w:hAnsi="Arial Narrow" w:cs="Arial"/>
           <w:kern w:val="0"/>
           <w:lang w:val="es-ES" w:eastAsia="es-ES"/>
-          <w14:ligatures w14:val="none"/>
+          <ns2:ligatures ns2:val="none"/>
         </w:rPr>
       </w:pPr>
       <w:r>
@@ -3596,7 +3596,7 @@
           <w:rFonts w:ascii="Arial Narrow" w:eastAsia="Times New Roman" w:hAnsi="Arial Narrow" w:cs="Arial"/>
           <w:kern w:val="0"/>
           <w:lang w:val="es-ES" w:eastAsia="es-ES"/>
-          <w14:ligatures w14:val="none"/>
+          <ns2:ligatures ns2:val="none"/>
         </w:rPr>
         <w:t xml:space="preserve">conviene requerir a los proveedores denunciados </w:t>
       </w:r>
@@ -3606,7 +3606,7 @@
           <w:rFonts w:ascii="Arial Narrow" w:eastAsia="Times New Roman" w:hAnsi="Arial Narrow" w:cs="Arial"/>
           <w:kern w:val="0"/>
           <w:lang w:val="es-ES" w:eastAsia="es-ES"/>
-          <w14:ligatures w14:val="none"/>
+          <ns2:ligatures ns2:val="none"/>
         </w:rPr>
         <w:t xml:space="preserve">que, en un plazo no mayor de cinco (5) días hábiles contado a partir del día siguiente de la notificación de la presente resolución, </w:t>
       </w:r>
@@ -3616,12 +3616,12 @@
           <w:rFonts w:ascii="Arial Narrow" w:eastAsia="Times New Roman" w:hAnsi="Arial Narrow" w:cs="Arial"/>
           <w:kern w:val="0"/>
           <w:lang w:val="es-ES" w:eastAsia="es-ES"/>
-          <w14:ligatures w14:val="none"/>
+          <ns2:ligatures ns2:val="none"/>
         </w:rPr>
         <w:t>cumplan con lo siguiente:</w:t>
       </w:r>
     </w:p>
-    <w:p>
+    <w:p ns2:paraId="07580008" ns2:textId="77777777">
       <w:pPr>
         <w:pStyle w:val="Prrafodelista"/>
         <w:spacing w:after="0" w:line="240" w:lineRule="auto"/>
@@ -3631,11 +3631,11 @@
           <w:rFonts w:ascii="Arial Narrow" w:eastAsia="Times New Roman" w:hAnsi="Arial Narrow" w:cs="Arial"/>
           <w:kern w:val="0"/>
           <w:lang w:val="es-ES" w:eastAsia="es-ES"/>
-          <w14:ligatures w14:val="none"/>
-        </w:rPr>
-      </w:pPr>
-    </w:p>
-    <w:p>
+          <ns2:ligatures ns2:val="none"/>
+        </w:rPr>
+      </w:pPr>
+    </w:p>
+    <w:p ns2:paraId="5605EB54" ns2:textId="27B6BAE1">
       <w:pPr>
         <w:pStyle w:val="Prrafodelista"/>
         <w:spacing w:after="0" w:line="240" w:lineRule="auto"/>
@@ -3645,7 +3645,7 @@
           <w:rFonts w:ascii="Arial Narrow" w:eastAsia="Times New Roman" w:hAnsi="Arial Narrow" w:cs="Arial"/>
           <w:kern w:val="0"/>
           <w:lang w:val="es-ES" w:eastAsia="es-ES"/>
-          <w14:ligatures w14:val="none"/>
+          <ns2:ligatures ns2:val="none"/>
         </w:rPr>
       </w:pPr>
       <w:r>
@@ -3654,7 +3654,7 @@
           <w:kern w:val="0"/>
           <w:u w:val="single"/>
           <w:lang w:val="es-ES" w:eastAsia="es-ES"/>
-          <w14:ligatures w14:val="none"/>
+          <ns2:ligatures ns2:val="none"/>
         </w:rPr>
         <w:t xml:space="preserve">A </w:t>
       </w:r>
@@ -3664,7 +3664,7 @@
           <w:kern w:val="0"/>
           <w:u w:val="single"/>
           <w:lang w:val="es-ES" w:eastAsia="es-ES"/>
-          <w14:ligatures w14:val="none"/>
+          <ns2:ligatures ns2:val="none"/>
         </w:rPr>
         <w:t>Pacifico</w:t>
       </w:r>
@@ -3673,7 +3673,7 @@
           <w:rFonts w:ascii="Arial Narrow" w:eastAsia="Times New Roman" w:hAnsi="Arial Narrow" w:cs="Arial"/>
           <w:kern w:val="0"/>
           <w:lang w:val="es-ES" w:eastAsia="es-ES"/>
-          <w14:ligatures w14:val="none"/>
+          <ns2:ligatures ns2:val="none"/>
         </w:rPr>
         <w:t xml:space="preserve">: (i) presentar una copia debidamente suscrita de la </w:t>
       </w:r>
@@ -3681,7 +3681,7 @@
         <w:rPr>
           <w:rFonts w:ascii="Arial Narrow" w:eastAsia="Arial Narrow" w:hAnsi="Arial Narrow" w:cs="Arial Narrow"/>
           <w:kern w:val="0"/>
-          <w14:ligatures w14:val="none"/>
+          <ns2:ligatures ns2:val="none"/>
         </w:rPr>
         <w:t xml:space="preserve">Póliza 10 del Seguro documentado en la Propuesta 20001979 </w:t>
       </w:r>
@@ -3690,7 +3690,7 @@
           <w:rFonts w:ascii="Arial Narrow" w:eastAsia="Times New Roman" w:hAnsi="Arial Narrow" w:cs="Arial"/>
           <w:kern w:val="0"/>
           <w:lang w:val="es-ES" w:eastAsia="es-ES"/>
-          <w14:ligatures w14:val="none"/>
+          <ns2:ligatures ns2:val="none"/>
         </w:rPr>
         <w:t>materia de denuncia</w:t>
       </w:r>
@@ -3699,7 +3699,7 @@
           <w:rFonts w:ascii="Arial Narrow" w:eastAsia="Times New Roman" w:hAnsi="Arial Narrow" w:cs="Arial"/>
           <w:kern w:val="0"/>
           <w:lang w:val="es-ES" w:eastAsia="es-ES"/>
-          <w14:ligatures w14:val="none"/>
+          <ns2:ligatures ns2:val="none"/>
         </w:rPr>
         <w:t xml:space="preserve">; (ii) presentar una copia debidamente suscrita de la </w:t>
       </w:r>
@@ -3707,7 +3707,7 @@
         <w:rPr>
           <w:rFonts w:ascii="Arial Narrow" w:eastAsia="Arial Narrow" w:hAnsi="Arial Narrow" w:cs="Arial Narrow"/>
           <w:kern w:val="0"/>
-          <w14:ligatures w14:val="none"/>
+          <ns2:ligatures ns2:val="none"/>
         </w:rPr>
         <w:t xml:space="preserve">Póliza 142 del Seguro documentado en la Propuesta 20016350 </w:t>
       </w:r>
@@ -3716,7 +3716,7 @@
           <w:rFonts w:ascii="Arial Narrow" w:eastAsia="Times New Roman" w:hAnsi="Arial Narrow" w:cs="Arial"/>
           <w:kern w:val="0"/>
           <w:lang w:val="es-ES" w:eastAsia="es-ES"/>
-          <w14:ligatures w14:val="none"/>
+          <ns2:ligatures ns2:val="none"/>
         </w:rPr>
         <w:t>materia de denuncia</w:t>
       </w:r>
@@ -3725,7 +3725,7 @@
           <w:rFonts w:ascii="Arial Narrow" w:eastAsia="Times New Roman" w:hAnsi="Arial Narrow" w:cs="Arial"/>
           <w:kern w:val="0"/>
           <w:lang w:val="es-ES" w:eastAsia="es-ES"/>
-          <w14:ligatures w14:val="none"/>
+          <ns2:ligatures ns2:val="none"/>
         </w:rPr>
         <w:t>; y, (</w:t>
       </w:r>
@@ -3734,7 +3734,7 @@
           <w:rFonts w:ascii="Arial Narrow" w:eastAsia="Times New Roman" w:hAnsi="Arial Narrow" w:cs="Arial"/>
           <w:kern w:val="0"/>
           <w:lang w:val="es-ES" w:eastAsia="es-ES"/>
-          <w14:ligatures w14:val="none"/>
+          <ns2:ligatures ns2:val="none"/>
         </w:rPr>
         <w:t>i</w:t>
       </w:r>
@@ -3743,12 +3743,12 @@
           <w:rFonts w:ascii="Arial Narrow" w:eastAsia="Times New Roman" w:hAnsi="Arial Narrow" w:cs="Arial"/>
           <w:kern w:val="0"/>
           <w:lang w:val="es-ES" w:eastAsia="es-ES"/>
-          <w14:ligatures w14:val="none"/>
+          <ns2:ligatures ns2:val="none"/>
         </w:rPr>
         <w:t>ii) presentar todas las comunicaciones cursadas con la parte denunciante en virtud de los hechos materia de denuncia.</w:t>
       </w:r>
     </w:p>
-    <w:p>
+    <w:p ns2:paraId="3C21C6BD" ns2:textId="77777777">
       <w:pPr>
         <w:pStyle w:val="Prrafodelista"/>
         <w:spacing w:after="0" w:line="240" w:lineRule="auto"/>
@@ -3759,11 +3759,11 @@
           <w:kern w:val="0"/>
           <w:u w:val="single"/>
           <w:lang w:val="es-ES" w:eastAsia="es-ES"/>
-          <w14:ligatures w14:val="none"/>
-        </w:rPr>
-      </w:pPr>
-    </w:p>
-    <w:p>
+          <ns2:ligatures ns2:val="none"/>
+        </w:rPr>
+      </w:pPr>
+    </w:p>
+    <w:p ns2:paraId="76D2169A" ns2:textId="7A3DF806">
       <w:pPr>
         <w:pStyle w:val="Prrafodelista"/>
         <w:spacing w:after="0" w:line="240" w:lineRule="auto"/>
@@ -3773,7 +3773,7 @@
           <w:rFonts w:ascii="Arial Narrow" w:eastAsia="Times New Roman" w:hAnsi="Arial Narrow" w:cs="Arial"/>
           <w:kern w:val="0"/>
           <w:lang w:val="es-ES" w:eastAsia="es-ES"/>
-          <w14:ligatures w14:val="none"/>
+          <ns2:ligatures ns2:val="none"/>
         </w:rPr>
       </w:pPr>
       <w:r>
@@ -3782,7 +3782,7 @@
           <w:kern w:val="0"/>
           <w:u w:val="single"/>
           <w:lang w:val="es-ES" w:eastAsia="es-ES"/>
-          <w14:ligatures w14:val="none"/>
+          <ns2:ligatures ns2:val="none"/>
         </w:rPr>
         <w:t xml:space="preserve">A </w:t>
       </w:r>
@@ -3792,7 +3792,7 @@
           <w:kern w:val="0"/>
           <w:u w:val="single"/>
           <w:lang w:val="es-ES" w:eastAsia="es-ES"/>
-          <w14:ligatures w14:val="none"/>
+          <ns2:ligatures ns2:val="none"/>
         </w:rPr>
         <w:t>Corredores de Seguros Falabella</w:t>
       </w:r>
@@ -3801,7 +3801,7 @@
           <w:rFonts w:ascii="Arial Narrow" w:eastAsia="Times New Roman" w:hAnsi="Arial Narrow" w:cs="Arial"/>
           <w:kern w:val="0"/>
           <w:lang w:val="es-ES" w:eastAsia="es-ES"/>
-          <w14:ligatures w14:val="none"/>
+          <ns2:ligatures ns2:val="none"/>
         </w:rPr>
         <w:t>:</w:t>
       </w:r>
@@ -3810,7 +3810,7 @@
           <w:rFonts w:ascii="Arial Narrow" w:eastAsia="Times New Roman" w:hAnsi="Arial Narrow" w:cs="Arial"/>
           <w:kern w:val="0"/>
           <w:lang w:eastAsia="es-ES"/>
-          <w14:ligatures w14:val="none"/>
+          <ns2:ligatures ns2:val="none"/>
         </w:rPr>
         <w:t xml:space="preserve"> </w:t>
       </w:r>
@@ -3819,7 +3819,7 @@
           <w:rFonts w:ascii="Arial Narrow" w:eastAsia="Times New Roman" w:hAnsi="Arial Narrow" w:cs="Arial"/>
           <w:kern w:val="0"/>
           <w:lang w:val="es-ES" w:eastAsia="es-ES"/>
-          <w14:ligatures w14:val="none"/>
+          <ns2:ligatures ns2:val="none"/>
         </w:rPr>
         <w:t>(i)</w:t>
       </w:r>
@@ -3828,7 +3828,7 @@
           <w:rFonts w:ascii="Arial Narrow" w:eastAsia="Times New Roman" w:hAnsi="Arial Narrow" w:cs="Arial"/>
           <w:kern w:val="0"/>
           <w:lang w:val="es-ES" w:eastAsia="es-ES"/>
-          <w14:ligatures w14:val="none"/>
+          <ns2:ligatures ns2:val="none"/>
         </w:rPr>
         <w:t xml:space="preserve"> </w:t>
       </w:r>
@@ -3837,12 +3837,12 @@
           <w:rFonts w:ascii="Arial Narrow" w:eastAsia="Times New Roman" w:hAnsi="Arial Narrow" w:cs="Arial"/>
           <w:kern w:val="0"/>
           <w:lang w:val="es-ES" w:eastAsia="es-ES"/>
-          <w14:ligatures w14:val="none"/>
+          <ns2:ligatures ns2:val="none"/>
         </w:rPr>
         <w:t>presentar todas las comunicaciones cursadas con la parte denunciante en virtud de los hechos materia de denuncia.</w:t>
       </w:r>
     </w:p>
-    <w:p>
+    <w:p ns2:paraId="6CB59DB7" ns2:textId="77777777">
       <w:pPr>
         <w:pStyle w:val="Prrafodelista"/>
         <w:spacing w:after="0" w:line="240" w:lineRule="auto"/>
@@ -3852,11 +3852,11 @@
           <w:rFonts w:ascii="Arial Narrow" w:eastAsia="Times New Roman" w:hAnsi="Arial Narrow" w:cs="Arial"/>
           <w:kern w:val="0"/>
           <w:lang w:val="es-ES" w:eastAsia="es-ES"/>
-          <w14:ligatures w14:val="none"/>
-        </w:rPr>
-      </w:pPr>
-    </w:p>
-    <w:p>
+          <ns2:ligatures ns2:val="none"/>
+        </w:rPr>
+      </w:pPr>
+    </w:p>
+    <w:p ns2:paraId="165F4465" ns2:textId="3660EFEC">
       <w:pPr>
         <w:pStyle w:val="Prrafodelista"/>
         <w:spacing w:after="0" w:line="240" w:lineRule="auto"/>
@@ -3866,7 +3866,7 @@
           <w:rFonts w:ascii="Arial Narrow" w:eastAsia="Times New Roman" w:hAnsi="Arial Narrow" w:cs="Arial"/>
           <w:kern w:val="0"/>
           <w:lang w:val="es-ES" w:eastAsia="es-ES"/>
-          <w14:ligatures w14:val="none"/>
+          <ns2:ligatures ns2:val="none"/>
         </w:rPr>
       </w:pPr>
       <w:r>
@@ -3875,7 +3875,7 @@
           <w:kern w:val="0"/>
           <w:u w:val="single"/>
           <w:lang w:val="es-ES" w:eastAsia="es-ES"/>
-          <w14:ligatures w14:val="none"/>
+          <ns2:ligatures ns2:val="none"/>
         </w:rPr>
         <w:t xml:space="preserve">A </w:t>
       </w:r>
@@ -3885,7 +3885,7 @@
           <w:kern w:val="0"/>
           <w:u w:val="single"/>
           <w:lang w:val="es-ES" w:eastAsia="es-ES"/>
-          <w14:ligatures w14:val="none"/>
+          <ns2:ligatures ns2:val="none"/>
         </w:rPr>
         <w:t>Falabella Servicios Generales</w:t>
       </w:r>
@@ -3894,7 +3894,7 @@
           <w:rFonts w:ascii="Arial Narrow" w:eastAsia="Times New Roman" w:hAnsi="Arial Narrow" w:cs="Arial"/>
           <w:kern w:val="0"/>
           <w:lang w:val="es-ES" w:eastAsia="es-ES"/>
-          <w14:ligatures w14:val="none"/>
+          <ns2:ligatures ns2:val="none"/>
         </w:rPr>
         <w:t>:</w:t>
       </w:r>
@@ -3903,7 +3903,7 @@
           <w:rFonts w:ascii="Arial Narrow" w:eastAsia="Times New Roman" w:hAnsi="Arial Narrow" w:cs="Arial"/>
           <w:kern w:val="0"/>
           <w:lang w:eastAsia="es-ES"/>
-          <w14:ligatures w14:val="none"/>
+          <ns2:ligatures ns2:val="none"/>
         </w:rPr>
         <w:t xml:space="preserve"> </w:t>
       </w:r>
@@ -3912,12 +3912,12 @@
           <w:rFonts w:ascii="Arial Narrow" w:eastAsia="Times New Roman" w:hAnsi="Arial Narrow" w:cs="Arial"/>
           <w:kern w:val="0"/>
           <w:lang w:val="es-ES" w:eastAsia="es-ES"/>
-          <w14:ligatures w14:val="none"/>
+          <ns2:ligatures ns2:val="none"/>
         </w:rPr>
         <w:t>(i) presentar todas las comunicaciones cursadas con la parte denunciante en virtud de los hechos materia de denuncia.</w:t>
       </w:r>
     </w:p>
-    <w:p>
+    <w:p ns2:paraId="64025498" ns2:textId="77777777">
       <w:pPr>
         <w:pStyle w:val="Prrafodelista"/>
         <w:spacing w:after="0" w:line="240" w:lineRule="auto"/>
@@ -3927,11 +3927,11 @@
           <w:rFonts w:ascii="Arial Narrow" w:eastAsia="Times New Roman" w:hAnsi="Arial Narrow" w:cs="Arial"/>
           <w:kern w:val="0"/>
           <w:lang w:val="es-ES" w:eastAsia="es-ES"/>
-          <w14:ligatures w14:val="none"/>
-        </w:rPr>
-      </w:pPr>
-    </w:p>
-    <w:p>
+          <ns2:ligatures ns2:val="none"/>
+        </w:rPr>
+      </w:pPr>
+    </w:p>
+    <w:p ns2:paraId="1DF802F7" ns2:textId="317065F2">
       <w:pPr>
         <w:pStyle w:val="Prrafodelista"/>
         <w:spacing w:after="0" w:line="240" w:lineRule="auto"/>
@@ -3942,7 +3942,7 @@
           <w:kern w:val="0"/>
           <w:u w:val="single"/>
           <w:lang w:val="es-ES" w:eastAsia="es-ES"/>
-          <w14:ligatures w14:val="none"/>
+          <ns2:ligatures ns2:val="none"/>
         </w:rPr>
       </w:pPr>
       <w:r>
@@ -3951,7 +3951,7 @@
           <w:kern w:val="0"/>
           <w:u w:val="single"/>
           <w:lang w:val="es-ES" w:eastAsia="es-ES"/>
-          <w14:ligatures w14:val="none"/>
+          <ns2:ligatures ns2:val="none"/>
         </w:rPr>
         <w:t xml:space="preserve">A </w:t>
       </w:r>
@@ -3961,7 +3961,7 @@
           <w:kern w:val="0"/>
           <w:u w:val="single"/>
           <w:lang w:val="es-ES" w:eastAsia="es-ES"/>
-          <w14:ligatures w14:val="none"/>
+          <ns2:ligatures ns2:val="none"/>
         </w:rPr>
         <w:t>Banco Falabella</w:t>
       </w:r>
@@ -3970,7 +3970,7 @@
           <w:rFonts w:ascii="Arial Narrow" w:eastAsia="Times New Roman" w:hAnsi="Arial Narrow" w:cs="Arial"/>
           <w:kern w:val="0"/>
           <w:lang w:val="es-ES" w:eastAsia="es-ES"/>
-          <w14:ligatures w14:val="none"/>
+          <ns2:ligatures ns2:val="none"/>
         </w:rPr>
         <w:t>:</w:t>
       </w:r>
@@ -3979,7 +3979,7 @@
           <w:rFonts w:ascii="Arial Narrow" w:eastAsia="Times New Roman" w:hAnsi="Arial Narrow" w:cs="Arial"/>
           <w:kern w:val="0"/>
           <w:lang w:eastAsia="es-ES"/>
-          <w14:ligatures w14:val="none"/>
+          <ns2:ligatures ns2:val="none"/>
         </w:rPr>
         <w:t xml:space="preserve"> </w:t>
       </w:r>
@@ -3988,7 +3988,7 @@
           <w:rFonts w:ascii="Arial Narrow" w:eastAsia="Times New Roman" w:hAnsi="Arial Narrow" w:cs="Arial"/>
           <w:kern w:val="0"/>
           <w:lang w:val="es-ES" w:eastAsia="es-ES"/>
-          <w14:ligatures w14:val="none"/>
+          <ns2:ligatures ns2:val="none"/>
         </w:rPr>
         <w:t xml:space="preserve">(i) presentar una copia debidamente suscrita de la </w:t>
       </w:r>
@@ -3996,7 +3996,7 @@
         <w:rPr>
           <w:rFonts w:ascii="Arial Narrow" w:eastAsia="Arial Narrow" w:hAnsi="Arial Narrow" w:cs="Arial Narrow"/>
           <w:kern w:val="0"/>
-          <w14:ligatures w14:val="none"/>
+          <ns2:ligatures ns2:val="none"/>
         </w:rPr>
         <w:t xml:space="preserve">Póliza 10 del Seguro documentado en la Propuesta 20001979 </w:t>
       </w:r>
@@ -4005,7 +4005,7 @@
           <w:rFonts w:ascii="Arial Narrow" w:eastAsia="Times New Roman" w:hAnsi="Arial Narrow" w:cs="Arial"/>
           <w:kern w:val="0"/>
           <w:lang w:val="es-ES" w:eastAsia="es-ES"/>
-          <w14:ligatures w14:val="none"/>
+          <ns2:ligatures ns2:val="none"/>
         </w:rPr>
         <w:t xml:space="preserve">materia de denuncia; (ii) presentar una copia debidamente suscrita de la </w:t>
       </w:r>
@@ -4013,7 +4013,7 @@
         <w:rPr>
           <w:rFonts w:ascii="Arial Narrow" w:eastAsia="Arial Narrow" w:hAnsi="Arial Narrow" w:cs="Arial Narrow"/>
           <w:kern w:val="0"/>
-          <w14:ligatures w14:val="none"/>
+          <ns2:ligatures ns2:val="none"/>
         </w:rPr>
         <w:t>la Póliza 142 del Seguro documentado en la Propuesta 20016350</w:t>
       </w:r>
@@ -4021,7 +4021,7 @@
         <w:rPr>
           <w:rFonts w:ascii="Arial Narrow" w:eastAsia="Arial Narrow" w:hAnsi="Arial Narrow" w:cs="Arial Narrow"/>
           <w:kern w:val="0"/>
-          <w14:ligatures w14:val="none"/>
+          <ns2:ligatures ns2:val="none"/>
         </w:rPr>
         <w:t xml:space="preserve"> </w:t>
       </w:r>
@@ -4029,7 +4029,7 @@
         <w:rPr>
           <w:rFonts w:ascii="Arial Narrow" w:eastAsia="Arial Narrow" w:hAnsi="Arial Narrow" w:cs="Arial Narrow"/>
           <w:kern w:val="0"/>
-          <w14:ligatures w14:val="none"/>
+          <ns2:ligatures ns2:val="none"/>
         </w:rPr>
         <w:t xml:space="preserve"> </w:t>
       </w:r>
@@ -4038,7 +4038,7 @@
           <w:rFonts w:ascii="Arial Narrow" w:eastAsia="Times New Roman" w:hAnsi="Arial Narrow" w:cs="Arial"/>
           <w:kern w:val="0"/>
           <w:lang w:val="es-ES" w:eastAsia="es-ES"/>
-          <w14:ligatures w14:val="none"/>
+          <ns2:ligatures ns2:val="none"/>
         </w:rPr>
         <w:t>materia de denuncia; y, (iii) presentar todas las comunicaciones cursadas con la parte denunciante en virtud de los hechos materia de denuncia</w:t>
       </w:r>
@@ -4047,13 +4047,13 @@
           <w:rFonts w:ascii="Arial Narrow" w:eastAsia="Times New Roman" w:hAnsi="Arial Narrow" w:cs="Arial"/>
           <w:kern w:val="0"/>
           <w:lang w:val="es-ES" w:eastAsia="es-ES"/>
-          <w14:ligatures w14:val="none"/>
+          <ns2:ligatures ns2:val="none"/>
         </w:rPr>
         <w:t>.</w:t>
       </w:r>
     </w:p>
     <w:bookmarkEnd w:id="11"/>
-    <w:p>
+    <w:p ns2:paraId="0C8970BF" ns2:textId="74B9F8E5">
       <w:pPr>
         <w:pStyle w:val="Prrafodelista"/>
         <w:spacing w:after="0" w:line="240" w:lineRule="auto"/>
@@ -4063,12 +4063,12 @@
           <w:rFonts w:ascii="Arial Narrow" w:eastAsia="Times New Roman" w:hAnsi="Arial Narrow" w:cs="Arial"/>
           <w:kern w:val="0"/>
           <w:lang w:val="es-ES" w:eastAsia="es-ES"/>
-          <w14:ligatures w14:val="none"/>
+          <ns2:ligatures ns2:val="none"/>
         </w:rPr>
       </w:pPr>
     </w:p>
     <w:bookmarkEnd w:id="9"/>
-    <w:p>
+    <w:p ns2:paraId="0FB71333" ns2:textId="77777777">
       <w:pPr>
         <w:pStyle w:val="Prrafodelista"/>
         <w:spacing w:after="0" w:line="240" w:lineRule="auto"/>
@@ -4078,11 +4078,11 @@
           <w:rFonts w:ascii="Arial Narrow" w:eastAsia="Times New Roman" w:hAnsi="Arial Narrow" w:cs="Arial"/>
           <w:kern w:val="0"/>
           <w:lang w:val="es-ES" w:eastAsia="es-ES"/>
-          <w14:ligatures w14:val="none"/>
-        </w:rPr>
-      </w:pPr>
-    </w:p>
-    <w:p>
+          <ns2:ligatures ns2:val="none"/>
+        </w:rPr>
+      </w:pPr>
+    </w:p>
+    <w:p ns2:paraId="7D684DC3" ns2:textId="78EE24C4">
       <w:pPr>
         <w:pStyle w:val="Prrafodelista"/>
         <w:numPr>
@@ -4101,7 +4101,7 @@
           <w:b/>
           <w:kern w:val="0"/>
           <w:lang w:eastAsia="es-PE"/>
-          <w14:ligatures w14:val="none"/>
+          <ns2:ligatures ns2:val="none"/>
         </w:rPr>
       </w:pPr>
       <w:r>
@@ -4110,7 +4110,7 @@
           <w:b/>
           <w:kern w:val="0"/>
           <w:lang w:eastAsia="es-PE"/>
-          <w14:ligatures w14:val="none"/>
+          <ns2:ligatures ns2:val="none"/>
         </w:rPr>
         <w:t>RESOLUCIÓN DE LA SECRETARÍA TÉCNICA</w:t>
       </w:r>
@@ -4120,12 +4120,12 @@
           <w:b/>
           <w:kern w:val="0"/>
           <w:lang w:eastAsia="es-PE"/>
-          <w14:ligatures w14:val="none"/>
+          <ns2:ligatures ns2:val="none"/>
         </w:rPr>
         <w:t xml:space="preserve"> </w:t>
       </w:r>
     </w:p>
-    <w:p>
+    <w:p ns2:paraId="257C218F" ns2:textId="77777777">
       <w:pPr>
         <w:spacing w:after="0" w:line="240" w:lineRule="auto"/>
         <w:jc w:val="both"/>
@@ -4135,11 +4135,11 @@
           <w:color w:val="000000"/>
           <w:kern w:val="0"/>
           <w:lang w:eastAsia="es-PE"/>
-          <w14:ligatures w14:val="none"/>
-        </w:rPr>
-      </w:pPr>
-    </w:p>
-    <w:p>
+          <ns2:ligatures ns2:val="none"/>
+        </w:rPr>
+      </w:pPr>
+    </w:p>
+    <w:p ns2:paraId="7F0DAE57" ns2:textId="5EBFD806">
       <w:pPr>
         <w:spacing w:after="0" w:line="240" w:lineRule="auto"/>
         <w:jc w:val="both"/>
@@ -4148,7 +4148,7 @@
           <w:color w:val="000000"/>
           <w:kern w:val="0"/>
           <w:lang w:eastAsia="es-PE"/>
-          <w14:ligatures w14:val="none"/>
+          <ns2:ligatures ns2:val="none"/>
         </w:rPr>
       </w:pPr>
       <w:r>
@@ -4244,7 +4244,7 @@
         <w:t/>
       </w:r>
     </w:p>
-    <w:p>
+    <w:p ns2:paraId="669E425C" ns2:textId="77777777">
       <w:pPr>
         <w:pStyle w:val="Prrafodelista"/>
         <w:spacing w:after="0" w:line="240" w:lineRule="auto"/>
@@ -4253,11 +4253,11 @@
         <w:rPr>
           <w:rFonts w:ascii="Arial Narrow" w:eastAsia="Arial Narrow" w:hAnsi="Arial Narrow" w:cs="Arial Narrow"/>
           <w:kern w:val="0"/>
-          <w14:ligatures w14:val="none"/>
-        </w:rPr>
-      </w:pPr>
-    </w:p>
-    <w:p>
+          <ns2:ligatures ns2:val="none"/>
+        </w:rPr>
+      </w:pPr>
+    </w:p>
+    <w:p ns2:paraId="696DB3EF" ns2:textId="2528039C">
       <w:pPr>
         <w:pStyle w:val="Prrafodelista"/>
         <w:numPr>
@@ -4274,14 +4274,14 @@
         <w:rPr>
           <w:rFonts w:ascii="Arial Narrow" w:eastAsia="Arial Narrow" w:hAnsi="Arial Narrow" w:cs="Arial Narrow"/>
           <w:kern w:val="0"/>
-          <w14:ligatures w14:val="none"/>
-        </w:rPr>
-      </w:pPr>
-      <w:r>
-        <w:rPr>
-          <w:rFonts w:ascii="Arial Narrow" w:eastAsia="Arial Narrow" w:hAnsi="Arial Narrow" w:cs="Arial Narrow"/>
-          <w:kern w:val="0"/>
-          <w14:ligatures w14:val="none"/>
+          <ns2:ligatures ns2:val="none"/>
+        </w:rPr>
+      </w:pPr>
+      <w:r>
+        <w:rPr>
+          <w:rFonts w:ascii="Arial Narrow" w:eastAsia="Arial Narrow" w:hAnsi="Arial Narrow" w:cs="Arial Narrow"/>
+          <w:kern w:val="0"/>
+          <ns2:ligatures ns2:val="none"/>
         </w:rPr>
         <w:t xml:space="preserve">Presunta </w:t>
       </w:r>
@@ -4289,7 +4289,7 @@
         <w:rPr>
           <w:rFonts w:ascii="Arial Narrow" w:eastAsia="Arial Narrow" w:hAnsi="Arial Narrow" w:cs="Arial Narrow"/>
           <w:kern w:val="0"/>
-          <w14:ligatures w14:val="none"/>
+          <ns2:ligatures ns2:val="none"/>
         </w:rPr>
         <w:t>infracción a los artículos 18 y 19 de la Ley 29571, Código de Protección y Defensa del Consumidor</w:t>
       </w:r>
@@ -4297,7 +4297,7 @@
         <w:rPr>
           <w:rFonts w:ascii="Arial Narrow" w:eastAsia="Arial Narrow" w:hAnsi="Arial Narrow" w:cs="Arial Narrow"/>
           <w:kern w:val="0"/>
-          <w14:ligatures w14:val="none"/>
+          <ns2:ligatures ns2:val="none"/>
         </w:rPr>
         <w:t xml:space="preserve">, en tanto </w:t>
       </w:r>
@@ -4305,7 +4305,7 @@
         <w:rPr>
           <w:rFonts w:ascii="Arial Narrow" w:eastAsia="Arial Narrow" w:hAnsi="Arial Narrow" w:cs="Arial Narrow"/>
           <w:kern w:val="0"/>
-          <w14:ligatures w14:val="none"/>
+          <ns2:ligatures ns2:val="none"/>
         </w:rPr>
         <w:t>Corredores de Seguros Falabella S.A.C.</w:t>
       </w:r>
@@ -4313,7 +4313,7 @@
         <w:rPr>
           <w:rFonts w:ascii="Arial Narrow" w:eastAsia="Arial Narrow" w:hAnsi="Arial Narrow" w:cs="Arial Narrow"/>
           <w:kern w:val="0"/>
-          <w14:ligatures w14:val="none"/>
+          <ns2:ligatures ns2:val="none"/>
         </w:rPr>
         <w:t xml:space="preserve"> </w:t>
       </w:r>
@@ -4321,7 +4321,7 @@
         <w:rPr>
           <w:rFonts w:ascii="Arial Narrow" w:eastAsia="Arial Narrow" w:hAnsi="Arial Narrow" w:cs="Arial Narrow"/>
           <w:kern w:val="0"/>
-          <w14:ligatures w14:val="none"/>
+          <ns2:ligatures ns2:val="none"/>
         </w:rPr>
         <w:t xml:space="preserve">y </w:t>
       </w:r>
@@ -4329,7 +4329,7 @@
         <w:rPr>
           <w:rFonts w:ascii="Arial Narrow" w:eastAsia="Arial Narrow" w:hAnsi="Arial Narrow" w:cs="Arial Narrow"/>
           <w:kern w:val="0"/>
-          <w14:ligatures w14:val="none"/>
+          <ns2:ligatures ns2:val="none"/>
         </w:rPr>
         <w:t>Falabella Servicios Generales S.A.C.</w:t>
       </w:r>
@@ -4337,7 +4337,7 @@
         <w:rPr>
           <w:rFonts w:ascii="Arial Narrow" w:eastAsia="Arial Narrow" w:hAnsi="Arial Narrow" w:cs="Arial Narrow"/>
           <w:kern w:val="0"/>
-          <w14:ligatures w14:val="none"/>
+          <ns2:ligatures ns2:val="none"/>
         </w:rPr>
         <w:t xml:space="preserve"> </w:t>
       </w:r>
@@ -4345,7 +4345,7 @@
         <w:rPr>
           <w:rFonts w:ascii="Arial Narrow" w:eastAsia="Arial Narrow" w:hAnsi="Arial Narrow" w:cs="Arial Narrow"/>
           <w:kern w:val="0"/>
-          <w14:ligatures w14:val="none"/>
+          <ns2:ligatures ns2:val="none"/>
         </w:rPr>
         <w:t>habría</w:t>
       </w:r>
@@ -4353,7 +4353,7 @@
         <w:rPr>
           <w:rFonts w:ascii="Arial Narrow" w:eastAsia="Arial Narrow" w:hAnsi="Arial Narrow" w:cs="Arial Narrow"/>
           <w:kern w:val="0"/>
-          <w14:ligatures w14:val="none"/>
+          <ns2:ligatures ns2:val="none"/>
         </w:rPr>
         <w:t>n</w:t>
       </w:r>
@@ -4361,7 +4361,7 @@
         <w:rPr>
           <w:rFonts w:ascii="Arial Narrow" w:eastAsia="Arial Narrow" w:hAnsi="Arial Narrow" w:cs="Arial Narrow"/>
           <w:kern w:val="0"/>
-          <w14:ligatures w14:val="none"/>
+          <ns2:ligatures ns2:val="none"/>
         </w:rPr>
         <w:t xml:space="preserve"> efectuado el cobro indebido de la primera cuota por S/ 380,00 facturada el 24 de febrero de 2025 respecto </w:t>
       </w:r>
@@ -4369,7 +4369,7 @@
         <w:rPr>
           <w:rFonts w:ascii="Arial Narrow" w:eastAsia="Arial Narrow" w:hAnsi="Arial Narrow" w:cs="Arial Narrow"/>
           <w:kern w:val="0"/>
-          <w14:ligatures w14:val="none"/>
+          <ns2:ligatures ns2:val="none"/>
         </w:rPr>
         <w:t>a Póliza 10 del Seguro documentado en la Propuesta 20001979</w:t>
       </w:r>
@@ -4377,7 +4377,7 @@
         <w:rPr>
           <w:rFonts w:ascii="Arial Narrow" w:eastAsia="Arial Narrow" w:hAnsi="Arial Narrow" w:cs="Arial Narrow"/>
           <w:kern w:val="0"/>
-          <w14:ligatures w14:val="none"/>
+          <ns2:ligatures ns2:val="none"/>
         </w:rPr>
         <w:t>, omitiendo aplicar la promoción del primer mes sin costo ofrecida al momento de la adquisición</w:t>
       </w:r>
@@ -4385,7 +4385,7 @@
         <w:rPr>
           <w:rFonts w:ascii="Arial Narrow" w:eastAsia="Arial Narrow" w:hAnsi="Arial Narrow" w:cs="Arial Narrow"/>
           <w:kern w:val="0"/>
-          <w14:ligatures w14:val="none"/>
+          <ns2:ligatures ns2:val="none"/>
         </w:rPr>
         <w:t xml:space="preserve"> de la referida póliza</w:t>
       </w:r>
@@ -4393,12 +4393,12 @@
         <w:rPr>
           <w:rFonts w:ascii="Arial Narrow" w:eastAsia="Arial Narrow" w:hAnsi="Arial Narrow" w:cs="Arial Narrow"/>
           <w:kern w:val="0"/>
-          <w14:ligatures w14:val="none"/>
+          <ns2:ligatures ns2:val="none"/>
         </w:rPr>
         <w:t>.</w:t>
       </w:r>
     </w:p>
-    <w:p>
+    <w:p ns2:paraId="0891BED4" ns2:textId="77777777">
       <w:pPr>
         <w:pStyle w:val="Prrafodelista"/>
         <w:spacing w:after="0" w:line="240" w:lineRule="auto"/>
@@ -4407,11 +4407,11 @@
         <w:rPr>
           <w:rFonts w:ascii="Arial Narrow" w:eastAsia="Arial Narrow" w:hAnsi="Arial Narrow" w:cs="Arial Narrow"/>
           <w:kern w:val="0"/>
-          <w14:ligatures w14:val="none"/>
-        </w:rPr>
-      </w:pPr>
-    </w:p>
-    <w:p>
+          <ns2:ligatures ns2:val="none"/>
+        </w:rPr>
+      </w:pPr>
+    </w:p>
+    <w:p ns2:paraId="673176E6" ns2:textId="0B1F309F">
       <w:pPr>
         <w:pStyle w:val="Prrafodelista"/>
         <w:numPr>
@@ -4428,14 +4428,14 @@
         <w:rPr>
           <w:rFonts w:ascii="Arial Narrow" w:eastAsia="Arial Narrow" w:hAnsi="Arial Narrow" w:cs="Arial Narrow"/>
           <w:kern w:val="0"/>
-          <w14:ligatures w14:val="none"/>
-        </w:rPr>
-      </w:pPr>
-      <w:r>
-        <w:rPr>
-          <w:rFonts w:ascii="Arial Narrow" w:eastAsia="Arial Narrow" w:hAnsi="Arial Narrow" w:cs="Arial Narrow"/>
-          <w:kern w:val="0"/>
-          <w14:ligatures w14:val="none"/>
+          <ns2:ligatures ns2:val="none"/>
+        </w:rPr>
+      </w:pPr>
+      <w:r>
+        <w:rPr>
+          <w:rFonts w:ascii="Arial Narrow" w:eastAsia="Arial Narrow" w:hAnsi="Arial Narrow" w:cs="Arial Narrow"/>
+          <w:kern w:val="0"/>
+          <ns2:ligatures ns2:val="none"/>
         </w:rPr>
         <w:t xml:space="preserve">Presunta </w:t>
       </w:r>
@@ -4443,7 +4443,7 @@
         <w:rPr>
           <w:rFonts w:ascii="Arial Narrow" w:eastAsia="Arial Narrow" w:hAnsi="Arial Narrow" w:cs="Arial Narrow"/>
           <w:kern w:val="0"/>
-          <w14:ligatures w14:val="none"/>
+          <ns2:ligatures ns2:val="none"/>
         </w:rPr>
         <w:t>infracción a los artículos 18 y 19 de la Ley 29571, Código de Protección y Defensa del Consumidor</w:t>
       </w:r>
@@ -4451,7 +4451,7 @@
         <w:rPr>
           <w:rFonts w:ascii="Arial Narrow" w:eastAsia="Arial Narrow" w:hAnsi="Arial Narrow" w:cs="Arial Narrow"/>
           <w:kern w:val="0"/>
-          <w14:ligatures w14:val="none"/>
+          <ns2:ligatures ns2:val="none"/>
         </w:rPr>
         <w:t xml:space="preserve">, en tanto </w:t>
       </w:r>
@@ -4459,7 +4459,7 @@
         <w:rPr>
           <w:rFonts w:ascii="Arial Narrow" w:eastAsia="Arial Narrow" w:hAnsi="Arial Narrow" w:cs="Arial Narrow"/>
           <w:kern w:val="0"/>
-          <w14:ligatures w14:val="none"/>
+          <ns2:ligatures ns2:val="none"/>
         </w:rPr>
         <w:t xml:space="preserve">Corredores de Seguros Falabella S.A.C. </w:t>
       </w:r>
@@ -4467,7 +4467,7 @@
         <w:rPr>
           <w:rFonts w:ascii="Arial Narrow" w:eastAsia="Arial Narrow" w:hAnsi="Arial Narrow" w:cs="Arial Narrow"/>
           <w:kern w:val="0"/>
-          <w14:ligatures w14:val="none"/>
+          <ns2:ligatures ns2:val="none"/>
         </w:rPr>
         <w:t xml:space="preserve">y </w:t>
       </w:r>
@@ -4475,7 +4475,7 @@
         <w:rPr>
           <w:rFonts w:ascii="Arial Narrow" w:eastAsia="Arial Narrow" w:hAnsi="Arial Narrow" w:cs="Arial Narrow"/>
           <w:kern w:val="0"/>
-          <w14:ligatures w14:val="none"/>
+          <ns2:ligatures ns2:val="none"/>
         </w:rPr>
         <w:t>Falabella Servicios Generales S.A.C.</w:t>
       </w:r>
@@ -4483,7 +4483,7 @@
         <w:rPr>
           <w:rFonts w:ascii="Arial Narrow" w:eastAsia="Arial Narrow" w:hAnsi="Arial Narrow" w:cs="Arial Narrow"/>
           <w:kern w:val="0"/>
-          <w14:ligatures w14:val="none"/>
+          <ns2:ligatures ns2:val="none"/>
         </w:rPr>
         <w:t xml:space="preserve"> </w:t>
       </w:r>
@@ -4491,7 +4491,7 @@
         <w:rPr>
           <w:rFonts w:ascii="Arial Narrow" w:eastAsia="Arial Narrow" w:hAnsi="Arial Narrow" w:cs="Arial Narrow"/>
           <w:kern w:val="0"/>
-          <w14:ligatures w14:val="none"/>
+          <ns2:ligatures ns2:val="none"/>
         </w:rPr>
         <w:t>habría</w:t>
       </w:r>
@@ -4499,7 +4499,7 @@
         <w:rPr>
           <w:rFonts w:ascii="Arial Narrow" w:eastAsia="Arial Narrow" w:hAnsi="Arial Narrow" w:cs="Arial Narrow"/>
           <w:kern w:val="0"/>
-          <w14:ligatures w14:val="none"/>
+          <ns2:ligatures ns2:val="none"/>
         </w:rPr>
         <w:t>n</w:t>
       </w:r>
@@ -4507,7 +4507,7 @@
         <w:rPr>
           <w:rFonts w:ascii="Arial Narrow" w:eastAsia="Arial Narrow" w:hAnsi="Arial Narrow" w:cs="Arial Narrow"/>
           <w:kern w:val="0"/>
-          <w14:ligatures w14:val="none"/>
+          <ns2:ligatures ns2:val="none"/>
         </w:rPr>
         <w:t xml:space="preserve"> realizado un cargo duplicado no autorizado por la suma de S/ 380,00 en la tarjeta de crédito </w:t>
       </w:r>
@@ -4515,7 +4515,7 @@
         <w:rPr>
           <w:rFonts w:ascii="Arial Narrow" w:eastAsia="Arial Narrow" w:hAnsi="Arial Narrow" w:cs="Arial Narrow"/>
           <w:kern w:val="0"/>
-          <w14:ligatures w14:val="none"/>
+          <ns2:ligatures ns2:val="none"/>
         </w:rPr>
         <w:t xml:space="preserve">4078-76**-****-4550 </w:t>
       </w:r>
@@ -4523,7 +4523,7 @@
         <w:rPr>
           <w:rFonts w:ascii="Arial Narrow" w:eastAsia="Arial Narrow" w:hAnsi="Arial Narrow" w:cs="Arial Narrow"/>
           <w:kern w:val="0"/>
-          <w14:ligatures w14:val="none"/>
+          <ns2:ligatures ns2:val="none"/>
         </w:rPr>
         <w:t xml:space="preserve">el 11 de abril de 2025 por </w:t>
       </w:r>
@@ -4531,7 +4531,7 @@
         <w:rPr>
           <w:rFonts w:ascii="Arial Narrow" w:eastAsia="Arial Narrow" w:hAnsi="Arial Narrow" w:cs="Arial Narrow"/>
           <w:kern w:val="0"/>
-          <w14:ligatures w14:val="none"/>
+          <ns2:ligatures ns2:val="none"/>
         </w:rPr>
         <w:t xml:space="preserve">concepto de prima </w:t>
       </w:r>
@@ -4539,7 +4539,7 @@
         <w:rPr>
           <w:rFonts w:ascii="Arial Narrow" w:eastAsia="Arial Narrow" w:hAnsi="Arial Narrow" w:cs="Arial Narrow"/>
           <w:kern w:val="0"/>
-          <w14:ligatures w14:val="none"/>
+          <ns2:ligatures ns2:val="none"/>
         </w:rPr>
         <w:t>de la</w:t>
       </w:r>
@@ -4547,7 +4547,7 @@
         <w:rPr>
           <w:rFonts w:ascii="Arial Narrow" w:eastAsia="Arial Narrow" w:hAnsi="Arial Narrow" w:cs="Arial Narrow"/>
           <w:kern w:val="0"/>
-          <w14:ligatures w14:val="none"/>
+          <ns2:ligatures ns2:val="none"/>
         </w:rPr>
         <w:t xml:space="preserve"> </w:t>
       </w:r>
@@ -4555,7 +4555,7 @@
         <w:rPr>
           <w:rFonts w:ascii="Arial Narrow" w:eastAsia="Arial Narrow" w:hAnsi="Arial Narrow" w:cs="Arial Narrow"/>
           <w:kern w:val="0"/>
-          <w14:ligatures w14:val="none"/>
+          <ns2:ligatures ns2:val="none"/>
         </w:rPr>
         <w:t>Póliza 10 del Seguro documentado en la Propuesta 20001979</w:t>
       </w:r>
@@ -4563,7 +4563,7 @@
         <w:rPr>
           <w:rFonts w:ascii="Arial Narrow" w:eastAsia="Arial Narrow" w:hAnsi="Arial Narrow" w:cs="Arial Narrow"/>
           <w:kern w:val="0"/>
-          <w14:ligatures w14:val="none"/>
+          <ns2:ligatures ns2:val="none"/>
         </w:rPr>
         <w:t>.</w:t>
       </w:r>
@@ -4571,23 +4571,23 @@
         <w:rPr>
           <w:rFonts w:ascii="Arial Narrow" w:eastAsia="Arial Narrow" w:hAnsi="Arial Narrow" w:cs="Arial Narrow"/>
           <w:kern w:val="0"/>
-          <w14:ligatures w14:val="none"/>
+          <ns2:ligatures ns2:val="none"/>
         </w:rPr>
         <w:t xml:space="preserve"> </w:t>
       </w:r>
     </w:p>
-    <w:p>
-      <w:pPr>
-        <w:spacing w:after="0" w:line="240" w:lineRule="auto"/>
-        <w:jc w:val="both"/>
-        <w:rPr>
-          <w:rFonts w:ascii="Arial Narrow" w:eastAsia="Arial Narrow" w:hAnsi="Arial Narrow" w:cs="Arial Narrow"/>
-          <w:kern w:val="0"/>
-          <w14:ligatures w14:val="none"/>
-        </w:rPr>
-      </w:pPr>
-    </w:p>
-    <w:p>
+    <w:p ns2:paraId="406DE3C0" ns2:textId="77777777">
+      <w:pPr>
+        <w:spacing w:after="0" w:line="240" w:lineRule="auto"/>
+        <w:jc w:val="both"/>
+        <w:rPr>
+          <w:rFonts w:ascii="Arial Narrow" w:eastAsia="Arial Narrow" w:hAnsi="Arial Narrow" w:cs="Arial Narrow"/>
+          <w:kern w:val="0"/>
+          <ns2:ligatures ns2:val="none"/>
+        </w:rPr>
+      </w:pPr>
+    </w:p>
+    <w:p ns2:paraId="2951D0E4" ns2:textId="6714635E">
       <w:pPr>
         <w:pStyle w:val="Prrafodelista"/>
         <w:numPr>
@@ -4604,14 +4604,14 @@
         <w:rPr>
           <w:rFonts w:ascii="Arial Narrow" w:eastAsia="Arial Narrow" w:hAnsi="Arial Narrow" w:cs="Arial Narrow"/>
           <w:kern w:val="0"/>
-          <w14:ligatures w14:val="none"/>
-        </w:rPr>
-      </w:pPr>
-      <w:r>
-        <w:rPr>
-          <w:rFonts w:ascii="Arial Narrow" w:eastAsia="Arial Narrow" w:hAnsi="Arial Narrow" w:cs="Arial Narrow"/>
-          <w:kern w:val="0"/>
-          <w14:ligatures w14:val="none"/>
+          <ns2:ligatures ns2:val="none"/>
+        </w:rPr>
+      </w:pPr>
+      <w:r>
+        <w:rPr>
+          <w:rFonts w:ascii="Arial Narrow" w:eastAsia="Arial Narrow" w:hAnsi="Arial Narrow" w:cs="Arial Narrow"/>
+          <w:kern w:val="0"/>
+          <ns2:ligatures ns2:val="none"/>
         </w:rPr>
         <w:t xml:space="preserve">Presunta </w:t>
       </w:r>
@@ -4619,7 +4619,7 @@
         <w:rPr>
           <w:rFonts w:ascii="Arial Narrow" w:eastAsia="Arial Narrow" w:hAnsi="Arial Narrow" w:cs="Arial Narrow"/>
           <w:kern w:val="0"/>
-          <w14:ligatures w14:val="none"/>
+          <ns2:ligatures ns2:val="none"/>
         </w:rPr>
         <w:t>infracción a los artículos 18 y 19 de la Ley 29571, Código de Protección y Defensa del Consumidor</w:t>
       </w:r>
@@ -4627,7 +4627,7 @@
         <w:rPr>
           <w:rFonts w:ascii="Arial Narrow" w:eastAsia="Arial Narrow" w:hAnsi="Arial Narrow" w:cs="Arial Narrow"/>
           <w:kern w:val="0"/>
-          <w14:ligatures w14:val="none"/>
+          <ns2:ligatures ns2:val="none"/>
         </w:rPr>
         <w:t xml:space="preserve">, en tanto </w:t>
       </w:r>
@@ -4635,7 +4635,7 @@
         <w:rPr>
           <w:rFonts w:ascii="Arial Narrow" w:eastAsia="Arial Narrow" w:hAnsi="Arial Narrow" w:cs="Arial Narrow"/>
           <w:kern w:val="0"/>
-          <w14:ligatures w14:val="none"/>
+          <ns2:ligatures ns2:val="none"/>
         </w:rPr>
         <w:t xml:space="preserve">Corredores de Seguros Falabella S.A.C. </w:t>
       </w:r>
@@ -4643,7 +4643,7 @@
         <w:rPr>
           <w:rFonts w:ascii="Arial Narrow" w:eastAsia="Arial Narrow" w:hAnsi="Arial Narrow" w:cs="Arial Narrow"/>
           <w:kern w:val="0"/>
-          <w14:ligatures w14:val="none"/>
+          <ns2:ligatures ns2:val="none"/>
         </w:rPr>
         <w:t xml:space="preserve">y </w:t>
       </w:r>
@@ -4651,7 +4651,7 @@
         <w:rPr>
           <w:rFonts w:ascii="Arial Narrow" w:eastAsia="Arial Narrow" w:hAnsi="Arial Narrow" w:cs="Arial Narrow"/>
           <w:kern w:val="0"/>
-          <w14:ligatures w14:val="none"/>
+          <ns2:ligatures ns2:val="none"/>
         </w:rPr>
         <w:t xml:space="preserve">Falabella Servicios Generales S.A.C. </w:t>
       </w:r>
@@ -4659,7 +4659,7 @@
         <w:rPr>
           <w:rFonts w:ascii="Arial Narrow" w:eastAsia="Arial Narrow" w:hAnsi="Arial Narrow" w:cs="Arial Narrow"/>
           <w:kern w:val="0"/>
-          <w14:ligatures w14:val="none"/>
+          <ns2:ligatures ns2:val="none"/>
         </w:rPr>
         <w:t>habría</w:t>
       </w:r>
@@ -4667,7 +4667,7 @@
         <w:rPr>
           <w:rFonts w:ascii="Arial Narrow" w:eastAsia="Arial Narrow" w:hAnsi="Arial Narrow" w:cs="Arial Narrow"/>
           <w:kern w:val="0"/>
-          <w14:ligatures w14:val="none"/>
+          <ns2:ligatures ns2:val="none"/>
         </w:rPr>
         <w:t>n</w:t>
       </w:r>
@@ -4675,7 +4675,7 @@
         <w:rPr>
           <w:rFonts w:ascii="Arial Narrow" w:eastAsia="Arial Narrow" w:hAnsi="Arial Narrow" w:cs="Arial Narrow"/>
           <w:kern w:val="0"/>
-          <w14:ligatures w14:val="none"/>
+          <ns2:ligatures ns2:val="none"/>
         </w:rPr>
         <w:t xml:space="preserve"> realizado una liquidación inadecuada al reembolsar el 15 de diciembre de 2025 la suma de S/ 2 280,00 a la tarjeta de crédito </w:t>
       </w:r>
@@ -4683,7 +4683,7 @@
         <w:rPr>
           <w:rFonts w:ascii="Arial Narrow" w:eastAsia="Arial Narrow" w:hAnsi="Arial Narrow" w:cs="Arial Narrow"/>
           <w:kern w:val="0"/>
-          <w14:ligatures w14:val="none"/>
+          <ns2:ligatures ns2:val="none"/>
         </w:rPr>
         <w:t>4078-76**-****-4550</w:t>
       </w:r>
@@ -4691,23 +4691,23 @@
         <w:rPr>
           <w:rFonts w:ascii="Arial Narrow" w:eastAsia="Arial Narrow" w:hAnsi="Arial Narrow" w:cs="Arial Narrow"/>
           <w:kern w:val="0"/>
-          <w14:ligatures w14:val="none"/>
+          <ns2:ligatures ns2:val="none"/>
         </w:rPr>
         <w:t>, omitiendo incluir el pago de los intereses generados correspondientes a los cobros del año 2025.</w:t>
       </w:r>
     </w:p>
-    <w:p>
-      <w:pPr>
-        <w:spacing w:after="0" w:line="240" w:lineRule="auto"/>
-        <w:jc w:val="both"/>
-        <w:rPr>
-          <w:rFonts w:ascii="Arial Narrow" w:eastAsia="Arial Narrow" w:hAnsi="Arial Narrow" w:cs="Arial Narrow"/>
-          <w:kern w:val="0"/>
-          <w14:ligatures w14:val="none"/>
-        </w:rPr>
-      </w:pPr>
-    </w:p>
-    <w:p>
+    <w:p ns2:paraId="71DE679B" ns2:textId="77777777">
+      <w:pPr>
+        <w:spacing w:after="0" w:line="240" w:lineRule="auto"/>
+        <w:jc w:val="both"/>
+        <w:rPr>
+          <w:rFonts w:ascii="Arial Narrow" w:eastAsia="Arial Narrow" w:hAnsi="Arial Narrow" w:cs="Arial Narrow"/>
+          <w:kern w:val="0"/>
+          <ns2:ligatures ns2:val="none"/>
+        </w:rPr>
+      </w:pPr>
+    </w:p>
+    <w:p ns2:paraId="15DE7194" ns2:textId="4698F909">
       <w:pPr>
         <w:pStyle w:val="Prrafodelista"/>
         <w:numPr>
@@ -4724,14 +4724,14 @@
         <w:rPr>
           <w:rFonts w:ascii="Arial Narrow" w:eastAsia="Arial Narrow" w:hAnsi="Arial Narrow" w:cs="Arial Narrow"/>
           <w:kern w:val="0"/>
-          <w14:ligatures w14:val="none"/>
-        </w:rPr>
-      </w:pPr>
-      <w:r>
-        <w:rPr>
-          <w:rFonts w:ascii="Arial Narrow" w:eastAsia="Arial Narrow" w:hAnsi="Arial Narrow" w:cs="Arial Narrow"/>
-          <w:kern w:val="0"/>
-          <w14:ligatures w14:val="none"/>
+          <ns2:ligatures ns2:val="none"/>
+        </w:rPr>
+      </w:pPr>
+      <w:r>
+        <w:rPr>
+          <w:rFonts w:ascii="Arial Narrow" w:eastAsia="Arial Narrow" w:hAnsi="Arial Narrow" w:cs="Arial Narrow"/>
+          <w:kern w:val="0"/>
+          <ns2:ligatures ns2:val="none"/>
         </w:rPr>
         <w:t xml:space="preserve">Presunta </w:t>
       </w:r>
@@ -4739,7 +4739,7 @@
         <w:rPr>
           <w:rFonts w:ascii="Arial Narrow" w:eastAsia="Arial Narrow" w:hAnsi="Arial Narrow" w:cs="Arial Narrow"/>
           <w:kern w:val="0"/>
-          <w14:ligatures w14:val="none"/>
+          <ns2:ligatures ns2:val="none"/>
         </w:rPr>
         <w:t>infracción a los artículos 18 y 19 de la Ley 29571, Código de Protección y Defensa del Consumidor</w:t>
       </w:r>
@@ -4747,7 +4747,7 @@
         <w:rPr>
           <w:rFonts w:ascii="Arial Narrow" w:eastAsia="Arial Narrow" w:hAnsi="Arial Narrow" w:cs="Arial Narrow"/>
           <w:kern w:val="0"/>
-          <w14:ligatures w14:val="none"/>
+          <ns2:ligatures ns2:val="none"/>
         </w:rPr>
         <w:t xml:space="preserve">, en tanto </w:t>
       </w:r>
@@ -4755,7 +4755,7 @@
         <w:rPr>
           <w:rFonts w:ascii="Arial Narrow" w:eastAsia="Arial Narrow" w:hAnsi="Arial Narrow" w:cs="Arial Narrow"/>
           <w:kern w:val="0"/>
-          <w14:ligatures w14:val="none"/>
+          <ns2:ligatures ns2:val="none"/>
         </w:rPr>
         <w:t xml:space="preserve">Corredores de Seguros Falabella S.A.C. </w:t>
       </w:r>
@@ -4763,7 +4763,7 @@
         <w:rPr>
           <w:rFonts w:ascii="Arial Narrow" w:eastAsia="Arial Narrow" w:hAnsi="Arial Narrow" w:cs="Arial Narrow"/>
           <w:kern w:val="0"/>
-          <w14:ligatures w14:val="none"/>
+          <ns2:ligatures ns2:val="none"/>
         </w:rPr>
         <w:t xml:space="preserve">y </w:t>
       </w:r>
@@ -4771,7 +4771,7 @@
         <w:rPr>
           <w:rFonts w:ascii="Arial Narrow" w:eastAsia="Arial Narrow" w:hAnsi="Arial Narrow" w:cs="Arial Narrow"/>
           <w:kern w:val="0"/>
-          <w14:ligatures w14:val="none"/>
+          <ns2:ligatures ns2:val="none"/>
         </w:rPr>
         <w:t xml:space="preserve">Falabella Servicios Generales S.A.C. </w:t>
       </w:r>
@@ -4779,7 +4779,7 @@
         <w:rPr>
           <w:rFonts w:ascii="Arial Narrow" w:eastAsia="Arial Narrow" w:hAnsi="Arial Narrow" w:cs="Arial Narrow"/>
           <w:kern w:val="0"/>
-          <w14:ligatures w14:val="none"/>
+          <ns2:ligatures ns2:val="none"/>
         </w:rPr>
         <w:t>habría</w:t>
       </w:r>
@@ -4787,7 +4787,7 @@
         <w:rPr>
           <w:rFonts w:ascii="Arial Narrow" w:eastAsia="Arial Narrow" w:hAnsi="Arial Narrow" w:cs="Arial Narrow"/>
           <w:kern w:val="0"/>
-          <w14:ligatures w14:val="none"/>
+          <ns2:ligatures ns2:val="none"/>
         </w:rPr>
         <w:t>n</w:t>
       </w:r>
@@ -4795,7 +4795,7 @@
         <w:rPr>
           <w:rFonts w:ascii="Arial Narrow" w:eastAsia="Arial Narrow" w:hAnsi="Arial Narrow" w:cs="Arial Narrow"/>
           <w:kern w:val="0"/>
-          <w14:ligatures w14:val="none"/>
+          <ns2:ligatures ns2:val="none"/>
         </w:rPr>
         <w:t xml:space="preserve"> procesado indebidamente la Solicitud de Anulación 35445 </w:t>
       </w:r>
@@ -4803,7 +4803,7 @@
         <w:rPr>
           <w:rFonts w:ascii="Arial Narrow" w:eastAsia="Arial Narrow" w:hAnsi="Arial Narrow" w:cs="Arial Narrow"/>
           <w:kern w:val="0"/>
-          <w14:ligatures w14:val="none"/>
+          <ns2:ligatures ns2:val="none"/>
         </w:rPr>
         <w:t xml:space="preserve">de la Póliza 142 del Seguro documentado en la Propuesta 20016350 </w:t>
       </w:r>
@@ -4811,7 +4811,7 @@
         <w:rPr>
           <w:rFonts w:ascii="Arial Narrow" w:eastAsia="Arial Narrow" w:hAnsi="Arial Narrow" w:cs="Arial Narrow"/>
           <w:kern w:val="0"/>
-          <w14:ligatures w14:val="none"/>
+          <ns2:ligatures ns2:val="none"/>
         </w:rPr>
         <w:t xml:space="preserve"> el 20 de marzo de 2026, consignando sin autorización una revocación unilateral por parte </w:t>
       </w:r>
@@ -4819,7 +4819,7 @@
         <w:rPr>
           <w:rFonts w:ascii="Arial Narrow" w:eastAsia="Arial Narrow" w:hAnsi="Arial Narrow" w:cs="Arial Narrow"/>
           <w:kern w:val="0"/>
-          <w14:ligatures w14:val="none"/>
+          <ns2:ligatures ns2:val="none"/>
         </w:rPr>
         <w:t>del denunciante</w:t>
       </w:r>
@@ -4827,12 +4827,12 @@
         <w:rPr>
           <w:rFonts w:ascii="Arial Narrow" w:eastAsia="Arial Narrow" w:hAnsi="Arial Narrow" w:cs="Arial Narrow"/>
           <w:kern w:val="0"/>
-          <w14:ligatures w14:val="none"/>
+          <ns2:ligatures ns2:val="none"/>
         </w:rPr>
         <w:t>.</w:t>
       </w:r>
     </w:p>
-    <w:p>
+    <w:p ns2:paraId="578C3A15" ns2:textId="77777777">
       <w:pPr>
         <w:pStyle w:val="Prrafodelista"/>
         <w:spacing w:after="0" w:line="240" w:lineRule="auto"/>
@@ -4841,11 +4841,11 @@
         <w:rPr>
           <w:rFonts w:ascii="Arial Narrow" w:eastAsia="Arial Narrow" w:hAnsi="Arial Narrow" w:cs="Arial Narrow"/>
           <w:kern w:val="0"/>
-          <w14:ligatures w14:val="none"/>
-        </w:rPr>
-      </w:pPr>
-    </w:p>
-    <w:p>
+          <ns2:ligatures ns2:val="none"/>
+        </w:rPr>
+      </w:pPr>
+    </w:p>
+    <w:p ns2:paraId="71F9EF7A" ns2:textId="7596ADBA">
       <w:pPr>
         <w:pStyle w:val="Prrafodelista"/>
         <w:numPr>
@@ -4862,14 +4862,14 @@
         <w:rPr>
           <w:rFonts w:ascii="Arial Narrow" w:eastAsia="Arial Narrow" w:hAnsi="Arial Narrow" w:cs="Arial Narrow"/>
           <w:kern w:val="0"/>
-          <w14:ligatures w14:val="none"/>
-        </w:rPr>
-      </w:pPr>
-      <w:r>
-        <w:rPr>
-          <w:rFonts w:ascii="Arial Narrow" w:eastAsia="Arial Narrow" w:hAnsi="Arial Narrow" w:cs="Arial Narrow"/>
-          <w:kern w:val="0"/>
-          <w14:ligatures w14:val="none"/>
+          <ns2:ligatures ns2:val="none"/>
+        </w:rPr>
+      </w:pPr>
+      <w:r>
+        <w:rPr>
+          <w:rFonts w:ascii="Arial Narrow" w:eastAsia="Arial Narrow" w:hAnsi="Arial Narrow" w:cs="Arial Narrow"/>
+          <w:kern w:val="0"/>
+          <ns2:ligatures ns2:val="none"/>
         </w:rPr>
         <w:t xml:space="preserve">Presunta </w:t>
       </w:r>
@@ -4877,7 +4877,7 @@
         <w:rPr>
           <w:rFonts w:ascii="Arial Narrow" w:eastAsia="Arial Narrow" w:hAnsi="Arial Narrow" w:cs="Arial Narrow"/>
           <w:kern w:val="0"/>
-          <w14:ligatures w14:val="none"/>
+          <ns2:ligatures ns2:val="none"/>
         </w:rPr>
         <w:t>infracción a los artículos 18 y 19 de la Ley 29571, Código de Protección y Defensa del Consumidor</w:t>
       </w:r>
@@ -4885,7 +4885,7 @@
         <w:rPr>
           <w:rFonts w:ascii="Arial Narrow" w:eastAsia="Arial Narrow" w:hAnsi="Arial Narrow" w:cs="Arial Narrow"/>
           <w:kern w:val="0"/>
-          <w14:ligatures w14:val="none"/>
+          <ns2:ligatures ns2:val="none"/>
         </w:rPr>
         <w:t xml:space="preserve">, en tanto </w:t>
       </w:r>
@@ -4900,7 +4900,7 @@
         <w:rPr>
           <w:rFonts w:ascii="Arial Narrow" w:eastAsia="Arial Narrow" w:hAnsi="Arial Narrow" w:cs="Arial Narrow"/>
           <w:kern w:val="0"/>
-          <w14:ligatures w14:val="none"/>
+          <ns2:ligatures ns2:val="none"/>
         </w:rPr>
         <w:t>habría anulado indebidamente</w:t>
       </w:r>
@@ -4908,7 +4908,7 @@
         <w:rPr>
           <w:rFonts w:ascii="Arial Narrow" w:eastAsia="Arial Narrow" w:hAnsi="Arial Narrow" w:cs="Arial Narrow"/>
           <w:kern w:val="0"/>
-          <w14:ligatures w14:val="none"/>
+          <ns2:ligatures ns2:val="none"/>
         </w:rPr>
         <w:t xml:space="preserve"> la</w:t>
       </w:r>
@@ -4916,7 +4916,7 @@
         <w:rPr>
           <w:rFonts w:ascii="Arial Narrow" w:eastAsia="Arial Narrow" w:hAnsi="Arial Narrow" w:cs="Arial Narrow"/>
           <w:kern w:val="0"/>
-          <w14:ligatures w14:val="none"/>
+          <ns2:ligatures ns2:val="none"/>
         </w:rPr>
         <w:t xml:space="preserve"> </w:t>
       </w:r>
@@ -4924,7 +4924,7 @@
         <w:rPr>
           <w:rFonts w:ascii="Arial Narrow" w:eastAsia="Arial Narrow" w:hAnsi="Arial Narrow" w:cs="Arial Narrow"/>
           <w:kern w:val="0"/>
-          <w14:ligatures w14:val="none"/>
+          <ns2:ligatures ns2:val="none"/>
         </w:rPr>
         <w:t>Póliza 142 del Seguro documentado en la Propuesta 20016350</w:t>
       </w:r>
@@ -4932,7 +4932,7 @@
         <w:rPr>
           <w:rFonts w:ascii="Arial Narrow" w:eastAsia="Arial Narrow" w:hAnsi="Arial Narrow" w:cs="Arial Narrow"/>
           <w:kern w:val="0"/>
-          <w14:ligatures w14:val="none"/>
+          <ns2:ligatures ns2:val="none"/>
         </w:rPr>
         <w:t xml:space="preserve"> </w:t>
       </w:r>
@@ -4940,12 +4940,12 @@
         <w:rPr>
           <w:rFonts w:ascii="Arial Narrow" w:eastAsia="Arial Narrow" w:hAnsi="Arial Narrow" w:cs="Arial Narrow"/>
           <w:kern w:val="0"/>
-          <w14:ligatures w14:val="none"/>
+          <ns2:ligatures ns2:val="none"/>
         </w:rPr>
         <w:t>comunicando el 12 de mayo de 2026 mediante la Carta PPS-04211/2026 la resolución del contrato bajo la justificación de una afiliación a un plan descontinuado.</w:t>
       </w:r>
     </w:p>
-    <w:p>
+    <w:p ns2:paraId="6B6DF190" ns2:textId="77777777">
       <w:pPr>
         <w:pStyle w:val="Prrafodelista"/>
         <w:spacing w:after="0" w:line="240" w:lineRule="auto"/>
@@ -4954,11 +4954,11 @@
         <w:rPr>
           <w:rFonts w:ascii="Arial Narrow" w:eastAsia="Arial Narrow" w:hAnsi="Arial Narrow" w:cs="Arial Narrow"/>
           <w:kern w:val="0"/>
-          <w14:ligatures w14:val="none"/>
-        </w:rPr>
-      </w:pPr>
-    </w:p>
-    <w:p>
+          <ns2:ligatures ns2:val="none"/>
+        </w:rPr>
+      </w:pPr>
+    </w:p>
+    <w:p ns2:paraId="486D576C" ns2:textId="472EDD96">
       <w:pPr>
         <w:pStyle w:val="Prrafodelista"/>
         <w:numPr>
@@ -4975,14 +4975,14 @@
         <w:rPr>
           <w:rFonts w:ascii="Arial Narrow" w:eastAsia="Arial Narrow" w:hAnsi="Arial Narrow" w:cs="Arial Narrow"/>
           <w:kern w:val="0"/>
-          <w14:ligatures w14:val="none"/>
-        </w:rPr>
-      </w:pPr>
-      <w:r>
-        <w:rPr>
-          <w:rFonts w:ascii="Arial Narrow" w:eastAsia="Arial Narrow" w:hAnsi="Arial Narrow" w:cs="Arial Narrow"/>
-          <w:kern w:val="0"/>
-          <w14:ligatures w14:val="none"/>
+          <ns2:ligatures ns2:val="none"/>
+        </w:rPr>
+      </w:pPr>
+      <w:r>
+        <w:rPr>
+          <w:rFonts w:ascii="Arial Narrow" w:eastAsia="Arial Narrow" w:hAnsi="Arial Narrow" w:cs="Arial Narrow"/>
+          <w:kern w:val="0"/>
+          <ns2:ligatures ns2:val="none"/>
         </w:rPr>
         <w:t xml:space="preserve">Presunta </w:t>
       </w:r>
@@ -4990,7 +4990,7 @@
         <w:rPr>
           <w:rFonts w:ascii="Arial Narrow" w:eastAsia="Arial Narrow" w:hAnsi="Arial Narrow" w:cs="Arial Narrow"/>
           <w:kern w:val="0"/>
-          <w14:ligatures w14:val="none"/>
+          <ns2:ligatures ns2:val="none"/>
         </w:rPr>
         <w:t>infracción a los artículos 18 y 19 de la Ley 29571, Código de Protección y Defensa del Consumidor</w:t>
       </w:r>
@@ -4998,7 +4998,7 @@
         <w:rPr>
           <w:rFonts w:ascii="Arial Narrow" w:eastAsia="Arial Narrow" w:hAnsi="Arial Narrow" w:cs="Arial Narrow"/>
           <w:kern w:val="0"/>
-          <w14:ligatures w14:val="none"/>
+          <ns2:ligatures ns2:val="none"/>
         </w:rPr>
         <w:t xml:space="preserve">, en tanto </w:t>
       </w:r>
@@ -5006,7 +5006,7 @@
         <w:rPr>
           <w:rFonts w:ascii="Arial Narrow" w:eastAsia="Arial Narrow" w:hAnsi="Arial Narrow" w:cs="Arial Narrow"/>
           <w:kern w:val="0"/>
-          <w14:ligatures w14:val="none"/>
+          <ns2:ligatures ns2:val="none"/>
         </w:rPr>
         <w:t xml:space="preserve">Corredores de Seguros Falabella S.A.C. </w:t>
       </w:r>
@@ -5014,7 +5014,7 @@
         <w:rPr>
           <w:rFonts w:ascii="Arial Narrow" w:eastAsia="Arial Narrow" w:hAnsi="Arial Narrow" w:cs="Arial Narrow"/>
           <w:kern w:val="0"/>
-          <w14:ligatures w14:val="none"/>
+          <ns2:ligatures ns2:val="none"/>
         </w:rPr>
         <w:t xml:space="preserve">y </w:t>
       </w:r>
@@ -5022,7 +5022,7 @@
         <w:rPr>
           <w:rFonts w:ascii="Arial Narrow" w:eastAsia="Arial Narrow" w:hAnsi="Arial Narrow" w:cs="Arial Narrow"/>
           <w:kern w:val="0"/>
-          <w14:ligatures w14:val="none"/>
+          <ns2:ligatures ns2:val="none"/>
         </w:rPr>
         <w:t xml:space="preserve">Falabella Servicios Generales S.A.C. </w:t>
       </w:r>
@@ -5030,7 +5030,7 @@
         <w:rPr>
           <w:rFonts w:ascii="Arial Narrow" w:eastAsia="Arial Narrow" w:hAnsi="Arial Narrow" w:cs="Arial Narrow"/>
           <w:kern w:val="0"/>
-          <w14:ligatures w14:val="none"/>
+          <ns2:ligatures ns2:val="none"/>
         </w:rPr>
         <w:t>no habría</w:t>
       </w:r>
@@ -5038,7 +5038,7 @@
         <w:rPr>
           <w:rFonts w:ascii="Arial Narrow" w:eastAsia="Arial Narrow" w:hAnsi="Arial Narrow" w:cs="Arial Narrow"/>
           <w:kern w:val="0"/>
-          <w14:ligatures w14:val="none"/>
+          <ns2:ligatures ns2:val="none"/>
         </w:rPr>
         <w:t>n</w:t>
       </w:r>
@@ -5046,12 +5046,12 @@
         <w:rPr>
           <w:rFonts w:ascii="Arial Narrow" w:eastAsia="Arial Narrow" w:hAnsi="Arial Narrow" w:cs="Arial Narrow"/>
           <w:kern w:val="0"/>
-          <w14:ligatures w14:val="none"/>
+          <ns2:ligatures ns2:val="none"/>
         </w:rPr>
         <w:t xml:space="preserve"> cumplido con concretar el abono de los fondos correspondientes al reembolso dentro del plazo de veinticinco días hábiles ofrecido mediante comunicación del 13 de abril de 2026.</w:t>
       </w:r>
     </w:p>
-    <w:p>
+    <w:p ns2:paraId="45C0EAA8" ns2:textId="77777777">
       <w:pPr>
         <w:pStyle w:val="Prrafodelista"/>
         <w:spacing w:after="0" w:line="240" w:lineRule="auto"/>
@@ -5060,11 +5060,11 @@
         <w:rPr>
           <w:rFonts w:ascii="Arial Narrow" w:eastAsia="Arial Narrow" w:hAnsi="Arial Narrow" w:cs="Arial Narrow"/>
           <w:kern w:val="0"/>
-          <w14:ligatures w14:val="none"/>
-        </w:rPr>
-      </w:pPr>
-    </w:p>
-    <w:p>
+          <ns2:ligatures ns2:val="none"/>
+        </w:rPr>
+      </w:pPr>
+    </w:p>
+    <w:p ns2:paraId="087D70DA" ns2:textId="6955EE17">
       <w:pPr>
         <w:pStyle w:val="Prrafodelista"/>
         <w:numPr>
@@ -5081,14 +5081,14 @@
         <w:rPr>
           <w:rFonts w:ascii="Arial Narrow" w:eastAsia="Arial Narrow" w:hAnsi="Arial Narrow" w:cs="Arial Narrow"/>
           <w:kern w:val="0"/>
-          <w14:ligatures w14:val="none"/>
-        </w:rPr>
-      </w:pPr>
-      <w:r>
-        <w:rPr>
-          <w:rFonts w:ascii="Arial Narrow" w:eastAsia="Arial Narrow" w:hAnsi="Arial Narrow" w:cs="Arial Narrow"/>
-          <w:kern w:val="0"/>
-          <w14:ligatures w14:val="none"/>
+          <ns2:ligatures ns2:val="none"/>
+        </w:rPr>
+      </w:pPr>
+      <w:r>
+        <w:rPr>
+          <w:rFonts w:ascii="Arial Narrow" w:eastAsia="Arial Narrow" w:hAnsi="Arial Narrow" w:cs="Arial Narrow"/>
+          <w:kern w:val="0"/>
+          <ns2:ligatures ns2:val="none"/>
         </w:rPr>
         <w:t xml:space="preserve">Presunta </w:t>
       </w:r>
@@ -5096,7 +5096,7 @@
         <w:rPr>
           <w:rFonts w:ascii="Arial Narrow" w:eastAsia="Arial Narrow" w:hAnsi="Arial Narrow" w:cs="Arial Narrow"/>
           <w:kern w:val="0"/>
-          <w14:ligatures w14:val="none"/>
+          <ns2:ligatures ns2:val="none"/>
         </w:rPr>
         <w:t>infracción a los artículos 18 y 19 de la Ley 29571, Código de Protección y Defensa del Consumidor</w:t>
       </w:r>
@@ -5104,7 +5104,7 @@
         <w:rPr>
           <w:rFonts w:ascii="Arial Narrow" w:eastAsia="Arial Narrow" w:hAnsi="Arial Narrow" w:cs="Arial Narrow"/>
           <w:kern w:val="0"/>
-          <w14:ligatures w14:val="none"/>
+          <ns2:ligatures ns2:val="none"/>
         </w:rPr>
         <w:t xml:space="preserve">, en tanto </w:t>
       </w:r>
@@ -5119,12 +5119,12 @@
         <w:rPr>
           <w:rFonts w:ascii="Arial Narrow" w:eastAsia="Arial Narrow" w:hAnsi="Arial Narrow" w:cs="Arial Narrow"/>
           <w:kern w:val="0"/>
-          <w14:ligatures w14:val="none"/>
+          <ns2:ligatures ns2:val="none"/>
         </w:rPr>
         <w:t>habría efectuado el cobro indebido de comisiones por seguro de desgravamen con una tasa de 3,29% calculadas sobre los promedios diarios de saldos adeudados que fueron generados previamente por los cobros de primas indebidas.</w:t>
       </w:r>
     </w:p>
-    <w:p>
+    <w:p ns2:paraId="0DCB2243" ns2:textId="77777777">
       <w:pPr>
         <w:pStyle w:val="Prrafodelista"/>
         <w:spacing w:after="0" w:line="240" w:lineRule="auto"/>
@@ -5133,11 +5133,11 @@
         <w:rPr>
           <w:rFonts w:ascii="Arial Narrow" w:eastAsia="Arial Narrow" w:hAnsi="Arial Narrow" w:cs="Arial Narrow"/>
           <w:kern w:val="0"/>
-          <w14:ligatures w14:val="none"/>
-        </w:rPr>
-      </w:pPr>
-    </w:p>
-    <w:p>
+          <ns2:ligatures ns2:val="none"/>
+        </w:rPr>
+      </w:pPr>
+    </w:p>
+    <w:p ns2:paraId="191F1D6F" ns2:textId="16249F6B">
       <w:pPr>
         <w:pStyle w:val="Prrafodelista"/>
         <w:numPr>
@@ -5154,14 +5154,14 @@
         <w:rPr>
           <w:rFonts w:ascii="Arial Narrow" w:eastAsia="Arial Narrow" w:hAnsi="Arial Narrow" w:cs="Arial Narrow"/>
           <w:kern w:val="0"/>
-          <w14:ligatures w14:val="none"/>
-        </w:rPr>
-      </w:pPr>
-      <w:r>
-        <w:rPr>
-          <w:rFonts w:ascii="Arial Narrow" w:eastAsia="Arial Narrow" w:hAnsi="Arial Narrow" w:cs="Arial Narrow"/>
-          <w:kern w:val="0"/>
-          <w14:ligatures w14:val="none"/>
+          <ns2:ligatures ns2:val="none"/>
+        </w:rPr>
+      </w:pPr>
+      <w:r>
+        <w:rPr>
+          <w:rFonts w:ascii="Arial Narrow" w:eastAsia="Arial Narrow" w:hAnsi="Arial Narrow" w:cs="Arial Narrow"/>
+          <w:kern w:val="0"/>
+          <ns2:ligatures ns2:val="none"/>
         </w:rPr>
         <w:t xml:space="preserve">Presunta </w:t>
       </w:r>
@@ -5169,7 +5169,7 @@
         <w:rPr>
           <w:rFonts w:ascii="Arial Narrow" w:eastAsia="Arial Narrow" w:hAnsi="Arial Narrow" w:cs="Arial Narrow"/>
           <w:kern w:val="0"/>
-          <w14:ligatures w14:val="none"/>
+          <ns2:ligatures ns2:val="none"/>
         </w:rPr>
         <w:t>infracción a los artículos 18 y 19 de la Ley 29571, Código de Protección y Defensa del Consumidor</w:t>
       </w:r>
@@ -5177,7 +5177,7 @@
         <w:rPr>
           <w:rFonts w:ascii="Arial Narrow" w:eastAsia="Arial Narrow" w:hAnsi="Arial Narrow" w:cs="Arial Narrow"/>
           <w:kern w:val="0"/>
-          <w14:ligatures w14:val="none"/>
+          <ns2:ligatures ns2:val="none"/>
         </w:rPr>
         <w:t xml:space="preserve">, en tanto </w:t>
       </w:r>
@@ -5192,12 +5192,12 @@
         <w:rPr>
           <w:rFonts w:ascii="Arial Narrow" w:eastAsia="Arial Narrow" w:hAnsi="Arial Narrow" w:cs="Arial Narrow"/>
           <w:kern w:val="0"/>
-          <w14:ligatures w14:val="none"/>
+          <ns2:ligatures ns2:val="none"/>
         </w:rPr>
         <w:t>no habría efectuado la liquidación ni el pago de los intereses correspondientes al capital nominal retenido durante los reembolsos rechazando dicha solicitud mediante la resolución del Caso 47544973260605 NP emitida el 25 de junio de 2026.</w:t>
       </w:r>
     </w:p>
-    <w:p>
+    <w:p ns2:paraId="00CC94BD" ns2:textId="77777777">
       <w:pPr>
         <w:pStyle w:val="Prrafodelista"/>
         <w:spacing w:after="0" w:line="240" w:lineRule="auto"/>
@@ -5206,11 +5206,11 @@
         <w:rPr>
           <w:rFonts w:ascii="Arial Narrow" w:eastAsia="Arial Narrow" w:hAnsi="Arial Narrow" w:cs="Arial Narrow"/>
           <w:kern w:val="0"/>
-          <w14:ligatures w14:val="none"/>
-        </w:rPr>
-      </w:pPr>
-    </w:p>
-    <w:p>
+          <ns2:ligatures ns2:val="none"/>
+        </w:rPr>
+      </w:pPr>
+    </w:p>
+    <w:p ns2:paraId="7C87A782" ns2:textId="149156F4">
       <w:pPr>
         <w:pStyle w:val="Prrafodelista"/>
         <w:numPr>
@@ -5227,14 +5227,14 @@
         <w:rPr>
           <w:rFonts w:ascii="Arial Narrow" w:eastAsia="Arial Narrow" w:hAnsi="Arial Narrow" w:cs="Arial Narrow"/>
           <w:kern w:val="0"/>
-          <w14:ligatures w14:val="none"/>
-        </w:rPr>
-      </w:pPr>
-      <w:r>
-        <w:rPr>
-          <w:rFonts w:ascii="Arial Narrow" w:eastAsia="Arial Narrow" w:hAnsi="Arial Narrow" w:cs="Arial Narrow"/>
-          <w:kern w:val="0"/>
-          <w14:ligatures w14:val="none"/>
+          <ns2:ligatures ns2:val="none"/>
+        </w:rPr>
+      </w:pPr>
+      <w:r>
+        <w:rPr>
+          <w:rFonts w:ascii="Arial Narrow" w:eastAsia="Arial Narrow" w:hAnsi="Arial Narrow" w:cs="Arial Narrow"/>
+          <w:kern w:val="0"/>
+          <ns2:ligatures ns2:val="none"/>
         </w:rPr>
         <w:t xml:space="preserve">Presunta </w:t>
       </w:r>
@@ -5242,7 +5242,7 @@
         <w:rPr>
           <w:rFonts w:ascii="Arial Narrow" w:eastAsia="Arial Narrow" w:hAnsi="Arial Narrow" w:cs="Arial Narrow"/>
           <w:kern w:val="0"/>
-          <w14:ligatures w14:val="none"/>
+          <ns2:ligatures ns2:val="none"/>
         </w:rPr>
         <w:t>infracción al literal e) del artículo 47 de la Ley 29571, Código de Protección y Defensa del Consumidor</w:t>
       </w:r>
@@ -5250,7 +5250,7 @@
         <w:rPr>
           <w:rFonts w:ascii="Arial Narrow" w:eastAsia="Arial Narrow" w:hAnsi="Arial Narrow" w:cs="Arial Narrow"/>
           <w:kern w:val="0"/>
-          <w14:ligatures w14:val="none"/>
+          <ns2:ligatures ns2:val="none"/>
         </w:rPr>
         <w:t xml:space="preserve">, en tanto </w:t>
       </w:r>
@@ -5258,7 +5258,7 @@
         <w:rPr>
           <w:rFonts w:ascii="Arial Narrow" w:eastAsia="Arial Narrow" w:hAnsi="Arial Narrow" w:cs="Arial Narrow"/>
           <w:kern w:val="0"/>
-          <w14:ligatures w14:val="none"/>
+          <ns2:ligatures ns2:val="none"/>
         </w:rPr>
         <w:t xml:space="preserve">Corredores de Seguros Falabella S.A.C. </w:t>
       </w:r>
@@ -5266,7 +5266,7 @@
         <w:rPr>
           <w:rFonts w:ascii="Arial Narrow" w:eastAsia="Arial Narrow" w:hAnsi="Arial Narrow" w:cs="Arial Narrow"/>
           <w:kern w:val="0"/>
-          <w14:ligatures w14:val="none"/>
+          <ns2:ligatures ns2:val="none"/>
         </w:rPr>
         <w:t xml:space="preserve">y </w:t>
       </w:r>
@@ -5274,7 +5274,7 @@
         <w:rPr>
           <w:rFonts w:ascii="Arial Narrow" w:eastAsia="Arial Narrow" w:hAnsi="Arial Narrow" w:cs="Arial Narrow"/>
           <w:kern w:val="0"/>
-          <w14:ligatures w14:val="none"/>
+          <ns2:ligatures ns2:val="none"/>
         </w:rPr>
         <w:t xml:space="preserve">Falabella Servicios Generales S.A.C. </w:t>
       </w:r>
@@ -5282,7 +5282,7 @@
         <w:rPr>
           <w:rFonts w:ascii="Arial Narrow" w:eastAsia="Arial Narrow" w:hAnsi="Arial Narrow" w:cs="Arial Narrow"/>
           <w:kern w:val="0"/>
-          <w14:ligatures w14:val="none"/>
+          <ns2:ligatures ns2:val="none"/>
         </w:rPr>
         <w:t>no habría</w:t>
       </w:r>
@@ -5290,7 +5290,7 @@
         <w:rPr>
           <w:rFonts w:ascii="Arial Narrow" w:eastAsia="Arial Narrow" w:hAnsi="Arial Narrow" w:cs="Arial Narrow"/>
           <w:kern w:val="0"/>
-          <w14:ligatures w14:val="none"/>
+          <ns2:ligatures ns2:val="none"/>
         </w:rPr>
         <w:t>n</w:t>
       </w:r>
@@ -5298,7 +5298,7 @@
         <w:rPr>
           <w:rFonts w:ascii="Arial Narrow" w:eastAsia="Arial Narrow" w:hAnsi="Arial Narrow" w:cs="Arial Narrow"/>
           <w:kern w:val="0"/>
-          <w14:ligatures w14:val="none"/>
+          <ns2:ligatures ns2:val="none"/>
         </w:rPr>
         <w:t xml:space="preserve"> cumplido con entregar oportunamente al denunciante la póliza y documentación contractual </w:t>
       </w:r>
@@ -5306,7 +5306,7 @@
         <w:rPr>
           <w:rFonts w:ascii="Arial Narrow" w:eastAsia="Arial Narrow" w:hAnsi="Arial Narrow" w:cs="Arial Narrow"/>
           <w:kern w:val="0"/>
-          <w14:ligatures w14:val="none"/>
+          <ns2:ligatures ns2:val="none"/>
         </w:rPr>
         <w:t>de la Póliza 10 del Seguro de Protección documentado en la Propuesta 20001979</w:t>
       </w:r>
@@ -5314,12 +5314,12 @@
         <w:rPr>
           <w:rFonts w:ascii="Arial Narrow" w:eastAsia="Arial Narrow" w:hAnsi="Arial Narrow" w:cs="Arial Narrow"/>
           <w:kern w:val="0"/>
-          <w14:ligatures w14:val="none"/>
+          <ns2:ligatures ns2:val="none"/>
         </w:rPr>
         <w:t xml:space="preserve"> contratado el 5 de febrero de 2025.</w:t>
       </w:r>
     </w:p>
-    <w:p>
+    <w:p ns2:paraId="61B524EE" ns2:textId="77777777">
       <w:pPr>
         <w:pStyle w:val="Prrafodelista"/>
         <w:spacing w:after="0" w:line="240" w:lineRule="auto"/>
@@ -5328,11 +5328,11 @@
         <w:rPr>
           <w:rFonts w:ascii="Arial Narrow" w:eastAsia="Arial Narrow" w:hAnsi="Arial Narrow" w:cs="Arial Narrow"/>
           <w:kern w:val="0"/>
-          <w14:ligatures w14:val="none"/>
-        </w:rPr>
-      </w:pPr>
-    </w:p>
-    <w:p>
+          <ns2:ligatures ns2:val="none"/>
+        </w:rPr>
+      </w:pPr>
+    </w:p>
+    <w:p ns2:paraId="4044F981" ns2:textId="543FD7A8">
       <w:pPr>
         <w:pStyle w:val="Prrafodelista"/>
         <w:numPr>
@@ -5349,14 +5349,14 @@
         <w:rPr>
           <w:rFonts w:ascii="Arial Narrow" w:eastAsia="Arial Narrow" w:hAnsi="Arial Narrow" w:cs="Arial Narrow"/>
           <w:kern w:val="0"/>
-          <w14:ligatures w14:val="none"/>
-        </w:rPr>
-      </w:pPr>
-      <w:r>
-        <w:rPr>
-          <w:rFonts w:ascii="Arial Narrow" w:eastAsia="Arial Narrow" w:hAnsi="Arial Narrow" w:cs="Arial Narrow"/>
-          <w:kern w:val="0"/>
-          <w14:ligatures w14:val="none"/>
+          <ns2:ligatures ns2:val="none"/>
+        </w:rPr>
+      </w:pPr>
+      <w:r>
+        <w:rPr>
+          <w:rFonts w:ascii="Arial Narrow" w:eastAsia="Arial Narrow" w:hAnsi="Arial Narrow" w:cs="Arial Narrow"/>
+          <w:kern w:val="0"/>
+          <ns2:ligatures ns2:val="none"/>
         </w:rPr>
         <w:t xml:space="preserve">Presunta </w:t>
       </w:r>
@@ -5364,7 +5364,7 @@
         <w:rPr>
           <w:rFonts w:ascii="Arial Narrow" w:eastAsia="Arial Narrow" w:hAnsi="Arial Narrow" w:cs="Arial Narrow"/>
           <w:kern w:val="0"/>
-          <w14:ligatures w14:val="none"/>
+          <ns2:ligatures ns2:val="none"/>
         </w:rPr>
         <w:t>infracción al numeral</w:t>
       </w:r>
@@ -5372,7 +5372,7 @@
         <w:rPr>
           <w:rFonts w:ascii="Arial Narrow" w:eastAsia="Arial Narrow" w:hAnsi="Arial Narrow" w:cs="Arial Narrow"/>
           <w:kern w:val="0"/>
-          <w14:ligatures w14:val="none"/>
+          <ns2:ligatures ns2:val="none"/>
         </w:rPr>
         <w:t xml:space="preserve"> 88.1 del artículo 88 de la Ley 29571, Código de Protección y Defensa del Consumidor</w:t>
       </w:r>
@@ -5380,7 +5380,7 @@
         <w:rPr>
           <w:rFonts w:ascii="Arial Narrow" w:eastAsia="Arial Narrow" w:hAnsi="Arial Narrow" w:cs="Arial Narrow"/>
           <w:kern w:val="0"/>
-          <w14:ligatures w14:val="none"/>
+          <ns2:ligatures ns2:val="none"/>
         </w:rPr>
         <w:t xml:space="preserve">, en tanto </w:t>
       </w:r>
@@ -5395,7 +5395,7 @@
         <w:rPr>
           <w:rFonts w:ascii="Arial Narrow" w:eastAsia="Arial Narrow" w:hAnsi="Arial Narrow" w:cs="Arial Narrow"/>
           <w:kern w:val="0"/>
-          <w14:ligatures w14:val="none"/>
+          <ns2:ligatures ns2:val="none"/>
         </w:rPr>
         <w:t xml:space="preserve">no habría cumplido con emitir una respuesta al </w:t>
       </w:r>
@@ -5403,7 +5403,7 @@
         <w:rPr>
           <w:rFonts w:ascii="Arial Narrow" w:eastAsia="Arial Narrow" w:hAnsi="Arial Narrow" w:cs="Arial Narrow"/>
           <w:kern w:val="0"/>
-          <w14:ligatures w14:val="none"/>
+          <ns2:ligatures ns2:val="none"/>
         </w:rPr>
         <w:t xml:space="preserve">Reclamo C-00011/2026 </w:t>
       </w:r>
@@ -5411,7 +5411,7 @@
         <w:rPr>
           <w:rFonts w:ascii="Arial Narrow" w:eastAsia="Arial Narrow" w:hAnsi="Arial Narrow" w:cs="Arial Narrow"/>
           <w:kern w:val="0"/>
-          <w14:ligatures w14:val="none"/>
+          <ns2:ligatures ns2:val="none"/>
         </w:rPr>
         <w:t>presentado por el denunciante</w:t>
       </w:r>
@@ -5419,12 +5419,12 @@
         <w:rPr>
           <w:rFonts w:ascii="Arial Narrow" w:eastAsia="Arial Narrow" w:hAnsi="Arial Narrow" w:cs="Arial Narrow"/>
           <w:kern w:val="0"/>
-          <w14:ligatures w14:val="none"/>
+          <ns2:ligatures ns2:val="none"/>
         </w:rPr>
         <w:t>.</w:t>
       </w:r>
     </w:p>
-    <w:p>
+    <w:p ns2:paraId="4BA722F6" ns2:textId="77777777">
       <w:pPr>
         <w:pStyle w:val="Prrafodelista"/>
         <w:spacing w:after="0" w:line="240" w:lineRule="auto"/>
@@ -5433,11 +5433,11 @@
         <w:rPr>
           <w:rFonts w:ascii="Arial Narrow" w:eastAsia="Arial Narrow" w:hAnsi="Arial Narrow" w:cs="Arial Narrow"/>
           <w:kern w:val="0"/>
-          <w14:ligatures w14:val="none"/>
-        </w:rPr>
-      </w:pPr>
-    </w:p>
-    <w:p>
+          <ns2:ligatures ns2:val="none"/>
+        </w:rPr>
+      </w:pPr>
+    </w:p>
+    <w:p ns2:paraId="6F59AD50" ns2:textId="48244EA5">
       <w:pPr>
         <w:pStyle w:val="Prrafodelista"/>
         <w:numPr>
@@ -5454,14 +5454,14 @@
         <w:rPr>
           <w:rFonts w:ascii="Arial Narrow" w:eastAsia="Arial Narrow" w:hAnsi="Arial Narrow" w:cs="Arial Narrow"/>
           <w:kern w:val="0"/>
-          <w14:ligatures w14:val="none"/>
-        </w:rPr>
-      </w:pPr>
-      <w:r>
-        <w:rPr>
-          <w:rFonts w:ascii="Arial Narrow" w:eastAsia="Arial Narrow" w:hAnsi="Arial Narrow" w:cs="Arial Narrow"/>
-          <w:kern w:val="0"/>
-          <w14:ligatures w14:val="none"/>
+          <ns2:ligatures ns2:val="none"/>
+        </w:rPr>
+      </w:pPr>
+      <w:r>
+        <w:rPr>
+          <w:rFonts w:ascii="Arial Narrow" w:eastAsia="Arial Narrow" w:hAnsi="Arial Narrow" w:cs="Arial Narrow"/>
+          <w:kern w:val="0"/>
+          <ns2:ligatures ns2:val="none"/>
         </w:rPr>
         <w:t xml:space="preserve">Presunta </w:t>
       </w:r>
@@ -5469,7 +5469,7 @@
         <w:rPr>
           <w:rFonts w:ascii="Arial Narrow" w:eastAsia="Arial Narrow" w:hAnsi="Arial Narrow" w:cs="Arial Narrow"/>
           <w:kern w:val="0"/>
-          <w14:ligatures w14:val="none"/>
+          <ns2:ligatures ns2:val="none"/>
         </w:rPr>
         <w:t>infracción al numeral 88.1 del</w:t>
       </w:r>
@@ -5477,7 +5477,7 @@
         <w:rPr>
           <w:rFonts w:ascii="Arial Narrow" w:eastAsia="Arial Narrow" w:hAnsi="Arial Narrow" w:cs="Arial Narrow"/>
           <w:kern w:val="0"/>
-          <w14:ligatures w14:val="none"/>
+          <ns2:ligatures ns2:val="none"/>
         </w:rPr>
         <w:t xml:space="preserve"> artículo 88 de la Ley 29571, Código de Protección y Defensa del Consumidor</w:t>
       </w:r>
@@ -5485,7 +5485,7 @@
         <w:rPr>
           <w:rFonts w:ascii="Arial Narrow" w:eastAsia="Arial Narrow" w:hAnsi="Arial Narrow" w:cs="Arial Narrow"/>
           <w:kern w:val="0"/>
-          <w14:ligatures w14:val="none"/>
+          <ns2:ligatures ns2:val="none"/>
         </w:rPr>
         <w:t xml:space="preserve">, en tanto </w:t>
       </w:r>
@@ -5493,7 +5493,7 @@
         <w:rPr>
           <w:rFonts w:ascii="Arial Narrow" w:eastAsia="Arial Narrow" w:hAnsi="Arial Narrow" w:cs="Arial Narrow"/>
           <w:kern w:val="0"/>
-          <w14:ligatures w14:val="none"/>
+          <ns2:ligatures ns2:val="none"/>
         </w:rPr>
         <w:t xml:space="preserve">Corredores de Seguros Falabella S.A.C. </w:t>
       </w:r>
@@ -5501,7 +5501,7 @@
         <w:rPr>
           <w:rFonts w:ascii="Arial Narrow" w:eastAsia="Arial Narrow" w:hAnsi="Arial Narrow" w:cs="Arial Narrow"/>
           <w:kern w:val="0"/>
-          <w14:ligatures w14:val="none"/>
+          <ns2:ligatures ns2:val="none"/>
         </w:rPr>
         <w:t xml:space="preserve">y </w:t>
       </w:r>
@@ -5509,7 +5509,7 @@
         <w:rPr>
           <w:rFonts w:ascii="Arial Narrow" w:eastAsia="Arial Narrow" w:hAnsi="Arial Narrow" w:cs="Arial Narrow"/>
           <w:kern w:val="0"/>
-          <w14:ligatures w14:val="none"/>
+          <ns2:ligatures ns2:val="none"/>
         </w:rPr>
         <w:t xml:space="preserve">Falabella Servicios Generales S.A.C. </w:t>
       </w:r>
@@ -5517,7 +5517,7 @@
         <w:rPr>
           <w:rFonts w:ascii="Arial Narrow" w:eastAsia="Arial Narrow" w:hAnsi="Arial Narrow" w:cs="Arial Narrow"/>
           <w:kern w:val="0"/>
-          <w14:ligatures w14:val="none"/>
+          <ns2:ligatures ns2:val="none"/>
         </w:rPr>
         <w:t>habrían brindado una respuesta inadecuada al Reclamo PE-RE-0591635 presentado por el denunciante</w:t>
       </w:r>
@@ -5525,12 +5525,12 @@
         <w:rPr>
           <w:rFonts w:ascii="Arial Narrow" w:eastAsia="Arial Narrow" w:hAnsi="Arial Narrow" w:cs="Arial Narrow"/>
           <w:kern w:val="0"/>
-          <w14:ligatures w14:val="none"/>
+          <ns2:ligatures ns2:val="none"/>
         </w:rPr>
         <w:t>.</w:t>
       </w:r>
     </w:p>
-    <w:p>
+    <w:p ns2:paraId="616CB6BE" ns2:textId="77777777">
       <w:pPr>
         <w:spacing w:after="0" w:line="240" w:lineRule="auto"/>
         <w:jc w:val="both"/>
@@ -5539,7 +5539,7 @@
         </w:rPr>
       </w:pPr>
     </w:p>
-    <w:p>
+    <w:p ns2:paraId="22AB7942" ns2:textId="77777777">
       <w:pPr>
         <w:spacing w:after="0" w:line="240" w:lineRule="auto"/>
         <w:contextualSpacing/>
@@ -5547,7 +5547,7 @@
         <w:rPr>
           <w:rFonts w:ascii="Arial Narrow" w:eastAsia="Calibri" w:hAnsi="Arial Narrow" w:cs="Arial"/>
           <w:kern w:val="0"/>
-          <w14:ligatures w14:val="none"/>
+          <ns2:ligatures ns2:val="none"/>
         </w:rPr>
       </w:pPr>
       <w:r>
@@ -5573,7 +5573,7 @@
         <w:t xml:space="preserve"> los medios probatorios presentados en el escrito de denuncia del 18 de junio de 2026.</w:t>
       </w:r>
     </w:p>
-    <w:p>
+    <w:p ns2:paraId="2757A87A" ns2:textId="77777777">
       <w:pPr>
         <w:spacing w:after="0" w:line="240" w:lineRule="auto"/>
         <w:contextualSpacing/>
@@ -5583,11 +5583,11 @@
           <w:color w:val="000000"/>
           <w:kern w:val="0"/>
           <w:lang w:eastAsia="es-PE"/>
-          <w14:ligatures w14:val="none"/>
-        </w:rPr>
-      </w:pPr>
-    </w:p>
-    <w:p>
+          <ns2:ligatures ns2:val="none"/>
+        </w:rPr>
+      </w:pPr>
+    </w:p>
+    <w:p ns2:paraId="68E71F71" ns2:textId="5BBE7EE3">
       <w:pPr>
         <w:spacing w:after="0" w:line="240" w:lineRule="auto"/>
         <w:jc w:val="both"/>
@@ -5596,7 +5596,7 @@
           <w:color w:val="000000"/>
           <w:kern w:val="0"/>
           <w:lang w:eastAsia="es-PE"/>
-          <w14:ligatures w14:val="none"/>
+          <ns2:ligatures ns2:val="none"/>
         </w:rPr>
       </w:pPr>
       <w:r>
@@ -5657,7 +5657,7 @@
         <w:t xml:space="preserve"> lo siguiente:</w:t>
       </w:r>
     </w:p>
-    <w:p>
+    <w:p ns2:paraId="05AE2B10" ns2:textId="77777777">
       <w:pPr>
         <w:spacing w:after="0" w:line="240" w:lineRule="auto"/>
         <w:jc w:val="both"/>
@@ -5666,11 +5666,11 @@
           <w:color w:val="000000"/>
           <w:kern w:val="0"/>
           <w:lang w:eastAsia="es-PE"/>
-          <w14:ligatures w14:val="none"/>
-        </w:rPr>
-      </w:pPr>
-    </w:p>
-    <w:p>
+          <ns2:ligatures ns2:val="none"/>
+        </w:rPr>
+      </w:pPr>
+    </w:p>
+    <w:p ns2:paraId="05B6C5B4" ns2:textId="77777777">
       <w:pPr>
         <w:numPr>
           <w:ilvl w:val="0"/>
@@ -5684,7 +5684,7 @@
           <w:color w:val="000000"/>
           <w:kern w:val="0"/>
           <w:lang w:eastAsia="es-PE"/>
-          <w14:ligatures w14:val="none"/>
+          <ns2:ligatures ns2:val="none"/>
         </w:rPr>
       </w:pPr>
       <w:r>
@@ -5693,12 +5693,12 @@
           <w:color w:val="000000"/>
           <w:kern w:val="0"/>
           <w:lang w:eastAsia="es-PE"/>
-          <w14:ligatures w14:val="none"/>
+          <ns2:ligatures ns2:val="none"/>
         </w:rPr>
         <w:t>presentar documentos que acrediten su inscripción en los Registros Públicos o una declaración jurada que indique que cuenta con dicha inscripción;</w:t>
       </w:r>
     </w:p>
-    <w:p>
+    <w:p ns2:paraId="4FCB4968" ns2:textId="77777777">
       <w:pPr>
         <w:numPr>
           <w:ilvl w:val="0"/>
@@ -5712,7 +5712,7 @@
           <w:color w:val="000000"/>
           <w:kern w:val="0"/>
           <w:lang w:eastAsia="es-PE"/>
-          <w14:ligatures w14:val="none"/>
+          <ns2:ligatures ns2:val="none"/>
         </w:rPr>
       </w:pPr>
       <w:r>
@@ -5721,12 +5721,12 @@
           <w:color w:val="000000"/>
           <w:kern w:val="0"/>
           <w:lang w:eastAsia="es-PE"/>
-          <w14:ligatures w14:val="none"/>
+          <ns2:ligatures ns2:val="none"/>
         </w:rPr>
         <w:t>presentar copia simple de las facultades de representación de su representante legal en el presente procedimiento o la declaración jurada que indique que cuenta con dichas facultades y que estas se encuentran vigentes;</w:t>
       </w:r>
     </w:p>
-    <w:p>
+    <w:p ns2:paraId="44CBEB67" ns2:textId="77777777">
       <w:pPr>
         <w:numPr>
           <w:ilvl w:val="0"/>
@@ -5740,7 +5740,7 @@
           <w:color w:val="000000"/>
           <w:kern w:val="0"/>
           <w:lang w:eastAsia="es-PE"/>
-          <w14:ligatures w14:val="none"/>
+          <ns2:ligatures ns2:val="none"/>
         </w:rPr>
       </w:pPr>
       <w:r>
@@ -5749,12 +5749,12 @@
           <w:color w:val="000000"/>
           <w:kern w:val="0"/>
           <w:lang w:eastAsia="es-PE"/>
-          <w14:ligatures w14:val="none"/>
+          <ns2:ligatures ns2:val="none"/>
         </w:rPr>
         <w:t>consignar el Número de Registro Único de Contribuyentes (RUC); y,</w:t>
       </w:r>
     </w:p>
-    <w:p>
+    <w:p ns2:paraId="5E12B957" ns2:textId="77777777">
       <w:pPr>
         <w:numPr>
           <w:ilvl w:val="0"/>
@@ -5766,7 +5766,7 @@
         <w:rPr>
           <w:rFonts w:ascii="Arial Narrow" w:eastAsia="Calibri" w:hAnsi="Arial Narrow" w:cs="Arial"/>
           <w:kern w:val="0"/>
-          <w14:ligatures w14:val="none"/>
+          <ns2:ligatures ns2:val="none"/>
         </w:rPr>
       </w:pPr>
       <w:r>
@@ -5775,7 +5775,7 @@
           <w:color w:val="000000"/>
           <w:kern w:val="0"/>
           <w:lang w:eastAsia="es-PE"/>
-          <w14:ligatures w14:val="none"/>
+          <ns2:ligatures ns2:val="none"/>
         </w:rPr>
         <w:t xml:space="preserve">fijar domicilio procesal para el procedimiento, de conformidad con el numeral 1 del artículo 442 del Código Procesal Civil. </w:t>
       </w:r>
@@ -5784,7 +5784,7 @@
           <w:rFonts w:ascii="Arial Narrow" w:eastAsia="Arial Narrow" w:hAnsi="Arial Narrow" w:cs="Arial"/>
           <w:color w:val="000000"/>
           <w:kern w:val="0"/>
-          <w14:ligatures w14:val="none"/>
+          <ns2:ligatures ns2:val="none"/>
         </w:rPr>
         <w:t>Para ello podrá señalar domicilio físico o una dirección electrónica a la que pueda remitirse las notificaciones</w:t>
       </w:r>
@@ -5794,12 +5794,12 @@
           <w:color w:val="000000"/>
           <w:kern w:val="0"/>
           <w:lang w:val="es"/>
-          <w14:ligatures w14:val="none"/>
+          <ns2:ligatures ns2:val="none"/>
         </w:rPr>
         <w:t>;</w:t>
       </w:r>
     </w:p>
-    <w:p>
+    <w:p ns2:paraId="0F5D202A" ns2:textId="77777777">
       <w:pPr>
         <w:numPr>
           <w:ilvl w:val="0"/>
@@ -5811,7 +5811,7 @@
         <w:rPr>
           <w:rFonts w:ascii="Arial Narrow" w:eastAsia="Calibri" w:hAnsi="Arial Narrow" w:cs="Arial"/>
           <w:kern w:val="0"/>
-          <w14:ligatures w14:val="none"/>
+          <ns2:ligatures ns2:val="none"/>
         </w:rPr>
       </w:pPr>
       <w:r>
@@ -5819,7 +5819,7 @@
           <w:rFonts w:ascii="Arial Narrow" w:eastAsia="Arial Narrow" w:hAnsi="Arial Narrow" w:cs="Arial"/>
           <w:color w:val="000000"/>
           <w:kern w:val="0"/>
-          <w14:ligatures w14:val="none"/>
+          <ns2:ligatures ns2:val="none"/>
         </w:rPr>
         <w:t>en caso califique como micro empresa o pequeña empresa, presentar los documentos que acrediten su volumen de ventas o ingresos brutos percibidos el año anterior relativo a todas sus actividades económicas y el número de trabajadores con el que cuenta</w:t>
       </w:r>
@@ -5830,7 +5830,7 @@
           <w:color w:val="000000"/>
           <w:kern w:val="0"/>
           <w:vertAlign w:val="superscript"/>
-          <w14:ligatures w14:val="none"/>
+          <ns2:ligatures ns2:val="none"/>
         </w:rPr>
         <w:footnoteReference w:id="7"/>
       </w:r>
@@ -5839,7 +5839,7 @@
           <w:rFonts w:ascii="Arial Narrow" w:eastAsia="Arial Narrow" w:hAnsi="Arial Narrow" w:cs="Arial"/>
           <w:color w:val="000000"/>
           <w:kern w:val="0"/>
-          <w14:ligatures w14:val="none"/>
+          <ns2:ligatures ns2:val="none"/>
         </w:rPr>
         <w:t xml:space="preserve">. Ello, a fin de que la Comisión pueda meritar dicha documentación, conforme lo establece el artículo 110 del </w:t>
       </w:r>
@@ -5849,7 +5849,7 @@
           <w:color w:val="000000"/>
           <w:spacing w:val="-2"/>
           <w:kern w:val="0"/>
-          <w14:ligatures w14:val="none"/>
+          <ns2:ligatures ns2:val="none"/>
         </w:rPr>
         <w:t>Código</w:t>
       </w:r>
@@ -5861,7 +5861,7 @@
           <w:spacing w:val="-2"/>
           <w:kern w:val="0"/>
           <w:vertAlign w:val="superscript"/>
-          <w14:ligatures w14:val="none"/>
+          <ns2:ligatures ns2:val="none"/>
         </w:rPr>
         <w:footnoteReference w:id="8"/>
       </w:r>
@@ -5871,26 +5871,57 @@
           <w:color w:val="000000"/>
           <w:spacing w:val="-2"/>
           <w:kern w:val="0"/>
-          <w14:ligatures w14:val="none"/>
+          <ns2:ligatures ns2:val="none"/>
         </w:rPr>
         <w:t>.</w:t>
       </w:r>
     </w:p>
+    <w:p ns2:paraId="02A7B1C5" ns2:textId="77777777">
+      <w:pPr>
+        <w:spacing w:after="0" w:line="240" w:lineRule="auto"/>
+        <w:ind w:left="567"/>
+        <w:jc w:val="both"/>
+        <w:rPr>
+          <w:rFonts w:ascii="Arial Narrow" w:eastAsia="Arial Narrow" w:hAnsi="Arial Narrow" w:cs="Arial Narrow"/>
+          <w:color w:val="000000"/>
+          <w:kern w:val="0"/>
+          <w:lang w:eastAsia="es-PE"/>
+          <ns2:ligatures ns2:val="none"/>
+        </w:rPr>
+      </w:pPr>
+    </w:p>
     <w:p>
       <w:pPr>
         <w:spacing w:after="0" w:line="240" w:lineRule="auto"/>
-        <w:ind w:left="567"/>
         <w:jc w:val="both"/>
         <w:rPr>
           <w:rFonts w:ascii="Arial Narrow" w:eastAsia="Arial Narrow" w:hAnsi="Arial Narrow" w:cs="Arial Narrow"/>
           <w:color w:val="000000"/>
           <w:kern w:val="0"/>
           <w:lang w:eastAsia="es-PE"/>
-          <w14:ligatures w14:val="none"/>
-        </w:rPr>
-      </w:pPr>
-    </w:p>
-    <w:p>
+          <ns2:ligatures ns2:val="none"/>
+        </w:rPr>
+      </w:pPr>
+      <w:r>
+        <w:rPr>
+          <w:rFonts w:ascii="Arial Narrow" w:hAnsi="Arial Narrow" w:cs="Arial Narrow"/>
+          <w:b w:val="1"/>
+          <w:bCs w:val="1"/>
+          <w:sz w:val="20"/>
+          <w:szCs w:val="20"/>
+        </w:rPr>
+        <w:t xml:space="preserve">CUARTO: </w:t>
+      </w:r>
+      <w:r>
+        <w:rPr>
+          <w:rFonts w:ascii="Arial Narrow" w:hAnsi="Arial Narrow" w:cs="Arial Narrow"/>
+          <w:sz w:val="20"/>
+          <w:szCs w:val="20"/>
+        </w:rPr>
+        <w:t xml:space="preserve">correr traslado de la presente resolución a Corredores de Seguros Falabella S.A.C., Falabella Servicios Generales S.A.C., Banco Falabella Perú S.A. y Pacifico Compañia de Seguros y Reaseguros S.A para que, de conformidad con lo dispuesto por el artículo 26° de la Ley sobre Facultades, Normas y Organización del Indecopi, aprobado por Decreto Legislativo N° 8079, presenten sus descargos sobre la imputación de cargos realizada en un plazo no mayor a cinco (5) días hábiles contado a partir del día siguiente de la notificación de la presente resolución, vencido el cual, el Secretario Técnico declarará en rebeldía a los denunciados que no lo hubieran presentado. Debe precisarse que de conformidad con lo establecido por el artículo 223° del Texto Único Ordenado de la Ley N° 27444, Ley del Procedimiento Administrativo General, las alegaciones y los hechos relevantes de la reclamación, salvo que hayan sido específicamente negadas en la contestación, se tendrán por aceptadas o meritadas como ciertas.</w:t>
+      </w:r>
+    </w:p>
+    <w:p ns2:paraId="2FC20AB7" ns2:textId="77777777">
       <w:pPr>
         <w:spacing w:after="0" w:line="240" w:lineRule="auto"/>
         <w:jc w:val="both"/>
@@ -5899,90 +5930,155 @@
           <w:color w:val="000000"/>
           <w:kern w:val="0"/>
           <w:lang w:eastAsia="es-PE"/>
-          <w14:ligatures w14:val="none"/>
-        </w:rPr>
-      </w:pPr>
-      <w:r>
-        <w:rPr>
-          <w:rFonts w:ascii="Arial Narrow" w:eastAsia="Arial Narrow" w:hAnsi="Arial Narrow"/>
-          <w:b/>
-          <w:color w:val="000000"/>
-        </w:rPr>
-        <w:t xml:space="preserve">CUARTO: </w:t>
-      </w:r>
-      <w:r>
-        <w:rPr>
-          <w:rFonts w:ascii="Arial Narrow" w:eastAsia="Arial Narrow" w:hAnsi="Arial Narrow"/>
-          <w:color w:val="000000"/>
-        </w:rPr>
-        <w:t xml:space="preserve">correr traslado de la denuncia interpuesta el 18 de junio de 2026 a </w:t>
-      </w:r>
-      <w:r>
-        <w:rPr>
-          <w:rFonts w:ascii="Arial Narrow" w:eastAsia="Arial Narrow" w:hAnsi="Arial Narrow"/>
-          <w:color w:val="000000"/>
-        </w:rPr>
-        <w:t>Corredores de Seguros Falabella S.A.C., Falabella Servicios Generales S.A.C., Banco Falabella Perú S.A. y Pacifico Compañia de Seguros y Reaseguros S.A.</w:t>
-      </w:r>
-      <w:r>
-        <w:rPr>
-          <w:rFonts w:ascii="Arial Narrow" w:eastAsia="Arial Narrow" w:hAnsi="Arial Narrow"/>
-          <w:color w:val="000000"/>
-        </w:rPr>
-        <w:t>,</w:t>
-      </w:r>
-      <w:r>
-        <w:rPr>
-          <w:rFonts w:ascii="Arial Narrow" w:eastAsia="Arial Narrow" w:hAnsi="Arial Narrow"/>
-          <w:color w:val="000000"/>
-        </w:rPr>
-        <w:t xml:space="preserve"> para que, de conformidad con lo dispuesto por el artículo 26 de la Ley sobre Facultades, Normas y Organización del Indecopi, aprobada por Decreto Legislativo </w:t>
-      </w:r>
-      <w:r>
-        <w:rPr>
-          <w:rFonts w:ascii="Arial Narrow" w:eastAsia="Arial Narrow" w:hAnsi="Arial Narrow"/>
-          <w:color w:val="000000"/>
-        </w:rPr>
-        <w:t>807, presente</w:t>
-      </w:r>
-      <w:r>
-        <w:rPr>
-          <w:rFonts w:ascii="Arial Narrow" w:eastAsia="Arial Narrow" w:hAnsi="Arial Narrow"/>
-          <w:color w:val="000000"/>
-        </w:rPr>
-        <w:t>n</w:t>
-      </w:r>
-      <w:r>
-        <w:rPr>
-          <w:rFonts w:ascii="Arial Narrow" w:eastAsia="Arial Narrow" w:hAnsi="Arial Narrow"/>
-          <w:color w:val="000000"/>
-        </w:rPr>
-        <w:t xml:space="preserve"> sus descargos en un plazo no mayor de cinco (5) días hábiles contados desde la notificación.</w:t>
-      </w:r>
-    </w:p>
-    <w:p>
-      <w:pPr>
-        <w:spacing w:after="0" w:line="240" w:lineRule="auto"/>
-        <w:jc w:val="both"/>
-        <w:rPr>
-          <w:rFonts w:ascii="Arial Narrow" w:eastAsia="Arial Narrow" w:hAnsi="Arial Narrow" w:cs="Arial Narrow"/>
+          <ns2:ligatures ns2:val="none"/>
+        </w:rPr>
+      </w:pPr>
+    </w:p>
+    <w:p ns2:paraId="102A3496" ns2:textId="1C3FEB4E">
+      <w:pPr>
+        <w:spacing w:after="0" w:line="240" w:lineRule="auto"/>
+        <w:jc w:val="both"/>
+        <w:rPr>
+          <w:rFonts w:ascii="Arial Narrow" w:eastAsia="Times New Roman" w:hAnsi="Arial Narrow" w:cs="Arial"/>
+          <w:color w:val="000000"/>
+          <w:kern w:val="0"/>
+          <w:lang w:val="es-ES" w:eastAsia="es-ES"/>
+          <ns2:ligatures ns2:val="none"/>
+        </w:rPr>
+      </w:pPr>
+      <w:r>
+        <w:rPr>
+          <w:rFonts w:ascii="Arial Narrow" w:eastAsia="Arial Narrow" w:hAnsi="Arial Narrow" w:cs="Arial Narrow"/>
+          <w:b/>
           <w:color w:val="000000"/>
           <w:kern w:val="0"/>
           <w:lang w:eastAsia="es-PE"/>
-          <w14:ligatures w14:val="none"/>
-        </w:rPr>
-      </w:pPr>
-    </w:p>
-    <w:p>
-      <w:pPr>
-        <w:spacing w:after="0" w:line="240" w:lineRule="auto"/>
-        <w:jc w:val="both"/>
+          <ns2:ligatures ns2:val="none"/>
+        </w:rPr>
+        <w:t xml:space="preserve">QUINTO: </w:t>
+      </w:r>
+      <w:bookmarkStart w:id="12" w:name="_Hlk188286813"/>
+      <w:r>
+        <w:rPr>
+          <w:rFonts w:ascii="Arial Narrow" w:eastAsia="Times New Roman" w:hAnsi="Arial Narrow" w:cs="Arial"/>
+          <w:color w:val="000000"/>
+          <w:kern w:val="0"/>
+          <w:lang w:eastAsia="es-ES"/>
+          <ns2:ligatures ns2:val="none"/>
+        </w:rPr>
+        <w:t xml:space="preserve">requerir </w:t>
+      </w:r>
+      <w:r>
         <w:rPr>
           <w:rFonts w:ascii="Arial Narrow" w:eastAsia="Times New Roman" w:hAnsi="Arial Narrow" w:cs="Arial"/>
           <w:color w:val="000000"/>
           <w:kern w:val="0"/>
           <w:lang w:val="es-ES" w:eastAsia="es-ES"/>
-          <w14:ligatures w14:val="none"/>
+          <ns2:ligatures ns2:val="none"/>
+        </w:rPr>
+        <w:t xml:space="preserve">que, en un </w:t>
+      </w:r>
+      <w:r>
+        <w:rPr>
+          <w:rFonts w:ascii="Arial Narrow" w:eastAsia="Times New Roman" w:hAnsi="Arial Narrow" w:cs="Arial"/>
+          <w:color w:val="000000"/>
+          <w:kern w:val="0"/>
+          <w:lang w:eastAsia="es-ES"/>
+          <ns2:ligatures ns2:val="none"/>
+        </w:rPr>
+        <w:t>plazo no mayor de cinco (5) días hábiles contado a partir del día siguiente de la notificación de la presente resolución</w:t>
+      </w:r>
+      <w:bookmarkEnd w:id="12"/>
+      <w:r>
+        <w:rPr>
+          <w:rFonts w:ascii="Arial Narrow" w:eastAsia="Times New Roman" w:hAnsi="Arial Narrow" w:cs="Arial"/>
+          <w:color w:val="000000"/>
+          <w:kern w:val="0"/>
+          <w:lang w:eastAsia="es-ES"/>
+          <ns2:ligatures ns2:val="none"/>
+        </w:rPr>
+        <w:t xml:space="preserve">, </w:t>
+      </w:r>
+      <w:bookmarkStart w:id="13" w:name="_Hlk188286828"/>
+      <w:r>
+        <w:rPr>
+          <w:rFonts w:ascii="Arial Narrow" w:eastAsia="Arial Narrow" w:hAnsi="Arial Narrow"/>
+          <w:color w:val="000000"/>
+        </w:rPr>
+        <w:t>Pacifico Compañia de Seguros y Reaseguros S.A</w:t>
+      </w:r>
+      <w:r>
+        <w:rPr>
+          <w:rFonts w:ascii="Arial Narrow" w:eastAsia="Arial Narrow" w:hAnsi="Arial Narrow" w:cs="Arial Narrow"/>
+          <w:bCs/>
+        </w:rPr>
+        <w:t>.</w:t>
+      </w:r>
+      <w:r>
+        <w:rPr>
+          <w:rFonts w:ascii="Arial Narrow" w:eastAsia="Times New Roman" w:hAnsi="Arial Narrow" w:cs="Arial"/>
+          <w:color w:val="000000"/>
+          <w:kern w:val="0"/>
+          <w:lang w:eastAsia="es-ES"/>
+          <ns2:ligatures ns2:val="none"/>
+        </w:rPr>
+        <w:t xml:space="preserve">, </w:t>
+      </w:r>
+      <w:bookmarkEnd w:id="13"/>
+      <w:r>
+        <w:rPr>
+          <w:rFonts w:ascii="Arial Narrow" w:eastAsia="Times New Roman" w:hAnsi="Arial Narrow" w:cs="Arial"/>
+          <w:color w:val="000000"/>
+          <w:kern w:val="0"/>
+          <w:lang w:val="es-ES" w:eastAsia="es-ES"/>
+          <ns2:ligatures ns2:val="none"/>
+        </w:rPr>
+        <w:t xml:space="preserve">cumpla con: </w:t>
+      </w:r>
+      <w:r>
+        <w:rPr>
+          <w:rFonts w:ascii="Arial Narrow" w:eastAsia="Times New Roman" w:hAnsi="Arial Narrow" w:cs="Arial"/>
+          <w:color w:val="000000"/>
+          <w:kern w:val="0"/>
+          <w:lang w:val="es-ES" w:eastAsia="es-ES"/>
+          <ns2:ligatures ns2:val="none"/>
+        </w:rPr>
+        <w:t>(i) presentar una copia debidamente suscrita de la Póliza 10 del Seguro documentado en la Propuesta 20001979 materia de denuncia; (ii) presentar una copia debidamente suscrita de la Póliza 142 del Seguro documentado en la Propuesta 20016350 materia de denuncia; y, (iii) presentar todas las comunicaciones cursadas con la parte denunciante en virtud de los hechos materia de denuncia</w:t>
+      </w:r>
+      <w:r>
+        <w:rPr>
+          <w:rFonts w:ascii="Arial Narrow" w:eastAsia="Times New Roman" w:hAnsi="Arial Narrow" w:cs="Arial"/>
+          <w:color w:val="000000"/>
+          <w:kern w:val="0"/>
+          <w:lang w:val="es-ES" w:eastAsia="es-ES"/>
+          <ns2:ligatures ns2:val="none"/>
+        </w:rPr>
+        <w:t>.</w:t>
+      </w:r>
+    </w:p>
+    <w:p ns2:paraId="3E302A65" ns2:textId="77777777">
+      <w:pPr>
+        <w:spacing w:after="0" w:line="240" w:lineRule="auto"/>
+        <w:jc w:val="both"/>
+        <w:rPr>
+          <w:rFonts w:ascii="Arial Narrow" w:eastAsia="Times New Roman" w:hAnsi="Arial Narrow" w:cs="Arial"/>
+          <w:color w:val="000000"/>
+          <w:kern w:val="0"/>
+          <w:lang w:val="es-ES" w:eastAsia="es-ES"/>
+          <ns2:ligatures ns2:val="none"/>
+        </w:rPr>
+      </w:pPr>
+    </w:p>
+    <w:p ns2:paraId="58D73E9B" ns2:textId="2D5678AE">
+      <w:pPr>
+        <w:spacing w:after="0" w:line="240" w:lineRule="auto"/>
+        <w:jc w:val="both"/>
+        <w:rPr>
+          <w:rFonts w:ascii="Arial Narrow" w:eastAsia="Times New Roman" w:hAnsi="Arial Narrow" w:cs="Arial"/>
+          <w:color w:val="000000"/>
+          <w:kern w:val="0"/>
+          <w:lang w:val="es-ES" w:eastAsia="es-ES"/>
+          <ns2:ligatures ns2:val="none"/>
         </w:rPr>
       </w:pPr>
       <w:r>
@@ -5992,18 +6088,17 @@
           <w:color w:val="000000"/>
           <w:kern w:val="0"/>
           <w:lang w:eastAsia="es-PE"/>
-          <w14:ligatures w14:val="none"/>
-        </w:rPr>
-        <w:t xml:space="preserve">QUINTO: </w:t>
-      </w:r>
-      <w:bookmarkStart w:id="12" w:name="_Hlk188286813"/>
+          <ns2:ligatures ns2:val="none"/>
+        </w:rPr>
+        <w:t xml:space="preserve">SEXTO: </w:t>
+      </w:r>
       <w:r>
         <w:rPr>
           <w:rFonts w:ascii="Arial Narrow" w:eastAsia="Times New Roman" w:hAnsi="Arial Narrow" w:cs="Arial"/>
           <w:color w:val="000000"/>
           <w:kern w:val="0"/>
           <w:lang w:eastAsia="es-ES"/>
-          <w14:ligatures w14:val="none"/>
+          <ns2:ligatures ns2:val="none"/>
         </w:rPr>
         <w:t xml:space="preserve">requerir </w:t>
       </w:r>
@@ -6013,7 +6108,7 @@
           <w:color w:val="000000"/>
           <w:kern w:val="0"/>
           <w:lang w:val="es-ES" w:eastAsia="es-ES"/>
-          <w14:ligatures w14:val="none"/>
+          <ns2:ligatures ns2:val="none"/>
         </w:rPr>
         <w:t xml:space="preserve">que, en un </w:t>
       </w:r>
@@ -6023,54 +6118,159 @@
           <w:color w:val="000000"/>
           <w:kern w:val="0"/>
           <w:lang w:eastAsia="es-ES"/>
-          <w14:ligatures w14:val="none"/>
-        </w:rPr>
-        <w:t>plazo no mayor de cinco (5) días hábiles contado a partir del día siguiente de la notificación de la presente resolución</w:t>
-      </w:r>
-      <w:bookmarkEnd w:id="12"/>
+          <ns2:ligatures ns2:val="none"/>
+        </w:rPr>
+        <w:t xml:space="preserve">plazo no mayor de cinco (5) días hábiles contado a partir del día siguiente de la notificación de la presente resolución, </w:t>
+      </w:r>
+      <w:r>
+        <w:rPr>
+          <w:rFonts w:ascii="Arial Narrow" w:eastAsia="Arial Narrow" w:hAnsi="Arial Narrow"/>
+          <w:color w:val="000000"/>
+        </w:rPr>
+        <w:t>Corredores de Seguros Falabella S.A.C.</w:t>
+      </w:r>
       <w:r>
         <w:rPr>
           <w:rFonts w:ascii="Arial Narrow" w:eastAsia="Times New Roman" w:hAnsi="Arial Narrow" w:cs="Arial"/>
           <w:color w:val="000000"/>
           <w:kern w:val="0"/>
           <w:lang w:eastAsia="es-ES"/>
-          <w14:ligatures w14:val="none"/>
+          <ns2:ligatures ns2:val="none"/>
         </w:rPr>
         <w:t xml:space="preserve">, </w:t>
       </w:r>
-      <w:bookmarkStart w:id="13" w:name="_Hlk188286828"/>
-      <w:r>
-        <w:rPr>
-          <w:rFonts w:ascii="Arial Narrow" w:eastAsia="Arial Narrow" w:hAnsi="Arial Narrow"/>
-          <w:color w:val="000000"/>
-        </w:rPr>
-        <w:t>Pacifico Compañia de Seguros y Reaseguros S.A</w:t>
-      </w:r>
-      <w:r>
-        <w:rPr>
-          <w:rFonts w:ascii="Arial Narrow" w:eastAsia="Arial Narrow" w:hAnsi="Arial Narrow" w:cs="Arial Narrow"/>
-          <w:bCs/>
+      <w:r>
+        <w:rPr>
+          <w:rFonts w:ascii="Arial Narrow" w:eastAsia="Times New Roman" w:hAnsi="Arial Narrow" w:cs="Arial"/>
+          <w:color w:val="000000"/>
+          <w:kern w:val="0"/>
+          <w:lang w:val="es-ES" w:eastAsia="es-ES"/>
+          <ns2:ligatures ns2:val="none"/>
+        </w:rPr>
+        <w:t xml:space="preserve">cumpla con: </w:t>
+      </w:r>
+      <w:r>
+        <w:rPr>
+          <w:rFonts w:ascii="Arial Narrow" w:eastAsia="Times New Roman" w:hAnsi="Arial Narrow" w:cs="Arial"/>
+          <w:color w:val="000000"/>
+          <w:kern w:val="0"/>
+          <w:lang w:val="es-ES" w:eastAsia="es-ES"/>
+          <ns2:ligatures ns2:val="none"/>
+        </w:rPr>
+        <w:t>(i) presentar todas las comunicaciones cursadas con la parte denunciante en virtud de los hechos materia de denuncia</w:t>
+      </w:r>
+      <w:r>
+        <w:rPr>
+          <w:rFonts w:ascii="Arial Narrow" w:eastAsia="Times New Roman" w:hAnsi="Arial Narrow" w:cs="Arial"/>
+          <w:color w:val="000000"/>
+          <w:kern w:val="0"/>
+          <w:lang w:val="es-ES" w:eastAsia="es-ES"/>
+          <ns2:ligatures ns2:val="none"/>
         </w:rPr>
         <w:t>.</w:t>
       </w:r>
+    </w:p>
+    <w:p ns2:paraId="3A993D57" ns2:textId="77777777">
+      <w:pPr>
+        <w:spacing w:after="0" w:line="240" w:lineRule="auto"/>
+        <w:jc w:val="both"/>
+        <w:rPr>
+          <w:rFonts w:ascii="Arial Narrow" w:eastAsia="Times New Roman" w:hAnsi="Arial Narrow" w:cs="Arial"/>
+          <w:color w:val="000000"/>
+          <w:kern w:val="0"/>
+          <w:lang w:val="es-ES" w:eastAsia="es-ES"/>
+          <ns2:ligatures ns2:val="none"/>
+        </w:rPr>
+      </w:pPr>
+    </w:p>
+    <w:p ns2:paraId="28A00476" ns2:textId="38B73890">
+      <w:pPr>
+        <w:spacing w:after="0" w:line="240" w:lineRule="auto"/>
+        <w:jc w:val="both"/>
+        <w:rPr>
+          <w:rFonts w:ascii="Arial Narrow" w:eastAsia="Times New Roman" w:hAnsi="Arial Narrow" w:cs="Arial"/>
+          <w:color w:val="000000"/>
+          <w:kern w:val="0"/>
+          <w:lang w:val="es-ES" w:eastAsia="es-ES"/>
+          <ns2:ligatures ns2:val="none"/>
+        </w:rPr>
+      </w:pPr>
+      <w:r>
+        <w:rPr>
+          <w:rFonts w:ascii="Arial Narrow" w:eastAsia="Arial Narrow" w:hAnsi="Arial Narrow" w:cs="Arial Narrow"/>
+          <w:b/>
+          <w:color w:val="000000"/>
+          <w:kern w:val="0"/>
+          <w:lang w:eastAsia="es-PE"/>
+          <ns2:ligatures ns2:val="none"/>
+        </w:rPr>
+        <w:t>SÉTIMO</w:t>
+      </w:r>
+      <w:r>
+        <w:rPr>
+          <w:rFonts w:ascii="Arial Narrow" w:eastAsia="Arial Narrow" w:hAnsi="Arial Narrow" w:cs="Arial Narrow"/>
+          <w:b/>
+          <w:color w:val="000000"/>
+          <w:kern w:val="0"/>
+          <w:lang w:eastAsia="es-PE"/>
+          <ns2:ligatures ns2:val="none"/>
+        </w:rPr>
+        <w:t xml:space="preserve">: </w:t>
+      </w:r>
       <w:r>
         <w:rPr>
           <w:rFonts w:ascii="Arial Narrow" w:eastAsia="Times New Roman" w:hAnsi="Arial Narrow" w:cs="Arial"/>
           <w:color w:val="000000"/>
           <w:kern w:val="0"/>
           <w:lang w:eastAsia="es-ES"/>
-          <w14:ligatures w14:val="none"/>
+          <ns2:ligatures ns2:val="none"/>
+        </w:rPr>
+        <w:t xml:space="preserve">requerir </w:t>
+      </w:r>
+      <w:r>
+        <w:rPr>
+          <w:rFonts w:ascii="Arial Narrow" w:eastAsia="Times New Roman" w:hAnsi="Arial Narrow" w:cs="Arial"/>
+          <w:color w:val="000000"/>
+          <w:kern w:val="0"/>
+          <w:lang w:val="es-ES" w:eastAsia="es-ES"/>
+          <ns2:ligatures ns2:val="none"/>
+        </w:rPr>
+        <w:t xml:space="preserve">que, en un </w:t>
+      </w:r>
+      <w:r>
+        <w:rPr>
+          <w:rFonts w:ascii="Arial Narrow" w:eastAsia="Times New Roman" w:hAnsi="Arial Narrow" w:cs="Arial"/>
+          <w:color w:val="000000"/>
+          <w:kern w:val="0"/>
+          <w:lang w:eastAsia="es-ES"/>
+          <ns2:ligatures ns2:val="none"/>
+        </w:rPr>
+        <w:t xml:space="preserve">plazo no mayor de cinco (5) días hábiles contado a partir del día siguiente de la notificación de la presente resolución, </w:t>
+      </w:r>
+      <w:r>
+        <w:rPr>
+          <w:rFonts w:ascii="Arial Narrow" w:eastAsia="Arial Narrow" w:hAnsi="Arial Narrow"/>
+          <w:color w:val="000000"/>
+        </w:rPr>
+        <w:t>Falabella Servicios Generales S.A.C.</w:t>
+      </w:r>
+      <w:r>
+        <w:rPr>
+          <w:rFonts w:ascii="Arial Narrow" w:eastAsia="Times New Roman" w:hAnsi="Arial Narrow" w:cs="Arial"/>
+          <w:color w:val="000000"/>
+          <w:kern w:val="0"/>
+          <w:lang w:eastAsia="es-ES"/>
+          <ns2:ligatures ns2:val="none"/>
         </w:rPr>
         <w:t xml:space="preserve">, </w:t>
       </w:r>
-      <w:bookmarkEnd w:id="13"/>
       <w:r>
         <w:rPr>
           <w:rFonts w:ascii="Arial Narrow" w:eastAsia="Times New Roman" w:hAnsi="Arial Narrow" w:cs="Arial"/>
           <w:color w:val="000000"/>
           <w:kern w:val="0"/>
           <w:lang w:val="es-ES" w:eastAsia="es-ES"/>
-          <w14:ligatures w14:val="none"/>
+          <ns2:ligatures ns2:val="none"/>
         </w:rPr>
         <w:t xml:space="preserve">cumpla con: </w:t>
       </w:r>
@@ -6080,9 +6280,9 @@
           <w:color w:val="000000"/>
           <w:kern w:val="0"/>
           <w:lang w:val="es-ES" w:eastAsia="es-ES"/>
-          <w14:ligatures w14:val="none"/>
-        </w:rPr>
-        <w:t>(i) presentar una copia debidamente suscrita de la Póliza 10 del Seguro documentado en la Propuesta 20001979 materia de denuncia; (ii) presentar una copia debidamente suscrita de la Póliza 142 del Seguro documentado en la Propuesta 20016350 materia de denuncia; y, (iii) presentar todas las comunicaciones cursadas con la parte denunciante en virtud de los hechos materia de denuncia</w:t>
+          <ns2:ligatures ns2:val="none"/>
+        </w:rPr>
+        <w:t>(i) presentar todas las comunicaciones cursadas con la parte denunciante en virtud de los hechos materia de denuncia</w:t>
       </w:r>
       <w:r>
         <w:rPr>
@@ -6090,12 +6290,12 @@
           <w:color w:val="000000"/>
           <w:kern w:val="0"/>
           <w:lang w:val="es-ES" w:eastAsia="es-ES"/>
-          <w14:ligatures w14:val="none"/>
+          <ns2:ligatures ns2:val="none"/>
         </w:rPr>
         <w:t>.</w:t>
       </w:r>
     </w:p>
-    <w:p>
+    <w:p ns2:paraId="1DD7EB1A" ns2:textId="77777777">
       <w:pPr>
         <w:spacing w:after="0" w:line="240" w:lineRule="auto"/>
         <w:jc w:val="both"/>
@@ -6104,11 +6304,11 @@
           <w:color w:val="000000"/>
           <w:kern w:val="0"/>
           <w:lang w:val="es-ES" w:eastAsia="es-ES"/>
-          <w14:ligatures w14:val="none"/>
-        </w:rPr>
-      </w:pPr>
-    </w:p>
-    <w:p>
+          <ns2:ligatures ns2:val="none"/>
+        </w:rPr>
+      </w:pPr>
+    </w:p>
+    <w:p ns2:paraId="7F62FBD0" ns2:textId="5E89499C">
       <w:pPr>
         <w:spacing w:after="0" w:line="240" w:lineRule="auto"/>
         <w:jc w:val="both"/>
@@ -6117,7 +6317,7 @@
           <w:color w:val="000000"/>
           <w:kern w:val="0"/>
           <w:lang w:val="es-ES" w:eastAsia="es-ES"/>
-          <w14:ligatures w14:val="none"/>
+          <ns2:ligatures ns2:val="none"/>
         </w:rPr>
       </w:pPr>
       <w:r>
@@ -6127,9 +6327,20 @@
           <w:color w:val="000000"/>
           <w:kern w:val="0"/>
           <w:lang w:eastAsia="es-PE"/>
-          <w14:ligatures w14:val="none"/>
-        </w:rPr>
-        <w:t xml:space="preserve">SEXTO: </w:t>
+          <ns2:ligatures ns2:val="none"/>
+        </w:rPr>
+        <w:t>OCTAVO</w:t>
+      </w:r>
+      <w:r>
+        <w:rPr>
+          <w:rFonts w:ascii="Arial Narrow" w:eastAsia="Arial Narrow" w:hAnsi="Arial Narrow" w:cs="Arial Narrow"/>
+          <w:b/>
+          <w:color w:val="000000"/>
+          <w:kern w:val="0"/>
+          <w:lang w:eastAsia="es-PE"/>
+          <ns2:ligatures ns2:val="none"/>
+        </w:rPr>
+        <w:t xml:space="preserve">: </w:t>
       </w:r>
       <w:r>
         <w:rPr>
@@ -6137,7 +6348,7 @@
           <w:color w:val="000000"/>
           <w:kern w:val="0"/>
           <w:lang w:eastAsia="es-ES"/>
-          <w14:ligatures w14:val="none"/>
+          <ns2:ligatures ns2:val="none"/>
         </w:rPr>
         <w:t xml:space="preserve">requerir </w:t>
       </w:r>
@@ -6147,7 +6358,7 @@
           <w:color w:val="000000"/>
           <w:kern w:val="0"/>
           <w:lang w:val="es-ES" w:eastAsia="es-ES"/>
-          <w14:ligatures w14:val="none"/>
+          <ns2:ligatures ns2:val="none"/>
         </w:rPr>
         <w:t xml:space="preserve">que, en un </w:t>
       </w:r>
@@ -6157,7 +6368,7 @@
           <w:color w:val="000000"/>
           <w:kern w:val="0"/>
           <w:lang w:eastAsia="es-ES"/>
-          <w14:ligatures w14:val="none"/>
+          <ns2:ligatures ns2:val="none"/>
         </w:rPr>
         <w:t xml:space="preserve">plazo no mayor de cinco (5) días hábiles contado a partir del día siguiente de la notificación de la presente resolución, </w:t>
       </w:r>
@@ -6166,7 +6377,7 @@
           <w:rFonts w:ascii="Arial Narrow" w:eastAsia="Arial Narrow" w:hAnsi="Arial Narrow"/>
           <w:color w:val="000000"/>
         </w:rPr>
-        <w:t>Corredores de Seguros Falabella S.A.C.</w:t>
+        <w:t>Banco Falabella Perú S.A.</w:t>
       </w:r>
       <w:r>
         <w:rPr>
@@ -6174,7 +6385,7 @@
           <w:color w:val="000000"/>
           <w:kern w:val="0"/>
           <w:lang w:eastAsia="es-ES"/>
-          <w14:ligatures w14:val="none"/>
+          <ns2:ligatures ns2:val="none"/>
         </w:rPr>
         <w:t xml:space="preserve">, </w:t>
       </w:r>
@@ -6184,7 +6395,7 @@
           <w:color w:val="000000"/>
           <w:kern w:val="0"/>
           <w:lang w:val="es-ES" w:eastAsia="es-ES"/>
-          <w14:ligatures w14:val="none"/>
+          <ns2:ligatures ns2:val="none"/>
         </w:rPr>
         <w:t xml:space="preserve">cumpla con: </w:t>
       </w:r>
@@ -6194,9 +6405,9 @@
           <w:color w:val="000000"/>
           <w:kern w:val="0"/>
           <w:lang w:val="es-ES" w:eastAsia="es-ES"/>
-          <w14:ligatures w14:val="none"/>
-        </w:rPr>
-        <w:t>(i) presentar todas las comunicaciones cursadas con la parte denunciante en virtud de los hechos materia de denuncia</w:t>
+          <ns2:ligatures ns2:val="none"/>
+        </w:rPr>
+        <w:t>(i) presentar una copia debidamente suscrita de la Póliza 10 del Seguro documentado en la Propuesta 20001979 materia de denuncia; (ii) presentar una copia debidamente suscrita de la la Póliza 142 del Seguro documentado en la Propuesta 20016350 materia de denuncia; y, (iii) presentar todas las comunicaciones cursadas con la parte denunciante en virtud de los hechos materia de denuncia</w:t>
       </w:r>
       <w:r>
         <w:rPr>
@@ -6204,47 +6415,37 @@
           <w:color w:val="000000"/>
           <w:kern w:val="0"/>
           <w:lang w:val="es-ES" w:eastAsia="es-ES"/>
-          <w14:ligatures w14:val="none"/>
+          <ns2:ligatures ns2:val="none"/>
         </w:rPr>
         <w:t>.</w:t>
       </w:r>
     </w:p>
-    <w:p>
-      <w:pPr>
-        <w:spacing w:after="0" w:line="240" w:lineRule="auto"/>
-        <w:jc w:val="both"/>
-        <w:rPr>
-          <w:rFonts w:ascii="Arial Narrow" w:eastAsia="Times New Roman" w:hAnsi="Arial Narrow" w:cs="Arial"/>
-          <w:color w:val="000000"/>
-          <w:kern w:val="0"/>
-          <w:lang w:val="es-ES" w:eastAsia="es-ES"/>
-          <w14:ligatures w14:val="none"/>
-        </w:rPr>
-      </w:pPr>
-    </w:p>
-    <w:p>
-      <w:pPr>
-        <w:spacing w:after="0" w:line="240" w:lineRule="auto"/>
-        <w:jc w:val="both"/>
-        <w:rPr>
-          <w:rFonts w:ascii="Arial Narrow" w:eastAsia="Times New Roman" w:hAnsi="Arial Narrow" w:cs="Arial"/>
-          <w:color w:val="000000"/>
-          <w:kern w:val="0"/>
-          <w:lang w:val="es-ES" w:eastAsia="es-ES"/>
-          <w14:ligatures w14:val="none"/>
-        </w:rPr>
-      </w:pPr>
-      <w:r>
-        <w:rPr>
-          <w:rFonts w:ascii="Arial Narrow" w:eastAsia="Arial Narrow" w:hAnsi="Arial Narrow" w:cs="Arial Narrow"/>
-          <w:b/>
+    <w:p ns2:paraId="2892B235" ns2:textId="77777777">
+      <w:pPr>
+        <w:spacing w:after="0" w:line="240" w:lineRule="auto"/>
+        <w:jc w:val="both"/>
+        <w:rPr>
+          <w:rFonts w:ascii="Arial Narrow" w:eastAsia="Arial Narrow" w:hAnsi="Arial Narrow" w:cs="Arial Narrow"/>
+          <w:b/>
+          <w:color w:val="000000"/>
+          <w:kern w:val="0"/>
+          <w:lang w:val="es-ES" w:eastAsia="es-PE"/>
+          <ns2:ligatures ns2:val="none"/>
+        </w:rPr>
+      </w:pPr>
+    </w:p>
+    <w:p ns2:paraId="1ECB57B9" ns2:textId="556768B9">
+      <w:pPr>
+        <w:spacing w:after="0" w:line="240" w:lineRule="auto"/>
+        <w:jc w:val="both"/>
+        <w:rPr>
+          <w:rFonts w:ascii="Arial Narrow" w:eastAsia="Arial Narrow" w:hAnsi="Arial Narrow" w:cs="Arial Narrow"/>
           <w:color w:val="000000"/>
           <w:kern w:val="0"/>
           <w:lang w:eastAsia="es-PE"/>
-          <w14:ligatures w14:val="none"/>
-        </w:rPr>
-        <w:t>SÉTIMO</w:t>
-      </w:r>
+          <ns2:ligatures ns2:val="none"/>
+        </w:rPr>
+      </w:pPr>
       <w:r>
         <w:rPr>
           <w:rFonts w:ascii="Arial Narrow" w:eastAsia="Arial Narrow" w:hAnsi="Arial Narrow" w:cs="Arial Narrow"/>
@@ -6252,113 +6453,10 @@
           <w:color w:val="000000"/>
           <w:kern w:val="0"/>
           <w:lang w:eastAsia="es-PE"/>
-          <w14:ligatures w14:val="none"/>
-        </w:rPr>
-        <w:t xml:space="preserve">: </w:t>
-      </w:r>
-      <w:r>
-        <w:rPr>
-          <w:rFonts w:ascii="Arial Narrow" w:eastAsia="Times New Roman" w:hAnsi="Arial Narrow" w:cs="Arial"/>
-          <w:color w:val="000000"/>
-          <w:kern w:val="0"/>
-          <w:lang w:eastAsia="es-ES"/>
-          <w14:ligatures w14:val="none"/>
-        </w:rPr>
-        <w:t xml:space="preserve">requerir </w:t>
-      </w:r>
-      <w:r>
-        <w:rPr>
-          <w:rFonts w:ascii="Arial Narrow" w:eastAsia="Times New Roman" w:hAnsi="Arial Narrow" w:cs="Arial"/>
-          <w:color w:val="000000"/>
-          <w:kern w:val="0"/>
-          <w:lang w:val="es-ES" w:eastAsia="es-ES"/>
-          <w14:ligatures w14:val="none"/>
-        </w:rPr>
-        <w:t xml:space="preserve">que, en un </w:t>
-      </w:r>
-      <w:r>
-        <w:rPr>
-          <w:rFonts w:ascii="Arial Narrow" w:eastAsia="Times New Roman" w:hAnsi="Arial Narrow" w:cs="Arial"/>
-          <w:color w:val="000000"/>
-          <w:kern w:val="0"/>
-          <w:lang w:eastAsia="es-ES"/>
-          <w14:ligatures w14:val="none"/>
-        </w:rPr>
-        <w:t xml:space="preserve">plazo no mayor de cinco (5) días hábiles contado a partir del día siguiente de la notificación de la presente resolución, </w:t>
-      </w:r>
-      <w:r>
-        <w:rPr>
-          <w:rFonts w:ascii="Arial Narrow" w:eastAsia="Arial Narrow" w:hAnsi="Arial Narrow"/>
-          <w:color w:val="000000"/>
-        </w:rPr>
-        <w:t>Falabella Servicios Generales S.A.C.</w:t>
-      </w:r>
-      <w:r>
-        <w:rPr>
-          <w:rFonts w:ascii="Arial Narrow" w:eastAsia="Times New Roman" w:hAnsi="Arial Narrow" w:cs="Arial"/>
-          <w:color w:val="000000"/>
-          <w:kern w:val="0"/>
-          <w:lang w:eastAsia="es-ES"/>
-          <w14:ligatures w14:val="none"/>
-        </w:rPr>
-        <w:t xml:space="preserve">, </w:t>
-      </w:r>
-      <w:r>
-        <w:rPr>
-          <w:rFonts w:ascii="Arial Narrow" w:eastAsia="Times New Roman" w:hAnsi="Arial Narrow" w:cs="Arial"/>
-          <w:color w:val="000000"/>
-          <w:kern w:val="0"/>
-          <w:lang w:val="es-ES" w:eastAsia="es-ES"/>
-          <w14:ligatures w14:val="none"/>
-        </w:rPr>
-        <w:t xml:space="preserve">cumpla con: </w:t>
-      </w:r>
-      <w:r>
-        <w:rPr>
-          <w:rFonts w:ascii="Arial Narrow" w:eastAsia="Times New Roman" w:hAnsi="Arial Narrow" w:cs="Arial"/>
-          <w:color w:val="000000"/>
-          <w:kern w:val="0"/>
-          <w:lang w:val="es-ES" w:eastAsia="es-ES"/>
-          <w14:ligatures w14:val="none"/>
-        </w:rPr>
-        <w:t>(i) presentar todas las comunicaciones cursadas con la parte denunciante en virtud de los hechos materia de denuncia</w:t>
-      </w:r>
-      <w:r>
-        <w:rPr>
-          <w:rFonts w:ascii="Arial Narrow" w:eastAsia="Times New Roman" w:hAnsi="Arial Narrow" w:cs="Arial"/>
-          <w:color w:val="000000"/>
-          <w:kern w:val="0"/>
-          <w:lang w:val="es-ES" w:eastAsia="es-ES"/>
-          <w14:ligatures w14:val="none"/>
-        </w:rPr>
-        <w:t>.</w:t>
-      </w:r>
-    </w:p>
-    <w:p>
-      <w:pPr>
-        <w:spacing w:after="0" w:line="240" w:lineRule="auto"/>
-        <w:jc w:val="both"/>
-        <w:rPr>
-          <w:rFonts w:ascii="Arial Narrow" w:eastAsia="Times New Roman" w:hAnsi="Arial Narrow" w:cs="Arial"/>
-          <w:color w:val="000000"/>
-          <w:kern w:val="0"/>
-          <w:lang w:val="es-ES" w:eastAsia="es-ES"/>
-          <w14:ligatures w14:val="none"/>
-        </w:rPr>
-      </w:pPr>
-    </w:p>
-    <w:p>
-      <w:pPr>
-        <w:spacing w:after="0" w:line="240" w:lineRule="auto"/>
-        <w:jc w:val="both"/>
-        <w:rPr>
-          <w:rFonts w:ascii="Arial Narrow" w:eastAsia="Times New Roman" w:hAnsi="Arial Narrow" w:cs="Arial"/>
-          <w:color w:val="000000"/>
-          <w:kern w:val="0"/>
-          <w:lang w:val="es-ES" w:eastAsia="es-ES"/>
-          <w14:ligatures w14:val="none"/>
-        </w:rPr>
-      </w:pPr>
+          <ns2:ligatures ns2:val="none"/>
+        </w:rPr>
+        <w:t>NOVENO</w:t>
+      </w:r>
       <w:r>
         <w:rPr>
           <w:rFonts w:ascii="Arial Narrow" w:eastAsia="Arial Narrow" w:hAnsi="Arial Narrow" w:cs="Arial Narrow"/>
@@ -6366,185 +6464,48 @@
           <w:color w:val="000000"/>
           <w:kern w:val="0"/>
           <w:lang w:eastAsia="es-PE"/>
-          <w14:ligatures w14:val="none"/>
-        </w:rPr>
-        <w:t>OCTAVO</w:t>
-      </w:r>
-      <w:r>
-        <w:rPr>
-          <w:rFonts w:ascii="Arial Narrow" w:eastAsia="Arial Narrow" w:hAnsi="Arial Narrow" w:cs="Arial Narrow"/>
-          <w:b/>
+          <ns2:ligatures ns2:val="none"/>
+        </w:rPr>
+        <w:t>:</w:t>
+      </w:r>
+      <w:r>
+        <w:rPr>
+          <w:rFonts w:ascii="Arial Narrow" w:eastAsia="Arial Narrow" w:hAnsi="Arial Narrow" w:cs="Arial Narrow"/>
           <w:color w:val="000000"/>
           <w:kern w:val="0"/>
           <w:lang w:eastAsia="es-PE"/>
-          <w14:ligatures w14:val="none"/>
-        </w:rPr>
-        <w:t xml:space="preserve">: </w:t>
-      </w:r>
-      <w:r>
-        <w:rPr>
-          <w:rFonts w:ascii="Arial Narrow" w:eastAsia="Times New Roman" w:hAnsi="Arial Narrow" w:cs="Arial"/>
-          <w:color w:val="000000"/>
-          <w:kern w:val="0"/>
-          <w:lang w:eastAsia="es-ES"/>
-          <w14:ligatures w14:val="none"/>
-        </w:rPr>
-        <w:t xml:space="preserve">requerir </w:t>
-      </w:r>
-      <w:r>
-        <w:rPr>
-          <w:rFonts w:ascii="Arial Narrow" w:eastAsia="Times New Roman" w:hAnsi="Arial Narrow" w:cs="Arial"/>
-          <w:color w:val="000000"/>
-          <w:kern w:val="0"/>
-          <w:lang w:val="es-ES" w:eastAsia="es-ES"/>
-          <w14:ligatures w14:val="none"/>
-        </w:rPr>
-        <w:t xml:space="preserve">que, en un </w:t>
-      </w:r>
-      <w:r>
-        <w:rPr>
-          <w:rFonts w:ascii="Arial Narrow" w:eastAsia="Times New Roman" w:hAnsi="Arial Narrow" w:cs="Arial"/>
-          <w:color w:val="000000"/>
-          <w:kern w:val="0"/>
-          <w:lang w:eastAsia="es-ES"/>
-          <w14:ligatures w14:val="none"/>
-        </w:rPr>
-        <w:t xml:space="preserve">plazo no mayor de cinco (5) días hábiles contado a partir del día siguiente de la notificación de la presente resolución, </w:t>
-      </w:r>
-      <w:r>
-        <w:rPr>
-          <w:rFonts w:ascii="Arial Narrow" w:eastAsia="Arial Narrow" w:hAnsi="Arial Narrow"/>
-          <w:color w:val="000000"/>
-        </w:rPr>
-        <w:t>Banco Falabella Perú S.A.</w:t>
-      </w:r>
-      <w:r>
-        <w:rPr>
-          <w:rFonts w:ascii="Arial Narrow" w:eastAsia="Times New Roman" w:hAnsi="Arial Narrow" w:cs="Arial"/>
-          <w:color w:val="000000"/>
-          <w:kern w:val="0"/>
-          <w:lang w:eastAsia="es-ES"/>
-          <w14:ligatures w14:val="none"/>
-        </w:rPr>
-        <w:t xml:space="preserve">, </w:t>
-      </w:r>
-      <w:r>
-        <w:rPr>
-          <w:rFonts w:ascii="Arial Narrow" w:eastAsia="Times New Roman" w:hAnsi="Arial Narrow" w:cs="Arial"/>
-          <w:color w:val="000000"/>
-          <w:kern w:val="0"/>
-          <w:lang w:val="es-ES" w:eastAsia="es-ES"/>
-          <w14:ligatures w14:val="none"/>
-        </w:rPr>
-        <w:t xml:space="preserve">cumpla con: </w:t>
-      </w:r>
-      <w:r>
-        <w:rPr>
-          <w:rFonts w:ascii="Arial Narrow" w:eastAsia="Times New Roman" w:hAnsi="Arial Narrow" w:cs="Arial"/>
-          <w:color w:val="000000"/>
-          <w:kern w:val="0"/>
-          <w:lang w:val="es-ES" w:eastAsia="es-ES"/>
-          <w14:ligatures w14:val="none"/>
-        </w:rPr>
-        <w:t>(i) presentar una copia debidamente suscrita de la Póliza 10 del Seguro documentado en la Propuesta 20001979 materia de denuncia; (ii) presentar una copia debidamente suscrita de la la Póliza 142 del Seguro documentado en la Propuesta 20016350 materia de denuncia; y, (iii) presentar todas las comunicaciones cursadas con la parte denunciante en virtud de los hechos materia de denuncia</w:t>
-      </w:r>
-      <w:r>
-        <w:rPr>
-          <w:rFonts w:ascii="Arial Narrow" w:eastAsia="Times New Roman" w:hAnsi="Arial Narrow" w:cs="Arial"/>
-          <w:color w:val="000000"/>
-          <w:kern w:val="0"/>
-          <w:lang w:val="es-ES" w:eastAsia="es-ES"/>
-          <w14:ligatures w14:val="none"/>
-        </w:rPr>
-        <w:t>.</w:t>
-      </w:r>
-    </w:p>
-    <w:p>
-      <w:pPr>
-        <w:spacing w:after="0" w:line="240" w:lineRule="auto"/>
-        <w:jc w:val="both"/>
-        <w:rPr>
-          <w:rFonts w:ascii="Arial Narrow" w:eastAsia="Arial Narrow" w:hAnsi="Arial Narrow" w:cs="Arial Narrow"/>
-          <w:b/>
-          <w:color w:val="000000"/>
-          <w:kern w:val="0"/>
-          <w:lang w:val="es-ES" w:eastAsia="es-PE"/>
-          <w14:ligatures w14:val="none"/>
-        </w:rPr>
-      </w:pPr>
-    </w:p>
-    <w:p>
-      <w:pPr>
-        <w:spacing w:after="0" w:line="240" w:lineRule="auto"/>
-        <w:jc w:val="both"/>
+          <ns2:ligatures ns2:val="none"/>
+        </w:rPr>
+        <w:t xml:space="preserve"> </w:t>
+      </w:r>
+      <w:bookmarkStart w:id="14" w:name="_Hlk188286915"/>
+      <w:r>
         <w:rPr>
           <w:rFonts w:ascii="Arial Narrow" w:eastAsia="Arial Narrow" w:hAnsi="Arial Narrow" w:cs="Arial Narrow"/>
           <w:color w:val="000000"/>
           <w:kern w:val="0"/>
           <w:lang w:eastAsia="es-PE"/>
-          <w14:ligatures w14:val="none"/>
-        </w:rPr>
-      </w:pPr>
-      <w:r>
-        <w:rPr>
-          <w:rFonts w:ascii="Arial Narrow" w:eastAsia="Arial Narrow" w:hAnsi="Arial Narrow" w:cs="Arial Narrow"/>
-          <w:b/>
+          <ns2:ligatures ns2:val="none"/>
+        </w:rPr>
+        <w:t xml:space="preserve">informar a las partes que el artículo 110 de la Ley </w:t>
+      </w:r>
+      <w:r>
+        <w:rPr>
+          <w:rFonts w:ascii="Arial Narrow" w:eastAsia="Arial Narrow" w:hAnsi="Arial Narrow" w:cs="Times New Roman"/>
           <w:color w:val="000000"/>
           <w:kern w:val="0"/>
           <w:lang w:eastAsia="es-PE"/>
-          <w14:ligatures w14:val="none"/>
-        </w:rPr>
-        <w:t>NOVENO</w:t>
-      </w:r>
-      <w:r>
-        <w:rPr>
-          <w:rFonts w:ascii="Arial Narrow" w:eastAsia="Arial Narrow" w:hAnsi="Arial Narrow" w:cs="Arial Narrow"/>
-          <w:b/>
+          <ns2:ligatures ns2:val="none"/>
+        </w:rPr>
+        <w:t>29571</w:t>
+      </w:r>
+      <w:r>
+        <w:rPr>
+          <w:rFonts w:ascii="Arial Narrow" w:eastAsia="Arial Narrow" w:hAnsi="Arial Narrow" w:cs="Arial Narrow"/>
           <w:color w:val="000000"/>
           <w:kern w:val="0"/>
           <w:lang w:eastAsia="es-PE"/>
-          <w14:ligatures w14:val="none"/>
-        </w:rPr>
-        <w:t>:</w:t>
-      </w:r>
-      <w:r>
-        <w:rPr>
-          <w:rFonts w:ascii="Arial Narrow" w:eastAsia="Arial Narrow" w:hAnsi="Arial Narrow" w:cs="Arial Narrow"/>
-          <w:color w:val="000000"/>
-          <w:kern w:val="0"/>
-          <w:lang w:eastAsia="es-PE"/>
-          <w14:ligatures w14:val="none"/>
-        </w:rPr>
-        <w:t xml:space="preserve"> </w:t>
-      </w:r>
-      <w:bookmarkStart w:id="14" w:name="_Hlk188286915"/>
-      <w:r>
-        <w:rPr>
-          <w:rFonts w:ascii="Arial Narrow" w:eastAsia="Arial Narrow" w:hAnsi="Arial Narrow" w:cs="Arial Narrow"/>
-          <w:color w:val="000000"/>
-          <w:kern w:val="0"/>
-          <w:lang w:eastAsia="es-PE"/>
-          <w14:ligatures w14:val="none"/>
-        </w:rPr>
-        <w:t xml:space="preserve">informar a las partes que el artículo 110 de la Ley </w:t>
-      </w:r>
-      <w:r>
-        <w:rPr>
-          <w:rFonts w:ascii="Arial Narrow" w:eastAsia="Arial Narrow" w:hAnsi="Arial Narrow" w:cs="Times New Roman"/>
-          <w:color w:val="000000"/>
-          <w:kern w:val="0"/>
-          <w:lang w:eastAsia="es-PE"/>
-          <w14:ligatures w14:val="none"/>
-        </w:rPr>
-        <w:t>29571</w:t>
-      </w:r>
-      <w:r>
-        <w:rPr>
-          <w:rFonts w:ascii="Arial Narrow" w:eastAsia="Arial Narrow" w:hAnsi="Arial Narrow" w:cs="Arial Narrow"/>
-          <w:color w:val="000000"/>
-          <w:kern w:val="0"/>
-          <w:lang w:eastAsia="es-PE"/>
-          <w14:ligatures w14:val="none"/>
+          <ns2:ligatures ns2:val="none"/>
         </w:rPr>
         <w:t>, Código de Protección y Defensa del Consumidor</w:t>
       </w:r>
@@ -6556,7 +6517,7 @@
           <w:kern w:val="0"/>
           <w:vertAlign w:val="superscript"/>
           <w:lang w:eastAsia="es-PE"/>
-          <w14:ligatures w14:val="none"/>
+          <ns2:ligatures ns2:val="none"/>
         </w:rPr>
         <w:footnoteReference w:id="9"/>
       </w:r>
@@ -6566,7 +6527,7 @@
           <w:color w:val="000000"/>
           <w:kern w:val="0"/>
           <w:lang w:eastAsia="es-PE"/>
-          <w14:ligatures w14:val="none"/>
+          <ns2:ligatures ns2:val="none"/>
         </w:rPr>
         <w:t>, faculta a la Comisión a calificar las infracciones de la referida norma como leves, graves o muy graves e imponer sanciones que van desde una amonestación hasta una multa por un máximo de 450 Unidades Impositivas Tributarias, sin perjuicio de las medidas correctivas, reparadoras y complementarias, que puedan ordenarse de acuerdo a lo estipulado en los artículos 114, 115 y 116 de la referida norma</w:t>
       </w:r>
@@ -6578,7 +6539,7 @@
           <w:kern w:val="0"/>
           <w:vertAlign w:val="superscript"/>
           <w:lang w:eastAsia="es-PE"/>
-          <w14:ligatures w14:val="none"/>
+          <ns2:ligatures ns2:val="none"/>
         </w:rPr>
         <w:footnoteReference w:id="10"/>
       </w:r>
@@ -6588,7 +6549,7 @@
           <w:color w:val="000000"/>
           <w:kern w:val="0"/>
           <w:lang w:eastAsia="es-PE"/>
-          <w14:ligatures w14:val="none"/>
+          <ns2:ligatures ns2:val="none"/>
         </w:rPr>
         <w:t xml:space="preserve">. </w:t>
       </w:r>
@@ -6599,7 +6560,7 @@
           <w:color w:val="000000"/>
           <w:kern w:val="0"/>
           <w:lang w:eastAsia="es-PE"/>
-          <w14:ligatures w14:val="none"/>
+          <ns2:ligatures ns2:val="none"/>
         </w:rPr>
         <w:t>Asimismo, se consideran circunstancias atenuantes para la graduación de la sanción, el allanamiento de la denuncia o el reconocimiento de las pretensiones en ella contenidas, de acuerdo con el artículo 112 del Código</w:t>
       </w:r>
@@ -6611,7 +6572,7 @@
           <w:kern w:val="0"/>
           <w:vertAlign w:val="superscript"/>
           <w:lang w:eastAsia="es-PE"/>
-          <w14:ligatures w14:val="none"/>
+          <ns2:ligatures ns2:val="none"/>
         </w:rPr>
         <w:footnoteReference w:id="11"/>
       </w:r>
@@ -6621,12 +6582,12 @@
           <w:color w:val="000000"/>
           <w:kern w:val="0"/>
           <w:lang w:eastAsia="es-PE"/>
-          <w14:ligatures w14:val="none"/>
+          <ns2:ligatures ns2:val="none"/>
         </w:rPr>
         <w:t>.</w:t>
       </w:r>
     </w:p>
-    <w:p>
+    <w:p ns2:paraId="79F11E15" ns2:textId="77777777">
       <w:pPr>
         <w:spacing w:after="0" w:line="240" w:lineRule="auto"/>
         <w:jc w:val="both"/>
@@ -6636,11 +6597,11 @@
           <w:color w:val="000000"/>
           <w:kern w:val="0"/>
           <w:lang w:eastAsia="es-PE"/>
-          <w14:ligatures w14:val="none"/>
-        </w:rPr>
-      </w:pPr>
-    </w:p>
-    <w:p>
+          <ns2:ligatures ns2:val="none"/>
+        </w:rPr>
+      </w:pPr>
+    </w:p>
+    <w:p ns2:paraId="321C0F94" ns2:textId="088F8104">
       <w:pPr>
         <w:spacing w:after="0" w:line="240" w:lineRule="auto"/>
         <w:jc w:val="both"/>
@@ -6649,7 +6610,7 @@
           <w:color w:val="000000"/>
           <w:kern w:val="0"/>
           <w:lang w:eastAsia="es-PE"/>
-          <w14:ligatures w14:val="none"/>
+          <ns2:ligatures ns2:val="none"/>
         </w:rPr>
       </w:pPr>
       <w:r>
@@ -6659,7 +6620,7 @@
           <w:color w:val="000000"/>
           <w:kern w:val="0"/>
           <w:lang w:eastAsia="es-PE"/>
-          <w14:ligatures w14:val="none"/>
+          <ns2:ligatures ns2:val="none"/>
         </w:rPr>
         <w:t>DÉCIMO</w:t>
       </w:r>
@@ -6670,7 +6631,7 @@
           <w:color w:val="000000"/>
           <w:kern w:val="0"/>
           <w:lang w:eastAsia="es-PE"/>
-          <w14:ligatures w14:val="none"/>
+          <ns2:ligatures ns2:val="none"/>
         </w:rPr>
         <w:t>:</w:t>
       </w:r>
@@ -6680,12 +6641,12 @@
           <w:color w:val="000000"/>
           <w:kern w:val="0"/>
           <w:lang w:eastAsia="es-PE"/>
-          <w14:ligatures w14:val="none"/>
+          <ns2:ligatures ns2:val="none"/>
         </w:rPr>
         <w:t xml:space="preserve"> informar a las partes que conforme a lo establecido en el artículo 39 de la Ley sobre Facultades, Normas y Organización del Indecopi, aprobada por Decreto Legislativo 807, los gastos por los peritajes realizados, actuación de pruebas, inspecciones y otros derivados de la tramitación del proceso serán de cargo de la parte que solicita la prueba, salvo pacto en contrario. En todos los casos, la resolución final determinará si los gastos deben ser asumidos por alguna de las partes, o reembolsados a la otra parte o al Indecopi, según sea el caso, de manera adicional a la sanción que haya podido imponerse. </w:t>
       </w:r>
     </w:p>
-    <w:p>
+    <w:p ns2:paraId="798E75A8" ns2:textId="77777777">
       <w:pPr>
         <w:spacing w:after="0" w:line="240" w:lineRule="auto"/>
         <w:jc w:val="both"/>
@@ -6694,11 +6655,11 @@
           <w:color w:val="000000"/>
           <w:kern w:val="0"/>
           <w:lang w:eastAsia="es-PE"/>
-          <w14:ligatures w14:val="none"/>
-        </w:rPr>
-      </w:pPr>
-    </w:p>
-    <w:p>
+          <ns2:ligatures ns2:val="none"/>
+        </w:rPr>
+      </w:pPr>
+    </w:p>
+    <w:p ns2:paraId="6944A684" ns2:textId="2CC3741E">
       <w:pPr>
         <w:suppressAutoHyphens/>
         <w:spacing w:after="0" w:line="240" w:lineRule="auto"/>
@@ -6707,7 +6668,7 @@
           <w:rFonts w:ascii="Arial Narrow" w:eastAsia="Calibri" w:hAnsi="Arial Narrow" w:cs="Arial"/>
           <w:kern w:val="0"/>
           <w:u w:val="single"/>
-          <w14:ligatures w14:val="none"/>
+          <ns2:ligatures ns2:val="none"/>
         </w:rPr>
       </w:pPr>
       <w:r>
@@ -6717,7 +6678,7 @@
           <w:color w:val="000000"/>
           <w:kern w:val="0"/>
           <w:lang w:eastAsia="es-PE"/>
-          <w14:ligatures w14:val="none"/>
+          <ns2:ligatures ns2:val="none"/>
         </w:rPr>
         <w:t>DÉCIMO</w:t>
       </w:r>
@@ -6728,7 +6689,7 @@
           <w:color w:val="000000"/>
           <w:kern w:val="0"/>
           <w:lang w:eastAsia="es-PE"/>
-          <w14:ligatures w14:val="none"/>
+          <ns2:ligatures ns2:val="none"/>
         </w:rPr>
         <w:t xml:space="preserve"> PRIMERO</w:t>
       </w:r>
@@ -6738,7 +6699,7 @@
           <w:b/>
           <w:color w:val="000000"/>
           <w:kern w:val="0"/>
-          <w14:ligatures w14:val="none"/>
+          <ns2:ligatures ns2:val="none"/>
         </w:rPr>
         <w:t>:</w:t>
       </w:r>
@@ -6747,7 +6708,7 @@
           <w:rFonts w:ascii="Arial Narrow" w:eastAsia="Arial Narrow" w:hAnsi="Arial Narrow" w:cs="Arial"/>
           <w:color w:val="000000"/>
           <w:kern w:val="0"/>
-          <w14:ligatures w14:val="none"/>
+          <ns2:ligatures ns2:val="none"/>
         </w:rPr>
         <w:t xml:space="preserve"> comunicar a las partes que, de acuerdo a lo señalado por el artículo 29 del Decreto Legislativo</w:t>
       </w:r>
@@ -6756,7 +6717,7 @@
           <w:rFonts w:ascii="Arial Narrow" w:eastAsia="Arial Narrow" w:hAnsi="Arial Narrow" w:cs="Arial"/>
           <w:color w:val="000000"/>
           <w:kern w:val="0"/>
-          <w14:ligatures w14:val="none"/>
+          <ns2:ligatures ns2:val="none"/>
         </w:rPr>
         <w:t xml:space="preserve"> </w:t>
       </w:r>
@@ -6765,7 +6726,7 @@
           <w:rFonts w:ascii="Arial Narrow" w:eastAsia="Arial Narrow" w:hAnsi="Arial Narrow" w:cs="Arial"/>
           <w:color w:val="000000"/>
           <w:kern w:val="0"/>
-          <w14:ligatures w14:val="none"/>
+          <ns2:ligatures ns2:val="none"/>
         </w:rPr>
         <w:t>807</w:t>
       </w:r>
@@ -6776,7 +6737,7 @@
           <w:color w:val="000000"/>
           <w:kern w:val="0"/>
           <w:vertAlign w:val="superscript"/>
-          <w14:ligatures w14:val="none"/>
+          <ns2:ligatures ns2:val="none"/>
         </w:rPr>
         <w:footnoteReference w:id="12"/>
       </w:r>
@@ -6785,7 +6746,7 @@
           <w:rFonts w:ascii="Arial Narrow" w:eastAsia="Arial Narrow" w:hAnsi="Arial Narrow" w:cs="Arial"/>
           <w:color w:val="000000"/>
           <w:kern w:val="0"/>
-          <w14:ligatures w14:val="none"/>
+          <ns2:ligatures ns2:val="none"/>
         </w:rPr>
         <w:t xml:space="preserve">, hasta antes de la emisión de la Resolución Final tienen la posibilidad de solicitar una audiencia de conciliación. En caso deleguen a favor de una tercera persona su actuación en la diligencia programada, esta deberá presentar un poder especial con firma legalizada ante Notario Público, donde conste </w:t>
       </w:r>
@@ -6795,7 +6756,7 @@
           <w:color w:val="000000"/>
           <w:kern w:val="0"/>
           <w:u w:val="single"/>
-          <w14:ligatures w14:val="none"/>
+          <ns2:ligatures ns2:val="none"/>
         </w:rPr>
         <w:t>expresamente su facultad para asistir y conciliar en su representación</w:t>
       </w:r>
@@ -6805,7 +6766,7 @@
           <w:bCs/>
           <w:color w:val="000000"/>
           <w:kern w:val="0"/>
-          <w14:ligatures w14:val="none"/>
+          <ns2:ligatures ns2:val="none"/>
         </w:rPr>
         <w:t>.</w:t>
       </w:r>
@@ -6816,7 +6777,7 @@
           <w:bCs/>
           <w:color w:val="000000"/>
           <w:kern w:val="0"/>
-          <w14:ligatures w14:val="none"/>
+          <ns2:ligatures ns2:val="none"/>
         </w:rPr>
         <w:t xml:space="preserve"> </w:t>
       </w:r>
@@ -6826,12 +6787,12 @@
           <w:color w:val="000000"/>
           <w:kern w:val="0"/>
           <w:u w:val="single"/>
-          <w14:ligatures w14:val="none"/>
+          <ns2:ligatures ns2:val="none"/>
         </w:rPr>
         <w:t xml:space="preserve">Ello bajo apercibimiento de no realizar la audiencia de conciliación y levantar el acta de inasistencia correspondiente. </w:t>
       </w:r>
     </w:p>
-    <w:p>
+    <w:p ns2:paraId="09B4F2CB" ns2:textId="77777777">
       <w:pPr>
         <w:suppressAutoHyphens/>
         <w:spacing w:after="0" w:line="240" w:lineRule="auto"/>
@@ -6840,11 +6801,11 @@
           <w:rFonts w:ascii="Arial Narrow" w:eastAsia="Calibri" w:hAnsi="Arial Narrow" w:cs="Arial"/>
           <w:kern w:val="0"/>
           <w:u w:val="single"/>
-          <w14:ligatures w14:val="none"/>
-        </w:rPr>
-      </w:pPr>
-    </w:p>
-    <w:p>
+          <ns2:ligatures ns2:val="none"/>
+        </w:rPr>
+      </w:pPr>
+    </w:p>
+    <w:p ns2:paraId="7DD30B3E" ns2:textId="18CA7B01">
       <w:pPr>
         <w:suppressAutoHyphens/>
         <w:spacing w:after="0" w:line="240" w:lineRule="auto"/>
@@ -6854,7 +6815,7 @@
           <w:color w:val="000000"/>
           <w:kern w:val="0"/>
           <w:lang w:eastAsia="es-PE"/>
-          <w14:ligatures w14:val="none"/>
+          <ns2:ligatures ns2:val="none"/>
         </w:rPr>
       </w:pPr>
       <w:r>
@@ -6864,7 +6825,7 @@
           <w:color w:val="000000"/>
           <w:kern w:val="0"/>
           <w:lang w:eastAsia="es-PE"/>
-          <w14:ligatures w14:val="none"/>
+          <ns2:ligatures ns2:val="none"/>
         </w:rPr>
         <w:t>DÉCIMO SEGUNDO</w:t>
       </w:r>
@@ -6875,7 +6836,7 @@
           <w:color w:val="000000"/>
           <w:kern w:val="0"/>
           <w:lang w:eastAsia="es-PE"/>
-          <w14:ligatures w14:val="none"/>
+          <ns2:ligatures ns2:val="none"/>
         </w:rPr>
         <w:t>:</w:t>
       </w:r>
@@ -6885,14 +6846,14 @@
           <w:color w:val="000000"/>
           <w:kern w:val="0"/>
           <w:lang w:eastAsia="es-PE"/>
-          <w14:ligatures w14:val="none"/>
+          <ns2:ligatures ns2:val="none"/>
         </w:rPr>
         <w:t xml:space="preserve"> poner en conocimiento de las partes que, antes de la emisión de la Resolución Final, tienen la posibilidad de formular su desistimiento o presentar el acuerdo arribado mediante la conciliación, mediación, transacción o cualquier otro que, de forma indubitable, deje constancia que se ha solucionado la controversia materia de denuncia.</w:t>
       </w:r>
       <w:bookmarkStart w:id="15" w:name="h.gjdgxs" w:colFirst="0" w:colLast="0"/>
       <w:bookmarkEnd w:id="15"/>
     </w:p>
-    <w:p>
+    <w:p ns2:paraId="24633DE4" ns2:textId="77777777">
       <w:pPr>
         <w:suppressAutoHyphens/>
         <w:spacing w:after="0" w:line="240" w:lineRule="auto"/>
@@ -6902,11 +6863,11 @@
           <w:color w:val="000000"/>
           <w:kern w:val="0"/>
           <w:lang w:eastAsia="es-PE"/>
-          <w14:ligatures w14:val="none"/>
-        </w:rPr>
-      </w:pPr>
-    </w:p>
-    <w:p>
+          <ns2:ligatures ns2:val="none"/>
+        </w:rPr>
+      </w:pPr>
+    </w:p>
+    <w:p ns2:paraId="0E4A0AC1" ns2:textId="67F64C5A">
       <w:pPr>
         <w:suppressAutoHyphens/>
         <w:spacing w:after="0" w:line="240" w:lineRule="auto"/>
@@ -7012,7 +6973,7 @@
         <w:t/>
       </w:r>
     </w:p>
-    <w:p>
+    <w:p ns2:paraId="498B470F" ns2:textId="77777777">
       <w:pPr>
         <w:suppressAutoHyphens/>
         <w:spacing w:after="0" w:line="240" w:lineRule="auto"/>
@@ -7022,7 +6983,7 @@
         </w:rPr>
       </w:pPr>
     </w:p>
-    <w:p>
+    <w:p ns2:paraId="7F31E615" ns2:textId="7D49A4B5">
       <w:pPr>
         <w:suppressAutoHyphens/>
         <w:spacing w:after="0" w:line="240" w:lineRule="auto"/>
@@ -7099,7 +7060,7 @@
       <w:bookmarkStart w:id="16" w:name="_Hlk198890962"/>
     </w:p>
     <w:bookmarkEnd w:id="16"/>
-    <w:p>
+    <w:p ns2:paraId="24CA79C0" ns2:textId="77777777">
       <w:pPr>
         <w:spacing w:after="0" w:line="240" w:lineRule="auto"/>
         <w:jc w:val="both"/>
@@ -7108,7 +7069,7 @@
         </w:rPr>
       </w:pPr>
     </w:p>
-    <w:p>
+    <w:p ns2:paraId="06AD8BAD" ns2:textId="77777777">
       <w:pPr>
         <w:spacing w:after="0" w:line="240" w:lineRule="auto"/>
         <w:jc w:val="center"/>
@@ -7129,7 +7090,7 @@
         <w:t xml:space="preserve">Firmado digitalmente por </w:t>
       </w:r>
     </w:p>
-    <w:p>
+    <w:p ns2:paraId="4AD425EB" ns2:textId="77777777">
       <w:pPr>
         <w:spacing w:after="0" w:line="240" w:lineRule="auto"/>
         <w:jc w:val="center"/>
@@ -7150,7 +7111,7 @@
         <w:t>EVELING ROA QUISPE</w:t>
       </w:r>
     </w:p>
-    <w:p>
+    <w:p ns2:paraId="47BF7972" ns2:textId="77777777">
       <w:pPr>
         <w:spacing w:after="0" w:line="240" w:lineRule="auto"/>
         <w:jc w:val="center"/>
@@ -7171,7 +7132,7 @@
         <w:t>Secretaria Técnica</w:t>
       </w:r>
     </w:p>
-    <w:p>
+    <w:p ns2:paraId="17A2D26C" ns2:textId="77777777">
       <w:pPr>
         <w:spacing w:after="0" w:line="240" w:lineRule="auto"/>
         <w:jc w:val="center"/>
@@ -7190,7 +7151,7 @@
         <w:t>Comisión de Protección al Consumidor 1</w:t>
       </w:r>
     </w:p>
-    <w:p>
+    <w:p ns2:paraId="5C6F4210" ns2:textId="77777777">
       <w:pPr>
         <w:spacing w:after="0" w:line="240" w:lineRule="auto"/>
         <w:rPr>
@@ -7209,7 +7170,7 @@
         <w:t>LGP/JCQ</w:t>
       </w:r>
     </w:p>
-    <w:p>
+    <w:p ns2:paraId="33464EEF" ns2:textId="77777777">
       <w:pPr>
         <w:spacing w:after="0" w:line="240" w:lineRule="auto"/>
         <w:jc w:val="both"/>
@@ -7218,7 +7179,7 @@
         </w:rPr>
       </w:pPr>
     </w:p>
-    <w:p>
+    <w:p ns2:paraId="2B4EE89D" ns2:textId="77777777">
       <w:pPr>
         <w:spacing w:after="0" w:line="240" w:lineRule="auto"/>
         <w:jc w:val="both"/>
@@ -7228,12 +7189,12 @@
       </w:pPr>
     </w:p>
     <w:sectPr>
-      <w:headerReference w:type="even" r:id="rId8"/>
-      <w:headerReference w:type="default" r:id="rId9"/>
-      <w:footerReference w:type="even" r:id="rId10"/>
-      <w:footerReference w:type="default" r:id="rId11"/>
-      <w:headerReference w:type="first" r:id="rId12"/>
-      <w:footerReference w:type="first" r:id="rId13"/>
+      <w:headerReference w:type="even" ns3:id="rId8"/>
+      <w:headerReference w:type="default" ns3:id="rId9"/>
+      <w:footerReference w:type="even" ns3:id="rId10"/>
+      <w:footerReference w:type="default" ns3:id="rId11"/>
+      <w:headerReference w:type="first" ns3:id="rId12"/>
+      <w:footerReference w:type="first" ns3:id="rId13"/>
       <w:pgSz w:w="11906" w:h="16838"/>
       <w:pgMar w:top="1417" w:right="1701" w:bottom="1417" w:left="1701" w:header="708" w:footer="708" w:gutter="0"/>
       <w:cols w:space="708"/>

--- a/plantillas_maestras/02_seguro_vida/anulacion_indebida/2_ddos_banco_y_aseguradora/varon/TPL_2263_2026_SEGURO_VIDA_ANULACION_INDEBIDA_BANCO_VARON_R2.docx
+++ b/plantillas_maestras/02_seguro_vida/anulacion_indebida/2_ddos_banco_y_aseguradora/varon/TPL_2263_2026_SEGURO_VIDA_ANULACION_INDEBIDA_BANCO_VARON_R2.docx
@@ -5918,7 +5918,7 @@
           <w:sz w:val="20"/>
           <w:szCs w:val="20"/>
         </w:rPr>
-        <w:t xml:space="preserve">correr traslado de la presente resolución a Corredores de Seguros Falabella S.A.C., Falabella Servicios Generales S.A.C., Banco Falabella Perú S.A. y Pacifico Compañia de Seguros y Reaseguros S.A para que, de conformidad con lo dispuesto por el artículo 26° de la Ley sobre Facultades, Normas y Organización del Indecopi, aprobado por Decreto Legislativo N° 8079, presenten sus descargos sobre la imputación de cargos realizada en un plazo no mayor a cinco (5) días hábiles contado a partir del día siguiente de la notificación de la presente resolución, vencido el cual, el Secretario Técnico declarará en rebeldía a los denunciados que no lo hubieran presentado. Debe precisarse que de conformidad con lo establecido por el artículo 223° del Texto Único Ordenado de la Ley N° 27444, Ley del Procedimiento Administrativo General, las alegaciones y los hechos relevantes de la reclamación, salvo que hayan sido específicamente negadas en la contestación, se tendrán por aceptadas o meritadas como ciertas.</w:t>
+        <w:t xml:space="preserve">correr traslado de la presente resolución a Corredores de Seguros Falabella S.A.C., Falabella Servicios Generales S.A.C., Banco Falabella Perú S.A. y Pacifico Compañia de Seguros y Reaseguros S.A. para que, de conformidad con lo dispuesto por el artículo 26 de la Ley sobre Facultades, Normas y Organización del Indecopi, aprobada por Decreto Legislativo 807, presenten sus descargos sobre la imputación de cargos realizada en un plazo no mayor a cinco (5) días hábiles contado a partir del día siguiente de la notificación de la presente resolución, vencido el cual, el Secretario Técnico declarará en rebeldía a los denunciados que no lo hubieran presentado. Debe precisarse que de conformidad con lo establecido por el artículo 223 del Texto Único Ordenado de la Ley 27444, Ley del Procedimiento Administrativo General, las alegaciones y los hechos relevantes de la reclamación, salvo que hayan sido específicamente negadas en la contestación, se tendrán por aceptadas o merituadas como ciertas.</w:t>
       </w:r>
     </w:p>
     <w:p ns2:paraId="2FC20AB7" ns2:textId="77777777">

--- a/plantillas_maestras/02_seguro_vida/anulacion_indebida/2_ddos_banco_y_aseguradora/varon/TPL_2263_2026_SEGURO_VIDA_ANULACION_INDEBIDA_BANCO_VARON_R2.docx
+++ b/plantillas_maestras/02_seguro_vida/anulacion_indebida/2_ddos_banco_y_aseguradora/varon/TPL_2263_2026_SEGURO_VIDA_ANULACION_INDEBIDA_BANCO_VARON_R2.docx
@@ -1346,7 +1346,7 @@
           <w:rFonts w:ascii="Arial Narrow" w:eastAsia="Arial Narrow" w:hAnsi="Arial Narrow"/>
           <w:color w:val="000000"/>
         </w:rPr>
-        <w:t xml:space="preserve">El 7 de septiembre de 2025, le reembolsaron la suma de S/ 380,00, monto que aplicaron como saldo a favor en su tarjeta de crédito. Con anterioridad al 15 de diciembre de 2025, Pacífico descontinuó el plan comercial. </w:t>
+        <w:t xml:space="preserve">El 7 de setiembre de 2025, le reembolsaron la suma de S/ 380,00, monto que aplicaron como saldo a favor en su tarjeta de crédito. Con anterioridad al 15 de diciembre de 2025, Pacífico descontinuó el plan comercial. </w:t>
       </w:r>
     </w:p>
     <w:p ns2:paraId="5A8DDBC7" ns2:textId="77777777">
@@ -7336,7 +7336,7 @@
           <w:lang w:val="es-419"/>
         </w:rPr>
         <w:tab/>
-        <w:t>Publicado el 2 de setiembre del 2010 en el Diario Oficial El Peruano, vigente desde el 2 de octubre del 2010 y modificado por Decreto Legislativo 1308.</w:t>
+        <w:t xml:space="preserve">Publicado el 2 de setiembre de 2010 en el Diario Oficial El Peruano, vigente desde el 2 de octubre de 2010 y modificado por Decreto Legislativo 1308.</w:t>
       </w:r>
     </w:p>
   </w:footnote>

--- a/plantillas_maestras/02_seguro_vida/anulacion_indebida/2_ddos_banco_y_aseguradora/varon/TPL_2263_2026_SEGURO_VIDA_ANULACION_INDEBIDA_BANCO_VARON_R2.docx
+++ b/plantillas_maestras/02_seguro_vida/anulacion_indebida/2_ddos_banco_y_aseguradora/varon/TPL_2263_2026_SEGURO_VIDA_ANULACION_INDEBIDA_BANCO_VARON_R2.docx
@@ -1,8 +1,8 @@
 
 <file path=word/document.xml><?xml version="1.0" encoding="utf-8"?>
-<w:document xmlns:ns1="http://schemas.openxmlformats.org/markup-compatibility/2006" xmlns:ns2="http://schemas.microsoft.com/office/word/2010/wordml" xmlns:ns3="http://schemas.openxmlformats.org/officeDocument/2006/relationships" xmlns:w="http://schemas.openxmlformats.org/wordprocessingml/2006/main" ns1:Ignorable="w14 w15 w16se w16cid w16 w16cex w16sdtdh w16sdtfl w16du wp14">
+<w:document xmlns:mc="http://schemas.openxmlformats.org/markup-compatibility/2006" xmlns:r="http://schemas.openxmlformats.org/officeDocument/2006/relationships" xmlns:w="http://schemas.openxmlformats.org/wordprocessingml/2006/main" xmlns:w14="http://schemas.microsoft.com/office/word/2010/wordml" xmlns:w15="http://schemas.microsoft.com/office/word/2012/wordml" xmlns:w16="http://schemas.microsoft.com/office/word/2018/wordml" xmlns:w16cex="http://schemas.microsoft.com/office/word/2018/wordml/cex" xmlns:w16cid="http://schemas.microsoft.com/office/word/2016/wordml/cid" xmlns:w16du="http://schemas.microsoft.com/office/word/2023/wordml/word16du" xmlns:w16sdtdh="http://schemas.microsoft.com/office/word/2020/wordml/sdtdatahash" xmlns:w16se="http://schemas.microsoft.com/office/word/2015/wordml/symex" xmlns:wp14="http://schemas.microsoft.com/office/word/2010/wordprocessingDrawing" mc:Ignorable="w14 w15 w16se w16cid w16 w16cex w16sdtdh w16du wp14">
   <w:body>
-    <w:p ns2:paraId="0342AC77" ns2:textId="77777777">
+    <w:p>
       <w:pPr>
         <w:tabs>
           <w:tab w:val="left" w:pos="1701"/>
@@ -14,7 +14,7 @@
           <w:color w:val="000000"/>
           <w:kern w:val="0"/>
           <w:lang w:eastAsia="es-PE"/>
-          <ns2:ligatures ns2:val="none"/>
+          <w14:ligatures w14:val="none"/>
         </w:rPr>
       </w:pPr>
       <w:r>
@@ -44,7 +44,7 @@
         <w:t>2263-2026/CC1</w:t>
       </w:r>
     </w:p>
-    <w:p ns2:paraId="2FDF1677" ns2:textId="77777777">
+    <w:p>
       <w:pPr>
         <w:tabs>
           <w:tab w:val="left" w:pos="1701"/>
@@ -59,46 +59,25 @@
           <w:color w:val="000000"/>
           <w:kern w:val="0"/>
           <w:lang w:eastAsia="es-PE"/>
-          <ns2:ligatures ns2:val="none"/>
-        </w:rPr>
-      </w:pPr>
-      <w:r>
-        <w:rPr>
-          <w:rFonts w:ascii="Arial Narrow" w:eastAsia="Arial Narrow" w:hAnsi="Arial Narrow"/>
-          <w:b/>
-          <w:color w:val="000000"/>
-        </w:rPr>
-        <w:t xml:space="preserve">DENUNCIANTE:[DENUNCIANTE] (SEÑOR [APELLIDO])</w:t>
-      </w:r>
-      <w:r>
-        <w:rPr>
-          <w:rFonts w:ascii="Arial Narrow" w:eastAsia="Arial Narrow" w:hAnsi="Arial Narrow"/>
-          <w:b/>
-          <w:color w:val="000000"/>
-        </w:rPr>
+          <w14:ligatures w14:val="none"/>
+        </w:rPr>
+      </w:pPr>
+      <w:r>
+        <w:rPr>
+          <w:rFonts w:ascii="Arial Narrow" w:eastAsia="Arial Narrow" w:hAnsi="Arial Narrow"/>
+          <w:b/>
+          <w:color w:val="000000"/>
+        </w:rPr>
+        <w:t>DENUNCIANTE</w:t>
         <w:tab/>
-        <w:t/>
-      </w:r>
-      <w:r>
-        <w:rPr>
-          <w:rFonts w:ascii="Arial Narrow" w:eastAsia="Arial Narrow" w:hAnsi="Arial Narrow"/>
-          <w:b/>
-          <w:color w:val="000000"/>
-        </w:rPr>
+        <w:t>:</w:t>
         <w:tab/>
+        <w:t xml:space="preserve">[DENUNCIANTE] (SEÑOR [APELLIDO])</w:t>
       </w:r>
       <w:bookmarkStart w:id="0" w:name="_Hlk236299696"/>
-      <w:r>
-        <w:rPr>
-          <w:rFonts w:ascii="Arial Narrow" w:eastAsia="Arial Narrow" w:hAnsi="Arial Narrow"/>
-          <w:b/>
-          <w:color w:val="000000"/>
-        </w:rPr>
-        <w:t/>
-      </w:r>
       <w:bookmarkEnd w:id="0"/>
     </w:p>
-    <w:p ns2:paraId="19742A65" ns2:textId="2FB819F5">
+    <w:p>
       <w:pPr>
         <w:tabs>
           <w:tab w:val="left" w:pos="1701"/>
@@ -156,7 +135,7 @@
         <w:t>PACÍFICO COMPAÑÍA DE SEGUROS Y REASEGUROS S.A. (PACÍFICO)</w:t>
       </w:r>
     </w:p>
-    <w:p ns2:paraId="465949BB" ns2:textId="77777777">
+    <w:p>
       <w:pPr>
         <w:tabs>
           <w:tab w:val="left" w:pos="1701"/>
@@ -196,7 +175,7 @@
         <w:t>CORREDORES DE SEGUROS FALABELLA S.A.C. (CORREDORES DE SEGUROS FALABELLA)</w:t>
       </w:r>
     </w:p>
-    <w:p ns2:paraId="5C96680C" ns2:textId="77777777">
+    <w:p>
       <w:pPr>
         <w:tabs>
           <w:tab w:val="left" w:pos="1701"/>
@@ -236,7 +215,7 @@
         <w:t>FALABELLA SERVICIOS GENERALES S.A.C. (FALABELLA SERVICIOS GENERALES)</w:t>
       </w:r>
     </w:p>
-    <w:p ns2:paraId="1C6DA6C8" ns2:textId="746863FA">
+    <w:p>
       <w:pPr>
         <w:tabs>
           <w:tab w:val="left" w:pos="1701"/>
@@ -251,7 +230,7 @@
           <w:color w:val="000000"/>
           <w:kern w:val="0"/>
           <w:lang w:eastAsia="es-PE"/>
-          <ns2:ligatures ns2:val="none"/>
+          <w14:ligatures w14:val="none"/>
         </w:rPr>
       </w:pPr>
       <w:r>
@@ -288,7 +267,7 @@
         <w:t>)</w:t>
       </w:r>
     </w:p>
-    <w:p ns2:paraId="35A3FF14" ns2:textId="57E149D7">
+    <w:p>
       <w:pPr>
         <w:tabs>
           <w:tab w:val="left" w:pos="1701"/>
@@ -303,7 +282,7 @@
           <w:color w:val="000000"/>
           <w:kern w:val="0"/>
           <w:lang w:eastAsia="es-PE"/>
-          <ns2:ligatures ns2:val="none"/>
+          <w14:ligatures w14:val="none"/>
         </w:rPr>
       </w:pPr>
       <w:r>
@@ -313,7 +292,7 @@
           <w:color w:val="000000"/>
           <w:kern w:val="0"/>
           <w:lang w:eastAsia="es-PE"/>
-          <ns2:ligatures ns2:val="none"/>
+          <w14:ligatures w14:val="none"/>
         </w:rPr>
         <w:t>MATERIAS</w:t>
       </w:r>
@@ -324,7 +303,7 @@
           <w:color w:val="000000"/>
           <w:kern w:val="0"/>
           <w:lang w:eastAsia="es-PE"/>
-          <ns2:ligatures ns2:val="none"/>
+          <w14:ligatures w14:val="none"/>
         </w:rPr>
         <w:tab/>
         <w:t>:</w:t>
@@ -336,7 +315,7 @@
           <w:color w:val="000000"/>
           <w:kern w:val="0"/>
           <w:lang w:eastAsia="es-PE"/>
-          <ns2:ligatures ns2:val="none"/>
+          <w14:ligatures w14:val="none"/>
         </w:rPr>
         <w:t xml:space="preserve"> </w:t>
       </w:r>
@@ -347,7 +326,7 @@
           <w:color w:val="000000"/>
           <w:kern w:val="0"/>
           <w:lang w:eastAsia="es-PE"/>
-          <ns2:ligatures ns2:val="none"/>
+          <w14:ligatures w14:val="none"/>
         </w:rPr>
         <w:t xml:space="preserve"> </w:t>
       </w:r>
@@ -358,13 +337,13 @@
           <w:color w:val="000000"/>
           <w:kern w:val="0"/>
           <w:lang w:eastAsia="es-PE"/>
-          <ns2:ligatures ns2:val="none"/>
+          <w14:ligatures w14:val="none"/>
         </w:rPr>
         <w:tab/>
         <w:t>ADMISIÓN A TRÁMITE</w:t>
       </w:r>
     </w:p>
-    <w:p ns2:paraId="6F7D737C" ns2:textId="77777777">
+    <w:p>
       <w:pPr>
         <w:tabs>
           <w:tab w:val="left" w:pos="1701"/>
@@ -379,7 +358,7 @@
           <w:color w:val="000000"/>
           <w:kern w:val="0"/>
           <w:lang w:eastAsia="es-PE"/>
-          <ns2:ligatures ns2:val="none"/>
+          <w14:ligatures w14:val="none"/>
         </w:rPr>
       </w:pPr>
       <w:r>
@@ -389,12 +368,12 @@
           <w:color w:val="000000"/>
           <w:kern w:val="0"/>
           <w:lang w:eastAsia="es-PE"/>
-          <ns2:ligatures ns2:val="none"/>
+          <w14:ligatures w14:val="none"/>
         </w:rPr>
         <w:t xml:space="preserve">REQUERIMIENTO DE INFORMACIÓN </w:t>
       </w:r>
     </w:p>
-    <w:p ns2:paraId="3AC4585B" ns2:textId="77777777">
+    <w:p>
       <w:pPr>
         <w:tabs>
           <w:tab w:val="left" w:pos="1701"/>
@@ -408,7 +387,7 @@
           <w:color w:val="000000"/>
           <w:kern w:val="0"/>
           <w:lang w:eastAsia="es-PE"/>
-          <ns2:ligatures ns2:val="none"/>
+          <w14:ligatures w14:val="none"/>
         </w:rPr>
       </w:pPr>
       <w:r>
@@ -438,7 +417,7 @@
         <w:t>1</w:t>
       </w:r>
     </w:p>
-    <w:p ns2:paraId="197E5BB9" ns2:textId="77777777">
+    <w:p>
       <w:pPr>
         <w:tabs>
           <w:tab w:val="left" w:pos="1014"/>
@@ -451,11 +430,11 @@
           <w:kern w:val="0"/>
           <w:shd w:val="clear" w:color="auto" w:fill="FFFFFF"/>
           <w:lang w:eastAsia="es-PE"/>
-          <ns2:ligatures ns2:val="none"/>
-        </w:rPr>
-      </w:pPr>
-    </w:p>
-    <w:p ns2:paraId="1F9198AF" ns2:textId="5A16B2B3">
+          <w14:ligatures w14:val="none"/>
+        </w:rPr>
+      </w:pPr>
+    </w:p>
+    <w:p>
       <w:pPr>
         <w:tabs>
           <w:tab w:val="left" w:pos="1014"/>
@@ -468,7 +447,7 @@
           <w:kern w:val="0"/>
           <w:shd w:val="clear" w:color="auto" w:fill="FFFFFF"/>
           <w:lang w:eastAsia="es-PE"/>
-          <ns2:ligatures ns2:val="none"/>
+          <w14:ligatures w14:val="none"/>
         </w:rPr>
       </w:pPr>
       <w:r>
@@ -486,7 +465,7 @@
         <w:t>16 de julio de 2026</w:t>
       </w:r>
     </w:p>
-    <w:p ns2:paraId="2F9B2833" ns2:textId="77777777">
+    <w:p>
       <w:pPr>
         <w:tabs>
           <w:tab w:val="left" w:pos="1014"/>
@@ -498,11 +477,11 @@
           <w:color w:val="000000"/>
           <w:kern w:val="0"/>
           <w:lang w:eastAsia="es-PE"/>
-          <ns2:ligatures ns2:val="none"/>
-        </w:rPr>
-      </w:pPr>
-    </w:p>
-    <w:p ns2:paraId="6E61EFF6" ns2:textId="77777777">
+          <w14:ligatures w14:val="none"/>
+        </w:rPr>
+      </w:pPr>
+    </w:p>
+    <w:p>
       <w:pPr>
         <w:numPr>
           <w:ilvl w:val="0"/>
@@ -516,7 +495,7 @@
           <w:color w:val="000000"/>
           <w:kern w:val="0"/>
           <w:lang w:eastAsia="es-PE"/>
-          <ns2:ligatures ns2:val="none"/>
+          <w14:ligatures w14:val="none"/>
         </w:rPr>
       </w:pPr>
       <w:r>
@@ -526,12 +505,12 @@
           <w:color w:val="000000"/>
           <w:kern w:val="0"/>
           <w:lang w:eastAsia="es-PE"/>
-          <ns2:ligatures ns2:val="none"/>
+          <w14:ligatures w14:val="none"/>
         </w:rPr>
         <w:t xml:space="preserve">HECHOS </w:t>
       </w:r>
     </w:p>
-    <w:p ns2:paraId="3E3F9C7D" ns2:textId="77777777">
+    <w:p>
       <w:pPr>
         <w:spacing w:after="0" w:line="240" w:lineRule="auto"/>
         <w:jc w:val="both"/>
@@ -540,11 +519,11 @@
           <w:color w:val="000000"/>
           <w:kern w:val="0"/>
           <w:lang w:eastAsia="es-PE"/>
-          <ns2:ligatures ns2:val="none"/>
-        </w:rPr>
-      </w:pPr>
-    </w:p>
-    <w:p ns2:paraId="29634572" ns2:textId="3486F5BA">
+          <w14:ligatures w14:val="none"/>
+        </w:rPr>
+      </w:pPr>
+    </w:p>
+    <w:p>
       <w:pPr>
         <w:numPr>
           <w:ilvl w:val="1"/>
@@ -558,7 +537,7 @@
           <w:color w:val="000000"/>
           <w:kern w:val="0"/>
           <w:lang w:val="es-ES" w:eastAsia="es-ES"/>
-          <ns2:ligatures ns2:val="none"/>
+          <w14:ligatures w14:val="none"/>
         </w:rPr>
       </w:pPr>
       <w:r>
@@ -666,7 +645,7 @@
         <w:t/>
       </w:r>
     </w:p>
-    <w:p ns2:paraId="606BFEAE" ns2:textId="77777777">
+    <w:p>
       <w:pPr>
         <w:tabs>
           <w:tab w:val="left" w:pos="1134"/>
@@ -678,11 +657,11 @@
           <w:color w:val="000000"/>
           <w:kern w:val="0"/>
           <w:lang w:val="es-ES" w:eastAsia="es-ES"/>
-          <ns2:ligatures ns2:val="none"/>
-        </w:rPr>
-      </w:pPr>
-    </w:p>
-    <w:p ns2:paraId="4D3DBAC2" ns2:textId="77777777">
+          <w14:ligatures w14:val="none"/>
+        </w:rPr>
+      </w:pPr>
+    </w:p>
+    <w:p>
       <w:pPr>
         <w:pStyle w:val="Prrafodelista"/>
         <w:numPr>
@@ -701,7 +680,7 @@
           <w:color w:val="000000"/>
           <w:kern w:val="0"/>
           <w:lang w:eastAsia="es-ES"/>
-          <ns2:ligatures ns2:val="none"/>
+          <w14:ligatures w14:val="none"/>
         </w:rPr>
       </w:pPr>
       <w:r>
@@ -726,7 +705,7 @@
         <w:t xml:space="preserve"> el Seguro de Protección – Póliza 10 documentado en la Propuesta 20001979 (en adelante, Seguro de Protección), sin la aplicación de la promoción del primer mes sin costo. </w:t>
       </w:r>
     </w:p>
-    <w:p ns2:paraId="2EF408CF" ns2:textId="77777777">
+    <w:p>
       <w:pPr>
         <w:pStyle w:val="Prrafodelista"/>
         <w:spacing w:after="0" w:line="240" w:lineRule="auto"/>
@@ -737,11 +716,11 @@
           <w:color w:val="000000"/>
           <w:kern w:val="0"/>
           <w:lang w:eastAsia="es-ES"/>
-          <ns2:ligatures ns2:val="none"/>
-        </w:rPr>
-      </w:pPr>
-    </w:p>
-    <w:p ns2:paraId="7902C5B0" ns2:textId="77777777">
+          <w14:ligatures w14:val="none"/>
+        </w:rPr>
+      </w:pPr>
+    </w:p>
+    <w:p>
       <w:pPr>
         <w:pStyle w:val="Prrafodelista"/>
         <w:numPr>
@@ -760,7 +739,7 @@
           <w:color w:val="000000"/>
           <w:kern w:val="0"/>
           <w:lang w:eastAsia="es-ES"/>
-          <ns2:ligatures ns2:val="none"/>
+          <w14:ligatures w14:val="none"/>
         </w:rPr>
       </w:pPr>
       <w:r>
@@ -771,7 +750,7 @@
         <w:t xml:space="preserve">El 14 de febrero de 2025, presentó el Reclamo PE-RE-0538585 advirtiendo la falta de emisión del contrato y el cobro de la primera cuota. El 24 de febrero de 2025, le facturaron la prima por la suma de S/ 380,00. </w:t>
       </w:r>
     </w:p>
-    <w:p ns2:paraId="5694ADFC" ns2:textId="77777777">
+    <w:p>
       <w:pPr>
         <w:pStyle w:val="Prrafodelista"/>
         <w:spacing w:after="0" w:line="240" w:lineRule="auto"/>
@@ -782,11 +761,11 @@
           <w:color w:val="000000"/>
           <w:kern w:val="0"/>
           <w:lang w:eastAsia="es-ES"/>
-          <ns2:ligatures ns2:val="none"/>
-        </w:rPr>
-      </w:pPr>
-    </w:p>
-    <w:p ns2:paraId="525B38F6" ns2:textId="77777777">
+          <w14:ligatures w14:val="none"/>
+        </w:rPr>
+      </w:pPr>
+    </w:p>
+    <w:p>
       <w:pPr>
         <w:pStyle w:val="Prrafodelista"/>
         <w:numPr>
@@ -805,7 +784,7 @@
           <w:color w:val="000000"/>
           <w:kern w:val="0"/>
           <w:lang w:eastAsia="es-ES"/>
-          <ns2:ligatures ns2:val="none"/>
+          <w14:ligatures w14:val="none"/>
         </w:rPr>
       </w:pPr>
       <w:r>
@@ -816,7 +795,7 @@
         <w:t xml:space="preserve">El 28 de febrero de 2025, Corredores de Seguros Falabella y Falabella Servicios Generales admitieron mediante comunicación que el Seguro de Protección no fue emitido por un problema de sistema, comprometiéndose a regularizar la emisión en un plazo de diez días hábiles y afirmando que brindarían cobertura, regularización que no fue ejecutada en dicho plazo. </w:t>
       </w:r>
     </w:p>
-    <w:p ns2:paraId="29EB9768" ns2:textId="77777777">
+    <w:p>
       <w:pPr>
         <w:pStyle w:val="Prrafodelista"/>
         <w:spacing w:after="0" w:line="240" w:lineRule="auto"/>
@@ -827,11 +806,11 @@
           <w:color w:val="000000"/>
           <w:kern w:val="0"/>
           <w:lang w:eastAsia="es-ES"/>
-          <ns2:ligatures ns2:val="none"/>
-        </w:rPr>
-      </w:pPr>
-    </w:p>
-    <w:p ns2:paraId="121E79F3" ns2:textId="77777777">
+          <w14:ligatures w14:val="none"/>
+        </w:rPr>
+      </w:pPr>
+    </w:p>
+    <w:p>
       <w:pPr>
         <w:pStyle w:val="Prrafodelista"/>
         <w:numPr>
@@ -850,7 +829,7 @@
           <w:color w:val="000000"/>
           <w:kern w:val="0"/>
           <w:lang w:eastAsia="es-ES"/>
-          <ns2:ligatures ns2:val="none"/>
+          <w14:ligatures w14:val="none"/>
         </w:rPr>
       </w:pPr>
       <w:r>
@@ -861,7 +840,7 @@
         <w:t xml:space="preserve">El 13 de marzo de 2025, verificó a través de los estados de cuenta que Corredores de Seguros Falabella y Falabella Servicios Generales no aplicaron el beneficio promocional. </w:t>
       </w:r>
     </w:p>
-    <w:p ns2:paraId="4A0F3F91" ns2:textId="77777777">
+    <w:p>
       <w:pPr>
         <w:pStyle w:val="Prrafodelista"/>
         <w:spacing w:after="0" w:line="240" w:lineRule="auto"/>
@@ -872,11 +851,11 @@
           <w:color w:val="000000"/>
           <w:kern w:val="0"/>
           <w:lang w:eastAsia="es-ES"/>
-          <ns2:ligatures ns2:val="none"/>
-        </w:rPr>
-      </w:pPr>
-    </w:p>
-    <w:p ns2:paraId="3B2B4BD4" ns2:textId="36392A0F">
+          <w14:ligatures w14:val="none"/>
+        </w:rPr>
+      </w:pPr>
+    </w:p>
+    <w:p>
       <w:pPr>
         <w:pStyle w:val="Prrafodelista"/>
         <w:numPr>
@@ -895,7 +874,7 @@
           <w:color w:val="000000"/>
           <w:kern w:val="0"/>
           <w:lang w:eastAsia="es-ES"/>
-          <ns2:ligatures ns2:val="none"/>
+          <w14:ligatures w14:val="none"/>
         </w:rPr>
       </w:pPr>
       <w:r>
@@ -906,7 +885,7 @@
         <w:t xml:space="preserve">El 28 de marzo de 2025, Corredores de Seguros Falabella y Falabella Servicios Generales comunicaron haber aplicado el beneficio en la segunda cuota. </w:t>
       </w:r>
     </w:p>
-    <w:p ns2:paraId="795F35CC" ns2:textId="77777777">
+    <w:p>
       <w:pPr>
         <w:pStyle w:val="Prrafodelista"/>
         <w:spacing w:after="0" w:line="240" w:lineRule="auto"/>
@@ -917,11 +896,11 @@
           <w:color w:val="000000"/>
           <w:kern w:val="0"/>
           <w:lang w:eastAsia="es-ES"/>
-          <ns2:ligatures ns2:val="none"/>
-        </w:rPr>
-      </w:pPr>
-    </w:p>
-    <w:p ns2:paraId="7085088D" ns2:textId="4435172A">
+          <w14:ligatures w14:val="none"/>
+        </w:rPr>
+      </w:pPr>
+    </w:p>
+    <w:p>
       <w:pPr>
         <w:pStyle w:val="Prrafodelista"/>
         <w:numPr>
@@ -940,7 +919,7 @@
           <w:color w:val="000000"/>
           <w:kern w:val="0"/>
           <w:lang w:eastAsia="es-ES"/>
-          <ns2:ligatures ns2:val="none"/>
+          <w14:ligatures w14:val="none"/>
         </w:rPr>
       </w:pPr>
       <w:r>
@@ -958,7 +937,7 @@
         <w:t xml:space="preserve">El 11 de abril de 2025, le efectuaron un cargo duplicado por la suma de S/ 380,00 en su tarjeta de crédito. </w:t>
       </w:r>
     </w:p>
-    <w:p ns2:paraId="0A2FA11D" ns2:textId="77777777">
+    <w:p>
       <w:pPr>
         <w:pStyle w:val="Prrafodelista"/>
         <w:numPr>
@@ -977,7 +956,7 @@
           <w:color w:val="000000"/>
           <w:kern w:val="0"/>
           <w:lang w:eastAsia="es-ES"/>
-          <ns2:ligatures ns2:val="none"/>
+          <w14:ligatures w14:val="none"/>
         </w:rPr>
       </w:pPr>
       <w:r>
@@ -989,7 +968,7 @@
         <w:t xml:space="preserve">El 6 de mayo de 2025, Corredores de Seguros Falabella y Falabella Servicios Generales declararon aprobado el Reclamo PE-RE-0573427, señalando que el beneficio se encontraba aplicado, sin regularizar los cargos duplicados realizados en el mes anterior. </w:t>
       </w:r>
     </w:p>
-    <w:p ns2:paraId="404629E4" ns2:textId="77777777">
+    <w:p>
       <w:pPr>
         <w:pStyle w:val="Prrafodelista"/>
         <w:spacing w:after="0" w:line="240" w:lineRule="auto"/>
@@ -1000,11 +979,11 @@
           <w:color w:val="000000"/>
           <w:kern w:val="0"/>
           <w:lang w:eastAsia="es-ES"/>
-          <ns2:ligatures ns2:val="none"/>
-        </w:rPr>
-      </w:pPr>
-    </w:p>
-    <w:p ns2:paraId="50BAF075" ns2:textId="77777777">
+          <w14:ligatures w14:val="none"/>
+        </w:rPr>
+      </w:pPr>
+    </w:p>
+    <w:p>
       <w:pPr>
         <w:pStyle w:val="Prrafodelista"/>
         <w:numPr>
@@ -1023,7 +1002,7 @@
           <w:color w:val="000000"/>
           <w:kern w:val="0"/>
           <w:lang w:eastAsia="es-ES"/>
-          <ns2:ligatures ns2:val="none"/>
+          <w14:ligatures w14:val="none"/>
         </w:rPr>
       </w:pPr>
       <w:r>
@@ -1034,7 +1013,7 @@
         <w:t xml:space="preserve">El 16 de mayo de 2025, presentó el Reclamo PE-RE-0591635 requiriendo la devolución del cobro duplicado. </w:t>
       </w:r>
     </w:p>
-    <w:p ns2:paraId="6C10BDE0" ns2:textId="77777777">
+    <w:p>
       <w:pPr>
         <w:pStyle w:val="Prrafodelista"/>
         <w:spacing w:after="0" w:line="240" w:lineRule="auto"/>
@@ -1045,11 +1024,11 @@
           <w:color w:val="000000"/>
           <w:kern w:val="0"/>
           <w:lang w:eastAsia="es-ES"/>
-          <ns2:ligatures ns2:val="none"/>
-        </w:rPr>
-      </w:pPr>
-    </w:p>
-    <w:p ns2:paraId="1747AABB" ns2:textId="77777777">
+          <w14:ligatures w14:val="none"/>
+        </w:rPr>
+      </w:pPr>
+    </w:p>
+    <w:p>
       <w:pPr>
         <w:pStyle w:val="Prrafodelista"/>
         <w:numPr>
@@ -1068,7 +1047,7 @@
           <w:color w:val="000000"/>
           <w:kern w:val="0"/>
           <w:lang w:eastAsia="es-ES"/>
-          <ns2:ligatures ns2:val="none"/>
+          <w14:ligatures w14:val="none"/>
         </w:rPr>
       </w:pPr>
       <w:r>
@@ -1079,7 +1058,7 @@
         <w:t xml:space="preserve">El 26 de mayo de 2025, Corredores de Seguros Falabella y Falabella Servicios Generales emitieron respuesta justificando fallas operativas en sus sistemas y prometieron un abono en quince días hábiles, sin pronunciarse sobre el cobro doble. </w:t>
       </w:r>
     </w:p>
-    <w:p ns2:paraId="0D7436AB" ns2:textId="77777777">
+    <w:p>
       <w:pPr>
         <w:pStyle w:val="Prrafodelista"/>
         <w:spacing w:after="0" w:line="240" w:lineRule="auto"/>
@@ -1090,11 +1069,11 @@
           <w:color w:val="000000"/>
           <w:kern w:val="0"/>
           <w:lang w:eastAsia="es-ES"/>
-          <ns2:ligatures ns2:val="none"/>
-        </w:rPr>
-      </w:pPr>
-    </w:p>
-    <w:p ns2:paraId="46557C46" ns2:textId="77777777">
+          <w14:ligatures w14:val="none"/>
+        </w:rPr>
+      </w:pPr>
+    </w:p>
+    <w:p>
       <w:pPr>
         <w:pStyle w:val="Prrafodelista"/>
         <w:numPr>
@@ -1113,7 +1092,7 @@
           <w:color w:val="000000"/>
           <w:kern w:val="0"/>
           <w:lang w:eastAsia="es-ES"/>
-          <ns2:ligatures ns2:val="none"/>
+          <w14:ligatures w14:val="none"/>
         </w:rPr>
       </w:pPr>
       <w:r>
@@ -1124,7 +1103,7 @@
         <w:t xml:space="preserve">El 24 de junio de 2025, interpuso el Reclamo PE-RE-0613469 solicitando el abono prometido. </w:t>
       </w:r>
     </w:p>
-    <w:p ns2:paraId="443FD310" ns2:textId="77777777">
+    <w:p>
       <w:pPr>
         <w:pStyle w:val="Prrafodelista"/>
         <w:spacing w:after="0" w:line="240" w:lineRule="auto"/>
@@ -1135,11 +1114,11 @@
           <w:color w:val="000000"/>
           <w:kern w:val="0"/>
           <w:lang w:eastAsia="es-ES"/>
-          <ns2:ligatures ns2:val="none"/>
-        </w:rPr>
-      </w:pPr>
-    </w:p>
-    <w:p ns2:paraId="79329C5E" ns2:textId="77777777">
+          <w14:ligatures w14:val="none"/>
+        </w:rPr>
+      </w:pPr>
+    </w:p>
+    <w:p>
       <w:pPr>
         <w:pStyle w:val="Prrafodelista"/>
         <w:numPr>
@@ -1158,7 +1137,7 @@
           <w:color w:val="000000"/>
           <w:kern w:val="0"/>
           <w:lang w:eastAsia="es-ES"/>
-          <ns2:ligatures ns2:val="none"/>
+          <w14:ligatures w14:val="none"/>
         </w:rPr>
       </w:pPr>
       <w:r>
@@ -1169,7 +1148,7 @@
         <w:t xml:space="preserve">El 8 de julio de 2025, Corredores de Seguros Falabella y Falabella Servicios Generales emitieron respuesta reprogramando el plazo de devolución a quince días útiles adicionales, extensión que no fue ejecutada. </w:t>
       </w:r>
     </w:p>
-    <w:p ns2:paraId="631528C1" ns2:textId="77777777">
+    <w:p>
       <w:pPr>
         <w:pStyle w:val="Prrafodelista"/>
         <w:spacing w:after="0" w:line="240" w:lineRule="auto"/>
@@ -1180,11 +1159,11 @@
           <w:color w:val="000000"/>
           <w:kern w:val="0"/>
           <w:lang w:eastAsia="es-ES"/>
-          <ns2:ligatures ns2:val="none"/>
-        </w:rPr>
-      </w:pPr>
-    </w:p>
-    <w:p ns2:paraId="708966BF" ns2:textId="77777777">
+          <w14:ligatures w14:val="none"/>
+        </w:rPr>
+      </w:pPr>
+    </w:p>
+    <w:p>
       <w:pPr>
         <w:pStyle w:val="Prrafodelista"/>
         <w:numPr>
@@ -1203,7 +1182,7 @@
           <w:color w:val="000000"/>
           <w:kern w:val="0"/>
           <w:lang w:eastAsia="es-ES"/>
-          <ns2:ligatures ns2:val="none"/>
+          <w14:ligatures w14:val="none"/>
         </w:rPr>
       </w:pPr>
       <w:r>
@@ -1214,7 +1193,7 @@
         <w:t xml:space="preserve">El 23 de julio de 2025, Corredores de Seguros Falabella y Falabella Servicios Generales comunicaron la anulación unilateral del Seguro de Protección argumentando un error en los datos, luego de haber cobrado primas mensuales ininterrumpidas. </w:t>
       </w:r>
     </w:p>
-    <w:p ns2:paraId="0C84319C" ns2:textId="77777777">
+    <w:p>
       <w:pPr>
         <w:pStyle w:val="Prrafodelista"/>
         <w:spacing w:after="0" w:line="240" w:lineRule="auto"/>
@@ -1225,11 +1204,11 @@
           <w:color w:val="000000"/>
           <w:kern w:val="0"/>
           <w:lang w:eastAsia="es-ES"/>
-          <ns2:ligatures ns2:val="none"/>
-        </w:rPr>
-      </w:pPr>
-    </w:p>
-    <w:p ns2:paraId="4D53DE05" ns2:textId="77777777">
+          <w14:ligatures w14:val="none"/>
+        </w:rPr>
+      </w:pPr>
+    </w:p>
+    <w:p>
       <w:pPr>
         <w:pStyle w:val="Prrafodelista"/>
         <w:numPr>
@@ -1248,7 +1227,7 @@
           <w:color w:val="000000"/>
           <w:kern w:val="0"/>
           <w:lang w:eastAsia="es-ES"/>
-          <ns2:ligatures ns2:val="none"/>
+          <w14:ligatures w14:val="none"/>
         </w:rPr>
       </w:pPr>
       <w:r>
@@ -1259,7 +1238,7 @@
         <w:t xml:space="preserve">El 25 de julio de 2025, presentó la Solicitud PE-SO-0632099 solicitando la reactivación del Seguro de Protección. </w:t>
       </w:r>
     </w:p>
-    <w:p ns2:paraId="373E4532" ns2:textId="77777777">
+    <w:p>
       <w:pPr>
         <w:pStyle w:val="Prrafodelista"/>
         <w:spacing w:after="0" w:line="240" w:lineRule="auto"/>
@@ -1270,11 +1249,11 @@
           <w:color w:val="000000"/>
           <w:kern w:val="0"/>
           <w:lang w:eastAsia="es-ES"/>
-          <ns2:ligatures ns2:val="none"/>
-        </w:rPr>
-      </w:pPr>
-    </w:p>
-    <w:p ns2:paraId="49B24468" ns2:textId="77777777">
+          <w14:ligatures w14:val="none"/>
+        </w:rPr>
+      </w:pPr>
+    </w:p>
+    <w:p>
       <w:pPr>
         <w:pStyle w:val="Prrafodelista"/>
         <w:numPr>
@@ -1293,7 +1272,7 @@
           <w:color w:val="000000"/>
           <w:kern w:val="0"/>
           <w:lang w:eastAsia="es-ES"/>
-          <ns2:ligatures ns2:val="none"/>
+          <w14:ligatures w14:val="none"/>
         </w:rPr>
       </w:pPr>
       <w:r>
@@ -1304,7 +1283,7 @@
         <w:t xml:space="preserve">El 13 de agosto de 2025, Pacífico, mediante la Solicitud SS-0031279774, le indicó que debía coordinar con el canal de ventas; en tanto que Corredores de Seguros Falabella y Falabella Servicios Generales declararon no procedente el pedido sustentándose en un rechazo de Pacífico y consignando en su comunicación la fecha del 25 de julio de 2024. </w:t>
       </w:r>
     </w:p>
-    <w:p ns2:paraId="62C514EE" ns2:textId="77777777">
+    <w:p>
       <w:pPr>
         <w:pStyle w:val="Prrafodelista"/>
         <w:spacing w:after="0" w:line="240" w:lineRule="auto"/>
@@ -1315,11 +1294,11 @@
           <w:color w:val="000000"/>
           <w:kern w:val="0"/>
           <w:lang w:eastAsia="es-ES"/>
-          <ns2:ligatures ns2:val="none"/>
-        </w:rPr>
-      </w:pPr>
-    </w:p>
-    <w:p ns2:paraId="2C2C5178" ns2:textId="77777777">
+          <w14:ligatures w14:val="none"/>
+        </w:rPr>
+      </w:pPr>
+    </w:p>
+    <w:p>
       <w:pPr>
         <w:pStyle w:val="Prrafodelista"/>
         <w:numPr>
@@ -1338,7 +1317,7 @@
           <w:color w:val="000000"/>
           <w:kern w:val="0"/>
           <w:lang w:eastAsia="es-ES"/>
-          <ns2:ligatures ns2:val="none"/>
+          <w14:ligatures w14:val="none"/>
         </w:rPr>
       </w:pPr>
       <w:r>
@@ -1349,7 +1328,7 @@
         <w:t xml:space="preserve">El 7 de setiembre de 2025, le reembolsaron la suma de S/ 380,00, monto que aplicaron como saldo a favor en su tarjeta de crédito. Con anterioridad al 15 de diciembre de 2025, Pacífico descontinuó el plan comercial. </w:t>
       </w:r>
     </w:p>
-    <w:p ns2:paraId="5A8DDBC7" ns2:textId="77777777">
+    <w:p>
       <w:pPr>
         <w:pStyle w:val="Prrafodelista"/>
         <w:spacing w:after="0" w:line="240" w:lineRule="auto"/>
@@ -1360,11 +1339,11 @@
           <w:color w:val="000000"/>
           <w:kern w:val="0"/>
           <w:lang w:eastAsia="es-ES"/>
-          <ns2:ligatures ns2:val="none"/>
-        </w:rPr>
-      </w:pPr>
-    </w:p>
-    <w:p ns2:paraId="084157FE" ns2:textId="77777777">
+          <w14:ligatures w14:val="none"/>
+        </w:rPr>
+      </w:pPr>
+    </w:p>
+    <w:p>
       <w:pPr>
         <w:pStyle w:val="Prrafodelista"/>
         <w:numPr>
@@ -1383,7 +1362,7 @@
           <w:color w:val="000000"/>
           <w:kern w:val="0"/>
           <w:lang w:eastAsia="es-ES"/>
-          <ns2:ligatures ns2:val="none"/>
+          <w14:ligatures w14:val="none"/>
         </w:rPr>
       </w:pPr>
       <w:r>
@@ -1394,7 +1373,7 @@
         <w:t xml:space="preserve">El 15 de diciembre de 2025, le reembolsaron la suma de S/ 2 280,00, aplicándolo como saldo a favor en su tarjeta de crédito, sin incluir el pago de intereses correspondientes a los cobros del año 2025. </w:t>
       </w:r>
     </w:p>
-    <w:p ns2:paraId="27D274E3" ns2:textId="77777777">
+    <w:p>
       <w:pPr>
         <w:pStyle w:val="Prrafodelista"/>
         <w:spacing w:after="0" w:line="240" w:lineRule="auto"/>
@@ -1405,11 +1384,11 @@
           <w:color w:val="000000"/>
           <w:kern w:val="0"/>
           <w:lang w:eastAsia="es-ES"/>
-          <ns2:ligatures ns2:val="none"/>
-        </w:rPr>
-      </w:pPr>
-    </w:p>
-    <w:p ns2:paraId="6E24E306" ns2:textId="77777777">
+          <w14:ligatures w14:val="none"/>
+        </w:rPr>
+      </w:pPr>
+    </w:p>
+    <w:p>
       <w:pPr>
         <w:pStyle w:val="Prrafodelista"/>
         <w:numPr>
@@ -1428,7 +1407,7 @@
           <w:color w:val="000000"/>
           <w:kern w:val="0"/>
           <w:lang w:eastAsia="es-ES"/>
-          <ns2:ligatures ns2:val="none"/>
+          <w14:ligatures w14:val="none"/>
         </w:rPr>
       </w:pPr>
       <w:r>
@@ -1474,7 +1453,7 @@
         <w:t xml:space="preserve">WhatsApp con una asesora comercial, informando sobre el historial operativo y recibiendo confirmación de afiliación con vigencia desde ese día. </w:t>
       </w:r>
     </w:p>
-    <w:p ns2:paraId="0D2B9593" ns2:textId="77777777">
+    <w:p>
       <w:pPr>
         <w:spacing w:after="0" w:line="240" w:lineRule="auto"/>
         <w:jc w:val="both"/>
@@ -1483,11 +1462,11 @@
           <w:color w:val="000000"/>
           <w:kern w:val="0"/>
           <w:lang w:eastAsia="es-ES"/>
-          <ns2:ligatures ns2:val="none"/>
-        </w:rPr>
-      </w:pPr>
-    </w:p>
-    <w:p ns2:paraId="512A8FAC" ns2:textId="77777777">
+          <w14:ligatures w14:val="none"/>
+        </w:rPr>
+      </w:pPr>
+    </w:p>
+    <w:p>
       <w:pPr>
         <w:pStyle w:val="Prrafodelista"/>
         <w:numPr>
@@ -1506,7 +1485,7 @@
           <w:color w:val="000000"/>
           <w:kern w:val="0"/>
           <w:lang w:eastAsia="es-ES"/>
-          <ns2:ligatures ns2:val="none"/>
+          <w14:ligatures w14:val="none"/>
         </w:rPr>
       </w:pPr>
       <w:r>
@@ -1517,7 +1496,7 @@
         <w:t xml:space="preserve">El 2 de enero de 2026, le debitaron la primera prima del Segundo Seguro de Protección por la suma de S/ 435,00, registrándolo bajo el mismo código de producto del año anterior. </w:t>
       </w:r>
     </w:p>
-    <w:p ns2:paraId="462D599F" ns2:textId="77777777">
+    <w:p>
       <w:pPr>
         <w:pStyle w:val="Prrafodelista"/>
         <w:spacing w:after="0" w:line="240" w:lineRule="auto"/>
@@ -1528,11 +1507,11 @@
           <w:color w:val="000000"/>
           <w:kern w:val="0"/>
           <w:lang w:eastAsia="es-ES"/>
-          <ns2:ligatures ns2:val="none"/>
-        </w:rPr>
-      </w:pPr>
-    </w:p>
-    <w:p ns2:paraId="6709C1DF" ns2:textId="77777777">
+          <w14:ligatures w14:val="none"/>
+        </w:rPr>
+      </w:pPr>
+    </w:p>
+    <w:p>
       <w:pPr>
         <w:pStyle w:val="Prrafodelista"/>
         <w:numPr>
@@ -1551,7 +1530,7 @@
           <w:color w:val="000000"/>
           <w:kern w:val="0"/>
           <w:lang w:eastAsia="es-ES"/>
-          <ns2:ligatures ns2:val="none"/>
+          <w14:ligatures w14:val="none"/>
         </w:rPr>
       </w:pPr>
       <w:r>
@@ -1570,7 +1549,7 @@
         <w:t xml:space="preserve">que la información de la aplicación era referencial y registraron el Reclamo PE-RE-0719838 omitiendo los argumentos centrales. </w:t>
       </w:r>
     </w:p>
-    <w:p ns2:paraId="73D7A73E" ns2:textId="77777777">
+    <w:p>
       <w:pPr>
         <w:pStyle w:val="Prrafodelista"/>
         <w:spacing w:after="0" w:line="240" w:lineRule="auto"/>
@@ -1581,11 +1560,11 @@
           <w:color w:val="000000"/>
           <w:kern w:val="0"/>
           <w:lang w:eastAsia="es-ES"/>
-          <ns2:ligatures ns2:val="none"/>
-        </w:rPr>
-      </w:pPr>
-    </w:p>
-    <w:p ns2:paraId="39DAC076" ns2:textId="77777777">
+          <w14:ligatures w14:val="none"/>
+        </w:rPr>
+      </w:pPr>
+    </w:p>
+    <w:p>
       <w:pPr>
         <w:pStyle w:val="Prrafodelista"/>
         <w:numPr>
@@ -1604,7 +1583,7 @@
           <w:color w:val="000000"/>
           <w:kern w:val="0"/>
           <w:lang w:eastAsia="es-ES"/>
-          <ns2:ligatures ns2:val="none"/>
+          <w14:ligatures w14:val="none"/>
         </w:rPr>
       </w:pPr>
       <w:r>
@@ -1615,7 +1594,7 @@
         <w:t xml:space="preserve">El 7 de enero de 2026, Pacífico, mediante la Solicitud SS-0036992517, le notificó que el caso sería revisado dentro del Reclamo C-00011/2026, sin emitir dictamen técnico posterior. El 15 de enero de 2026, venció el plazo para el cumplimiento de los incentivos comerciales ofrecidos en la venta. </w:t>
       </w:r>
     </w:p>
-    <w:p ns2:paraId="2B20E2B9" ns2:textId="77777777">
+    <w:p>
       <w:pPr>
         <w:pStyle w:val="Prrafodelista"/>
         <w:spacing w:after="0" w:line="240" w:lineRule="auto"/>
@@ -1626,11 +1605,11 @@
           <w:color w:val="000000"/>
           <w:kern w:val="0"/>
           <w:lang w:eastAsia="es-ES"/>
-          <ns2:ligatures ns2:val="none"/>
-        </w:rPr>
-      </w:pPr>
-    </w:p>
-    <w:p ns2:paraId="3CA34110" ns2:textId="77777777">
+          <w14:ligatures w14:val="none"/>
+        </w:rPr>
+      </w:pPr>
+    </w:p>
+    <w:p>
       <w:pPr>
         <w:pStyle w:val="Prrafodelista"/>
         <w:numPr>
@@ -1649,7 +1628,7 @@
           <w:color w:val="000000"/>
           <w:kern w:val="0"/>
           <w:lang w:eastAsia="es-ES"/>
-          <ns2:ligatures ns2:val="none"/>
+          <w14:ligatures w14:val="none"/>
         </w:rPr>
       </w:pPr>
       <w:r>
@@ -1660,7 +1639,7 @@
         <w:t xml:space="preserve">El 20 de enero de 2026, Corredores de Seguros Falabella y Falabella Servicios Generales emitieron la resolución del Reclamo PE-RE-0719838 afirmando que el Segundo Seguro de Protección se encontraba vigente y al día en los cobros. El 25 de enero de 2026, fue víctima de un robo y bloqueó la tarjeta de crédito asociada. </w:t>
       </w:r>
     </w:p>
-    <w:p ns2:paraId="54A22AEF" ns2:textId="77777777">
+    <w:p>
       <w:pPr>
         <w:pStyle w:val="Prrafodelista"/>
         <w:spacing w:after="0" w:line="240" w:lineRule="auto"/>
@@ -1671,11 +1650,11 @@
           <w:color w:val="000000"/>
           <w:kern w:val="0"/>
           <w:lang w:eastAsia="es-ES"/>
-          <ns2:ligatures ns2:val="none"/>
-        </w:rPr>
-      </w:pPr>
-    </w:p>
-    <w:p ns2:paraId="62A9663A" ns2:textId="27863AEF">
+          <w14:ligatures w14:val="none"/>
+        </w:rPr>
+      </w:pPr>
+    </w:p>
+    <w:p>
       <w:pPr>
         <w:pStyle w:val="Prrafodelista"/>
         <w:numPr>
@@ -1694,7 +1673,7 @@
           <w:color w:val="000000"/>
           <w:kern w:val="0"/>
           <w:lang w:eastAsia="es-ES"/>
-          <ns2:ligatures ns2:val="none"/>
+          <w14:ligatures w14:val="none"/>
         </w:rPr>
       </w:pPr>
       <w:r>
@@ -1712,7 +1691,7 @@
         <w:t>El 4 de febrero de 2026, Corredores de Seguros Falabella y Falabella Servicios Generales denegaron el pedido por escrito indicando que dicha opción no estaba habilitada para el producto, sugiriendo su anulación.</w:t>
       </w:r>
     </w:p>
-    <w:p ns2:paraId="0A4ED63E" ns2:textId="77777777">
+    <w:p>
       <w:pPr>
         <w:pStyle w:val="Prrafodelista"/>
         <w:spacing w:after="0" w:line="240" w:lineRule="auto"/>
@@ -1723,11 +1702,11 @@
           <w:color w:val="000000"/>
           <w:kern w:val="0"/>
           <w:lang w:eastAsia="es-ES"/>
-          <ns2:ligatures ns2:val="none"/>
-        </w:rPr>
-      </w:pPr>
-    </w:p>
-    <w:p ns2:paraId="56C160C3" ns2:textId="77777777">
+          <w14:ligatures w14:val="none"/>
+        </w:rPr>
+      </w:pPr>
+    </w:p>
+    <w:p>
       <w:pPr>
         <w:pStyle w:val="Prrafodelista"/>
         <w:numPr>
@@ -1746,7 +1725,7 @@
           <w:color w:val="000000"/>
           <w:kern w:val="0"/>
           <w:lang w:eastAsia="es-ES"/>
-          <ns2:ligatures ns2:val="none"/>
+          <w14:ligatures w14:val="none"/>
         </w:rPr>
       </w:pPr>
       <w:r>
@@ -1757,7 +1736,7 @@
         <w:t xml:space="preserve">El 20 de marzo de 2026, recibió una notificación de Corredores de Seguros Falabella y Falabella Servicios Generales adjuntando la Solicitud de Anulación 35445, registrando como motivo que el cliente no deseaba continuar y una revocación unilateral por parte del asegurado, gestión que no solicitó ni autorizó. </w:t>
       </w:r>
     </w:p>
-    <w:p ns2:paraId="31050564" ns2:textId="77777777">
+    <w:p>
       <w:pPr>
         <w:spacing w:after="0" w:line="240" w:lineRule="auto"/>
         <w:jc w:val="both"/>
@@ -1766,11 +1745,11 @@
           <w:color w:val="000000"/>
           <w:kern w:val="0"/>
           <w:lang w:eastAsia="es-ES"/>
-          <ns2:ligatures ns2:val="none"/>
-        </w:rPr>
-      </w:pPr>
-    </w:p>
-    <w:p ns2:paraId="7EFE17AC" ns2:textId="77777777">
+          <w14:ligatures w14:val="none"/>
+        </w:rPr>
+      </w:pPr>
+    </w:p>
+    <w:p>
       <w:pPr>
         <w:pStyle w:val="Prrafodelista"/>
         <w:numPr>
@@ -1789,7 +1768,7 @@
           <w:color w:val="000000"/>
           <w:kern w:val="0"/>
           <w:lang w:eastAsia="es-ES"/>
-          <ns2:ligatures ns2:val="none"/>
+          <w14:ligatures w14:val="none"/>
         </w:rPr>
       </w:pPr>
       <w:r>
@@ -1800,7 +1779,7 @@
         <w:t xml:space="preserve">El 13 de abril de 2026, la subgerencia de Corredores de Seguros Falabella y Falabella Servicios Generales reconoció un incidente operativo e informó que el reembolso se realizaría en un plazo de veinticinco días hábiles. </w:t>
       </w:r>
     </w:p>
-    <w:p ns2:paraId="3132D6A2" ns2:textId="77777777">
+    <w:p>
       <w:pPr>
         <w:pStyle w:val="Prrafodelista"/>
         <w:spacing w:after="0" w:line="240" w:lineRule="auto"/>
@@ -1811,11 +1790,11 @@
           <w:color w:val="000000"/>
           <w:kern w:val="0"/>
           <w:lang w:eastAsia="es-ES"/>
-          <ns2:ligatures ns2:val="none"/>
-        </w:rPr>
-      </w:pPr>
-    </w:p>
-    <w:p ns2:paraId="329ED796" ns2:textId="77777777">
+          <w14:ligatures w14:val="none"/>
+        </w:rPr>
+      </w:pPr>
+    </w:p>
+    <w:p>
       <w:pPr>
         <w:pStyle w:val="Prrafodelista"/>
         <w:numPr>
@@ -1834,7 +1813,7 @@
           <w:color w:val="000000"/>
           <w:kern w:val="0"/>
           <w:lang w:eastAsia="es-ES"/>
-          <ns2:ligatures ns2:val="none"/>
+          <w14:ligatures w14:val="none"/>
         </w:rPr>
       </w:pPr>
       <w:r>
@@ -1845,7 +1824,7 @@
         <w:t xml:space="preserve">El 27 de abril de 2026, ingresó el reclamo 000/PREVIEW/2026 en el portal de Pacífico, dejando constancia de las observaciones en la gestión y de la falta de atención al reclamo del mes de enero. </w:t>
       </w:r>
     </w:p>
-    <w:p ns2:paraId="489A8167" ns2:textId="77777777">
+    <w:p>
       <w:pPr>
         <w:spacing w:after="0" w:line="240" w:lineRule="auto"/>
         <w:jc w:val="both"/>
@@ -1854,11 +1833,11 @@
           <w:color w:val="000000"/>
           <w:kern w:val="0"/>
           <w:lang w:eastAsia="es-ES"/>
-          <ns2:ligatures ns2:val="none"/>
-        </w:rPr>
-      </w:pPr>
-    </w:p>
-    <w:p ns2:paraId="79ED5611" ns2:textId="77777777">
+          <w14:ligatures w14:val="none"/>
+        </w:rPr>
+      </w:pPr>
+    </w:p>
+    <w:p>
       <w:pPr>
         <w:pStyle w:val="Prrafodelista"/>
         <w:numPr>
@@ -1877,7 +1856,7 @@
           <w:color w:val="000000"/>
           <w:kern w:val="0"/>
           <w:lang w:eastAsia="es-ES"/>
-          <ns2:ligatures ns2:val="none"/>
+          <w14:ligatures w14:val="none"/>
         </w:rPr>
       </w:pPr>
       <w:r>
@@ -1888,7 +1867,7 @@
         <w:t xml:space="preserve">El 29 de abril de 2026, registró sus descargos vía telefónica, generando la Solicitud PE-SO-0788683; en dicha fecha se consignó la emisión de la resolución de Corredores de Seguros Falabella y Falabella Servicios Generales donde declaran actuar como gestores de banca seguros por encargo de Banco Falabella. </w:t>
       </w:r>
     </w:p>
-    <w:p ns2:paraId="5AB37054" ns2:textId="77777777">
+    <w:p>
       <w:pPr>
         <w:pStyle w:val="Prrafodelista"/>
         <w:spacing w:after="0" w:line="240" w:lineRule="auto"/>
@@ -1899,11 +1878,11 @@
           <w:color w:val="000000"/>
           <w:kern w:val="0"/>
           <w:lang w:eastAsia="es-ES"/>
-          <ns2:ligatures ns2:val="none"/>
-        </w:rPr>
-      </w:pPr>
-    </w:p>
-    <w:p ns2:paraId="6E6D7287" ns2:textId="349528BB">
+          <w14:ligatures w14:val="none"/>
+        </w:rPr>
+      </w:pPr>
+    </w:p>
+    <w:p>
       <w:pPr>
         <w:pStyle w:val="Prrafodelista"/>
         <w:numPr>
@@ -1922,7 +1901,7 @@
           <w:color w:val="000000"/>
           <w:kern w:val="0"/>
           <w:lang w:eastAsia="es-ES"/>
-          <ns2:ligatures ns2:val="none"/>
+          <w14:ligatures w14:val="none"/>
         </w:rPr>
       </w:pPr>
       <w:r>
@@ -1940,7 +1919,7 @@
         <w:t xml:space="preserve">El 14 de mayo de 2026, realizó seguimiento a la Solicitud PE-SO-0788683 vía WhatsApp y presentó un escrito rechazando la propuesta alternativa de veinte años, informando además la falta de acreditación del reembolso en el plazo ofrecido. </w:t>
       </w:r>
     </w:p>
-    <w:p ns2:paraId="70293FEA" ns2:textId="77777777">
+    <w:p>
       <w:pPr>
         <w:pStyle w:val="Prrafodelista"/>
         <w:spacing w:after="0" w:line="240" w:lineRule="auto"/>
@@ -1951,11 +1930,11 @@
           <w:color w:val="000000"/>
           <w:kern w:val="0"/>
           <w:lang w:eastAsia="es-ES"/>
-          <ns2:ligatures ns2:val="none"/>
-        </w:rPr>
-      </w:pPr>
-    </w:p>
-    <w:p ns2:paraId="47367C38" ns2:textId="77777777">
+          <w14:ligatures w14:val="none"/>
+        </w:rPr>
+      </w:pPr>
+    </w:p>
+    <w:p>
       <w:pPr>
         <w:pStyle w:val="Prrafodelista"/>
         <w:numPr>
@@ -1974,7 +1953,7 @@
           <w:color w:val="000000"/>
           <w:kern w:val="0"/>
           <w:lang w:eastAsia="es-ES"/>
-          <ns2:ligatures ns2:val="none"/>
+          <w14:ligatures w14:val="none"/>
         </w:rPr>
       </w:pPr>
       <w:r>
@@ -1985,7 +1964,7 @@
         <w:t xml:space="preserve">El 15 de mayo de 2026, Corredores de Seguros Falabella y Falabella Servicios Generales notificaron que la respuesta a su requerimiento se postergaría y que el caso se encontraba en proceso de evaluación. </w:t>
       </w:r>
     </w:p>
-    <w:p ns2:paraId="3E029963" ns2:textId="77777777">
+    <w:p>
       <w:pPr>
         <w:pStyle w:val="Prrafodelista"/>
         <w:spacing w:after="0" w:line="240" w:lineRule="auto"/>
@@ -1996,11 +1975,11 @@
           <w:color w:val="000000"/>
           <w:kern w:val="0"/>
           <w:lang w:eastAsia="es-ES"/>
-          <ns2:ligatures ns2:val="none"/>
-        </w:rPr>
-      </w:pPr>
-    </w:p>
-    <w:p ns2:paraId="52DFDCBF" ns2:textId="77777777">
+          <w14:ligatures w14:val="none"/>
+        </w:rPr>
+      </w:pPr>
+    </w:p>
+    <w:p>
       <w:pPr>
         <w:pStyle w:val="Prrafodelista"/>
         <w:numPr>
@@ -2019,7 +1998,7 @@
           <w:color w:val="000000"/>
           <w:kern w:val="0"/>
           <w:lang w:eastAsia="es-ES"/>
-          <ns2:ligatures ns2:val="none"/>
+          <w14:ligatures w14:val="none"/>
         </w:rPr>
       </w:pPr>
       <w:r>
@@ -2030,7 +2009,7 @@
         <w:t xml:space="preserve">El 18 de mayo de 2026, transcurrió el plazo de veinticinco días hábiles para el reembolso informado en el mes de abril, sin concretarse el abono de los fondos. </w:t>
       </w:r>
     </w:p>
-    <w:p ns2:paraId="1F6B4FCB" ns2:textId="77777777">
+    <w:p>
       <w:pPr>
         <w:pStyle w:val="Prrafodelista"/>
         <w:spacing w:after="0" w:line="240" w:lineRule="auto"/>
@@ -2041,11 +2020,11 @@
           <w:color w:val="000000"/>
           <w:kern w:val="0"/>
           <w:lang w:eastAsia="es-ES"/>
-          <ns2:ligatures ns2:val="none"/>
-        </w:rPr>
-      </w:pPr>
-    </w:p>
-    <w:p ns2:paraId="36A59E1A" ns2:textId="77777777">
+          <w14:ligatures w14:val="none"/>
+        </w:rPr>
+      </w:pPr>
+    </w:p>
+    <w:p>
       <w:pPr>
         <w:pStyle w:val="Prrafodelista"/>
         <w:numPr>
@@ -2064,7 +2043,7 @@
           <w:color w:val="000000"/>
           <w:kern w:val="0"/>
           <w:lang w:eastAsia="es-ES"/>
-          <ns2:ligatures ns2:val="none"/>
+          <w14:ligatures w14:val="none"/>
         </w:rPr>
       </w:pPr>
       <w:r>
@@ -2075,7 +2054,7 @@
         <w:t xml:space="preserve">El 22 de mayo de 2026, amplió la denuncia bajo el Expediente 2026-0048888 ante la Superintendencia de Banca, Seguros y Administradoras Privadas de Fondos de Pensiones, derivado de las indicaciones de las resoluciones de Corredores de Seguros Falabella y Falabella Servicios Generales para acudir a dicha entidad. </w:t>
       </w:r>
     </w:p>
-    <w:p ns2:paraId="7CE2AB6E" ns2:textId="77777777">
+    <w:p>
       <w:pPr>
         <w:spacing w:after="0" w:line="240" w:lineRule="auto"/>
         <w:jc w:val="both"/>
@@ -2084,11 +2063,11 @@
           <w:color w:val="000000"/>
           <w:kern w:val="0"/>
           <w:lang w:eastAsia="es-ES"/>
-          <ns2:ligatures ns2:val="none"/>
-        </w:rPr>
-      </w:pPr>
-    </w:p>
-    <w:p ns2:paraId="311AF561" ns2:textId="77777777">
+          <w14:ligatures w14:val="none"/>
+        </w:rPr>
+      </w:pPr>
+    </w:p>
+    <w:p>
       <w:pPr>
         <w:pStyle w:val="Prrafodelista"/>
         <w:numPr>
@@ -2107,7 +2086,7 @@
           <w:color w:val="000000"/>
           <w:kern w:val="0"/>
           <w:lang w:eastAsia="es-ES"/>
-          <ns2:ligatures ns2:val="none"/>
+          <w14:ligatures w14:val="none"/>
         </w:rPr>
       </w:pPr>
       <w:r>
@@ -2118,7 +2097,7 @@
         <w:t xml:space="preserve">El 1 de junio de 2026, Corredores de Seguros Falabella y Falabella Servicios Generales notificaron la respuesta a la Solicitud PE-SO-0788683, cerrando el requerimiento, negando la reactivación del contrato a quince años y derivando la gestión de los intereses a Banco Falabella. </w:t>
       </w:r>
     </w:p>
-    <w:p ns2:paraId="42AC5CDD" ns2:textId="77777777">
+    <w:p>
       <w:pPr>
         <w:pStyle w:val="Prrafodelista"/>
         <w:spacing w:after="0" w:line="240" w:lineRule="auto"/>
@@ -2129,11 +2108,11 @@
           <w:color w:val="000000"/>
           <w:kern w:val="0"/>
           <w:lang w:eastAsia="es-ES"/>
-          <ns2:ligatures ns2:val="none"/>
-        </w:rPr>
-      </w:pPr>
-    </w:p>
-    <w:p ns2:paraId="4B0A1031" ns2:textId="77777777">
+          <w14:ligatures w14:val="none"/>
+        </w:rPr>
+      </w:pPr>
+    </w:p>
+    <w:p>
       <w:pPr>
         <w:pStyle w:val="Prrafodelista"/>
         <w:numPr>
@@ -2152,7 +2131,7 @@
           <w:color w:val="000000"/>
           <w:kern w:val="0"/>
           <w:lang w:eastAsia="es-ES"/>
-          <ns2:ligatures ns2:val="none"/>
+          <w14:ligatures w14:val="none"/>
         </w:rPr>
       </w:pPr>
       <w:r>
@@ -2170,7 +2149,7 @@
         <w:t>El 12 de junio de 2026, efectuaron el reembolso del capital nominal por la suma de S/ 1 305,00, aplicándolo como saldo a favor en la tarjeta de crédito y sin el pago de los intereses generados en el periodo retenido.</w:t>
       </w:r>
     </w:p>
-    <w:p ns2:paraId="38A628B4" ns2:textId="04D3C3C5">
+    <w:p>
       <w:pPr>
         <w:pStyle w:val="Prrafodelista"/>
         <w:spacing w:after="0" w:line="240" w:lineRule="auto"/>
@@ -2181,7 +2160,7 @@
           <w:color w:val="000000"/>
           <w:kern w:val="0"/>
           <w:lang w:eastAsia="es-ES"/>
-          <ns2:ligatures ns2:val="none"/>
+          <w14:ligatures w14:val="none"/>
         </w:rPr>
       </w:pPr>
       <w:r>
@@ -2192,7 +2171,7 @@
         <w:t xml:space="preserve"> </w:t>
       </w:r>
     </w:p>
-    <w:p ns2:paraId="71B4A344" ns2:textId="22CBF070">
+    <w:p>
       <w:pPr>
         <w:pStyle w:val="Prrafodelista"/>
         <w:numPr>
@@ -2211,7 +2190,7 @@
           <w:color w:val="000000"/>
           <w:kern w:val="0"/>
           <w:lang w:eastAsia="es-ES"/>
-          <ns2:ligatures ns2:val="none"/>
+          <w14:ligatures w14:val="none"/>
         </w:rPr>
       </w:pPr>
       <w:r>
@@ -2229,7 +2208,7 @@
         <w:t xml:space="preserve">El 18 de junio de 2026, interpuso la denuncia administrativa solicitando medidas correctivas, rectificación de registros y la devolución de cobros generados por primas que sumaron S/ 2 660,00, sumado a los cobros de comisiones por seguro de desgravamen aplicados sobre dichos saldos. </w:t>
       </w:r>
     </w:p>
-    <w:p ns2:paraId="4CE2EF12" ns2:textId="77777777">
+    <w:p>
       <w:pPr>
         <w:pStyle w:val="Prrafodelista"/>
         <w:spacing w:after="0" w:line="240" w:lineRule="auto"/>
@@ -2240,11 +2219,11 @@
           <w:color w:val="000000"/>
           <w:kern w:val="0"/>
           <w:lang w:eastAsia="es-ES"/>
-          <ns2:ligatures ns2:val="none"/>
-        </w:rPr>
-      </w:pPr>
-    </w:p>
-    <w:p ns2:paraId="09456442" ns2:textId="6D51AF07">
+          <w14:ligatures w14:val="none"/>
+        </w:rPr>
+      </w:pPr>
+    </w:p>
+    <w:p>
       <w:pPr>
         <w:pStyle w:val="Prrafodelista"/>
         <w:numPr>
@@ -2263,7 +2242,7 @@
           <w:color w:val="000000"/>
           <w:kern w:val="0"/>
           <w:lang w:eastAsia="es-ES"/>
-          <ns2:ligatures ns2:val="none"/>
+          <w14:ligatures w14:val="none"/>
         </w:rPr>
       </w:pPr>
       <w:r>
@@ -2274,7 +2253,7 @@
         <w:t xml:space="preserve">El 25 de junio de 2026, Banco Falabella emitió la resolución del Caso 47544973260605 NP rechazando la solicitud, señalando la anulación de la propuesta desde el inicio de su vigencia, indicando que el cobro del seguro de desgravamen con una tasa de 3,29% se calculó sobre el promedio diario de saldos adeudados y sugiriendo acudir a la vía judicial para los reclamos de intereses. </w:t>
       </w:r>
     </w:p>
-    <w:p ns2:paraId="4623F545" ns2:textId="77777777">
+    <w:p>
       <w:pPr>
         <w:pStyle w:val="Prrafodelista"/>
         <w:spacing w:after="0" w:line="240" w:lineRule="auto"/>
@@ -2285,11 +2264,11 @@
           <w:color w:val="000000"/>
           <w:kern w:val="0"/>
           <w:lang w:eastAsia="es-ES"/>
-          <ns2:ligatures ns2:val="none"/>
-        </w:rPr>
-      </w:pPr>
-    </w:p>
-    <w:p ns2:paraId="6C8521DE" ns2:textId="0F25E375">
+          <w14:ligatures w14:val="none"/>
+        </w:rPr>
+      </w:pPr>
+    </w:p>
+    <w:p>
       <w:pPr>
         <w:numPr>
           <w:ilvl w:val="1"/>
@@ -2307,7 +2286,7 @@
           <w:color w:val="000000"/>
           <w:kern w:val="0"/>
           <w:lang w:val="es-ES" w:eastAsia="es-ES"/>
-          <ns2:ligatures ns2:val="none"/>
+          <w14:ligatures w14:val="none"/>
         </w:rPr>
       </w:pPr>
       <w:r>
@@ -2418,7 +2397,7 @@
         <w:t/>
       </w:r>
     </w:p>
-    <w:p ns2:paraId="4A713EA1" ns2:textId="77777777">
+    <w:p>
       <w:pPr>
         <w:spacing w:after="0" w:line="240" w:lineRule="auto"/>
         <w:contextualSpacing/>
@@ -2429,11 +2408,11 @@
           <w:color w:val="000000"/>
           <w:kern w:val="0"/>
           <w:lang w:eastAsia="es-PE"/>
-          <ns2:ligatures ns2:val="none"/>
-        </w:rPr>
-      </w:pPr>
-    </w:p>
-    <w:p ns2:paraId="757C7F6D" ns2:textId="77777777">
+          <w14:ligatures w14:val="none"/>
+        </w:rPr>
+      </w:pPr>
+    </w:p>
+    <w:p>
       <w:pPr>
         <w:pStyle w:val="Prrafodelista"/>
         <w:numPr>
@@ -2453,7 +2432,7 @@
           <w:color w:val="000000"/>
           <w:kern w:val="0"/>
           <w:lang w:eastAsia="es-PE"/>
-          <ns2:ligatures ns2:val="none"/>
+          <w14:ligatures w14:val="none"/>
         </w:rPr>
       </w:pPr>
       <w:r>
@@ -2463,12 +2442,12 @@
           <w:color w:val="000000"/>
           <w:kern w:val="0"/>
           <w:lang w:eastAsia="es-PE"/>
-          <ns2:ligatures ns2:val="none"/>
+          <w14:ligatures w14:val="none"/>
         </w:rPr>
         <w:t>DE LA ADMISIÓN A TRÁMITE DE LA DENUNCIA</w:t>
       </w:r>
     </w:p>
-    <w:p ns2:paraId="443169BD" ns2:textId="77777777">
+    <w:p>
       <w:pPr>
         <w:spacing w:after="0" w:line="240" w:lineRule="auto"/>
         <w:contextualSpacing/>
@@ -2479,13 +2458,13 @@
           <w:color w:val="000000"/>
           <w:kern w:val="0"/>
           <w:lang w:eastAsia="es-PE"/>
-          <ns2:ligatures ns2:val="none"/>
+          <w14:ligatures w14:val="none"/>
         </w:rPr>
       </w:pPr>
       <w:bookmarkStart w:id="5" w:name="_Hlk212795168"/>
       <w:bookmarkStart w:id="6" w:name="_Hlk218848146"/>
     </w:p>
-    <w:p ns2:paraId="5A77455E" ns2:textId="3A539880">
+    <w:p>
       <w:pPr>
         <w:pStyle w:val="Prrafodelista"/>
         <w:numPr>
@@ -2498,7 +2477,7 @@
         <w:rPr>
           <w:rFonts w:ascii="Arial Narrow" w:eastAsia="Arial Narrow" w:hAnsi="Arial Narrow" w:cs="Arial Narrow"/>
           <w:kern w:val="0"/>
-          <ns2:ligatures ns2:val="none"/>
+          <w14:ligatures w14:val="none"/>
         </w:rPr>
       </w:pPr>
       <w:r>
@@ -2514,7 +2493,7 @@
           <w:color w:val="000000"/>
           <w:kern w:val="0"/>
           <w:lang w:eastAsia="es-PE"/>
-          <ns2:ligatures ns2:val="none"/>
+          <w14:ligatures w14:val="none"/>
         </w:rPr>
         <w:t>Secretaría Técnica de la Comisión de Protección al Consumidor 1 (en adelante, la Secretaría Técnica), en ejercicio de sus facultades</w:t>
       </w:r>
@@ -2524,7 +2503,7 @@
           <w:rFonts w:ascii="Arial Narrow" w:eastAsia="Arial Narrow" w:hAnsi="Arial Narrow" w:cs="Arial Narrow"/>
           <w:kern w:val="0"/>
           <w:vertAlign w:val="superscript"/>
-          <ns2:ligatures ns2:val="none"/>
+          <w14:ligatures w14:val="none"/>
         </w:rPr>
         <w:footnoteReference w:id="2"/>
       </w:r>
@@ -2534,7 +2513,7 @@
           <w:color w:val="000000"/>
           <w:kern w:val="0"/>
           <w:lang w:eastAsia="es-PE"/>
-          <ns2:ligatures ns2:val="none"/>
+          <w14:ligatures w14:val="none"/>
         </w:rPr>
         <w:t xml:space="preserve">, considera </w:t>
       </w:r>
@@ -2542,7 +2521,7 @@
         <w:rPr>
           <w:rFonts w:ascii="Arial Narrow" w:eastAsia="Arial Narrow" w:hAnsi="Arial Narrow" w:cs="Arial Narrow"/>
           <w:kern w:val="0"/>
-          <ns2:ligatures ns2:val="none"/>
+          <w14:ligatures w14:val="none"/>
         </w:rPr>
         <w:t xml:space="preserve">que el hecho denunciado, consistente en que </w:t>
       </w:r>
@@ -2553,7 +2532,7 @@
           <w:kern w:val="0"/>
           <w:shd w:val="clear" w:color="auto" w:fill="FFFFFF"/>
           <w:lang w:eastAsia="es-PE"/>
-          <ns2:ligatures ns2:val="none"/>
+          <w14:ligatures w14:val="none"/>
         </w:rPr>
         <w:t>Corredores de Seguros Falabella S.A.C. y Falabella Servicios Generales S.A.C. habrían efectuado el cobro indebido de la primera cuota por S/ 380,00 facturada el 24 de febrero de 2025 respecto a Póliza 10 del Seguro documentado en la Propuesta 20001979, omitiendo aplicar la promoción del primer mes sin costo ofrecida al momento de la adquisición de la referida póliza</w:t>
       </w:r>
@@ -2561,7 +2540,7 @@
         <w:rPr>
           <w:rFonts w:ascii="Arial Narrow" w:eastAsia="Arial Narrow" w:hAnsi="Arial Narrow" w:cs="Arial Narrow"/>
           <w:kern w:val="0"/>
-          <ns2:ligatures ns2:val="none"/>
+          <w14:ligatures w14:val="none"/>
         </w:rPr>
         <w:t>; involucraría una presunta afectación a sus expectativas, quien no habría encontrado una correspondencia entre lo que esperaba recibir de parte del proveedor y lo que realmente recibió. Por consiguiente, corresponde calificar el hecho materia de denuncia como una presunta infracción al deber de idoneidad, tipificado en los artículos 18 y 19 del Código</w:t>
       </w:r>
@@ -2572,7 +2551,7 @@
           <w:rFonts w:ascii="Arial Narrow" w:eastAsia="Arial Narrow" w:hAnsi="Arial Narrow" w:cs="Arial"/>
           <w:kern w:val="0"/>
           <w:vertAlign w:val="superscript"/>
-          <ns2:ligatures ns2:val="none"/>
+          <w14:ligatures w14:val="none"/>
         </w:rPr>
         <w:footnoteReference w:id="3"/>
       </w:r>
@@ -2580,13 +2559,13 @@
         <w:rPr>
           <w:rFonts w:ascii="Arial Narrow" w:eastAsia="Arial Narrow" w:hAnsi="Arial Narrow" w:cs="Arial Narrow"/>
           <w:kern w:val="0"/>
-          <ns2:ligatures ns2:val="none"/>
+          <w14:ligatures w14:val="none"/>
         </w:rPr>
         <w:t>.</w:t>
       </w:r>
       <w:bookmarkEnd w:id="7"/>
     </w:p>
-    <w:p ns2:paraId="2CAD1EF6" ns2:textId="77777777">
+    <w:p>
       <w:pPr>
         <w:pStyle w:val="Prrafodelista"/>
         <w:spacing w:after="0" w:line="240" w:lineRule="auto"/>
@@ -2595,11 +2574,11 @@
         <w:rPr>
           <w:rFonts w:ascii="Arial Narrow" w:eastAsia="Arial Narrow" w:hAnsi="Arial Narrow" w:cs="Arial Narrow"/>
           <w:kern w:val="0"/>
-          <ns2:ligatures ns2:val="none"/>
-        </w:rPr>
-      </w:pPr>
-    </w:p>
-    <w:p ns2:paraId="088987DB" ns2:textId="2BA178F5">
+          <w14:ligatures w14:val="none"/>
+        </w:rPr>
+      </w:pPr>
+    </w:p>
+    <w:p>
       <w:pPr>
         <w:pStyle w:val="Prrafodelista"/>
         <w:numPr>
@@ -2612,14 +2591,14 @@
         <w:rPr>
           <w:rFonts w:ascii="Arial Narrow" w:eastAsia="Arial Narrow" w:hAnsi="Arial Narrow" w:cs="Arial Narrow"/>
           <w:kern w:val="0"/>
-          <ns2:ligatures ns2:val="none"/>
-        </w:rPr>
-      </w:pPr>
-      <w:r>
-        <w:rPr>
-          <w:rFonts w:ascii="Arial Narrow" w:eastAsia="Arial Narrow" w:hAnsi="Arial Narrow" w:cs="Arial Narrow"/>
-          <w:kern w:val="0"/>
-          <ns2:ligatures ns2:val="none"/>
+          <w14:ligatures w14:val="none"/>
+        </w:rPr>
+      </w:pPr>
+      <w:r>
+        <w:rPr>
+          <w:rFonts w:ascii="Arial Narrow" w:eastAsia="Arial Narrow" w:hAnsi="Arial Narrow" w:cs="Arial Narrow"/>
+          <w:kern w:val="0"/>
+          <w14:ligatures w14:val="none"/>
         </w:rPr>
         <w:t xml:space="preserve">Así también, la Secretaría Técnica, en ejercicio de sus facultades, </w:t>
       </w:r>
@@ -2630,7 +2609,7 @@
           <w:color w:val="000000"/>
           <w:kern w:val="0"/>
           <w:lang w:eastAsia="es-PE"/>
-          <ns2:ligatures ns2:val="none"/>
+          <w14:ligatures w14:val="none"/>
         </w:rPr>
         <w:t xml:space="preserve">considera </w:t>
       </w:r>
@@ -2638,7 +2617,7 @@
         <w:rPr>
           <w:rFonts w:ascii="Arial Narrow" w:eastAsia="Arial Narrow" w:hAnsi="Arial Narrow" w:cs="Arial Narrow"/>
           <w:kern w:val="0"/>
-          <ns2:ligatures ns2:val="none"/>
+          <w14:ligatures w14:val="none"/>
         </w:rPr>
         <w:t xml:space="preserve">que el hecho denunciado, consistente en que </w:t>
       </w:r>
@@ -2649,7 +2628,7 @@
           <w:kern w:val="0"/>
           <w:shd w:val="clear" w:color="auto" w:fill="FFFFFF"/>
           <w:lang w:eastAsia="es-PE"/>
-          <ns2:ligatures ns2:val="none"/>
+          <w14:ligatures w14:val="none"/>
         </w:rPr>
         <w:t>Corredores de Seguros Falabella S.A.C. y Falabella Servicios Generales S.A.C. habrían realizado un cargo duplicado no autorizado por la suma de S/ 380,00 en la tarjeta de crédito 407xxxxxx550 el 11 de abril de 2025 por concepto de prima de la Póliza 10 del Seguro documentado en la Propuesta 20001979</w:t>
       </w:r>
@@ -2657,7 +2636,7 @@
         <w:rPr>
           <w:rFonts w:ascii="Arial Narrow" w:eastAsia="Arial Narrow" w:hAnsi="Arial Narrow" w:cs="Arial Narrow"/>
           <w:kern w:val="0"/>
-          <ns2:ligatures ns2:val="none"/>
+          <w14:ligatures w14:val="none"/>
         </w:rPr>
         <w:t>; involucraría una presunta afectación a sus expectativas, quien no habría encontrado una correspondencia entre lo que esperaba recibir de parte del proveedor y lo que realmente recibió. Por consiguiente, corresponde calificar el hecho materia de denuncia como una presunta infracción al deber de idoneidad, tipificado en los artículos 18 y 19 del Código</w:t>
       </w:r>
@@ -2668,24 +2647,24 @@
           <w:color w:val="000000"/>
           <w:kern w:val="0"/>
           <w:lang w:eastAsia="es-PE"/>
-          <ns2:ligatures ns2:val="none"/>
+          <w14:ligatures w14:val="none"/>
         </w:rPr>
         <w:t xml:space="preserve">. </w:t>
       </w:r>
     </w:p>
     <w:bookmarkEnd w:id="8"/>
-    <w:p ns2:paraId="1F2D90C9" ns2:textId="77777777">
-      <w:pPr>
-        <w:spacing w:after="0" w:line="240" w:lineRule="auto"/>
-        <w:jc w:val="both"/>
-        <w:rPr>
-          <w:rFonts w:ascii="Arial Narrow" w:eastAsia="Arial Narrow" w:hAnsi="Arial Narrow" w:cs="Arial Narrow"/>
-          <w:kern w:val="0"/>
-          <ns2:ligatures ns2:val="none"/>
-        </w:rPr>
-      </w:pPr>
-    </w:p>
-    <w:p ns2:paraId="321839A6" ns2:textId="4CFC2F75">
+    <w:p>
+      <w:pPr>
+        <w:spacing w:after="0" w:line="240" w:lineRule="auto"/>
+        <w:jc w:val="both"/>
+        <w:rPr>
+          <w:rFonts w:ascii="Arial Narrow" w:eastAsia="Arial Narrow" w:hAnsi="Arial Narrow" w:cs="Arial Narrow"/>
+          <w:kern w:val="0"/>
+          <w14:ligatures w14:val="none"/>
+        </w:rPr>
+      </w:pPr>
+    </w:p>
+    <w:p>
       <w:pPr>
         <w:pStyle w:val="Prrafodelista"/>
         <w:numPr>
@@ -2698,14 +2677,14 @@
         <w:rPr>
           <w:rFonts w:ascii="Arial Narrow" w:eastAsia="Arial Narrow" w:hAnsi="Arial Narrow" w:cs="Arial Narrow"/>
           <w:kern w:val="0"/>
-          <ns2:ligatures ns2:val="none"/>
-        </w:rPr>
-      </w:pPr>
-      <w:r>
-        <w:rPr>
-          <w:rFonts w:ascii="Arial Narrow" w:eastAsia="Arial Narrow" w:hAnsi="Arial Narrow" w:cs="Arial Narrow"/>
-          <w:kern w:val="0"/>
-          <ns2:ligatures ns2:val="none"/>
+          <w14:ligatures w14:val="none"/>
+        </w:rPr>
+      </w:pPr>
+      <w:r>
+        <w:rPr>
+          <w:rFonts w:ascii="Arial Narrow" w:eastAsia="Arial Narrow" w:hAnsi="Arial Narrow" w:cs="Arial Narrow"/>
+          <w:kern w:val="0"/>
+          <w14:ligatures w14:val="none"/>
         </w:rPr>
         <w:t xml:space="preserve">Asimismo, </w:t>
       </w:r>
@@ -2715,7 +2694,7 @@
           <w:color w:val="000000"/>
           <w:kern w:val="0"/>
           <w:lang w:eastAsia="es-PE"/>
-          <ns2:ligatures ns2:val="none"/>
+          <w14:ligatures w14:val="none"/>
         </w:rPr>
         <w:t xml:space="preserve">la Secretaría Técnica, en ejercicio de sus facultades, considera </w:t>
       </w:r>
@@ -2723,7 +2702,7 @@
         <w:rPr>
           <w:rFonts w:ascii="Arial Narrow" w:eastAsia="Arial Narrow" w:hAnsi="Arial Narrow" w:cs="Arial"/>
           <w:kern w:val="0"/>
-          <ns2:ligatures ns2:val="none"/>
+          <w14:ligatures w14:val="none"/>
         </w:rPr>
         <w:t xml:space="preserve">que el hecho denunciado, consistente en que </w:t>
       </w:r>
@@ -2734,7 +2713,7 @@
           <w:kern w:val="0"/>
           <w:shd w:val="clear" w:color="auto" w:fill="FFFFFF"/>
           <w:lang w:eastAsia="es-PE"/>
-          <ns2:ligatures ns2:val="none"/>
+          <w14:ligatures w14:val="none"/>
         </w:rPr>
         <w:t>Corredores de Seguros Falabella S.A.C. y Falabella Servicios Generales S.A.C. habrían realizado una liquidación inadecuada al reembolsar el 15 de diciembre de 2025 la suma de S/ 2 280,00 a la tarjeta de crédito 407xxxxxx550, omitiendo incluir el pago de los intereses generados correspondientes a los cobros del año 2025</w:t>
       </w:r>
@@ -2742,7 +2721,7 @@
         <w:rPr>
           <w:rFonts w:ascii="Arial Narrow" w:eastAsia="Arial Narrow" w:hAnsi="Arial Narrow" w:cs="Arial Narrow"/>
           <w:kern w:val="0"/>
-          <ns2:ligatures ns2:val="none"/>
+          <w14:ligatures w14:val="none"/>
         </w:rPr>
         <w:t>; involucraría una presunta afectación a sus expectativas, quien no habría encontrado una correspondencia entre lo que esperaba recibir de parte del proveedor y lo que realmente recibió. Por consiguiente, corresponde calificar el hecho materia de denuncia como una presunta infracción al deber de idoneidad, tipificado en los artículos 18 y 19 del Código</w:t>
       </w:r>
@@ -2750,23 +2729,23 @@
         <w:rPr>
           <w:rFonts w:ascii="Arial Narrow" w:eastAsia="Arial Narrow" w:hAnsi="Arial Narrow" w:cs="Arial"/>
           <w:kern w:val="0"/>
-          <ns2:ligatures ns2:val="none"/>
+          <w14:ligatures w14:val="none"/>
         </w:rPr>
         <w:t>.</w:t>
       </w:r>
     </w:p>
-    <w:p ns2:paraId="66686BD8" ns2:textId="77777777">
-      <w:pPr>
-        <w:spacing w:after="0" w:line="240" w:lineRule="auto"/>
-        <w:jc w:val="both"/>
-        <w:rPr>
-          <w:rFonts w:ascii="Arial Narrow" w:eastAsia="Arial Narrow" w:hAnsi="Arial Narrow" w:cs="Arial Narrow"/>
-          <w:kern w:val="0"/>
-          <ns2:ligatures ns2:val="none"/>
-        </w:rPr>
-      </w:pPr>
-    </w:p>
-    <w:p ns2:paraId="063E7D5A" ns2:textId="5B335BD5">
+    <w:p>
+      <w:pPr>
+        <w:spacing w:after="0" w:line="240" w:lineRule="auto"/>
+        <w:jc w:val="both"/>
+        <w:rPr>
+          <w:rFonts w:ascii="Arial Narrow" w:eastAsia="Arial Narrow" w:hAnsi="Arial Narrow" w:cs="Arial Narrow"/>
+          <w:kern w:val="0"/>
+          <w14:ligatures w14:val="none"/>
+        </w:rPr>
+      </w:pPr>
+    </w:p>
+    <w:p>
       <w:pPr>
         <w:pStyle w:val="Prrafodelista"/>
         <w:numPr>
@@ -2779,7 +2758,7 @@
         <w:rPr>
           <w:rFonts w:ascii="Arial Narrow" w:eastAsia="Arial Narrow" w:hAnsi="Arial Narrow" w:cs="Arial Narrow"/>
           <w:kern w:val="0"/>
-          <ns2:ligatures ns2:val="none"/>
+          <w14:ligatures w14:val="none"/>
         </w:rPr>
       </w:pPr>
       <w:r>
@@ -2788,7 +2767,7 @@
           <w:color w:val="000000"/>
           <w:kern w:val="0"/>
           <w:lang w:eastAsia="es-PE"/>
-          <ns2:ligatures ns2:val="none"/>
+          <w14:ligatures w14:val="none"/>
         </w:rPr>
         <w:t xml:space="preserve">Además, la Secretaría Técnica, en ejercicio de sus facultades, considera </w:t>
       </w:r>
@@ -2796,7 +2775,7 @@
         <w:rPr>
           <w:rFonts w:ascii="Arial Narrow" w:eastAsia="Arial Narrow" w:hAnsi="Arial Narrow" w:cs="Arial"/>
           <w:kern w:val="0"/>
-          <ns2:ligatures ns2:val="none"/>
+          <w14:ligatures w14:val="none"/>
         </w:rPr>
         <w:t xml:space="preserve">que el hecho denunciado, consistente en que </w:t>
       </w:r>
@@ -2807,7 +2786,7 @@
           <w:kern w:val="0"/>
           <w:shd w:val="clear" w:color="auto" w:fill="FFFFFF"/>
           <w:lang w:eastAsia="es-PE"/>
-          <ns2:ligatures ns2:val="none"/>
+          <w14:ligatures w14:val="none"/>
         </w:rPr>
         <w:t>Corredores de Seguros Falabella S.A.C. y Falabella Servicios Generales S.A.C. habrían procesado indebidamente la Solicitud de Anulación 35445 de la Póliza 142 del Seguro documentado en la Propuesta 20016350 el 20 de marzo de 2026, consignando sin autorización una revocación unilateral por parte del denunciante</w:t>
       </w:r>
@@ -2815,7 +2794,7 @@
         <w:rPr>
           <w:rFonts w:ascii="Arial Narrow" w:eastAsia="Arial Narrow" w:hAnsi="Arial Narrow" w:cs="Arial Narrow"/>
           <w:kern w:val="0"/>
-          <ns2:ligatures ns2:val="none"/>
+          <w14:ligatures w14:val="none"/>
         </w:rPr>
         <w:t>; involucraría una presunta afectación a sus expectativas, quien no habría encontrado una correspondencia entre lo que esperaba recibir de parte del proveedor y lo que realmente recibió. Por consiguiente, corresponde calificar el hecho materia de denuncia como una presunta infracción al deber de idoneidad, tipificado en los artículos 18 y 19 del Código</w:t>
       </w:r>
@@ -2823,12 +2802,12 @@
         <w:rPr>
           <w:rFonts w:ascii="Arial Narrow" w:eastAsia="Arial Narrow" w:hAnsi="Arial Narrow" w:cs="Arial"/>
           <w:kern w:val="0"/>
-          <ns2:ligatures ns2:val="none"/>
+          <w14:ligatures w14:val="none"/>
         </w:rPr>
         <w:t>.</w:t>
       </w:r>
     </w:p>
-    <w:p ns2:paraId="426DDA30" ns2:textId="77777777">
+    <w:p>
       <w:pPr>
         <w:pStyle w:val="Prrafodelista"/>
         <w:spacing w:after="0" w:line="240" w:lineRule="auto"/>
@@ -2837,11 +2816,11 @@
         <w:rPr>
           <w:rFonts w:ascii="Arial Narrow" w:eastAsia="Arial Narrow" w:hAnsi="Arial Narrow" w:cs="Arial Narrow"/>
           <w:kern w:val="0"/>
-          <ns2:ligatures ns2:val="none"/>
-        </w:rPr>
-      </w:pPr>
-    </w:p>
-    <w:p ns2:paraId="3298E39E" ns2:textId="5F35D9AC">
+          <w14:ligatures w14:val="none"/>
+        </w:rPr>
+      </w:pPr>
+    </w:p>
+    <w:p>
       <w:pPr>
         <w:pStyle w:val="Prrafodelista"/>
         <w:numPr>
@@ -2854,14 +2833,14 @@
         <w:rPr>
           <w:rFonts w:ascii="Arial Narrow" w:eastAsia="Arial Narrow" w:hAnsi="Arial Narrow" w:cs="Arial Narrow"/>
           <w:kern w:val="0"/>
-          <ns2:ligatures ns2:val="none"/>
-        </w:rPr>
-      </w:pPr>
-      <w:r>
-        <w:rPr>
-          <w:rFonts w:ascii="Arial Narrow" w:eastAsia="Arial Narrow" w:hAnsi="Arial Narrow" w:cs="Arial Narrow"/>
-          <w:kern w:val="0"/>
-          <ns2:ligatures ns2:val="none"/>
+          <w14:ligatures w14:val="none"/>
+        </w:rPr>
+      </w:pPr>
+      <w:r>
+        <w:rPr>
+          <w:rFonts w:ascii="Arial Narrow" w:eastAsia="Arial Narrow" w:hAnsi="Arial Narrow" w:cs="Arial Narrow"/>
+          <w:kern w:val="0"/>
+          <w14:ligatures w14:val="none"/>
         </w:rPr>
         <w:t xml:space="preserve">Así también, la Secretaría Técnica, en ejercicio de sus facultades, </w:t>
       </w:r>
@@ -2871,7 +2850,7 @@
           <w:color w:val="000000"/>
           <w:kern w:val="0"/>
           <w:lang w:eastAsia="es-PE"/>
-          <ns2:ligatures ns2:val="none"/>
+          <w14:ligatures w14:val="none"/>
         </w:rPr>
         <w:t xml:space="preserve">considera </w:t>
       </w:r>
@@ -2879,7 +2858,7 @@
         <w:rPr>
           <w:rFonts w:ascii="Arial Narrow" w:eastAsia="Arial Narrow" w:hAnsi="Arial Narrow" w:cs="Arial Narrow"/>
           <w:kern w:val="0"/>
-          <ns2:ligatures ns2:val="none"/>
+          <w14:ligatures w14:val="none"/>
         </w:rPr>
         <w:t xml:space="preserve">que el hecho denunciado, consistente en que </w:t>
       </w:r>
@@ -2890,7 +2869,7 @@
           <w:kern w:val="0"/>
           <w:shd w:val="clear" w:color="auto" w:fill="FFFFFF"/>
           <w:lang w:eastAsia="es-PE"/>
-          <ns2:ligatures ns2:val="none"/>
+          <w14:ligatures w14:val="none"/>
         </w:rPr>
         <w:t>Pacifico Compañia de Seguros y Reaseguros S.A. habría anulado indebidamente la Póliza 142 del Seguro documentado en la Propuesta 20016350 comunicando el 12 de mayo de 2026 mediante la Carta PPS-04211/2026 la resolución del contrato bajo la justificación de una afiliación a un plan descontinuado</w:t>
       </w:r>
@@ -2898,7 +2877,7 @@
         <w:rPr>
           <w:rFonts w:ascii="Arial Narrow" w:eastAsia="Arial Narrow" w:hAnsi="Arial Narrow" w:cs="Arial Narrow"/>
           <w:kern w:val="0"/>
-          <ns2:ligatures ns2:val="none"/>
+          <w14:ligatures w14:val="none"/>
         </w:rPr>
         <w:t>; involucraría una presunta afectación a sus expectativas, quien no habría encontrado una correspondencia entre lo que esperaba recibir de parte del proveedor y lo que realmente recibió. Por consiguiente, corresponde calificar el hecho materia de denuncia como una presunta infracción al deber de idoneidad, tipificado en los artículos 18 y 19 del Código</w:t>
       </w:r>
@@ -2909,23 +2888,23 @@
           <w:color w:val="000000"/>
           <w:kern w:val="0"/>
           <w:lang w:eastAsia="es-PE"/>
-          <ns2:ligatures ns2:val="none"/>
+          <w14:ligatures w14:val="none"/>
         </w:rPr>
         <w:t xml:space="preserve">. </w:t>
       </w:r>
     </w:p>
-    <w:p ns2:paraId="2E60EF41" ns2:textId="77777777">
-      <w:pPr>
-        <w:spacing w:after="0" w:line="240" w:lineRule="auto"/>
-        <w:jc w:val="both"/>
-        <w:rPr>
-          <w:rFonts w:ascii="Arial Narrow" w:eastAsia="Arial Narrow" w:hAnsi="Arial Narrow" w:cs="Arial Narrow"/>
-          <w:kern w:val="0"/>
-          <ns2:ligatures ns2:val="none"/>
-        </w:rPr>
-      </w:pPr>
-    </w:p>
-    <w:p ns2:paraId="57C755B2" ns2:textId="1AFA8ED3">
+    <w:p>
+      <w:pPr>
+        <w:spacing w:after="0" w:line="240" w:lineRule="auto"/>
+        <w:jc w:val="both"/>
+        <w:rPr>
+          <w:rFonts w:ascii="Arial Narrow" w:eastAsia="Arial Narrow" w:hAnsi="Arial Narrow" w:cs="Arial Narrow"/>
+          <w:kern w:val="0"/>
+          <w14:ligatures w14:val="none"/>
+        </w:rPr>
+      </w:pPr>
+    </w:p>
+    <w:p>
       <w:pPr>
         <w:pStyle w:val="Prrafodelista"/>
         <w:numPr>
@@ -2938,14 +2917,14 @@
         <w:rPr>
           <w:rFonts w:ascii="Arial Narrow" w:eastAsia="Arial Narrow" w:hAnsi="Arial Narrow" w:cs="Arial Narrow"/>
           <w:kern w:val="0"/>
-          <ns2:ligatures ns2:val="none"/>
-        </w:rPr>
-      </w:pPr>
-      <w:r>
-        <w:rPr>
-          <w:rFonts w:ascii="Arial Narrow" w:eastAsia="Arial Narrow" w:hAnsi="Arial Narrow" w:cs="Arial Narrow"/>
-          <w:kern w:val="0"/>
-          <ns2:ligatures ns2:val="none"/>
+          <w14:ligatures w14:val="none"/>
+        </w:rPr>
+      </w:pPr>
+      <w:r>
+        <w:rPr>
+          <w:rFonts w:ascii="Arial Narrow" w:eastAsia="Arial Narrow" w:hAnsi="Arial Narrow" w:cs="Arial Narrow"/>
+          <w:kern w:val="0"/>
+          <w14:ligatures w14:val="none"/>
         </w:rPr>
         <w:t xml:space="preserve">Asimismo, </w:t>
       </w:r>
@@ -2955,7 +2934,7 @@
           <w:color w:val="000000"/>
           <w:kern w:val="0"/>
           <w:lang w:eastAsia="es-PE"/>
-          <ns2:ligatures ns2:val="none"/>
+          <w14:ligatures w14:val="none"/>
         </w:rPr>
         <w:t xml:space="preserve">la Secretaría Técnica, en ejercicio de sus facultades, considera </w:t>
       </w:r>
@@ -2963,7 +2942,7 @@
         <w:rPr>
           <w:rFonts w:ascii="Arial Narrow" w:eastAsia="Arial Narrow" w:hAnsi="Arial Narrow" w:cs="Arial"/>
           <w:kern w:val="0"/>
-          <ns2:ligatures ns2:val="none"/>
+          <w14:ligatures w14:val="none"/>
         </w:rPr>
         <w:t xml:space="preserve">que el hecho denunciado, consistente en que </w:t>
       </w:r>
@@ -2974,7 +2953,7 @@
           <w:kern w:val="0"/>
           <w:shd w:val="clear" w:color="auto" w:fill="FFFFFF"/>
           <w:lang w:eastAsia="es-PE"/>
-          <ns2:ligatures ns2:val="none"/>
+          <w14:ligatures w14:val="none"/>
         </w:rPr>
         <w:t>Corredores de Seguros Falabella S.A.C. y Falabella Servicios Generales S.A.C. no habrían cumplido con concretar el abono de los fondos correspondientes al reembolso dentro del plazo de veinticinco días hábiles ofrecido mediante comunicación del 13 de abril de 2026</w:t>
       </w:r>
@@ -2982,7 +2961,7 @@
         <w:rPr>
           <w:rFonts w:ascii="Arial Narrow" w:eastAsia="Arial Narrow" w:hAnsi="Arial Narrow" w:cs="Arial Narrow"/>
           <w:kern w:val="0"/>
-          <ns2:ligatures ns2:val="none"/>
+          <w14:ligatures w14:val="none"/>
         </w:rPr>
         <w:t>; involucraría una presunta afectación a sus expectativas, quien no habría encontrado una correspondencia entre lo que esperaba recibir de parte del proveedor y lo que realmente recibió. Por consiguiente, corresponde calificar el hecho materia de denuncia como una presunta infracción al deber de idoneidad, tipificado en los artículos 18 y 19 del Código</w:t>
       </w:r>
@@ -2990,23 +2969,23 @@
         <w:rPr>
           <w:rFonts w:ascii="Arial Narrow" w:eastAsia="Arial Narrow" w:hAnsi="Arial Narrow" w:cs="Arial"/>
           <w:kern w:val="0"/>
-          <ns2:ligatures ns2:val="none"/>
+          <w14:ligatures w14:val="none"/>
         </w:rPr>
         <w:t>.</w:t>
       </w:r>
     </w:p>
-    <w:p ns2:paraId="152F79A3" ns2:textId="77777777">
-      <w:pPr>
-        <w:spacing w:after="0" w:line="240" w:lineRule="auto"/>
-        <w:jc w:val="both"/>
-        <w:rPr>
-          <w:rFonts w:ascii="Arial Narrow" w:eastAsia="Arial Narrow" w:hAnsi="Arial Narrow" w:cs="Arial Narrow"/>
-          <w:kern w:val="0"/>
-          <ns2:ligatures ns2:val="none"/>
-        </w:rPr>
-      </w:pPr>
-    </w:p>
-    <w:p ns2:paraId="595A323D" ns2:textId="62D40F01">
+    <w:p>
+      <w:pPr>
+        <w:spacing w:after="0" w:line="240" w:lineRule="auto"/>
+        <w:jc w:val="both"/>
+        <w:rPr>
+          <w:rFonts w:ascii="Arial Narrow" w:eastAsia="Arial Narrow" w:hAnsi="Arial Narrow" w:cs="Arial Narrow"/>
+          <w:kern w:val="0"/>
+          <w14:ligatures w14:val="none"/>
+        </w:rPr>
+      </w:pPr>
+    </w:p>
+    <w:p>
       <w:pPr>
         <w:pStyle w:val="Prrafodelista"/>
         <w:numPr>
@@ -3019,7 +2998,7 @@
         <w:rPr>
           <w:rFonts w:ascii="Arial Narrow" w:eastAsia="Arial Narrow" w:hAnsi="Arial Narrow" w:cs="Arial Narrow"/>
           <w:kern w:val="0"/>
-          <ns2:ligatures ns2:val="none"/>
+          <w14:ligatures w14:val="none"/>
         </w:rPr>
       </w:pPr>
       <w:r>
@@ -3028,7 +3007,7 @@
           <w:color w:val="000000"/>
           <w:kern w:val="0"/>
           <w:lang w:eastAsia="es-PE"/>
-          <ns2:ligatures ns2:val="none"/>
+          <w14:ligatures w14:val="none"/>
         </w:rPr>
         <w:t xml:space="preserve">Además, la Secretaría Técnica, en ejercicio de sus facultades, considera </w:t>
       </w:r>
@@ -3036,7 +3015,7 @@
         <w:rPr>
           <w:rFonts w:ascii="Arial Narrow" w:eastAsia="Arial Narrow" w:hAnsi="Arial Narrow" w:cs="Arial"/>
           <w:kern w:val="0"/>
-          <ns2:ligatures ns2:val="none"/>
+          <w14:ligatures w14:val="none"/>
         </w:rPr>
         <w:t xml:space="preserve">que el hecho denunciado, consistente en que </w:t>
       </w:r>
@@ -3047,7 +3026,7 @@
           <w:kern w:val="0"/>
           <w:shd w:val="clear" w:color="auto" w:fill="FFFFFF"/>
           <w:lang w:eastAsia="es-PE"/>
-          <ns2:ligatures ns2:val="none"/>
+          <w14:ligatures w14:val="none"/>
         </w:rPr>
         <w:t>Banco Falabella Perú S.A. habría efectuado el cobro indebido de comisiones por seguro de desgravamen con una tasa de 3,29% calculadas sobre los promedios diarios de saldos adeudados que fueron generados previamente por los cobros de primas indebidas</w:t>
       </w:r>
@@ -3055,7 +3034,7 @@
         <w:rPr>
           <w:rFonts w:ascii="Arial Narrow" w:eastAsia="Arial Narrow" w:hAnsi="Arial Narrow" w:cs="Arial Narrow"/>
           <w:kern w:val="0"/>
-          <ns2:ligatures ns2:val="none"/>
+          <w14:ligatures w14:val="none"/>
         </w:rPr>
         <w:t>; involucraría una presunta afectación a sus expectativas, quien no habría encontrado una correspondencia entre lo que esperaba recibir de parte del proveedor y lo que realmente recibió. Por consiguiente, corresponde calificar el hecho materia de denuncia como una presunta infracción al deber de idoneidad, tipificado en los artículos 18 y 19 del Código</w:t>
       </w:r>
@@ -3063,12 +3042,12 @@
         <w:rPr>
           <w:rFonts w:ascii="Arial Narrow" w:eastAsia="Arial Narrow" w:hAnsi="Arial Narrow" w:cs="Arial"/>
           <w:kern w:val="0"/>
-          <ns2:ligatures ns2:val="none"/>
+          <w14:ligatures w14:val="none"/>
         </w:rPr>
         <w:t>.</w:t>
       </w:r>
     </w:p>
-    <w:p ns2:paraId="1AEB1B2C" ns2:textId="77777777">
+    <w:p>
       <w:pPr>
         <w:pStyle w:val="Prrafodelista"/>
         <w:spacing w:after="0" w:line="240" w:lineRule="auto"/>
@@ -3077,11 +3056,11 @@
         <w:rPr>
           <w:rFonts w:ascii="Arial Narrow" w:eastAsia="Arial Narrow" w:hAnsi="Arial Narrow" w:cs="Arial Narrow"/>
           <w:kern w:val="0"/>
-          <ns2:ligatures ns2:val="none"/>
-        </w:rPr>
-      </w:pPr>
-    </w:p>
-    <w:p ns2:paraId="0A748181" ns2:textId="02AFF991">
+          <w14:ligatures w14:val="none"/>
+        </w:rPr>
+      </w:pPr>
+    </w:p>
+    <w:p>
       <w:pPr>
         <w:pStyle w:val="Prrafodelista"/>
         <w:numPr>
@@ -3094,14 +3073,14 @@
         <w:rPr>
           <w:rFonts w:ascii="Arial Narrow" w:eastAsia="Arial Narrow" w:hAnsi="Arial Narrow" w:cs="Arial Narrow"/>
           <w:kern w:val="0"/>
-          <ns2:ligatures ns2:val="none"/>
-        </w:rPr>
-      </w:pPr>
-      <w:r>
-        <w:rPr>
-          <w:rFonts w:ascii="Arial Narrow" w:eastAsia="Arial Narrow" w:hAnsi="Arial Narrow" w:cs="Arial Narrow"/>
-          <w:kern w:val="0"/>
-          <ns2:ligatures ns2:val="none"/>
+          <w14:ligatures w14:val="none"/>
+        </w:rPr>
+      </w:pPr>
+      <w:r>
+        <w:rPr>
+          <w:rFonts w:ascii="Arial Narrow" w:eastAsia="Arial Narrow" w:hAnsi="Arial Narrow" w:cs="Arial Narrow"/>
+          <w:kern w:val="0"/>
+          <w14:ligatures w14:val="none"/>
         </w:rPr>
         <w:t xml:space="preserve">Asimismo, </w:t>
       </w:r>
@@ -3111,7 +3090,7 @@
           <w:color w:val="000000"/>
           <w:kern w:val="0"/>
           <w:lang w:eastAsia="es-PE"/>
-          <ns2:ligatures ns2:val="none"/>
+          <w14:ligatures w14:val="none"/>
         </w:rPr>
         <w:t xml:space="preserve">la Secretaría Técnica, en ejercicio de sus facultades, considera </w:t>
       </w:r>
@@ -3119,7 +3098,7 @@
         <w:rPr>
           <w:rFonts w:ascii="Arial Narrow" w:eastAsia="Arial Narrow" w:hAnsi="Arial Narrow" w:cs="Arial"/>
           <w:kern w:val="0"/>
-          <ns2:ligatures ns2:val="none"/>
+          <w14:ligatures w14:val="none"/>
         </w:rPr>
         <w:t xml:space="preserve">que el hecho denunciado, consistente en que </w:t>
       </w:r>
@@ -3130,7 +3109,7 @@
           <w:kern w:val="0"/>
           <w:shd w:val="clear" w:color="auto" w:fill="FFFFFF"/>
           <w:lang w:eastAsia="es-PE"/>
-          <ns2:ligatures ns2:val="none"/>
+          <w14:ligatures w14:val="none"/>
         </w:rPr>
         <w:t>Banco Falabella Perú S.A. no habría efectuado la liquidación ni el pago de los intereses correspondientes al capital nominal retenido durante los reembolsos rechazando dicha solicitud mediante la resolución del Caso 47544973260605 NP emitida el 25 de junio de 2026</w:t>
       </w:r>
@@ -3138,7 +3117,7 @@
         <w:rPr>
           <w:rFonts w:ascii="Arial Narrow" w:eastAsia="Arial Narrow" w:hAnsi="Arial Narrow" w:cs="Arial Narrow"/>
           <w:kern w:val="0"/>
-          <ns2:ligatures ns2:val="none"/>
+          <w14:ligatures w14:val="none"/>
         </w:rPr>
         <w:t>; involucraría una presunta afectación a sus expectativas, quien no habría encontrado una correspondencia entre lo que esperaba recibir de parte del proveedor y lo que realmente recibió. Por consiguiente, corresponde calificar el hecho materia de denuncia como una presunta infracción al deber de idoneidad, tipificado en los artículos 18 y 19 del Código</w:t>
       </w:r>
@@ -3146,12 +3125,12 @@
         <w:rPr>
           <w:rFonts w:ascii="Arial Narrow" w:eastAsia="Arial Narrow" w:hAnsi="Arial Narrow" w:cs="Arial"/>
           <w:kern w:val="0"/>
-          <ns2:ligatures ns2:val="none"/>
+          <w14:ligatures w14:val="none"/>
         </w:rPr>
         <w:t>.</w:t>
       </w:r>
     </w:p>
-    <w:p ns2:paraId="74304201" ns2:textId="77777777">
+    <w:p>
       <w:pPr>
         <w:pStyle w:val="Prrafodelista"/>
         <w:spacing w:after="0" w:line="240" w:lineRule="auto"/>
@@ -3160,11 +3139,11 @@
         <w:rPr>
           <w:rFonts w:ascii="Arial Narrow" w:eastAsia="Arial Narrow" w:hAnsi="Arial Narrow" w:cs="Arial Narrow"/>
           <w:kern w:val="0"/>
-          <ns2:ligatures ns2:val="none"/>
-        </w:rPr>
-      </w:pPr>
-    </w:p>
-    <w:p ns2:paraId="33027CD4" ns2:textId="101651F1">
+          <w14:ligatures w14:val="none"/>
+        </w:rPr>
+      </w:pPr>
+    </w:p>
+    <w:p>
       <w:pPr>
         <w:pStyle w:val="Prrafodelista"/>
         <w:numPr>
@@ -3177,14 +3156,14 @@
         <w:rPr>
           <w:rFonts w:ascii="Arial Narrow" w:eastAsia="Arial Narrow" w:hAnsi="Arial Narrow" w:cs="Arial Narrow"/>
           <w:kern w:val="0"/>
-          <ns2:ligatures ns2:val="none"/>
-        </w:rPr>
-      </w:pPr>
-      <w:r>
-        <w:rPr>
-          <w:rFonts w:ascii="Arial Narrow" w:eastAsia="Arial Narrow" w:hAnsi="Arial Narrow" w:cs="Arial Narrow"/>
-          <w:kern w:val="0"/>
-          <ns2:ligatures ns2:val="none"/>
+          <w14:ligatures w14:val="none"/>
+        </w:rPr>
+      </w:pPr>
+      <w:r>
+        <w:rPr>
+          <w:rFonts w:ascii="Arial Narrow" w:eastAsia="Arial Narrow" w:hAnsi="Arial Narrow" w:cs="Arial Narrow"/>
+          <w:kern w:val="0"/>
+          <w14:ligatures w14:val="none"/>
         </w:rPr>
         <w:t xml:space="preserve">Asimismo, </w:t>
       </w:r>
@@ -3194,7 +3173,7 @@
           <w:color w:val="000000"/>
           <w:kern w:val="0"/>
           <w:lang w:eastAsia="es-PE"/>
-          <ns2:ligatures ns2:val="none"/>
+          <w14:ligatures w14:val="none"/>
         </w:rPr>
         <w:t xml:space="preserve">la Secretaría Técnica, en ejercicio de sus facultades, considera </w:t>
       </w:r>
@@ -3202,7 +3181,7 @@
         <w:rPr>
           <w:rFonts w:ascii="Arial Narrow" w:eastAsia="Arial Narrow" w:hAnsi="Arial Narrow" w:cs="Arial"/>
           <w:kern w:val="0"/>
-          <ns2:ligatures ns2:val="none"/>
+          <w14:ligatures w14:val="none"/>
         </w:rPr>
         <w:t xml:space="preserve">que el hecho denunciado, consistente en que </w:t>
       </w:r>
@@ -3210,7 +3189,7 @@
         <w:rPr>
           <w:rFonts w:ascii="Arial Narrow" w:eastAsia="Arial Narrow" w:hAnsi="Arial Narrow" w:cs="Arial Narrow"/>
           <w:kern w:val="0"/>
-          <ns2:ligatures ns2:val="none"/>
+          <w14:ligatures w14:val="none"/>
         </w:rPr>
         <w:t>Corredores de Seguros Falabella S.A.C. y Falabella Servicios Generales S.A.C. no habrían cumplido con entregar</w:t>
       </w:r>
@@ -3218,7 +3197,7 @@
         <w:rPr>
           <w:rFonts w:ascii="Arial Narrow" w:eastAsia="Arial Narrow" w:hAnsi="Arial Narrow" w:cs="Arial Narrow"/>
           <w:kern w:val="0"/>
-          <ns2:ligatures ns2:val="none"/>
+          <w14:ligatures w14:val="none"/>
         </w:rPr>
         <w:t xml:space="preserve"> oportunamente al denunciante la póliza y documentación contractual de la Póliza 10 del Seguro de Protección documentado en la Propuesta 20001979 contratado el 5 de febrero de 2025</w:t>
       </w:r>
@@ -3226,7 +3205,7 @@
         <w:rPr>
           <w:rFonts w:ascii="Arial Narrow" w:eastAsia="Arial Narrow" w:hAnsi="Arial Narrow" w:cs="Arial"/>
           <w:kern w:val="0"/>
-          <ns2:ligatures ns2:val="none"/>
+          <w14:ligatures w14:val="none"/>
         </w:rPr>
         <w:t>. Por consiguiente, corresponde calificar el hecho materia de denuncia como una presunta infracción al deber de entregar a los usuarios copia de los contratos y demás documentación relacionada con dichos actos jurídicos, tipificado en el literal e) del artículo 47 del Código</w:t>
       </w:r>
@@ -3236,7 +3215,7 @@
           <w:rFonts w:ascii="Arial Narrow" w:eastAsia="Arial Narrow" w:hAnsi="Arial Narrow" w:cs="Arial"/>
           <w:kern w:val="0"/>
           <w:vertAlign w:val="superscript"/>
-          <ns2:ligatures ns2:val="none"/>
+          <w14:ligatures w14:val="none"/>
         </w:rPr>
         <w:footnoteReference w:id="4"/>
       </w:r>
@@ -3244,12 +3223,12 @@
         <w:rPr>
           <w:rFonts w:ascii="Arial Narrow" w:eastAsia="Arial Narrow" w:hAnsi="Arial Narrow" w:cs="Arial"/>
           <w:kern w:val="0"/>
-          <ns2:ligatures ns2:val="none"/>
+          <w14:ligatures w14:val="none"/>
         </w:rPr>
         <w:t>.</w:t>
       </w:r>
     </w:p>
-    <w:p ns2:paraId="0962EEBD" ns2:textId="77777777">
+    <w:p>
       <w:pPr>
         <w:pStyle w:val="Prrafodelista"/>
         <w:spacing w:after="0" w:line="240" w:lineRule="auto"/>
@@ -3259,11 +3238,11 @@
           <w:color w:val="000000"/>
           <w:kern w:val="0"/>
           <w:lang w:eastAsia="es-PE"/>
-          <ns2:ligatures ns2:val="none"/>
-        </w:rPr>
-      </w:pPr>
-    </w:p>
-    <w:p ns2:paraId="336D8667" ns2:textId="66456FD2">
+          <w14:ligatures w14:val="none"/>
+        </w:rPr>
+      </w:pPr>
+    </w:p>
+    <w:p>
       <w:pPr>
         <w:pStyle w:val="Prrafodelista"/>
         <w:numPr>
@@ -3276,14 +3255,14 @@
         <w:rPr>
           <w:rFonts w:ascii="Arial Narrow" w:eastAsia="Arial Narrow" w:hAnsi="Arial Narrow" w:cs="Arial Narrow"/>
           <w:kern w:val="0"/>
-          <ns2:ligatures ns2:val="none"/>
-        </w:rPr>
-      </w:pPr>
-      <w:r>
-        <w:rPr>
-          <w:rFonts w:ascii="Arial Narrow" w:eastAsia="Arial Narrow" w:hAnsi="Arial Narrow" w:cs="Arial Narrow"/>
-          <w:kern w:val="0"/>
-          <ns2:ligatures ns2:val="none"/>
+          <w14:ligatures w14:val="none"/>
+        </w:rPr>
+      </w:pPr>
+      <w:r>
+        <w:rPr>
+          <w:rFonts w:ascii="Arial Narrow" w:eastAsia="Arial Narrow" w:hAnsi="Arial Narrow" w:cs="Arial Narrow"/>
+          <w:kern w:val="0"/>
+          <w14:ligatures w14:val="none"/>
         </w:rPr>
         <w:t xml:space="preserve">Asimismo, la Secretaría Técnica, en ejercicio de sus facultades, </w:t>
       </w:r>
@@ -3292,7 +3271,7 @@
           <w:rFonts w:ascii="Arial Narrow" w:eastAsia="Times New Roman" w:hAnsi="Arial Narrow" w:cs="Segoe UI"/>
           <w:kern w:val="0"/>
           <w:lang w:eastAsia="es-PE"/>
-          <ns2:ligatures ns2:val="none"/>
+          <w14:ligatures w14:val="none"/>
         </w:rPr>
         <w:t xml:space="preserve">considera </w:t>
       </w:r>
@@ -3300,7 +3279,7 @@
         <w:rPr>
           <w:rFonts w:ascii="Arial Narrow" w:eastAsia="Arial Narrow" w:hAnsi="Arial Narrow" w:cs="Arial Narrow"/>
           <w:kern w:val="0"/>
-          <ns2:ligatures ns2:val="none"/>
+          <w14:ligatures w14:val="none"/>
         </w:rPr>
         <w:t>que el hecho denunciado</w:t>
       </w:r>
@@ -3309,7 +3288,7 @@
           <w:rFonts w:ascii="Arial Narrow" w:eastAsia="Times New Roman" w:hAnsi="Arial Narrow" w:cs="Segoe UI"/>
           <w:kern w:val="0"/>
           <w:lang w:eastAsia="es-PE"/>
-          <ns2:ligatures ns2:val="none"/>
+          <w14:ligatures w14:val="none"/>
         </w:rPr>
         <w:t xml:space="preserve">, consistente en que </w:t>
       </w:r>
@@ -3318,7 +3297,7 @@
           <w:rFonts w:ascii="Arial Narrow" w:eastAsia="Times New Roman" w:hAnsi="Arial Narrow" w:cs="Arial"/>
           <w:kern w:val="0"/>
           <w:lang w:val="es-ES" w:eastAsia="es-ES"/>
-          <ns2:ligatures ns2:val="none"/>
+          <w14:ligatures w14:val="none"/>
         </w:rPr>
         <w:t>Pacifico Compañia de Seguros y Reaseguros S.A. no habría cumplido con emitir una respuesta al Reclamo C-00011/2026 presentado por el denunciante</w:t>
       </w:r>
@@ -3327,7 +3306,7 @@
           <w:rFonts w:ascii="Arial Narrow" w:eastAsia="Times New Roman" w:hAnsi="Arial Narrow" w:cs="Segoe UI"/>
           <w:kern w:val="0"/>
           <w:lang w:eastAsia="es-PE"/>
-          <ns2:ligatures ns2:val="none"/>
+          <w14:ligatures w14:val="none"/>
         </w:rPr>
         <w:t>. Por consiguiente, corresponde calificar el hecho materia de denuncia como una presunta infracción al</w:t>
       </w:r>
@@ -3335,7 +3314,7 @@
         <w:rPr>
           <w:rFonts w:ascii="Arial Narrow" w:eastAsia="Arial Narrow" w:hAnsi="Arial Narrow" w:cs="Arial Narrow"/>
           <w:kern w:val="0"/>
-          <ns2:ligatures ns2:val="none"/>
+          <w14:ligatures w14:val="none"/>
         </w:rPr>
         <w:t xml:space="preserve"> numeral 88.1 del artículo 88 del Código</w:t>
       </w:r>
@@ -3345,7 +3324,7 @@
           <w:rFonts w:ascii="Arial Narrow" w:eastAsia="Arial Narrow" w:hAnsi="Arial Narrow" w:cs="Arial"/>
           <w:kern w:val="0"/>
           <w:vertAlign w:val="superscript"/>
-          <ns2:ligatures ns2:val="none"/>
+          <w14:ligatures w14:val="none"/>
         </w:rPr>
         <w:footnoteReference w:id="5"/>
       </w:r>
@@ -3353,12 +3332,12 @@
         <w:rPr>
           <w:rFonts w:ascii="Arial Narrow" w:eastAsia="Arial Narrow" w:hAnsi="Arial Narrow" w:cs="Arial Narrow"/>
           <w:kern w:val="0"/>
-          <ns2:ligatures ns2:val="none"/>
+          <w14:ligatures w14:val="none"/>
         </w:rPr>
         <w:t>.</w:t>
       </w:r>
     </w:p>
-    <w:p ns2:paraId="4A9C556E" ns2:textId="77777777">
+    <w:p>
       <w:pPr>
         <w:pStyle w:val="Prrafodelista"/>
         <w:spacing w:after="0" w:line="240" w:lineRule="auto"/>
@@ -3367,11 +3346,11 @@
         <w:rPr>
           <w:rFonts w:ascii="Arial Narrow" w:eastAsia="Arial Narrow" w:hAnsi="Arial Narrow" w:cs="Arial Narrow"/>
           <w:kern w:val="0"/>
-          <ns2:ligatures ns2:val="none"/>
-        </w:rPr>
-      </w:pPr>
-    </w:p>
-    <w:p ns2:paraId="54D52806" ns2:textId="6DAAE133">
+          <w14:ligatures w14:val="none"/>
+        </w:rPr>
+      </w:pPr>
+    </w:p>
+    <w:p>
       <w:pPr>
         <w:pStyle w:val="Prrafodelista"/>
         <w:numPr>
@@ -3384,14 +3363,14 @@
         <w:rPr>
           <w:rFonts w:ascii="Arial Narrow" w:eastAsia="Arial Narrow" w:hAnsi="Arial Narrow" w:cs="Arial Narrow"/>
           <w:kern w:val="0"/>
-          <ns2:ligatures ns2:val="none"/>
-        </w:rPr>
-      </w:pPr>
-      <w:r>
-        <w:rPr>
-          <w:rFonts w:ascii="Arial Narrow" w:eastAsia="Arial Narrow" w:hAnsi="Arial Narrow" w:cs="Arial Narrow"/>
-          <w:kern w:val="0"/>
-          <ns2:ligatures ns2:val="none"/>
+          <w14:ligatures w14:val="none"/>
+        </w:rPr>
+      </w:pPr>
+      <w:r>
+        <w:rPr>
+          <w:rFonts w:ascii="Arial Narrow" w:eastAsia="Arial Narrow" w:hAnsi="Arial Narrow" w:cs="Arial Narrow"/>
+          <w:kern w:val="0"/>
+          <w14:ligatures w14:val="none"/>
         </w:rPr>
         <w:t xml:space="preserve">Asimismo, Asimismo, la Secretaría Técnica, en ejercicio de sus facultades, </w:t>
       </w:r>
@@ -3400,7 +3379,7 @@
           <w:rFonts w:ascii="Arial Narrow" w:eastAsia="Times New Roman" w:hAnsi="Arial Narrow" w:cs="Segoe UI"/>
           <w:kern w:val="0"/>
           <w:lang w:eastAsia="es-PE"/>
-          <ns2:ligatures ns2:val="none"/>
+          <w14:ligatures w14:val="none"/>
         </w:rPr>
         <w:t xml:space="preserve">considera </w:t>
       </w:r>
@@ -3408,7 +3387,7 @@
         <w:rPr>
           <w:rFonts w:ascii="Arial Narrow" w:eastAsia="Arial Narrow" w:hAnsi="Arial Narrow" w:cs="Arial Narrow"/>
           <w:kern w:val="0"/>
-          <ns2:ligatures ns2:val="none"/>
+          <w14:ligatures w14:val="none"/>
         </w:rPr>
         <w:t>que el hecho denunciado</w:t>
       </w:r>
@@ -3417,7 +3396,7 @@
           <w:rFonts w:ascii="Arial Narrow" w:eastAsia="Times New Roman" w:hAnsi="Arial Narrow" w:cs="Segoe UI"/>
           <w:kern w:val="0"/>
           <w:lang w:eastAsia="es-PE"/>
-          <ns2:ligatures ns2:val="none"/>
+          <w14:ligatures w14:val="none"/>
         </w:rPr>
         <w:t xml:space="preserve">, consistente en que </w:t>
       </w:r>
@@ -3426,7 +3405,7 @@
           <w:rFonts w:ascii="Arial Narrow" w:eastAsia="Times New Roman" w:hAnsi="Arial Narrow" w:cs="Arial"/>
           <w:kern w:val="0"/>
           <w:lang w:val="es-ES" w:eastAsia="es-ES"/>
-          <ns2:ligatures ns2:val="none"/>
+          <w14:ligatures w14:val="none"/>
         </w:rPr>
         <w:t>Corredores de Seguros Falabella S.A.C. y Falabella Servicios Generales S.A.C. habrían brindado una respuesta inadecuada al Reclamo PE-RE-0591635 presentado por el denunciante.</w:t>
       </w:r>
@@ -3435,7 +3414,7 @@
           <w:rFonts w:ascii="Arial Narrow" w:eastAsia="Times New Roman" w:hAnsi="Arial Narrow" w:cs="Segoe UI"/>
           <w:kern w:val="0"/>
           <w:lang w:eastAsia="es-PE"/>
-          <ns2:ligatures ns2:val="none"/>
+          <w14:ligatures w14:val="none"/>
         </w:rPr>
         <w:t xml:space="preserve"> Por consiguiente, corresponde calificar el hecho materia de denuncia como una presunta infracción al</w:t>
       </w:r>
@@ -3443,25 +3422,25 @@
         <w:rPr>
           <w:rFonts w:ascii="Arial Narrow" w:eastAsia="Arial Narrow" w:hAnsi="Arial Narrow" w:cs="Arial Narrow"/>
           <w:kern w:val="0"/>
-          <ns2:ligatures ns2:val="none"/>
+          <w14:ligatures w14:val="none"/>
         </w:rPr>
         <w:t xml:space="preserve"> numeral 88.1 del artículo 88 del Código.</w:t>
       </w:r>
     </w:p>
-    <w:p ns2:paraId="312F5D35" ns2:textId="0BC9EAAC">
-      <w:pPr>
-        <w:spacing w:after="0" w:line="240" w:lineRule="auto"/>
-        <w:jc w:val="both"/>
-        <w:rPr>
-          <w:rFonts w:ascii="Arial Narrow" w:eastAsia="Arial Narrow" w:hAnsi="Arial Narrow" w:cs="Arial Narrow"/>
-          <w:kern w:val="0"/>
-          <ns2:ligatures ns2:val="none"/>
+    <w:p>
+      <w:pPr>
+        <w:spacing w:after="0" w:line="240" w:lineRule="auto"/>
+        <w:jc w:val="both"/>
+        <w:rPr>
+          <w:rFonts w:ascii="Arial Narrow" w:eastAsia="Arial Narrow" w:hAnsi="Arial Narrow" w:cs="Arial Narrow"/>
+          <w:kern w:val="0"/>
+          <w14:ligatures w14:val="none"/>
         </w:rPr>
       </w:pPr>
     </w:p>
     <w:bookmarkEnd w:id="5"/>
     <w:bookmarkEnd w:id="6"/>
-    <w:p ns2:paraId="011774ED" ns2:textId="77777777">
+    <w:p>
       <w:pPr>
         <w:pStyle w:val="Prrafodelista"/>
         <w:numPr>
@@ -3475,7 +3454,7 @@
           <w:rFonts w:ascii="Arial Narrow" w:eastAsia="Calibri" w:hAnsi="Arial Narrow" w:cs="Arial Narrow"/>
           <w:kern w:val="0"/>
           <w:lang w:eastAsia="es-PE"/>
-          <ns2:ligatures ns2:val="none"/>
+          <w14:ligatures w14:val="none"/>
         </w:rPr>
       </w:pPr>
       <w:r>
@@ -3483,7 +3462,7 @@
           <w:rFonts w:ascii="Arial Narrow" w:eastAsia="Arial Narrow" w:hAnsi="Arial Narrow" w:cs="Arial"/>
           <w:kern w:val="0"/>
           <w:lang w:eastAsia="es-PE"/>
-          <ns2:ligatures ns2:val="none"/>
+          <w14:ligatures w14:val="none"/>
         </w:rPr>
         <w:t>En tanto la denuncia reúne los requisitos establecidos por la norma citada, corresponde admitirla a trámite</w:t>
       </w:r>
@@ -3493,7 +3472,7 @@
           <w:rFonts w:ascii="Arial Narrow" w:eastAsia="Arial Narrow" w:hAnsi="Arial Narrow" w:cs="Arial Narrow"/>
           <w:kern w:val="0"/>
           <w:vertAlign w:val="superscript"/>
-          <ns2:ligatures ns2:val="none"/>
+          <w14:ligatures w14:val="none"/>
         </w:rPr>
         <w:footnoteReference w:id="6"/>
       </w:r>
@@ -3502,12 +3481,12 @@
           <w:rFonts w:ascii="Arial Narrow" w:eastAsia="Arial Narrow" w:hAnsi="Arial Narrow" w:cs="Arial"/>
           <w:kern w:val="0"/>
           <w:lang w:eastAsia="es-PE"/>
-          <ns2:ligatures ns2:val="none"/>
+          <w14:ligatures w14:val="none"/>
         </w:rPr>
         <w:t>.</w:t>
       </w:r>
     </w:p>
-    <w:p ns2:paraId="7BED6430" ns2:textId="77777777">
+    <w:p>
       <w:pPr>
         <w:spacing w:after="0" w:line="240" w:lineRule="auto"/>
         <w:ind w:left="567"/>
@@ -3517,12 +3496,12 @@
           <w:rFonts w:ascii="Arial Narrow" w:eastAsia="Arial Narrow" w:hAnsi="Arial Narrow" w:cs="Arial Narrow"/>
           <w:kern w:val="0"/>
           <w:lang w:eastAsia="es-PE"/>
-          <ns2:ligatures ns2:val="none"/>
+          <w14:ligatures w14:val="none"/>
         </w:rPr>
       </w:pPr>
       <w:bookmarkStart w:id="9" w:name="_Hlk214963071"/>
     </w:p>
-    <w:p ns2:paraId="5D297934" ns2:textId="77777777">
+    <w:p>
       <w:pPr>
         <w:pStyle w:val="Prrafodelista"/>
         <w:numPr>
@@ -3541,7 +3520,7 @@
           <w:b/>
           <w:kern w:val="0"/>
           <w:lang w:eastAsia="es-PE"/>
-          <ns2:ligatures ns2:val="none"/>
+          <w14:ligatures w14:val="none"/>
         </w:rPr>
       </w:pPr>
       <w:r>
@@ -3550,12 +3529,12 @@
           <w:b/>
           <w:kern w:val="0"/>
           <w:lang w:eastAsia="es-PE"/>
-          <ns2:ligatures ns2:val="none"/>
+          <w14:ligatures w14:val="none"/>
         </w:rPr>
         <w:t>REQUERIMIENTO DE INFORMACIÓN</w:t>
       </w:r>
     </w:p>
-    <w:p ns2:paraId="1B1B9756" ns2:textId="77777777">
+    <w:p>
       <w:pPr>
         <w:spacing w:after="0" w:line="240" w:lineRule="auto"/>
         <w:jc w:val="both"/>
@@ -3563,11 +3542,11 @@
           <w:rFonts w:ascii="Arial Narrow" w:eastAsia="Times New Roman" w:hAnsi="Arial Narrow" w:cs="Arial"/>
           <w:kern w:val="0"/>
           <w:lang w:val="es-ES" w:eastAsia="es-ES"/>
-          <ns2:ligatures ns2:val="none"/>
-        </w:rPr>
-      </w:pPr>
-    </w:p>
-    <w:p ns2:paraId="2DBEAF4E" ns2:textId="77777777">
+          <w14:ligatures w14:val="none"/>
+        </w:rPr>
+      </w:pPr>
+    </w:p>
+    <w:p>
       <w:pPr>
         <w:pStyle w:val="Prrafodelista"/>
         <w:numPr>
@@ -3581,7 +3560,7 @@
           <w:rFonts w:ascii="Arial Narrow" w:eastAsia="Times New Roman" w:hAnsi="Arial Narrow" w:cs="Arial"/>
           <w:kern w:val="0"/>
           <w:lang w:val="es-ES" w:eastAsia="es-ES"/>
-          <ns2:ligatures ns2:val="none"/>
+          <w14:ligatures w14:val="none"/>
         </w:rPr>
       </w:pPr>
       <w:r>
@@ -3596,7 +3575,7 @@
           <w:rFonts w:ascii="Arial Narrow" w:eastAsia="Times New Roman" w:hAnsi="Arial Narrow" w:cs="Arial"/>
           <w:kern w:val="0"/>
           <w:lang w:val="es-ES" w:eastAsia="es-ES"/>
-          <ns2:ligatures ns2:val="none"/>
+          <w14:ligatures w14:val="none"/>
         </w:rPr>
         <w:t xml:space="preserve">conviene requerir a los proveedores denunciados </w:t>
       </w:r>
@@ -3606,7 +3585,7 @@
           <w:rFonts w:ascii="Arial Narrow" w:eastAsia="Times New Roman" w:hAnsi="Arial Narrow" w:cs="Arial"/>
           <w:kern w:val="0"/>
           <w:lang w:val="es-ES" w:eastAsia="es-ES"/>
-          <ns2:ligatures ns2:val="none"/>
+          <w14:ligatures w14:val="none"/>
         </w:rPr>
         <w:t xml:space="preserve">que, en un plazo no mayor de cinco (5) días hábiles contado a partir del día siguiente de la notificación de la presente resolución, </w:t>
       </w:r>
@@ -3616,12 +3595,12 @@
           <w:rFonts w:ascii="Arial Narrow" w:eastAsia="Times New Roman" w:hAnsi="Arial Narrow" w:cs="Arial"/>
           <w:kern w:val="0"/>
           <w:lang w:val="es-ES" w:eastAsia="es-ES"/>
-          <ns2:ligatures ns2:val="none"/>
+          <w14:ligatures w14:val="none"/>
         </w:rPr>
         <w:t>cumplan con lo siguiente:</w:t>
       </w:r>
     </w:p>
-    <w:p ns2:paraId="07580008" ns2:textId="77777777">
+    <w:p>
       <w:pPr>
         <w:pStyle w:val="Prrafodelista"/>
         <w:spacing w:after="0" w:line="240" w:lineRule="auto"/>
@@ -3631,11 +3610,11 @@
           <w:rFonts w:ascii="Arial Narrow" w:eastAsia="Times New Roman" w:hAnsi="Arial Narrow" w:cs="Arial"/>
           <w:kern w:val="0"/>
           <w:lang w:val="es-ES" w:eastAsia="es-ES"/>
-          <ns2:ligatures ns2:val="none"/>
-        </w:rPr>
-      </w:pPr>
-    </w:p>
-    <w:p ns2:paraId="5605EB54" ns2:textId="27B6BAE1">
+          <w14:ligatures w14:val="none"/>
+        </w:rPr>
+      </w:pPr>
+    </w:p>
+    <w:p>
       <w:pPr>
         <w:pStyle w:val="Prrafodelista"/>
         <w:spacing w:after="0" w:line="240" w:lineRule="auto"/>
@@ -3645,7 +3624,7 @@
           <w:rFonts w:ascii="Arial Narrow" w:eastAsia="Times New Roman" w:hAnsi="Arial Narrow" w:cs="Arial"/>
           <w:kern w:val="0"/>
           <w:lang w:val="es-ES" w:eastAsia="es-ES"/>
-          <ns2:ligatures ns2:val="none"/>
+          <w14:ligatures w14:val="none"/>
         </w:rPr>
       </w:pPr>
       <w:r>
@@ -3654,7 +3633,7 @@
           <w:kern w:val="0"/>
           <w:u w:val="single"/>
           <w:lang w:val="es-ES" w:eastAsia="es-ES"/>
-          <ns2:ligatures ns2:val="none"/>
+          <w14:ligatures w14:val="none"/>
         </w:rPr>
         <w:t xml:space="preserve">A </w:t>
       </w:r>
@@ -3664,7 +3643,7 @@
           <w:kern w:val="0"/>
           <w:u w:val="single"/>
           <w:lang w:val="es-ES" w:eastAsia="es-ES"/>
-          <ns2:ligatures ns2:val="none"/>
+          <w14:ligatures w14:val="none"/>
         </w:rPr>
         <w:t>Pacifico</w:t>
       </w:r>
@@ -3673,7 +3652,7 @@
           <w:rFonts w:ascii="Arial Narrow" w:eastAsia="Times New Roman" w:hAnsi="Arial Narrow" w:cs="Arial"/>
           <w:kern w:val="0"/>
           <w:lang w:val="es-ES" w:eastAsia="es-ES"/>
-          <ns2:ligatures ns2:val="none"/>
+          <w14:ligatures w14:val="none"/>
         </w:rPr>
         <w:t xml:space="preserve">: (i) presentar una copia debidamente suscrita de la </w:t>
       </w:r>
@@ -3681,7 +3660,7 @@
         <w:rPr>
           <w:rFonts w:ascii="Arial Narrow" w:eastAsia="Arial Narrow" w:hAnsi="Arial Narrow" w:cs="Arial Narrow"/>
           <w:kern w:val="0"/>
-          <ns2:ligatures ns2:val="none"/>
+          <w14:ligatures w14:val="none"/>
         </w:rPr>
         <w:t xml:space="preserve">Póliza 10 del Seguro documentado en la Propuesta 20001979 </w:t>
       </w:r>
@@ -3690,7 +3669,7 @@
           <w:rFonts w:ascii="Arial Narrow" w:eastAsia="Times New Roman" w:hAnsi="Arial Narrow" w:cs="Arial"/>
           <w:kern w:val="0"/>
           <w:lang w:val="es-ES" w:eastAsia="es-ES"/>
-          <ns2:ligatures ns2:val="none"/>
+          <w14:ligatures w14:val="none"/>
         </w:rPr>
         <w:t>materia de denuncia</w:t>
       </w:r>
@@ -3699,7 +3678,7 @@
           <w:rFonts w:ascii="Arial Narrow" w:eastAsia="Times New Roman" w:hAnsi="Arial Narrow" w:cs="Arial"/>
           <w:kern w:val="0"/>
           <w:lang w:val="es-ES" w:eastAsia="es-ES"/>
-          <ns2:ligatures ns2:val="none"/>
+          <w14:ligatures w14:val="none"/>
         </w:rPr>
         <w:t xml:space="preserve">; (ii) presentar una copia debidamente suscrita de la </w:t>
       </w:r>
@@ -3707,7 +3686,7 @@
         <w:rPr>
           <w:rFonts w:ascii="Arial Narrow" w:eastAsia="Arial Narrow" w:hAnsi="Arial Narrow" w:cs="Arial Narrow"/>
           <w:kern w:val="0"/>
-          <ns2:ligatures ns2:val="none"/>
+          <w14:ligatures w14:val="none"/>
         </w:rPr>
         <w:t xml:space="preserve">Póliza 142 del Seguro documentado en la Propuesta 20016350 </w:t>
       </w:r>
@@ -3716,7 +3695,7 @@
           <w:rFonts w:ascii="Arial Narrow" w:eastAsia="Times New Roman" w:hAnsi="Arial Narrow" w:cs="Arial"/>
           <w:kern w:val="0"/>
           <w:lang w:val="es-ES" w:eastAsia="es-ES"/>
-          <ns2:ligatures ns2:val="none"/>
+          <w14:ligatures w14:val="none"/>
         </w:rPr>
         <w:t>materia de denuncia</w:t>
       </w:r>
@@ -3725,7 +3704,7 @@
           <w:rFonts w:ascii="Arial Narrow" w:eastAsia="Times New Roman" w:hAnsi="Arial Narrow" w:cs="Arial"/>
           <w:kern w:val="0"/>
           <w:lang w:val="es-ES" w:eastAsia="es-ES"/>
-          <ns2:ligatures ns2:val="none"/>
+          <w14:ligatures w14:val="none"/>
         </w:rPr>
         <w:t>; y, (</w:t>
       </w:r>
@@ -3734,7 +3713,7 @@
           <w:rFonts w:ascii="Arial Narrow" w:eastAsia="Times New Roman" w:hAnsi="Arial Narrow" w:cs="Arial"/>
           <w:kern w:val="0"/>
           <w:lang w:val="es-ES" w:eastAsia="es-ES"/>
-          <ns2:ligatures ns2:val="none"/>
+          <w14:ligatures w14:val="none"/>
         </w:rPr>
         <w:t>i</w:t>
       </w:r>
@@ -3743,12 +3722,12 @@
           <w:rFonts w:ascii="Arial Narrow" w:eastAsia="Times New Roman" w:hAnsi="Arial Narrow" w:cs="Arial"/>
           <w:kern w:val="0"/>
           <w:lang w:val="es-ES" w:eastAsia="es-ES"/>
-          <ns2:ligatures ns2:val="none"/>
+          <w14:ligatures w14:val="none"/>
         </w:rPr>
         <w:t>ii) presentar todas las comunicaciones cursadas con la parte denunciante en virtud de los hechos materia de denuncia.</w:t>
       </w:r>
     </w:p>
-    <w:p ns2:paraId="3C21C6BD" ns2:textId="77777777">
+    <w:p>
       <w:pPr>
         <w:pStyle w:val="Prrafodelista"/>
         <w:spacing w:after="0" w:line="240" w:lineRule="auto"/>
@@ -3759,11 +3738,11 @@
           <w:kern w:val="0"/>
           <w:u w:val="single"/>
           <w:lang w:val="es-ES" w:eastAsia="es-ES"/>
-          <ns2:ligatures ns2:val="none"/>
-        </w:rPr>
-      </w:pPr>
-    </w:p>
-    <w:p ns2:paraId="76D2169A" ns2:textId="7A3DF806">
+          <w14:ligatures w14:val="none"/>
+        </w:rPr>
+      </w:pPr>
+    </w:p>
+    <w:p>
       <w:pPr>
         <w:pStyle w:val="Prrafodelista"/>
         <w:spacing w:after="0" w:line="240" w:lineRule="auto"/>
@@ -3773,7 +3752,7 @@
           <w:rFonts w:ascii="Arial Narrow" w:eastAsia="Times New Roman" w:hAnsi="Arial Narrow" w:cs="Arial"/>
           <w:kern w:val="0"/>
           <w:lang w:val="es-ES" w:eastAsia="es-ES"/>
-          <ns2:ligatures ns2:val="none"/>
+          <w14:ligatures w14:val="none"/>
         </w:rPr>
       </w:pPr>
       <w:r>
@@ -3782,7 +3761,7 @@
           <w:kern w:val="0"/>
           <w:u w:val="single"/>
           <w:lang w:val="es-ES" w:eastAsia="es-ES"/>
-          <ns2:ligatures ns2:val="none"/>
+          <w14:ligatures w14:val="none"/>
         </w:rPr>
         <w:t xml:space="preserve">A </w:t>
       </w:r>
@@ -3792,7 +3771,7 @@
           <w:kern w:val="0"/>
           <w:u w:val="single"/>
           <w:lang w:val="es-ES" w:eastAsia="es-ES"/>
-          <ns2:ligatures ns2:val="none"/>
+          <w14:ligatures w14:val="none"/>
         </w:rPr>
         <w:t>Corredores de Seguros Falabella</w:t>
       </w:r>
@@ -3801,7 +3780,7 @@
           <w:rFonts w:ascii="Arial Narrow" w:eastAsia="Times New Roman" w:hAnsi="Arial Narrow" w:cs="Arial"/>
           <w:kern w:val="0"/>
           <w:lang w:val="es-ES" w:eastAsia="es-ES"/>
-          <ns2:ligatures ns2:val="none"/>
+          <w14:ligatures w14:val="none"/>
         </w:rPr>
         <w:t>:</w:t>
       </w:r>
@@ -3810,7 +3789,7 @@
           <w:rFonts w:ascii="Arial Narrow" w:eastAsia="Times New Roman" w:hAnsi="Arial Narrow" w:cs="Arial"/>
           <w:kern w:val="0"/>
           <w:lang w:eastAsia="es-ES"/>
-          <ns2:ligatures ns2:val="none"/>
+          <w14:ligatures w14:val="none"/>
         </w:rPr>
         <w:t xml:space="preserve"> </w:t>
       </w:r>
@@ -3819,7 +3798,7 @@
           <w:rFonts w:ascii="Arial Narrow" w:eastAsia="Times New Roman" w:hAnsi="Arial Narrow" w:cs="Arial"/>
           <w:kern w:val="0"/>
           <w:lang w:val="es-ES" w:eastAsia="es-ES"/>
-          <ns2:ligatures ns2:val="none"/>
+          <w14:ligatures w14:val="none"/>
         </w:rPr>
         <w:t>(i)</w:t>
       </w:r>
@@ -3828,7 +3807,7 @@
           <w:rFonts w:ascii="Arial Narrow" w:eastAsia="Times New Roman" w:hAnsi="Arial Narrow" w:cs="Arial"/>
           <w:kern w:val="0"/>
           <w:lang w:val="es-ES" w:eastAsia="es-ES"/>
-          <ns2:ligatures ns2:val="none"/>
+          <w14:ligatures w14:val="none"/>
         </w:rPr>
         <w:t xml:space="preserve"> </w:t>
       </w:r>
@@ -3837,12 +3816,12 @@
           <w:rFonts w:ascii="Arial Narrow" w:eastAsia="Times New Roman" w:hAnsi="Arial Narrow" w:cs="Arial"/>
           <w:kern w:val="0"/>
           <w:lang w:val="es-ES" w:eastAsia="es-ES"/>
-          <ns2:ligatures ns2:val="none"/>
+          <w14:ligatures w14:val="none"/>
         </w:rPr>
         <w:t>presentar todas las comunicaciones cursadas con la parte denunciante en virtud de los hechos materia de denuncia.</w:t>
       </w:r>
     </w:p>
-    <w:p ns2:paraId="6CB59DB7" ns2:textId="77777777">
+    <w:p>
       <w:pPr>
         <w:pStyle w:val="Prrafodelista"/>
         <w:spacing w:after="0" w:line="240" w:lineRule="auto"/>
@@ -3852,11 +3831,11 @@
           <w:rFonts w:ascii="Arial Narrow" w:eastAsia="Times New Roman" w:hAnsi="Arial Narrow" w:cs="Arial"/>
           <w:kern w:val="0"/>
           <w:lang w:val="es-ES" w:eastAsia="es-ES"/>
-          <ns2:ligatures ns2:val="none"/>
-        </w:rPr>
-      </w:pPr>
-    </w:p>
-    <w:p ns2:paraId="165F4465" ns2:textId="3660EFEC">
+          <w14:ligatures w14:val="none"/>
+        </w:rPr>
+      </w:pPr>
+    </w:p>
+    <w:p>
       <w:pPr>
         <w:pStyle w:val="Prrafodelista"/>
         <w:spacing w:after="0" w:line="240" w:lineRule="auto"/>
@@ -3866,7 +3845,7 @@
           <w:rFonts w:ascii="Arial Narrow" w:eastAsia="Times New Roman" w:hAnsi="Arial Narrow" w:cs="Arial"/>
           <w:kern w:val="0"/>
           <w:lang w:val="es-ES" w:eastAsia="es-ES"/>
-          <ns2:ligatures ns2:val="none"/>
+          <w14:ligatures w14:val="none"/>
         </w:rPr>
       </w:pPr>
       <w:r>
@@ -3875,7 +3854,7 @@
           <w:kern w:val="0"/>
           <w:u w:val="single"/>
           <w:lang w:val="es-ES" w:eastAsia="es-ES"/>
-          <ns2:ligatures ns2:val="none"/>
+          <w14:ligatures w14:val="none"/>
         </w:rPr>
         <w:t xml:space="preserve">A </w:t>
       </w:r>
@@ -3885,7 +3864,7 @@
           <w:kern w:val="0"/>
           <w:u w:val="single"/>
           <w:lang w:val="es-ES" w:eastAsia="es-ES"/>
-          <ns2:ligatures ns2:val="none"/>
+          <w14:ligatures w14:val="none"/>
         </w:rPr>
         <w:t>Falabella Servicios Generales</w:t>
       </w:r>
@@ -3894,7 +3873,7 @@
           <w:rFonts w:ascii="Arial Narrow" w:eastAsia="Times New Roman" w:hAnsi="Arial Narrow" w:cs="Arial"/>
           <w:kern w:val="0"/>
           <w:lang w:val="es-ES" w:eastAsia="es-ES"/>
-          <ns2:ligatures ns2:val="none"/>
+          <w14:ligatures w14:val="none"/>
         </w:rPr>
         <w:t>:</w:t>
       </w:r>
@@ -3903,7 +3882,7 @@
           <w:rFonts w:ascii="Arial Narrow" w:eastAsia="Times New Roman" w:hAnsi="Arial Narrow" w:cs="Arial"/>
           <w:kern w:val="0"/>
           <w:lang w:eastAsia="es-ES"/>
-          <ns2:ligatures ns2:val="none"/>
+          <w14:ligatures w14:val="none"/>
         </w:rPr>
         <w:t xml:space="preserve"> </w:t>
       </w:r>
@@ -3912,12 +3891,12 @@
           <w:rFonts w:ascii="Arial Narrow" w:eastAsia="Times New Roman" w:hAnsi="Arial Narrow" w:cs="Arial"/>
           <w:kern w:val="0"/>
           <w:lang w:val="es-ES" w:eastAsia="es-ES"/>
-          <ns2:ligatures ns2:val="none"/>
+          <w14:ligatures w14:val="none"/>
         </w:rPr>
         <w:t>(i) presentar todas las comunicaciones cursadas con la parte denunciante en virtud de los hechos materia de denuncia.</w:t>
       </w:r>
     </w:p>
-    <w:p ns2:paraId="64025498" ns2:textId="77777777">
+    <w:p>
       <w:pPr>
         <w:pStyle w:val="Prrafodelista"/>
         <w:spacing w:after="0" w:line="240" w:lineRule="auto"/>
@@ -3927,11 +3906,11 @@
           <w:rFonts w:ascii="Arial Narrow" w:eastAsia="Times New Roman" w:hAnsi="Arial Narrow" w:cs="Arial"/>
           <w:kern w:val="0"/>
           <w:lang w:val="es-ES" w:eastAsia="es-ES"/>
-          <ns2:ligatures ns2:val="none"/>
-        </w:rPr>
-      </w:pPr>
-    </w:p>
-    <w:p ns2:paraId="1DF802F7" ns2:textId="317065F2">
+          <w14:ligatures w14:val="none"/>
+        </w:rPr>
+      </w:pPr>
+    </w:p>
+    <w:p>
       <w:pPr>
         <w:pStyle w:val="Prrafodelista"/>
         <w:spacing w:after="0" w:line="240" w:lineRule="auto"/>
@@ -3942,7 +3921,7 @@
           <w:kern w:val="0"/>
           <w:u w:val="single"/>
           <w:lang w:val="es-ES" w:eastAsia="es-ES"/>
-          <ns2:ligatures ns2:val="none"/>
+          <w14:ligatures w14:val="none"/>
         </w:rPr>
       </w:pPr>
       <w:r>
@@ -3951,7 +3930,7 @@
           <w:kern w:val="0"/>
           <w:u w:val="single"/>
           <w:lang w:val="es-ES" w:eastAsia="es-ES"/>
-          <ns2:ligatures ns2:val="none"/>
+          <w14:ligatures w14:val="none"/>
         </w:rPr>
         <w:t xml:space="preserve">A </w:t>
       </w:r>
@@ -3961,7 +3940,7 @@
           <w:kern w:val="0"/>
           <w:u w:val="single"/>
           <w:lang w:val="es-ES" w:eastAsia="es-ES"/>
-          <ns2:ligatures ns2:val="none"/>
+          <w14:ligatures w14:val="none"/>
         </w:rPr>
         <w:t>Banco Falabella</w:t>
       </w:r>
@@ -3970,7 +3949,7 @@
           <w:rFonts w:ascii="Arial Narrow" w:eastAsia="Times New Roman" w:hAnsi="Arial Narrow" w:cs="Arial"/>
           <w:kern w:val="0"/>
           <w:lang w:val="es-ES" w:eastAsia="es-ES"/>
-          <ns2:ligatures ns2:val="none"/>
+          <w14:ligatures w14:val="none"/>
         </w:rPr>
         <w:t>:</w:t>
       </w:r>
@@ -3979,7 +3958,7 @@
           <w:rFonts w:ascii="Arial Narrow" w:eastAsia="Times New Roman" w:hAnsi="Arial Narrow" w:cs="Arial"/>
           <w:kern w:val="0"/>
           <w:lang w:eastAsia="es-ES"/>
-          <ns2:ligatures ns2:val="none"/>
+          <w14:ligatures w14:val="none"/>
         </w:rPr>
         <w:t xml:space="preserve"> </w:t>
       </w:r>
@@ -3988,7 +3967,7 @@
           <w:rFonts w:ascii="Arial Narrow" w:eastAsia="Times New Roman" w:hAnsi="Arial Narrow" w:cs="Arial"/>
           <w:kern w:val="0"/>
           <w:lang w:val="es-ES" w:eastAsia="es-ES"/>
-          <ns2:ligatures ns2:val="none"/>
+          <w14:ligatures w14:val="none"/>
         </w:rPr>
         <w:t xml:space="preserve">(i) presentar una copia debidamente suscrita de la </w:t>
       </w:r>
@@ -3996,7 +3975,7 @@
         <w:rPr>
           <w:rFonts w:ascii="Arial Narrow" w:eastAsia="Arial Narrow" w:hAnsi="Arial Narrow" w:cs="Arial Narrow"/>
           <w:kern w:val="0"/>
-          <ns2:ligatures ns2:val="none"/>
+          <w14:ligatures w14:val="none"/>
         </w:rPr>
         <w:t xml:space="preserve">Póliza 10 del Seguro documentado en la Propuesta 20001979 </w:t>
       </w:r>
@@ -4005,7 +3984,7 @@
           <w:rFonts w:ascii="Arial Narrow" w:eastAsia="Times New Roman" w:hAnsi="Arial Narrow" w:cs="Arial"/>
           <w:kern w:val="0"/>
           <w:lang w:val="es-ES" w:eastAsia="es-ES"/>
-          <ns2:ligatures ns2:val="none"/>
+          <w14:ligatures w14:val="none"/>
         </w:rPr>
         <w:t xml:space="preserve">materia de denuncia; (ii) presentar una copia debidamente suscrita de la </w:t>
       </w:r>
@@ -4013,7 +3992,7 @@
         <w:rPr>
           <w:rFonts w:ascii="Arial Narrow" w:eastAsia="Arial Narrow" w:hAnsi="Arial Narrow" w:cs="Arial Narrow"/>
           <w:kern w:val="0"/>
-          <ns2:ligatures ns2:val="none"/>
+          <w14:ligatures w14:val="none"/>
         </w:rPr>
         <w:t>la Póliza 142 del Seguro documentado en la Propuesta 20016350</w:t>
       </w:r>
@@ -4021,7 +4000,7 @@
         <w:rPr>
           <w:rFonts w:ascii="Arial Narrow" w:eastAsia="Arial Narrow" w:hAnsi="Arial Narrow" w:cs="Arial Narrow"/>
           <w:kern w:val="0"/>
-          <ns2:ligatures ns2:val="none"/>
+          <w14:ligatures w14:val="none"/>
         </w:rPr>
         <w:t xml:space="preserve"> </w:t>
       </w:r>
@@ -4029,7 +4008,7 @@
         <w:rPr>
           <w:rFonts w:ascii="Arial Narrow" w:eastAsia="Arial Narrow" w:hAnsi="Arial Narrow" w:cs="Arial Narrow"/>
           <w:kern w:val="0"/>
-          <ns2:ligatures ns2:val="none"/>
+          <w14:ligatures w14:val="none"/>
         </w:rPr>
         <w:t xml:space="preserve"> </w:t>
       </w:r>
@@ -4038,7 +4017,7 @@
           <w:rFonts w:ascii="Arial Narrow" w:eastAsia="Times New Roman" w:hAnsi="Arial Narrow" w:cs="Arial"/>
           <w:kern w:val="0"/>
           <w:lang w:val="es-ES" w:eastAsia="es-ES"/>
-          <ns2:ligatures ns2:val="none"/>
+          <w14:ligatures w14:val="none"/>
         </w:rPr>
         <w:t>materia de denuncia; y, (iii) presentar todas las comunicaciones cursadas con la parte denunciante en virtud de los hechos materia de denuncia</w:t>
       </w:r>
@@ -4047,13 +4026,13 @@
           <w:rFonts w:ascii="Arial Narrow" w:eastAsia="Times New Roman" w:hAnsi="Arial Narrow" w:cs="Arial"/>
           <w:kern w:val="0"/>
           <w:lang w:val="es-ES" w:eastAsia="es-ES"/>
-          <ns2:ligatures ns2:val="none"/>
+          <w14:ligatures w14:val="none"/>
         </w:rPr>
         <w:t>.</w:t>
       </w:r>
     </w:p>
     <w:bookmarkEnd w:id="11"/>
-    <w:p ns2:paraId="0C8970BF" ns2:textId="74B9F8E5">
+    <w:p>
       <w:pPr>
         <w:pStyle w:val="Prrafodelista"/>
         <w:spacing w:after="0" w:line="240" w:lineRule="auto"/>
@@ -4063,12 +4042,12 @@
           <w:rFonts w:ascii="Arial Narrow" w:eastAsia="Times New Roman" w:hAnsi="Arial Narrow" w:cs="Arial"/>
           <w:kern w:val="0"/>
           <w:lang w:val="es-ES" w:eastAsia="es-ES"/>
-          <ns2:ligatures ns2:val="none"/>
+          <w14:ligatures w14:val="none"/>
         </w:rPr>
       </w:pPr>
     </w:p>
     <w:bookmarkEnd w:id="9"/>
-    <w:p ns2:paraId="0FB71333" ns2:textId="77777777">
+    <w:p>
       <w:pPr>
         <w:pStyle w:val="Prrafodelista"/>
         <w:spacing w:after="0" w:line="240" w:lineRule="auto"/>
@@ -4078,11 +4057,11 @@
           <w:rFonts w:ascii="Arial Narrow" w:eastAsia="Times New Roman" w:hAnsi="Arial Narrow" w:cs="Arial"/>
           <w:kern w:val="0"/>
           <w:lang w:val="es-ES" w:eastAsia="es-ES"/>
-          <ns2:ligatures ns2:val="none"/>
-        </w:rPr>
-      </w:pPr>
-    </w:p>
-    <w:p ns2:paraId="7D684DC3" ns2:textId="78EE24C4">
+          <w14:ligatures w14:val="none"/>
+        </w:rPr>
+      </w:pPr>
+    </w:p>
+    <w:p>
       <w:pPr>
         <w:pStyle w:val="Prrafodelista"/>
         <w:numPr>
@@ -4101,7 +4080,7 @@
           <w:b/>
           <w:kern w:val="0"/>
           <w:lang w:eastAsia="es-PE"/>
-          <ns2:ligatures ns2:val="none"/>
+          <w14:ligatures w14:val="none"/>
         </w:rPr>
       </w:pPr>
       <w:r>
@@ -4110,7 +4089,7 @@
           <w:b/>
           <w:kern w:val="0"/>
           <w:lang w:eastAsia="es-PE"/>
-          <ns2:ligatures ns2:val="none"/>
+          <w14:ligatures w14:val="none"/>
         </w:rPr>
         <w:t>RESOLUCIÓN DE LA SECRETARÍA TÉCNICA</w:t>
       </w:r>
@@ -4120,12 +4099,12 @@
           <w:b/>
           <w:kern w:val="0"/>
           <w:lang w:eastAsia="es-PE"/>
-          <ns2:ligatures ns2:val="none"/>
+          <w14:ligatures w14:val="none"/>
         </w:rPr>
         <w:t xml:space="preserve"> </w:t>
       </w:r>
     </w:p>
-    <w:p ns2:paraId="257C218F" ns2:textId="77777777">
+    <w:p>
       <w:pPr>
         <w:spacing w:after="0" w:line="240" w:lineRule="auto"/>
         <w:jc w:val="both"/>
@@ -4135,11 +4114,11 @@
           <w:color w:val="000000"/>
           <w:kern w:val="0"/>
           <w:lang w:eastAsia="es-PE"/>
-          <ns2:ligatures ns2:val="none"/>
-        </w:rPr>
-      </w:pPr>
-    </w:p>
-    <w:p ns2:paraId="7F0DAE57" ns2:textId="5EBFD806">
+          <w14:ligatures w14:val="none"/>
+        </w:rPr>
+      </w:pPr>
+    </w:p>
+    <w:p>
       <w:pPr>
         <w:spacing w:after="0" w:line="240" w:lineRule="auto"/>
         <w:jc w:val="both"/>
@@ -4148,7 +4127,7 @@
           <w:color w:val="000000"/>
           <w:kern w:val="0"/>
           <w:lang w:eastAsia="es-PE"/>
-          <ns2:ligatures ns2:val="none"/>
+          <w14:ligatures w14:val="none"/>
         </w:rPr>
       </w:pPr>
       <w:r>
@@ -4244,7 +4223,7 @@
         <w:t/>
       </w:r>
     </w:p>
-    <w:p ns2:paraId="669E425C" ns2:textId="77777777">
+    <w:p>
       <w:pPr>
         <w:pStyle w:val="Prrafodelista"/>
         <w:spacing w:after="0" w:line="240" w:lineRule="auto"/>
@@ -4253,11 +4232,11 @@
         <w:rPr>
           <w:rFonts w:ascii="Arial Narrow" w:eastAsia="Arial Narrow" w:hAnsi="Arial Narrow" w:cs="Arial Narrow"/>
           <w:kern w:val="0"/>
-          <ns2:ligatures ns2:val="none"/>
-        </w:rPr>
-      </w:pPr>
-    </w:p>
-    <w:p ns2:paraId="696DB3EF" ns2:textId="2528039C">
+          <w14:ligatures w14:val="none"/>
+        </w:rPr>
+      </w:pPr>
+    </w:p>
+    <w:p>
       <w:pPr>
         <w:pStyle w:val="Prrafodelista"/>
         <w:numPr>
@@ -4274,14 +4253,14 @@
         <w:rPr>
           <w:rFonts w:ascii="Arial Narrow" w:eastAsia="Arial Narrow" w:hAnsi="Arial Narrow" w:cs="Arial Narrow"/>
           <w:kern w:val="0"/>
-          <ns2:ligatures ns2:val="none"/>
-        </w:rPr>
-      </w:pPr>
-      <w:r>
-        <w:rPr>
-          <w:rFonts w:ascii="Arial Narrow" w:eastAsia="Arial Narrow" w:hAnsi="Arial Narrow" w:cs="Arial Narrow"/>
-          <w:kern w:val="0"/>
-          <ns2:ligatures ns2:val="none"/>
+          <w14:ligatures w14:val="none"/>
+        </w:rPr>
+      </w:pPr>
+      <w:r>
+        <w:rPr>
+          <w:rFonts w:ascii="Arial Narrow" w:eastAsia="Arial Narrow" w:hAnsi="Arial Narrow" w:cs="Arial Narrow"/>
+          <w:kern w:val="0"/>
+          <w14:ligatures w14:val="none"/>
         </w:rPr>
         <w:t xml:space="preserve">Presunta </w:t>
       </w:r>
@@ -4289,7 +4268,7 @@
         <w:rPr>
           <w:rFonts w:ascii="Arial Narrow" w:eastAsia="Arial Narrow" w:hAnsi="Arial Narrow" w:cs="Arial Narrow"/>
           <w:kern w:val="0"/>
-          <ns2:ligatures ns2:val="none"/>
+          <w14:ligatures w14:val="none"/>
         </w:rPr>
         <w:t>infracción a los artículos 18 y 19 de la Ley 29571, Código de Protección y Defensa del Consumidor</w:t>
       </w:r>
@@ -4297,7 +4276,7 @@
         <w:rPr>
           <w:rFonts w:ascii="Arial Narrow" w:eastAsia="Arial Narrow" w:hAnsi="Arial Narrow" w:cs="Arial Narrow"/>
           <w:kern w:val="0"/>
-          <ns2:ligatures ns2:val="none"/>
+          <w14:ligatures w14:val="none"/>
         </w:rPr>
         <w:t xml:space="preserve">, en tanto </w:t>
       </w:r>
@@ -4305,7 +4284,7 @@
         <w:rPr>
           <w:rFonts w:ascii="Arial Narrow" w:eastAsia="Arial Narrow" w:hAnsi="Arial Narrow" w:cs="Arial Narrow"/>
           <w:kern w:val="0"/>
-          <ns2:ligatures ns2:val="none"/>
+          <w14:ligatures w14:val="none"/>
         </w:rPr>
         <w:t>Corredores de Seguros Falabella S.A.C.</w:t>
       </w:r>
@@ -4313,7 +4292,7 @@
         <w:rPr>
           <w:rFonts w:ascii="Arial Narrow" w:eastAsia="Arial Narrow" w:hAnsi="Arial Narrow" w:cs="Arial Narrow"/>
           <w:kern w:val="0"/>
-          <ns2:ligatures ns2:val="none"/>
+          <w14:ligatures w14:val="none"/>
         </w:rPr>
         <w:t xml:space="preserve"> </w:t>
       </w:r>
@@ -4321,7 +4300,7 @@
         <w:rPr>
           <w:rFonts w:ascii="Arial Narrow" w:eastAsia="Arial Narrow" w:hAnsi="Arial Narrow" w:cs="Arial Narrow"/>
           <w:kern w:val="0"/>
-          <ns2:ligatures ns2:val="none"/>
+          <w14:ligatures w14:val="none"/>
         </w:rPr>
         <w:t xml:space="preserve">y </w:t>
       </w:r>
@@ -4329,7 +4308,7 @@
         <w:rPr>
           <w:rFonts w:ascii="Arial Narrow" w:eastAsia="Arial Narrow" w:hAnsi="Arial Narrow" w:cs="Arial Narrow"/>
           <w:kern w:val="0"/>
-          <ns2:ligatures ns2:val="none"/>
+          <w14:ligatures w14:val="none"/>
         </w:rPr>
         <w:t>Falabella Servicios Generales S.A.C.</w:t>
       </w:r>
@@ -4337,7 +4316,7 @@
         <w:rPr>
           <w:rFonts w:ascii="Arial Narrow" w:eastAsia="Arial Narrow" w:hAnsi="Arial Narrow" w:cs="Arial Narrow"/>
           <w:kern w:val="0"/>
-          <ns2:ligatures ns2:val="none"/>
+          <w14:ligatures w14:val="none"/>
         </w:rPr>
         <w:t xml:space="preserve"> </w:t>
       </w:r>
@@ -4345,7 +4324,7 @@
         <w:rPr>
           <w:rFonts w:ascii="Arial Narrow" w:eastAsia="Arial Narrow" w:hAnsi="Arial Narrow" w:cs="Arial Narrow"/>
           <w:kern w:val="0"/>
-          <ns2:ligatures ns2:val="none"/>
+          <w14:ligatures w14:val="none"/>
         </w:rPr>
         <w:t>habría</w:t>
       </w:r>
@@ -4353,7 +4332,7 @@
         <w:rPr>
           <w:rFonts w:ascii="Arial Narrow" w:eastAsia="Arial Narrow" w:hAnsi="Arial Narrow" w:cs="Arial Narrow"/>
           <w:kern w:val="0"/>
-          <ns2:ligatures ns2:val="none"/>
+          <w14:ligatures w14:val="none"/>
         </w:rPr>
         <w:t>n</w:t>
       </w:r>
@@ -4361,7 +4340,7 @@
         <w:rPr>
           <w:rFonts w:ascii="Arial Narrow" w:eastAsia="Arial Narrow" w:hAnsi="Arial Narrow" w:cs="Arial Narrow"/>
           <w:kern w:val="0"/>
-          <ns2:ligatures ns2:val="none"/>
+          <w14:ligatures w14:val="none"/>
         </w:rPr>
         <w:t xml:space="preserve"> efectuado el cobro indebido de la primera cuota por S/ 380,00 facturada el 24 de febrero de 2025 respecto </w:t>
       </w:r>
@@ -4369,7 +4348,7 @@
         <w:rPr>
           <w:rFonts w:ascii="Arial Narrow" w:eastAsia="Arial Narrow" w:hAnsi="Arial Narrow" w:cs="Arial Narrow"/>
           <w:kern w:val="0"/>
-          <ns2:ligatures ns2:val="none"/>
+          <w14:ligatures w14:val="none"/>
         </w:rPr>
         <w:t>a Póliza 10 del Seguro documentado en la Propuesta 20001979</w:t>
       </w:r>
@@ -4377,7 +4356,7 @@
         <w:rPr>
           <w:rFonts w:ascii="Arial Narrow" w:eastAsia="Arial Narrow" w:hAnsi="Arial Narrow" w:cs="Arial Narrow"/>
           <w:kern w:val="0"/>
-          <ns2:ligatures ns2:val="none"/>
+          <w14:ligatures w14:val="none"/>
         </w:rPr>
         <w:t>, omitiendo aplicar la promoción del primer mes sin costo ofrecida al momento de la adquisición</w:t>
       </w:r>
@@ -4385,7 +4364,7 @@
         <w:rPr>
           <w:rFonts w:ascii="Arial Narrow" w:eastAsia="Arial Narrow" w:hAnsi="Arial Narrow" w:cs="Arial Narrow"/>
           <w:kern w:val="0"/>
-          <ns2:ligatures ns2:val="none"/>
+          <w14:ligatures w14:val="none"/>
         </w:rPr>
         <w:t xml:space="preserve"> de la referida póliza</w:t>
       </w:r>
@@ -4393,12 +4372,12 @@
         <w:rPr>
           <w:rFonts w:ascii="Arial Narrow" w:eastAsia="Arial Narrow" w:hAnsi="Arial Narrow" w:cs="Arial Narrow"/>
           <w:kern w:val="0"/>
-          <ns2:ligatures ns2:val="none"/>
+          <w14:ligatures w14:val="none"/>
         </w:rPr>
         <w:t>.</w:t>
       </w:r>
     </w:p>
-    <w:p ns2:paraId="0891BED4" ns2:textId="77777777">
+    <w:p>
       <w:pPr>
         <w:pStyle w:val="Prrafodelista"/>
         <w:spacing w:after="0" w:line="240" w:lineRule="auto"/>
@@ -4407,11 +4386,11 @@
         <w:rPr>
           <w:rFonts w:ascii="Arial Narrow" w:eastAsia="Arial Narrow" w:hAnsi="Arial Narrow" w:cs="Arial Narrow"/>
           <w:kern w:val="0"/>
-          <ns2:ligatures ns2:val="none"/>
-        </w:rPr>
-      </w:pPr>
-    </w:p>
-    <w:p ns2:paraId="673176E6" ns2:textId="0B1F309F">
+          <w14:ligatures w14:val="none"/>
+        </w:rPr>
+      </w:pPr>
+    </w:p>
+    <w:p>
       <w:pPr>
         <w:pStyle w:val="Prrafodelista"/>
         <w:numPr>
@@ -4428,14 +4407,14 @@
         <w:rPr>
           <w:rFonts w:ascii="Arial Narrow" w:eastAsia="Arial Narrow" w:hAnsi="Arial Narrow" w:cs="Arial Narrow"/>
           <w:kern w:val="0"/>
-          <ns2:ligatures ns2:val="none"/>
-        </w:rPr>
-      </w:pPr>
-      <w:r>
-        <w:rPr>
-          <w:rFonts w:ascii="Arial Narrow" w:eastAsia="Arial Narrow" w:hAnsi="Arial Narrow" w:cs="Arial Narrow"/>
-          <w:kern w:val="0"/>
-          <ns2:ligatures ns2:val="none"/>
+          <w14:ligatures w14:val="none"/>
+        </w:rPr>
+      </w:pPr>
+      <w:r>
+        <w:rPr>
+          <w:rFonts w:ascii="Arial Narrow" w:eastAsia="Arial Narrow" w:hAnsi="Arial Narrow" w:cs="Arial Narrow"/>
+          <w:kern w:val="0"/>
+          <w14:ligatures w14:val="none"/>
         </w:rPr>
         <w:t xml:space="preserve">Presunta </w:t>
       </w:r>
@@ -4443,7 +4422,7 @@
         <w:rPr>
           <w:rFonts w:ascii="Arial Narrow" w:eastAsia="Arial Narrow" w:hAnsi="Arial Narrow" w:cs="Arial Narrow"/>
           <w:kern w:val="0"/>
-          <ns2:ligatures ns2:val="none"/>
+          <w14:ligatures w14:val="none"/>
         </w:rPr>
         <w:t>infracción a los artículos 18 y 19 de la Ley 29571, Código de Protección y Defensa del Consumidor</w:t>
       </w:r>
@@ -4451,7 +4430,7 @@
         <w:rPr>
           <w:rFonts w:ascii="Arial Narrow" w:eastAsia="Arial Narrow" w:hAnsi="Arial Narrow" w:cs="Arial Narrow"/>
           <w:kern w:val="0"/>
-          <ns2:ligatures ns2:val="none"/>
+          <w14:ligatures w14:val="none"/>
         </w:rPr>
         <w:t xml:space="preserve">, en tanto </w:t>
       </w:r>
@@ -4459,7 +4438,7 @@
         <w:rPr>
           <w:rFonts w:ascii="Arial Narrow" w:eastAsia="Arial Narrow" w:hAnsi="Arial Narrow" w:cs="Arial Narrow"/>
           <w:kern w:val="0"/>
-          <ns2:ligatures ns2:val="none"/>
+          <w14:ligatures w14:val="none"/>
         </w:rPr>
         <w:t xml:space="preserve">Corredores de Seguros Falabella S.A.C. </w:t>
       </w:r>
@@ -4467,7 +4446,7 @@
         <w:rPr>
           <w:rFonts w:ascii="Arial Narrow" w:eastAsia="Arial Narrow" w:hAnsi="Arial Narrow" w:cs="Arial Narrow"/>
           <w:kern w:val="0"/>
-          <ns2:ligatures ns2:val="none"/>
+          <w14:ligatures w14:val="none"/>
         </w:rPr>
         <w:t xml:space="preserve">y </w:t>
       </w:r>
@@ -4475,7 +4454,7 @@
         <w:rPr>
           <w:rFonts w:ascii="Arial Narrow" w:eastAsia="Arial Narrow" w:hAnsi="Arial Narrow" w:cs="Arial Narrow"/>
           <w:kern w:val="0"/>
-          <ns2:ligatures ns2:val="none"/>
+          <w14:ligatures w14:val="none"/>
         </w:rPr>
         <w:t>Falabella Servicios Generales S.A.C.</w:t>
       </w:r>
@@ -4483,7 +4462,7 @@
         <w:rPr>
           <w:rFonts w:ascii="Arial Narrow" w:eastAsia="Arial Narrow" w:hAnsi="Arial Narrow" w:cs="Arial Narrow"/>
           <w:kern w:val="0"/>
-          <ns2:ligatures ns2:val="none"/>
+          <w14:ligatures w14:val="none"/>
         </w:rPr>
         <w:t xml:space="preserve"> </w:t>
       </w:r>
@@ -4491,7 +4470,7 @@
         <w:rPr>
           <w:rFonts w:ascii="Arial Narrow" w:eastAsia="Arial Narrow" w:hAnsi="Arial Narrow" w:cs="Arial Narrow"/>
           <w:kern w:val="0"/>
-          <ns2:ligatures ns2:val="none"/>
+          <w14:ligatures w14:val="none"/>
         </w:rPr>
         <w:t>habría</w:t>
       </w:r>
@@ -4499,7 +4478,7 @@
         <w:rPr>
           <w:rFonts w:ascii="Arial Narrow" w:eastAsia="Arial Narrow" w:hAnsi="Arial Narrow" w:cs="Arial Narrow"/>
           <w:kern w:val="0"/>
-          <ns2:ligatures ns2:val="none"/>
+          <w14:ligatures w14:val="none"/>
         </w:rPr>
         <w:t>n</w:t>
       </w:r>
@@ -4507,7 +4486,7 @@
         <w:rPr>
           <w:rFonts w:ascii="Arial Narrow" w:eastAsia="Arial Narrow" w:hAnsi="Arial Narrow" w:cs="Arial Narrow"/>
           <w:kern w:val="0"/>
-          <ns2:ligatures ns2:val="none"/>
+          <w14:ligatures w14:val="none"/>
         </w:rPr>
         <w:t xml:space="preserve"> realizado un cargo duplicado no autorizado por la suma de S/ 380,00 en la tarjeta de crédito </w:t>
       </w:r>
@@ -4515,7 +4494,7 @@
         <w:rPr>
           <w:rFonts w:ascii="Arial Narrow" w:eastAsia="Arial Narrow" w:hAnsi="Arial Narrow" w:cs="Arial Narrow"/>
           <w:kern w:val="0"/>
-          <ns2:ligatures ns2:val="none"/>
+          <w14:ligatures w14:val="none"/>
         </w:rPr>
         <w:t xml:space="preserve">4078-76**-****-4550 </w:t>
       </w:r>
@@ -4523,7 +4502,7 @@
         <w:rPr>
           <w:rFonts w:ascii="Arial Narrow" w:eastAsia="Arial Narrow" w:hAnsi="Arial Narrow" w:cs="Arial Narrow"/>
           <w:kern w:val="0"/>
-          <ns2:ligatures ns2:val="none"/>
+          <w14:ligatures w14:val="none"/>
         </w:rPr>
         <w:t xml:space="preserve">el 11 de abril de 2025 por </w:t>
       </w:r>
@@ -4531,7 +4510,7 @@
         <w:rPr>
           <w:rFonts w:ascii="Arial Narrow" w:eastAsia="Arial Narrow" w:hAnsi="Arial Narrow" w:cs="Arial Narrow"/>
           <w:kern w:val="0"/>
-          <ns2:ligatures ns2:val="none"/>
+          <w14:ligatures w14:val="none"/>
         </w:rPr>
         <w:t xml:space="preserve">concepto de prima </w:t>
       </w:r>
@@ -4539,7 +4518,7 @@
         <w:rPr>
           <w:rFonts w:ascii="Arial Narrow" w:eastAsia="Arial Narrow" w:hAnsi="Arial Narrow" w:cs="Arial Narrow"/>
           <w:kern w:val="0"/>
-          <ns2:ligatures ns2:val="none"/>
+          <w14:ligatures w14:val="none"/>
         </w:rPr>
         <w:t>de la</w:t>
       </w:r>
@@ -4547,7 +4526,7 @@
         <w:rPr>
           <w:rFonts w:ascii="Arial Narrow" w:eastAsia="Arial Narrow" w:hAnsi="Arial Narrow" w:cs="Arial Narrow"/>
           <w:kern w:val="0"/>
-          <ns2:ligatures ns2:val="none"/>
+          <w14:ligatures w14:val="none"/>
         </w:rPr>
         <w:t xml:space="preserve"> </w:t>
       </w:r>
@@ -4555,7 +4534,7 @@
         <w:rPr>
           <w:rFonts w:ascii="Arial Narrow" w:eastAsia="Arial Narrow" w:hAnsi="Arial Narrow" w:cs="Arial Narrow"/>
           <w:kern w:val="0"/>
-          <ns2:ligatures ns2:val="none"/>
+          <w14:ligatures w14:val="none"/>
         </w:rPr>
         <w:t>Póliza 10 del Seguro documentado en la Propuesta 20001979</w:t>
       </w:r>
@@ -4563,7 +4542,7 @@
         <w:rPr>
           <w:rFonts w:ascii="Arial Narrow" w:eastAsia="Arial Narrow" w:hAnsi="Arial Narrow" w:cs="Arial Narrow"/>
           <w:kern w:val="0"/>
-          <ns2:ligatures ns2:val="none"/>
+          <w14:ligatures w14:val="none"/>
         </w:rPr>
         <w:t>.</w:t>
       </w:r>
@@ -4571,23 +4550,23 @@
         <w:rPr>
           <w:rFonts w:ascii="Arial Narrow" w:eastAsia="Arial Narrow" w:hAnsi="Arial Narrow" w:cs="Arial Narrow"/>
           <w:kern w:val="0"/>
-          <ns2:ligatures ns2:val="none"/>
+          <w14:ligatures w14:val="none"/>
         </w:rPr>
         <w:t xml:space="preserve"> </w:t>
       </w:r>
     </w:p>
-    <w:p ns2:paraId="406DE3C0" ns2:textId="77777777">
-      <w:pPr>
-        <w:spacing w:after="0" w:line="240" w:lineRule="auto"/>
-        <w:jc w:val="both"/>
-        <w:rPr>
-          <w:rFonts w:ascii="Arial Narrow" w:eastAsia="Arial Narrow" w:hAnsi="Arial Narrow" w:cs="Arial Narrow"/>
-          <w:kern w:val="0"/>
-          <ns2:ligatures ns2:val="none"/>
-        </w:rPr>
-      </w:pPr>
-    </w:p>
-    <w:p ns2:paraId="2951D0E4" ns2:textId="6714635E">
+    <w:p>
+      <w:pPr>
+        <w:spacing w:after="0" w:line="240" w:lineRule="auto"/>
+        <w:jc w:val="both"/>
+        <w:rPr>
+          <w:rFonts w:ascii="Arial Narrow" w:eastAsia="Arial Narrow" w:hAnsi="Arial Narrow" w:cs="Arial Narrow"/>
+          <w:kern w:val="0"/>
+          <w14:ligatures w14:val="none"/>
+        </w:rPr>
+      </w:pPr>
+    </w:p>
+    <w:p>
       <w:pPr>
         <w:pStyle w:val="Prrafodelista"/>
         <w:numPr>
@@ -4604,14 +4583,14 @@
         <w:rPr>
           <w:rFonts w:ascii="Arial Narrow" w:eastAsia="Arial Narrow" w:hAnsi="Arial Narrow" w:cs="Arial Narrow"/>
           <w:kern w:val="0"/>
-          <ns2:ligatures ns2:val="none"/>
-        </w:rPr>
-      </w:pPr>
-      <w:r>
-        <w:rPr>
-          <w:rFonts w:ascii="Arial Narrow" w:eastAsia="Arial Narrow" w:hAnsi="Arial Narrow" w:cs="Arial Narrow"/>
-          <w:kern w:val="0"/>
-          <ns2:ligatures ns2:val="none"/>
+          <w14:ligatures w14:val="none"/>
+        </w:rPr>
+      </w:pPr>
+      <w:r>
+        <w:rPr>
+          <w:rFonts w:ascii="Arial Narrow" w:eastAsia="Arial Narrow" w:hAnsi="Arial Narrow" w:cs="Arial Narrow"/>
+          <w:kern w:val="0"/>
+          <w14:ligatures w14:val="none"/>
         </w:rPr>
         <w:t xml:space="preserve">Presunta </w:t>
       </w:r>
@@ -4619,7 +4598,7 @@
         <w:rPr>
           <w:rFonts w:ascii="Arial Narrow" w:eastAsia="Arial Narrow" w:hAnsi="Arial Narrow" w:cs="Arial Narrow"/>
           <w:kern w:val="0"/>
-          <ns2:ligatures ns2:val="none"/>
+          <w14:ligatures w14:val="none"/>
         </w:rPr>
         <w:t>infracción a los artículos 18 y 19 de la Ley 29571, Código de Protección y Defensa del Consumidor</w:t>
       </w:r>
@@ -4627,7 +4606,7 @@
         <w:rPr>
           <w:rFonts w:ascii="Arial Narrow" w:eastAsia="Arial Narrow" w:hAnsi="Arial Narrow" w:cs="Arial Narrow"/>
           <w:kern w:val="0"/>
-          <ns2:ligatures ns2:val="none"/>
+          <w14:ligatures w14:val="none"/>
         </w:rPr>
         <w:t xml:space="preserve">, en tanto </w:t>
       </w:r>
@@ -4635,7 +4614,7 @@
         <w:rPr>
           <w:rFonts w:ascii="Arial Narrow" w:eastAsia="Arial Narrow" w:hAnsi="Arial Narrow" w:cs="Arial Narrow"/>
           <w:kern w:val="0"/>
-          <ns2:ligatures ns2:val="none"/>
+          <w14:ligatures w14:val="none"/>
         </w:rPr>
         <w:t xml:space="preserve">Corredores de Seguros Falabella S.A.C. </w:t>
       </w:r>
@@ -4643,7 +4622,7 @@
         <w:rPr>
           <w:rFonts w:ascii="Arial Narrow" w:eastAsia="Arial Narrow" w:hAnsi="Arial Narrow" w:cs="Arial Narrow"/>
           <w:kern w:val="0"/>
-          <ns2:ligatures ns2:val="none"/>
+          <w14:ligatures w14:val="none"/>
         </w:rPr>
         <w:t xml:space="preserve">y </w:t>
       </w:r>
@@ -4651,7 +4630,7 @@
         <w:rPr>
           <w:rFonts w:ascii="Arial Narrow" w:eastAsia="Arial Narrow" w:hAnsi="Arial Narrow" w:cs="Arial Narrow"/>
           <w:kern w:val="0"/>
-          <ns2:ligatures ns2:val="none"/>
+          <w14:ligatures w14:val="none"/>
         </w:rPr>
         <w:t xml:space="preserve">Falabella Servicios Generales S.A.C. </w:t>
       </w:r>
@@ -4659,7 +4638,7 @@
         <w:rPr>
           <w:rFonts w:ascii="Arial Narrow" w:eastAsia="Arial Narrow" w:hAnsi="Arial Narrow" w:cs="Arial Narrow"/>
           <w:kern w:val="0"/>
-          <ns2:ligatures ns2:val="none"/>
+          <w14:ligatures w14:val="none"/>
         </w:rPr>
         <w:t>habría</w:t>
       </w:r>
@@ -4667,7 +4646,7 @@
         <w:rPr>
           <w:rFonts w:ascii="Arial Narrow" w:eastAsia="Arial Narrow" w:hAnsi="Arial Narrow" w:cs="Arial Narrow"/>
           <w:kern w:val="0"/>
-          <ns2:ligatures ns2:val="none"/>
+          <w14:ligatures w14:val="none"/>
         </w:rPr>
         <w:t>n</w:t>
       </w:r>
@@ -4675,7 +4654,7 @@
         <w:rPr>
           <w:rFonts w:ascii="Arial Narrow" w:eastAsia="Arial Narrow" w:hAnsi="Arial Narrow" w:cs="Arial Narrow"/>
           <w:kern w:val="0"/>
-          <ns2:ligatures ns2:val="none"/>
+          <w14:ligatures w14:val="none"/>
         </w:rPr>
         <w:t xml:space="preserve"> realizado una liquidación inadecuada al reembolsar el 15 de diciembre de 2025 la suma de S/ 2 280,00 a la tarjeta de crédito </w:t>
       </w:r>
@@ -4683,7 +4662,7 @@
         <w:rPr>
           <w:rFonts w:ascii="Arial Narrow" w:eastAsia="Arial Narrow" w:hAnsi="Arial Narrow" w:cs="Arial Narrow"/>
           <w:kern w:val="0"/>
-          <ns2:ligatures ns2:val="none"/>
+          <w14:ligatures w14:val="none"/>
         </w:rPr>
         <w:t>4078-76**-****-4550</w:t>
       </w:r>
@@ -4691,23 +4670,23 @@
         <w:rPr>
           <w:rFonts w:ascii="Arial Narrow" w:eastAsia="Arial Narrow" w:hAnsi="Arial Narrow" w:cs="Arial Narrow"/>
           <w:kern w:val="0"/>
-          <ns2:ligatures ns2:val="none"/>
+          <w14:ligatures w14:val="none"/>
         </w:rPr>
         <w:t>, omitiendo incluir el pago de los intereses generados correspondientes a los cobros del año 2025.</w:t>
       </w:r>
     </w:p>
-    <w:p ns2:paraId="71DE679B" ns2:textId="77777777">
-      <w:pPr>
-        <w:spacing w:after="0" w:line="240" w:lineRule="auto"/>
-        <w:jc w:val="both"/>
-        <w:rPr>
-          <w:rFonts w:ascii="Arial Narrow" w:eastAsia="Arial Narrow" w:hAnsi="Arial Narrow" w:cs="Arial Narrow"/>
-          <w:kern w:val="0"/>
-          <ns2:ligatures ns2:val="none"/>
-        </w:rPr>
-      </w:pPr>
-    </w:p>
-    <w:p ns2:paraId="15DE7194" ns2:textId="4698F909">
+    <w:p>
+      <w:pPr>
+        <w:spacing w:after="0" w:line="240" w:lineRule="auto"/>
+        <w:jc w:val="both"/>
+        <w:rPr>
+          <w:rFonts w:ascii="Arial Narrow" w:eastAsia="Arial Narrow" w:hAnsi="Arial Narrow" w:cs="Arial Narrow"/>
+          <w:kern w:val="0"/>
+          <w14:ligatures w14:val="none"/>
+        </w:rPr>
+      </w:pPr>
+    </w:p>
+    <w:p>
       <w:pPr>
         <w:pStyle w:val="Prrafodelista"/>
         <w:numPr>
@@ -4724,14 +4703,14 @@
         <w:rPr>
           <w:rFonts w:ascii="Arial Narrow" w:eastAsia="Arial Narrow" w:hAnsi="Arial Narrow" w:cs="Arial Narrow"/>
           <w:kern w:val="0"/>
-          <ns2:ligatures ns2:val="none"/>
-        </w:rPr>
-      </w:pPr>
-      <w:r>
-        <w:rPr>
-          <w:rFonts w:ascii="Arial Narrow" w:eastAsia="Arial Narrow" w:hAnsi="Arial Narrow" w:cs="Arial Narrow"/>
-          <w:kern w:val="0"/>
-          <ns2:ligatures ns2:val="none"/>
+          <w14:ligatures w14:val="none"/>
+        </w:rPr>
+      </w:pPr>
+      <w:r>
+        <w:rPr>
+          <w:rFonts w:ascii="Arial Narrow" w:eastAsia="Arial Narrow" w:hAnsi="Arial Narrow" w:cs="Arial Narrow"/>
+          <w:kern w:val="0"/>
+          <w14:ligatures w14:val="none"/>
         </w:rPr>
         <w:t xml:space="preserve">Presunta </w:t>
       </w:r>
@@ -4739,7 +4718,7 @@
         <w:rPr>
           <w:rFonts w:ascii="Arial Narrow" w:eastAsia="Arial Narrow" w:hAnsi="Arial Narrow" w:cs="Arial Narrow"/>
           <w:kern w:val="0"/>
-          <ns2:ligatures ns2:val="none"/>
+          <w14:ligatures w14:val="none"/>
         </w:rPr>
         <w:t>infracción a los artículos 18 y 19 de la Ley 29571, Código de Protección y Defensa del Consumidor</w:t>
       </w:r>
@@ -4747,7 +4726,7 @@
         <w:rPr>
           <w:rFonts w:ascii="Arial Narrow" w:eastAsia="Arial Narrow" w:hAnsi="Arial Narrow" w:cs="Arial Narrow"/>
           <w:kern w:val="0"/>
-          <ns2:ligatures ns2:val="none"/>
+          <w14:ligatures w14:val="none"/>
         </w:rPr>
         <w:t xml:space="preserve">, en tanto </w:t>
       </w:r>
@@ -4755,7 +4734,7 @@
         <w:rPr>
           <w:rFonts w:ascii="Arial Narrow" w:eastAsia="Arial Narrow" w:hAnsi="Arial Narrow" w:cs="Arial Narrow"/>
           <w:kern w:val="0"/>
-          <ns2:ligatures ns2:val="none"/>
+          <w14:ligatures w14:val="none"/>
         </w:rPr>
         <w:t xml:space="preserve">Corredores de Seguros Falabella S.A.C. </w:t>
       </w:r>
@@ -4763,7 +4742,7 @@
         <w:rPr>
           <w:rFonts w:ascii="Arial Narrow" w:eastAsia="Arial Narrow" w:hAnsi="Arial Narrow" w:cs="Arial Narrow"/>
           <w:kern w:val="0"/>
-          <ns2:ligatures ns2:val="none"/>
+          <w14:ligatures w14:val="none"/>
         </w:rPr>
         <w:t xml:space="preserve">y </w:t>
       </w:r>
@@ -4771,7 +4750,7 @@
         <w:rPr>
           <w:rFonts w:ascii="Arial Narrow" w:eastAsia="Arial Narrow" w:hAnsi="Arial Narrow" w:cs="Arial Narrow"/>
           <w:kern w:val="0"/>
-          <ns2:ligatures ns2:val="none"/>
+          <w14:ligatures w14:val="none"/>
         </w:rPr>
         <w:t xml:space="preserve">Falabella Servicios Generales S.A.C. </w:t>
       </w:r>
@@ -4779,7 +4758,7 @@
         <w:rPr>
           <w:rFonts w:ascii="Arial Narrow" w:eastAsia="Arial Narrow" w:hAnsi="Arial Narrow" w:cs="Arial Narrow"/>
           <w:kern w:val="0"/>
-          <ns2:ligatures ns2:val="none"/>
+          <w14:ligatures w14:val="none"/>
         </w:rPr>
         <w:t>habría</w:t>
       </w:r>
@@ -4787,7 +4766,7 @@
         <w:rPr>
           <w:rFonts w:ascii="Arial Narrow" w:eastAsia="Arial Narrow" w:hAnsi="Arial Narrow" w:cs="Arial Narrow"/>
           <w:kern w:val="0"/>
-          <ns2:ligatures ns2:val="none"/>
+          <w14:ligatures w14:val="none"/>
         </w:rPr>
         <w:t>n</w:t>
       </w:r>
@@ -4795,7 +4774,7 @@
         <w:rPr>
           <w:rFonts w:ascii="Arial Narrow" w:eastAsia="Arial Narrow" w:hAnsi="Arial Narrow" w:cs="Arial Narrow"/>
           <w:kern w:val="0"/>
-          <ns2:ligatures ns2:val="none"/>
+          <w14:ligatures w14:val="none"/>
         </w:rPr>
         <w:t xml:space="preserve"> procesado indebidamente la Solicitud de Anulación 35445 </w:t>
       </w:r>
@@ -4803,7 +4782,7 @@
         <w:rPr>
           <w:rFonts w:ascii="Arial Narrow" w:eastAsia="Arial Narrow" w:hAnsi="Arial Narrow" w:cs="Arial Narrow"/>
           <w:kern w:val="0"/>
-          <ns2:ligatures ns2:val="none"/>
+          <w14:ligatures w14:val="none"/>
         </w:rPr>
         <w:t xml:space="preserve">de la Póliza 142 del Seguro documentado en la Propuesta 20016350 </w:t>
       </w:r>
@@ -4811,7 +4790,7 @@
         <w:rPr>
           <w:rFonts w:ascii="Arial Narrow" w:eastAsia="Arial Narrow" w:hAnsi="Arial Narrow" w:cs="Arial Narrow"/>
           <w:kern w:val="0"/>
-          <ns2:ligatures ns2:val="none"/>
+          <w14:ligatures w14:val="none"/>
         </w:rPr>
         <w:t xml:space="preserve"> el 20 de marzo de 2026, consignando sin autorización una revocación unilateral por parte </w:t>
       </w:r>
@@ -4819,7 +4798,7 @@
         <w:rPr>
           <w:rFonts w:ascii="Arial Narrow" w:eastAsia="Arial Narrow" w:hAnsi="Arial Narrow" w:cs="Arial Narrow"/>
           <w:kern w:val="0"/>
-          <ns2:ligatures ns2:val="none"/>
+          <w14:ligatures w14:val="none"/>
         </w:rPr>
         <w:t>del denunciante</w:t>
       </w:r>
@@ -4827,12 +4806,12 @@
         <w:rPr>
           <w:rFonts w:ascii="Arial Narrow" w:eastAsia="Arial Narrow" w:hAnsi="Arial Narrow" w:cs="Arial Narrow"/>
           <w:kern w:val="0"/>
-          <ns2:ligatures ns2:val="none"/>
+          <w14:ligatures w14:val="none"/>
         </w:rPr>
         <w:t>.</w:t>
       </w:r>
     </w:p>
-    <w:p ns2:paraId="578C3A15" ns2:textId="77777777">
+    <w:p>
       <w:pPr>
         <w:pStyle w:val="Prrafodelista"/>
         <w:spacing w:after="0" w:line="240" w:lineRule="auto"/>
@@ -4841,11 +4820,11 @@
         <w:rPr>
           <w:rFonts w:ascii="Arial Narrow" w:eastAsia="Arial Narrow" w:hAnsi="Arial Narrow" w:cs="Arial Narrow"/>
           <w:kern w:val="0"/>
-          <ns2:ligatures ns2:val="none"/>
-        </w:rPr>
-      </w:pPr>
-    </w:p>
-    <w:p ns2:paraId="71F9EF7A" ns2:textId="7596ADBA">
+          <w14:ligatures w14:val="none"/>
+        </w:rPr>
+      </w:pPr>
+    </w:p>
+    <w:p>
       <w:pPr>
         <w:pStyle w:val="Prrafodelista"/>
         <w:numPr>
@@ -4862,14 +4841,14 @@
         <w:rPr>
           <w:rFonts w:ascii="Arial Narrow" w:eastAsia="Arial Narrow" w:hAnsi="Arial Narrow" w:cs="Arial Narrow"/>
           <w:kern w:val="0"/>
-          <ns2:ligatures ns2:val="none"/>
-        </w:rPr>
-      </w:pPr>
-      <w:r>
-        <w:rPr>
-          <w:rFonts w:ascii="Arial Narrow" w:eastAsia="Arial Narrow" w:hAnsi="Arial Narrow" w:cs="Arial Narrow"/>
-          <w:kern w:val="0"/>
-          <ns2:ligatures ns2:val="none"/>
+          <w14:ligatures w14:val="none"/>
+        </w:rPr>
+      </w:pPr>
+      <w:r>
+        <w:rPr>
+          <w:rFonts w:ascii="Arial Narrow" w:eastAsia="Arial Narrow" w:hAnsi="Arial Narrow" w:cs="Arial Narrow"/>
+          <w:kern w:val="0"/>
+          <w14:ligatures w14:val="none"/>
         </w:rPr>
         <w:t xml:space="preserve">Presunta </w:t>
       </w:r>
@@ -4877,7 +4856,7 @@
         <w:rPr>
           <w:rFonts w:ascii="Arial Narrow" w:eastAsia="Arial Narrow" w:hAnsi="Arial Narrow" w:cs="Arial Narrow"/>
           <w:kern w:val="0"/>
-          <ns2:ligatures ns2:val="none"/>
+          <w14:ligatures w14:val="none"/>
         </w:rPr>
         <w:t>infracción a los artículos 18 y 19 de la Ley 29571, Código de Protección y Defensa del Consumidor</w:t>
       </w:r>
@@ -4885,7 +4864,7 @@
         <w:rPr>
           <w:rFonts w:ascii="Arial Narrow" w:eastAsia="Arial Narrow" w:hAnsi="Arial Narrow" w:cs="Arial Narrow"/>
           <w:kern w:val="0"/>
-          <ns2:ligatures ns2:val="none"/>
+          <w14:ligatures w14:val="none"/>
         </w:rPr>
         <w:t xml:space="preserve">, en tanto </w:t>
       </w:r>
@@ -4900,7 +4879,7 @@
         <w:rPr>
           <w:rFonts w:ascii="Arial Narrow" w:eastAsia="Arial Narrow" w:hAnsi="Arial Narrow" w:cs="Arial Narrow"/>
           <w:kern w:val="0"/>
-          <ns2:ligatures ns2:val="none"/>
+          <w14:ligatures w14:val="none"/>
         </w:rPr>
         <w:t>habría anulado indebidamente</w:t>
       </w:r>
@@ -4908,7 +4887,7 @@
         <w:rPr>
           <w:rFonts w:ascii="Arial Narrow" w:eastAsia="Arial Narrow" w:hAnsi="Arial Narrow" w:cs="Arial Narrow"/>
           <w:kern w:val="0"/>
-          <ns2:ligatures ns2:val="none"/>
+          <w14:ligatures w14:val="none"/>
         </w:rPr>
         <w:t xml:space="preserve"> la</w:t>
       </w:r>
@@ -4916,7 +4895,7 @@
         <w:rPr>
           <w:rFonts w:ascii="Arial Narrow" w:eastAsia="Arial Narrow" w:hAnsi="Arial Narrow" w:cs="Arial Narrow"/>
           <w:kern w:val="0"/>
-          <ns2:ligatures ns2:val="none"/>
+          <w14:ligatures w14:val="none"/>
         </w:rPr>
         <w:t xml:space="preserve"> </w:t>
       </w:r>
@@ -4924,7 +4903,7 @@
         <w:rPr>
           <w:rFonts w:ascii="Arial Narrow" w:eastAsia="Arial Narrow" w:hAnsi="Arial Narrow" w:cs="Arial Narrow"/>
           <w:kern w:val="0"/>
-          <ns2:ligatures ns2:val="none"/>
+          <w14:ligatures w14:val="none"/>
         </w:rPr>
         <w:t>Póliza 142 del Seguro documentado en la Propuesta 20016350</w:t>
       </w:r>
@@ -4932,7 +4911,7 @@
         <w:rPr>
           <w:rFonts w:ascii="Arial Narrow" w:eastAsia="Arial Narrow" w:hAnsi="Arial Narrow" w:cs="Arial Narrow"/>
           <w:kern w:val="0"/>
-          <ns2:ligatures ns2:val="none"/>
+          <w14:ligatures w14:val="none"/>
         </w:rPr>
         <w:t xml:space="preserve"> </w:t>
       </w:r>
@@ -4940,12 +4919,12 @@
         <w:rPr>
           <w:rFonts w:ascii="Arial Narrow" w:eastAsia="Arial Narrow" w:hAnsi="Arial Narrow" w:cs="Arial Narrow"/>
           <w:kern w:val="0"/>
-          <ns2:ligatures ns2:val="none"/>
+          <w14:ligatures w14:val="none"/>
         </w:rPr>
         <w:t>comunicando el 12 de mayo de 2026 mediante la Carta PPS-04211/2026 la resolución del contrato bajo la justificación de una afiliación a un plan descontinuado.</w:t>
       </w:r>
     </w:p>
-    <w:p ns2:paraId="6B6DF190" ns2:textId="77777777">
+    <w:p>
       <w:pPr>
         <w:pStyle w:val="Prrafodelista"/>
         <w:spacing w:after="0" w:line="240" w:lineRule="auto"/>
@@ -4954,11 +4933,11 @@
         <w:rPr>
           <w:rFonts w:ascii="Arial Narrow" w:eastAsia="Arial Narrow" w:hAnsi="Arial Narrow" w:cs="Arial Narrow"/>
           <w:kern w:val="0"/>
-          <ns2:ligatures ns2:val="none"/>
-        </w:rPr>
-      </w:pPr>
-    </w:p>
-    <w:p ns2:paraId="486D576C" ns2:textId="472EDD96">
+          <w14:ligatures w14:val="none"/>
+        </w:rPr>
+      </w:pPr>
+    </w:p>
+    <w:p>
       <w:pPr>
         <w:pStyle w:val="Prrafodelista"/>
         <w:numPr>
@@ -4975,14 +4954,14 @@
         <w:rPr>
           <w:rFonts w:ascii="Arial Narrow" w:eastAsia="Arial Narrow" w:hAnsi="Arial Narrow" w:cs="Arial Narrow"/>
           <w:kern w:val="0"/>
-          <ns2:ligatures ns2:val="none"/>
-        </w:rPr>
-      </w:pPr>
-      <w:r>
-        <w:rPr>
-          <w:rFonts w:ascii="Arial Narrow" w:eastAsia="Arial Narrow" w:hAnsi="Arial Narrow" w:cs="Arial Narrow"/>
-          <w:kern w:val="0"/>
-          <ns2:ligatures ns2:val="none"/>
+          <w14:ligatures w14:val="none"/>
+        </w:rPr>
+      </w:pPr>
+      <w:r>
+        <w:rPr>
+          <w:rFonts w:ascii="Arial Narrow" w:eastAsia="Arial Narrow" w:hAnsi="Arial Narrow" w:cs="Arial Narrow"/>
+          <w:kern w:val="0"/>
+          <w14:ligatures w14:val="none"/>
         </w:rPr>
         <w:t xml:space="preserve">Presunta </w:t>
       </w:r>
@@ -4990,7 +4969,7 @@
         <w:rPr>
           <w:rFonts w:ascii="Arial Narrow" w:eastAsia="Arial Narrow" w:hAnsi="Arial Narrow" w:cs="Arial Narrow"/>
           <w:kern w:val="0"/>
-          <ns2:ligatures ns2:val="none"/>
+          <w14:ligatures w14:val="none"/>
         </w:rPr>
         <w:t>infracción a los artículos 18 y 19 de la Ley 29571, Código de Protección y Defensa del Consumidor</w:t>
       </w:r>
@@ -4998,7 +4977,7 @@
         <w:rPr>
           <w:rFonts w:ascii="Arial Narrow" w:eastAsia="Arial Narrow" w:hAnsi="Arial Narrow" w:cs="Arial Narrow"/>
           <w:kern w:val="0"/>
-          <ns2:ligatures ns2:val="none"/>
+          <w14:ligatures w14:val="none"/>
         </w:rPr>
         <w:t xml:space="preserve">, en tanto </w:t>
       </w:r>
@@ -5006,7 +4985,7 @@
         <w:rPr>
           <w:rFonts w:ascii="Arial Narrow" w:eastAsia="Arial Narrow" w:hAnsi="Arial Narrow" w:cs="Arial Narrow"/>
           <w:kern w:val="0"/>
-          <ns2:ligatures ns2:val="none"/>
+          <w14:ligatures w14:val="none"/>
         </w:rPr>
         <w:t xml:space="preserve">Corredores de Seguros Falabella S.A.C. </w:t>
       </w:r>
@@ -5014,7 +4993,7 @@
         <w:rPr>
           <w:rFonts w:ascii="Arial Narrow" w:eastAsia="Arial Narrow" w:hAnsi="Arial Narrow" w:cs="Arial Narrow"/>
           <w:kern w:val="0"/>
-          <ns2:ligatures ns2:val="none"/>
+          <w14:ligatures w14:val="none"/>
         </w:rPr>
         <w:t xml:space="preserve">y </w:t>
       </w:r>
@@ -5022,7 +5001,7 @@
         <w:rPr>
           <w:rFonts w:ascii="Arial Narrow" w:eastAsia="Arial Narrow" w:hAnsi="Arial Narrow" w:cs="Arial Narrow"/>
           <w:kern w:val="0"/>
-          <ns2:ligatures ns2:val="none"/>
+          <w14:ligatures w14:val="none"/>
         </w:rPr>
         <w:t xml:space="preserve">Falabella Servicios Generales S.A.C. </w:t>
       </w:r>
@@ -5030,7 +5009,7 @@
         <w:rPr>
           <w:rFonts w:ascii="Arial Narrow" w:eastAsia="Arial Narrow" w:hAnsi="Arial Narrow" w:cs="Arial Narrow"/>
           <w:kern w:val="0"/>
-          <ns2:ligatures ns2:val="none"/>
+          <w14:ligatures w14:val="none"/>
         </w:rPr>
         <w:t>no habría</w:t>
       </w:r>
@@ -5038,7 +5017,7 @@
         <w:rPr>
           <w:rFonts w:ascii="Arial Narrow" w:eastAsia="Arial Narrow" w:hAnsi="Arial Narrow" w:cs="Arial Narrow"/>
           <w:kern w:val="0"/>
-          <ns2:ligatures ns2:val="none"/>
+          <w14:ligatures w14:val="none"/>
         </w:rPr>
         <w:t>n</w:t>
       </w:r>
@@ -5046,12 +5025,12 @@
         <w:rPr>
           <w:rFonts w:ascii="Arial Narrow" w:eastAsia="Arial Narrow" w:hAnsi="Arial Narrow" w:cs="Arial Narrow"/>
           <w:kern w:val="0"/>
-          <ns2:ligatures ns2:val="none"/>
+          <w14:ligatures w14:val="none"/>
         </w:rPr>
         <w:t xml:space="preserve"> cumplido con concretar el abono de los fondos correspondientes al reembolso dentro del plazo de veinticinco días hábiles ofrecido mediante comunicación del 13 de abril de 2026.</w:t>
       </w:r>
     </w:p>
-    <w:p ns2:paraId="45C0EAA8" ns2:textId="77777777">
+    <w:p>
       <w:pPr>
         <w:pStyle w:val="Prrafodelista"/>
         <w:spacing w:after="0" w:line="240" w:lineRule="auto"/>
@@ -5060,11 +5039,11 @@
         <w:rPr>
           <w:rFonts w:ascii="Arial Narrow" w:eastAsia="Arial Narrow" w:hAnsi="Arial Narrow" w:cs="Arial Narrow"/>
           <w:kern w:val="0"/>
-          <ns2:ligatures ns2:val="none"/>
-        </w:rPr>
-      </w:pPr>
-    </w:p>
-    <w:p ns2:paraId="087D70DA" ns2:textId="6955EE17">
+          <w14:ligatures w14:val="none"/>
+        </w:rPr>
+      </w:pPr>
+    </w:p>
+    <w:p>
       <w:pPr>
         <w:pStyle w:val="Prrafodelista"/>
         <w:numPr>
@@ -5081,14 +5060,14 @@
         <w:rPr>
           <w:rFonts w:ascii="Arial Narrow" w:eastAsia="Arial Narrow" w:hAnsi="Arial Narrow" w:cs="Arial Narrow"/>
           <w:kern w:val="0"/>
-          <ns2:ligatures ns2:val="none"/>
-        </w:rPr>
-      </w:pPr>
-      <w:r>
-        <w:rPr>
-          <w:rFonts w:ascii="Arial Narrow" w:eastAsia="Arial Narrow" w:hAnsi="Arial Narrow" w:cs="Arial Narrow"/>
-          <w:kern w:val="0"/>
-          <ns2:ligatures ns2:val="none"/>
+          <w14:ligatures w14:val="none"/>
+        </w:rPr>
+      </w:pPr>
+      <w:r>
+        <w:rPr>
+          <w:rFonts w:ascii="Arial Narrow" w:eastAsia="Arial Narrow" w:hAnsi="Arial Narrow" w:cs="Arial Narrow"/>
+          <w:kern w:val="0"/>
+          <w14:ligatures w14:val="none"/>
         </w:rPr>
         <w:t xml:space="preserve">Presunta </w:t>
       </w:r>
@@ -5096,7 +5075,7 @@
         <w:rPr>
           <w:rFonts w:ascii="Arial Narrow" w:eastAsia="Arial Narrow" w:hAnsi="Arial Narrow" w:cs="Arial Narrow"/>
           <w:kern w:val="0"/>
-          <ns2:ligatures ns2:val="none"/>
+          <w14:ligatures w14:val="none"/>
         </w:rPr>
         <w:t>infracción a los artículos 18 y 19 de la Ley 29571, Código de Protección y Defensa del Consumidor</w:t>
       </w:r>
@@ -5104,7 +5083,7 @@
         <w:rPr>
           <w:rFonts w:ascii="Arial Narrow" w:eastAsia="Arial Narrow" w:hAnsi="Arial Narrow" w:cs="Arial Narrow"/>
           <w:kern w:val="0"/>
-          <ns2:ligatures ns2:val="none"/>
+          <w14:ligatures w14:val="none"/>
         </w:rPr>
         <w:t xml:space="preserve">, en tanto </w:t>
       </w:r>
@@ -5119,12 +5098,12 @@
         <w:rPr>
           <w:rFonts w:ascii="Arial Narrow" w:eastAsia="Arial Narrow" w:hAnsi="Arial Narrow" w:cs="Arial Narrow"/>
           <w:kern w:val="0"/>
-          <ns2:ligatures ns2:val="none"/>
+          <w14:ligatures w14:val="none"/>
         </w:rPr>
         <w:t>habría efectuado el cobro indebido de comisiones por seguro de desgravamen con una tasa de 3,29% calculadas sobre los promedios diarios de saldos adeudados que fueron generados previamente por los cobros de primas indebidas.</w:t>
       </w:r>
     </w:p>
-    <w:p ns2:paraId="0DCB2243" ns2:textId="77777777">
+    <w:p>
       <w:pPr>
         <w:pStyle w:val="Prrafodelista"/>
         <w:spacing w:after="0" w:line="240" w:lineRule="auto"/>
@@ -5133,11 +5112,11 @@
         <w:rPr>
           <w:rFonts w:ascii="Arial Narrow" w:eastAsia="Arial Narrow" w:hAnsi="Arial Narrow" w:cs="Arial Narrow"/>
           <w:kern w:val="0"/>
-          <ns2:ligatures ns2:val="none"/>
-        </w:rPr>
-      </w:pPr>
-    </w:p>
-    <w:p ns2:paraId="191F1D6F" ns2:textId="16249F6B">
+          <w14:ligatures w14:val="none"/>
+        </w:rPr>
+      </w:pPr>
+    </w:p>
+    <w:p>
       <w:pPr>
         <w:pStyle w:val="Prrafodelista"/>
         <w:numPr>
@@ -5154,14 +5133,14 @@
         <w:rPr>
           <w:rFonts w:ascii="Arial Narrow" w:eastAsia="Arial Narrow" w:hAnsi="Arial Narrow" w:cs="Arial Narrow"/>
           <w:kern w:val="0"/>
-          <ns2:ligatures ns2:val="none"/>
-        </w:rPr>
-      </w:pPr>
-      <w:r>
-        <w:rPr>
-          <w:rFonts w:ascii="Arial Narrow" w:eastAsia="Arial Narrow" w:hAnsi="Arial Narrow" w:cs="Arial Narrow"/>
-          <w:kern w:val="0"/>
-          <ns2:ligatures ns2:val="none"/>
+          <w14:ligatures w14:val="none"/>
+        </w:rPr>
+      </w:pPr>
+      <w:r>
+        <w:rPr>
+          <w:rFonts w:ascii="Arial Narrow" w:eastAsia="Arial Narrow" w:hAnsi="Arial Narrow" w:cs="Arial Narrow"/>
+          <w:kern w:val="0"/>
+          <w14:ligatures w14:val="none"/>
         </w:rPr>
         <w:t xml:space="preserve">Presunta </w:t>
       </w:r>
@@ -5169,7 +5148,7 @@
         <w:rPr>
           <w:rFonts w:ascii="Arial Narrow" w:eastAsia="Arial Narrow" w:hAnsi="Arial Narrow" w:cs="Arial Narrow"/>
           <w:kern w:val="0"/>
-          <ns2:ligatures ns2:val="none"/>
+          <w14:ligatures w14:val="none"/>
         </w:rPr>
         <w:t>infracción a los artículos 18 y 19 de la Ley 29571, Código de Protección y Defensa del Consumidor</w:t>
       </w:r>
@@ -5177,7 +5156,7 @@
         <w:rPr>
           <w:rFonts w:ascii="Arial Narrow" w:eastAsia="Arial Narrow" w:hAnsi="Arial Narrow" w:cs="Arial Narrow"/>
           <w:kern w:val="0"/>
-          <ns2:ligatures ns2:val="none"/>
+          <w14:ligatures w14:val="none"/>
         </w:rPr>
         <w:t xml:space="preserve">, en tanto </w:t>
       </w:r>
@@ -5192,12 +5171,12 @@
         <w:rPr>
           <w:rFonts w:ascii="Arial Narrow" w:eastAsia="Arial Narrow" w:hAnsi="Arial Narrow" w:cs="Arial Narrow"/>
           <w:kern w:val="0"/>
-          <ns2:ligatures ns2:val="none"/>
+          <w14:ligatures w14:val="none"/>
         </w:rPr>
         <w:t>no habría efectuado la liquidación ni el pago de los intereses correspondientes al capital nominal retenido durante los reembolsos rechazando dicha solicitud mediante la resolución del Caso 47544973260605 NP emitida el 25 de junio de 2026.</w:t>
       </w:r>
     </w:p>
-    <w:p ns2:paraId="00CC94BD" ns2:textId="77777777">
+    <w:p>
       <w:pPr>
         <w:pStyle w:val="Prrafodelista"/>
         <w:spacing w:after="0" w:line="240" w:lineRule="auto"/>
@@ -5206,11 +5185,11 @@
         <w:rPr>
           <w:rFonts w:ascii="Arial Narrow" w:eastAsia="Arial Narrow" w:hAnsi="Arial Narrow" w:cs="Arial Narrow"/>
           <w:kern w:val="0"/>
-          <ns2:ligatures ns2:val="none"/>
-        </w:rPr>
-      </w:pPr>
-    </w:p>
-    <w:p ns2:paraId="7C87A782" ns2:textId="149156F4">
+          <w14:ligatures w14:val="none"/>
+        </w:rPr>
+      </w:pPr>
+    </w:p>
+    <w:p>
       <w:pPr>
         <w:pStyle w:val="Prrafodelista"/>
         <w:numPr>
@@ -5227,14 +5206,14 @@
         <w:rPr>
           <w:rFonts w:ascii="Arial Narrow" w:eastAsia="Arial Narrow" w:hAnsi="Arial Narrow" w:cs="Arial Narrow"/>
           <w:kern w:val="0"/>
-          <ns2:ligatures ns2:val="none"/>
-        </w:rPr>
-      </w:pPr>
-      <w:r>
-        <w:rPr>
-          <w:rFonts w:ascii="Arial Narrow" w:eastAsia="Arial Narrow" w:hAnsi="Arial Narrow" w:cs="Arial Narrow"/>
-          <w:kern w:val="0"/>
-          <ns2:ligatures ns2:val="none"/>
+          <w14:ligatures w14:val="none"/>
+        </w:rPr>
+      </w:pPr>
+      <w:r>
+        <w:rPr>
+          <w:rFonts w:ascii="Arial Narrow" w:eastAsia="Arial Narrow" w:hAnsi="Arial Narrow" w:cs="Arial Narrow"/>
+          <w:kern w:val="0"/>
+          <w14:ligatures w14:val="none"/>
         </w:rPr>
         <w:t xml:space="preserve">Presunta </w:t>
       </w:r>
@@ -5242,7 +5221,7 @@
         <w:rPr>
           <w:rFonts w:ascii="Arial Narrow" w:eastAsia="Arial Narrow" w:hAnsi="Arial Narrow" w:cs="Arial Narrow"/>
           <w:kern w:val="0"/>
-          <ns2:ligatures ns2:val="none"/>
+          <w14:ligatures w14:val="none"/>
         </w:rPr>
         <w:t>infracción al literal e) del artículo 47 de la Ley 29571, Código de Protección y Defensa del Consumidor</w:t>
       </w:r>
@@ -5250,7 +5229,7 @@
         <w:rPr>
           <w:rFonts w:ascii="Arial Narrow" w:eastAsia="Arial Narrow" w:hAnsi="Arial Narrow" w:cs="Arial Narrow"/>
           <w:kern w:val="0"/>
-          <ns2:ligatures ns2:val="none"/>
+          <w14:ligatures w14:val="none"/>
         </w:rPr>
         <w:t xml:space="preserve">, en tanto </w:t>
       </w:r>
@@ -5258,7 +5237,7 @@
         <w:rPr>
           <w:rFonts w:ascii="Arial Narrow" w:eastAsia="Arial Narrow" w:hAnsi="Arial Narrow" w:cs="Arial Narrow"/>
           <w:kern w:val="0"/>
-          <ns2:ligatures ns2:val="none"/>
+          <w14:ligatures w14:val="none"/>
         </w:rPr>
         <w:t xml:space="preserve">Corredores de Seguros Falabella S.A.C. </w:t>
       </w:r>
@@ -5266,7 +5245,7 @@
         <w:rPr>
           <w:rFonts w:ascii="Arial Narrow" w:eastAsia="Arial Narrow" w:hAnsi="Arial Narrow" w:cs="Arial Narrow"/>
           <w:kern w:val="0"/>
-          <ns2:ligatures ns2:val="none"/>
+          <w14:ligatures w14:val="none"/>
         </w:rPr>
         <w:t xml:space="preserve">y </w:t>
       </w:r>
@@ -5274,7 +5253,7 @@
         <w:rPr>
           <w:rFonts w:ascii="Arial Narrow" w:eastAsia="Arial Narrow" w:hAnsi="Arial Narrow" w:cs="Arial Narrow"/>
           <w:kern w:val="0"/>
-          <ns2:ligatures ns2:val="none"/>
+          <w14:ligatures w14:val="none"/>
         </w:rPr>
         <w:t xml:space="preserve">Falabella Servicios Generales S.A.C. </w:t>
       </w:r>
@@ -5282,7 +5261,7 @@
         <w:rPr>
           <w:rFonts w:ascii="Arial Narrow" w:eastAsia="Arial Narrow" w:hAnsi="Arial Narrow" w:cs="Arial Narrow"/>
           <w:kern w:val="0"/>
-          <ns2:ligatures ns2:val="none"/>
+          <w14:ligatures w14:val="none"/>
         </w:rPr>
         <w:t>no habría</w:t>
       </w:r>
@@ -5290,7 +5269,7 @@
         <w:rPr>
           <w:rFonts w:ascii="Arial Narrow" w:eastAsia="Arial Narrow" w:hAnsi="Arial Narrow" w:cs="Arial Narrow"/>
           <w:kern w:val="0"/>
-          <ns2:ligatures ns2:val="none"/>
+          <w14:ligatures w14:val="none"/>
         </w:rPr>
         <w:t>n</w:t>
       </w:r>
@@ -5298,7 +5277,7 @@
         <w:rPr>
           <w:rFonts w:ascii="Arial Narrow" w:eastAsia="Arial Narrow" w:hAnsi="Arial Narrow" w:cs="Arial Narrow"/>
           <w:kern w:val="0"/>
-          <ns2:ligatures ns2:val="none"/>
+          <w14:ligatures w14:val="none"/>
         </w:rPr>
         <w:t xml:space="preserve"> cumplido con entregar oportunamente al denunciante la póliza y documentación contractual </w:t>
       </w:r>
@@ -5306,7 +5285,7 @@
         <w:rPr>
           <w:rFonts w:ascii="Arial Narrow" w:eastAsia="Arial Narrow" w:hAnsi="Arial Narrow" w:cs="Arial Narrow"/>
           <w:kern w:val="0"/>
-          <ns2:ligatures ns2:val="none"/>
+          <w14:ligatures w14:val="none"/>
         </w:rPr>
         <w:t>de la Póliza 10 del Seguro de Protección documentado en la Propuesta 20001979</w:t>
       </w:r>
@@ -5314,12 +5293,12 @@
         <w:rPr>
           <w:rFonts w:ascii="Arial Narrow" w:eastAsia="Arial Narrow" w:hAnsi="Arial Narrow" w:cs="Arial Narrow"/>
           <w:kern w:val="0"/>
-          <ns2:ligatures ns2:val="none"/>
+          <w14:ligatures w14:val="none"/>
         </w:rPr>
         <w:t xml:space="preserve"> contratado el 5 de febrero de 2025.</w:t>
       </w:r>
     </w:p>
-    <w:p ns2:paraId="61B524EE" ns2:textId="77777777">
+    <w:p>
       <w:pPr>
         <w:pStyle w:val="Prrafodelista"/>
         <w:spacing w:after="0" w:line="240" w:lineRule="auto"/>
@@ -5328,11 +5307,11 @@
         <w:rPr>
           <w:rFonts w:ascii="Arial Narrow" w:eastAsia="Arial Narrow" w:hAnsi="Arial Narrow" w:cs="Arial Narrow"/>
           <w:kern w:val="0"/>
-          <ns2:ligatures ns2:val="none"/>
-        </w:rPr>
-      </w:pPr>
-    </w:p>
-    <w:p ns2:paraId="4044F981" ns2:textId="543FD7A8">
+          <w14:ligatures w14:val="none"/>
+        </w:rPr>
+      </w:pPr>
+    </w:p>
+    <w:p>
       <w:pPr>
         <w:pStyle w:val="Prrafodelista"/>
         <w:numPr>
@@ -5349,14 +5328,14 @@
         <w:rPr>
           <w:rFonts w:ascii="Arial Narrow" w:eastAsia="Arial Narrow" w:hAnsi="Arial Narrow" w:cs="Arial Narrow"/>
           <w:kern w:val="0"/>
-          <ns2:ligatures ns2:val="none"/>
-        </w:rPr>
-      </w:pPr>
-      <w:r>
-        <w:rPr>
-          <w:rFonts w:ascii="Arial Narrow" w:eastAsia="Arial Narrow" w:hAnsi="Arial Narrow" w:cs="Arial Narrow"/>
-          <w:kern w:val="0"/>
-          <ns2:ligatures ns2:val="none"/>
+          <w14:ligatures w14:val="none"/>
+        </w:rPr>
+      </w:pPr>
+      <w:r>
+        <w:rPr>
+          <w:rFonts w:ascii="Arial Narrow" w:eastAsia="Arial Narrow" w:hAnsi="Arial Narrow" w:cs="Arial Narrow"/>
+          <w:kern w:val="0"/>
+          <w14:ligatures w14:val="none"/>
         </w:rPr>
         <w:t xml:space="preserve">Presunta </w:t>
       </w:r>
@@ -5364,7 +5343,7 @@
         <w:rPr>
           <w:rFonts w:ascii="Arial Narrow" w:eastAsia="Arial Narrow" w:hAnsi="Arial Narrow" w:cs="Arial Narrow"/>
           <w:kern w:val="0"/>
-          <ns2:ligatures ns2:val="none"/>
+          <w14:ligatures w14:val="none"/>
         </w:rPr>
         <w:t>infracción al numeral</w:t>
       </w:r>
@@ -5372,7 +5351,7 @@
         <w:rPr>
           <w:rFonts w:ascii="Arial Narrow" w:eastAsia="Arial Narrow" w:hAnsi="Arial Narrow" w:cs="Arial Narrow"/>
           <w:kern w:val="0"/>
-          <ns2:ligatures ns2:val="none"/>
+          <w14:ligatures w14:val="none"/>
         </w:rPr>
         <w:t xml:space="preserve"> 88.1 del artículo 88 de la Ley 29571, Código de Protección y Defensa del Consumidor</w:t>
       </w:r>
@@ -5380,7 +5359,7 @@
         <w:rPr>
           <w:rFonts w:ascii="Arial Narrow" w:eastAsia="Arial Narrow" w:hAnsi="Arial Narrow" w:cs="Arial Narrow"/>
           <w:kern w:val="0"/>
-          <ns2:ligatures ns2:val="none"/>
+          <w14:ligatures w14:val="none"/>
         </w:rPr>
         <w:t xml:space="preserve">, en tanto </w:t>
       </w:r>
@@ -5395,7 +5374,7 @@
         <w:rPr>
           <w:rFonts w:ascii="Arial Narrow" w:eastAsia="Arial Narrow" w:hAnsi="Arial Narrow" w:cs="Arial Narrow"/>
           <w:kern w:val="0"/>
-          <ns2:ligatures ns2:val="none"/>
+          <w14:ligatures w14:val="none"/>
         </w:rPr>
         <w:t xml:space="preserve">no habría cumplido con emitir una respuesta al </w:t>
       </w:r>
@@ -5403,7 +5382,7 @@
         <w:rPr>
           <w:rFonts w:ascii="Arial Narrow" w:eastAsia="Arial Narrow" w:hAnsi="Arial Narrow" w:cs="Arial Narrow"/>
           <w:kern w:val="0"/>
-          <ns2:ligatures ns2:val="none"/>
+          <w14:ligatures w14:val="none"/>
         </w:rPr>
         <w:t xml:space="preserve">Reclamo C-00011/2026 </w:t>
       </w:r>
@@ -5411,7 +5390,7 @@
         <w:rPr>
           <w:rFonts w:ascii="Arial Narrow" w:eastAsia="Arial Narrow" w:hAnsi="Arial Narrow" w:cs="Arial Narrow"/>
           <w:kern w:val="0"/>
-          <ns2:ligatures ns2:val="none"/>
+          <w14:ligatures w14:val="none"/>
         </w:rPr>
         <w:t>presentado por el denunciante</w:t>
       </w:r>
@@ -5419,12 +5398,12 @@
         <w:rPr>
           <w:rFonts w:ascii="Arial Narrow" w:eastAsia="Arial Narrow" w:hAnsi="Arial Narrow" w:cs="Arial Narrow"/>
           <w:kern w:val="0"/>
-          <ns2:ligatures ns2:val="none"/>
+          <w14:ligatures w14:val="none"/>
         </w:rPr>
         <w:t>.</w:t>
       </w:r>
     </w:p>
-    <w:p ns2:paraId="4BA722F6" ns2:textId="77777777">
+    <w:p>
       <w:pPr>
         <w:pStyle w:val="Prrafodelista"/>
         <w:spacing w:after="0" w:line="240" w:lineRule="auto"/>
@@ -5433,11 +5412,11 @@
         <w:rPr>
           <w:rFonts w:ascii="Arial Narrow" w:eastAsia="Arial Narrow" w:hAnsi="Arial Narrow" w:cs="Arial Narrow"/>
           <w:kern w:val="0"/>
-          <ns2:ligatures ns2:val="none"/>
-        </w:rPr>
-      </w:pPr>
-    </w:p>
-    <w:p ns2:paraId="6F59AD50" ns2:textId="48244EA5">
+          <w14:ligatures w14:val="none"/>
+        </w:rPr>
+      </w:pPr>
+    </w:p>
+    <w:p>
       <w:pPr>
         <w:pStyle w:val="Prrafodelista"/>
         <w:numPr>
@@ -5454,14 +5433,14 @@
         <w:rPr>
           <w:rFonts w:ascii="Arial Narrow" w:eastAsia="Arial Narrow" w:hAnsi="Arial Narrow" w:cs="Arial Narrow"/>
           <w:kern w:val="0"/>
-          <ns2:ligatures ns2:val="none"/>
-        </w:rPr>
-      </w:pPr>
-      <w:r>
-        <w:rPr>
-          <w:rFonts w:ascii="Arial Narrow" w:eastAsia="Arial Narrow" w:hAnsi="Arial Narrow" w:cs="Arial Narrow"/>
-          <w:kern w:val="0"/>
-          <ns2:ligatures ns2:val="none"/>
+          <w14:ligatures w14:val="none"/>
+        </w:rPr>
+      </w:pPr>
+      <w:r>
+        <w:rPr>
+          <w:rFonts w:ascii="Arial Narrow" w:eastAsia="Arial Narrow" w:hAnsi="Arial Narrow" w:cs="Arial Narrow"/>
+          <w:kern w:val="0"/>
+          <w14:ligatures w14:val="none"/>
         </w:rPr>
         <w:t xml:space="preserve">Presunta </w:t>
       </w:r>
@@ -5469,7 +5448,7 @@
         <w:rPr>
           <w:rFonts w:ascii="Arial Narrow" w:eastAsia="Arial Narrow" w:hAnsi="Arial Narrow" w:cs="Arial Narrow"/>
           <w:kern w:val="0"/>
-          <ns2:ligatures ns2:val="none"/>
+          <w14:ligatures w14:val="none"/>
         </w:rPr>
         <w:t>infracción al numeral 88.1 del</w:t>
       </w:r>
@@ -5477,7 +5456,7 @@
         <w:rPr>
           <w:rFonts w:ascii="Arial Narrow" w:eastAsia="Arial Narrow" w:hAnsi="Arial Narrow" w:cs="Arial Narrow"/>
           <w:kern w:val="0"/>
-          <ns2:ligatures ns2:val="none"/>
+          <w14:ligatures w14:val="none"/>
         </w:rPr>
         <w:t xml:space="preserve"> artículo 88 de la Ley 29571, Código de Protección y Defensa del Consumidor</w:t>
       </w:r>
@@ -5485,7 +5464,7 @@
         <w:rPr>
           <w:rFonts w:ascii="Arial Narrow" w:eastAsia="Arial Narrow" w:hAnsi="Arial Narrow" w:cs="Arial Narrow"/>
           <w:kern w:val="0"/>
-          <ns2:ligatures ns2:val="none"/>
+          <w14:ligatures w14:val="none"/>
         </w:rPr>
         <w:t xml:space="preserve">, en tanto </w:t>
       </w:r>
@@ -5493,7 +5472,7 @@
         <w:rPr>
           <w:rFonts w:ascii="Arial Narrow" w:eastAsia="Arial Narrow" w:hAnsi="Arial Narrow" w:cs="Arial Narrow"/>
           <w:kern w:val="0"/>
-          <ns2:ligatures ns2:val="none"/>
+          <w14:ligatures w14:val="none"/>
         </w:rPr>
         <w:t xml:space="preserve">Corredores de Seguros Falabella S.A.C. </w:t>
       </w:r>
@@ -5501,7 +5480,7 @@
         <w:rPr>
           <w:rFonts w:ascii="Arial Narrow" w:eastAsia="Arial Narrow" w:hAnsi="Arial Narrow" w:cs="Arial Narrow"/>
           <w:kern w:val="0"/>
-          <ns2:ligatures ns2:val="none"/>
+          <w14:ligatures w14:val="none"/>
         </w:rPr>
         <w:t xml:space="preserve">y </w:t>
       </w:r>
@@ -5509,7 +5488,7 @@
         <w:rPr>
           <w:rFonts w:ascii="Arial Narrow" w:eastAsia="Arial Narrow" w:hAnsi="Arial Narrow" w:cs="Arial Narrow"/>
           <w:kern w:val="0"/>
-          <ns2:ligatures ns2:val="none"/>
+          <w14:ligatures w14:val="none"/>
         </w:rPr>
         <w:t xml:space="preserve">Falabella Servicios Generales S.A.C. </w:t>
       </w:r>
@@ -5517,7 +5496,7 @@
         <w:rPr>
           <w:rFonts w:ascii="Arial Narrow" w:eastAsia="Arial Narrow" w:hAnsi="Arial Narrow" w:cs="Arial Narrow"/>
           <w:kern w:val="0"/>
-          <ns2:ligatures ns2:val="none"/>
+          <w14:ligatures w14:val="none"/>
         </w:rPr>
         <w:t>habrían brindado una respuesta inadecuada al Reclamo PE-RE-0591635 presentado por el denunciante</w:t>
       </w:r>
@@ -5525,12 +5504,12 @@
         <w:rPr>
           <w:rFonts w:ascii="Arial Narrow" w:eastAsia="Arial Narrow" w:hAnsi="Arial Narrow" w:cs="Arial Narrow"/>
           <w:kern w:val="0"/>
-          <ns2:ligatures ns2:val="none"/>
+          <w14:ligatures w14:val="none"/>
         </w:rPr>
         <w:t>.</w:t>
       </w:r>
     </w:p>
-    <w:p ns2:paraId="616CB6BE" ns2:textId="77777777">
+    <w:p>
       <w:pPr>
         <w:spacing w:after="0" w:line="240" w:lineRule="auto"/>
         <w:jc w:val="both"/>
@@ -5539,7 +5518,7 @@
         </w:rPr>
       </w:pPr>
     </w:p>
-    <w:p ns2:paraId="22AB7942" ns2:textId="77777777">
+    <w:p>
       <w:pPr>
         <w:spacing w:after="0" w:line="240" w:lineRule="auto"/>
         <w:contextualSpacing/>
@@ -5547,7 +5526,7 @@
         <w:rPr>
           <w:rFonts w:ascii="Arial Narrow" w:eastAsia="Calibri" w:hAnsi="Arial Narrow" w:cs="Arial"/>
           <w:kern w:val="0"/>
-          <ns2:ligatures ns2:val="none"/>
+          <w14:ligatures w14:val="none"/>
         </w:rPr>
       </w:pPr>
       <w:r>
@@ -5573,7 +5552,7 @@
         <w:t xml:space="preserve"> los medios probatorios presentados en el escrito de denuncia del 18 de junio de 2026.</w:t>
       </w:r>
     </w:p>
-    <w:p ns2:paraId="2757A87A" ns2:textId="77777777">
+    <w:p>
       <w:pPr>
         <w:spacing w:after="0" w:line="240" w:lineRule="auto"/>
         <w:contextualSpacing/>
@@ -5583,11 +5562,11 @@
           <w:color w:val="000000"/>
           <w:kern w:val="0"/>
           <w:lang w:eastAsia="es-PE"/>
-          <ns2:ligatures ns2:val="none"/>
-        </w:rPr>
-      </w:pPr>
-    </w:p>
-    <w:p ns2:paraId="68E71F71" ns2:textId="5BBE7EE3">
+          <w14:ligatures w14:val="none"/>
+        </w:rPr>
+      </w:pPr>
+    </w:p>
+    <w:p>
       <w:pPr>
         <w:spacing w:after="0" w:line="240" w:lineRule="auto"/>
         <w:jc w:val="both"/>
@@ -5596,7 +5575,7 @@
           <w:color w:val="000000"/>
           <w:kern w:val="0"/>
           <w:lang w:eastAsia="es-PE"/>
-          <ns2:ligatures ns2:val="none"/>
+          <w14:ligatures w14:val="none"/>
         </w:rPr>
       </w:pPr>
       <w:r>
@@ -5657,7 +5636,7 @@
         <w:t xml:space="preserve"> lo siguiente:</w:t>
       </w:r>
     </w:p>
-    <w:p ns2:paraId="05AE2B10" ns2:textId="77777777">
+    <w:p>
       <w:pPr>
         <w:spacing w:after="0" w:line="240" w:lineRule="auto"/>
         <w:jc w:val="both"/>
@@ -5666,11 +5645,11 @@
           <w:color w:val="000000"/>
           <w:kern w:val="0"/>
           <w:lang w:eastAsia="es-PE"/>
-          <ns2:ligatures ns2:val="none"/>
-        </w:rPr>
-      </w:pPr>
-    </w:p>
-    <w:p ns2:paraId="05B6C5B4" ns2:textId="77777777">
+          <w14:ligatures w14:val="none"/>
+        </w:rPr>
+      </w:pPr>
+    </w:p>
+    <w:p>
       <w:pPr>
         <w:numPr>
           <w:ilvl w:val="0"/>
@@ -5684,7 +5663,7 @@
           <w:color w:val="000000"/>
           <w:kern w:val="0"/>
           <w:lang w:eastAsia="es-PE"/>
-          <ns2:ligatures ns2:val="none"/>
+          <w14:ligatures w14:val="none"/>
         </w:rPr>
       </w:pPr>
       <w:r>
@@ -5693,12 +5672,12 @@
           <w:color w:val="000000"/>
           <w:kern w:val="0"/>
           <w:lang w:eastAsia="es-PE"/>
-          <ns2:ligatures ns2:val="none"/>
+          <w14:ligatures w14:val="none"/>
         </w:rPr>
         <w:t>presentar documentos que acrediten su inscripción en los Registros Públicos o una declaración jurada que indique que cuenta con dicha inscripción;</w:t>
       </w:r>
     </w:p>
-    <w:p ns2:paraId="4FCB4968" ns2:textId="77777777">
+    <w:p>
       <w:pPr>
         <w:numPr>
           <w:ilvl w:val="0"/>
@@ -5712,7 +5691,7 @@
           <w:color w:val="000000"/>
           <w:kern w:val="0"/>
           <w:lang w:eastAsia="es-PE"/>
-          <ns2:ligatures ns2:val="none"/>
+          <w14:ligatures w14:val="none"/>
         </w:rPr>
       </w:pPr>
       <w:r>
@@ -5721,12 +5700,12 @@
           <w:color w:val="000000"/>
           <w:kern w:val="0"/>
           <w:lang w:eastAsia="es-PE"/>
-          <ns2:ligatures ns2:val="none"/>
+          <w14:ligatures w14:val="none"/>
         </w:rPr>
         <w:t>presentar copia simple de las facultades de representación de su representante legal en el presente procedimiento o la declaración jurada que indique que cuenta con dichas facultades y que estas se encuentran vigentes;</w:t>
       </w:r>
     </w:p>
-    <w:p ns2:paraId="44CBEB67" ns2:textId="77777777">
+    <w:p>
       <w:pPr>
         <w:numPr>
           <w:ilvl w:val="0"/>
@@ -5740,7 +5719,7 @@
           <w:color w:val="000000"/>
           <w:kern w:val="0"/>
           <w:lang w:eastAsia="es-PE"/>
-          <ns2:ligatures ns2:val="none"/>
+          <w14:ligatures w14:val="none"/>
         </w:rPr>
       </w:pPr>
       <w:r>
@@ -5749,12 +5728,12 @@
           <w:color w:val="000000"/>
           <w:kern w:val="0"/>
           <w:lang w:eastAsia="es-PE"/>
-          <ns2:ligatures ns2:val="none"/>
+          <w14:ligatures w14:val="none"/>
         </w:rPr>
         <w:t>consignar el Número de Registro Único de Contribuyentes (RUC); y,</w:t>
       </w:r>
     </w:p>
-    <w:p ns2:paraId="5E12B957" ns2:textId="77777777">
+    <w:p>
       <w:pPr>
         <w:numPr>
           <w:ilvl w:val="0"/>
@@ -5766,7 +5745,7 @@
         <w:rPr>
           <w:rFonts w:ascii="Arial Narrow" w:eastAsia="Calibri" w:hAnsi="Arial Narrow" w:cs="Arial"/>
           <w:kern w:val="0"/>
-          <ns2:ligatures ns2:val="none"/>
+          <w14:ligatures w14:val="none"/>
         </w:rPr>
       </w:pPr>
       <w:r>
@@ -5775,7 +5754,7 @@
           <w:color w:val="000000"/>
           <w:kern w:val="0"/>
           <w:lang w:eastAsia="es-PE"/>
-          <ns2:ligatures ns2:val="none"/>
+          <w14:ligatures w14:val="none"/>
         </w:rPr>
         <w:t xml:space="preserve">fijar domicilio procesal para el procedimiento, de conformidad con el numeral 1 del artículo 442 del Código Procesal Civil. </w:t>
       </w:r>
@@ -5784,7 +5763,7 @@
           <w:rFonts w:ascii="Arial Narrow" w:eastAsia="Arial Narrow" w:hAnsi="Arial Narrow" w:cs="Arial"/>
           <w:color w:val="000000"/>
           <w:kern w:val="0"/>
-          <ns2:ligatures ns2:val="none"/>
+          <w14:ligatures w14:val="none"/>
         </w:rPr>
         <w:t>Para ello podrá señalar domicilio físico o una dirección electrónica a la que pueda remitirse las notificaciones</w:t>
       </w:r>
@@ -5794,12 +5773,12 @@
           <w:color w:val="000000"/>
           <w:kern w:val="0"/>
           <w:lang w:val="es"/>
-          <ns2:ligatures ns2:val="none"/>
+          <w14:ligatures w14:val="none"/>
         </w:rPr>
         <w:t>;</w:t>
       </w:r>
     </w:p>
-    <w:p ns2:paraId="0F5D202A" ns2:textId="77777777">
+    <w:p>
       <w:pPr>
         <w:numPr>
           <w:ilvl w:val="0"/>
@@ -5811,7 +5790,7 @@
         <w:rPr>
           <w:rFonts w:ascii="Arial Narrow" w:eastAsia="Calibri" w:hAnsi="Arial Narrow" w:cs="Arial"/>
           <w:kern w:val="0"/>
-          <ns2:ligatures ns2:val="none"/>
+          <w14:ligatures w14:val="none"/>
         </w:rPr>
       </w:pPr>
       <w:r>
@@ -5819,7 +5798,7 @@
           <w:rFonts w:ascii="Arial Narrow" w:eastAsia="Arial Narrow" w:hAnsi="Arial Narrow" w:cs="Arial"/>
           <w:color w:val="000000"/>
           <w:kern w:val="0"/>
-          <ns2:ligatures ns2:val="none"/>
+          <w14:ligatures w14:val="none"/>
         </w:rPr>
         <w:t>en caso califique como micro empresa o pequeña empresa, presentar los documentos que acrediten su volumen de ventas o ingresos brutos percibidos el año anterior relativo a todas sus actividades económicas y el número de trabajadores con el que cuenta</w:t>
       </w:r>
@@ -5830,7 +5809,7 @@
           <w:color w:val="000000"/>
           <w:kern w:val="0"/>
           <w:vertAlign w:val="superscript"/>
-          <ns2:ligatures ns2:val="none"/>
+          <w14:ligatures w14:val="none"/>
         </w:rPr>
         <w:footnoteReference w:id="7"/>
       </w:r>
@@ -5839,7 +5818,7 @@
           <w:rFonts w:ascii="Arial Narrow" w:eastAsia="Arial Narrow" w:hAnsi="Arial Narrow" w:cs="Arial"/>
           <w:color w:val="000000"/>
           <w:kern w:val="0"/>
-          <ns2:ligatures ns2:val="none"/>
+          <w14:ligatures w14:val="none"/>
         </w:rPr>
         <w:t xml:space="preserve">. Ello, a fin de que la Comisión pueda meritar dicha documentación, conforme lo establece el artículo 110 del </w:t>
       </w:r>
@@ -5849,7 +5828,7 @@
           <w:color w:val="000000"/>
           <w:spacing w:val="-2"/>
           <w:kern w:val="0"/>
-          <ns2:ligatures ns2:val="none"/>
+          <w14:ligatures w14:val="none"/>
         </w:rPr>
         <w:t>Código</w:t>
       </w:r>
@@ -5861,7 +5840,7 @@
           <w:spacing w:val="-2"/>
           <w:kern w:val="0"/>
           <w:vertAlign w:val="superscript"/>
-          <ns2:ligatures ns2:val="none"/>
+          <w14:ligatures w14:val="none"/>
         </w:rPr>
         <w:footnoteReference w:id="8"/>
       </w:r>
@@ -5871,12 +5850,12 @@
           <w:color w:val="000000"/>
           <w:spacing w:val="-2"/>
           <w:kern w:val="0"/>
-          <ns2:ligatures ns2:val="none"/>
+          <w14:ligatures w14:val="none"/>
         </w:rPr>
         <w:t>.</w:t>
       </w:r>
     </w:p>
-    <w:p ns2:paraId="02A7B1C5" ns2:textId="77777777">
+    <w:p>
       <w:pPr>
         <w:spacing w:after="0" w:line="240" w:lineRule="auto"/>
         <w:ind w:left="567"/>
@@ -5886,7 +5865,7 @@
           <w:color w:val="000000"/>
           <w:kern w:val="0"/>
           <w:lang w:eastAsia="es-PE"/>
-          <ns2:ligatures ns2:val="none"/>
+          <w14:ligatures w14:val="none"/>
         </w:rPr>
       </w:pPr>
     </w:p>
@@ -5899,7 +5878,7 @@
           <w:color w:val="000000"/>
           <w:kern w:val="0"/>
           <w:lang w:eastAsia="es-PE"/>
-          <ns2:ligatures ns2:val="none"/>
+          <w14:ligatures w14:val="none"/>
         </w:rPr>
       </w:pPr>
       <w:r>
@@ -5918,10 +5897,44 @@
           <w:sz w:val="20"/>
           <w:szCs w:val="20"/>
         </w:rPr>
-        <w:t xml:space="preserve">correr traslado de la presente resolución a Corredores de Seguros Falabella S.A.C., Falabella Servicios Generales S.A.C., Banco Falabella Perú S.A. y Pacifico Compañia de Seguros y Reaseguros S.A. para que, de conformidad con lo dispuesto por el artículo 26 de la Ley sobre Facultades, Normas y Organización del Indecopi, aprobada por Decreto Legislativo 807, presenten sus descargos sobre la imputación de cargos realizada en un plazo no mayor a cinco (5) días hábiles contado a partir del día siguiente de la notificación de la presente resolución, vencido el cual, el Secretario Técnico declarará en rebeldía a los denunciados que no lo hubieran presentado. Debe precisarse que de conformidad con lo establecido por el artículo 223 del Texto Único Ordenado de la Ley 27444, Ley del Procedimiento Administrativo General, las alegaciones y los hechos relevantes de la reclamación, salvo que hayan sido específicamente negadas en la contestación, se tendrán por aceptadas o merituadas como ciertas.</w:t>
-      </w:r>
-    </w:p>
-    <w:p ns2:paraId="2FC20AB7" ns2:textId="77777777">
+        <w:t xml:space="preserve">correr traslado de la presente resolución a Corredores de Seguros Falabella S.A.C., Falabella Servicios Generales S.A.C., Banco Falabella Perú S.A. y Pacifico Compañia de Seguros y Reaseguros S.A. para que, de conformidad con lo dispuesto por el artículo 26 de la Ley sobre Facultades, Normas y Organización del Indecopi, aprobada por Decreto Legislativo 807</w:t>
+      </w:r>
+      <w:r>
+        <w:rPr>
+          <w:rStyle w:val="Refdenotaalpie"/>
+          <w:rFonts w:ascii="Arial Narrow" w:eastAsia="Arial Narrow" w:hAnsi="Arial Narrow"/>
+          <w:color w:val="000000"/>
+          <w:vertAlign w:val="superscript"/>
+        </w:rPr>
+        <w:footnoteReference w:id="14"/>
+      </w:r>
+      <w:r>
+        <w:rPr>
+          <w:rFonts w:ascii="Arial Narrow" w:hAnsi="Arial Narrow" w:cs="Arial Narrow"/>
+          <w:sz w:val="20"/>
+          <w:szCs w:val="20"/>
+        </w:rPr>
+        <w:t xml:space="preserve">, presenten sus descargos sobre la imputación de cargos realizada en un plazo no mayor a cinco (5) días hábiles contado a partir del día siguiente de la notificación de la presente resolución, vencido el cual, el Secretario Técnico declarará en rebeldía a los denunciados que no lo hubieran presentado. Debe precisarse que de conformidad con lo establecido por el artículo 223 del Texto Único Ordenado de la Ley 27444, Ley del Procedimiento Administrativo General</w:t>
+      </w:r>
+      <w:r>
+        <w:rPr>
+          <w:rStyle w:val="Refdenotaalpie"/>
+          <w:rFonts w:ascii="Arial Narrow" w:eastAsia="Arial Narrow" w:hAnsi="Arial Narrow"/>
+          <w:color w:val="000000"/>
+          <w:vertAlign w:val="superscript"/>
+        </w:rPr>
+        <w:footnoteReference w:id="15"/>
+      </w:r>
+      <w:r>
+        <w:rPr>
+          <w:rFonts w:ascii="Arial Narrow" w:hAnsi="Arial Narrow" w:cs="Arial Narrow"/>
+          <w:sz w:val="20"/>
+          <w:szCs w:val="20"/>
+        </w:rPr>
+        <w:t xml:space="preserve">, las alegaciones y los hechos relevantes de la reclamación, salvo que hayan sido específicamente negadas en la contestación, se tendrán por aceptadas o merituadas como ciertas.</w:t>
+      </w:r>
+    </w:p>
+    <w:p>
       <w:pPr>
         <w:spacing w:after="0" w:line="240" w:lineRule="auto"/>
         <w:jc w:val="both"/>
@@ -5930,11 +5943,11 @@
           <w:color w:val="000000"/>
           <w:kern w:val="0"/>
           <w:lang w:eastAsia="es-PE"/>
-          <ns2:ligatures ns2:val="none"/>
-        </w:rPr>
-      </w:pPr>
-    </w:p>
-    <w:p ns2:paraId="102A3496" ns2:textId="1C3FEB4E">
+          <w14:ligatures w14:val="none"/>
+        </w:rPr>
+      </w:pPr>
+    </w:p>
+    <w:p>
       <w:pPr>
         <w:spacing w:after="0" w:line="240" w:lineRule="auto"/>
         <w:jc w:val="both"/>
@@ -5943,7 +5956,7 @@
           <w:color w:val="000000"/>
           <w:kern w:val="0"/>
           <w:lang w:val="es-ES" w:eastAsia="es-ES"/>
-          <ns2:ligatures ns2:val="none"/>
+          <w14:ligatures w14:val="none"/>
         </w:rPr>
       </w:pPr>
       <w:r>
@@ -5953,7 +5966,7 @@
           <w:color w:val="000000"/>
           <w:kern w:val="0"/>
           <w:lang w:eastAsia="es-PE"/>
-          <ns2:ligatures ns2:val="none"/>
+          <w14:ligatures w14:val="none"/>
         </w:rPr>
         <w:t xml:space="preserve">QUINTO: </w:t>
       </w:r>
@@ -5964,7 +5977,7 @@
           <w:color w:val="000000"/>
           <w:kern w:val="0"/>
           <w:lang w:eastAsia="es-ES"/>
-          <ns2:ligatures ns2:val="none"/>
+          <w14:ligatures w14:val="none"/>
         </w:rPr>
         <w:t xml:space="preserve">requerir </w:t>
       </w:r>
@@ -5974,7 +5987,7 @@
           <w:color w:val="000000"/>
           <w:kern w:val="0"/>
           <w:lang w:val="es-ES" w:eastAsia="es-ES"/>
-          <ns2:ligatures ns2:val="none"/>
+          <w14:ligatures w14:val="none"/>
         </w:rPr>
         <w:t xml:space="preserve">que, en un </w:t>
       </w:r>
@@ -5984,7 +5997,7 @@
           <w:color w:val="000000"/>
           <w:kern w:val="0"/>
           <w:lang w:eastAsia="es-ES"/>
-          <ns2:ligatures ns2:val="none"/>
+          <w14:ligatures w14:val="none"/>
         </w:rPr>
         <w:t>plazo no mayor de cinco (5) días hábiles contado a partir del día siguiente de la notificación de la presente resolución</w:t>
       </w:r>
@@ -5995,7 +6008,7 @@
           <w:color w:val="000000"/>
           <w:kern w:val="0"/>
           <w:lang w:eastAsia="es-ES"/>
-          <ns2:ligatures ns2:val="none"/>
+          <w14:ligatures w14:val="none"/>
         </w:rPr>
         <w:t xml:space="preserve">, </w:t>
       </w:r>
@@ -6020,7 +6033,7 @@
           <w:color w:val="000000"/>
           <w:kern w:val="0"/>
           <w:lang w:eastAsia="es-ES"/>
-          <ns2:ligatures ns2:val="none"/>
+          <w14:ligatures w14:val="none"/>
         </w:rPr>
         <w:t xml:space="preserve">, </w:t>
       </w:r>
@@ -6031,7 +6044,7 @@
           <w:color w:val="000000"/>
           <w:kern w:val="0"/>
           <w:lang w:val="es-ES" w:eastAsia="es-ES"/>
-          <ns2:ligatures ns2:val="none"/>
+          <w14:ligatures w14:val="none"/>
         </w:rPr>
         <w:t xml:space="preserve">cumpla con: </w:t>
       </w:r>
@@ -6041,7 +6054,7 @@
           <w:color w:val="000000"/>
           <w:kern w:val="0"/>
           <w:lang w:val="es-ES" w:eastAsia="es-ES"/>
-          <ns2:ligatures ns2:val="none"/>
+          <w14:ligatures w14:val="none"/>
         </w:rPr>
         <w:t>(i) presentar una copia debidamente suscrita de la Póliza 10 del Seguro documentado en la Propuesta 20001979 materia de denuncia; (ii) presentar una copia debidamente suscrita de la Póliza 142 del Seguro documentado en la Propuesta 20016350 materia de denuncia; y, (iii) presentar todas las comunicaciones cursadas con la parte denunciante en virtud de los hechos materia de denuncia</w:t>
       </w:r>
@@ -6051,12 +6064,12 @@
           <w:color w:val="000000"/>
           <w:kern w:val="0"/>
           <w:lang w:val="es-ES" w:eastAsia="es-ES"/>
-          <ns2:ligatures ns2:val="none"/>
+          <w14:ligatures w14:val="none"/>
         </w:rPr>
         <w:t>.</w:t>
       </w:r>
     </w:p>
-    <w:p ns2:paraId="3E302A65" ns2:textId="77777777">
+    <w:p>
       <w:pPr>
         <w:spacing w:after="0" w:line="240" w:lineRule="auto"/>
         <w:jc w:val="both"/>
@@ -6065,11 +6078,11 @@
           <w:color w:val="000000"/>
           <w:kern w:val="0"/>
           <w:lang w:val="es-ES" w:eastAsia="es-ES"/>
-          <ns2:ligatures ns2:val="none"/>
-        </w:rPr>
-      </w:pPr>
-    </w:p>
-    <w:p ns2:paraId="58D73E9B" ns2:textId="2D5678AE">
+          <w14:ligatures w14:val="none"/>
+        </w:rPr>
+      </w:pPr>
+    </w:p>
+    <w:p>
       <w:pPr>
         <w:spacing w:after="0" w:line="240" w:lineRule="auto"/>
         <w:jc w:val="both"/>
@@ -6078,7 +6091,7 @@
           <w:color w:val="000000"/>
           <w:kern w:val="0"/>
           <w:lang w:val="es-ES" w:eastAsia="es-ES"/>
-          <ns2:ligatures ns2:val="none"/>
+          <w14:ligatures w14:val="none"/>
         </w:rPr>
       </w:pPr>
       <w:r>
@@ -6088,7 +6101,7 @@
           <w:color w:val="000000"/>
           <w:kern w:val="0"/>
           <w:lang w:eastAsia="es-PE"/>
-          <ns2:ligatures ns2:val="none"/>
+          <w14:ligatures w14:val="none"/>
         </w:rPr>
         <w:t xml:space="preserve">SEXTO: </w:t>
       </w:r>
@@ -6098,7 +6111,7 @@
           <w:color w:val="000000"/>
           <w:kern w:val="0"/>
           <w:lang w:eastAsia="es-ES"/>
-          <ns2:ligatures ns2:val="none"/>
+          <w14:ligatures w14:val="none"/>
         </w:rPr>
         <w:t xml:space="preserve">requerir </w:t>
       </w:r>
@@ -6108,7 +6121,7 @@
           <w:color w:val="000000"/>
           <w:kern w:val="0"/>
           <w:lang w:val="es-ES" w:eastAsia="es-ES"/>
-          <ns2:ligatures ns2:val="none"/>
+          <w14:ligatures w14:val="none"/>
         </w:rPr>
         <w:t xml:space="preserve">que, en un </w:t>
       </w:r>
@@ -6118,7 +6131,7 @@
           <w:color w:val="000000"/>
           <w:kern w:val="0"/>
           <w:lang w:eastAsia="es-ES"/>
-          <ns2:ligatures ns2:val="none"/>
+          <w14:ligatures w14:val="none"/>
         </w:rPr>
         <w:t xml:space="preserve">plazo no mayor de cinco (5) días hábiles contado a partir del día siguiente de la notificación de la presente resolución, </w:t>
       </w:r>
@@ -6135,7 +6148,7 @@
           <w:color w:val="000000"/>
           <w:kern w:val="0"/>
           <w:lang w:eastAsia="es-ES"/>
-          <ns2:ligatures ns2:val="none"/>
+          <w14:ligatures w14:val="none"/>
         </w:rPr>
         <w:t xml:space="preserve">, </w:t>
       </w:r>
@@ -6145,7 +6158,7 @@
           <w:color w:val="000000"/>
           <w:kern w:val="0"/>
           <w:lang w:val="es-ES" w:eastAsia="es-ES"/>
-          <ns2:ligatures ns2:val="none"/>
+          <w14:ligatures w14:val="none"/>
         </w:rPr>
         <w:t xml:space="preserve">cumpla con: </w:t>
       </w:r>
@@ -6155,7 +6168,7 @@
           <w:color w:val="000000"/>
           <w:kern w:val="0"/>
           <w:lang w:val="es-ES" w:eastAsia="es-ES"/>
-          <ns2:ligatures ns2:val="none"/>
+          <w14:ligatures w14:val="none"/>
         </w:rPr>
         <w:t>(i) presentar todas las comunicaciones cursadas con la parte denunciante en virtud de los hechos materia de denuncia</w:t>
       </w:r>
@@ -6165,12 +6178,12 @@
           <w:color w:val="000000"/>
           <w:kern w:val="0"/>
           <w:lang w:val="es-ES" w:eastAsia="es-ES"/>
-          <ns2:ligatures ns2:val="none"/>
+          <w14:ligatures w14:val="none"/>
         </w:rPr>
         <w:t>.</w:t>
       </w:r>
     </w:p>
-    <w:p ns2:paraId="3A993D57" ns2:textId="77777777">
+    <w:p>
       <w:pPr>
         <w:spacing w:after="0" w:line="240" w:lineRule="auto"/>
         <w:jc w:val="both"/>
@@ -6179,11 +6192,11 @@
           <w:color w:val="000000"/>
           <w:kern w:val="0"/>
           <w:lang w:val="es-ES" w:eastAsia="es-ES"/>
-          <ns2:ligatures ns2:val="none"/>
-        </w:rPr>
-      </w:pPr>
-    </w:p>
-    <w:p ns2:paraId="28A00476" ns2:textId="38B73890">
+          <w14:ligatures w14:val="none"/>
+        </w:rPr>
+      </w:pPr>
+    </w:p>
+    <w:p>
       <w:pPr>
         <w:spacing w:after="0" w:line="240" w:lineRule="auto"/>
         <w:jc w:val="both"/>
@@ -6192,7 +6205,7 @@
           <w:color w:val="000000"/>
           <w:kern w:val="0"/>
           <w:lang w:val="es-ES" w:eastAsia="es-ES"/>
-          <ns2:ligatures ns2:val="none"/>
+          <w14:ligatures w14:val="none"/>
         </w:rPr>
       </w:pPr>
       <w:r>
@@ -6202,7 +6215,7 @@
           <w:color w:val="000000"/>
           <w:kern w:val="0"/>
           <w:lang w:eastAsia="es-PE"/>
-          <ns2:ligatures ns2:val="none"/>
+          <w14:ligatures w14:val="none"/>
         </w:rPr>
         <w:t>SÉTIMO</w:t>
       </w:r>
@@ -6213,7 +6226,7 @@
           <w:color w:val="000000"/>
           <w:kern w:val="0"/>
           <w:lang w:eastAsia="es-PE"/>
-          <ns2:ligatures ns2:val="none"/>
+          <w14:ligatures w14:val="none"/>
         </w:rPr>
         <w:t xml:space="preserve">: </w:t>
       </w:r>
@@ -6223,7 +6236,7 @@
           <w:color w:val="000000"/>
           <w:kern w:val="0"/>
           <w:lang w:eastAsia="es-ES"/>
-          <ns2:ligatures ns2:val="none"/>
+          <w14:ligatures w14:val="none"/>
         </w:rPr>
         <w:t xml:space="preserve">requerir </w:t>
       </w:r>
@@ -6233,7 +6246,7 @@
           <w:color w:val="000000"/>
           <w:kern w:val="0"/>
           <w:lang w:val="es-ES" w:eastAsia="es-ES"/>
-          <ns2:ligatures ns2:val="none"/>
+          <w14:ligatures w14:val="none"/>
         </w:rPr>
         <w:t xml:space="preserve">que, en un </w:t>
       </w:r>
@@ -6243,7 +6256,7 @@
           <w:color w:val="000000"/>
           <w:kern w:val="0"/>
           <w:lang w:eastAsia="es-ES"/>
-          <ns2:ligatures ns2:val="none"/>
+          <w14:ligatures w14:val="none"/>
         </w:rPr>
         <w:t xml:space="preserve">plazo no mayor de cinco (5) días hábiles contado a partir del día siguiente de la notificación de la presente resolución, </w:t>
       </w:r>
@@ -6260,7 +6273,7 @@
           <w:color w:val="000000"/>
           <w:kern w:val="0"/>
           <w:lang w:eastAsia="es-ES"/>
-          <ns2:ligatures ns2:val="none"/>
+          <w14:ligatures w14:val="none"/>
         </w:rPr>
         <w:t xml:space="preserve">, </w:t>
       </w:r>
@@ -6270,7 +6283,7 @@
           <w:color w:val="000000"/>
           <w:kern w:val="0"/>
           <w:lang w:val="es-ES" w:eastAsia="es-ES"/>
-          <ns2:ligatures ns2:val="none"/>
+          <w14:ligatures w14:val="none"/>
         </w:rPr>
         <w:t xml:space="preserve">cumpla con: </w:t>
       </w:r>
@@ -6280,7 +6293,7 @@
           <w:color w:val="000000"/>
           <w:kern w:val="0"/>
           <w:lang w:val="es-ES" w:eastAsia="es-ES"/>
-          <ns2:ligatures ns2:val="none"/>
+          <w14:ligatures w14:val="none"/>
         </w:rPr>
         <w:t>(i) presentar todas las comunicaciones cursadas con la parte denunciante en virtud de los hechos materia de denuncia</w:t>
       </w:r>
@@ -6290,12 +6303,12 @@
           <w:color w:val="000000"/>
           <w:kern w:val="0"/>
           <w:lang w:val="es-ES" w:eastAsia="es-ES"/>
-          <ns2:ligatures ns2:val="none"/>
+          <w14:ligatures w14:val="none"/>
         </w:rPr>
         <w:t>.</w:t>
       </w:r>
     </w:p>
-    <w:p ns2:paraId="1DD7EB1A" ns2:textId="77777777">
+    <w:p>
       <w:pPr>
         <w:spacing w:after="0" w:line="240" w:lineRule="auto"/>
         <w:jc w:val="both"/>
@@ -6304,11 +6317,11 @@
           <w:color w:val="000000"/>
           <w:kern w:val="0"/>
           <w:lang w:val="es-ES" w:eastAsia="es-ES"/>
-          <ns2:ligatures ns2:val="none"/>
-        </w:rPr>
-      </w:pPr>
-    </w:p>
-    <w:p ns2:paraId="7F62FBD0" ns2:textId="5E89499C">
+          <w14:ligatures w14:val="none"/>
+        </w:rPr>
+      </w:pPr>
+    </w:p>
+    <w:p>
       <w:pPr>
         <w:spacing w:after="0" w:line="240" w:lineRule="auto"/>
         <w:jc w:val="both"/>
@@ -6317,7 +6330,7 @@
           <w:color w:val="000000"/>
           <w:kern w:val="0"/>
           <w:lang w:val="es-ES" w:eastAsia="es-ES"/>
-          <ns2:ligatures ns2:val="none"/>
+          <w14:ligatures w14:val="none"/>
         </w:rPr>
       </w:pPr>
       <w:r>
@@ -6327,7 +6340,7 @@
           <w:color w:val="000000"/>
           <w:kern w:val="0"/>
           <w:lang w:eastAsia="es-PE"/>
-          <ns2:ligatures ns2:val="none"/>
+          <w14:ligatures w14:val="none"/>
         </w:rPr>
         <w:t>OCTAVO</w:t>
       </w:r>
@@ -6338,7 +6351,7 @@
           <w:color w:val="000000"/>
           <w:kern w:val="0"/>
           <w:lang w:eastAsia="es-PE"/>
-          <ns2:ligatures ns2:val="none"/>
+          <w14:ligatures w14:val="none"/>
         </w:rPr>
         <w:t xml:space="preserve">: </w:t>
       </w:r>
@@ -6348,7 +6361,7 @@
           <w:color w:val="000000"/>
           <w:kern w:val="0"/>
           <w:lang w:eastAsia="es-ES"/>
-          <ns2:ligatures ns2:val="none"/>
+          <w14:ligatures w14:val="none"/>
         </w:rPr>
         <w:t xml:space="preserve">requerir </w:t>
       </w:r>
@@ -6358,7 +6371,7 @@
           <w:color w:val="000000"/>
           <w:kern w:val="0"/>
           <w:lang w:val="es-ES" w:eastAsia="es-ES"/>
-          <ns2:ligatures ns2:val="none"/>
+          <w14:ligatures w14:val="none"/>
         </w:rPr>
         <w:t xml:space="preserve">que, en un </w:t>
       </w:r>
@@ -6368,7 +6381,7 @@
           <w:color w:val="000000"/>
           <w:kern w:val="0"/>
           <w:lang w:eastAsia="es-ES"/>
-          <ns2:ligatures ns2:val="none"/>
+          <w14:ligatures w14:val="none"/>
         </w:rPr>
         <w:t xml:space="preserve">plazo no mayor de cinco (5) días hábiles contado a partir del día siguiente de la notificación de la presente resolución, </w:t>
       </w:r>
@@ -6385,7 +6398,7 @@
           <w:color w:val="000000"/>
           <w:kern w:val="0"/>
           <w:lang w:eastAsia="es-ES"/>
-          <ns2:ligatures ns2:val="none"/>
+          <w14:ligatures w14:val="none"/>
         </w:rPr>
         <w:t xml:space="preserve">, </w:t>
       </w:r>
@@ -6395,7 +6408,7 @@
           <w:color w:val="000000"/>
           <w:kern w:val="0"/>
           <w:lang w:val="es-ES" w:eastAsia="es-ES"/>
-          <ns2:ligatures ns2:val="none"/>
+          <w14:ligatures w14:val="none"/>
         </w:rPr>
         <w:t xml:space="preserve">cumpla con: </w:t>
       </w:r>
@@ -6405,7 +6418,7 @@
           <w:color w:val="000000"/>
           <w:kern w:val="0"/>
           <w:lang w:val="es-ES" w:eastAsia="es-ES"/>
-          <ns2:ligatures ns2:val="none"/>
+          <w14:ligatures w14:val="none"/>
         </w:rPr>
         <w:t>(i) presentar una copia debidamente suscrita de la Póliza 10 del Seguro documentado en la Propuesta 20001979 materia de denuncia; (ii) presentar una copia debidamente suscrita de la la Póliza 142 del Seguro documentado en la Propuesta 20016350 materia de denuncia; y, (iii) presentar todas las comunicaciones cursadas con la parte denunciante en virtud de los hechos materia de denuncia</w:t>
       </w:r>
@@ -6415,12 +6428,12 @@
           <w:color w:val="000000"/>
           <w:kern w:val="0"/>
           <w:lang w:val="es-ES" w:eastAsia="es-ES"/>
-          <ns2:ligatures ns2:val="none"/>
+          <w14:ligatures w14:val="none"/>
         </w:rPr>
         <w:t>.</w:t>
       </w:r>
     </w:p>
-    <w:p ns2:paraId="2892B235" ns2:textId="77777777">
+    <w:p>
       <w:pPr>
         <w:spacing w:after="0" w:line="240" w:lineRule="auto"/>
         <w:jc w:val="both"/>
@@ -6430,11 +6443,11 @@
           <w:color w:val="000000"/>
           <w:kern w:val="0"/>
           <w:lang w:val="es-ES" w:eastAsia="es-PE"/>
-          <ns2:ligatures ns2:val="none"/>
-        </w:rPr>
-      </w:pPr>
-    </w:p>
-    <w:p ns2:paraId="1ECB57B9" ns2:textId="556768B9">
+          <w14:ligatures w14:val="none"/>
+        </w:rPr>
+      </w:pPr>
+    </w:p>
+    <w:p>
       <w:pPr>
         <w:spacing w:after="0" w:line="240" w:lineRule="auto"/>
         <w:jc w:val="both"/>
@@ -6443,7 +6456,7 @@
           <w:color w:val="000000"/>
           <w:kern w:val="0"/>
           <w:lang w:eastAsia="es-PE"/>
-          <ns2:ligatures ns2:val="none"/>
+          <w14:ligatures w14:val="none"/>
         </w:rPr>
       </w:pPr>
       <w:r>
@@ -6453,7 +6466,7 @@
           <w:color w:val="000000"/>
           <w:kern w:val="0"/>
           <w:lang w:eastAsia="es-PE"/>
-          <ns2:ligatures ns2:val="none"/>
+          <w14:ligatures w14:val="none"/>
         </w:rPr>
         <w:t>NOVENO</w:t>
       </w:r>
@@ -6464,7 +6477,7 @@
           <w:color w:val="000000"/>
           <w:kern w:val="0"/>
           <w:lang w:eastAsia="es-PE"/>
-          <ns2:ligatures ns2:val="none"/>
+          <w14:ligatures w14:val="none"/>
         </w:rPr>
         <w:t>:</w:t>
       </w:r>
@@ -6474,7 +6487,7 @@
           <w:color w:val="000000"/>
           <w:kern w:val="0"/>
           <w:lang w:eastAsia="es-PE"/>
-          <ns2:ligatures ns2:val="none"/>
+          <w14:ligatures w14:val="none"/>
         </w:rPr>
         <w:t xml:space="preserve"> </w:t>
       </w:r>
@@ -6485,7 +6498,7 @@
           <w:color w:val="000000"/>
           <w:kern w:val="0"/>
           <w:lang w:eastAsia="es-PE"/>
-          <ns2:ligatures ns2:val="none"/>
+          <w14:ligatures w14:val="none"/>
         </w:rPr>
         <w:t xml:space="preserve">informar a las partes que el artículo 110 de la Ley </w:t>
       </w:r>
@@ -6495,7 +6508,7 @@
           <w:color w:val="000000"/>
           <w:kern w:val="0"/>
           <w:lang w:eastAsia="es-PE"/>
-          <ns2:ligatures ns2:val="none"/>
+          <w14:ligatures w14:val="none"/>
         </w:rPr>
         <w:t>29571</w:t>
       </w:r>
@@ -6505,7 +6518,7 @@
           <w:color w:val="000000"/>
           <w:kern w:val="0"/>
           <w:lang w:eastAsia="es-PE"/>
-          <ns2:ligatures ns2:val="none"/>
+          <w14:ligatures w14:val="none"/>
         </w:rPr>
         <w:t>, Código de Protección y Defensa del Consumidor</w:t>
       </w:r>
@@ -6517,7 +6530,7 @@
           <w:kern w:val="0"/>
           <w:vertAlign w:val="superscript"/>
           <w:lang w:eastAsia="es-PE"/>
-          <ns2:ligatures ns2:val="none"/>
+          <w14:ligatures w14:val="none"/>
         </w:rPr>
         <w:footnoteReference w:id="9"/>
       </w:r>
@@ -6527,7 +6540,7 @@
           <w:color w:val="000000"/>
           <w:kern w:val="0"/>
           <w:lang w:eastAsia="es-PE"/>
-          <ns2:ligatures ns2:val="none"/>
+          <w14:ligatures w14:val="none"/>
         </w:rPr>
         <w:t>, faculta a la Comisión a calificar las infracciones de la referida norma como leves, graves o muy graves e imponer sanciones que van desde una amonestación hasta una multa por un máximo de 450 Unidades Impositivas Tributarias, sin perjuicio de las medidas correctivas, reparadoras y complementarias, que puedan ordenarse de acuerdo a lo estipulado en los artículos 114, 115 y 116 de la referida norma</w:t>
       </w:r>
@@ -6539,7 +6552,7 @@
           <w:kern w:val="0"/>
           <w:vertAlign w:val="superscript"/>
           <w:lang w:eastAsia="es-PE"/>
-          <ns2:ligatures ns2:val="none"/>
+          <w14:ligatures w14:val="none"/>
         </w:rPr>
         <w:footnoteReference w:id="10"/>
       </w:r>
@@ -6549,7 +6562,7 @@
           <w:color w:val="000000"/>
           <w:kern w:val="0"/>
           <w:lang w:eastAsia="es-PE"/>
-          <ns2:ligatures ns2:val="none"/>
+          <w14:ligatures w14:val="none"/>
         </w:rPr>
         <w:t xml:space="preserve">. </w:t>
       </w:r>
@@ -6560,7 +6573,7 @@
           <w:color w:val="000000"/>
           <w:kern w:val="0"/>
           <w:lang w:eastAsia="es-PE"/>
-          <ns2:ligatures ns2:val="none"/>
+          <w14:ligatures w14:val="none"/>
         </w:rPr>
         <w:t>Asimismo, se consideran circunstancias atenuantes para la graduación de la sanción, el allanamiento de la denuncia o el reconocimiento de las pretensiones en ella contenidas, de acuerdo con el artículo 112 del Código</w:t>
       </w:r>
@@ -6572,7 +6585,7 @@
           <w:kern w:val="0"/>
           <w:vertAlign w:val="superscript"/>
           <w:lang w:eastAsia="es-PE"/>
-          <ns2:ligatures ns2:val="none"/>
+          <w14:ligatures w14:val="none"/>
         </w:rPr>
         <w:footnoteReference w:id="11"/>
       </w:r>
@@ -6582,12 +6595,12 @@
           <w:color w:val="000000"/>
           <w:kern w:val="0"/>
           <w:lang w:eastAsia="es-PE"/>
-          <ns2:ligatures ns2:val="none"/>
+          <w14:ligatures w14:val="none"/>
         </w:rPr>
         <w:t>.</w:t>
       </w:r>
     </w:p>
-    <w:p ns2:paraId="79F11E15" ns2:textId="77777777">
+    <w:p>
       <w:pPr>
         <w:spacing w:after="0" w:line="240" w:lineRule="auto"/>
         <w:jc w:val="both"/>
@@ -6597,11 +6610,11 @@
           <w:color w:val="000000"/>
           <w:kern w:val="0"/>
           <w:lang w:eastAsia="es-PE"/>
-          <ns2:ligatures ns2:val="none"/>
-        </w:rPr>
-      </w:pPr>
-    </w:p>
-    <w:p ns2:paraId="321C0F94" ns2:textId="088F8104">
+          <w14:ligatures w14:val="none"/>
+        </w:rPr>
+      </w:pPr>
+    </w:p>
+    <w:p>
       <w:pPr>
         <w:spacing w:after="0" w:line="240" w:lineRule="auto"/>
         <w:jc w:val="both"/>
@@ -6610,7 +6623,7 @@
           <w:color w:val="000000"/>
           <w:kern w:val="0"/>
           <w:lang w:eastAsia="es-PE"/>
-          <ns2:ligatures ns2:val="none"/>
+          <w14:ligatures w14:val="none"/>
         </w:rPr>
       </w:pPr>
       <w:r>
@@ -6620,7 +6633,7 @@
           <w:color w:val="000000"/>
           <w:kern w:val="0"/>
           <w:lang w:eastAsia="es-PE"/>
-          <ns2:ligatures ns2:val="none"/>
+          <w14:ligatures w14:val="none"/>
         </w:rPr>
         <w:t>DÉCIMO</w:t>
       </w:r>
@@ -6631,7 +6644,7 @@
           <w:color w:val="000000"/>
           <w:kern w:val="0"/>
           <w:lang w:eastAsia="es-PE"/>
-          <ns2:ligatures ns2:val="none"/>
+          <w14:ligatures w14:val="none"/>
         </w:rPr>
         <w:t>:</w:t>
       </w:r>
@@ -6641,12 +6654,12 @@
           <w:color w:val="000000"/>
           <w:kern w:val="0"/>
           <w:lang w:eastAsia="es-PE"/>
-          <ns2:ligatures ns2:val="none"/>
+          <w14:ligatures w14:val="none"/>
         </w:rPr>
         <w:t xml:space="preserve"> informar a las partes que conforme a lo establecido en el artículo 39 de la Ley sobre Facultades, Normas y Organización del Indecopi, aprobada por Decreto Legislativo 807, los gastos por los peritajes realizados, actuación de pruebas, inspecciones y otros derivados de la tramitación del proceso serán de cargo de la parte que solicita la prueba, salvo pacto en contrario. En todos los casos, la resolución final determinará si los gastos deben ser asumidos por alguna de las partes, o reembolsados a la otra parte o al Indecopi, según sea el caso, de manera adicional a la sanción que haya podido imponerse. </w:t>
       </w:r>
     </w:p>
-    <w:p ns2:paraId="798E75A8" ns2:textId="77777777">
+    <w:p>
       <w:pPr>
         <w:spacing w:after="0" w:line="240" w:lineRule="auto"/>
         <w:jc w:val="both"/>
@@ -6655,11 +6668,11 @@
           <w:color w:val="000000"/>
           <w:kern w:val="0"/>
           <w:lang w:eastAsia="es-PE"/>
-          <ns2:ligatures ns2:val="none"/>
-        </w:rPr>
-      </w:pPr>
-    </w:p>
-    <w:p ns2:paraId="6944A684" ns2:textId="2CC3741E">
+          <w14:ligatures w14:val="none"/>
+        </w:rPr>
+      </w:pPr>
+    </w:p>
+    <w:p>
       <w:pPr>
         <w:suppressAutoHyphens/>
         <w:spacing w:after="0" w:line="240" w:lineRule="auto"/>
@@ -6668,7 +6681,7 @@
           <w:rFonts w:ascii="Arial Narrow" w:eastAsia="Calibri" w:hAnsi="Arial Narrow" w:cs="Arial"/>
           <w:kern w:val="0"/>
           <w:u w:val="single"/>
-          <ns2:ligatures ns2:val="none"/>
+          <w14:ligatures w14:val="none"/>
         </w:rPr>
       </w:pPr>
       <w:r>
@@ -6678,7 +6691,7 @@
           <w:color w:val="000000"/>
           <w:kern w:val="0"/>
           <w:lang w:eastAsia="es-PE"/>
-          <ns2:ligatures ns2:val="none"/>
+          <w14:ligatures w14:val="none"/>
         </w:rPr>
         <w:t>DÉCIMO</w:t>
       </w:r>
@@ -6689,7 +6702,7 @@
           <w:color w:val="000000"/>
           <w:kern w:val="0"/>
           <w:lang w:eastAsia="es-PE"/>
-          <ns2:ligatures ns2:val="none"/>
+          <w14:ligatures w14:val="none"/>
         </w:rPr>
         <w:t xml:space="preserve"> PRIMERO</w:t>
       </w:r>
@@ -6699,7 +6712,7 @@
           <w:b/>
           <w:color w:val="000000"/>
           <w:kern w:val="0"/>
-          <ns2:ligatures ns2:val="none"/>
+          <w14:ligatures w14:val="none"/>
         </w:rPr>
         <w:t>:</w:t>
       </w:r>
@@ -6708,7 +6721,7 @@
           <w:rFonts w:ascii="Arial Narrow" w:eastAsia="Arial Narrow" w:hAnsi="Arial Narrow" w:cs="Arial"/>
           <w:color w:val="000000"/>
           <w:kern w:val="0"/>
-          <ns2:ligatures ns2:val="none"/>
+          <w14:ligatures w14:val="none"/>
         </w:rPr>
         <w:t xml:space="preserve"> comunicar a las partes que, de acuerdo a lo señalado por el artículo 29 del Decreto Legislativo</w:t>
       </w:r>
@@ -6717,7 +6730,7 @@
           <w:rFonts w:ascii="Arial Narrow" w:eastAsia="Arial Narrow" w:hAnsi="Arial Narrow" w:cs="Arial"/>
           <w:color w:val="000000"/>
           <w:kern w:val="0"/>
-          <ns2:ligatures ns2:val="none"/>
+          <w14:ligatures w14:val="none"/>
         </w:rPr>
         <w:t xml:space="preserve"> </w:t>
       </w:r>
@@ -6726,7 +6739,7 @@
           <w:rFonts w:ascii="Arial Narrow" w:eastAsia="Arial Narrow" w:hAnsi="Arial Narrow" w:cs="Arial"/>
           <w:color w:val="000000"/>
           <w:kern w:val="0"/>
-          <ns2:ligatures ns2:val="none"/>
+          <w14:ligatures w14:val="none"/>
         </w:rPr>
         <w:t>807</w:t>
       </w:r>
@@ -6737,7 +6750,7 @@
           <w:color w:val="000000"/>
           <w:kern w:val="0"/>
           <w:vertAlign w:val="superscript"/>
-          <ns2:ligatures ns2:val="none"/>
+          <w14:ligatures w14:val="none"/>
         </w:rPr>
         <w:footnoteReference w:id="12"/>
       </w:r>
@@ -6746,7 +6759,7 @@
           <w:rFonts w:ascii="Arial Narrow" w:eastAsia="Arial Narrow" w:hAnsi="Arial Narrow" w:cs="Arial"/>
           <w:color w:val="000000"/>
           <w:kern w:val="0"/>
-          <ns2:ligatures ns2:val="none"/>
+          <w14:ligatures w14:val="none"/>
         </w:rPr>
         <w:t xml:space="preserve">, hasta antes de la emisión de la Resolución Final tienen la posibilidad de solicitar una audiencia de conciliación. En caso deleguen a favor de una tercera persona su actuación en la diligencia programada, esta deberá presentar un poder especial con firma legalizada ante Notario Público, donde conste </w:t>
       </w:r>
@@ -6756,7 +6769,7 @@
           <w:color w:val="000000"/>
           <w:kern w:val="0"/>
           <w:u w:val="single"/>
-          <ns2:ligatures ns2:val="none"/>
+          <w14:ligatures w14:val="none"/>
         </w:rPr>
         <w:t>expresamente su facultad para asistir y conciliar en su representación</w:t>
       </w:r>
@@ -6766,7 +6779,7 @@
           <w:bCs/>
           <w:color w:val="000000"/>
           <w:kern w:val="0"/>
-          <ns2:ligatures ns2:val="none"/>
+          <w14:ligatures w14:val="none"/>
         </w:rPr>
         <w:t>.</w:t>
       </w:r>
@@ -6777,7 +6790,7 @@
           <w:bCs/>
           <w:color w:val="000000"/>
           <w:kern w:val="0"/>
-          <ns2:ligatures ns2:val="none"/>
+          <w14:ligatures w14:val="none"/>
         </w:rPr>
         <w:t xml:space="preserve"> </w:t>
       </w:r>
@@ -6787,12 +6800,12 @@
           <w:color w:val="000000"/>
           <w:kern w:val="0"/>
           <w:u w:val="single"/>
-          <ns2:ligatures ns2:val="none"/>
+          <w14:ligatures w14:val="none"/>
         </w:rPr>
         <w:t xml:space="preserve">Ello bajo apercibimiento de no realizar la audiencia de conciliación y levantar el acta de inasistencia correspondiente. </w:t>
       </w:r>
     </w:p>
-    <w:p ns2:paraId="09B4F2CB" ns2:textId="77777777">
+    <w:p>
       <w:pPr>
         <w:suppressAutoHyphens/>
         <w:spacing w:after="0" w:line="240" w:lineRule="auto"/>
@@ -6801,11 +6814,11 @@
           <w:rFonts w:ascii="Arial Narrow" w:eastAsia="Calibri" w:hAnsi="Arial Narrow" w:cs="Arial"/>
           <w:kern w:val="0"/>
           <w:u w:val="single"/>
-          <ns2:ligatures ns2:val="none"/>
-        </w:rPr>
-      </w:pPr>
-    </w:p>
-    <w:p ns2:paraId="7DD30B3E" ns2:textId="18CA7B01">
+          <w14:ligatures w14:val="none"/>
+        </w:rPr>
+      </w:pPr>
+    </w:p>
+    <w:p>
       <w:pPr>
         <w:suppressAutoHyphens/>
         <w:spacing w:after="0" w:line="240" w:lineRule="auto"/>
@@ -6815,7 +6828,7 @@
           <w:color w:val="000000"/>
           <w:kern w:val="0"/>
           <w:lang w:eastAsia="es-PE"/>
-          <ns2:ligatures ns2:val="none"/>
+          <w14:ligatures w14:val="none"/>
         </w:rPr>
       </w:pPr>
       <w:r>
@@ -6825,7 +6838,7 @@
           <w:color w:val="000000"/>
           <w:kern w:val="0"/>
           <w:lang w:eastAsia="es-PE"/>
-          <ns2:ligatures ns2:val="none"/>
+          <w14:ligatures w14:val="none"/>
         </w:rPr>
         <w:t>DÉCIMO SEGUNDO</w:t>
       </w:r>
@@ -6836,7 +6849,7 @@
           <w:color w:val="000000"/>
           <w:kern w:val="0"/>
           <w:lang w:eastAsia="es-PE"/>
-          <ns2:ligatures ns2:val="none"/>
+          <w14:ligatures w14:val="none"/>
         </w:rPr>
         <w:t>:</w:t>
       </w:r>
@@ -6846,14 +6859,14 @@
           <w:color w:val="000000"/>
           <w:kern w:val="0"/>
           <w:lang w:eastAsia="es-PE"/>
-          <ns2:ligatures ns2:val="none"/>
+          <w14:ligatures w14:val="none"/>
         </w:rPr>
         <w:t xml:space="preserve"> poner en conocimiento de las partes que, antes de la emisión de la Resolución Final, tienen la posibilidad de formular su desistimiento o presentar el acuerdo arribado mediante la conciliación, mediación, transacción o cualquier otro que, de forma indubitable, deje constancia que se ha solucionado la controversia materia de denuncia.</w:t>
       </w:r>
       <w:bookmarkStart w:id="15" w:name="h.gjdgxs" w:colFirst="0" w:colLast="0"/>
       <w:bookmarkEnd w:id="15"/>
     </w:p>
-    <w:p ns2:paraId="24633DE4" ns2:textId="77777777">
+    <w:p>
       <w:pPr>
         <w:suppressAutoHyphens/>
         <w:spacing w:after="0" w:line="240" w:lineRule="auto"/>
@@ -6863,11 +6876,11 @@
           <w:color w:val="000000"/>
           <w:kern w:val="0"/>
           <w:lang w:eastAsia="es-PE"/>
-          <ns2:ligatures ns2:val="none"/>
-        </w:rPr>
-      </w:pPr>
-    </w:p>
-    <w:p ns2:paraId="0E4A0AC1" ns2:textId="67F64C5A">
+          <w14:ligatures w14:val="none"/>
+        </w:rPr>
+      </w:pPr>
+    </w:p>
+    <w:p>
       <w:pPr>
         <w:suppressAutoHyphens/>
         <w:spacing w:after="0" w:line="240" w:lineRule="auto"/>
@@ -6973,7 +6986,7 @@
         <w:t/>
       </w:r>
     </w:p>
-    <w:p ns2:paraId="498B470F" ns2:textId="77777777">
+    <w:p>
       <w:pPr>
         <w:suppressAutoHyphens/>
         <w:spacing w:after="0" w:line="240" w:lineRule="auto"/>
@@ -6983,7 +6996,7 @@
         </w:rPr>
       </w:pPr>
     </w:p>
-    <w:p ns2:paraId="7F31E615" ns2:textId="7D49A4B5">
+    <w:p>
       <w:pPr>
         <w:suppressAutoHyphens/>
         <w:spacing w:after="0" w:line="240" w:lineRule="auto"/>
@@ -7060,7 +7073,7 @@
       <w:bookmarkStart w:id="16" w:name="_Hlk198890962"/>
     </w:p>
     <w:bookmarkEnd w:id="16"/>
-    <w:p ns2:paraId="24CA79C0" ns2:textId="77777777">
+    <w:p>
       <w:pPr>
         <w:spacing w:after="0" w:line="240" w:lineRule="auto"/>
         <w:jc w:val="both"/>
@@ -7069,7 +7082,7 @@
         </w:rPr>
       </w:pPr>
     </w:p>
-    <w:p ns2:paraId="06AD8BAD" ns2:textId="77777777">
+    <w:p>
       <w:pPr>
         <w:spacing w:after="0" w:line="240" w:lineRule="auto"/>
         <w:jc w:val="center"/>
@@ -7090,7 +7103,7 @@
         <w:t xml:space="preserve">Firmado digitalmente por </w:t>
       </w:r>
     </w:p>
-    <w:p ns2:paraId="4AD425EB" ns2:textId="77777777">
+    <w:p>
       <w:pPr>
         <w:spacing w:after="0" w:line="240" w:lineRule="auto"/>
         <w:jc w:val="center"/>
@@ -7111,7 +7124,7 @@
         <w:t>EVELING ROA QUISPE</w:t>
       </w:r>
     </w:p>
-    <w:p ns2:paraId="47BF7972" ns2:textId="77777777">
+    <w:p>
       <w:pPr>
         <w:spacing w:after="0" w:line="240" w:lineRule="auto"/>
         <w:jc w:val="center"/>
@@ -7132,7 +7145,7 @@
         <w:t>Secretaria Técnica</w:t>
       </w:r>
     </w:p>
-    <w:p ns2:paraId="17A2D26C" ns2:textId="77777777">
+    <w:p>
       <w:pPr>
         <w:spacing w:after="0" w:line="240" w:lineRule="auto"/>
         <w:jc w:val="center"/>
@@ -7151,7 +7164,7 @@
         <w:t>Comisión de Protección al Consumidor 1</w:t>
       </w:r>
     </w:p>
-    <w:p ns2:paraId="5C6F4210" ns2:textId="77777777">
+    <w:p>
       <w:pPr>
         <w:spacing w:after="0" w:line="240" w:lineRule="auto"/>
         <w:rPr>
@@ -7170,7 +7183,7 @@
         <w:t>LGP/JCQ</w:t>
       </w:r>
     </w:p>
-    <w:p ns2:paraId="33464EEF" ns2:textId="77777777">
+    <w:p>
       <w:pPr>
         <w:spacing w:after="0" w:line="240" w:lineRule="auto"/>
         <w:jc w:val="both"/>
@@ -7179,7 +7192,7 @@
         </w:rPr>
       </w:pPr>
     </w:p>
-    <w:p ns2:paraId="2B4EE89D" ns2:textId="77777777">
+    <w:p>
       <w:pPr>
         <w:spacing w:after="0" w:line="240" w:lineRule="auto"/>
         <w:jc w:val="both"/>
@@ -7189,12 +7202,12 @@
       </w:pPr>
     </w:p>
     <w:sectPr>
-      <w:headerReference w:type="even" ns3:id="rId8"/>
-      <w:headerReference w:type="default" ns3:id="rId9"/>
-      <w:footerReference w:type="even" ns3:id="rId10"/>
-      <w:footerReference w:type="default" ns3:id="rId11"/>
-      <w:headerReference w:type="first" ns3:id="rId12"/>
-      <w:footerReference w:type="first" ns3:id="rId13"/>
+      <w:headerReference w:type="even" r:id="rId8"/>
+      <w:headerReference w:type="default" r:id="rId9"/>
+      <w:footerReference w:type="even" r:id="rId10"/>
+      <w:footerReference w:type="default" r:id="rId11"/>
+      <w:headerReference w:type="first" r:id="rId12"/>
+      <w:footerReference w:type="first" r:id="rId13"/>
       <w:pgSz w:w="11906" w:h="16838"/>
       <w:pgMar w:top="1417" w:right="1701" w:bottom="1417" w:left="1701" w:header="708" w:footer="708" w:gutter="0"/>
       <w:cols w:space="708"/>
@@ -7205,7 +7218,7 @@
 </file>
 
 <file path=word/endnotes.xml><?xml version="1.0" encoding="utf-8"?>
-<w:endnotes xmlns:wpc="http://schemas.microsoft.com/office/word/2010/wordprocessingCanvas" xmlns:cx="http://schemas.microsoft.com/office/drawing/2014/chartex" xmlns:cx1="http://schemas.microsoft.com/office/drawing/2015/9/8/chartex" xmlns:cx2="http://schemas.microsoft.com/office/drawing/2015/10/21/chartex" xmlns:cx3="http://schemas.microsoft.com/office/drawing/2016/5/9/chartex" xmlns:cx4="http://schemas.microsoft.com/office/drawing/2016/5/10/chartex" xmlns:cx5="http://schemas.microsoft.com/office/drawing/2016/5/11/chartex" xmlns:cx6="http://schemas.microsoft.com/office/drawing/2016/5/12/chartex" xmlns:cx7="http://schemas.microsoft.com/office/drawing/2016/5/13/chartex" xmlns:cx8="http://schemas.microsoft.com/office/drawing/2016/5/14/chartex" xmlns:mc="http://schemas.openxmlformats.org/markup-compatibility/2006" xmlns:aink="http://schemas.microsoft.com/office/drawing/2016/ink" xmlns:am3d="http://schemas.microsoft.com/office/drawing/2017/model3d" xmlns:o="urn:schemas-microsoft-com:office:office" xmlns:oel="http://schemas.microsoft.com/office/2019/extlst" xmlns:r="http://schemas.openxmlformats.org/officeDocument/2006/relationships" xmlns:m="http://schemas.openxmlformats.org/officeDocument/2006/math" xmlns:v="urn:schemas-microsoft-com:vml" xmlns:wp14="http://schemas.microsoft.com/office/word/2010/wordprocessingDrawing" xmlns:wp="http://schemas.openxmlformats.org/drawingml/2006/wordprocessingDrawing" xmlns:w10="urn:schemas-microsoft-com:office:word" xmlns:w="http://schemas.openxmlformats.org/wordprocessingml/2006/main" xmlns:w14="http://schemas.microsoft.com/office/word/2010/wordml" xmlns:w15="http://schemas.microsoft.com/office/word/2012/wordml" xmlns:w16cei="http://schemas.microsoft.com/office/word/2026/wordml/cei" xmlns:w16cex="http://schemas.microsoft.com/office/word/2018/wordml/cex" xmlns:w16cid="http://schemas.microsoft.com/office/word/2016/wordml/cid" xmlns:w16="http://schemas.microsoft.com/office/word/2018/wordml" xmlns:w16du="http://schemas.microsoft.com/office/word/2023/wordml/word16du" xmlns:w16sdtdh="http://schemas.microsoft.com/office/word/2020/wordml/sdtdatahash" xmlns:w16sdtfl="http://schemas.microsoft.com/office/word/2024/wordml/sdtformatlock" xmlns:w16se="http://schemas.microsoft.com/office/word/2015/wordml/symex" xmlns:wpg="http://schemas.microsoft.com/office/word/2010/wordprocessingGroup" xmlns:wpi="http://schemas.microsoft.com/office/word/2010/wordprocessingInk" xmlns:wne="http://schemas.microsoft.com/office/word/2006/wordml" xmlns:wps="http://schemas.microsoft.com/office/word/2010/wordprocessingShape" mc:Ignorable="w14 w15 w16se w16cid w16 w16cex w16sdtdh w16sdtfl w16du wp14">
+<w:endnotes xmlns:mc="http://schemas.openxmlformats.org/markup-compatibility/2006" xmlns:r="http://schemas.openxmlformats.org/officeDocument/2006/relationships" xmlns:w="http://schemas.openxmlformats.org/wordprocessingml/2006/main" xmlns:w14="http://schemas.microsoft.com/office/word/2010/wordml" xmlns:w15="http://schemas.microsoft.com/office/word/2012/wordml" xmlns:w16="http://schemas.microsoft.com/office/word/2018/wordml" xmlns:w16cex="http://schemas.microsoft.com/office/word/2018/wordml/cex" xmlns:w16cid="http://schemas.microsoft.com/office/word/2016/wordml/cid" xmlns:w16du="http://schemas.microsoft.com/office/word/2023/wordml/word16du" xmlns:w16sdtdh="http://schemas.microsoft.com/office/word/2020/wordml/sdtdatahash" xmlns:w16se="http://schemas.microsoft.com/office/word/2015/wordml/symex" xmlns:wp14="http://schemas.microsoft.com/office/word/2010/wordprocessingDrawing" mc:Ignorable="w14 w15 w16se w16cid w16 w16cex w16sdtdh w16du wp14">
   <w:endnote w:type="separator" w:id="-1">
     <w:p>
       <w:pPr>
@@ -7230,7 +7243,7 @@
 </file>
 
 <file path=word/footer1.xml><?xml version="1.0" encoding="utf-8"?>
-<w:ftr xmlns:wpc="http://schemas.microsoft.com/office/word/2010/wordprocessingCanvas" xmlns:cx="http://schemas.microsoft.com/office/drawing/2014/chartex" xmlns:cx1="http://schemas.microsoft.com/office/drawing/2015/9/8/chartex" xmlns:cx2="http://schemas.microsoft.com/office/drawing/2015/10/21/chartex" xmlns:cx3="http://schemas.microsoft.com/office/drawing/2016/5/9/chartex" xmlns:cx4="http://schemas.microsoft.com/office/drawing/2016/5/10/chartex" xmlns:cx5="http://schemas.microsoft.com/office/drawing/2016/5/11/chartex" xmlns:cx6="http://schemas.microsoft.com/office/drawing/2016/5/12/chartex" xmlns:cx7="http://schemas.microsoft.com/office/drawing/2016/5/13/chartex" xmlns:cx8="http://schemas.microsoft.com/office/drawing/2016/5/14/chartex" xmlns:mc="http://schemas.openxmlformats.org/markup-compatibility/2006" xmlns:aink="http://schemas.microsoft.com/office/drawing/2016/ink" xmlns:am3d="http://schemas.microsoft.com/office/drawing/2017/model3d" xmlns:o="urn:schemas-microsoft-com:office:office" xmlns:oel="http://schemas.microsoft.com/office/2019/extlst" xmlns:r="http://schemas.openxmlformats.org/officeDocument/2006/relationships" xmlns:m="http://schemas.openxmlformats.org/officeDocument/2006/math" xmlns:v="urn:schemas-microsoft-com:vml" xmlns:wp14="http://schemas.microsoft.com/office/word/2010/wordprocessingDrawing" xmlns:wp="http://schemas.openxmlformats.org/drawingml/2006/wordprocessingDrawing" xmlns:w10="urn:schemas-microsoft-com:office:word" xmlns:w="http://schemas.openxmlformats.org/wordprocessingml/2006/main" xmlns:w14="http://schemas.microsoft.com/office/word/2010/wordml" xmlns:w15="http://schemas.microsoft.com/office/word/2012/wordml" xmlns:w16cei="http://schemas.microsoft.com/office/word/2026/wordml/cei" xmlns:w16cex="http://schemas.microsoft.com/office/word/2018/wordml/cex" xmlns:w16cid="http://schemas.microsoft.com/office/word/2016/wordml/cid" xmlns:w16="http://schemas.microsoft.com/office/word/2018/wordml" xmlns:w16du="http://schemas.microsoft.com/office/word/2023/wordml/word16du" xmlns:w16sdtdh="http://schemas.microsoft.com/office/word/2020/wordml/sdtdatahash" xmlns:w16sdtfl="http://schemas.microsoft.com/office/word/2024/wordml/sdtformatlock" xmlns:w16se="http://schemas.microsoft.com/office/word/2015/wordml/symex" xmlns:wpg="http://schemas.microsoft.com/office/word/2010/wordprocessingGroup" xmlns:wpi="http://schemas.microsoft.com/office/word/2010/wordprocessingInk" xmlns:wne="http://schemas.microsoft.com/office/word/2006/wordml" xmlns:wps="http://schemas.microsoft.com/office/word/2010/wordprocessingShape" mc:Ignorable="w14 w15 w16se w16cid w16 w16cex w16sdtdh w16sdtfl w16du wp14">
+<w:ftr xmlns:mc="http://schemas.openxmlformats.org/markup-compatibility/2006" xmlns:r="http://schemas.openxmlformats.org/officeDocument/2006/relationships" xmlns:w="http://schemas.openxmlformats.org/wordprocessingml/2006/main" xmlns:w14="http://schemas.microsoft.com/office/word/2010/wordml" xmlns:w15="http://schemas.microsoft.com/office/word/2012/wordml" xmlns:w16="http://schemas.microsoft.com/office/word/2018/wordml" xmlns:w16cex="http://schemas.microsoft.com/office/word/2018/wordml/cex" xmlns:w16cid="http://schemas.microsoft.com/office/word/2016/wordml/cid" xmlns:w16du="http://schemas.microsoft.com/office/word/2023/wordml/word16du" xmlns:w16sdtdh="http://schemas.microsoft.com/office/word/2020/wordml/sdtdatahash" xmlns:w16se="http://schemas.microsoft.com/office/word/2015/wordml/symex" xmlns:wp14="http://schemas.microsoft.com/office/word/2010/wordprocessingDrawing" mc:Ignorable="w14 w15 w16se w16cid w16 w16cex w16sdtdh w16du wp14">
   <w:p>
     <w:pPr>
       <w:pStyle w:val="Piedepgina"/>
@@ -7276,7 +7289,7 @@
 </file>
 
 <file path=word/footnotes.xml><?xml version="1.0" encoding="utf-8"?>
-<w:footnotes xmlns:wpc="http://schemas.microsoft.com/office/word/2010/wordprocessingCanvas" xmlns:cx="http://schemas.microsoft.com/office/drawing/2014/chartex" xmlns:cx1="http://schemas.microsoft.com/office/drawing/2015/9/8/chartex" xmlns:cx2="http://schemas.microsoft.com/office/drawing/2015/10/21/chartex" xmlns:cx3="http://schemas.microsoft.com/office/drawing/2016/5/9/chartex" xmlns:cx4="http://schemas.microsoft.com/office/drawing/2016/5/10/chartex" xmlns:cx5="http://schemas.microsoft.com/office/drawing/2016/5/11/chartex" xmlns:cx6="http://schemas.microsoft.com/office/drawing/2016/5/12/chartex" xmlns:cx7="http://schemas.microsoft.com/office/drawing/2016/5/13/chartex" xmlns:cx8="http://schemas.microsoft.com/office/drawing/2016/5/14/chartex" xmlns:mc="http://schemas.openxmlformats.org/markup-compatibility/2006" xmlns:aink="http://schemas.microsoft.com/office/drawing/2016/ink" xmlns:am3d="http://schemas.microsoft.com/office/drawing/2017/model3d" xmlns:o="urn:schemas-microsoft-com:office:office" xmlns:oel="http://schemas.microsoft.com/office/2019/extlst" xmlns:r="http://schemas.openxmlformats.org/officeDocument/2006/relationships" xmlns:m="http://schemas.openxmlformats.org/officeDocument/2006/math" xmlns:v="urn:schemas-microsoft-com:vml" xmlns:wp14="http://schemas.microsoft.com/office/word/2010/wordprocessingDrawing" xmlns:wp="http://schemas.openxmlformats.org/drawingml/2006/wordprocessingDrawing" xmlns:w10="urn:schemas-microsoft-com:office:word" xmlns:w="http://schemas.openxmlformats.org/wordprocessingml/2006/main" xmlns:w14="http://schemas.microsoft.com/office/word/2010/wordml" xmlns:w15="http://schemas.microsoft.com/office/word/2012/wordml" xmlns:w16cei="http://schemas.microsoft.com/office/word/2026/wordml/cei" xmlns:w16cex="http://schemas.microsoft.com/office/word/2018/wordml/cex" xmlns:w16cid="http://schemas.microsoft.com/office/word/2016/wordml/cid" xmlns:w16="http://schemas.microsoft.com/office/word/2018/wordml" xmlns:w16du="http://schemas.microsoft.com/office/word/2023/wordml/word16du" xmlns:w16sdtdh="http://schemas.microsoft.com/office/word/2020/wordml/sdtdatahash" xmlns:w16sdtfl="http://schemas.microsoft.com/office/word/2024/wordml/sdtformatlock" xmlns:w16se="http://schemas.microsoft.com/office/word/2015/wordml/symex" xmlns:wpg="http://schemas.microsoft.com/office/word/2010/wordprocessingGroup" xmlns:wpi="http://schemas.microsoft.com/office/word/2010/wordprocessingInk" xmlns:wne="http://schemas.microsoft.com/office/word/2006/wordml" xmlns:wps="http://schemas.microsoft.com/office/word/2010/wordprocessingShape" mc:Ignorable="w14 w15 w16se w16cid w16 w16cex w16sdtdh w16sdtfl w16du wp14">
+<w:footnotes xmlns:mc="http://schemas.openxmlformats.org/markup-compatibility/2006" xmlns:r="http://schemas.openxmlformats.org/officeDocument/2006/relationships" xmlns:w="http://schemas.openxmlformats.org/wordprocessingml/2006/main" xmlns:w14="http://schemas.microsoft.com/office/word/2010/wordml" xmlns:w15="http://schemas.microsoft.com/office/word/2012/wordml" xmlns:w16="http://schemas.microsoft.com/office/word/2018/wordml" xmlns:w16cex="http://schemas.microsoft.com/office/word/2018/wordml/cex" xmlns:w16cid="http://schemas.microsoft.com/office/word/2016/wordml/cid" xmlns:w16du="http://schemas.microsoft.com/office/word/2023/wordml/word16du" xmlns:w16sdtdh="http://schemas.microsoft.com/office/word/2020/wordml/sdtdatahash" xmlns:w16se="http://schemas.microsoft.com/office/word/2015/wordml/symex" xmlns:wp14="http://schemas.microsoft.com/office/word/2010/wordprocessingDrawing" mc:Ignorable="w14 w15 w16se w16cid w16 w16cex w16sdtdh w16du wp14">
   <w:footnote w:type="separator" w:id="-1">
     <w:p>
       <w:pPr>
@@ -8345,6 +8358,179 @@
       </w:r>
     </w:p>
   </w:footnote>
+  <w:footnote w:id="14">
+    <w:p>
+      <w:pPr>
+        <w:pStyle w:val="Textonotapie"/>
+        <w:tabs>
+          <w:tab w:val="left" w:pos="567"/>
+        </w:tabs>
+        <w:spacing w:after="200"/>
+        <w:ind w:left="567" w:hanging="567"/>
+        <w:jc w:val="both"/>
+      </w:pPr>
+      <w:r>
+        <w:rPr>
+          <w:rStyle w:val="Refdenotaalpie"/>
+          <w:rFonts w:ascii="Arial Narrow" w:hAnsi="Arial Narrow" w:cs="Arial"/>
+          <w:sz w:val="16"/>
+          <w:vertAlign w:val="superscript"/>
+        </w:rPr>
+        <w:footnoteRef/>
+      </w:r>
+      <w:r>
+        <w:rPr>
+          <w:rFonts w:ascii="Arial Narrow" w:hAnsi="Arial Narrow" w:cs="Arial"/>
+          <w:sz w:val="16"/>
+          <w:lang w:val="es-419"/>
+        </w:rPr>
+        <w:tab/>
+      </w:r>
+      <w:r>
+        <w:rPr>
+          <w:rFonts w:ascii="Arial Narrow" w:hAnsi="Arial Narrow" w:cs="Arial"/>
+          <w:b/>
+          <w:bCs/>
+          <w:sz w:val="16"/>
+          <w:lang w:val="es-419"/>
+        </w:rPr>
+        <w:t xml:space="preserve">DECRETO LEGISLATIVO 807, LEY SOBRE FACULTADES, NORMAS Y ORGANIZACIÓN DEL INDECOPI, publicado el 18 de abril de 1996</w:t>
+      </w:r>
+    </w:p>
+    <w:p>
+      <w:pPr>
+        <w:pStyle w:val="Textonotapie"/>
+        <w:tabs>
+          <w:tab w:val="left" w:pos="567"/>
+        </w:tabs>
+        <w:spacing w:after="200"/>
+        <w:ind w:left="567" w:hanging="567"/>
+        <w:jc w:val="both"/>
+      </w:pPr>
+      <w:r>
+        <w:rPr>
+          <w:rFonts w:ascii="Arial Narrow" w:hAnsi="Arial Narrow" w:cs="Arial"/>
+          <w:sz w:val="16"/>
+          <w:lang w:val="es-419"/>
+        </w:rPr>
+        <w:tab/>
+      </w:r>
+      <w:r>
+        <w:rPr>
+          <w:rFonts w:ascii="Arial Narrow" w:hAnsi="Arial Narrow" w:cs="Arial"/>
+          <w:b/>
+          <w:bCs/>
+          <w:sz w:val="16"/>
+          <w:lang w:val="es-419"/>
+        </w:rPr>
+        <w:t xml:space="preserve">Artículo 26.-</w:t>
+      </w:r>
+      <w:r>
+        <w:rPr>
+          <w:rFonts w:ascii="Arial Narrow" w:hAnsi="Arial Narrow" w:cs="Arial"/>
+          <w:sz w:val="16"/>
+          <w:lang w:val="es-419"/>
+        </w:rPr>
+        <w:t xml:space="preserve"> Una vez admitida a trámite la denuncia, se correrá traslado de la misma al denunciado, a fin de que éste presente su descargo. El plazo para la presentación del descargo será de cinco (5) días contados desde la notificación, vencido el cual, el Secretario Técnico declarará en rebeldía al denunciado que no lo hubiera presentado.</w:t>
+      </w:r>
+    </w:p>
+  </w:footnote>
+  <w:footnote w:id="15">
+    <w:p>
+      <w:pPr>
+        <w:pStyle w:val="Textonotapie"/>
+        <w:tabs>
+          <w:tab w:val="left" w:pos="567"/>
+        </w:tabs>
+        <w:spacing w:after="200"/>
+        <w:ind w:left="567" w:hanging="567"/>
+        <w:jc w:val="both"/>
+      </w:pPr>
+      <w:r>
+        <w:rPr>
+          <w:rStyle w:val="Refdenotaalpie"/>
+          <w:rFonts w:ascii="Arial Narrow" w:hAnsi="Arial Narrow" w:cs="Arial"/>
+          <w:sz w:val="16"/>
+          <w:vertAlign w:val="superscript"/>
+        </w:rPr>
+        <w:footnoteRef/>
+      </w:r>
+      <w:r>
+        <w:rPr>
+          <w:rFonts w:ascii="Arial Narrow" w:hAnsi="Arial Narrow" w:cs="Arial"/>
+          <w:sz w:val="16"/>
+          <w:lang w:val="es-419"/>
+        </w:rPr>
+        <w:tab/>
+      </w:r>
+      <w:r>
+        <w:rPr>
+          <w:rFonts w:ascii="Arial Narrow" w:hAnsi="Arial Narrow" w:cs="Arial"/>
+          <w:b/>
+          <w:bCs/>
+          <w:sz w:val="16"/>
+          <w:lang w:val="es-419"/>
+        </w:rPr>
+        <w:t xml:space="preserve">DECRETO SUPREMO 006-2026-JUS, TEXTO ÚNICO ORDENADO DE LA LEY 27444, LEY DEL PROCEDIMIENTO ADMINISTRATIVO GENERAL, publicado el 30 de abril de 2026</w:t>
+      </w:r>
+    </w:p>
+    <w:p>
+      <w:pPr>
+        <w:pStyle w:val="Textonotapie"/>
+        <w:tabs>
+          <w:tab w:val="left" w:pos="567"/>
+        </w:tabs>
+        <w:spacing w:after="200"/>
+        <w:ind w:left="567" w:hanging="567"/>
+        <w:jc w:val="both"/>
+      </w:pPr>
+      <w:r>
+        <w:rPr>
+          <w:rFonts w:ascii="Arial Narrow" w:hAnsi="Arial Narrow" w:cs="Arial"/>
+          <w:sz w:val="16"/>
+          <w:lang w:val="es-419"/>
+        </w:rPr>
+        <w:tab/>
+      </w:r>
+      <w:r>
+        <w:rPr>
+          <w:rFonts w:ascii="Arial Narrow" w:hAnsi="Arial Narrow" w:cs="Arial"/>
+          <w:b/>
+          <w:bCs/>
+          <w:sz w:val="16"/>
+          <w:lang w:val="es-419"/>
+        </w:rPr>
+        <w:t xml:space="preserve">Artículo 223.- Contestación de la reclamación</w:t>
+      </w:r>
+    </w:p>
+    <w:p>
+      <w:pPr>
+        <w:pStyle w:val="Textonotapie"/>
+        <w:tabs>
+          <w:tab w:val="left" w:pos="567"/>
+        </w:tabs>
+        <w:spacing w:after="200"/>
+        <w:ind w:left="567" w:hanging="567"/>
+        <w:jc w:val="both"/>
+      </w:pPr>
+      <w:r>
+        <w:rPr>
+          <w:rFonts w:ascii="Arial Narrow" w:hAnsi="Arial Narrow" w:cs="Arial"/>
+          <w:sz w:val="16"/>
+          <w:lang w:val="es-419"/>
+        </w:rPr>
+        <w:tab/>
+      </w:r>
+      <w:r>
+        <w:rPr>
+          <w:rFonts w:ascii="Arial Narrow" w:hAnsi="Arial Narrow" w:cs="Arial"/>
+          <w:sz w:val="16"/>
+          <w:lang w:val="es-419"/>
+        </w:rPr>
+        <w:t xml:space="preserve">223.1 El reclamado deberá presentar la contestación de la reclamación dentro de los quince (15) días posteriores a la notificación de ésta; vencido este plazo, la Administración declarará en rebeldía al reclamado que no la hubiera presentado. La contestación deberá contener los requisitos de los escritos previstos en el artículo 113 de la presente Ley, así como la absolución de todos los asuntos controvertidos de hecho y de derecho, Las alegaciones y los hechos relevantes de la reclamación, salvo que hayan sido específicamente negadas en la contestación, se tendrán por aceptadas o merituadas como ciertas.</w:t>
+      </w:r>
+    </w:p>
+  </w:footnote>
   <w:footnote w:id="9">
     <w:p>
       <w:pPr>
@@ -9472,7 +9658,7 @@
 </file>
 
 <file path=word/header1.xml><?xml version="1.0" encoding="utf-8"?>
-<w:hdr xmlns:wpc="http://schemas.microsoft.com/office/word/2010/wordprocessingCanvas" xmlns:cx="http://schemas.microsoft.com/office/drawing/2014/chartex" xmlns:cx1="http://schemas.microsoft.com/office/drawing/2015/9/8/chartex" xmlns:cx2="http://schemas.microsoft.com/office/drawing/2015/10/21/chartex" xmlns:cx3="http://schemas.microsoft.com/office/drawing/2016/5/9/chartex" xmlns:cx4="http://schemas.microsoft.com/office/drawing/2016/5/10/chartex" xmlns:cx5="http://schemas.microsoft.com/office/drawing/2016/5/11/chartex" xmlns:cx6="http://schemas.microsoft.com/office/drawing/2016/5/12/chartex" xmlns:cx7="http://schemas.microsoft.com/office/drawing/2016/5/13/chartex" xmlns:cx8="http://schemas.microsoft.com/office/drawing/2016/5/14/chartex" xmlns:mc="http://schemas.openxmlformats.org/markup-compatibility/2006" xmlns:aink="http://schemas.microsoft.com/office/drawing/2016/ink" xmlns:am3d="http://schemas.microsoft.com/office/drawing/2017/model3d" xmlns:o="urn:schemas-microsoft-com:office:office" xmlns:oel="http://schemas.microsoft.com/office/2019/extlst" xmlns:r="http://schemas.openxmlformats.org/officeDocument/2006/relationships" xmlns:m="http://schemas.openxmlformats.org/officeDocument/2006/math" xmlns:v="urn:schemas-microsoft-com:vml" xmlns:wp14="http://schemas.microsoft.com/office/word/2010/wordprocessingDrawing" xmlns:wp="http://schemas.openxmlformats.org/drawingml/2006/wordprocessingDrawing" xmlns:w10="urn:schemas-microsoft-com:office:word" xmlns:w="http://schemas.openxmlformats.org/wordprocessingml/2006/main" xmlns:w14="http://schemas.microsoft.com/office/word/2010/wordml" xmlns:w15="http://schemas.microsoft.com/office/word/2012/wordml" xmlns:w16cei="http://schemas.microsoft.com/office/word/2026/wordml/cei" xmlns:w16cex="http://schemas.microsoft.com/office/word/2018/wordml/cex" xmlns:w16cid="http://schemas.microsoft.com/office/word/2016/wordml/cid" xmlns:w16="http://schemas.microsoft.com/office/word/2018/wordml" xmlns:w16du="http://schemas.microsoft.com/office/word/2023/wordml/word16du" xmlns:w16sdtdh="http://schemas.microsoft.com/office/word/2020/wordml/sdtdatahash" xmlns:w16sdtfl="http://schemas.microsoft.com/office/word/2024/wordml/sdtformatlock" xmlns:w16se="http://schemas.microsoft.com/office/word/2015/wordml/symex" xmlns:wpg="http://schemas.microsoft.com/office/word/2010/wordprocessingGroup" xmlns:wpi="http://schemas.microsoft.com/office/word/2010/wordprocessingInk" xmlns:wne="http://schemas.microsoft.com/office/word/2006/wordml" xmlns:wps="http://schemas.microsoft.com/office/word/2010/wordprocessingShape" mc:Ignorable="w14 w15 w16se w16cid w16 w16cex w16sdtdh w16sdtfl w16du wp14">
+<w:hdr xmlns:mc="http://schemas.openxmlformats.org/markup-compatibility/2006" xmlns:r="http://schemas.openxmlformats.org/officeDocument/2006/relationships" xmlns:w="http://schemas.openxmlformats.org/wordprocessingml/2006/main" xmlns:w14="http://schemas.microsoft.com/office/word/2010/wordml" xmlns:w15="http://schemas.microsoft.com/office/word/2012/wordml" xmlns:w16="http://schemas.microsoft.com/office/word/2018/wordml" xmlns:w16cex="http://schemas.microsoft.com/office/word/2018/wordml/cex" xmlns:w16cid="http://schemas.microsoft.com/office/word/2016/wordml/cid" xmlns:w16du="http://schemas.microsoft.com/office/word/2023/wordml/word16du" xmlns:w16sdtdh="http://schemas.microsoft.com/office/word/2020/wordml/sdtdatahash" xmlns:w16se="http://schemas.microsoft.com/office/word/2015/wordml/symex" xmlns:wp14="http://schemas.microsoft.com/office/word/2010/wordprocessingDrawing" mc:Ignorable="w14 w15 w16se w16cid w16 w16cex w16sdtdh w16du wp14">
   <w:p>
     <w:pPr>
       <w:pStyle w:val="Encabezado"/>

--- a/plantillas_maestras/02_seguro_vida/anulacion_indebida/2_ddos_banco_y_aseguradora/varon/TPL_2263_2026_SEGURO_VIDA_ANULACION_INDEBIDA_BANCO_VARON_R2.docx
+++ b/plantillas_maestras/02_seguro_vida/anulacion_indebida/2_ddos_banco_y_aseguradora/varon/TPL_2263_2026_SEGURO_VIDA_ANULACION_INDEBIDA_BANCO_VARON_R2.docx
@@ -639,7 +639,27 @@
           <w:sz w:val="22"/>
           <w:szCs w:val="22"/>
         </w:rPr>
-        <w:t xml:space="preserve">Mediante el escrito del 18 de junio de 2026, complementado mediante escrito del 27 de junio de 2026 y subsanado mediante escrito del 10 de julio de 2026, el señor [APELLIDO] denunció a Pacífico, Corredores de Seguros Falabella, Falabella Servicios Generales y al Banco Falabella por presuntas infracciones a la Ley 29571, Código de Protección y Defensa del Consumidor (en adelante, el Código), señalando lo siguiente:</w:t>
+        <w:t xml:space="preserve">Mediante el escrito del 18 de junio de 2026, complementado mediante escrito del 27 de junio de 2026 y subsanado mediante escrito del 10 de julio de 2026, el señor [APELLIDO] denunció a Pacífico, Corredores de Seguros Falabella, Falabella Servicios Generales y al Banco Falabella por presuntas infracciones a la Ley 29571, Código de Protección y Defensa del Consumidor</w:t>
+      </w:r>
+      <w:r>
+        <w:rPr>
+          <w:rStyle w:val="Refdenotaalpie"/>
+          <w:rFonts w:ascii="Arial Narrow" w:eastAsia="Arial Narrow" w:hAnsi="Arial Narrow" w:cs="Arial Narrow"/>
+          <w:color w:val="000000"/>
+          <w:sz w:val="22"/>
+          <w:szCs w:val="22"/>
+          <w:vertAlign w:val="superscript"/>
+        </w:rPr>
+        <w:footnoteReference w:id="1"/>
+      </w:r>
+      <w:r>
+        <w:rPr>
+          <w:rFonts w:ascii="Arial Narrow" w:eastAsia="Arial Narrow" w:hAnsi="Arial Narrow" w:cs="Arial Narrow"/>
+          <w:color w:val="000000"/>
+          <w:sz w:val="22"/>
+          <w:szCs w:val="22"/>
+        </w:rPr>
+        <w:t xml:space="preserve"> (en adelante, el Código), señalando lo siguiente:</w:t>
       </w:r>
       <w:bookmarkStart w:id="2" w:name="_Hlk236299738"/>
       <w:r>
@@ -743,17 +763,6 @@
           <w:szCs w:val="22"/>
         </w:rPr>
         <w:t/>
-      </w:r>
-      <w:r>
-        <w:rPr>
-          <w:rStyle w:val="Refdenotaalpie"/>
-          <w:rFonts w:ascii="Arial Narrow" w:eastAsia="Arial Narrow" w:hAnsi="Arial Narrow" w:cs="Arial Narrow"/>
-          <w:color w:val="000000"/>
-          <w:sz w:val="22"/>
-          <w:szCs w:val="22"/>
-          <w:vertAlign w:val="superscript"/>
-        </w:rPr>
-        <w:footnoteReference w:id="1"/>
       </w:r>
       <w:r>
         <w:rPr>
@@ -4746,22 +4755,6 @@
     <w:p>
       <w:pPr>
         <w:pStyle w:val="Prrafodelista"/>
-        <w:spacing w:after="0" w:line="240" w:lineRule="auto"/>
-        <w:ind w:left="567"/>
-        <w:jc w:val="both"/>
-        <w:rPr>
-          <w:rFonts w:ascii="Arial Narrow" w:eastAsia="Arial Narrow" w:hAnsi="Arial Narrow" w:cs="Arial Narrow"/>
-          <w:kern w:val="0"/>
-          <w:sz w:val="22"/>
-          <w:szCs w:val="22"/>
-          <w:lang w:val="es-ES" w:eastAsia="es-ES"/>
-          <w14:ligatures w14:val="none"/>
-        </w:rPr>
-      </w:pPr>
-    </w:p>
-    <w:p>
-      <w:pPr>
-        <w:pStyle w:val="Prrafodelista"/>
         <w:numPr>
           <w:ilvl w:val="0"/>
           <w:numId w:val="5"/>
@@ -4846,7 +4839,16 @@
           <w:sz w:val="22"/>
           <w:szCs w:val="22"/>
         </w:rPr>
-        <w:t xml:space="preserve">PRIMERO: admitir a trámite la denuncia del 18 de junio de 2026, complementado mediante escrito del 27 de junio de 2026 y subsanado mediante escrito del 10 de julio de 2026, interpuesta por el señor [DENUNCIANTE] contra Corredores de Seguros Falabella S.A.C., Falabella Servicios Generales S.A.C., Banco Falabella Perú S.A. y Pacifico Compañia de Seguros y Reaseguros S.A., por lo siguiente:</w:t>
+        <w:t xml:space="preserve">PRIMERO:</w:t>
+      </w:r>
+      <w:r>
+        <w:rPr>
+          <w:rFonts w:ascii="Arial Narrow" w:eastAsia="Arial Narrow" w:hAnsi="Arial Narrow" w:cs="Arial Narrow"/>
+          <w:color w:val="000000"/>
+          <w:sz w:val="22"/>
+          <w:szCs w:val="22"/>
+        </w:rPr>
+        <w:t xml:space="preserve"> admitir a trámite la denuncia del 18 de junio de 2026, complementado mediante escrito del 27 de junio de 2026 y subsanado mediante escrito del 10 de julio de 2026, interpuesta por el señor [DENUNCIANTE] contra Corredores de Seguros Falabella S.A.C., Falabella Servicios Generales S.A.C., Banco Falabella Perú S.A. y Pacifico Compañia de Seguros y Reaseguros S.A., por lo siguiente:</w:t>
       </w:r>
       <w:r>
         <w:rPr>
@@ -6549,7 +6551,16 @@
           <w:sz w:val="22"/>
           <w:szCs w:val="22"/>
         </w:rPr>
-        <w:t xml:space="preserve">SEGUNDO: </w:t>
+        <w:t xml:space="preserve">SEGUNDO:</w:t>
+      </w:r>
+      <w:r>
+        <w:rPr>
+          <w:rFonts w:ascii="Arial Narrow" w:eastAsia="Arial Narrow" w:hAnsi="Arial Narrow" w:cs="Arial Narrow"/>
+          <w:color w:val="000000"/>
+          <w:sz w:val="22"/>
+          <w:szCs w:val="22"/>
+        </w:rPr>
+        <w:t xml:space="preserve"> </w:t>
       </w:r>
       <w:r>
         <w:rPr>
@@ -6608,7 +6619,16 @@
           <w:sz w:val="22"/>
           <w:szCs w:val="22"/>
         </w:rPr>
-        <w:t xml:space="preserve">TERCERO: </w:t>
+        <w:t xml:space="preserve">TERCERO:</w:t>
+      </w:r>
+      <w:r>
+        <w:rPr>
+          <w:rFonts w:ascii="Arial Narrow" w:eastAsia="Arial Narrow" w:hAnsi="Arial Narrow" w:cs="Arial Narrow"/>
+          <w:color w:val="000000"/>
+          <w:sz w:val="22"/>
+          <w:szCs w:val="22"/>
+        </w:rPr>
+        <w:t xml:space="preserve"> </w:t>
       </w:r>
       <w:r>
         <w:rPr>
@@ -6967,7 +6987,15 @@
           <w:sz w:val="22"/>
           <w:szCs w:val="22"/>
         </w:rPr>
-        <w:t xml:space="preserve">CUARTO: </w:t>
+        <w:t xml:space="preserve">CUARTO:</w:t>
+      </w:r>
+      <w:r>
+        <w:rPr>
+          <w:rFonts w:ascii="Arial Narrow" w:eastAsia="Arial Narrow" w:hAnsi="Arial Narrow" w:cs="Arial Narrow"/>
+          <w:sz w:val="22"/>
+          <w:szCs w:val="22"/>
+        </w:rPr>
+        <w:t xml:space="preserve"> </w:t>
       </w:r>
       <w:r>
         <w:rPr>
@@ -6986,7 +7014,7 @@
           <w:szCs w:val="22"/>
           <w:vertAlign w:val="superscript"/>
         </w:rPr>
-        <w:footnoteReference w:id="14"/>
+        <w:footnoteReference w:id="9"/>
       </w:r>
       <w:r>
         <w:rPr>
@@ -7005,7 +7033,7 @@
           <w:szCs w:val="22"/>
           <w:vertAlign w:val="superscript"/>
         </w:rPr>
-        <w:footnoteReference w:id="15"/>
+        <w:footnoteReference w:id="10"/>
       </w:r>
       <w:r>
         <w:rPr>
@@ -7056,7 +7084,19 @@
           <w:lang w:eastAsia="es-PE"/>
           <w14:ligatures w14:val="none"/>
         </w:rPr>
-        <w:t xml:space="preserve">QUINTO: </w:t>
+        <w:t xml:space="preserve">QUINTO:</w:t>
+      </w:r>
+      <w:r>
+        <w:rPr>
+          <w:rFonts w:ascii="Arial Narrow" w:eastAsia="Arial Narrow" w:hAnsi="Arial Narrow" w:cs="Arial Narrow"/>
+          <w:color w:val="000000"/>
+          <w:kern w:val="0"/>
+          <w:sz w:val="22"/>
+          <w:szCs w:val="22"/>
+          <w:lang w:eastAsia="es-PE"/>
+          <w14:ligatures w14:val="none"/>
+        </w:rPr>
+        <w:t xml:space="preserve"> </w:t>
       </w:r>
       <w:bookmarkStart w:id="12" w:name="_Hlk188286813"/>
       <w:r>
@@ -7121,7 +7161,6 @@
       <w:r>
         <w:rPr>
           <w:rFonts w:ascii="Arial Narrow" w:eastAsia="Arial Narrow" w:hAnsi="Arial Narrow" w:cs="Arial Narrow"/>
-          <w:bCs/>
           <w:sz w:val="22"/>
           <w:szCs w:val="22"/>
         </w:rPr>
@@ -7217,7 +7256,19 @@
           <w:lang w:eastAsia="es-PE"/>
           <w14:ligatures w14:val="none"/>
         </w:rPr>
-        <w:t xml:space="preserve">SEXTO: </w:t>
+        <w:t xml:space="preserve">SEXTO:</w:t>
+      </w:r>
+      <w:r>
+        <w:rPr>
+          <w:rFonts w:ascii="Arial Narrow" w:eastAsia="Arial Narrow" w:hAnsi="Arial Narrow" w:cs="Arial Narrow"/>
+          <w:color w:val="000000"/>
+          <w:kern w:val="0"/>
+          <w:sz w:val="22"/>
+          <w:szCs w:val="22"/>
+          <w:lang w:eastAsia="es-PE"/>
+          <w14:ligatures w14:val="none"/>
+        </w:rPr>
+        <w:t xml:space="preserve"> </w:t>
       </w:r>
       <w:r>
         <w:rPr>
@@ -7366,7 +7417,19 @@
           <w:lang w:eastAsia="es-PE"/>
           <w14:ligatures w14:val="none"/>
         </w:rPr>
-        <w:t xml:space="preserve">: </w:t>
+        <w:t xml:space="preserve">:</w:t>
+      </w:r>
+      <w:r>
+        <w:rPr>
+          <w:rFonts w:ascii="Arial Narrow" w:eastAsia="Arial Narrow" w:hAnsi="Arial Narrow" w:cs="Arial Narrow"/>
+          <w:color w:val="000000"/>
+          <w:kern w:val="0"/>
+          <w:sz w:val="22"/>
+          <w:szCs w:val="22"/>
+          <w:lang w:eastAsia="es-PE"/>
+          <w14:ligatures w14:val="none"/>
+        </w:rPr>
+        <w:t xml:space="preserve"> </w:t>
       </w:r>
       <w:r>
         <w:rPr>
@@ -7515,7 +7578,19 @@
           <w:lang w:eastAsia="es-PE"/>
           <w14:ligatures w14:val="none"/>
         </w:rPr>
-        <w:t xml:space="preserve">: </w:t>
+        <w:t xml:space="preserve">:</w:t>
+      </w:r>
+      <w:r>
+        <w:rPr>
+          <w:rFonts w:ascii="Arial Narrow" w:eastAsia="Arial Narrow" w:hAnsi="Arial Narrow" w:cs="Arial Narrow"/>
+          <w:color w:val="000000"/>
+          <w:kern w:val="0"/>
+          <w:sz w:val="22"/>
+          <w:szCs w:val="22"/>
+          <w:lang w:eastAsia="es-PE"/>
+          <w14:ligatures w14:val="none"/>
+        </w:rPr>
+        <w:t xml:space="preserve"> </w:t>
       </w:r>
       <w:r>
         <w:rPr>
@@ -7728,7 +7803,7 @@
           <w:lang w:eastAsia="es-PE"/>
           <w14:ligatures w14:val="none"/>
         </w:rPr>
-        <w:footnoteReference w:id="9"/>
+        <w:footnoteReference w:id="11"/>
       </w:r>
       <w:r>
         <w:rPr>
@@ -7754,7 +7829,7 @@
           <w:lang w:eastAsia="es-PE"/>
           <w14:ligatures w14:val="none"/>
         </w:rPr>
-        <w:footnoteReference w:id="10"/>
+        <w:footnoteReference w:id="12"/>
       </w:r>
       <w:r>
         <w:rPr>
@@ -7793,7 +7868,7 @@
           <w:lang w:eastAsia="es-PE"/>
           <w14:ligatures w14:val="none"/>
         </w:rPr>
-        <w:footnoteReference w:id="11"/>
+        <w:footnoteReference w:id="13"/>
       </w:r>
       <w:r>
         <w:rPr>
@@ -8011,7 +8086,7 @@
           <w:vertAlign w:val="superscript"/>
           <w14:ligatures w14:val="none"/>
         </w:rPr>
-        <w:footnoteReference w:id="12"/>
+        <w:footnoteReference w:id="14"/>
       </w:r>
       <w:r>
         <w:rPr>
@@ -8031,7 +8106,6 @@
           <w:kern w:val="0"/>
           <w:sz w:val="22"/>
           <w:szCs w:val="22"/>
-          <w:u w:val="single"/>
           <w14:ligatures w14:val="none"/>
         </w:rPr>
         <w:t>expresamente su facultad para asistir y conciliar en su representación</w:t>
@@ -8065,7 +8139,6 @@
           <w:kern w:val="0"/>
           <w:sz w:val="22"/>
           <w:szCs w:val="22"/>
-          <w:u w:val="single"/>
           <w14:ligatures w14:val="none"/>
         </w:rPr>
         <w:t xml:space="preserve">Ello bajo apercibimiento de no realizar la audiencia de conciliación y levantar el acta de inasistencia correspondiente. </w:t>
@@ -8189,7 +8262,16 @@
           <w:sz w:val="22"/>
           <w:szCs w:val="22"/>
         </w:rPr>
-        <w:t xml:space="preserve">DÉCIMO TERCERO: </w:t>
+        <w:t xml:space="preserve">DÉCIMO TERCERO:</w:t>
+      </w:r>
+      <w:r>
+        <w:rPr>
+          <w:rFonts w:ascii="Arial Narrow" w:eastAsia="Arial Narrow" w:hAnsi="Arial Narrow" w:cs="Arial Narrow"/>
+          <w:color w:val="000000"/>
+          <w:sz w:val="22"/>
+          <w:szCs w:val="22"/>
+        </w:rPr>
+        <w:t xml:space="preserve"> </w:t>
       </w:r>
       <w:r>
         <w:rPr>
@@ -8299,7 +8381,7 @@
           <w:szCs w:val="22"/>
           <w:vertAlign w:val="superscript"/>
         </w:rPr>
-        <w:footnoteReference w:id="13"/>
+        <w:footnoteReference w:id="15"/>
       </w:r>
       <w:r>
         <w:rPr>
@@ -8708,7 +8790,8 @@
           <w:sz w:val="16"/>
           <w:szCs w:val="16"/>
         </w:rPr>
-        <w:t xml:space="preserve"> </w:t>
+        <w:tab/>
+        <w:t xml:space="preserve"/>
       </w:r>
       <w:r>
         <w:rPr>
@@ -8772,7 +8855,8 @@
           <w:sz w:val="16"/>
           <w:szCs w:val="16"/>
         </w:rPr>
-        <w:t xml:space="preserve"> </w:t>
+        <w:tab/>
+        <w:t xml:space="preserve"/>
       </w:r>
       <w:r>
         <w:rPr>
@@ -8879,10 +8963,23 @@
         <w:jc w:val="both"/>
         <w:rPr>
           <w:rFonts w:ascii="Arial Narrow" w:eastAsia="Arial Narrow" w:hAnsi="Arial Narrow" w:cs="Arial Narrow"/>
-          <w:sz w:val="16"/>
-          <w:szCs w:val="16"/>
-        </w:rPr>
-      </w:pPr>
+          <w:b/>
+          <w:bCs/>
+          <w:sz w:val="16"/>
+          <w:szCs w:val="16"/>
+        </w:rPr>
+      </w:pPr>
+      <w:r>
+        <w:rPr>
+          <w:rFonts w:ascii="Arial Narrow" w:eastAsia="Arial Narrow" w:hAnsi="Arial Narrow" w:cs="Arial Narrow"/>
+          <w:b/>
+          <w:bCs/>
+          <w:sz w:val="16"/>
+          <w:szCs w:val="16"/>
+        </w:rPr>
+        <w:tab/>
+        <w:t>LEY DE ORGANIZACIÓN Y FUNCIONES DEL INDECOPI, APROBADA POR DECRETO LEGISLATIVO 1033</w:t>
+      </w:r>
     </w:p>
     <w:p>
       <w:pPr>
@@ -8894,22 +8991,28 @@
         <w:jc w:val="both"/>
         <w:rPr>
           <w:rFonts w:ascii="Arial Narrow" w:eastAsia="Arial Narrow" w:hAnsi="Arial Narrow" w:cs="Arial Narrow"/>
+          <w:sz w:val="16"/>
+          <w:szCs w:val="16"/>
+        </w:rPr>
+      </w:pPr>
+      <w:r>
+        <w:rPr>
+          <w:rFonts w:ascii="Arial Narrow" w:eastAsia="Arial Narrow" w:hAnsi="Arial Narrow" w:cs="Arial Narrow"/>
           <w:b/>
           <w:bCs/>
           <w:sz w:val="16"/>
           <w:szCs w:val="16"/>
         </w:rPr>
-      </w:pPr>
-      <w:r>
-        <w:rPr>
-          <w:rFonts w:ascii="Arial Narrow" w:eastAsia="Arial Narrow" w:hAnsi="Arial Narrow" w:cs="Arial Narrow"/>
-          <w:b/>
-          <w:bCs/>
-          <w:sz w:val="16"/>
-          <w:szCs w:val="16"/>
-        </w:rPr>
         <w:tab/>
-        <w:t>LEY DE ORGANIZACIÓN Y FUNCIONES DEL INDECOPI, APROBADA POR DECRETO LEGISLATIVO 1033</w:t>
+        <w:t>Artículo 27.-</w:t>
+      </w:r>
+      <w:r>
+        <w:rPr>
+          <w:rFonts w:ascii="Arial Narrow" w:eastAsia="Arial Narrow" w:hAnsi="Arial Narrow" w:cs="Arial Narrow"/>
+          <w:sz w:val="16"/>
+          <w:szCs w:val="16"/>
+        </w:rPr>
+        <w:t xml:space="preserve"> De la Comisión de Protección al Consumidor.-</w:t>
       </w:r>
     </w:p>
     <w:p>
@@ -8929,21 +9032,11 @@
       <w:r>
         <w:rPr>
           <w:rFonts w:ascii="Arial Narrow" w:eastAsia="Arial Narrow" w:hAnsi="Arial Narrow" w:cs="Arial Narrow"/>
-          <w:b/>
-          <w:bCs/>
           <w:sz w:val="16"/>
           <w:szCs w:val="16"/>
         </w:rPr>
         <w:tab/>
-        <w:t>Artículo 27.-</w:t>
-      </w:r>
-      <w:r>
-        <w:rPr>
-          <w:rFonts w:ascii="Arial Narrow" w:eastAsia="Arial Narrow" w:hAnsi="Arial Narrow" w:cs="Arial Narrow"/>
-          <w:sz w:val="16"/>
-          <w:szCs w:val="16"/>
-        </w:rPr>
-        <w:t xml:space="preserve"> De la Comisión de Protección al Consumidor.-</w:t>
+        <w:t>Corresponde a la Comisión de Protección al Consumidor velar por el cumplimiento de la Ley de Protección al Consumidor y de las leyes que, en general, protegen a los consumidores de la falta de idoneidad de los bienes y servicios en función de la información brindada, de las omisiones de información y de la discriminación en el consumo, así como de aquellas que complementen o sustituyan a las anteriores.</w:t>
       </w:r>
     </w:p>
     <w:p>
@@ -8956,20 +9049,15 @@
         <w:jc w:val="both"/>
         <w:rPr>
           <w:rFonts w:ascii="Arial Narrow" w:eastAsia="Arial Narrow" w:hAnsi="Arial Narrow" w:cs="Arial Narrow"/>
-          <w:sz w:val="16"/>
-          <w:szCs w:val="16"/>
-        </w:rPr>
-      </w:pPr>
-      <w:r>
-        <w:rPr>
-          <w:rFonts w:ascii="Arial Narrow" w:eastAsia="Arial Narrow" w:hAnsi="Arial Narrow" w:cs="Arial Narrow"/>
-          <w:sz w:val="16"/>
-          <w:szCs w:val="16"/>
-        </w:rPr>
-        <w:tab/>
-        <w:t>Corresponde a la Comisión de Protección al Consumidor velar por el cumplimiento de la Ley de Protección al Consumidor y de las leyes que, en general, protegen a los consumidores de la falta de idoneidad de los bienes y servicios en función de la información brindada, de las omisiones de información y de la discriminación en el consumo, así como de aquellas que complementen o sustituyan a las anteriores.</w:t>
-      </w:r>
-    </w:p>
+          <w:b/>
+          <w:bCs/>
+          <w:sz w:val="16"/>
+          <w:szCs w:val="16"/>
+        </w:rPr>
+      </w:pPr>
+    </w:p>
+  </w:footnote>
+  <w:footnote w:id="3">
     <w:p>
       <w:pPr>
         <w:pStyle w:val="Textonotapie"/>
@@ -8986,9 +9074,150 @@
           <w:szCs w:val="16"/>
         </w:rPr>
       </w:pPr>
-    </w:p>
-  </w:footnote>
-  <w:footnote w:id="3">
+      <w:r>
+        <w:rPr>
+          <w:rStyle w:val="Refdenotaalpie"/>
+          <w:rFonts w:ascii="Arial Narrow" w:eastAsia="Arial Narrow" w:hAnsi="Arial Narrow" w:cs="Arial Narrow"/>
+          <w:sz w:val="16"/>
+          <w:szCs w:val="16"/>
+          <w:vertAlign w:val="superscript"/>
+        </w:rPr>
+        <w:footnoteRef/>
+      </w:r>
+      <w:r>
+        <w:rPr>
+          <w:rFonts w:ascii="Arial Narrow" w:eastAsia="Arial Narrow" w:hAnsi="Arial Narrow" w:cs="Arial Narrow"/>
+          <w:sz w:val="16"/>
+          <w:szCs w:val="16"/>
+        </w:rPr>
+        <w:tab/>
+        <w:t xml:space="preserve"/>
+      </w:r>
+      <w:r>
+        <w:rPr>
+          <w:rFonts w:ascii="Arial Narrow" w:eastAsia="Arial Narrow" w:hAnsi="Arial Narrow" w:cs="Arial Narrow"/>
+          <w:sz w:val="16"/>
+          <w:szCs w:val="16"/>
+        </w:rPr>
+        <w:tab/>
+      </w:r>
+      <w:r>
+        <w:rPr>
+          <w:rFonts w:ascii="Arial Narrow" w:eastAsia="Arial Narrow" w:hAnsi="Arial Narrow" w:cs="Arial Narrow"/>
+          <w:b/>
+          <w:bCs/>
+          <w:sz w:val="16"/>
+          <w:szCs w:val="16"/>
+        </w:rPr>
+        <w:t>LEY 29571, CÓDIGO DE PROTECCIÓN Y DEFENSA DEL CONSUMIDOR, publicado el 2 de setiembre de 2010 y modificado por Decreto Legislativo 1308</w:t>
+      </w:r>
+    </w:p>
+    <w:p>
+      <w:pPr>
+        <w:pStyle w:val="Textonotapie"/>
+        <w:ind w:left="567" w:right="-1"/>
+        <w:jc w:val="both"/>
+        <w:rPr>
+          <w:rFonts w:ascii="Arial Narrow" w:eastAsia="Arial Narrow" w:hAnsi="Arial Narrow" w:cs="Arial Narrow"/>
+          <w:b/>
+          <w:bCs/>
+          <w:sz w:val="16"/>
+          <w:szCs w:val="16"/>
+        </w:rPr>
+      </w:pPr>
+      <w:r>
+        <w:rPr>
+          <w:rFonts w:ascii="Arial Narrow" w:eastAsia="Arial Narrow" w:hAnsi="Arial Narrow" w:cs="Arial Narrow"/>
+          <w:b/>
+          <w:bCs/>
+          <w:sz w:val="16"/>
+          <w:szCs w:val="16"/>
+        </w:rPr>
+        <w:t>Artículo 18.- Idoneidad</w:t>
+      </w:r>
+    </w:p>
+    <w:p>
+      <w:pPr>
+        <w:pStyle w:val="Textonotapie"/>
+        <w:ind w:left="567" w:right="-1"/>
+        <w:jc w:val="both"/>
+        <w:rPr>
+          <w:rFonts w:ascii="Arial Narrow" w:eastAsia="Arial Narrow" w:hAnsi="Arial Narrow" w:cs="Arial Narrow"/>
+          <w:sz w:val="16"/>
+          <w:szCs w:val="16"/>
+        </w:rPr>
+      </w:pPr>
+      <w:r>
+        <w:rPr>
+          <w:rFonts w:ascii="Arial Narrow" w:eastAsia="Arial Narrow" w:hAnsi="Arial Narrow" w:cs="Arial Narrow"/>
+          <w:sz w:val="16"/>
+          <w:szCs w:val="16"/>
+        </w:rPr>
+        <w:t>Se entiende por idoneidad la correspondencia entre lo que un consumidor espera y lo que efectivamente recibe, en función a lo que se le hubiera ofrecido, la publicidad e información transmitida, las condiciones y circunstancias de la transacción, las características y naturaleza del producto o servicio, el precio, entre otros factores, atendiendo a las circunstancias del caso.</w:t>
+      </w:r>
+    </w:p>
+    <w:p>
+      <w:pPr>
+        <w:pStyle w:val="Textonotapie"/>
+        <w:ind w:left="567" w:right="-1"/>
+        <w:jc w:val="both"/>
+        <w:rPr>
+          <w:rFonts w:ascii="Arial Narrow" w:eastAsia="Arial Narrow" w:hAnsi="Arial Narrow" w:cs="Arial Narrow"/>
+          <w:sz w:val="16"/>
+          <w:szCs w:val="16"/>
+        </w:rPr>
+      </w:pPr>
+      <w:r>
+        <w:rPr>
+          <w:rFonts w:ascii="Arial Narrow" w:eastAsia="Arial Narrow" w:hAnsi="Arial Narrow" w:cs="Arial Narrow"/>
+          <w:sz w:val="16"/>
+          <w:szCs w:val="16"/>
+        </w:rPr>
+        <w:t>La idoneidad es evaluada en función a la propia naturaleza del producto o servicio y a su aptitud para satisfacer la finalidad para la cual ha sido puesto en el mercado. Las autorizaciones por parte de los organismos del Estado para la fabricación de un producto o la prestación de un servicio, en los casos que sea necesario, no eximen de responsabilidad al proveedor frente al consumidor.</w:t>
+      </w:r>
+    </w:p>
+    <w:p>
+      <w:pPr>
+        <w:pStyle w:val="Textonotapie"/>
+        <w:ind w:left="567" w:right="-1"/>
+        <w:jc w:val="both"/>
+        <w:rPr>
+          <w:rFonts w:ascii="Arial Narrow" w:eastAsia="Arial Narrow" w:hAnsi="Arial Narrow" w:cs="Arial Narrow"/>
+          <w:sz w:val="16"/>
+          <w:szCs w:val="16"/>
+        </w:rPr>
+      </w:pPr>
+      <w:r>
+        <w:rPr>
+          <w:rFonts w:ascii="Arial Narrow" w:eastAsia="Arial Narrow" w:hAnsi="Arial Narrow" w:cs="Arial Narrow"/>
+          <w:b/>
+          <w:bCs/>
+          <w:sz w:val="16"/>
+          <w:szCs w:val="16"/>
+        </w:rPr>
+        <w:t>Artículo 19.- Obligación de los proveedores</w:t>
+      </w:r>
+    </w:p>
+    <w:p>
+      <w:pPr>
+        <w:pStyle w:val="Textonotapie"/>
+        <w:ind w:left="567" w:right="-1"/>
+        <w:jc w:val="both"/>
+        <w:rPr>
+          <w:rFonts w:ascii="Arial Narrow" w:eastAsia="Arial Narrow" w:hAnsi="Arial Narrow" w:cs="Arial Narrow"/>
+          <w:sz w:val="16"/>
+          <w:szCs w:val="16"/>
+        </w:rPr>
+      </w:pPr>
+      <w:r>
+        <w:rPr>
+          <w:rFonts w:ascii="Arial Narrow" w:eastAsia="Arial Narrow" w:hAnsi="Arial Narrow" w:cs="Arial Narrow"/>
+          <w:sz w:val="16"/>
+          <w:szCs w:val="16"/>
+        </w:rPr>
+        <w:t>El proveedor responde por la idoneidad y calidad de los productos y servicios ofrecidos; por la autenticidad de las marcas y leyendas que exhiben sus productos o del signo que respalda al prestador del servicio, por la falta de conformidad entre la publicidad comercial de los productos y servicios y estos, así como por el contenido y la vida útil del producto indicado en el envase, en lo que corresponda.</w:t>
+      </w:r>
+    </w:p>
     <w:p>
       <w:pPr>
         <w:pStyle w:val="Textonotapie"/>
@@ -9005,161 +9234,9 @@
           <w:szCs w:val="16"/>
         </w:rPr>
       </w:pPr>
-      <w:r>
-        <w:rPr>
-          <w:rStyle w:val="Refdenotaalpie"/>
-          <w:rFonts w:ascii="Arial Narrow" w:eastAsia="Arial Narrow" w:hAnsi="Arial Narrow" w:cs="Arial Narrow"/>
-          <w:sz w:val="16"/>
-          <w:szCs w:val="16"/>
-          <w:vertAlign w:val="superscript"/>
-        </w:rPr>
-        <w:footnoteRef/>
-      </w:r>
-      <w:r>
-        <w:rPr>
-          <w:rFonts w:ascii="Arial Narrow" w:eastAsia="Arial Narrow" w:hAnsi="Arial Narrow" w:cs="Arial Narrow"/>
-          <w:sz w:val="16"/>
-          <w:szCs w:val="16"/>
-        </w:rPr>
-        <w:t xml:space="preserve"> </w:t>
-      </w:r>
-      <w:r>
-        <w:rPr>
-          <w:rFonts w:ascii="Arial Narrow" w:eastAsia="Arial Narrow" w:hAnsi="Arial Narrow" w:cs="Arial Narrow"/>
-          <w:sz w:val="16"/>
-          <w:szCs w:val="16"/>
-        </w:rPr>
-        <w:tab/>
-      </w:r>
-      <w:r>
-        <w:rPr>
-          <w:rFonts w:ascii="Arial Narrow" w:eastAsia="Arial Narrow" w:hAnsi="Arial Narrow" w:cs="Arial Narrow"/>
-          <w:b/>
-          <w:bCs/>
-          <w:sz w:val="16"/>
-          <w:szCs w:val="16"/>
-        </w:rPr>
-        <w:t>LEY 29571, CÓDIGO DE PROTECCIÓN Y DEFENSA DEL CONSUMIDOR, publicado el 2 de setiembre de 2010 y modificado por Decreto Legislativo 1308</w:t>
-      </w:r>
-    </w:p>
-    <w:p>
-      <w:pPr>
-        <w:pStyle w:val="Textonotapie"/>
-        <w:ind w:left="567" w:right="-1"/>
-        <w:jc w:val="both"/>
-        <w:rPr>
-          <w:rFonts w:ascii="Arial Narrow" w:eastAsia="Arial Narrow" w:hAnsi="Arial Narrow" w:cs="Arial Narrow"/>
-          <w:b/>
-          <w:bCs/>
-          <w:sz w:val="16"/>
-          <w:szCs w:val="16"/>
-        </w:rPr>
-      </w:pPr>
-      <w:r>
-        <w:rPr>
-          <w:rFonts w:ascii="Arial Narrow" w:eastAsia="Arial Narrow" w:hAnsi="Arial Narrow" w:cs="Arial Narrow"/>
-          <w:b/>
-          <w:bCs/>
-          <w:sz w:val="16"/>
-          <w:szCs w:val="16"/>
-        </w:rPr>
-        <w:t>Artículo 18.- Idoneidad</w:t>
-      </w:r>
-    </w:p>
-    <w:p>
-      <w:pPr>
-        <w:pStyle w:val="Textonotapie"/>
-        <w:ind w:left="567" w:right="-1"/>
-        <w:jc w:val="both"/>
-        <w:rPr>
-          <w:rFonts w:ascii="Arial Narrow" w:eastAsia="Arial Narrow" w:hAnsi="Arial Narrow" w:cs="Arial Narrow"/>
-          <w:sz w:val="16"/>
-          <w:szCs w:val="16"/>
-        </w:rPr>
-      </w:pPr>
-      <w:r>
-        <w:rPr>
-          <w:rFonts w:ascii="Arial Narrow" w:eastAsia="Arial Narrow" w:hAnsi="Arial Narrow" w:cs="Arial Narrow"/>
-          <w:sz w:val="16"/>
-          <w:szCs w:val="16"/>
-        </w:rPr>
-        <w:t>Se entiende por idoneidad la correspondencia entre lo que un consumidor espera y lo que efectivamente recibe, en función a lo que se le hubiera ofrecido, la publicidad e información transmitida, las condiciones y circunstancias de la transacción, las características y naturaleza del producto o servicio, el precio, entre otros factores, atendiendo a las circunstancias del caso.</w:t>
-      </w:r>
-    </w:p>
-    <w:p>
-      <w:pPr>
-        <w:pStyle w:val="Textonotapie"/>
-        <w:ind w:left="567" w:right="-1"/>
-        <w:jc w:val="both"/>
-        <w:rPr>
-          <w:rFonts w:ascii="Arial Narrow" w:eastAsia="Arial Narrow" w:hAnsi="Arial Narrow" w:cs="Arial Narrow"/>
-          <w:sz w:val="16"/>
-          <w:szCs w:val="16"/>
-        </w:rPr>
-      </w:pPr>
-      <w:r>
-        <w:rPr>
-          <w:rFonts w:ascii="Arial Narrow" w:eastAsia="Arial Narrow" w:hAnsi="Arial Narrow" w:cs="Arial Narrow"/>
-          <w:sz w:val="16"/>
-          <w:szCs w:val="16"/>
-        </w:rPr>
-        <w:t>La idoneidad es evaluada en función a la propia naturaleza del producto o servicio y a su aptitud para satisfacer la finalidad para la cual ha sido puesto en el mercado. Las autorizaciones por parte de los organismos del Estado para la fabricación de un producto o la prestación de un servicio, en los casos que sea necesario, no eximen de responsabilidad al proveedor frente al consumidor.</w:t>
-      </w:r>
-    </w:p>
-    <w:p>
-      <w:pPr>
-        <w:pStyle w:val="Textonotapie"/>
-        <w:ind w:left="567" w:right="-1"/>
-        <w:jc w:val="both"/>
-        <w:rPr>
-          <w:rFonts w:ascii="Arial Narrow" w:eastAsia="Arial Narrow" w:hAnsi="Arial Narrow" w:cs="Arial Narrow"/>
-          <w:sz w:val="16"/>
-          <w:szCs w:val="16"/>
-        </w:rPr>
-      </w:pPr>
-    </w:p>
-    <w:p>
-      <w:pPr>
-        <w:pStyle w:val="Textonotapie"/>
-        <w:ind w:left="567" w:right="-1"/>
-        <w:jc w:val="both"/>
-        <w:rPr>
-          <w:rFonts w:ascii="Arial Narrow" w:eastAsia="Arial Narrow" w:hAnsi="Arial Narrow" w:cs="Arial Narrow"/>
-          <w:sz w:val="16"/>
-          <w:szCs w:val="16"/>
-        </w:rPr>
-      </w:pPr>
-      <w:r>
-        <w:rPr>
-          <w:rFonts w:ascii="Arial Narrow" w:eastAsia="Arial Narrow" w:hAnsi="Arial Narrow" w:cs="Arial Narrow"/>
-          <w:b/>
-          <w:bCs/>
-          <w:sz w:val="16"/>
-          <w:szCs w:val="16"/>
-        </w:rPr>
-        <w:t>Artículo 19.- Obligación de los proveedores</w:t>
-      </w:r>
-    </w:p>
-    <w:p>
-      <w:pPr>
-        <w:pStyle w:val="Textonotapie"/>
-        <w:ind w:left="567" w:right="-1"/>
-        <w:jc w:val="both"/>
-        <w:rPr>
-          <w:rFonts w:ascii="Arial Narrow" w:eastAsia="Arial Narrow" w:hAnsi="Arial Narrow" w:cs="Arial Narrow"/>
-          <w:sz w:val="16"/>
-          <w:szCs w:val="16"/>
-        </w:rPr>
-      </w:pPr>
-      <w:r>
-        <w:rPr>
-          <w:rFonts w:ascii="Arial Narrow" w:eastAsia="Arial Narrow" w:hAnsi="Arial Narrow" w:cs="Arial Narrow"/>
-          <w:sz w:val="16"/>
-          <w:szCs w:val="16"/>
-        </w:rPr>
-        <w:t>El proveedor responde por la idoneidad y calidad de los productos y servicios ofrecidos; por la autenticidad de las marcas y leyendas que exhiben sus productos o del signo que respalda al prestador del servicio, por la falta de conformidad entre la publicidad comercial de los productos y servicios y estos, así como por el contenido y la vida útil del producto indicado en el envase, en lo que corresponda.</w:t>
-      </w:r>
-    </w:p>
+    </w:p>
+  </w:footnote>
+  <w:footnote w:id="4">
     <w:p>
       <w:pPr>
         <w:pStyle w:val="Textonotapie"/>
@@ -9176,9 +9253,128 @@
           <w:szCs w:val="16"/>
         </w:rPr>
       </w:pPr>
-    </w:p>
-  </w:footnote>
-  <w:footnote w:id="4">
+      <w:r>
+        <w:rPr>
+          <w:rStyle w:val="Refdenotaalpie"/>
+          <w:rFonts w:ascii="Arial Narrow" w:eastAsia="Arial Narrow" w:hAnsi="Arial Narrow" w:cs="Arial Narrow"/>
+          <w:sz w:val="16"/>
+          <w:szCs w:val="16"/>
+          <w:vertAlign w:val="superscript"/>
+        </w:rPr>
+        <w:footnoteRef/>
+      </w:r>
+      <w:r>
+        <w:rPr>
+          <w:rFonts w:ascii="Arial Narrow" w:eastAsia="Arial Narrow" w:hAnsi="Arial Narrow" w:cs="Arial Narrow"/>
+          <w:sz w:val="16"/>
+          <w:szCs w:val="16"/>
+        </w:rPr>
+        <w:tab/>
+        <w:t xml:space="preserve"/>
+      </w:r>
+      <w:r>
+        <w:rPr>
+          <w:rFonts w:ascii="Arial Narrow" w:eastAsia="Arial Narrow" w:hAnsi="Arial Narrow" w:cs="Arial Narrow"/>
+          <w:sz w:val="16"/>
+          <w:szCs w:val="16"/>
+        </w:rPr>
+        <w:tab/>
+      </w:r>
+      <w:r>
+        <w:rPr>
+          <w:rFonts w:ascii="Arial Narrow" w:eastAsia="Arial Narrow" w:hAnsi="Arial Narrow" w:cs="Arial Narrow"/>
+          <w:b/>
+          <w:bCs/>
+          <w:sz w:val="16"/>
+          <w:szCs w:val="16"/>
+        </w:rPr>
+        <w:t>LEY 29571, CÓDIGO DE PROTECCIÓN Y DEFENSA DEL CONSUMIDOR, publicado el 2 de setiembre de 2010 y modificado por Decreto Legislativo 1308</w:t>
+      </w:r>
+    </w:p>
+    <w:p>
+      <w:pPr>
+        <w:pStyle w:val="Textonotapie"/>
+        <w:ind w:left="567" w:right="-1"/>
+        <w:jc w:val="both"/>
+        <w:rPr>
+          <w:rFonts w:ascii="Arial Narrow" w:eastAsia="Arial Narrow" w:hAnsi="Arial Narrow" w:cs="Arial Narrow"/>
+          <w:b/>
+          <w:bCs/>
+          <w:sz w:val="16"/>
+          <w:szCs w:val="16"/>
+        </w:rPr>
+      </w:pPr>
+      <w:r>
+        <w:rPr>
+          <w:rFonts w:ascii="Arial Narrow" w:eastAsia="Arial Narrow" w:hAnsi="Arial Narrow" w:cs="Arial Narrow"/>
+          <w:b/>
+          <w:bCs/>
+          <w:sz w:val="16"/>
+          <w:szCs w:val="16"/>
+        </w:rPr>
+        <w:t>Artículo 47.- Protección mínima del contrato de consumo</w:t>
+      </w:r>
+    </w:p>
+    <w:p>
+      <w:pPr>
+        <w:pStyle w:val="Textonotapie"/>
+        <w:ind w:left="567" w:right="-1"/>
+        <w:jc w:val="both"/>
+        <w:rPr>
+          <w:rFonts w:ascii="Arial Narrow" w:eastAsia="Arial Narrow" w:hAnsi="Arial Narrow" w:cs="Arial Narrow"/>
+          <w:sz w:val="16"/>
+          <w:szCs w:val="16"/>
+        </w:rPr>
+      </w:pPr>
+      <w:r>
+        <w:rPr>
+          <w:rFonts w:ascii="Arial Narrow" w:eastAsia="Arial Narrow" w:hAnsi="Arial Narrow" w:cs="Arial Narrow"/>
+          <w:sz w:val="16"/>
+          <w:szCs w:val="16"/>
+        </w:rPr>
+        <w:t>En los contratos de consumo se observa lo siguiente:</w:t>
+      </w:r>
+    </w:p>
+    <w:p>
+      <w:pPr>
+        <w:pStyle w:val="Textonotapie"/>
+        <w:ind w:left="567" w:right="-1"/>
+        <w:jc w:val="both"/>
+        <w:rPr>
+          <w:rFonts w:ascii="Arial Narrow" w:eastAsia="Arial Narrow" w:hAnsi="Arial Narrow" w:cs="Arial Narrow"/>
+          <w:sz w:val="16"/>
+          <w:szCs w:val="16"/>
+        </w:rPr>
+      </w:pPr>
+      <w:r>
+        <w:rPr>
+          <w:rFonts w:ascii="Arial Narrow" w:eastAsia="Arial Narrow" w:hAnsi="Arial Narrow" w:cs="Arial Narrow"/>
+          <w:sz w:val="16"/>
+          <w:szCs w:val="16"/>
+        </w:rPr>
+        <w:t>(…)</w:t>
+      </w:r>
+    </w:p>
+    <w:p>
+      <w:pPr>
+        <w:pStyle w:val="Textonotapie"/>
+        <w:ind w:left="567" w:right="-1"/>
+        <w:jc w:val="both"/>
+        <w:rPr>
+          <w:rFonts w:ascii="Arial Narrow" w:eastAsia="Arial Narrow" w:hAnsi="Arial Narrow" w:cs="Arial Narrow"/>
+          <w:sz w:val="16"/>
+          <w:szCs w:val="16"/>
+        </w:rPr>
+      </w:pPr>
+      <w:r>
+        <w:rPr>
+          <w:rFonts w:ascii="Arial Narrow" w:eastAsia="Arial Narrow" w:hAnsi="Arial Narrow" w:cs="Arial Narrow"/>
+          <w:sz w:val="16"/>
+          <w:szCs w:val="16"/>
+        </w:rPr>
+        <w:t>e. Los proveedores deben entregar a los usuarios copia de los contratos y demás documentación relacionada con dichos actos jurídicos cuando estos hayan sido celebrados por escrito, incluidas las condiciones generales de la contratación. Asimismo, cuando el consumidor solicite copia física o virtual de estos, el proveedor debe entregar los documentos en un plazo máximo de quince días hábiles contados desde que recibió la solicitud. Los proveedores son responsables de dejar constancia de la entrega de los documentos al consumidor.</w:t>
+      </w:r>
+    </w:p>
     <w:p>
       <w:pPr>
         <w:pStyle w:val="Textonotapie"/>
@@ -9195,127 +9391,9 @@
           <w:szCs w:val="16"/>
         </w:rPr>
       </w:pPr>
-      <w:r>
-        <w:rPr>
-          <w:rStyle w:val="Refdenotaalpie"/>
-          <w:rFonts w:ascii="Arial Narrow" w:eastAsia="Arial Narrow" w:hAnsi="Arial Narrow" w:cs="Arial Narrow"/>
-          <w:sz w:val="16"/>
-          <w:szCs w:val="16"/>
-          <w:vertAlign w:val="superscript"/>
-        </w:rPr>
-        <w:footnoteRef/>
-      </w:r>
-      <w:r>
-        <w:rPr>
-          <w:rFonts w:ascii="Arial Narrow" w:eastAsia="Arial Narrow" w:hAnsi="Arial Narrow" w:cs="Arial Narrow"/>
-          <w:sz w:val="16"/>
-          <w:szCs w:val="16"/>
-        </w:rPr>
-        <w:t xml:space="preserve"> </w:t>
-      </w:r>
-      <w:r>
-        <w:rPr>
-          <w:rFonts w:ascii="Arial Narrow" w:eastAsia="Arial Narrow" w:hAnsi="Arial Narrow" w:cs="Arial Narrow"/>
-          <w:sz w:val="16"/>
-          <w:szCs w:val="16"/>
-        </w:rPr>
-        <w:tab/>
-      </w:r>
-      <w:r>
-        <w:rPr>
-          <w:rFonts w:ascii="Arial Narrow" w:eastAsia="Arial Narrow" w:hAnsi="Arial Narrow" w:cs="Arial Narrow"/>
-          <w:b/>
-          <w:bCs/>
-          <w:sz w:val="16"/>
-          <w:szCs w:val="16"/>
-        </w:rPr>
-        <w:t>LEY 29571, CÓDIGO DE PROTECCIÓN Y DEFENSA DEL CONSUMIDOR, publicado el 2 de setiembre de 2010 y modificado por Decreto Legislativo 1308</w:t>
-      </w:r>
-    </w:p>
-    <w:p>
-      <w:pPr>
-        <w:pStyle w:val="Textonotapie"/>
-        <w:ind w:left="567" w:right="-1"/>
-        <w:jc w:val="both"/>
-        <w:rPr>
-          <w:rFonts w:ascii="Arial Narrow" w:eastAsia="Arial Narrow" w:hAnsi="Arial Narrow" w:cs="Arial Narrow"/>
-          <w:b/>
-          <w:bCs/>
-          <w:sz w:val="16"/>
-          <w:szCs w:val="16"/>
-        </w:rPr>
-      </w:pPr>
-      <w:r>
-        <w:rPr>
-          <w:rFonts w:ascii="Arial Narrow" w:eastAsia="Arial Narrow" w:hAnsi="Arial Narrow" w:cs="Arial Narrow"/>
-          <w:b/>
-          <w:bCs/>
-          <w:sz w:val="16"/>
-          <w:szCs w:val="16"/>
-        </w:rPr>
-        <w:t>Artículo 47.- Protección mínima del contrato de consumo</w:t>
-      </w:r>
-    </w:p>
-    <w:p>
-      <w:pPr>
-        <w:pStyle w:val="Textonotapie"/>
-        <w:ind w:left="567" w:right="-1"/>
-        <w:jc w:val="both"/>
-        <w:rPr>
-          <w:rFonts w:ascii="Arial Narrow" w:eastAsia="Arial Narrow" w:hAnsi="Arial Narrow" w:cs="Arial Narrow"/>
-          <w:sz w:val="16"/>
-          <w:szCs w:val="16"/>
-        </w:rPr>
-      </w:pPr>
-      <w:r>
-        <w:rPr>
-          <w:rFonts w:ascii="Arial Narrow" w:eastAsia="Arial Narrow" w:hAnsi="Arial Narrow" w:cs="Arial Narrow"/>
-          <w:sz w:val="16"/>
-          <w:szCs w:val="16"/>
-        </w:rPr>
-        <w:t>En los contratos de consumo se observa lo siguiente:</w:t>
-      </w:r>
-    </w:p>
-    <w:p>
-      <w:pPr>
-        <w:pStyle w:val="Textonotapie"/>
-        <w:ind w:left="567" w:right="-1"/>
-        <w:jc w:val="both"/>
-        <w:rPr>
-          <w:rFonts w:ascii="Arial Narrow" w:eastAsia="Arial Narrow" w:hAnsi="Arial Narrow" w:cs="Arial Narrow"/>
-          <w:sz w:val="16"/>
-          <w:szCs w:val="16"/>
-        </w:rPr>
-      </w:pPr>
-      <w:r>
-        <w:rPr>
-          <w:rFonts w:ascii="Arial Narrow" w:eastAsia="Arial Narrow" w:hAnsi="Arial Narrow" w:cs="Arial Narrow"/>
-          <w:sz w:val="16"/>
-          <w:szCs w:val="16"/>
-        </w:rPr>
-        <w:t>(…)</w:t>
-      </w:r>
-    </w:p>
-    <w:p>
-      <w:pPr>
-        <w:pStyle w:val="Textonotapie"/>
-        <w:ind w:left="567" w:right="-1"/>
-        <w:jc w:val="both"/>
-        <w:rPr>
-          <w:rFonts w:ascii="Arial Narrow" w:eastAsia="Arial Narrow" w:hAnsi="Arial Narrow" w:cs="Arial Narrow"/>
-          <w:sz w:val="16"/>
-          <w:szCs w:val="16"/>
-        </w:rPr>
-      </w:pPr>
-      <w:r>
-        <w:rPr>
-          <w:rFonts w:ascii="Arial Narrow" w:eastAsia="Arial Narrow" w:hAnsi="Arial Narrow" w:cs="Arial Narrow"/>
-          <w:sz w:val="16"/>
-          <w:szCs w:val="16"/>
-        </w:rPr>
-        <w:t>e. Los proveedores deben entregar a los usuarios copia de los contratos y demás documentación relacionada con dichos actos jurídicos cuando estos hayan sido celebrados por escrito, incluidas las condiciones generales de la contratación. Asimismo, cuando el consumidor solicite copia física o virtual de estos, el proveedor debe entregar los documentos en un plazo máximo de quince días hábiles contados desde que recibió la solicitud. Los proveedores son responsables de dejar constancia de la entrega de los documentos al consumidor.</w:t>
-      </w:r>
-    </w:p>
+    </w:p>
+  </w:footnote>
+  <w:footnote w:id="5">
     <w:p>
       <w:pPr>
         <w:pStyle w:val="Textonotapie"/>
@@ -9332,9 +9410,88 @@
           <w:szCs w:val="16"/>
         </w:rPr>
       </w:pPr>
-    </w:p>
-  </w:footnote>
-  <w:footnote w:id="5">
+      <w:r>
+        <w:rPr>
+          <w:rStyle w:val="Refdenotaalpie"/>
+          <w:rFonts w:ascii="Arial Narrow" w:eastAsia="Arial Narrow" w:hAnsi="Arial Narrow" w:cs="Arial Narrow"/>
+          <w:sz w:val="16"/>
+          <w:szCs w:val="16"/>
+          <w:vertAlign w:val="superscript"/>
+        </w:rPr>
+        <w:footnoteRef/>
+      </w:r>
+      <w:r>
+        <w:rPr>
+          <w:rFonts w:ascii="Arial Narrow" w:eastAsia="Arial Narrow" w:hAnsi="Arial Narrow" w:cs="Arial Narrow"/>
+          <w:sz w:val="16"/>
+          <w:szCs w:val="16"/>
+        </w:rPr>
+        <w:tab/>
+        <w:t xml:space="preserve"/>
+      </w:r>
+      <w:r>
+        <w:rPr>
+          <w:rFonts w:ascii="Arial Narrow" w:eastAsia="Arial Narrow" w:hAnsi="Arial Narrow" w:cs="Arial Narrow"/>
+          <w:sz w:val="16"/>
+          <w:szCs w:val="16"/>
+        </w:rPr>
+        <w:tab/>
+      </w:r>
+      <w:r>
+        <w:rPr>
+          <w:rFonts w:ascii="Arial Narrow" w:eastAsia="Arial Narrow" w:hAnsi="Arial Narrow" w:cs="Arial Narrow"/>
+          <w:b/>
+          <w:bCs/>
+          <w:sz w:val="16"/>
+          <w:szCs w:val="16"/>
+        </w:rPr>
+        <w:t>LEY 29571, CÓDIGO DE PROTECCIÓN Y DEFENSA DEL CONSUMIDOR, publicado el 2 de setiembre de 2010 y modificado por Decreto Legislativo 1308</w:t>
+      </w:r>
+    </w:p>
+    <w:p>
+      <w:pPr>
+        <w:pStyle w:val="Textonotapie"/>
+        <w:ind w:left="567" w:right="-1"/>
+        <w:jc w:val="both"/>
+        <w:rPr>
+          <w:rFonts w:ascii="Arial Narrow" w:eastAsia="Arial Narrow" w:hAnsi="Arial Narrow" w:cs="Arial Narrow"/>
+          <w:b/>
+          <w:bCs/>
+          <w:sz w:val="16"/>
+          <w:szCs w:val="16"/>
+        </w:rPr>
+      </w:pPr>
+      <w:r>
+        <w:rPr>
+          <w:rFonts w:ascii="Arial Narrow" w:eastAsia="Arial Narrow" w:hAnsi="Arial Narrow" w:cs="Arial Narrow"/>
+          <w:b/>
+          <w:bCs/>
+          <w:sz w:val="16"/>
+          <w:szCs w:val="16"/>
+        </w:rPr>
+        <w:t>Artículo 88.- Reclamo de productos o servicios financieros y de seguros</w:t>
+      </w:r>
+    </w:p>
+    <w:p>
+      <w:pPr>
+        <w:pStyle w:val="Textonotapie"/>
+        <w:ind w:left="567" w:right="-1"/>
+        <w:jc w:val="both"/>
+        <w:rPr>
+          <w:rFonts w:ascii="Arial Narrow" w:eastAsia="Arial Narrow" w:hAnsi="Arial Narrow" w:cs="Arial Narrow"/>
+          <w:sz w:val="16"/>
+          <w:szCs w:val="16"/>
+        </w:rPr>
+      </w:pPr>
+      <w:r>
+        <w:rPr>
+          <w:rFonts w:ascii="Arial Narrow" w:eastAsia="Arial Narrow" w:hAnsi="Arial Narrow" w:cs="Arial Narrow"/>
+          <w:sz w:val="16"/>
+          <w:szCs w:val="16"/>
+        </w:rPr>
+        <w:t>88.1 Las entidades del sistema financiero y de seguros, en todas sus oficinas en la República, deben resolver los reclamos en un plazo no mayor de quince días hábiles. Excepcionalmente, la Superintendencia de Banca, Seguros y Administradoras Privadas de Fondos de Pensiones podrá establecer un plazo ampliatorio cuando la naturaleza y complejidad de la operación, producto o servicio materia del reclamo o requerimiento lo justifique, situación que debe ponerse en conocimiento del consumidor antes de la culminación del plazo inicial, sin perjuicio del derecho del consumidor de recurrir directamente ante la Autoridad de Consumo.</w:t>
+      </w:r>
+    </w:p>
     <w:p>
       <w:pPr>
         <w:pStyle w:val="Textonotapie"/>
@@ -9351,103 +9508,6 @@
           <w:szCs w:val="16"/>
         </w:rPr>
       </w:pPr>
-      <w:r>
-        <w:rPr>
-          <w:rStyle w:val="Refdenotaalpie"/>
-          <w:rFonts w:ascii="Arial Narrow" w:eastAsia="Arial Narrow" w:hAnsi="Arial Narrow" w:cs="Arial Narrow"/>
-          <w:sz w:val="16"/>
-          <w:szCs w:val="16"/>
-          <w:vertAlign w:val="superscript"/>
-        </w:rPr>
-        <w:footnoteRef/>
-      </w:r>
-      <w:r>
-        <w:rPr>
-          <w:rFonts w:ascii="Arial Narrow" w:eastAsia="Arial Narrow" w:hAnsi="Arial Narrow" w:cs="Arial Narrow"/>
-          <w:sz w:val="16"/>
-          <w:szCs w:val="16"/>
-        </w:rPr>
-        <w:t xml:space="preserve"> </w:t>
-      </w:r>
-      <w:r>
-        <w:rPr>
-          <w:rFonts w:ascii="Arial Narrow" w:eastAsia="Arial Narrow" w:hAnsi="Arial Narrow" w:cs="Arial Narrow"/>
-          <w:sz w:val="16"/>
-          <w:szCs w:val="16"/>
-        </w:rPr>
-        <w:tab/>
-      </w:r>
-      <w:r>
-        <w:rPr>
-          <w:rFonts w:ascii="Arial Narrow" w:eastAsia="Arial Narrow" w:hAnsi="Arial Narrow" w:cs="Arial Narrow"/>
-          <w:b/>
-          <w:bCs/>
-          <w:sz w:val="16"/>
-          <w:szCs w:val="16"/>
-        </w:rPr>
-        <w:t>LEY 29571, CÓDIGO DE PROTECCIÓN Y DEFENSA DEL CONSUMIDOR, publicado el 2 de setiembre de 2010 y modificado por Decreto Legislativo 1308</w:t>
-      </w:r>
-    </w:p>
-    <w:p>
-      <w:pPr>
-        <w:pStyle w:val="Textonotapie"/>
-        <w:ind w:left="567" w:right="-1"/>
-        <w:jc w:val="both"/>
-        <w:rPr>
-          <w:rFonts w:ascii="Arial Narrow" w:eastAsia="Arial Narrow" w:hAnsi="Arial Narrow" w:cs="Arial Narrow"/>
-          <w:b/>
-          <w:bCs/>
-          <w:sz w:val="16"/>
-          <w:szCs w:val="16"/>
-        </w:rPr>
-      </w:pPr>
-      <w:r>
-        <w:rPr>
-          <w:rFonts w:ascii="Arial Narrow" w:eastAsia="Arial Narrow" w:hAnsi="Arial Narrow" w:cs="Arial Narrow"/>
-          <w:b/>
-          <w:bCs/>
-          <w:sz w:val="16"/>
-          <w:szCs w:val="16"/>
-        </w:rPr>
-        <w:t>Artículo 88.- Reclamo de productos o servicios financieros y de seguros</w:t>
-      </w:r>
-    </w:p>
-    <w:p>
-      <w:pPr>
-        <w:pStyle w:val="Textonotapie"/>
-        <w:ind w:left="567" w:right="-1"/>
-        <w:jc w:val="both"/>
-        <w:rPr>
-          <w:rFonts w:ascii="Arial Narrow" w:eastAsia="Arial Narrow" w:hAnsi="Arial Narrow" w:cs="Arial Narrow"/>
-          <w:sz w:val="16"/>
-          <w:szCs w:val="16"/>
-        </w:rPr>
-      </w:pPr>
-      <w:r>
-        <w:rPr>
-          <w:rFonts w:ascii="Arial Narrow" w:eastAsia="Arial Narrow" w:hAnsi="Arial Narrow" w:cs="Arial Narrow"/>
-          <w:sz w:val="16"/>
-          <w:szCs w:val="16"/>
-        </w:rPr>
-        <w:t>88.1 Las entidades del sistema financiero y de seguros, en todas sus oficinas en la República, deben resolver los reclamos en un plazo no mayor de quince días hábiles. Excepcionalmente, la Superintendencia de Banca, Seguros y Administradoras Privadas de Fondos de Pensiones podrá establecer un plazo ampliatorio cuando la naturaleza y complejidad de la operación, producto o servicio materia del reclamo o requerimiento lo justifique, situación que debe ponerse en conocimiento del consumidor antes de la culminación del plazo inicial, sin perjuicio del derecho del consumidor de recurrir directamente ante la Autoridad de Consumo.</w:t>
-      </w:r>
-    </w:p>
-    <w:p>
-      <w:pPr>
-        <w:pStyle w:val="Textonotapie"/>
-        <w:tabs>
-          <w:tab w:val="left" w:pos="567"/>
-        </w:tabs>
-        <w:ind w:left="567" w:right="-1" w:hanging="567"/>
-        <w:jc w:val="both"/>
-        <w:rPr>
-          <w:rFonts w:ascii="Arial Narrow" w:eastAsia="Arial Narrow" w:hAnsi="Arial Narrow" w:cs="Arial Narrow"/>
-          <w:b/>
-          <w:bCs/>
-          <w:sz w:val="16"/>
-          <w:szCs w:val="16"/>
-        </w:rPr>
-      </w:pPr>
     </w:p>
   </w:footnote>
   <w:footnote w:id="6">
@@ -9483,7 +9543,8 @@
           <w:sz w:val="16"/>
           <w:szCs w:val="16"/>
         </w:rPr>
-        <w:t xml:space="preserve"> </w:t>
+        <w:tab/>
+        <w:t xml:space="preserve"/>
       </w:r>
       <w:r>
         <w:rPr>
@@ -9576,27 +9637,6 @@
           <w:szCs w:val="16"/>
         </w:rPr>
         <w:t>(...).</w:t>
-      </w:r>
-    </w:p>
-    <w:p>
-      <w:pPr>
-        <w:pStyle w:val="Textonotapie"/>
-        <w:spacing w:after="200"/>
-        <w:ind w:left="567"/>
-        <w:jc w:val="both"/>
-        <w:rPr>
-          <w:rFonts w:ascii="Arial Narrow" w:eastAsia="Arial Narrow" w:hAnsi="Arial Narrow" w:cs="Arial Narrow"/>
-          <w:sz w:val="16"/>
-          <w:szCs w:val="16"/>
-        </w:rPr>
-      </w:pPr>
-      <w:r>
-        <w:rPr>
-          <w:rFonts w:ascii="Arial Narrow" w:eastAsia="Arial Narrow" w:hAnsi="Arial Narrow" w:cs="Arial Narrow"/>
-          <w:sz w:val="16"/>
-          <w:szCs w:val="16"/>
-        </w:rPr>
-        <w:t xml:space="preserve">. </w:t>
       </w:r>
     </w:p>
     <w:p>
@@ -9648,7 +9688,8 @@
           <w:sz w:val="16"/>
           <w:szCs w:val="16"/>
         </w:rPr>
-        <w:t xml:space="preserve"> </w:t>
+        <w:tab/>
+        <w:t xml:space="preserve"/>
       </w:r>
       <w:r>
         <w:rPr>
@@ -9726,7 +9767,8 @@
           <w:sz w:val="16"/>
           <w:szCs w:val="16"/>
         </w:rPr>
-        <w:t xml:space="preserve"> </w:t>
+        <w:tab/>
+        <w:t xml:space="preserve"/>
       </w:r>
       <w:r>
         <w:rPr>
@@ -9840,7 +9882,7 @@
       </w:pPr>
     </w:p>
   </w:footnote>
-  <w:footnote w:id="14">
+  <w:footnote w:id="9">
     <w:p>
       <w:pPr>
         <w:pStyle w:val="Textonotapie"/>
@@ -9949,7 +9991,7 @@
       </w:pPr>
     </w:p>
   </w:footnote>
-  <w:footnote w:id="15">
+  <w:footnote w:id="10">
     <w:p>
       <w:pPr>
         <w:pStyle w:val="Textonotapie"/>
@@ -10083,7 +10125,7 @@
       </w:pPr>
     </w:p>
   </w:footnote>
-  <w:footnote w:id="9">
+  <w:footnote w:id="11">
     <w:p>
       <w:pPr>
         <w:pStyle w:val="Textonotapie"/>
@@ -10116,7 +10158,8 @@
           <w:sz w:val="16"/>
           <w:szCs w:val="16"/>
         </w:rPr>
-        <w:t xml:space="preserve"> </w:t>
+        <w:tab/>
+        <w:t xml:space="preserve"/>
       </w:r>
       <w:r>
         <w:rPr>
@@ -10269,7 +10312,7 @@
       </w:pPr>
     </w:p>
   </w:footnote>
-  <w:footnote w:id="10">
+  <w:footnote w:id="12">
     <w:p>
       <w:pPr>
         <w:pStyle w:val="Textonotapie"/>
@@ -10302,7 +10345,8 @@
           <w:sz w:val="16"/>
           <w:szCs w:val="16"/>
         </w:rPr>
-        <w:t xml:space="preserve"> </w:t>
+        <w:tab/>
+        <w:t xml:space="preserve"/>
       </w:r>
       <w:r>
         <w:rPr>
@@ -10979,7 +11023,7 @@
       </w:pPr>
     </w:p>
   </w:footnote>
-  <w:footnote w:id="11">
+  <w:footnote w:id="13">
     <w:p>
       <w:pPr>
         <w:pStyle w:val="Textonotapie"/>
@@ -11012,7 +11056,8 @@
           <w:sz w:val="16"/>
           <w:szCs w:val="16"/>
         </w:rPr>
-        <w:t xml:space="preserve"> </w:t>
+        <w:tab/>
+        <w:t xml:space="preserve"/>
       </w:r>
       <w:r>
         <w:rPr>
@@ -11145,7 +11190,7 @@
       </w:pPr>
     </w:p>
   </w:footnote>
-  <w:footnote w:id="12">
+  <w:footnote w:id="14">
     <w:p>
       <w:pPr>
         <w:pStyle w:val="Textonotapie"/>
@@ -11179,7 +11224,8 @@
           <w:sz w:val="16"/>
           <w:szCs w:val="16"/>
         </w:rPr>
-        <w:t xml:space="preserve"> </w:t>
+        <w:tab/>
+        <w:t xml:space="preserve"/>
       </w:r>
       <w:r>
         <w:rPr>
@@ -11239,7 +11285,7 @@
       </w:pPr>
     </w:p>
   </w:footnote>
-  <w:footnote w:id="13">
+  <w:footnote w:id="15">
     <w:p>
       <w:pPr>
         <w:pStyle w:val="Textonotapie"/>
@@ -11273,7 +11319,8 @@
           <w:sz w:val="16"/>
           <w:szCs w:val="16"/>
         </w:rPr>
-        <w:t xml:space="preserve"> </w:t>
+        <w:tab/>
+        <w:t xml:space="preserve"/>
       </w:r>
       <w:r>
         <w:rPr>

--- a/plantillas_maestras/02_seguro_vida/anulacion_indebida/2_ddos_banco_y_aseguradora/varon/TPL_2263_2026_SEGURO_VIDA_ANULACION_INDEBIDA_BANCO_VARON_R2.docx
+++ b/plantillas_maestras/02_seguro_vida/anulacion_indebida/2_ddos_banco_y_aseguradora/varon/TPL_2263_2026_SEGURO_VIDA_ANULACION_INDEBIDA_BANCO_VARON_R2.docx
@@ -600,7 +600,7 @@
     </w:p>
     <w:p>
       <w:pPr>
-        <w:spacing w:after="0" w:line="240" w:lineRule="auto"/>
+        <w:spacing w:before="0" w:after="0" w:line="240" w:lineRule="auto"/>
         <w:jc w:val="both"/>
         <w:rPr>
           <w:rFonts w:ascii="Arial Narrow" w:eastAsia="Arial Narrow" w:hAnsi="Arial Narrow" w:cs="Arial Narrow"/>
@@ -776,10 +776,10 @@
     </w:p>
     <w:p>
       <w:pPr>
+        <w:spacing w:before="0" w:after="0" w:line="240" w:lineRule="auto"/>
         <w:tabs>
           <w:tab w:val="left" w:pos="1134"/>
         </w:tabs>
-        <w:spacing w:after="0" w:line="240" w:lineRule="auto"/>
         <w:jc w:val="both"/>
         <w:rPr>
           <w:rFonts w:ascii="Arial Narrow" w:eastAsia="Arial Narrow" w:hAnsi="Arial Narrow" w:cs="Arial Narrow"/>
@@ -847,7 +847,7 @@
     <w:p>
       <w:pPr>
         <w:pStyle w:val="Prrafodelista"/>
-        <w:spacing w:after="0" w:line="240" w:lineRule="auto"/>
+        <w:spacing w:before="0" w:after="0" w:line="240" w:lineRule="auto"/>
         <w:ind w:left="1134"/>
         <w:jc w:val="both"/>
         <w:rPr>
@@ -898,7 +898,7 @@
     <w:p>
       <w:pPr>
         <w:pStyle w:val="Prrafodelista"/>
-        <w:spacing w:after="0" w:line="240" w:lineRule="auto"/>
+        <w:spacing w:before="0" w:after="0" w:line="240" w:lineRule="auto"/>
         <w:ind w:left="1134"/>
         <w:jc w:val="both"/>
         <w:rPr>
@@ -949,7 +949,7 @@
     <w:p>
       <w:pPr>
         <w:pStyle w:val="Prrafodelista"/>
-        <w:spacing w:after="0" w:line="240" w:lineRule="auto"/>
+        <w:spacing w:before="0" w:after="0" w:line="240" w:lineRule="auto"/>
         <w:ind w:left="1134"/>
         <w:jc w:val="both"/>
         <w:rPr>
@@ -1000,7 +1000,7 @@
     <w:p>
       <w:pPr>
         <w:pStyle w:val="Prrafodelista"/>
-        <w:spacing w:after="0" w:line="240" w:lineRule="auto"/>
+        <w:spacing w:before="0" w:after="0" w:line="240" w:lineRule="auto"/>
         <w:ind w:left="1134"/>
         <w:jc w:val="both"/>
         <w:rPr>
@@ -1051,7 +1051,7 @@
     <w:p>
       <w:pPr>
         <w:pStyle w:val="Prrafodelista"/>
-        <w:spacing w:after="0" w:line="240" w:lineRule="auto"/>
+        <w:spacing w:before="0" w:after="0" w:line="240" w:lineRule="auto"/>
         <w:ind w:left="1134"/>
         <w:jc w:val="both"/>
         <w:rPr>
@@ -1146,7 +1146,7 @@
     <w:p>
       <w:pPr>
         <w:pStyle w:val="Prrafodelista"/>
-        <w:spacing w:after="0" w:line="240" w:lineRule="auto"/>
+        <w:spacing w:before="0" w:after="0" w:line="240" w:lineRule="auto"/>
         <w:ind w:left="1134"/>
         <w:jc w:val="both"/>
         <w:rPr>
@@ -1197,7 +1197,7 @@
     <w:p>
       <w:pPr>
         <w:pStyle w:val="Prrafodelista"/>
-        <w:spacing w:after="0" w:line="240" w:lineRule="auto"/>
+        <w:spacing w:before="0" w:after="0" w:line="240" w:lineRule="auto"/>
         <w:ind w:left="1134"/>
         <w:jc w:val="both"/>
         <w:rPr>
@@ -1248,7 +1248,7 @@
     <w:p>
       <w:pPr>
         <w:pStyle w:val="Prrafodelista"/>
-        <w:spacing w:after="0" w:line="240" w:lineRule="auto"/>
+        <w:spacing w:before="0" w:after="0" w:line="240" w:lineRule="auto"/>
         <w:ind w:left="1134"/>
         <w:jc w:val="both"/>
         <w:rPr>
@@ -1299,7 +1299,7 @@
     <w:p>
       <w:pPr>
         <w:pStyle w:val="Prrafodelista"/>
-        <w:spacing w:after="0" w:line="240" w:lineRule="auto"/>
+        <w:spacing w:before="0" w:after="0" w:line="240" w:lineRule="auto"/>
         <w:ind w:left="1134"/>
         <w:jc w:val="both"/>
         <w:rPr>
@@ -1350,7 +1350,7 @@
     <w:p>
       <w:pPr>
         <w:pStyle w:val="Prrafodelista"/>
-        <w:spacing w:after="0" w:line="240" w:lineRule="auto"/>
+        <w:spacing w:before="0" w:after="0" w:line="240" w:lineRule="auto"/>
         <w:ind w:left="1134"/>
         <w:jc w:val="both"/>
         <w:rPr>
@@ -1401,7 +1401,7 @@
     <w:p>
       <w:pPr>
         <w:pStyle w:val="Prrafodelista"/>
-        <w:spacing w:after="0" w:line="240" w:lineRule="auto"/>
+        <w:spacing w:before="0" w:after="0" w:line="240" w:lineRule="auto"/>
         <w:ind w:left="1134"/>
         <w:jc w:val="both"/>
         <w:rPr>
@@ -1452,7 +1452,7 @@
     <w:p>
       <w:pPr>
         <w:pStyle w:val="Prrafodelista"/>
-        <w:spacing w:after="0" w:line="240" w:lineRule="auto"/>
+        <w:spacing w:before="0" w:after="0" w:line="240" w:lineRule="auto"/>
         <w:ind w:left="1134"/>
         <w:jc w:val="both"/>
         <w:rPr>
@@ -1503,7 +1503,7 @@
     <w:p>
       <w:pPr>
         <w:pStyle w:val="Prrafodelista"/>
-        <w:spacing w:after="0" w:line="240" w:lineRule="auto"/>
+        <w:spacing w:before="0" w:after="0" w:line="240" w:lineRule="auto"/>
         <w:ind w:left="1134"/>
         <w:jc w:val="both"/>
         <w:rPr>
@@ -1554,7 +1554,7 @@
     <w:p>
       <w:pPr>
         <w:pStyle w:val="Prrafodelista"/>
-        <w:spacing w:after="0" w:line="240" w:lineRule="auto"/>
+        <w:spacing w:before="0" w:after="0" w:line="240" w:lineRule="auto"/>
         <w:ind w:left="1134"/>
         <w:jc w:val="both"/>
         <w:rPr>
@@ -1605,7 +1605,7 @@
     <w:p>
       <w:pPr>
         <w:pStyle w:val="Prrafodelista"/>
-        <w:spacing w:after="0" w:line="240" w:lineRule="auto"/>
+        <w:spacing w:before="0" w:after="0" w:line="240" w:lineRule="auto"/>
         <w:ind w:left="1134"/>
         <w:jc w:val="both"/>
         <w:rPr>
@@ -1700,7 +1700,7 @@
     </w:p>
     <w:p>
       <w:pPr>
-        <w:spacing w:after="0" w:line="240" w:lineRule="auto"/>
+        <w:spacing w:before="0" w:after="0" w:line="240" w:lineRule="auto"/>
         <w:jc w:val="both"/>
         <w:rPr>
           <w:rFonts w:ascii="Arial Narrow" w:eastAsia="Arial Narrow" w:hAnsi="Arial Narrow" w:cs="Arial Narrow"/>
@@ -1750,7 +1750,7 @@
     <w:p>
       <w:pPr>
         <w:pStyle w:val="Prrafodelista"/>
-        <w:spacing w:after="0" w:line="240" w:lineRule="auto"/>
+        <w:spacing w:before="0" w:after="0" w:line="240" w:lineRule="auto"/>
         <w:ind w:left="1134"/>
         <w:jc w:val="both"/>
         <w:rPr>
@@ -1811,7 +1811,7 @@
     <w:p>
       <w:pPr>
         <w:pStyle w:val="Prrafodelista"/>
-        <w:spacing w:after="0" w:line="240" w:lineRule="auto"/>
+        <w:spacing w:before="0" w:after="0" w:line="240" w:lineRule="auto"/>
         <w:ind w:left="1134"/>
         <w:jc w:val="both"/>
         <w:rPr>
@@ -1862,7 +1862,7 @@
     <w:p>
       <w:pPr>
         <w:pStyle w:val="Prrafodelista"/>
-        <w:spacing w:after="0" w:line="240" w:lineRule="auto"/>
+        <w:spacing w:before="0" w:after="0" w:line="240" w:lineRule="auto"/>
         <w:ind w:left="1134"/>
         <w:jc w:val="both"/>
         <w:rPr>
@@ -1913,7 +1913,7 @@
     <w:p>
       <w:pPr>
         <w:pStyle w:val="Prrafodelista"/>
-        <w:spacing w:after="0" w:line="240" w:lineRule="auto"/>
+        <w:spacing w:before="0" w:after="0" w:line="240" w:lineRule="auto"/>
         <w:ind w:left="1134"/>
         <w:jc w:val="both"/>
         <w:rPr>
@@ -1973,7 +1973,7 @@
     <w:p>
       <w:pPr>
         <w:pStyle w:val="Prrafodelista"/>
-        <w:spacing w:after="0" w:line="240" w:lineRule="auto"/>
+        <w:spacing w:before="0" w:after="0" w:line="240" w:lineRule="auto"/>
         <w:ind w:left="1134"/>
         <w:jc w:val="both"/>
         <w:rPr>
@@ -2023,7 +2023,7 @@
     </w:p>
     <w:p>
       <w:pPr>
-        <w:spacing w:after="0" w:line="240" w:lineRule="auto"/>
+        <w:spacing w:before="0" w:after="0" w:line="240" w:lineRule="auto"/>
         <w:jc w:val="both"/>
         <w:rPr>
           <w:rFonts w:ascii="Arial Narrow" w:eastAsia="Arial Narrow" w:hAnsi="Arial Narrow" w:cs="Arial Narrow"/>
@@ -2073,7 +2073,7 @@
     <w:p>
       <w:pPr>
         <w:pStyle w:val="Prrafodelista"/>
-        <w:spacing w:after="0" w:line="240" w:lineRule="auto"/>
+        <w:spacing w:before="0" w:after="0" w:line="240" w:lineRule="auto"/>
         <w:ind w:left="1134"/>
         <w:jc w:val="both"/>
         <w:rPr>
@@ -2123,7 +2123,7 @@
     </w:p>
     <w:p>
       <w:pPr>
-        <w:spacing w:after="0" w:line="240" w:lineRule="auto"/>
+        <w:spacing w:before="0" w:after="0" w:line="240" w:lineRule="auto"/>
         <w:jc w:val="both"/>
         <w:rPr>
           <w:rFonts w:ascii="Arial Narrow" w:eastAsia="Arial Narrow" w:hAnsi="Arial Narrow" w:cs="Arial Narrow"/>
@@ -2173,7 +2173,7 @@
     <w:p>
       <w:pPr>
         <w:pStyle w:val="Prrafodelista"/>
-        <w:spacing w:after="0" w:line="240" w:lineRule="auto"/>
+        <w:spacing w:before="0" w:after="0" w:line="240" w:lineRule="auto"/>
         <w:ind w:left="1134"/>
         <w:jc w:val="both"/>
         <w:rPr>
@@ -2233,7 +2233,7 @@
     <w:p>
       <w:pPr>
         <w:pStyle w:val="Prrafodelista"/>
-        <w:spacing w:after="0" w:line="240" w:lineRule="auto"/>
+        <w:spacing w:before="0" w:after="0" w:line="240" w:lineRule="auto"/>
         <w:ind w:left="1134"/>
         <w:jc w:val="both"/>
         <w:rPr>
@@ -2284,7 +2284,7 @@
     <w:p>
       <w:pPr>
         <w:pStyle w:val="Prrafodelista"/>
-        <w:spacing w:after="0" w:line="240" w:lineRule="auto"/>
+        <w:spacing w:before="0" w:after="0" w:line="240" w:lineRule="auto"/>
         <w:ind w:left="1134"/>
         <w:jc w:val="both"/>
         <w:rPr>
@@ -2335,7 +2335,7 @@
     <w:p>
       <w:pPr>
         <w:pStyle w:val="Prrafodelista"/>
-        <w:spacing w:after="0" w:line="240" w:lineRule="auto"/>
+        <w:spacing w:before="0" w:after="0" w:line="240" w:lineRule="auto"/>
         <w:ind w:left="1134"/>
         <w:jc w:val="both"/>
         <w:rPr>
@@ -2385,7 +2385,7 @@
     </w:p>
     <w:p>
       <w:pPr>
-        <w:spacing w:after="0" w:line="240" w:lineRule="auto"/>
+        <w:spacing w:before="0" w:after="0" w:line="240" w:lineRule="auto"/>
         <w:jc w:val="both"/>
         <w:rPr>
           <w:rFonts w:ascii="Arial Narrow" w:eastAsia="Arial Narrow" w:hAnsi="Arial Narrow" w:cs="Arial Narrow"/>
@@ -2435,7 +2435,7 @@
     <w:p>
       <w:pPr>
         <w:pStyle w:val="Prrafodelista"/>
-        <w:spacing w:after="0" w:line="240" w:lineRule="auto"/>
+        <w:spacing w:before="0" w:after="0" w:line="240" w:lineRule="auto"/>
         <w:ind w:left="1134"/>
         <w:jc w:val="both"/>
         <w:rPr>
@@ -2495,7 +2495,7 @@
     <w:p>
       <w:pPr>
         <w:pStyle w:val="Prrafodelista"/>
-        <w:spacing w:after="0" w:line="240" w:lineRule="auto"/>
+        <w:spacing w:before="0" w:after="0" w:line="240" w:lineRule="auto"/>
         <w:ind w:left="1134"/>
         <w:jc w:val="both"/>
         <w:rPr>
@@ -2564,7 +2564,7 @@
     <w:p>
       <w:pPr>
         <w:pStyle w:val="Prrafodelista"/>
-        <w:spacing w:after="0" w:line="240" w:lineRule="auto"/>
+        <w:spacing w:before="0" w:after="0" w:line="240" w:lineRule="auto"/>
         <w:ind w:left="1134"/>
         <w:jc w:val="both"/>
         <w:rPr>
@@ -2615,7 +2615,7 @@
     <w:p>
       <w:pPr>
         <w:pStyle w:val="Prrafodelista"/>
-        <w:spacing w:after="0" w:line="240" w:lineRule="auto"/>
+        <w:spacing w:before="0" w:after="0" w:line="240" w:lineRule="auto"/>
         <w:ind w:left="1134"/>
         <w:jc w:val="both"/>
         <w:rPr>
@@ -2792,7 +2792,7 @@
     </w:p>
     <w:p>
       <w:pPr>
-        <w:spacing w:after="0" w:line="240" w:lineRule="auto"/>
+        <w:spacing w:before="0" w:after="0" w:line="240" w:lineRule="auto"/>
         <w:contextualSpacing/>
         <w:jc w:val="both"/>
         <w:rPr>
@@ -2848,7 +2848,7 @@
     </w:p>
     <w:p>
       <w:pPr>
-        <w:spacing w:after="0" w:line="240" w:lineRule="auto"/>
+        <w:spacing w:before="0" w:after="0" w:line="240" w:lineRule="auto"/>
         <w:contextualSpacing/>
         <w:jc w:val="both"/>
         <w:rPr>
@@ -2989,7 +2989,7 @@
     <w:p>
       <w:pPr>
         <w:pStyle w:val="Prrafodelista"/>
-        <w:spacing w:after="0" w:line="240" w:lineRule="auto"/>
+        <w:spacing w:before="0" w:after="0" w:line="240" w:lineRule="auto"/>
         <w:ind w:left="567"/>
         <w:jc w:val="both"/>
         <w:rPr>
@@ -3092,7 +3092,7 @@
     <w:bookmarkEnd w:id="8"/>
     <w:p>
       <w:pPr>
-        <w:spacing w:after="0" w:line="240" w:lineRule="auto"/>
+        <w:spacing w:before="0" w:after="0" w:line="240" w:lineRule="auto"/>
         <w:jc w:val="both"/>
         <w:rPr>
           <w:rFonts w:ascii="Arial Narrow" w:eastAsia="Arial Narrow" w:hAnsi="Arial Narrow" w:cs="Arial Narrow"/>
@@ -3189,7 +3189,7 @@
     </w:p>
     <w:p>
       <w:pPr>
-        <w:spacing w:after="0" w:line="240" w:lineRule="auto"/>
+        <w:spacing w:before="0" w:after="0" w:line="240" w:lineRule="auto"/>
         <w:jc w:val="both"/>
         <w:rPr>
           <w:rFonts w:ascii="Arial Narrow" w:eastAsia="Arial Narrow" w:hAnsi="Arial Narrow" w:cs="Arial Narrow"/>
@@ -3277,7 +3277,7 @@
     <w:p>
       <w:pPr>
         <w:pStyle w:val="Prrafodelista"/>
-        <w:spacing w:after="0" w:line="240" w:lineRule="auto"/>
+        <w:spacing w:before="0" w:after="0" w:line="240" w:lineRule="auto"/>
         <w:ind w:left="567"/>
         <w:jc w:val="both"/>
         <w:rPr>
@@ -3378,7 +3378,7 @@
     </w:p>
     <w:p>
       <w:pPr>
-        <w:spacing w:after="0" w:line="240" w:lineRule="auto"/>
+        <w:spacing w:before="0" w:after="0" w:line="240" w:lineRule="auto"/>
         <w:jc w:val="both"/>
         <w:rPr>
           <w:rFonts w:ascii="Arial Narrow" w:eastAsia="Arial Narrow" w:hAnsi="Arial Narrow" w:cs="Arial Narrow"/>
@@ -3475,7 +3475,7 @@
     </w:p>
     <w:p>
       <w:pPr>
-        <w:spacing w:after="0" w:line="240" w:lineRule="auto"/>
+        <w:spacing w:before="0" w:after="0" w:line="240" w:lineRule="auto"/>
         <w:jc w:val="both"/>
         <w:rPr>
           <w:rFonts w:ascii="Arial Narrow" w:eastAsia="Arial Narrow" w:hAnsi="Arial Narrow" w:cs="Arial Narrow"/>
@@ -3563,7 +3563,7 @@
     <w:p>
       <w:pPr>
         <w:pStyle w:val="Prrafodelista"/>
-        <w:spacing w:after="0" w:line="240" w:lineRule="auto"/>
+        <w:spacing w:before="0" w:after="0" w:line="240" w:lineRule="auto"/>
         <w:ind w:left="567"/>
         <w:jc w:val="both"/>
         <w:rPr>
@@ -3662,7 +3662,7 @@
     <w:p>
       <w:pPr>
         <w:pStyle w:val="Prrafodelista"/>
-        <w:spacing w:after="0" w:line="240" w:lineRule="auto"/>
+        <w:spacing w:before="0" w:after="0" w:line="240" w:lineRule="auto"/>
         <w:ind w:left="567"/>
         <w:jc w:val="both"/>
         <w:rPr>
@@ -3780,7 +3780,7 @@
     <w:p>
       <w:pPr>
         <w:pStyle w:val="Prrafodelista"/>
-        <w:spacing w:after="0" w:line="240" w:lineRule="auto"/>
+        <w:spacing w:before="0" w:after="0" w:line="240" w:lineRule="auto"/>
         <w:rPr>
           <w:rFonts w:ascii="Arial Narrow" w:eastAsia="Arial Narrow" w:hAnsi="Arial Narrow" w:cs="Arial Narrow"/>
           <w:bCs/>
@@ -3911,7 +3911,7 @@
     <w:p>
       <w:pPr>
         <w:pStyle w:val="Prrafodelista"/>
-        <w:spacing w:after="0" w:line="240" w:lineRule="auto"/>
+        <w:spacing w:before="0" w:after="0" w:line="240" w:lineRule="auto"/>
         <w:ind w:left="567"/>
         <w:jc w:val="both"/>
         <w:rPr>
@@ -4018,7 +4018,7 @@
     </w:p>
     <w:p>
       <w:pPr>
-        <w:spacing w:after="0" w:line="240" w:lineRule="auto"/>
+        <w:spacing w:before="0" w:after="0" w:line="240" w:lineRule="auto"/>
         <w:jc w:val="both"/>
         <w:rPr>
           <w:rFonts w:ascii="Arial Narrow" w:eastAsia="Arial Narrow" w:hAnsi="Arial Narrow" w:cs="Arial Narrow"/>
@@ -4087,7 +4087,7 @@
     </w:p>
     <w:p>
       <w:pPr>
-        <w:spacing w:after="0" w:line="240" w:lineRule="auto"/>
+        <w:spacing w:before="0" w:after="0" w:line="240" w:lineRule="auto"/>
         <w:ind w:left="567"/>
         <w:contextualSpacing/>
         <w:jc w:val="both"/>
@@ -4141,7 +4141,7 @@
     </w:p>
     <w:p>
       <w:pPr>
-        <w:spacing w:after="0" w:line="240" w:lineRule="auto"/>
+        <w:spacing w:before="0" w:after="0" w:line="240" w:lineRule="auto"/>
         <w:jc w:val="both"/>
         <w:rPr>
           <w:rFonts w:ascii="Arial Narrow" w:eastAsia="Arial Narrow" w:hAnsi="Arial Narrow" w:cs="Arial Narrow"/>
@@ -4220,7 +4220,7 @@
     <w:p>
       <w:pPr>
         <w:pStyle w:val="Prrafodelista"/>
-        <w:spacing w:after="0" w:line="240" w:lineRule="auto"/>
+        <w:spacing w:before="0" w:after="0" w:line="240" w:lineRule="auto"/>
         <w:ind w:left="567"/>
         <w:jc w:val="both"/>
         <w:rPr>
@@ -4281,7 +4281,18 @@
           <w:lang w:val="es-ES" w:eastAsia="es-ES"/>
           <w14:ligatures w14:val="none"/>
         </w:rPr>
-        <w:t xml:space="preserve">: (i) presentar una copia debidamente suscrita de la </w:t>
+        <w:t xml:space="preserve">:</w:t>
+      </w:r>
+      <w:r>
+        <w:rPr>
+          <w:rFonts w:ascii="Arial Narrow" w:eastAsia="Arial Narrow" w:hAnsi="Arial Narrow" w:cs="Arial Narrow"/>
+          <w:kern w:val="0"/>
+          <w:sz w:val="22"/>
+          <w:szCs w:val="22"/>
+          <w:lang w:val="es-ES" w:eastAsia="es-ES"/>
+          <w14:ligatures w14:val="none"/>
+        </w:rPr>
+        <w:t xml:space="preserve"> (i) presentar una copia debidamente suscrita de la </w:t>
       </w:r>
       <w:r>
         <w:rPr>
@@ -4369,6 +4380,23 @@
         </w:rPr>
         <w:t>ii) presentar todas las comunicaciones cursadas con la parte denunciante en virtud de los hechos materia de denuncia.</w:t>
       </w:r>
+    </w:p>
+    <w:p>
+      <w:pPr>
+        <w:pStyle w:val="Prrafodelista"/>
+        <w:spacing w:before="0" w:after="0" w:line="240" w:lineRule="auto"/>
+        <w:ind w:left="567"/>
+        <w:jc w:val="both"/>
+        <w:rPr>
+          <w:rFonts w:ascii="Arial Narrow" w:eastAsia="Arial Narrow" w:hAnsi="Arial Narrow" w:cs="Arial Narrow"/>
+          <w:kern w:val="0"/>
+          <w:sz w:val="22"/>
+          <w:szCs w:val="22"/>
+          <w:u w:val="single"/>
+          <w:lang w:val="es-ES" w:eastAsia="es-ES"/>
+          <w14:ligatures w14:val="none"/>
+        </w:rPr>
+      </w:pPr>
     </w:p>
     <w:p>
       <w:pPr>
@@ -4381,7 +4409,101 @@
           <w:kern w:val="0"/>
           <w:sz w:val="22"/>
           <w:szCs w:val="22"/>
+          <w:lang w:val="es-ES" w:eastAsia="es-ES"/>
+          <w14:ligatures w14:val="none"/>
+        </w:rPr>
+      </w:pPr>
+      <w:r>
+        <w:rPr>
+          <w:rFonts w:ascii="Arial Narrow" w:eastAsia="Arial Narrow" w:hAnsi="Arial Narrow" w:cs="Arial Narrow"/>
+          <w:kern w:val="0"/>
+          <w:sz w:val="22"/>
+          <w:szCs w:val="22"/>
           <w:u w:val="single"/>
+          <w:lang w:val="es-ES" w:eastAsia="es-ES"/>
+          <w14:ligatures w14:val="none"/>
+        </w:rPr>
+        <w:t xml:space="preserve">A </w:t>
+      </w:r>
+      <w:r>
+        <w:rPr>
+          <w:rFonts w:ascii="Arial Narrow" w:eastAsia="Arial Narrow" w:hAnsi="Arial Narrow" w:cs="Arial Narrow"/>
+          <w:kern w:val="0"/>
+          <w:sz w:val="22"/>
+          <w:szCs w:val="22"/>
+          <w:u w:val="single"/>
+          <w:lang w:val="es-ES" w:eastAsia="es-ES"/>
+          <w14:ligatures w14:val="none"/>
+        </w:rPr>
+        <w:t>Corredores de Seguros Falabella</w:t>
+      </w:r>
+      <w:r>
+        <w:rPr>
+          <w:rFonts w:ascii="Arial Narrow" w:eastAsia="Arial Narrow" w:hAnsi="Arial Narrow" w:cs="Arial Narrow"/>
+          <w:kern w:val="0"/>
+          <w:sz w:val="22"/>
+          <w:szCs w:val="22"/>
+          <w:lang w:val="es-ES" w:eastAsia="es-ES"/>
+          <w14:ligatures w14:val="none"/>
+        </w:rPr>
+        <w:t>:</w:t>
+      </w:r>
+      <w:r>
+        <w:rPr>
+          <w:rFonts w:ascii="Arial Narrow" w:eastAsia="Arial Narrow" w:hAnsi="Arial Narrow" w:cs="Arial Narrow"/>
+          <w:kern w:val="0"/>
+          <w:sz w:val="22"/>
+          <w:szCs w:val="22"/>
+          <w:lang w:eastAsia="es-ES"/>
+          <w14:ligatures w14:val="none"/>
+        </w:rPr>
+        <w:t xml:space="preserve"> </w:t>
+      </w:r>
+      <w:r>
+        <w:rPr>
+          <w:rFonts w:ascii="Arial Narrow" w:eastAsia="Arial Narrow" w:hAnsi="Arial Narrow" w:cs="Arial Narrow"/>
+          <w:kern w:val="0"/>
+          <w:sz w:val="22"/>
+          <w:szCs w:val="22"/>
+          <w:lang w:val="es-ES" w:eastAsia="es-ES"/>
+          <w14:ligatures w14:val="none"/>
+        </w:rPr>
+        <w:t>(i)</w:t>
+      </w:r>
+      <w:r>
+        <w:rPr>
+          <w:rFonts w:ascii="Arial Narrow" w:eastAsia="Arial Narrow" w:hAnsi="Arial Narrow" w:cs="Arial Narrow"/>
+          <w:kern w:val="0"/>
+          <w:sz w:val="22"/>
+          <w:szCs w:val="22"/>
+          <w:lang w:val="es-ES" w:eastAsia="es-ES"/>
+          <w14:ligatures w14:val="none"/>
+        </w:rPr>
+        <w:t xml:space="preserve"> </w:t>
+      </w:r>
+      <w:r>
+        <w:rPr>
+          <w:rFonts w:ascii="Arial Narrow" w:eastAsia="Arial Narrow" w:hAnsi="Arial Narrow" w:cs="Arial Narrow"/>
+          <w:kern w:val="0"/>
+          <w:sz w:val="22"/>
+          <w:szCs w:val="22"/>
+          <w:lang w:val="es-ES" w:eastAsia="es-ES"/>
+          <w14:ligatures w14:val="none"/>
+        </w:rPr>
+        <w:t>presentar todas las comunicaciones cursadas con la parte denunciante en virtud de los hechos materia de denuncia.</w:t>
+      </w:r>
+    </w:p>
+    <w:p>
+      <w:pPr>
+        <w:pStyle w:val="Prrafodelista"/>
+        <w:spacing w:before="0" w:after="0" w:line="240" w:lineRule="auto"/>
+        <w:ind w:left="567"/>
+        <w:jc w:val="both"/>
+        <w:rPr>
+          <w:rFonts w:ascii="Arial Narrow" w:eastAsia="Arial Narrow" w:hAnsi="Arial Narrow" w:cs="Arial Narrow"/>
+          <w:kern w:val="0"/>
+          <w:sz w:val="22"/>
+          <w:szCs w:val="22"/>
           <w:lang w:val="es-ES" w:eastAsia="es-ES"/>
           <w14:ligatures w14:val="none"/>
         </w:rPr>
@@ -4424,7 +4546,7 @@
           <w:lang w:val="es-ES" w:eastAsia="es-ES"/>
           <w14:ligatures w14:val="none"/>
         </w:rPr>
-        <w:t>Corredores de Seguros Falabella</w:t>
+        <w:t>Falabella Servicios Generales</w:t>
       </w:r>
       <w:r>
         <w:rPr>
@@ -4457,9 +4579,15 @@
           <w:lang w:val="es-ES" w:eastAsia="es-ES"/>
           <w14:ligatures w14:val="none"/>
         </w:rPr>
-        <w:t>(i)</w:t>
-      </w:r>
-      <w:r>
+        <w:t>(i) presentar todas las comunicaciones cursadas con la parte denunciante en virtud de los hechos materia de denuncia.</w:t>
+      </w:r>
+    </w:p>
+    <w:p>
+      <w:pPr>
+        <w:pStyle w:val="Prrafodelista"/>
+        <w:spacing w:before="0" w:after="0" w:line="240" w:lineRule="auto"/>
+        <w:ind w:left="567"/>
+        <w:jc w:val="both"/>
         <w:rPr>
           <w:rFonts w:ascii="Arial Narrow" w:eastAsia="Arial Narrow" w:hAnsi="Arial Narrow" w:cs="Arial Narrow"/>
           <w:kern w:val="0"/>
@@ -4468,19 +4596,7 @@
           <w:lang w:val="es-ES" w:eastAsia="es-ES"/>
           <w14:ligatures w14:val="none"/>
         </w:rPr>
-        <w:t xml:space="preserve"> </w:t>
-      </w:r>
-      <w:r>
-        <w:rPr>
-          <w:rFonts w:ascii="Arial Narrow" w:eastAsia="Arial Narrow" w:hAnsi="Arial Narrow" w:cs="Arial Narrow"/>
-          <w:kern w:val="0"/>
-          <w:sz w:val="22"/>
-          <w:szCs w:val="22"/>
-          <w:lang w:val="es-ES" w:eastAsia="es-ES"/>
-          <w14:ligatures w14:val="none"/>
-        </w:rPr>
-        <w:t>presentar todas las comunicaciones cursadas con la parte denunciante en virtud de los hechos materia de denuncia.</w:t>
-      </w:r>
+      </w:pPr>
     </w:p>
     <w:p>
       <w:pPr>
@@ -4493,38 +4609,11 @@
           <w:kern w:val="0"/>
           <w:sz w:val="22"/>
           <w:szCs w:val="22"/>
-          <w:lang w:val="es-ES" w:eastAsia="es-ES"/>
-          <w14:ligatures w14:val="none"/>
-        </w:rPr>
-      </w:pPr>
-    </w:p>
-    <w:p>
-      <w:pPr>
-        <w:pStyle w:val="Prrafodelista"/>
-        <w:spacing w:after="0" w:line="240" w:lineRule="auto"/>
-        <w:ind w:left="567"/>
-        <w:jc w:val="both"/>
-        <w:rPr>
-          <w:rFonts w:ascii="Arial Narrow" w:eastAsia="Arial Narrow" w:hAnsi="Arial Narrow" w:cs="Arial Narrow"/>
-          <w:kern w:val="0"/>
-          <w:sz w:val="22"/>
-          <w:szCs w:val="22"/>
-          <w:lang w:val="es-ES" w:eastAsia="es-ES"/>
-          <w14:ligatures w14:val="none"/>
-        </w:rPr>
-      </w:pPr>
-      <w:r>
-        <w:rPr>
-          <w:rFonts w:ascii="Arial Narrow" w:eastAsia="Arial Narrow" w:hAnsi="Arial Narrow" w:cs="Arial Narrow"/>
-          <w:kern w:val="0"/>
-          <w:sz w:val="22"/>
-          <w:szCs w:val="22"/>
           <w:u w:val="single"/>
           <w:lang w:val="es-ES" w:eastAsia="es-ES"/>
           <w14:ligatures w14:val="none"/>
         </w:rPr>
-        <w:t xml:space="preserve">A </w:t>
-      </w:r>
+      </w:pPr>
       <w:r>
         <w:rPr>
           <w:rFonts w:ascii="Arial Narrow" w:eastAsia="Arial Narrow" w:hAnsi="Arial Narrow" w:cs="Arial Narrow"/>
@@ -4535,64 +4624,9 @@
           <w:lang w:val="es-ES" w:eastAsia="es-ES"/>
           <w14:ligatures w14:val="none"/>
         </w:rPr>
-        <w:t>Falabella Servicios Generales</w:t>
-      </w:r>
-      <w:r>
-        <w:rPr>
-          <w:rFonts w:ascii="Arial Narrow" w:eastAsia="Arial Narrow" w:hAnsi="Arial Narrow" w:cs="Arial Narrow"/>
-          <w:kern w:val="0"/>
-          <w:sz w:val="22"/>
-          <w:szCs w:val="22"/>
-          <w:lang w:val="es-ES" w:eastAsia="es-ES"/>
-          <w14:ligatures w14:val="none"/>
-        </w:rPr>
-        <w:t>:</w:t>
-      </w:r>
-      <w:r>
-        <w:rPr>
-          <w:rFonts w:ascii="Arial Narrow" w:eastAsia="Arial Narrow" w:hAnsi="Arial Narrow" w:cs="Arial Narrow"/>
-          <w:kern w:val="0"/>
-          <w:sz w:val="22"/>
-          <w:szCs w:val="22"/>
-          <w:lang w:eastAsia="es-ES"/>
-          <w14:ligatures w14:val="none"/>
-        </w:rPr>
-        <w:t xml:space="preserve"> </w:t>
-      </w:r>
-      <w:r>
-        <w:rPr>
-          <w:rFonts w:ascii="Arial Narrow" w:eastAsia="Arial Narrow" w:hAnsi="Arial Narrow" w:cs="Arial Narrow"/>
-          <w:kern w:val="0"/>
-          <w:sz w:val="22"/>
-          <w:szCs w:val="22"/>
-          <w:lang w:val="es-ES" w:eastAsia="es-ES"/>
-          <w14:ligatures w14:val="none"/>
-        </w:rPr>
-        <w:t>(i) presentar todas las comunicaciones cursadas con la parte denunciante en virtud de los hechos materia de denuncia.</w:t>
-      </w:r>
-    </w:p>
-    <w:p>
-      <w:pPr>
-        <w:pStyle w:val="Prrafodelista"/>
-        <w:spacing w:after="0" w:line="240" w:lineRule="auto"/>
-        <w:ind w:left="567"/>
-        <w:jc w:val="both"/>
-        <w:rPr>
-          <w:rFonts w:ascii="Arial Narrow" w:eastAsia="Arial Narrow" w:hAnsi="Arial Narrow" w:cs="Arial Narrow"/>
-          <w:kern w:val="0"/>
-          <w:sz w:val="22"/>
-          <w:szCs w:val="22"/>
-          <w:lang w:val="es-ES" w:eastAsia="es-ES"/>
-          <w14:ligatures w14:val="none"/>
-        </w:rPr>
-      </w:pPr>
-    </w:p>
-    <w:p>
-      <w:pPr>
-        <w:pStyle w:val="Prrafodelista"/>
-        <w:spacing w:after="0" w:line="240" w:lineRule="auto"/>
-        <w:ind w:left="567"/>
-        <w:jc w:val="both"/>
+        <w:t xml:space="preserve">A </w:t>
+      </w:r>
+      <w:r>
         <w:rPr>
           <w:rFonts w:ascii="Arial Narrow" w:eastAsia="Arial Narrow" w:hAnsi="Arial Narrow" w:cs="Arial Narrow"/>
           <w:kern w:val="0"/>
@@ -4602,30 +4636,50 @@
           <w:lang w:val="es-ES" w:eastAsia="es-ES"/>
           <w14:ligatures w14:val="none"/>
         </w:rPr>
-      </w:pPr>
-      <w:r>
-        <w:rPr>
-          <w:rFonts w:ascii="Arial Narrow" w:eastAsia="Arial Narrow" w:hAnsi="Arial Narrow" w:cs="Arial Narrow"/>
-          <w:kern w:val="0"/>
-          <w:sz w:val="22"/>
-          <w:szCs w:val="22"/>
-          <w:u w:val="single"/>
+        <w:t>Banco Falabella</w:t>
+      </w:r>
+      <w:r>
+        <w:rPr>
+          <w:rFonts w:ascii="Arial Narrow" w:eastAsia="Arial Narrow" w:hAnsi="Arial Narrow" w:cs="Arial Narrow"/>
+          <w:kern w:val="0"/>
+          <w:sz w:val="22"/>
+          <w:szCs w:val="22"/>
           <w:lang w:val="es-ES" w:eastAsia="es-ES"/>
           <w14:ligatures w14:val="none"/>
         </w:rPr>
-        <w:t xml:space="preserve">A </w:t>
-      </w:r>
-      <w:r>
-        <w:rPr>
-          <w:rFonts w:ascii="Arial Narrow" w:eastAsia="Arial Narrow" w:hAnsi="Arial Narrow" w:cs="Arial Narrow"/>
-          <w:kern w:val="0"/>
-          <w:sz w:val="22"/>
-          <w:szCs w:val="22"/>
-          <w:u w:val="single"/>
+        <w:t>:</w:t>
+      </w:r>
+      <w:r>
+        <w:rPr>
+          <w:rFonts w:ascii="Arial Narrow" w:eastAsia="Arial Narrow" w:hAnsi="Arial Narrow" w:cs="Arial Narrow"/>
+          <w:kern w:val="0"/>
+          <w:sz w:val="22"/>
+          <w:szCs w:val="22"/>
+          <w:lang w:eastAsia="es-ES"/>
+          <w14:ligatures w14:val="none"/>
+        </w:rPr>
+        <w:t xml:space="preserve"> </w:t>
+      </w:r>
+      <w:r>
+        <w:rPr>
+          <w:rFonts w:ascii="Arial Narrow" w:eastAsia="Arial Narrow" w:hAnsi="Arial Narrow" w:cs="Arial Narrow"/>
+          <w:kern w:val="0"/>
+          <w:sz w:val="22"/>
+          <w:szCs w:val="22"/>
           <w:lang w:val="es-ES" w:eastAsia="es-ES"/>
           <w14:ligatures w14:val="none"/>
         </w:rPr>
-        <w:t>Banco Falabella</w:t>
+        <w:t xml:space="preserve">(i) presentar una copia debidamente suscrita de la </w:t>
+      </w:r>
+      <w:r>
+        <w:rPr>
+          <w:rFonts w:ascii="Arial Narrow" w:eastAsia="Arial Narrow" w:hAnsi="Arial Narrow" w:cs="Arial Narrow"/>
+          <w:kern w:val="0"/>
+          <w14:ligatures w14:val="none"/>
+          <w:sz w:val="22"/>
+          <w:szCs w:val="22"/>
+        </w:rPr>
+        <w:t xml:space="preserve">Póliza 10 del Seguro documentado en la Propuesta 20001979 </w:t>
       </w:r>
       <w:r>
         <w:rPr>
@@ -4636,16 +4690,25 @@
           <w:lang w:val="es-ES" w:eastAsia="es-ES"/>
           <w14:ligatures w14:val="none"/>
         </w:rPr>
-        <w:t>:</w:t>
-      </w:r>
-      <w:r>
-        <w:rPr>
-          <w:rFonts w:ascii="Arial Narrow" w:eastAsia="Arial Narrow" w:hAnsi="Arial Narrow" w:cs="Arial Narrow"/>
-          <w:kern w:val="0"/>
-          <w:sz w:val="22"/>
-          <w:szCs w:val="22"/>
-          <w:lang w:eastAsia="es-ES"/>
-          <w14:ligatures w14:val="none"/>
+        <w:t xml:space="preserve">materia de denuncia; (ii) presentar una copia debidamente suscrita de la </w:t>
+      </w:r>
+      <w:r>
+        <w:rPr>
+          <w:rFonts w:ascii="Arial Narrow" w:eastAsia="Arial Narrow" w:hAnsi="Arial Narrow" w:cs="Arial Narrow"/>
+          <w:kern w:val="0"/>
+          <w14:ligatures w14:val="none"/>
+          <w:sz w:val="22"/>
+          <w:szCs w:val="22"/>
+        </w:rPr>
+        <w:t>la Póliza 142 del Seguro documentado en la Propuesta 20016350</w:t>
+      </w:r>
+      <w:r>
+        <w:rPr>
+          <w:rFonts w:ascii="Arial Narrow" w:eastAsia="Arial Narrow" w:hAnsi="Arial Narrow" w:cs="Arial Narrow"/>
+          <w:kern w:val="0"/>
+          <w14:ligatures w14:val="none"/>
+          <w:sz w:val="22"/>
+          <w:szCs w:val="22"/>
         </w:rPr>
         <w:t xml:space="preserve"> </w:t>
       </w:r>
@@ -4653,22 +4716,22 @@
         <w:rPr>
           <w:rFonts w:ascii="Arial Narrow" w:eastAsia="Arial Narrow" w:hAnsi="Arial Narrow" w:cs="Arial Narrow"/>
           <w:kern w:val="0"/>
+          <w14:ligatures w14:val="none"/>
+          <w:sz w:val="22"/>
+          <w:szCs w:val="22"/>
+        </w:rPr>
+        <w:t xml:space="preserve"> </w:t>
+      </w:r>
+      <w:r>
+        <w:rPr>
+          <w:rFonts w:ascii="Arial Narrow" w:eastAsia="Arial Narrow" w:hAnsi="Arial Narrow" w:cs="Arial Narrow"/>
+          <w:kern w:val="0"/>
           <w:sz w:val="22"/>
           <w:szCs w:val="22"/>
           <w:lang w:val="es-ES" w:eastAsia="es-ES"/>
           <w14:ligatures w14:val="none"/>
         </w:rPr>
-        <w:t xml:space="preserve">(i) presentar una copia debidamente suscrita de la </w:t>
-      </w:r>
-      <w:r>
-        <w:rPr>
-          <w:rFonts w:ascii="Arial Narrow" w:eastAsia="Arial Narrow" w:hAnsi="Arial Narrow" w:cs="Arial Narrow"/>
-          <w:kern w:val="0"/>
-          <w14:ligatures w14:val="none"/>
-          <w:sz w:val="22"/>
-          <w:szCs w:val="22"/>
-        </w:rPr>
-        <w:t xml:space="preserve">Póliza 10 del Seguro documentado en la Propuesta 20001979 </w:t>
+        <w:t>materia de denuncia; y, (iii) presentar todas las comunicaciones cursadas con la parte denunciante en virtud de los hechos materia de denuncia</w:t>
       </w:r>
       <w:r>
         <w:rPr>
@@ -4679,58 +4742,6 @@
           <w:lang w:val="es-ES" w:eastAsia="es-ES"/>
           <w14:ligatures w14:val="none"/>
         </w:rPr>
-        <w:t xml:space="preserve">materia de denuncia; (ii) presentar una copia debidamente suscrita de la </w:t>
-      </w:r>
-      <w:r>
-        <w:rPr>
-          <w:rFonts w:ascii="Arial Narrow" w:eastAsia="Arial Narrow" w:hAnsi="Arial Narrow" w:cs="Arial Narrow"/>
-          <w:kern w:val="0"/>
-          <w14:ligatures w14:val="none"/>
-          <w:sz w:val="22"/>
-          <w:szCs w:val="22"/>
-        </w:rPr>
-        <w:t>la Póliza 142 del Seguro documentado en la Propuesta 20016350</w:t>
-      </w:r>
-      <w:r>
-        <w:rPr>
-          <w:rFonts w:ascii="Arial Narrow" w:eastAsia="Arial Narrow" w:hAnsi="Arial Narrow" w:cs="Arial Narrow"/>
-          <w:kern w:val="0"/>
-          <w14:ligatures w14:val="none"/>
-          <w:sz w:val="22"/>
-          <w:szCs w:val="22"/>
-        </w:rPr>
-        <w:t xml:space="preserve"> </w:t>
-      </w:r>
-      <w:r>
-        <w:rPr>
-          <w:rFonts w:ascii="Arial Narrow" w:eastAsia="Arial Narrow" w:hAnsi="Arial Narrow" w:cs="Arial Narrow"/>
-          <w:kern w:val="0"/>
-          <w14:ligatures w14:val="none"/>
-          <w:sz w:val="22"/>
-          <w:szCs w:val="22"/>
-        </w:rPr>
-        <w:t xml:space="preserve"> </w:t>
-      </w:r>
-      <w:r>
-        <w:rPr>
-          <w:rFonts w:ascii="Arial Narrow" w:eastAsia="Arial Narrow" w:hAnsi="Arial Narrow" w:cs="Arial Narrow"/>
-          <w:kern w:val="0"/>
-          <w:sz w:val="22"/>
-          <w:szCs w:val="22"/>
-          <w:lang w:val="es-ES" w:eastAsia="es-ES"/>
-          <w14:ligatures w14:val="none"/>
-        </w:rPr>
-        <w:t>materia de denuncia; y, (iii) presentar todas las comunicaciones cursadas con la parte denunciante en virtud de los hechos materia de denuncia</w:t>
-      </w:r>
-      <w:r>
-        <w:rPr>
-          <w:rFonts w:ascii="Arial Narrow" w:eastAsia="Arial Narrow" w:hAnsi="Arial Narrow" w:cs="Arial Narrow"/>
-          <w:kern w:val="0"/>
-          <w:sz w:val="22"/>
-          <w:szCs w:val="22"/>
-          <w:lang w:val="es-ES" w:eastAsia="es-ES"/>
-          <w14:ligatures w14:val="none"/>
-        </w:rPr>
         <w:t>.</w:t>
       </w:r>
     </w:p>
@@ -4738,7 +4749,7 @@
     <w:p>
       <w:pPr>
         <w:pStyle w:val="Prrafodelista"/>
-        <w:spacing w:after="0" w:line="240" w:lineRule="auto"/>
+        <w:spacing w:before="0" w:after="0" w:line="240" w:lineRule="auto"/>
         <w:ind w:left="567"/>
         <w:jc w:val="both"/>
         <w:rPr>
@@ -4803,11 +4814,26 @@
     </w:p>
     <w:p>
       <w:pPr>
+        <w:spacing w:before="0" w:after="0" w:line="240" w:lineRule="auto"/>
+        <w:jc w:val="both"/>
+        <w:rPr>
+          <w:rFonts w:ascii="Arial Narrow" w:eastAsia="Arial Narrow" w:hAnsi="Arial Narrow" w:cs="Arial Narrow"/>
+          <w:b/>
+          <w:color w:val="000000"/>
+          <w:kern w:val="0"/>
+          <w:sz w:val="22"/>
+          <w:szCs w:val="22"/>
+          <w:lang w:eastAsia="es-PE"/>
+          <w14:ligatures w14:val="none"/>
+        </w:rPr>
+      </w:pPr>
+    </w:p>
+    <w:p>
+      <w:pPr>
         <w:spacing w:after="0" w:line="240" w:lineRule="auto"/>
         <w:jc w:val="both"/>
         <w:rPr>
           <w:rFonts w:ascii="Arial Narrow" w:eastAsia="Arial Narrow" w:hAnsi="Arial Narrow" w:cs="Arial Narrow"/>
-          <w:b/>
           <w:color w:val="000000"/>
           <w:kern w:val="0"/>
           <w:sz w:val="22"/>
@@ -4816,21 +4842,6 @@
           <w14:ligatures w14:val="none"/>
         </w:rPr>
       </w:pPr>
-    </w:p>
-    <w:p>
-      <w:pPr>
-        <w:spacing w:after="0" w:line="240" w:lineRule="auto"/>
-        <w:jc w:val="both"/>
-        <w:rPr>
-          <w:rFonts w:ascii="Arial Narrow" w:eastAsia="Arial Narrow" w:hAnsi="Arial Narrow" w:cs="Arial Narrow"/>
-          <w:color w:val="000000"/>
-          <w:kern w:val="0"/>
-          <w:sz w:val="22"/>
-          <w:szCs w:val="22"/>
-          <w:lang w:eastAsia="es-PE"/>
-          <w14:ligatures w14:val="none"/>
-        </w:rPr>
-      </w:pPr>
       <w:r>
         <w:rPr>
           <w:rFonts w:ascii="Arial Narrow" w:eastAsia="Arial Narrow" w:hAnsi="Arial Narrow" w:cs="Arial Narrow"/>
@@ -4962,7 +4973,7 @@
     <w:p>
       <w:pPr>
         <w:pStyle w:val="Prrafodelista"/>
-        <w:spacing w:after="0" w:line="240" w:lineRule="auto"/>
+        <w:spacing w:before="0" w:after="0" w:line="240" w:lineRule="auto"/>
         <w:ind w:left="567"/>
         <w:jc w:val="both"/>
         <w:rPr>
@@ -5150,7 +5161,7 @@
     <w:p>
       <w:pPr>
         <w:pStyle w:val="Prrafodelista"/>
-        <w:spacing w:after="0" w:line="240" w:lineRule="auto"/>
+        <w:spacing w:before="0" w:after="0" w:line="240" w:lineRule="auto"/>
         <w:ind w:left="567"/>
         <w:jc w:val="both"/>
         <w:rPr>
@@ -5367,7 +5378,7 @@
     </w:p>
     <w:p>
       <w:pPr>
-        <w:spacing w:after="0" w:line="240" w:lineRule="auto"/>
+        <w:spacing w:before="0" w:after="0" w:line="240" w:lineRule="auto"/>
         <w:jc w:val="both"/>
         <w:rPr>
           <w:rFonts w:ascii="Arial Narrow" w:eastAsia="Arial Narrow" w:hAnsi="Arial Narrow" w:cs="Arial Narrow"/>
@@ -5513,7 +5524,7 @@
     </w:p>
     <w:p>
       <w:pPr>
-        <w:spacing w:after="0" w:line="240" w:lineRule="auto"/>
+        <w:spacing w:before="0" w:after="0" w:line="240" w:lineRule="auto"/>
         <w:jc w:val="both"/>
         <w:rPr>
           <w:rFonts w:ascii="Arial Narrow" w:eastAsia="Arial Narrow" w:hAnsi="Arial Narrow" w:cs="Arial Narrow"/>
@@ -5680,7 +5691,7 @@
     <w:p>
       <w:pPr>
         <w:pStyle w:val="Prrafodelista"/>
-        <w:spacing w:after="0" w:line="240" w:lineRule="auto"/>
+        <w:spacing w:before="0" w:after="0" w:line="240" w:lineRule="auto"/>
         <w:ind w:left="567"/>
         <w:jc w:val="both"/>
         <w:rPr>
@@ -5817,7 +5828,7 @@
     <w:p>
       <w:pPr>
         <w:pStyle w:val="Prrafodelista"/>
-        <w:spacing w:after="0" w:line="240" w:lineRule="auto"/>
+        <w:spacing w:before="0" w:after="0" w:line="240" w:lineRule="auto"/>
         <w:ind w:left="567"/>
         <w:jc w:val="both"/>
         <w:rPr>
@@ -5945,7 +5956,7 @@
     <w:p>
       <w:pPr>
         <w:pStyle w:val="Prrafodelista"/>
-        <w:spacing w:after="0" w:line="240" w:lineRule="auto"/>
+        <w:spacing w:before="0" w:after="0" w:line="240" w:lineRule="auto"/>
         <w:ind w:left="567"/>
         <w:jc w:val="both"/>
         <w:rPr>
@@ -6032,7 +6043,7 @@
     <w:p>
       <w:pPr>
         <w:pStyle w:val="Prrafodelista"/>
-        <w:spacing w:after="0" w:line="240" w:lineRule="auto"/>
+        <w:spacing w:before="0" w:after="0" w:line="240" w:lineRule="auto"/>
         <w:ind w:left="567"/>
         <w:jc w:val="both"/>
         <w:rPr>
@@ -6119,7 +6130,7 @@
     <w:p>
       <w:pPr>
         <w:pStyle w:val="Prrafodelista"/>
-        <w:spacing w:after="0" w:line="240" w:lineRule="auto"/>
+        <w:spacing w:before="0" w:after="0" w:line="240" w:lineRule="auto"/>
         <w:ind w:left="567"/>
         <w:jc w:val="both"/>
         <w:rPr>
@@ -6267,7 +6278,7 @@
     <w:p>
       <w:pPr>
         <w:pStyle w:val="Prrafodelista"/>
-        <w:spacing w:after="0" w:line="240" w:lineRule="auto"/>
+        <w:spacing w:before="0" w:after="0" w:line="240" w:lineRule="auto"/>
         <w:ind w:left="567"/>
         <w:jc w:val="both"/>
         <w:rPr>
@@ -6394,7 +6405,7 @@
     <w:p>
       <w:pPr>
         <w:pStyle w:val="Prrafodelista"/>
-        <w:spacing w:after="0" w:line="240" w:lineRule="auto"/>
+        <w:spacing w:before="0" w:after="0" w:line="240" w:lineRule="auto"/>
         <w:ind w:left="567"/>
         <w:jc w:val="both"/>
         <w:rPr>
@@ -6521,7 +6532,7 @@
     </w:p>
     <w:p>
       <w:pPr>
-        <w:spacing w:after="0" w:line="240" w:lineRule="auto"/>
+        <w:spacing w:before="0" w:after="0" w:line="240" w:lineRule="auto"/>
         <w:jc w:val="both"/>
         <w:rPr>
           <w:rFonts w:ascii="Arial Narrow" w:eastAsia="Arial Narrow" w:hAnsi="Arial Narrow" w:cs="Arial Narrow"/>
@@ -6583,8 +6594,23 @@
     </w:p>
     <w:p>
       <w:pPr>
+        <w:spacing w:before="0" w:after="0" w:line="240" w:lineRule="auto"/>
+        <w:contextualSpacing/>
+        <w:jc w:val="both"/>
+        <w:rPr>
+          <w:rFonts w:ascii="Arial Narrow" w:eastAsia="Arial Narrow" w:hAnsi="Arial Narrow" w:cs="Arial Narrow"/>
+          <w:color w:val="000000"/>
+          <w:kern w:val="0"/>
+          <w:sz w:val="22"/>
+          <w:szCs w:val="22"/>
+          <w:lang w:eastAsia="es-PE"/>
+          <w14:ligatures w14:val="none"/>
+        </w:rPr>
+      </w:pPr>
+    </w:p>
+    <w:p>
+      <w:pPr>
         <w:spacing w:after="0" w:line="240" w:lineRule="auto"/>
-        <w:contextualSpacing/>
         <w:jc w:val="both"/>
         <w:rPr>
           <w:rFonts w:ascii="Arial Narrow" w:eastAsia="Arial Narrow" w:hAnsi="Arial Narrow" w:cs="Arial Narrow"/>
@@ -6596,21 +6622,6 @@
           <w14:ligatures w14:val="none"/>
         </w:rPr>
       </w:pPr>
-    </w:p>
-    <w:p>
-      <w:pPr>
-        <w:spacing w:after="0" w:line="240" w:lineRule="auto"/>
-        <w:jc w:val="both"/>
-        <w:rPr>
-          <w:rFonts w:ascii="Arial Narrow" w:eastAsia="Arial Narrow" w:hAnsi="Arial Narrow" w:cs="Arial Narrow"/>
-          <w:color w:val="000000"/>
-          <w:kern w:val="0"/>
-          <w:sz w:val="22"/>
-          <w:szCs w:val="22"/>
-          <w:lang w:eastAsia="es-PE"/>
-          <w14:ligatures w14:val="none"/>
-        </w:rPr>
-      </w:pPr>
       <w:r>
         <w:rPr>
           <w:rFonts w:ascii="Arial Narrow" w:eastAsia="Arial Narrow" w:hAnsi="Arial Narrow" w:cs="Arial Narrow"/>
@@ -6696,7 +6707,7 @@
     </w:p>
     <w:p>
       <w:pPr>
-        <w:spacing w:after="0" w:line="240" w:lineRule="auto"/>
+        <w:spacing w:before="0" w:after="0" w:line="240" w:lineRule="auto"/>
         <w:jc w:val="both"/>
         <w:rPr>
           <w:rFonts w:ascii="Arial Narrow" w:eastAsia="Arial Narrow" w:hAnsi="Arial Narrow" w:cs="Arial Narrow"/>
@@ -6951,7 +6962,7 @@
     </w:p>
     <w:p>
       <w:pPr>
-        <w:spacing w:after="0" w:line="240" w:lineRule="auto"/>
+        <w:spacing w:before="0" w:after="0" w:line="240" w:lineRule="auto"/>
         <w:ind w:left="567"/>
         <w:jc w:val="both"/>
         <w:rPr>
@@ -7046,6 +7057,21 @@
     </w:p>
     <w:p>
       <w:pPr>
+        <w:spacing w:before="0" w:after="0" w:line="240" w:lineRule="auto"/>
+        <w:jc w:val="both"/>
+        <w:rPr>
+          <w:rFonts w:ascii="Arial Narrow" w:eastAsia="Arial Narrow" w:hAnsi="Arial Narrow" w:cs="Arial Narrow"/>
+          <w:color w:val="000000"/>
+          <w:kern w:val="0"/>
+          <w:sz w:val="22"/>
+          <w:szCs w:val="22"/>
+          <w:lang w:eastAsia="es-PE"/>
+          <w14:ligatures w14:val="none"/>
+        </w:rPr>
+      </w:pPr>
+    </w:p>
+    <w:p>
+      <w:pPr>
         <w:spacing w:after="0" w:line="240" w:lineRule="auto"/>
         <w:jc w:val="both"/>
         <w:rPr>
@@ -7054,9 +7080,166 @@
           <w:kern w:val="0"/>
           <w:sz w:val="22"/>
           <w:szCs w:val="22"/>
+          <w:lang w:val="es-ES" w:eastAsia="es-ES"/>
+          <w14:ligatures w14:val="none"/>
+        </w:rPr>
+      </w:pPr>
+      <w:r>
+        <w:rPr>
+          <w:rFonts w:ascii="Arial Narrow" w:eastAsia="Arial Narrow" w:hAnsi="Arial Narrow" w:cs="Arial Narrow"/>
+          <w:b/>
+          <w:color w:val="000000"/>
+          <w:kern w:val="0"/>
+          <w:sz w:val="22"/>
+          <w:szCs w:val="22"/>
           <w:lang w:eastAsia="es-PE"/>
           <w14:ligatures w14:val="none"/>
         </w:rPr>
+        <w:t xml:space="preserve">QUINTO:</w:t>
+      </w:r>
+      <w:r>
+        <w:rPr>
+          <w:rFonts w:ascii="Arial Narrow" w:eastAsia="Arial Narrow" w:hAnsi="Arial Narrow" w:cs="Arial Narrow"/>
+          <w:color w:val="000000"/>
+          <w:kern w:val="0"/>
+          <w:sz w:val="22"/>
+          <w:szCs w:val="22"/>
+          <w:lang w:eastAsia="es-PE"/>
+          <w14:ligatures w14:val="none"/>
+        </w:rPr>
+        <w:t xml:space="preserve"> </w:t>
+      </w:r>
+      <w:bookmarkStart w:id="12" w:name="_Hlk188286813"/>
+      <w:r>
+        <w:rPr>
+          <w:rFonts w:ascii="Arial Narrow" w:eastAsia="Arial Narrow" w:hAnsi="Arial Narrow" w:cs="Arial Narrow"/>
+          <w:color w:val="000000"/>
+          <w:kern w:val="0"/>
+          <w:sz w:val="22"/>
+          <w:szCs w:val="22"/>
+          <w:lang w:eastAsia="es-ES"/>
+          <w14:ligatures w14:val="none"/>
+        </w:rPr>
+        <w:t xml:space="preserve">requerir </w:t>
+      </w:r>
+      <w:r>
+        <w:rPr>
+          <w:rFonts w:ascii="Arial Narrow" w:eastAsia="Arial Narrow" w:hAnsi="Arial Narrow" w:cs="Arial Narrow"/>
+          <w:color w:val="000000"/>
+          <w:kern w:val="0"/>
+          <w:sz w:val="22"/>
+          <w:szCs w:val="22"/>
+          <w:lang w:val="es-ES" w:eastAsia="es-ES"/>
+          <w14:ligatures w14:val="none"/>
+        </w:rPr>
+        <w:t xml:space="preserve">que, en un </w:t>
+      </w:r>
+      <w:r>
+        <w:rPr>
+          <w:rFonts w:ascii="Arial Narrow" w:eastAsia="Arial Narrow" w:hAnsi="Arial Narrow" w:cs="Arial Narrow"/>
+          <w:color w:val="000000"/>
+          <w:kern w:val="0"/>
+          <w:sz w:val="22"/>
+          <w:szCs w:val="22"/>
+          <w:lang w:eastAsia="es-ES"/>
+          <w14:ligatures w14:val="none"/>
+        </w:rPr>
+        <w:t>plazo no mayor de cinco (5) días hábiles contado a partir del día siguiente de la notificación de la presente resolución</w:t>
+      </w:r>
+      <w:bookmarkEnd w:id="12"/>
+      <w:r>
+        <w:rPr>
+          <w:rFonts w:ascii="Arial Narrow" w:eastAsia="Arial Narrow" w:hAnsi="Arial Narrow" w:cs="Arial Narrow"/>
+          <w:color w:val="000000"/>
+          <w:kern w:val="0"/>
+          <w:sz w:val="22"/>
+          <w:szCs w:val="22"/>
+          <w:lang w:eastAsia="es-ES"/>
+          <w14:ligatures w14:val="none"/>
+        </w:rPr>
+        <w:t xml:space="preserve">, </w:t>
+      </w:r>
+      <w:bookmarkStart w:id="13" w:name="_Hlk188286828"/>
+      <w:r>
+        <w:rPr>
+          <w:rFonts w:ascii="Arial Narrow" w:eastAsia="Arial Narrow" w:hAnsi="Arial Narrow" w:cs="Arial Narrow"/>
+          <w:color w:val="000000"/>
+          <w:sz w:val="22"/>
+          <w:szCs w:val="22"/>
+        </w:rPr>
+        <w:t>Pacifico Compañia de Seguros y Reaseguros S.A</w:t>
+      </w:r>
+      <w:r>
+        <w:rPr>
+          <w:rFonts w:ascii="Arial Narrow" w:eastAsia="Arial Narrow" w:hAnsi="Arial Narrow" w:cs="Arial Narrow"/>
+          <w:sz w:val="22"/>
+          <w:szCs w:val="22"/>
+        </w:rPr>
+        <w:t>.</w:t>
+      </w:r>
+      <w:r>
+        <w:rPr>
+          <w:rFonts w:ascii="Arial Narrow" w:eastAsia="Arial Narrow" w:hAnsi="Arial Narrow" w:cs="Arial Narrow"/>
+          <w:color w:val="000000"/>
+          <w:kern w:val="0"/>
+          <w:sz w:val="22"/>
+          <w:szCs w:val="22"/>
+          <w:lang w:eastAsia="es-ES"/>
+          <w14:ligatures w14:val="none"/>
+        </w:rPr>
+        <w:t xml:space="preserve">, </w:t>
+      </w:r>
+      <w:bookmarkEnd w:id="13"/>
+      <w:r>
+        <w:rPr>
+          <w:rFonts w:ascii="Arial Narrow" w:eastAsia="Arial Narrow" w:hAnsi="Arial Narrow" w:cs="Arial Narrow"/>
+          <w:color w:val="000000"/>
+          <w:kern w:val="0"/>
+          <w:sz w:val="22"/>
+          <w:szCs w:val="22"/>
+          <w:lang w:val="es-ES" w:eastAsia="es-ES"/>
+          <w14:ligatures w14:val="none"/>
+        </w:rPr>
+        <w:t xml:space="preserve">cumpla con: </w:t>
+      </w:r>
+      <w:r>
+        <w:rPr>
+          <w:rFonts w:ascii="Arial Narrow" w:eastAsia="Arial Narrow" w:hAnsi="Arial Narrow" w:cs="Arial Narrow"/>
+          <w:color w:val="000000"/>
+          <w:kern w:val="0"/>
+          <w:sz w:val="22"/>
+          <w:szCs w:val="22"/>
+          <w:lang w:val="es-ES" w:eastAsia="es-ES"/>
+          <w14:ligatures w14:val="none"/>
+        </w:rPr>
+        <w:t>(i) presentar una copia debidamente suscrita de la Póliza 10 del Seguro documentado en la Propuesta 20001979 materia de denuncia; (ii) presentar una copia debidamente suscrita de la Póliza 142 del Seguro documentado en la Propuesta 20016350 materia de denuncia; y, (iii) presentar todas las comunicaciones cursadas con la parte denunciante en virtud de los hechos materia de denuncia</w:t>
+      </w:r>
+      <w:r>
+        <w:rPr>
+          <w:rFonts w:ascii="Arial Narrow" w:eastAsia="Arial Narrow" w:hAnsi="Arial Narrow" w:cs="Arial Narrow"/>
+          <w:color w:val="000000"/>
+          <w:kern w:val="0"/>
+          <w:sz w:val="22"/>
+          <w:szCs w:val="22"/>
+          <w:lang w:val="es-ES" w:eastAsia="es-ES"/>
+          <w14:ligatures w14:val="none"/>
+        </w:rPr>
+        <w:t>.</w:t>
+      </w:r>
+    </w:p>
+    <w:p>
+      <w:pPr>
+        <w:spacing w:before="0" w:after="0" w:line="240" w:lineRule="auto"/>
+        <w:jc w:val="both"/>
+        <w:rPr>
+          <w:rFonts w:ascii="Arial Narrow" w:eastAsia="Arial Narrow" w:hAnsi="Arial Narrow" w:cs="Arial Narrow"/>
+          <w:color w:val="000000"/>
+          <w:kern w:val="0"/>
+          <w:sz w:val="22"/>
+          <w:szCs w:val="22"/>
+          <w:lang w:val="es-ES" w:eastAsia="es-ES"/>
+          <w14:ligatures w14:val="none"/>
+        </w:rPr>
       </w:pPr>
     </w:p>
     <w:p>
@@ -7084,7 +7267,7 @@
           <w:lang w:eastAsia="es-PE"/>
           <w14:ligatures w14:val="none"/>
         </w:rPr>
-        <w:t xml:space="preserve">QUINTO:</w:t>
+        <w:t xml:space="preserve">SEXTO:</w:t>
       </w:r>
       <w:r>
         <w:rPr>
@@ -7098,7 +7281,6 @@
         </w:rPr>
         <w:t xml:space="preserve"> </w:t>
       </w:r>
-      <w:bookmarkStart w:id="12" w:name="_Hlk188286813"/>
       <w:r>
         <w:rPr>
           <w:rFonts w:ascii="Arial Narrow" w:eastAsia="Arial Narrow" w:hAnsi="Arial Narrow" w:cs="Arial Narrow"/>
@@ -7133,9 +7315,17 @@
           <w:lang w:eastAsia="es-ES"/>
           <w14:ligatures w14:val="none"/>
         </w:rPr>
-        <w:t>plazo no mayor de cinco (5) días hábiles contado a partir del día siguiente de la notificación de la presente resolución</w:t>
-      </w:r>
-      <w:bookmarkEnd w:id="12"/>
+        <w:t xml:space="preserve">plazo no mayor de cinco (5) días hábiles contado a partir del día siguiente de la notificación de la presente resolución, </w:t>
+      </w:r>
+      <w:r>
+        <w:rPr>
+          <w:rFonts w:ascii="Arial Narrow" w:eastAsia="Arial Narrow" w:hAnsi="Arial Narrow" w:cs="Arial Narrow"/>
+          <w:color w:val="000000"/>
+          <w:sz w:val="22"/>
+          <w:szCs w:val="22"/>
+        </w:rPr>
+        <w:t>Corredores de Seguros Falabella S.A.C.</w:t>
+      </w:r>
       <w:r>
         <w:rPr>
           <w:rFonts w:ascii="Arial Narrow" w:eastAsia="Arial Narrow" w:hAnsi="Arial Narrow" w:cs="Arial Narrow"/>
@@ -7148,24 +7338,110 @@
         </w:rPr>
         <w:t xml:space="preserve">, </w:t>
       </w:r>
-      <w:bookmarkStart w:id="13" w:name="_Hlk188286828"/>
-      <w:r>
-        <w:rPr>
-          <w:rFonts w:ascii="Arial Narrow" w:eastAsia="Arial Narrow" w:hAnsi="Arial Narrow" w:cs="Arial Narrow"/>
-          <w:color w:val="000000"/>
-          <w:sz w:val="22"/>
-          <w:szCs w:val="22"/>
-        </w:rPr>
-        <w:t>Pacifico Compañia de Seguros y Reaseguros S.A</w:t>
-      </w:r>
-      <w:r>
-        <w:rPr>
-          <w:rFonts w:ascii="Arial Narrow" w:eastAsia="Arial Narrow" w:hAnsi="Arial Narrow" w:cs="Arial Narrow"/>
-          <w:sz w:val="22"/>
-          <w:szCs w:val="22"/>
+      <w:r>
+        <w:rPr>
+          <w:rFonts w:ascii="Arial Narrow" w:eastAsia="Arial Narrow" w:hAnsi="Arial Narrow" w:cs="Arial Narrow"/>
+          <w:color w:val="000000"/>
+          <w:kern w:val="0"/>
+          <w:sz w:val="22"/>
+          <w:szCs w:val="22"/>
+          <w:lang w:val="es-ES" w:eastAsia="es-ES"/>
+          <w14:ligatures w14:val="none"/>
+        </w:rPr>
+        <w:t xml:space="preserve">cumpla con: </w:t>
+      </w:r>
+      <w:r>
+        <w:rPr>
+          <w:rFonts w:ascii="Arial Narrow" w:eastAsia="Arial Narrow" w:hAnsi="Arial Narrow" w:cs="Arial Narrow"/>
+          <w:color w:val="000000"/>
+          <w:kern w:val="0"/>
+          <w:sz w:val="22"/>
+          <w:szCs w:val="22"/>
+          <w:lang w:val="es-ES" w:eastAsia="es-ES"/>
+          <w14:ligatures w14:val="none"/>
+        </w:rPr>
+        <w:t>(i) presentar todas las comunicaciones cursadas con la parte denunciante en virtud de los hechos materia de denuncia</w:t>
+      </w:r>
+      <w:r>
+        <w:rPr>
+          <w:rFonts w:ascii="Arial Narrow" w:eastAsia="Arial Narrow" w:hAnsi="Arial Narrow" w:cs="Arial Narrow"/>
+          <w:color w:val="000000"/>
+          <w:kern w:val="0"/>
+          <w:sz w:val="22"/>
+          <w:szCs w:val="22"/>
+          <w:lang w:val="es-ES" w:eastAsia="es-ES"/>
+          <w14:ligatures w14:val="none"/>
         </w:rPr>
         <w:t>.</w:t>
       </w:r>
+    </w:p>
+    <w:p>
+      <w:pPr>
+        <w:spacing w:before="0" w:after="0" w:line="240" w:lineRule="auto"/>
+        <w:jc w:val="both"/>
+        <w:rPr>
+          <w:rFonts w:ascii="Arial Narrow" w:eastAsia="Arial Narrow" w:hAnsi="Arial Narrow" w:cs="Arial Narrow"/>
+          <w:color w:val="000000"/>
+          <w:kern w:val="0"/>
+          <w:sz w:val="22"/>
+          <w:szCs w:val="22"/>
+          <w:lang w:val="es-ES" w:eastAsia="es-ES"/>
+          <w14:ligatures w14:val="none"/>
+        </w:rPr>
+      </w:pPr>
+    </w:p>
+    <w:p>
+      <w:pPr>
+        <w:spacing w:after="0" w:line="240" w:lineRule="auto"/>
+        <w:jc w:val="both"/>
+        <w:rPr>
+          <w:rFonts w:ascii="Arial Narrow" w:eastAsia="Arial Narrow" w:hAnsi="Arial Narrow" w:cs="Arial Narrow"/>
+          <w:color w:val="000000"/>
+          <w:kern w:val="0"/>
+          <w:sz w:val="22"/>
+          <w:szCs w:val="22"/>
+          <w:lang w:val="es-ES" w:eastAsia="es-ES"/>
+          <w14:ligatures w14:val="none"/>
+        </w:rPr>
+      </w:pPr>
+      <w:r>
+        <w:rPr>
+          <w:rFonts w:ascii="Arial Narrow" w:eastAsia="Arial Narrow" w:hAnsi="Arial Narrow" w:cs="Arial Narrow"/>
+          <w:b/>
+          <w:color w:val="000000"/>
+          <w:kern w:val="0"/>
+          <w:sz w:val="22"/>
+          <w:szCs w:val="22"/>
+          <w:lang w:eastAsia="es-PE"/>
+          <w14:ligatures w14:val="none"/>
+        </w:rPr>
+        <w:t>SÉTIMO</w:t>
+      </w:r>
+      <w:r>
+        <w:rPr>
+          <w:rFonts w:ascii="Arial Narrow" w:eastAsia="Arial Narrow" w:hAnsi="Arial Narrow" w:cs="Arial Narrow"/>
+          <w:b/>
+          <w:color w:val="000000"/>
+          <w:kern w:val="0"/>
+          <w:sz w:val="22"/>
+          <w:szCs w:val="22"/>
+          <w:lang w:eastAsia="es-PE"/>
+          <w14:ligatures w14:val="none"/>
+        </w:rPr>
+        <w:t xml:space="preserve">:</w:t>
+      </w:r>
+      <w:r>
+        <w:rPr>
+          <w:rFonts w:ascii="Arial Narrow" w:eastAsia="Arial Narrow" w:hAnsi="Arial Narrow" w:cs="Arial Narrow"/>
+          <w:color w:val="000000"/>
+          <w:kern w:val="0"/>
+          <w:sz w:val="22"/>
+          <w:szCs w:val="22"/>
+          <w:lang w:eastAsia="es-PE"/>
+          <w14:ligatures w14:val="none"/>
+        </w:rPr>
+        <w:t xml:space="preserve"> </w:t>
+      </w:r>
       <w:r>
         <w:rPr>
           <w:rFonts w:ascii="Arial Narrow" w:eastAsia="Arial Narrow" w:hAnsi="Arial Narrow" w:cs="Arial Narrow"/>
@@ -7176,9 +7452,53 @@
           <w:lang w:eastAsia="es-ES"/>
           <w14:ligatures w14:val="none"/>
         </w:rPr>
+        <w:t xml:space="preserve">requerir </w:t>
+      </w:r>
+      <w:r>
+        <w:rPr>
+          <w:rFonts w:ascii="Arial Narrow" w:eastAsia="Arial Narrow" w:hAnsi="Arial Narrow" w:cs="Arial Narrow"/>
+          <w:color w:val="000000"/>
+          <w:kern w:val="0"/>
+          <w:sz w:val="22"/>
+          <w:szCs w:val="22"/>
+          <w:lang w:val="es-ES" w:eastAsia="es-ES"/>
+          <w14:ligatures w14:val="none"/>
+        </w:rPr>
+        <w:t xml:space="preserve">que, en un </w:t>
+      </w:r>
+      <w:r>
+        <w:rPr>
+          <w:rFonts w:ascii="Arial Narrow" w:eastAsia="Arial Narrow" w:hAnsi="Arial Narrow" w:cs="Arial Narrow"/>
+          <w:color w:val="000000"/>
+          <w:kern w:val="0"/>
+          <w:sz w:val="22"/>
+          <w:szCs w:val="22"/>
+          <w:lang w:eastAsia="es-ES"/>
+          <w14:ligatures w14:val="none"/>
+        </w:rPr>
+        <w:t xml:space="preserve">plazo no mayor de cinco (5) días hábiles contado a partir del día siguiente de la notificación de la presente resolución, </w:t>
+      </w:r>
+      <w:r>
+        <w:rPr>
+          <w:rFonts w:ascii="Arial Narrow" w:eastAsia="Arial Narrow" w:hAnsi="Arial Narrow" w:cs="Arial Narrow"/>
+          <w:color w:val="000000"/>
+          <w:sz w:val="22"/>
+          <w:szCs w:val="22"/>
+        </w:rPr>
+        <w:t>Falabella Servicios Generales S.A.C.</w:t>
+      </w:r>
+      <w:r>
+        <w:rPr>
+          <w:rFonts w:ascii="Arial Narrow" w:eastAsia="Arial Narrow" w:hAnsi="Arial Narrow" w:cs="Arial Narrow"/>
+          <w:color w:val="000000"/>
+          <w:kern w:val="0"/>
+          <w:sz w:val="22"/>
+          <w:szCs w:val="22"/>
+          <w:lang w:eastAsia="es-ES"/>
+          <w14:ligatures w14:val="none"/>
+        </w:rPr>
         <w:t xml:space="preserve">, </w:t>
       </w:r>
-      <w:bookmarkEnd w:id="13"/>
       <w:r>
         <w:rPr>
           <w:rFonts w:ascii="Arial Narrow" w:eastAsia="Arial Narrow" w:hAnsi="Arial Narrow" w:cs="Arial Narrow"/>
@@ -7201,7 +7521,7 @@
           <w:lang w:val="es-ES" w:eastAsia="es-ES"/>
           <w14:ligatures w14:val="none"/>
         </w:rPr>
-        <w:t>(i) presentar una copia debidamente suscrita de la Póliza 10 del Seguro documentado en la Propuesta 20001979 materia de denuncia; (ii) presentar una copia debidamente suscrita de la Póliza 142 del Seguro documentado en la Propuesta 20016350 materia de denuncia; y, (iii) presentar todas las comunicaciones cursadas con la parte denunciante en virtud de los hechos materia de denuncia</w:t>
+        <w:t>(i) presentar todas las comunicaciones cursadas con la parte denunciante en virtud de los hechos materia de denuncia</w:t>
       </w:r>
       <w:r>
         <w:rPr>
@@ -7218,6 +7538,21 @@
     </w:p>
     <w:p>
       <w:pPr>
+        <w:spacing w:before="0" w:after="0" w:line="240" w:lineRule="auto"/>
+        <w:jc w:val="both"/>
+        <w:rPr>
+          <w:rFonts w:ascii="Arial Narrow" w:eastAsia="Arial Narrow" w:hAnsi="Arial Narrow" w:cs="Arial Narrow"/>
+          <w:color w:val="000000"/>
+          <w:kern w:val="0"/>
+          <w:sz w:val="22"/>
+          <w:szCs w:val="22"/>
+          <w:lang w:val="es-ES" w:eastAsia="es-ES"/>
+          <w14:ligatures w14:val="none"/>
+        </w:rPr>
+      </w:pPr>
+    </w:p>
+    <w:p>
+      <w:pPr>
         <w:spacing w:after="0" w:line="240" w:lineRule="auto"/>
         <w:jc w:val="both"/>
         <w:rPr>
@@ -7230,11 +7565,57 @@
           <w14:ligatures w14:val="none"/>
         </w:rPr>
       </w:pPr>
-    </w:p>
-    <w:p>
-      <w:pPr>
-        <w:spacing w:after="0" w:line="240" w:lineRule="auto"/>
-        <w:jc w:val="both"/>
+      <w:r>
+        <w:rPr>
+          <w:rFonts w:ascii="Arial Narrow" w:eastAsia="Arial Narrow" w:hAnsi="Arial Narrow" w:cs="Arial Narrow"/>
+          <w:b/>
+          <w:color w:val="000000"/>
+          <w:kern w:val="0"/>
+          <w:sz w:val="22"/>
+          <w:szCs w:val="22"/>
+          <w:lang w:eastAsia="es-PE"/>
+          <w14:ligatures w14:val="none"/>
+        </w:rPr>
+        <w:t>OCTAVO</w:t>
+      </w:r>
+      <w:r>
+        <w:rPr>
+          <w:rFonts w:ascii="Arial Narrow" w:eastAsia="Arial Narrow" w:hAnsi="Arial Narrow" w:cs="Arial Narrow"/>
+          <w:b/>
+          <w:color w:val="000000"/>
+          <w:kern w:val="0"/>
+          <w:sz w:val="22"/>
+          <w:szCs w:val="22"/>
+          <w:lang w:eastAsia="es-PE"/>
+          <w14:ligatures w14:val="none"/>
+        </w:rPr>
+        <w:t xml:space="preserve">:</w:t>
+      </w:r>
+      <w:r>
+        <w:rPr>
+          <w:rFonts w:ascii="Arial Narrow" w:eastAsia="Arial Narrow" w:hAnsi="Arial Narrow" w:cs="Arial Narrow"/>
+          <w:color w:val="000000"/>
+          <w:kern w:val="0"/>
+          <w:sz w:val="22"/>
+          <w:szCs w:val="22"/>
+          <w:lang w:eastAsia="es-PE"/>
+          <w14:ligatures w14:val="none"/>
+        </w:rPr>
+        <w:t xml:space="preserve"> </w:t>
+      </w:r>
+      <w:r>
+        <w:rPr>
+          <w:rFonts w:ascii="Arial Narrow" w:eastAsia="Arial Narrow" w:hAnsi="Arial Narrow" w:cs="Arial Narrow"/>
+          <w:color w:val="000000"/>
+          <w:kern w:val="0"/>
+          <w:sz w:val="22"/>
+          <w:szCs w:val="22"/>
+          <w:lang w:eastAsia="es-ES"/>
+          <w14:ligatures w14:val="none"/>
+        </w:rPr>
+        <w:t xml:space="preserve">requerir </w:t>
+      </w:r>
+      <w:r>
         <w:rPr>
           <w:rFonts w:ascii="Arial Narrow" w:eastAsia="Arial Narrow" w:hAnsi="Arial Narrow" w:cs="Arial Narrow"/>
           <w:color w:val="000000"/>
@@ -7244,31 +7625,7 @@
           <w:lang w:val="es-ES" w:eastAsia="es-ES"/>
           <w14:ligatures w14:val="none"/>
         </w:rPr>
-      </w:pPr>
-      <w:r>
-        <w:rPr>
-          <w:rFonts w:ascii="Arial Narrow" w:eastAsia="Arial Narrow" w:hAnsi="Arial Narrow" w:cs="Arial Narrow"/>
-          <w:b/>
-          <w:color w:val="000000"/>
-          <w:kern w:val="0"/>
-          <w:sz w:val="22"/>
-          <w:szCs w:val="22"/>
-          <w:lang w:eastAsia="es-PE"/>
-          <w14:ligatures w14:val="none"/>
-        </w:rPr>
-        <w:t xml:space="preserve">SEXTO:</w:t>
-      </w:r>
-      <w:r>
-        <w:rPr>
-          <w:rFonts w:ascii="Arial Narrow" w:eastAsia="Arial Narrow" w:hAnsi="Arial Narrow" w:cs="Arial Narrow"/>
-          <w:color w:val="000000"/>
-          <w:kern w:val="0"/>
-          <w:sz w:val="22"/>
-          <w:szCs w:val="22"/>
-          <w:lang w:eastAsia="es-PE"/>
-          <w14:ligatures w14:val="none"/>
-        </w:rPr>
-        <w:t xml:space="preserve"> </w:t>
+        <w:t xml:space="preserve">que, en un </w:t>
       </w:r>
       <w:r>
         <w:rPr>
@@ -7280,7 +7637,28 @@
           <w:lang w:eastAsia="es-ES"/>
           <w14:ligatures w14:val="none"/>
         </w:rPr>
-        <w:t xml:space="preserve">requerir </w:t>
+        <w:t xml:space="preserve">plazo no mayor de cinco (5) días hábiles contado a partir del día siguiente de la notificación de la presente resolución, </w:t>
+      </w:r>
+      <w:r>
+        <w:rPr>
+          <w:rFonts w:ascii="Arial Narrow" w:eastAsia="Arial Narrow" w:hAnsi="Arial Narrow" w:cs="Arial Narrow"/>
+          <w:color w:val="000000"/>
+          <w:sz w:val="22"/>
+          <w:szCs w:val="22"/>
+        </w:rPr>
+        <w:t>Banco Falabella Perú S.A.</w:t>
+      </w:r>
+      <w:r>
+        <w:rPr>
+          <w:rFonts w:ascii="Arial Narrow" w:eastAsia="Arial Narrow" w:hAnsi="Arial Narrow" w:cs="Arial Narrow"/>
+          <w:color w:val="000000"/>
+          <w:kern w:val="0"/>
+          <w:sz w:val="22"/>
+          <w:szCs w:val="22"/>
+          <w:lang w:eastAsia="es-ES"/>
+          <w14:ligatures w14:val="none"/>
+        </w:rPr>
+        <w:t xml:space="preserve">, </w:t>
       </w:r>
       <w:r>
         <w:rPr>
@@ -7292,40 +7670,7 @@
           <w:lang w:val="es-ES" w:eastAsia="es-ES"/>
           <w14:ligatures w14:val="none"/>
         </w:rPr>
-        <w:t xml:space="preserve">que, en un </w:t>
-      </w:r>
-      <w:r>
-        <w:rPr>
-          <w:rFonts w:ascii="Arial Narrow" w:eastAsia="Arial Narrow" w:hAnsi="Arial Narrow" w:cs="Arial Narrow"/>
-          <w:color w:val="000000"/>
-          <w:kern w:val="0"/>
-          <w:sz w:val="22"/>
-          <w:szCs w:val="22"/>
-          <w:lang w:eastAsia="es-ES"/>
-          <w14:ligatures w14:val="none"/>
-        </w:rPr>
-        <w:t xml:space="preserve">plazo no mayor de cinco (5) días hábiles contado a partir del día siguiente de la notificación de la presente resolución, </w:t>
-      </w:r>
-      <w:r>
-        <w:rPr>
-          <w:rFonts w:ascii="Arial Narrow" w:eastAsia="Arial Narrow" w:hAnsi="Arial Narrow" w:cs="Arial Narrow"/>
-          <w:color w:val="000000"/>
-          <w:sz w:val="22"/>
-          <w:szCs w:val="22"/>
-        </w:rPr>
-        <w:t>Corredores de Seguros Falabella S.A.C.</w:t>
-      </w:r>
-      <w:r>
-        <w:rPr>
-          <w:rFonts w:ascii="Arial Narrow" w:eastAsia="Arial Narrow" w:hAnsi="Arial Narrow" w:cs="Arial Narrow"/>
-          <w:color w:val="000000"/>
-          <w:kern w:val="0"/>
-          <w:sz w:val="22"/>
-          <w:szCs w:val="22"/>
-          <w:lang w:eastAsia="es-ES"/>
-          <w14:ligatures w14:val="none"/>
-        </w:rPr>
-        <w:t xml:space="preserve">, </w:t>
+        <w:t xml:space="preserve">cumpla con: </w:t>
       </w:r>
       <w:r>
         <w:rPr>
@@ -7337,7 +7682,7 @@
           <w:lang w:val="es-ES" w:eastAsia="es-ES"/>
           <w14:ligatures w14:val="none"/>
         </w:rPr>
-        <w:t xml:space="preserve">cumpla con: </w:t>
+        <w:t>(i) presentar una copia debidamente suscrita de la Póliza 10 del Seguro documentado en la Propuesta 20001979 materia de denuncia; (ii) presentar una copia debidamente suscrita de la la Póliza 142 del Seguro documentado en la Propuesta 20016350 materia de denuncia; y, (iii) presentar todas las comunicaciones cursadas con la parte denunciante en virtud de los hechos materia de denuncia</w:t>
       </w:r>
       <w:r>
         <w:rPr>
@@ -7349,346 +7694,12 @@
           <w:lang w:val="es-ES" w:eastAsia="es-ES"/>
           <w14:ligatures w14:val="none"/>
         </w:rPr>
-        <w:t>(i) presentar todas las comunicaciones cursadas con la parte denunciante en virtud de los hechos materia de denuncia</w:t>
-      </w:r>
-      <w:r>
-        <w:rPr>
-          <w:rFonts w:ascii="Arial Narrow" w:eastAsia="Arial Narrow" w:hAnsi="Arial Narrow" w:cs="Arial Narrow"/>
-          <w:color w:val="000000"/>
-          <w:kern w:val="0"/>
-          <w:sz w:val="22"/>
-          <w:szCs w:val="22"/>
-          <w:lang w:val="es-ES" w:eastAsia="es-ES"/>
-          <w14:ligatures w14:val="none"/>
-        </w:rPr>
         <w:t>.</w:t>
       </w:r>
     </w:p>
     <w:p>
       <w:pPr>
-        <w:spacing w:after="0" w:line="240" w:lineRule="auto"/>
-        <w:jc w:val="both"/>
-        <w:rPr>
-          <w:rFonts w:ascii="Arial Narrow" w:eastAsia="Arial Narrow" w:hAnsi="Arial Narrow" w:cs="Arial Narrow"/>
-          <w:color w:val="000000"/>
-          <w:kern w:val="0"/>
-          <w:sz w:val="22"/>
-          <w:szCs w:val="22"/>
-          <w:lang w:val="es-ES" w:eastAsia="es-ES"/>
-          <w14:ligatures w14:val="none"/>
-        </w:rPr>
-      </w:pPr>
-    </w:p>
-    <w:p>
-      <w:pPr>
-        <w:spacing w:after="0" w:line="240" w:lineRule="auto"/>
-        <w:jc w:val="both"/>
-        <w:rPr>
-          <w:rFonts w:ascii="Arial Narrow" w:eastAsia="Arial Narrow" w:hAnsi="Arial Narrow" w:cs="Arial Narrow"/>
-          <w:color w:val="000000"/>
-          <w:kern w:val="0"/>
-          <w:sz w:val="22"/>
-          <w:szCs w:val="22"/>
-          <w:lang w:val="es-ES" w:eastAsia="es-ES"/>
-          <w14:ligatures w14:val="none"/>
-        </w:rPr>
-      </w:pPr>
-      <w:r>
-        <w:rPr>
-          <w:rFonts w:ascii="Arial Narrow" w:eastAsia="Arial Narrow" w:hAnsi="Arial Narrow" w:cs="Arial Narrow"/>
-          <w:b/>
-          <w:color w:val="000000"/>
-          <w:kern w:val="0"/>
-          <w:sz w:val="22"/>
-          <w:szCs w:val="22"/>
-          <w:lang w:eastAsia="es-PE"/>
-          <w14:ligatures w14:val="none"/>
-        </w:rPr>
-        <w:t>SÉTIMO</w:t>
-      </w:r>
-      <w:r>
-        <w:rPr>
-          <w:rFonts w:ascii="Arial Narrow" w:eastAsia="Arial Narrow" w:hAnsi="Arial Narrow" w:cs="Arial Narrow"/>
-          <w:b/>
-          <w:color w:val="000000"/>
-          <w:kern w:val="0"/>
-          <w:sz w:val="22"/>
-          <w:szCs w:val="22"/>
-          <w:lang w:eastAsia="es-PE"/>
-          <w14:ligatures w14:val="none"/>
-        </w:rPr>
-        <w:t xml:space="preserve">:</w:t>
-      </w:r>
-      <w:r>
-        <w:rPr>
-          <w:rFonts w:ascii="Arial Narrow" w:eastAsia="Arial Narrow" w:hAnsi="Arial Narrow" w:cs="Arial Narrow"/>
-          <w:color w:val="000000"/>
-          <w:kern w:val="0"/>
-          <w:sz w:val="22"/>
-          <w:szCs w:val="22"/>
-          <w:lang w:eastAsia="es-PE"/>
-          <w14:ligatures w14:val="none"/>
-        </w:rPr>
-        <w:t xml:space="preserve"> </w:t>
-      </w:r>
-      <w:r>
-        <w:rPr>
-          <w:rFonts w:ascii="Arial Narrow" w:eastAsia="Arial Narrow" w:hAnsi="Arial Narrow" w:cs="Arial Narrow"/>
-          <w:color w:val="000000"/>
-          <w:kern w:val="0"/>
-          <w:sz w:val="22"/>
-          <w:szCs w:val="22"/>
-          <w:lang w:eastAsia="es-ES"/>
-          <w14:ligatures w14:val="none"/>
-        </w:rPr>
-        <w:t xml:space="preserve">requerir </w:t>
-      </w:r>
-      <w:r>
-        <w:rPr>
-          <w:rFonts w:ascii="Arial Narrow" w:eastAsia="Arial Narrow" w:hAnsi="Arial Narrow" w:cs="Arial Narrow"/>
-          <w:color w:val="000000"/>
-          <w:kern w:val="0"/>
-          <w:sz w:val="22"/>
-          <w:szCs w:val="22"/>
-          <w:lang w:val="es-ES" w:eastAsia="es-ES"/>
-          <w14:ligatures w14:val="none"/>
-        </w:rPr>
-        <w:t xml:space="preserve">que, en un </w:t>
-      </w:r>
-      <w:r>
-        <w:rPr>
-          <w:rFonts w:ascii="Arial Narrow" w:eastAsia="Arial Narrow" w:hAnsi="Arial Narrow" w:cs="Arial Narrow"/>
-          <w:color w:val="000000"/>
-          <w:kern w:val="0"/>
-          <w:sz w:val="22"/>
-          <w:szCs w:val="22"/>
-          <w:lang w:eastAsia="es-ES"/>
-          <w14:ligatures w14:val="none"/>
-        </w:rPr>
-        <w:t xml:space="preserve">plazo no mayor de cinco (5) días hábiles contado a partir del día siguiente de la notificación de la presente resolución, </w:t>
-      </w:r>
-      <w:r>
-        <w:rPr>
-          <w:rFonts w:ascii="Arial Narrow" w:eastAsia="Arial Narrow" w:hAnsi="Arial Narrow" w:cs="Arial Narrow"/>
-          <w:color w:val="000000"/>
-          <w:sz w:val="22"/>
-          <w:szCs w:val="22"/>
-        </w:rPr>
-        <w:t>Falabella Servicios Generales S.A.C.</w:t>
-      </w:r>
-      <w:r>
-        <w:rPr>
-          <w:rFonts w:ascii="Arial Narrow" w:eastAsia="Arial Narrow" w:hAnsi="Arial Narrow" w:cs="Arial Narrow"/>
-          <w:color w:val="000000"/>
-          <w:kern w:val="0"/>
-          <w:sz w:val="22"/>
-          <w:szCs w:val="22"/>
-          <w:lang w:eastAsia="es-ES"/>
-          <w14:ligatures w14:val="none"/>
-        </w:rPr>
-        <w:t xml:space="preserve">, </w:t>
-      </w:r>
-      <w:r>
-        <w:rPr>
-          <w:rFonts w:ascii="Arial Narrow" w:eastAsia="Arial Narrow" w:hAnsi="Arial Narrow" w:cs="Arial Narrow"/>
-          <w:color w:val="000000"/>
-          <w:kern w:val="0"/>
-          <w:sz w:val="22"/>
-          <w:szCs w:val="22"/>
-          <w:lang w:val="es-ES" w:eastAsia="es-ES"/>
-          <w14:ligatures w14:val="none"/>
-        </w:rPr>
-        <w:t xml:space="preserve">cumpla con: </w:t>
-      </w:r>
-      <w:r>
-        <w:rPr>
-          <w:rFonts w:ascii="Arial Narrow" w:eastAsia="Arial Narrow" w:hAnsi="Arial Narrow" w:cs="Arial Narrow"/>
-          <w:color w:val="000000"/>
-          <w:kern w:val="0"/>
-          <w:sz w:val="22"/>
-          <w:szCs w:val="22"/>
-          <w:lang w:val="es-ES" w:eastAsia="es-ES"/>
-          <w14:ligatures w14:val="none"/>
-        </w:rPr>
-        <w:t>(i) presentar todas las comunicaciones cursadas con la parte denunciante en virtud de los hechos materia de denuncia</w:t>
-      </w:r>
-      <w:r>
-        <w:rPr>
-          <w:rFonts w:ascii="Arial Narrow" w:eastAsia="Arial Narrow" w:hAnsi="Arial Narrow" w:cs="Arial Narrow"/>
-          <w:color w:val="000000"/>
-          <w:kern w:val="0"/>
-          <w:sz w:val="22"/>
-          <w:szCs w:val="22"/>
-          <w:lang w:val="es-ES" w:eastAsia="es-ES"/>
-          <w14:ligatures w14:val="none"/>
-        </w:rPr>
-        <w:t>.</w:t>
-      </w:r>
-    </w:p>
-    <w:p>
-      <w:pPr>
-        <w:spacing w:after="0" w:line="240" w:lineRule="auto"/>
-        <w:jc w:val="both"/>
-        <w:rPr>
-          <w:rFonts w:ascii="Arial Narrow" w:eastAsia="Arial Narrow" w:hAnsi="Arial Narrow" w:cs="Arial Narrow"/>
-          <w:color w:val="000000"/>
-          <w:kern w:val="0"/>
-          <w:sz w:val="22"/>
-          <w:szCs w:val="22"/>
-          <w:lang w:val="es-ES" w:eastAsia="es-ES"/>
-          <w14:ligatures w14:val="none"/>
-        </w:rPr>
-      </w:pPr>
-    </w:p>
-    <w:p>
-      <w:pPr>
-        <w:spacing w:after="0" w:line="240" w:lineRule="auto"/>
-        <w:jc w:val="both"/>
-        <w:rPr>
-          <w:rFonts w:ascii="Arial Narrow" w:eastAsia="Arial Narrow" w:hAnsi="Arial Narrow" w:cs="Arial Narrow"/>
-          <w:color w:val="000000"/>
-          <w:kern w:val="0"/>
-          <w:sz w:val="22"/>
-          <w:szCs w:val="22"/>
-          <w:lang w:val="es-ES" w:eastAsia="es-ES"/>
-          <w14:ligatures w14:val="none"/>
-        </w:rPr>
-      </w:pPr>
-      <w:r>
-        <w:rPr>
-          <w:rFonts w:ascii="Arial Narrow" w:eastAsia="Arial Narrow" w:hAnsi="Arial Narrow" w:cs="Arial Narrow"/>
-          <w:b/>
-          <w:color w:val="000000"/>
-          <w:kern w:val="0"/>
-          <w:sz w:val="22"/>
-          <w:szCs w:val="22"/>
-          <w:lang w:eastAsia="es-PE"/>
-          <w14:ligatures w14:val="none"/>
-        </w:rPr>
-        <w:t>OCTAVO</w:t>
-      </w:r>
-      <w:r>
-        <w:rPr>
-          <w:rFonts w:ascii="Arial Narrow" w:eastAsia="Arial Narrow" w:hAnsi="Arial Narrow" w:cs="Arial Narrow"/>
-          <w:b/>
-          <w:color w:val="000000"/>
-          <w:kern w:val="0"/>
-          <w:sz w:val="22"/>
-          <w:szCs w:val="22"/>
-          <w:lang w:eastAsia="es-PE"/>
-          <w14:ligatures w14:val="none"/>
-        </w:rPr>
-        <w:t xml:space="preserve">:</w:t>
-      </w:r>
-      <w:r>
-        <w:rPr>
-          <w:rFonts w:ascii="Arial Narrow" w:eastAsia="Arial Narrow" w:hAnsi="Arial Narrow" w:cs="Arial Narrow"/>
-          <w:color w:val="000000"/>
-          <w:kern w:val="0"/>
-          <w:sz w:val="22"/>
-          <w:szCs w:val="22"/>
-          <w:lang w:eastAsia="es-PE"/>
-          <w14:ligatures w14:val="none"/>
-        </w:rPr>
-        <w:t xml:space="preserve"> </w:t>
-      </w:r>
-      <w:r>
-        <w:rPr>
-          <w:rFonts w:ascii="Arial Narrow" w:eastAsia="Arial Narrow" w:hAnsi="Arial Narrow" w:cs="Arial Narrow"/>
-          <w:color w:val="000000"/>
-          <w:kern w:val="0"/>
-          <w:sz w:val="22"/>
-          <w:szCs w:val="22"/>
-          <w:lang w:eastAsia="es-ES"/>
-          <w14:ligatures w14:val="none"/>
-        </w:rPr>
-        <w:t xml:space="preserve">requerir </w:t>
-      </w:r>
-      <w:r>
-        <w:rPr>
-          <w:rFonts w:ascii="Arial Narrow" w:eastAsia="Arial Narrow" w:hAnsi="Arial Narrow" w:cs="Arial Narrow"/>
-          <w:color w:val="000000"/>
-          <w:kern w:val="0"/>
-          <w:sz w:val="22"/>
-          <w:szCs w:val="22"/>
-          <w:lang w:val="es-ES" w:eastAsia="es-ES"/>
-          <w14:ligatures w14:val="none"/>
-        </w:rPr>
-        <w:t xml:space="preserve">que, en un </w:t>
-      </w:r>
-      <w:r>
-        <w:rPr>
-          <w:rFonts w:ascii="Arial Narrow" w:eastAsia="Arial Narrow" w:hAnsi="Arial Narrow" w:cs="Arial Narrow"/>
-          <w:color w:val="000000"/>
-          <w:kern w:val="0"/>
-          <w:sz w:val="22"/>
-          <w:szCs w:val="22"/>
-          <w:lang w:eastAsia="es-ES"/>
-          <w14:ligatures w14:val="none"/>
-        </w:rPr>
-        <w:t xml:space="preserve">plazo no mayor de cinco (5) días hábiles contado a partir del día siguiente de la notificación de la presente resolución, </w:t>
-      </w:r>
-      <w:r>
-        <w:rPr>
-          <w:rFonts w:ascii="Arial Narrow" w:eastAsia="Arial Narrow" w:hAnsi="Arial Narrow" w:cs="Arial Narrow"/>
-          <w:color w:val="000000"/>
-          <w:sz w:val="22"/>
-          <w:szCs w:val="22"/>
-        </w:rPr>
-        <w:t>Banco Falabella Perú S.A.</w:t>
-      </w:r>
-      <w:r>
-        <w:rPr>
-          <w:rFonts w:ascii="Arial Narrow" w:eastAsia="Arial Narrow" w:hAnsi="Arial Narrow" w:cs="Arial Narrow"/>
-          <w:color w:val="000000"/>
-          <w:kern w:val="0"/>
-          <w:sz w:val="22"/>
-          <w:szCs w:val="22"/>
-          <w:lang w:eastAsia="es-ES"/>
-          <w14:ligatures w14:val="none"/>
-        </w:rPr>
-        <w:t xml:space="preserve">, </w:t>
-      </w:r>
-      <w:r>
-        <w:rPr>
-          <w:rFonts w:ascii="Arial Narrow" w:eastAsia="Arial Narrow" w:hAnsi="Arial Narrow" w:cs="Arial Narrow"/>
-          <w:color w:val="000000"/>
-          <w:kern w:val="0"/>
-          <w:sz w:val="22"/>
-          <w:szCs w:val="22"/>
-          <w:lang w:val="es-ES" w:eastAsia="es-ES"/>
-          <w14:ligatures w14:val="none"/>
-        </w:rPr>
-        <w:t xml:space="preserve">cumpla con: </w:t>
-      </w:r>
-      <w:r>
-        <w:rPr>
-          <w:rFonts w:ascii="Arial Narrow" w:eastAsia="Arial Narrow" w:hAnsi="Arial Narrow" w:cs="Arial Narrow"/>
-          <w:color w:val="000000"/>
-          <w:kern w:val="0"/>
-          <w:sz w:val="22"/>
-          <w:szCs w:val="22"/>
-          <w:lang w:val="es-ES" w:eastAsia="es-ES"/>
-          <w14:ligatures w14:val="none"/>
-        </w:rPr>
-        <w:t>(i) presentar una copia debidamente suscrita de la Póliza 10 del Seguro documentado en la Propuesta 20001979 materia de denuncia; (ii) presentar una copia debidamente suscrita de la la Póliza 142 del Seguro documentado en la Propuesta 20016350 materia de denuncia; y, (iii) presentar todas las comunicaciones cursadas con la parte denunciante en virtud de los hechos materia de denuncia</w:t>
-      </w:r>
-      <w:r>
-        <w:rPr>
-          <w:rFonts w:ascii="Arial Narrow" w:eastAsia="Arial Narrow" w:hAnsi="Arial Narrow" w:cs="Arial Narrow"/>
-          <w:color w:val="000000"/>
-          <w:kern w:val="0"/>
-          <w:sz w:val="22"/>
-          <w:szCs w:val="22"/>
-          <w:lang w:val="es-ES" w:eastAsia="es-ES"/>
-          <w14:ligatures w14:val="none"/>
-        </w:rPr>
-        <w:t>.</w:t>
-      </w:r>
-    </w:p>
-    <w:p>
-      <w:pPr>
-        <w:spacing w:after="0" w:line="240" w:lineRule="auto"/>
+        <w:spacing w:before="0" w:after="0" w:line="240" w:lineRule="auto"/>
         <w:jc w:val="both"/>
         <w:rPr>
           <w:rFonts w:ascii="Arial Narrow" w:eastAsia="Arial Narrow" w:hAnsi="Arial Narrow" w:cs="Arial Narrow"/>
@@ -7885,11 +7896,26 @@
     </w:p>
     <w:p>
       <w:pPr>
+        <w:spacing w:before="0" w:after="0" w:line="240" w:lineRule="auto"/>
+        <w:jc w:val="both"/>
+        <w:rPr>
+          <w:rFonts w:ascii="Arial Narrow" w:eastAsia="Arial Narrow" w:hAnsi="Arial Narrow" w:cs="Arial Narrow"/>
+          <w:b/>
+          <w:color w:val="000000"/>
+          <w:kern w:val="0"/>
+          <w:sz w:val="22"/>
+          <w:szCs w:val="22"/>
+          <w:lang w:eastAsia="es-PE"/>
+          <w14:ligatures w14:val="none"/>
+        </w:rPr>
+      </w:pPr>
+    </w:p>
+    <w:p>
+      <w:pPr>
         <w:spacing w:after="0" w:line="240" w:lineRule="auto"/>
         <w:jc w:val="both"/>
         <w:rPr>
           <w:rFonts w:ascii="Arial Narrow" w:eastAsia="Arial Narrow" w:hAnsi="Arial Narrow" w:cs="Arial Narrow"/>
-          <w:b/>
           <w:color w:val="000000"/>
           <w:kern w:val="0"/>
           <w:sz w:val="22"/>
@@ -7898,13 +7924,10 @@
           <w14:ligatures w14:val="none"/>
         </w:rPr>
       </w:pPr>
-    </w:p>
-    <w:p>
-      <w:pPr>
-        <w:spacing w:after="0" w:line="240" w:lineRule="auto"/>
-        <w:jc w:val="both"/>
-        <w:rPr>
-          <w:rFonts w:ascii="Arial Narrow" w:eastAsia="Arial Narrow" w:hAnsi="Arial Narrow" w:cs="Arial Narrow"/>
+      <w:r>
+        <w:rPr>
+          <w:rFonts w:ascii="Arial Narrow" w:eastAsia="Arial Narrow" w:hAnsi="Arial Narrow" w:cs="Arial Narrow"/>
+          <w:b/>
           <w:color w:val="000000"/>
           <w:kern w:val="0"/>
           <w:sz w:val="22"/>
@@ -7912,7 +7935,8 @@
           <w:lang w:eastAsia="es-PE"/>
           <w14:ligatures w14:val="none"/>
         </w:rPr>
-      </w:pPr>
+        <w:t>DÉCIMO</w:t>
+      </w:r>
       <w:r>
         <w:rPr>
           <w:rFonts w:ascii="Arial Narrow" w:eastAsia="Arial Narrow" w:hAnsi="Arial Narrow" w:cs="Arial Narrow"/>
@@ -7924,12 +7948,11 @@
           <w:lang w:eastAsia="es-PE"/>
           <w14:ligatures w14:val="none"/>
         </w:rPr>
-        <w:t>DÉCIMO</w:t>
-      </w:r>
-      <w:r>
-        <w:rPr>
-          <w:rFonts w:ascii="Arial Narrow" w:eastAsia="Arial Narrow" w:hAnsi="Arial Narrow" w:cs="Arial Narrow"/>
-          <w:b/>
+        <w:t>:</w:t>
+      </w:r>
+      <w:r>
+        <w:rPr>
+          <w:rFonts w:ascii="Arial Narrow" w:eastAsia="Arial Narrow" w:hAnsi="Arial Narrow" w:cs="Arial Narrow"/>
           <w:color w:val="000000"/>
           <w:kern w:val="0"/>
           <w:sz w:val="22"/>
@@ -7937,7 +7960,7 @@
           <w:lang w:eastAsia="es-PE"/>
           <w14:ligatures w14:val="none"/>
         </w:rPr>
-        <w:t>:</w:t>
+        <w:t xml:space="preserve"> </w:t>
       </w:r>
       <w:r>
         <w:rPr>
@@ -7949,24 +7972,12 @@
           <w:lang w:eastAsia="es-PE"/>
           <w14:ligatures w14:val="none"/>
         </w:rPr>
-        <w:t xml:space="preserve"> </w:t>
-      </w:r>
-      <w:r>
-        <w:rPr>
-          <w:rFonts w:ascii="Arial Narrow" w:eastAsia="Arial Narrow" w:hAnsi="Arial Narrow" w:cs="Arial Narrow"/>
-          <w:color w:val="000000"/>
-          <w:kern w:val="0"/>
-          <w:sz w:val="22"/>
-          <w:szCs w:val="22"/>
-          <w:lang w:eastAsia="es-PE"/>
-          <w14:ligatures w14:val="none"/>
-        </w:rPr>
         <w:t xml:space="preserve">informar a las partes que conforme a lo establecido en el artículo 39 de la Ley sobre Facultades, Normas y Organización del Indecopi, aprobada por Decreto Legislativo 807, los gastos por los peritajes realizados, actuación de pruebas, inspecciones y otros derivados de la tramitación del proceso serán de cargo de la parte que solicita la prueba, salvo pacto en contrario. En todos los casos, la resolución final determinará si los gastos deben ser asumidos por alguna de las partes, o reembolsados a la otra parte o al Indecopi, según sea el caso, de manera adicional a la sanción que haya podido imponerse. </w:t>
       </w:r>
     </w:p>
     <w:p>
       <w:pPr>
-        <w:spacing w:after="0" w:line="240" w:lineRule="auto"/>
+        <w:spacing w:before="0" w:after="0" w:line="240" w:lineRule="auto"/>
         <w:jc w:val="both"/>
         <w:rPr>
           <w:rFonts w:ascii="Arial Narrow" w:eastAsia="Arial Narrow" w:hAnsi="Arial Narrow" w:cs="Arial Narrow"/>
@@ -8146,15 +8157,99 @@
     </w:p>
     <w:p>
       <w:pPr>
+        <w:spacing w:before="0" w:after="0" w:line="240" w:lineRule="auto"/>
+        <w:suppressAutoHyphens/>
+        <w:jc w:val="both"/>
+        <w:rPr>
+          <w:rFonts w:ascii="Arial Narrow" w:eastAsia="Arial Narrow" w:hAnsi="Arial Narrow" w:cs="Arial Narrow"/>
+          <w:kern w:val="0"/>
+          <w:sz w:val="22"/>
+          <w:szCs w:val="22"/>
+          <w:u w:val="single"/>
+          <w14:ligatures w14:val="none"/>
+        </w:rPr>
+      </w:pPr>
+    </w:p>
+    <w:p>
+      <w:pPr>
         <w:suppressAutoHyphens/>
         <w:spacing w:after="0" w:line="240" w:lineRule="auto"/>
         <w:jc w:val="both"/>
         <w:rPr>
           <w:rFonts w:ascii="Arial Narrow" w:eastAsia="Arial Narrow" w:hAnsi="Arial Narrow" w:cs="Arial Narrow"/>
-          <w:kern w:val="0"/>
-          <w:sz w:val="22"/>
-          <w:szCs w:val="22"/>
-          <w:u w:val="single"/>
+          <w:color w:val="000000"/>
+          <w:kern w:val="0"/>
+          <w:sz w:val="22"/>
+          <w:szCs w:val="22"/>
+          <w:lang w:eastAsia="es-PE"/>
+          <w14:ligatures w14:val="none"/>
+        </w:rPr>
+      </w:pPr>
+      <w:r>
+        <w:rPr>
+          <w:rFonts w:ascii="Arial Narrow" w:eastAsia="Arial Narrow" w:hAnsi="Arial Narrow" w:cs="Arial Narrow"/>
+          <w:b/>
+          <w:color w:val="000000"/>
+          <w:kern w:val="0"/>
+          <w:sz w:val="22"/>
+          <w:szCs w:val="22"/>
+          <w:lang w:eastAsia="es-PE"/>
+          <w14:ligatures w14:val="none"/>
+        </w:rPr>
+        <w:t>DÉCIMO SEGUNDO</w:t>
+      </w:r>
+      <w:r>
+        <w:rPr>
+          <w:rFonts w:ascii="Arial Narrow" w:eastAsia="Arial Narrow" w:hAnsi="Arial Narrow" w:cs="Arial Narrow"/>
+          <w:b/>
+          <w:color w:val="000000"/>
+          <w:kern w:val="0"/>
+          <w:sz w:val="22"/>
+          <w:szCs w:val="22"/>
+          <w:lang w:eastAsia="es-PE"/>
+          <w14:ligatures w14:val="none"/>
+        </w:rPr>
+        <w:t>:</w:t>
+      </w:r>
+      <w:r>
+        <w:rPr>
+          <w:rFonts w:ascii="Arial Narrow" w:eastAsia="Arial Narrow" w:hAnsi="Arial Narrow" w:cs="Arial Narrow"/>
+          <w:color w:val="000000"/>
+          <w:kern w:val="0"/>
+          <w:sz w:val="22"/>
+          <w:szCs w:val="22"/>
+          <w:lang w:eastAsia="es-PE"/>
+          <w14:ligatures w14:val="none"/>
+        </w:rPr>
+        <w:t xml:space="preserve"> </w:t>
+      </w:r>
+      <w:r>
+        <w:rPr>
+          <w:rFonts w:ascii="Arial Narrow" w:eastAsia="Arial Narrow" w:hAnsi="Arial Narrow" w:cs="Arial Narrow"/>
+          <w:color w:val="000000"/>
+          <w:kern w:val="0"/>
+          <w:sz w:val="22"/>
+          <w:szCs w:val="22"/>
+          <w:lang w:eastAsia="es-PE"/>
+          <w14:ligatures w14:val="none"/>
+        </w:rPr>
+        <w:t xml:space="preserve">poner en conocimiento de las partes que, antes de la emisión de la Resolución Final, tienen la posibilidad de formular su desistimiento o presentar el acuerdo arribado mediante la conciliación, mediación, transacción o cualquier otro que, de forma indubitable, deje constancia que se ha solucionado la controversia materia de denuncia.</w:t>
+      </w:r>
+      <w:bookmarkStart w:id="15" w:name="h.gjdgxs" w:colFirst="0" w:colLast="0"/>
+      <w:bookmarkEnd w:id="15"/>
+    </w:p>
+    <w:p>
+      <w:pPr>
+        <w:spacing w:before="0" w:after="0" w:line="240" w:lineRule="auto"/>
+        <w:suppressAutoHyphens/>
+        <w:jc w:val="both"/>
+        <w:rPr>
+          <w:rFonts w:ascii="Arial Narrow" w:eastAsia="Arial Narrow" w:hAnsi="Arial Narrow" w:cs="Arial Narrow"/>
+          <w:color w:val="000000"/>
+          <w:kern w:val="0"/>
+          <w:sz w:val="22"/>
+          <w:szCs w:val="22"/>
+          <w:lang w:eastAsia="es-PE"/>
           <w14:ligatures w14:val="none"/>
         </w:rPr>
       </w:pPr>
@@ -8166,49 +8261,26 @@
         <w:jc w:val="both"/>
         <w:rPr>
           <w:rFonts w:ascii="Arial Narrow" w:eastAsia="Arial Narrow" w:hAnsi="Arial Narrow" w:cs="Arial Narrow"/>
-          <w:color w:val="000000"/>
-          <w:kern w:val="0"/>
-          <w:sz w:val="22"/>
-          <w:szCs w:val="22"/>
-          <w:lang w:eastAsia="es-PE"/>
-          <w14:ligatures w14:val="none"/>
-        </w:rPr>
-      </w:pPr>
-      <w:r>
-        <w:rPr>
-          <w:rFonts w:ascii="Arial Narrow" w:eastAsia="Arial Narrow" w:hAnsi="Arial Narrow" w:cs="Arial Narrow"/>
-          <w:b/>
-          <w:color w:val="000000"/>
-          <w:kern w:val="0"/>
-          <w:sz w:val="22"/>
-          <w:szCs w:val="22"/>
-          <w:lang w:eastAsia="es-PE"/>
-          <w14:ligatures w14:val="none"/>
-        </w:rPr>
-        <w:t>DÉCIMO SEGUNDO</w:t>
-      </w:r>
-      <w:r>
-        <w:rPr>
-          <w:rFonts w:ascii="Arial Narrow" w:eastAsia="Arial Narrow" w:hAnsi="Arial Narrow" w:cs="Arial Narrow"/>
-          <w:b/>
-          <w:color w:val="000000"/>
-          <w:kern w:val="0"/>
-          <w:sz w:val="22"/>
-          <w:szCs w:val="22"/>
-          <w:lang w:eastAsia="es-PE"/>
-          <w14:ligatures w14:val="none"/>
-        </w:rPr>
-        <w:t>:</w:t>
-      </w:r>
-      <w:r>
-        <w:rPr>
-          <w:rFonts w:ascii="Arial Narrow" w:eastAsia="Arial Narrow" w:hAnsi="Arial Narrow" w:cs="Arial Narrow"/>
-          <w:color w:val="000000"/>
-          <w:kern w:val="0"/>
-          <w:sz w:val="22"/>
-          <w:szCs w:val="22"/>
-          <w:lang w:eastAsia="es-PE"/>
-          <w14:ligatures w14:val="none"/>
+          <w:sz w:val="22"/>
+          <w:szCs w:val="22"/>
+        </w:rPr>
+      </w:pPr>
+      <w:r>
+        <w:rPr>
+          <w:rFonts w:ascii="Arial Narrow" w:eastAsia="Arial Narrow" w:hAnsi="Arial Narrow" w:cs="Arial Narrow"/>
+          <w:b/>
+          <w:color w:val="000000"/>
+          <w:sz w:val="22"/>
+          <w:szCs w:val="22"/>
+        </w:rPr>
+        <w:t xml:space="preserve">DÉCIMO TERCERO:</w:t>
+      </w:r>
+      <w:r>
+        <w:rPr>
+          <w:rFonts w:ascii="Arial Narrow" w:eastAsia="Arial Narrow" w:hAnsi="Arial Narrow" w:cs="Arial Narrow"/>
+          <w:color w:val="000000"/>
+          <w:sz w:val="22"/>
+          <w:szCs w:val="22"/>
         </w:rPr>
         <w:t xml:space="preserve"> </w:t>
       </w:r>
@@ -8216,187 +8288,126 @@
         <w:rPr>
           <w:rFonts w:ascii="Arial Narrow" w:eastAsia="Arial Narrow" w:hAnsi="Arial Narrow" w:cs="Arial Narrow"/>
           <w:color w:val="000000"/>
-          <w:kern w:val="0"/>
-          <w:sz w:val="22"/>
-          <w:szCs w:val="22"/>
-          <w:lang w:eastAsia="es-PE"/>
-          <w14:ligatures w14:val="none"/>
-        </w:rPr>
-        <w:t xml:space="preserve">poner en conocimiento de las partes que, antes de la emisión de la Resolución Final, tienen la posibilidad de formular su desistimiento o presentar el acuerdo arribado mediante la conciliación, mediación, transacción o cualquier otro que, de forma indubitable, deje constancia que se ha solucionado la controversia materia de denuncia.</w:t>
-      </w:r>
-      <w:bookmarkStart w:id="15" w:name="h.gjdgxs" w:colFirst="0" w:colLast="0"/>
-      <w:bookmarkEnd w:id="15"/>
-    </w:p>
-    <w:p>
-      <w:pPr>
+          <w:sz w:val="22"/>
+          <w:szCs w:val="22"/>
+        </w:rPr>
+        <w:t xml:space="preserve">requerir al señor [DENUNCIANTE], Corredores de Seguros Falabella S.A.C., Falabella Servicios Generales S.A.C. y al Banco Falabella Perú S.A. para que, dentro del plazo de dos (2) días hábiles siguientes a la fecha en que reciban la notificación en sus bandejas de correo electrónico, efectúen la confirmación de recepción de la notificación remitida por este despacho a sus correos electrónicos, de conformidad con el segundo párrafo del numeral 4 del artículo 20 del Texto Único Ordenado de la Ley del Procedimiento Administrativo General, aprobado mediante Decreto Supremo 006-2026-JUS, bajo apercibimiento de rehacer el acto de notificación y notificarles conforme al numeral 1 del artículo 20 del citado cuerpo normativo.</w:t>
+      </w:r>
+      <w:r>
+        <w:rPr>
+          <w:rFonts w:ascii="Arial Narrow" w:eastAsia="Arial Narrow" w:hAnsi="Arial Narrow" w:cs="Arial Narrow"/>
+          <w:color w:val="000000"/>
+          <w:sz w:val="22"/>
+          <w:szCs w:val="22"/>
+        </w:rPr>
+        <w:t xml:space="preserve"/>
+      </w:r>
+      <w:r>
+        <w:rPr>
+          <w:rFonts w:ascii="Arial Narrow" w:eastAsia="Arial Narrow" w:hAnsi="Arial Narrow" w:cs="Arial Narrow"/>
+          <w:color w:val="000000"/>
+          <w:sz w:val="22"/>
+          <w:szCs w:val="22"/>
+        </w:rPr>
+        <w:t xml:space="preserve"/>
+      </w:r>
+      <w:r>
+        <w:rPr>
+          <w:rFonts w:ascii="Arial Narrow" w:eastAsia="Arial Narrow" w:hAnsi="Arial Narrow" w:cs="Arial Narrow"/>
+          <w:color w:val="000000"/>
+          <w:sz w:val="22"/>
+          <w:szCs w:val="22"/>
+        </w:rPr>
+        <w:t xml:space="preserve"/>
+      </w:r>
+      <w:r>
+        <w:rPr>
+          <w:rFonts w:ascii="Arial Narrow" w:eastAsia="Arial Narrow" w:hAnsi="Arial Narrow" w:cs="Arial Narrow"/>
+          <w:color w:val="000000"/>
+          <w:sz w:val="22"/>
+          <w:szCs w:val="22"/>
+        </w:rPr>
+        <w:t xml:space="preserve"/>
+      </w:r>
+      <w:r>
+        <w:rPr>
+          <w:rFonts w:ascii="Arial Narrow" w:eastAsia="Arial Narrow" w:hAnsi="Arial Narrow" w:cs="Arial Narrow"/>
+          <w:color w:val="000000"/>
+          <w:sz w:val="22"/>
+          <w:szCs w:val="22"/>
+        </w:rPr>
+        <w:t xml:space="preserve"/>
+      </w:r>
+      <w:r>
+        <w:rPr>
+          <w:rFonts w:ascii="Arial Narrow" w:eastAsia="Arial Narrow" w:hAnsi="Arial Narrow" w:cs="Arial Narrow"/>
+          <w:color w:val="000000"/>
+          <w:sz w:val="22"/>
+          <w:szCs w:val="22"/>
+        </w:rPr>
+        <w:t xml:space="preserve"/>
+      </w:r>
+      <w:r>
+        <w:rPr>
+          <w:rFonts w:ascii="Arial Narrow" w:eastAsia="Arial Narrow" w:hAnsi="Arial Narrow" w:cs="Arial Narrow"/>
+          <w:color w:val="000000"/>
+          <w:sz w:val="22"/>
+          <w:szCs w:val="22"/>
+        </w:rPr>
+        <w:t xml:space="preserve"/>
+      </w:r>
+      <w:r>
+        <w:rPr>
+          <w:rFonts w:ascii="Arial Narrow" w:eastAsia="Arial Narrow" w:hAnsi="Arial Narrow" w:cs="Arial Narrow"/>
+          <w:color w:val="000000"/>
+          <w:sz w:val="22"/>
+          <w:szCs w:val="22"/>
+        </w:rPr>
+        <w:t/>
+      </w:r>
+      <w:r>
+        <w:rPr>
+          <w:rFonts w:ascii="Arial Narrow" w:eastAsia="Arial Narrow" w:hAnsi="Arial Narrow" w:cs="Arial Narrow"/>
+          <w:color w:val="000000"/>
+          <w:sz w:val="22"/>
+          <w:szCs w:val="22"/>
+        </w:rPr>
+        <w:t xml:space="preserve"/>
+      </w:r>
+      <w:r>
+        <w:rPr>
+          <w:rFonts w:ascii="Arial Narrow" w:eastAsia="Arial Narrow" w:hAnsi="Arial Narrow" w:cs="Arial Narrow"/>
+          <w:color w:val="000000"/>
+          <w:sz w:val="22"/>
+          <w:szCs w:val="22"/>
+        </w:rPr>
+        <w:t xml:space="preserve"/>
+      </w:r>
+      <w:r>
+        <w:rPr>
+          <w:rStyle w:val="Refdenotaalpie"/>
+          <w:rFonts w:ascii="Arial Narrow" w:eastAsia="Arial Narrow" w:hAnsi="Arial Narrow" w:cs="Arial Narrow"/>
+          <w:color w:val="000000"/>
+          <w:sz w:val="22"/>
+          <w:szCs w:val="22"/>
+          <w:vertAlign w:val="superscript"/>
+        </w:rPr>
+        <w:footnoteReference w:id="15"/>
+      </w:r>
+      <w:r>
+        <w:rPr>
+          <w:rFonts w:ascii="Arial Narrow" w:eastAsia="Arial Narrow" w:hAnsi="Arial Narrow" w:cs="Arial Narrow"/>
+          <w:color w:val="000000"/>
+          <w:sz w:val="22"/>
+          <w:szCs w:val="22"/>
+        </w:rPr>
+        <w:t/>
+      </w:r>
+    </w:p>
+    <w:p>
+      <w:pPr>
+        <w:spacing w:before="0" w:after="0" w:line="240" w:lineRule="auto"/>
         <w:suppressAutoHyphens/>
-        <w:spacing w:after="0" w:line="240" w:lineRule="auto"/>
-        <w:jc w:val="both"/>
-        <w:rPr>
-          <w:rFonts w:ascii="Arial Narrow" w:eastAsia="Arial Narrow" w:hAnsi="Arial Narrow" w:cs="Arial Narrow"/>
-          <w:color w:val="000000"/>
-          <w:kern w:val="0"/>
-          <w:sz w:val="22"/>
-          <w:szCs w:val="22"/>
-          <w:lang w:eastAsia="es-PE"/>
-          <w14:ligatures w14:val="none"/>
-        </w:rPr>
-      </w:pPr>
-    </w:p>
-    <w:p>
-      <w:pPr>
-        <w:suppressAutoHyphens/>
-        <w:spacing w:after="0" w:line="240" w:lineRule="auto"/>
-        <w:jc w:val="both"/>
-        <w:rPr>
-          <w:rFonts w:ascii="Arial Narrow" w:eastAsia="Arial Narrow" w:hAnsi="Arial Narrow" w:cs="Arial Narrow"/>
-          <w:sz w:val="22"/>
-          <w:szCs w:val="22"/>
-        </w:rPr>
-      </w:pPr>
-      <w:r>
-        <w:rPr>
-          <w:rFonts w:ascii="Arial Narrow" w:eastAsia="Arial Narrow" w:hAnsi="Arial Narrow" w:cs="Arial Narrow"/>
-          <w:b/>
-          <w:color w:val="000000"/>
-          <w:sz w:val="22"/>
-          <w:szCs w:val="22"/>
-        </w:rPr>
-        <w:t xml:space="preserve">DÉCIMO TERCERO:</w:t>
-      </w:r>
-      <w:r>
-        <w:rPr>
-          <w:rFonts w:ascii="Arial Narrow" w:eastAsia="Arial Narrow" w:hAnsi="Arial Narrow" w:cs="Arial Narrow"/>
-          <w:color w:val="000000"/>
-          <w:sz w:val="22"/>
-          <w:szCs w:val="22"/>
-        </w:rPr>
-        <w:t xml:space="preserve"> </w:t>
-      </w:r>
-      <w:r>
-        <w:rPr>
-          <w:rFonts w:ascii="Arial Narrow" w:eastAsia="Arial Narrow" w:hAnsi="Arial Narrow" w:cs="Arial Narrow"/>
-          <w:color w:val="000000"/>
-          <w:sz w:val="22"/>
-          <w:szCs w:val="22"/>
-        </w:rPr>
-        <w:t xml:space="preserve">requerir al señor [DENUNCIANTE], Corredores de Seguros Falabella S.A.C., Falabella Servicios Generales S.A.C. y al Banco Falabella Perú S.A. para que, dentro del plazo de dos (2) días hábiles siguientes a la fecha en que reciban la notificación en sus bandejas de correo electrónico, efectúen la confirmación de recepción de la notificación remitida por este despacho a sus correos electrónicos, de conformidad con el segundo párrafo del numeral 4 del artículo 20 del Texto Único Ordenado de la Ley del Procedimiento Administrativo General, aprobado mediante Decreto Supremo 006-2026-JUS, bajo apercibimiento de rehacer el acto de notificación y notificarles conforme al numeral 1 del artículo 20 del citado cuerpo normativo.</w:t>
-      </w:r>
-      <w:r>
-        <w:rPr>
-          <w:rFonts w:ascii="Arial Narrow" w:eastAsia="Arial Narrow" w:hAnsi="Arial Narrow" w:cs="Arial Narrow"/>
-          <w:color w:val="000000"/>
-          <w:sz w:val="22"/>
-          <w:szCs w:val="22"/>
-        </w:rPr>
-        <w:t xml:space="preserve"/>
-      </w:r>
-      <w:r>
-        <w:rPr>
-          <w:rFonts w:ascii="Arial Narrow" w:eastAsia="Arial Narrow" w:hAnsi="Arial Narrow" w:cs="Arial Narrow"/>
-          <w:color w:val="000000"/>
-          <w:sz w:val="22"/>
-          <w:szCs w:val="22"/>
-        </w:rPr>
-        <w:t xml:space="preserve"/>
-      </w:r>
-      <w:r>
-        <w:rPr>
-          <w:rFonts w:ascii="Arial Narrow" w:eastAsia="Arial Narrow" w:hAnsi="Arial Narrow" w:cs="Arial Narrow"/>
-          <w:color w:val="000000"/>
-          <w:sz w:val="22"/>
-          <w:szCs w:val="22"/>
-        </w:rPr>
-        <w:t xml:space="preserve"/>
-      </w:r>
-      <w:r>
-        <w:rPr>
-          <w:rFonts w:ascii="Arial Narrow" w:eastAsia="Arial Narrow" w:hAnsi="Arial Narrow" w:cs="Arial Narrow"/>
-          <w:color w:val="000000"/>
-          <w:sz w:val="22"/>
-          <w:szCs w:val="22"/>
-        </w:rPr>
-        <w:t xml:space="preserve"/>
-      </w:r>
-      <w:r>
-        <w:rPr>
-          <w:rFonts w:ascii="Arial Narrow" w:eastAsia="Arial Narrow" w:hAnsi="Arial Narrow" w:cs="Arial Narrow"/>
-          <w:color w:val="000000"/>
-          <w:sz w:val="22"/>
-          <w:szCs w:val="22"/>
-        </w:rPr>
-        <w:t xml:space="preserve"/>
-      </w:r>
-      <w:r>
-        <w:rPr>
-          <w:rFonts w:ascii="Arial Narrow" w:eastAsia="Arial Narrow" w:hAnsi="Arial Narrow" w:cs="Arial Narrow"/>
-          <w:color w:val="000000"/>
-          <w:sz w:val="22"/>
-          <w:szCs w:val="22"/>
-        </w:rPr>
-        <w:t xml:space="preserve"/>
-      </w:r>
-      <w:r>
-        <w:rPr>
-          <w:rFonts w:ascii="Arial Narrow" w:eastAsia="Arial Narrow" w:hAnsi="Arial Narrow" w:cs="Arial Narrow"/>
-          <w:color w:val="000000"/>
-          <w:sz w:val="22"/>
-          <w:szCs w:val="22"/>
-        </w:rPr>
-        <w:t xml:space="preserve"/>
-      </w:r>
-      <w:r>
-        <w:rPr>
-          <w:rFonts w:ascii="Arial Narrow" w:eastAsia="Arial Narrow" w:hAnsi="Arial Narrow" w:cs="Arial Narrow"/>
-          <w:color w:val="000000"/>
-          <w:sz w:val="22"/>
-          <w:szCs w:val="22"/>
-        </w:rPr>
-        <w:t/>
-      </w:r>
-      <w:r>
-        <w:rPr>
-          <w:rFonts w:ascii="Arial Narrow" w:eastAsia="Arial Narrow" w:hAnsi="Arial Narrow" w:cs="Arial Narrow"/>
-          <w:color w:val="000000"/>
-          <w:sz w:val="22"/>
-          <w:szCs w:val="22"/>
-        </w:rPr>
-        <w:t xml:space="preserve"/>
-      </w:r>
-      <w:r>
-        <w:rPr>
-          <w:rFonts w:ascii="Arial Narrow" w:eastAsia="Arial Narrow" w:hAnsi="Arial Narrow" w:cs="Arial Narrow"/>
-          <w:color w:val="000000"/>
-          <w:sz w:val="22"/>
-          <w:szCs w:val="22"/>
-        </w:rPr>
-        <w:t xml:space="preserve"/>
-      </w:r>
-      <w:r>
-        <w:rPr>
-          <w:rStyle w:val="Refdenotaalpie"/>
-          <w:rFonts w:ascii="Arial Narrow" w:eastAsia="Arial Narrow" w:hAnsi="Arial Narrow" w:cs="Arial Narrow"/>
-          <w:color w:val="000000"/>
-          <w:sz w:val="22"/>
-          <w:szCs w:val="22"/>
-          <w:vertAlign w:val="superscript"/>
-        </w:rPr>
-        <w:footnoteReference w:id="15"/>
-      </w:r>
-      <w:r>
-        <w:rPr>
-          <w:rFonts w:ascii="Arial Narrow" w:eastAsia="Arial Narrow" w:hAnsi="Arial Narrow" w:cs="Arial Narrow"/>
-          <w:color w:val="000000"/>
-          <w:sz w:val="22"/>
-          <w:szCs w:val="22"/>
-        </w:rPr>
-        <w:t/>
-      </w:r>
-    </w:p>
-    <w:p>
-      <w:pPr>
-        <w:suppressAutoHyphens/>
-        <w:spacing w:after="0" w:line="240" w:lineRule="auto"/>
         <w:jc w:val="both"/>
         <w:rPr>
           <w:rFonts w:ascii="Arial Narrow" w:eastAsia="Arial Narrow" w:hAnsi="Arial Narrow" w:cs="Arial Narrow"/>
@@ -8790,7 +8801,6 @@
           <w:sz w:val="16"/>
           <w:szCs w:val="16"/>
         </w:rPr>
-        <w:tab/>
         <w:t xml:space="preserve"/>
       </w:r>
       <w:r>
@@ -8855,25 +8865,24 @@
           <w:sz w:val="16"/>
           <w:szCs w:val="16"/>
         </w:rPr>
+        <w:t xml:space="preserve"/>
+      </w:r>
+      <w:r>
+        <w:rPr>
+          <w:rFonts w:ascii="Arial Narrow" w:eastAsia="Arial Narrow" w:hAnsi="Arial Narrow" w:cs="Arial Narrow"/>
+          <w:sz w:val="16"/>
+          <w:szCs w:val="16"/>
+        </w:rPr>
+      </w:r>
+      <w:r>
+        <w:rPr>
+          <w:rFonts w:ascii="Arial Narrow" w:eastAsia="Arial Narrow" w:hAnsi="Arial Narrow" w:cs="Arial Narrow"/>
+          <w:b/>
+          <w:bCs/>
+          <w:sz w:val="16"/>
+          <w:szCs w:val="16"/>
+        </w:rPr>
         <w:tab/>
-        <w:t xml:space="preserve"/>
-      </w:r>
-      <w:r>
-        <w:rPr>
-          <w:rFonts w:ascii="Arial Narrow" w:eastAsia="Arial Narrow" w:hAnsi="Arial Narrow" w:cs="Arial Narrow"/>
-          <w:sz w:val="16"/>
-          <w:szCs w:val="16"/>
-        </w:rPr>
-        <w:tab/>
-      </w:r>
-      <w:r>
-        <w:rPr>
-          <w:rFonts w:ascii="Arial Narrow" w:eastAsia="Arial Narrow" w:hAnsi="Arial Narrow" w:cs="Arial Narrow"/>
-          <w:b/>
-          <w:bCs/>
-          <w:sz w:val="16"/>
-          <w:szCs w:val="16"/>
-        </w:rPr>
         <w:t>LEY 29571, CÓDIGO DE PROTECCIÓN Y DEFENSA DEL CONSUMIDOR, publicado el 2 de setiembre de 2010 y modificado por Decreto Legislativo 1308</w:t>
       </w:r>
     </w:p>
@@ -9090,25 +9099,24 @@
           <w:sz w:val="16"/>
           <w:szCs w:val="16"/>
         </w:rPr>
+        <w:t xml:space="preserve"/>
+      </w:r>
+      <w:r>
+        <w:rPr>
+          <w:rFonts w:ascii="Arial Narrow" w:eastAsia="Arial Narrow" w:hAnsi="Arial Narrow" w:cs="Arial Narrow"/>
+          <w:sz w:val="16"/>
+          <w:szCs w:val="16"/>
+        </w:rPr>
+      </w:r>
+      <w:r>
+        <w:rPr>
+          <w:rFonts w:ascii="Arial Narrow" w:eastAsia="Arial Narrow" w:hAnsi="Arial Narrow" w:cs="Arial Narrow"/>
+          <w:b/>
+          <w:bCs/>
+          <w:sz w:val="16"/>
+          <w:szCs w:val="16"/>
+        </w:rPr>
         <w:tab/>
-        <w:t xml:space="preserve"/>
-      </w:r>
-      <w:r>
-        <w:rPr>
-          <w:rFonts w:ascii="Arial Narrow" w:eastAsia="Arial Narrow" w:hAnsi="Arial Narrow" w:cs="Arial Narrow"/>
-          <w:sz w:val="16"/>
-          <w:szCs w:val="16"/>
-        </w:rPr>
-        <w:tab/>
-      </w:r>
-      <w:r>
-        <w:rPr>
-          <w:rFonts w:ascii="Arial Narrow" w:eastAsia="Arial Narrow" w:hAnsi="Arial Narrow" w:cs="Arial Narrow"/>
-          <w:b/>
-          <w:bCs/>
-          <w:sz w:val="16"/>
-          <w:szCs w:val="16"/>
-        </w:rPr>
         <w:t>LEY 29571, CÓDIGO DE PROTECCIÓN Y DEFENSA DEL CONSUMIDOR, publicado el 2 de setiembre de 2010 y modificado por Decreto Legislativo 1308</w:t>
       </w:r>
     </w:p>
@@ -9269,25 +9277,24 @@
           <w:sz w:val="16"/>
           <w:szCs w:val="16"/>
         </w:rPr>
+        <w:t xml:space="preserve"/>
+      </w:r>
+      <w:r>
+        <w:rPr>
+          <w:rFonts w:ascii="Arial Narrow" w:eastAsia="Arial Narrow" w:hAnsi="Arial Narrow" w:cs="Arial Narrow"/>
+          <w:sz w:val="16"/>
+          <w:szCs w:val="16"/>
+        </w:rPr>
+      </w:r>
+      <w:r>
+        <w:rPr>
+          <w:rFonts w:ascii="Arial Narrow" w:eastAsia="Arial Narrow" w:hAnsi="Arial Narrow" w:cs="Arial Narrow"/>
+          <w:b/>
+          <w:bCs/>
+          <w:sz w:val="16"/>
+          <w:szCs w:val="16"/>
+        </w:rPr>
         <w:tab/>
-        <w:t xml:space="preserve"/>
-      </w:r>
-      <w:r>
-        <w:rPr>
-          <w:rFonts w:ascii="Arial Narrow" w:eastAsia="Arial Narrow" w:hAnsi="Arial Narrow" w:cs="Arial Narrow"/>
-          <w:sz w:val="16"/>
-          <w:szCs w:val="16"/>
-        </w:rPr>
-        <w:tab/>
-      </w:r>
-      <w:r>
-        <w:rPr>
-          <w:rFonts w:ascii="Arial Narrow" w:eastAsia="Arial Narrow" w:hAnsi="Arial Narrow" w:cs="Arial Narrow"/>
-          <w:b/>
-          <w:bCs/>
-          <w:sz w:val="16"/>
-          <w:szCs w:val="16"/>
-        </w:rPr>
         <w:t>LEY 29571, CÓDIGO DE PROTECCIÓN Y DEFENSA DEL CONSUMIDOR, publicado el 2 de setiembre de 2010 y modificado por Decreto Legislativo 1308</w:t>
       </w:r>
     </w:p>
@@ -9426,25 +9433,24 @@
           <w:sz w:val="16"/>
           <w:szCs w:val="16"/>
         </w:rPr>
+        <w:t xml:space="preserve"/>
+      </w:r>
+      <w:r>
+        <w:rPr>
+          <w:rFonts w:ascii="Arial Narrow" w:eastAsia="Arial Narrow" w:hAnsi="Arial Narrow" w:cs="Arial Narrow"/>
+          <w:sz w:val="16"/>
+          <w:szCs w:val="16"/>
+        </w:rPr>
+      </w:r>
+      <w:r>
+        <w:rPr>
+          <w:rFonts w:ascii="Arial Narrow" w:eastAsia="Arial Narrow" w:hAnsi="Arial Narrow" w:cs="Arial Narrow"/>
+          <w:b/>
+          <w:bCs/>
+          <w:sz w:val="16"/>
+          <w:szCs w:val="16"/>
+        </w:rPr>
         <w:tab/>
-        <w:t xml:space="preserve"/>
-      </w:r>
-      <w:r>
-        <w:rPr>
-          <w:rFonts w:ascii="Arial Narrow" w:eastAsia="Arial Narrow" w:hAnsi="Arial Narrow" w:cs="Arial Narrow"/>
-          <w:sz w:val="16"/>
-          <w:szCs w:val="16"/>
-        </w:rPr>
-        <w:tab/>
-      </w:r>
-      <w:r>
-        <w:rPr>
-          <w:rFonts w:ascii="Arial Narrow" w:eastAsia="Arial Narrow" w:hAnsi="Arial Narrow" w:cs="Arial Narrow"/>
-          <w:b/>
-          <w:bCs/>
-          <w:sz w:val="16"/>
-          <w:szCs w:val="16"/>
-        </w:rPr>
         <w:t>LEY 29571, CÓDIGO DE PROTECCIÓN Y DEFENSA DEL CONSUMIDOR, publicado el 2 de setiembre de 2010 y modificado por Decreto Legislativo 1308</w:t>
       </w:r>
     </w:p>
@@ -9543,7 +9549,6 @@
           <w:sz w:val="16"/>
           <w:szCs w:val="16"/>
         </w:rPr>
-        <w:tab/>
         <w:t xml:space="preserve"/>
       </w:r>
       <w:r>
@@ -9688,7 +9693,6 @@
           <w:sz w:val="16"/>
           <w:szCs w:val="16"/>
         </w:rPr>
-        <w:tab/>
         <w:t xml:space="preserve"/>
       </w:r>
       <w:r>
@@ -9767,7 +9771,6 @@
           <w:sz w:val="16"/>
           <w:szCs w:val="16"/>
         </w:rPr>
-        <w:tab/>
         <w:t xml:space="preserve"/>
       </w:r>
       <w:r>
@@ -10158,7 +10161,6 @@
           <w:sz w:val="16"/>
           <w:szCs w:val="16"/>
         </w:rPr>
-        <w:tab/>
         <w:t xml:space="preserve"/>
       </w:r>
       <w:r>
@@ -10345,7 +10347,6 @@
           <w:sz w:val="16"/>
           <w:szCs w:val="16"/>
         </w:rPr>
-        <w:tab/>
         <w:t xml:space="preserve"/>
       </w:r>
       <w:r>
@@ -11056,7 +11057,6 @@
           <w:sz w:val="16"/>
           <w:szCs w:val="16"/>
         </w:rPr>
-        <w:tab/>
         <w:t xml:space="preserve"/>
       </w:r>
       <w:r>
@@ -11224,7 +11224,6 @@
           <w:sz w:val="16"/>
           <w:szCs w:val="16"/>
         </w:rPr>
-        <w:tab/>
         <w:t xml:space="preserve"/>
       </w:r>
       <w:r>
@@ -11319,7 +11318,6 @@
           <w:sz w:val="16"/>
           <w:szCs w:val="16"/>
         </w:rPr>
-        <w:tab/>
         <w:t xml:space="preserve"/>
       </w:r>
       <w:r>

--- a/plantillas_maestras/02_seguro_vida/anulacion_indebida/2_ddos_banco_y_aseguradora/varon/TPL_2263_2026_SEGURO_VIDA_ANULACION_INDEBIDA_BANCO_VARON_R2.docx
+++ b/plantillas_maestras/02_seguro_vida/anulacion_indebida/2_ddos_banco_y_aseguradora/varon/TPL_2263_2026_SEGURO_VIDA_ANULACION_INDEBIDA_BANCO_VARON_R2.docx
@@ -3840,7 +3840,7 @@
           <w:sz w:val="22"/>
           <w:szCs w:val="22"/>
         </w:rPr>
-        <w:t>que el hecho denunciado</w:t>
+        <w:t xml:space="preserve">que el hecho denunciado</w:t>
       </w:r>
       <w:r>
         <w:rPr>
@@ -3862,7 +3862,7 @@
           <w:lang w:val="es-ES" w:eastAsia="es-ES"/>
           <w14:ligatures w14:val="none"/>
         </w:rPr>
-        <w:t>Pacifico Compañia de Seguros y Reaseguros S.A. no habría cumplido con emitir una respuesta al Reclamo C-00011/2026 presentado por el denunciante</w:t>
+        <w:t xml:space="preserve">Pacifico Compañia de Seguros y Reaseguros S.A. no habría cumplido con emitir una respuesta al Reclamo C-00011/2026 presentado por el denunciante</w:t>
       </w:r>
       <w:r>
         <w:rPr>
@@ -3873,7 +3873,7 @@
           <w:lang w:eastAsia="es-PE"/>
           <w14:ligatures w14:val="none"/>
         </w:rPr>
-        <w:t>. Por consiguiente, corresponde calificar el hecho materia de denuncia como una presunta infracción al</w:t>
+        <w:t xml:space="preserve">; involucraría una presunta afectación a su derecho de recibir respuestas adecuadas a los reclamos formulados. Por consiguiente, corresponde calificar el hecho materia de denuncia como una presunta infracción al</w:t>
       </w:r>
       <w:r>
         <w:rPr>
@@ -3905,7 +3905,7 @@
           <w:sz w:val="22"/>
           <w:szCs w:val="22"/>
         </w:rPr>
-        <w:t>.</w:t>
+        <w:t xml:space="preserve">.</w:t>
       </w:r>
     </w:p>
     <w:p>
@@ -3970,7 +3970,7 @@
           <w:sz w:val="22"/>
           <w:szCs w:val="22"/>
         </w:rPr>
-        <w:t>que el hecho denunciado</w:t>
+        <w:t xml:space="preserve">que el hecho denunciado</w:t>
       </w:r>
       <w:r>
         <w:rPr>
@@ -3992,7 +3992,7 @@
           <w:lang w:val="es-ES" w:eastAsia="es-ES"/>
           <w14:ligatures w14:val="none"/>
         </w:rPr>
-        <w:t>Corredores de Seguros Falabella S.A.C. y Falabella Servicios Generales S.A.C. habrían brindado una respuesta inadecuada al Reclamo PE-RE-0591635 presentado por el denunciante.</w:t>
+        <w:t xml:space="preserve">Corredores de Seguros Falabella S.A.C. y Falabella Servicios Generales S.A.C. habrían brindado una respuesta inadecuada al Reclamo PE-RE-0591635 presentado por el denunciante; involucraría una presunta afectación a su derecho de recibir respuestas adecuadas a los reclamos formulados.</w:t>
       </w:r>
       <w:r>
         <w:rPr>
@@ -7014,7 +7014,7 @@
           <w:sz w:val="22"/>
           <w:szCs w:val="22"/>
         </w:rPr>
-        <w:t xml:space="preserve">correr traslado de la presente resolución a Corredores de Seguros Falabella S.A.C., Falabella Servicios Generales S.A.C., Banco Falabella Perú S.A. y Pacifico Compañia de Seguros y Reaseguros S.A. para que, de conformidad con lo dispuesto por el artículo 26 de la Ley sobre Facultades, Normas y Organización del Indecopi, aprobada por Decreto Legislativo 807</w:t>
+        <w:t xml:space="preserve">correr traslado de la denuncia del 18 de junio de 2026, complementado mediante escrito del 27 de junio de 2026 y subsanado mediante escrito del 10 de julio de 2026 a Corredores de Seguros Falabella S.A.C., Falabella Servicios Generales S.A.C., Banco Falabella Perú S.A. y Pacifico Compañia de Seguros y Reaseguros S.A. para que, de conformidad con lo dispuesto por el artículo 26 de la Ley sobre Facultades, Normas y Organización del Indecopi, aprobada por Decreto Legislativo 807</w:t>
       </w:r>
       <w:r>
         <w:rPr>
